--- a/linear-algebra-rank-nullity.docx
+++ b/linear-algebra-rank-nullity.docx
@@ -15,7 +15,7 @@
         <w:pStyle w:val="Date"/>
       </w:pPr>
       <w:r>
-        <w:t xml:space="preserve">Last modified: 2026-10-10 10:38:55 (PDT)</w:t>
+        <w:t xml:space="preserve">Last modified: 2026-10-10 11:17:20 (PDT)</w:t>
       </w:r>
     </w:p>
     <w:bookmarkStart w:id="30" w:name="sec-column-null-space"/>

--- a/linear-algebra-rank-nullity.docx
+++ b/linear-algebra-rank-nullity.docx
@@ -15,7 +15,7 @@
         <w:pStyle w:val="Date"/>
       </w:pPr>
       <w:r>
-        <w:t xml:space="preserve">Last modified: 2026-10-10 11:17:20 (PDT)</w:t>
+        <w:t xml:space="preserve">Last modified: 2026-10-10 18:57:52 (PDT)</w:t>
       </w:r>
     </w:p>
     <w:bookmarkStart w:id="30" w:name="sec-column-null-space"/>

--- a/linear-algebra-rank-nullity.docx
+++ b/linear-algebra-rank-nullity.docx
@@ -15,7 +15,7 @@
         <w:pStyle w:val="Date"/>
       </w:pPr>
       <w:r>
-        <w:t xml:space="preserve">Last modified: 2026-10-10 18:57:52 (PDT)</w:t>
+        <w:t xml:space="preserve">Last modified: 2026-10-10 19:44:14 (PDT)</w:t>
       </w:r>
     </w:p>
     <w:bookmarkStart w:id="30" w:name="sec-column-null-space"/>
@@ -30539,7 +30539,21 @@
                   <m:nor/>
                   <m:sty m:val="p"/>
                 </m:rPr>
-                <m:t>(@thm-add-ident)</m:t>
+                <m:t>(</m:t>
+              </m:r>
+              <m:r>
+                <m:rPr>
+                  <m:nor/>
+                  <m:sty m:val="p"/>
+                </m:rPr>
+                <m:t>Theorem 4 in Convexity, Infimum and Sums</m:t>
+              </m:r>
+              <m:r>
+                <m:rPr>
+                  <m:nor/>
+                  <m:sty m:val="p"/>
+                </m:rPr>
+                <m:t>)</m:t>
               </m:r>
             </m:e>
           </m:eqArr>

--- a/linear-algebra-rank-nullity.docx
+++ b/linear-algebra-rank-nullity.docx
@@ -15,7 +15,7 @@
         <w:pStyle w:val="Date"/>
       </w:pPr>
       <w:r>
-        <w:t xml:space="preserve">Last modified: 2026-10-10 19:44:14 (PDT)</w:t>
+        <w:t xml:space="preserve">Last modified: 2026-10-11 00:33:48 (PDT)</w:t>
       </w:r>
     </w:p>
     <w:bookmarkStart w:id="30" w:name="sec-column-null-space"/>

--- a/linear-algebra-rank-nullity.docx
+++ b/linear-algebra-rank-nullity.docx
@@ -15,7 +15,7 @@
         <w:pStyle w:val="Date"/>
       </w:pPr>
       <w:r>
-        <w:t xml:space="preserve">Last modified: 2026-10-11 00:33:48 (PDT)</w:t>
+        <w:t xml:space="preserve">Last modified: 2026-10-11 01:21:14 (PDT)</w:t>
       </w:r>
     </w:p>
     <w:bookmarkStart w:id="30" w:name="sec-column-null-space"/>

--- a/linear-algebra-rank-nullity.docx
+++ b/linear-algebra-rank-nullity.docx
@@ -15,7 +15,7 @@
         <w:pStyle w:val="Date"/>
       </w:pPr>
       <w:r>
-        <w:t xml:space="preserve">Last modified: 2026-10-11 01:21:14 (PDT)</w:t>
+        <w:t xml:space="preserve">Last modified: 2026-10-12 01:27:56 (PDT)</w:t>
       </w:r>
     </w:p>
     <w:bookmarkStart w:id="30" w:name="sec-column-null-space"/>

--- a/linear-algebra-rank-nullity.docx
+++ b/linear-algebra-rank-nullity.docx
@@ -15,7 +15,7 @@
         <w:pStyle w:val="Date"/>
       </w:pPr>
       <w:r>
-        <w:t xml:space="preserve">Last modified: 2026-10-12 01:27:56 (PDT)</w:t>
+        <w:t xml:space="preserve">Last modified: 2026-10-12 19:40:12 (PDT)</w:t>
       </w:r>
     </w:p>
     <w:bookmarkStart w:id="30" w:name="sec-column-null-space"/>

--- a/linear-algebra-rank-nullity.docx
+++ b/linear-algebra-rank-nullity.docx
@@ -15,7 +15,7 @@
         <w:pStyle w:val="Date"/>
       </w:pPr>
       <w:r>
-        <w:t xml:space="preserve">Last modified: 2026-10-12 19:40:12 (PDT)</w:t>
+        <w:t xml:space="preserve">Last modified: 2026-10-12 20:31:51 (PDT)</w:t>
       </w:r>
     </w:p>
     <w:bookmarkStart w:id="30" w:name="sec-column-null-space"/>

--- a/linear-algebra-rank-nullity.docx
+++ b/linear-algebra-rank-nullity.docx
@@ -15,7 +15,7 @@
         <w:pStyle w:val="Date"/>
       </w:pPr>
       <w:r>
-        <w:t xml:space="preserve">Last modified: 2026-10-12 20:31:51 (PDT)</w:t>
+        <w:t xml:space="preserve">Last modified: 2026-10-12 21:21:07 (PDT)</w:t>
       </w:r>
     </w:p>
     <w:bookmarkStart w:id="30" w:name="sec-column-null-space"/>

--- a/linear-algebra-rank-nullity.docx
+++ b/linear-algebra-rank-nullity.docx
@@ -15,10 +15,10 @@
         <w:pStyle w:val="Date"/>
       </w:pPr>
       <w:r>
-        <w:t xml:space="preserve">Last modified: 2026-10-12 21:21:07 (PDT)</w:t>
+        <w:t xml:space="preserve">Last modified: 2026-10-12 22:07:53 (PDT)</w:t>
       </w:r>
     </w:p>
-    <w:bookmarkStart w:id="30" w:name="sec-column-null-space"/>
+    <w:bookmarkStart w:id="38" w:name="sec-column-null-space"/>
     <w:p>
       <w:pPr>
         <w:pStyle w:val="Heading2"/>
@@ -8788,7 +8788,7 @@
       </w:r>
     </w:p>
     <w:bookmarkEnd w:id="25"/>
-    <w:bookmarkStart w:id="26" w:name="def-gram-matrix"/>
+    <w:bookmarkStart w:id="26" w:name="def-cross-product-matrix"/>
     <w:p>
       <w:pPr>
         <w:pStyle w:val="BodyText"/>
@@ -8798,7 +8798,1305 @@
           <w:b/>
           <w:bCs/>
         </w:rPr>
-        <w:t xml:space="preserve">Definition 3 (Gram matrix)</w:t>
+        <w:t xml:space="preserve">Definition 3 (Cross-product matrix)</w:t>
+      </w:r>
+      <w:r>
+        <w:t xml:space="preserve"> </w:t>
+      </w:r>
+      <w:r>
+        <w:t xml:space="preserve">Let</w:t>
+      </w:r>
+      <w:r>
+        <w:t xml:space="preserve"> </w:t>
+      </w:r>
+      <m:oMath>
+        <m:r>
+          <m:rPr>
+            <m:sty m:val="bi"/>
+          </m:rPr>
+          <m:t>A</m:t>
+        </m:r>
+      </m:oMath>
+      <w:r>
+        <w:t xml:space="preserve"> </w:t>
+      </w:r>
+      <w:r>
+        <w:t xml:space="preserve">be an</w:t>
+      </w:r>
+      <w:r>
+        <w:t xml:space="preserve"> </w:t>
+      </w:r>
+      <m:oMath>
+        <m:r>
+          <m:t>m</m:t>
+        </m:r>
+        <m:r>
+          <m:rPr>
+            <m:sty m:val="p"/>
+          </m:rPr>
+          <m:t>×</m:t>
+        </m:r>
+        <m:r>
+          <m:t>n</m:t>
+        </m:r>
+      </m:oMath>
+      <w:r>
+        <w:t xml:space="preserve"> </w:t>
+      </w:r>
+      <w:r>
+        <w:t xml:space="preserve">matrix with columns</w:t>
+      </w:r>
+      <w:r>
+        <w:t xml:space="preserve"> </w:t>
+      </w:r>
+      <m:oMath>
+        <m:sSub>
+          <m:e>
+            <m:acc>
+              <m:accPr>
+                <m:chr m:val="̃"/>
+              </m:accPr>
+              <m:e>
+                <m:r>
+                  <m:t>a</m:t>
+                </m:r>
+              </m:e>
+            </m:acc>
+          </m:e>
+          <m:sub>
+            <m:r>
+              <m:t>1</m:t>
+            </m:r>
+          </m:sub>
+        </m:sSub>
+        <m:r>
+          <m:rPr>
+            <m:sty m:val="p"/>
+          </m:rPr>
+          <m:t>,</m:t>
+        </m:r>
+        <m:r>
+          <m:rPr>
+            <m:sty m:val="p"/>
+          </m:rPr>
+          <m:t>…</m:t>
+        </m:r>
+        <m:r>
+          <m:rPr>
+            <m:sty m:val="p"/>
+          </m:rPr>
+          <m:t>,</m:t>
+        </m:r>
+        <m:sSub>
+          <m:e>
+            <m:acc>
+              <m:accPr>
+                <m:chr m:val="̃"/>
+              </m:accPr>
+              <m:e>
+                <m:r>
+                  <m:t>a</m:t>
+                </m:r>
+              </m:e>
+            </m:acc>
+          </m:e>
+          <m:sub>
+            <m:r>
+              <m:t>n</m:t>
+            </m:r>
+          </m:sub>
+        </m:sSub>
+      </m:oMath>
+      <w:r>
+        <w:t xml:space="preserve"> </w:t>
+      </w:r>
+      <w:r>
+        <w:t xml:space="preserve">and</w:t>
+      </w:r>
+      <w:r>
+        <w:t xml:space="preserve"> </w:t>
+      </w:r>
+      <m:oMath>
+        <m:r>
+          <m:rPr>
+            <m:sty m:val="bi"/>
+          </m:rPr>
+          <m:t>B</m:t>
+        </m:r>
+      </m:oMath>
+      <w:r>
+        <w:t xml:space="preserve"> </w:t>
+      </w:r>
+      <w:r>
+        <w:t xml:space="preserve">an</w:t>
+      </w:r>
+      <w:r>
+        <w:t xml:space="preserve"> </w:t>
+      </w:r>
+      <m:oMath>
+        <m:r>
+          <m:t>m</m:t>
+        </m:r>
+        <m:r>
+          <m:rPr>
+            <m:sty m:val="p"/>
+          </m:rPr>
+          <m:t>×</m:t>
+        </m:r>
+        <m:r>
+          <m:t>q</m:t>
+        </m:r>
+      </m:oMath>
+      <w:r>
+        <w:t xml:space="preserve"> </w:t>
+      </w:r>
+      <w:r>
+        <w:t xml:space="preserve">matrix with columns</w:t>
+      </w:r>
+      <w:r>
+        <w:t xml:space="preserve"> </w:t>
+      </w:r>
+      <m:oMath>
+        <m:sSub>
+          <m:e>
+            <m:acc>
+              <m:accPr>
+                <m:chr m:val="̃"/>
+              </m:accPr>
+              <m:e>
+                <m:r>
+                  <m:t>b</m:t>
+                </m:r>
+              </m:e>
+            </m:acc>
+          </m:e>
+          <m:sub>
+            <m:r>
+              <m:t>1</m:t>
+            </m:r>
+          </m:sub>
+        </m:sSub>
+        <m:r>
+          <m:rPr>
+            <m:sty m:val="p"/>
+          </m:rPr>
+          <m:t>,</m:t>
+        </m:r>
+        <m:r>
+          <m:rPr>
+            <m:sty m:val="p"/>
+          </m:rPr>
+          <m:t>…</m:t>
+        </m:r>
+        <m:r>
+          <m:rPr>
+            <m:sty m:val="p"/>
+          </m:rPr>
+          <m:t>,</m:t>
+        </m:r>
+        <m:sSub>
+          <m:e>
+            <m:acc>
+              <m:accPr>
+                <m:chr m:val="̃"/>
+              </m:accPr>
+              <m:e>
+                <m:r>
+                  <m:t>b</m:t>
+                </m:r>
+              </m:e>
+            </m:acc>
+          </m:e>
+          <m:sub>
+            <m:r>
+              <m:t>q</m:t>
+            </m:r>
+          </m:sub>
+        </m:sSub>
+      </m:oMath>
+      <w:r>
+        <w:t xml:space="preserve">.</w:t>
+      </w:r>
+      <w:r>
+        <w:t xml:space="preserve"> </w:t>
+      </w:r>
+      <w:r>
+        <w:t xml:space="preserve">The</w:t>
+      </w:r>
+      <w:r>
+        <w:t xml:space="preserve"> </w:t>
+      </w:r>
+      <w:r>
+        <w:rPr>
+          <w:b/>
+          <w:bCs/>
+        </w:rPr>
+        <w:t xml:space="preserve">cross-product matrix</w:t>
+      </w:r>
+      <w:r>
+        <w:t xml:space="preserve"> </w:t>
+      </w:r>
+      <w:r>
+        <w:t xml:space="preserve">of</w:t>
+      </w:r>
+      <w:r>
+        <w:t xml:space="preserve"> </w:t>
+      </w:r>
+      <m:oMath>
+        <m:r>
+          <m:rPr>
+            <m:sty m:val="bi"/>
+          </m:rPr>
+          <m:t>A</m:t>
+        </m:r>
+      </m:oMath>
+      <w:r>
+        <w:t xml:space="preserve"> </w:t>
+      </w:r>
+      <w:r>
+        <w:t xml:space="preserve">and</w:t>
+      </w:r>
+      <w:r>
+        <w:t xml:space="preserve"> </w:t>
+      </w:r>
+      <m:oMath>
+        <m:r>
+          <m:rPr>
+            <m:sty m:val="bi"/>
+          </m:rPr>
+          <m:t>B</m:t>
+        </m:r>
+      </m:oMath>
+      <w:r>
+        <w:t xml:space="preserve"> </w:t>
+      </w:r>
+      <w:r>
+        <w:t xml:space="preserve">is the</w:t>
+      </w:r>
+      <w:r>
+        <w:t xml:space="preserve"> </w:t>
+      </w:r>
+      <m:oMath>
+        <m:r>
+          <m:t>n</m:t>
+        </m:r>
+        <m:r>
+          <m:rPr>
+            <m:sty m:val="p"/>
+          </m:rPr>
+          <m:t>×</m:t>
+        </m:r>
+        <m:r>
+          <m:t>q</m:t>
+        </m:r>
+      </m:oMath>
+      <w:r>
+        <w:t xml:space="preserve"> </w:t>
+      </w:r>
+      <w:r>
+        <w:t xml:space="preserve">matrix</w:t>
+      </w:r>
+      <w:r>
+        <w:t xml:space="preserve"> </w:t>
+      </w:r>
+      <m:oMath>
+        <m:sSup>
+          <m:e>
+            <m:r>
+              <m:rPr>
+                <m:sty m:val="bi"/>
+              </m:rPr>
+              <m:t>A</m:t>
+            </m:r>
+          </m:e>
+          <m:sup>
+            <m:r>
+              <m:rPr>
+                <m:sty m:val="p"/>
+              </m:rPr>
+              <m:t>⊤</m:t>
+            </m:r>
+          </m:sup>
+        </m:sSup>
+        <m:r>
+          <m:rPr>
+            <m:sty m:val="bi"/>
+          </m:rPr>
+          <m:t>B</m:t>
+        </m:r>
+      </m:oMath>
+      <w:r>
+        <w:t xml:space="preserve">,</w:t>
+      </w:r>
+      <w:r>
+        <w:t xml:space="preserve"> </w:t>
+      </w:r>
+      <w:r>
+        <w:t xml:space="preserve">whose entry</w:t>
+      </w:r>
+      <w:r>
+        <w:t xml:space="preserve"> </w:t>
+      </w:r>
+      <m:oMath>
+        <m:r>
+          <m:rPr>
+            <m:sty m:val="p"/>
+          </m:rPr>
+          <m:t>(</m:t>
+        </m:r>
+        <m:r>
+          <m:t>i</m:t>
+        </m:r>
+        <m:r>
+          <m:rPr>
+            <m:sty m:val="p"/>
+          </m:rPr>
+          <m:t>,</m:t>
+        </m:r>
+        <m:r>
+          <m:t>j</m:t>
+        </m:r>
+        <m:r>
+          <m:rPr>
+            <m:sty m:val="p"/>
+          </m:rPr>
+          <m:t>)</m:t>
+        </m:r>
+      </m:oMath>
+      <w:r>
+        <w:t xml:space="preserve"> </w:t>
+      </w:r>
+      <w:r>
+        <w:t xml:space="preserve">is the dot product</w:t>
+      </w:r>
+      <w:r>
+        <w:t xml:space="preserve"> </w:t>
+      </w:r>
+      <m:oMath>
+        <m:sSub>
+          <m:e>
+            <m:acc>
+              <m:accPr>
+                <m:chr m:val="̃"/>
+              </m:accPr>
+              <m:e>
+                <m:r>
+                  <m:t>a</m:t>
+                </m:r>
+              </m:e>
+            </m:acc>
+          </m:e>
+          <m:sub>
+            <m:r>
+              <m:t>i</m:t>
+            </m:r>
+          </m:sub>
+        </m:sSub>
+        <m:r>
+          <m:rPr>
+            <m:sty m:val="p"/>
+          </m:rPr>
+          <m:t>⋅</m:t>
+        </m:r>
+        <m:sSub>
+          <m:e>
+            <m:acc>
+              <m:accPr>
+                <m:chr m:val="̃"/>
+              </m:accPr>
+              <m:e>
+                <m:r>
+                  <m:t>b</m:t>
+                </m:r>
+              </m:e>
+            </m:acc>
+          </m:e>
+          <m:sub>
+            <m:r>
+              <m:t>j</m:t>
+            </m:r>
+          </m:sub>
+        </m:sSub>
+      </m:oMath>
+      <w:r>
+        <w:t xml:space="preserve">.</w:t>
+      </w:r>
+    </w:p>
+    <w:bookmarkEnd w:id="26"/>
+    <w:p>
+      <w:pPr>
+        <w:pStyle w:val="BodyText"/>
+      </w:pPr>
+      <w:r>
+        <w:t xml:space="preserve">This is what R’s</w:t>
+      </w:r>
+      <w:r>
+        <w:t xml:space="preserve"> </w:t>
+      </w:r>
+      <w:r>
+        <w:rPr>
+          <w:rStyle w:val="VerbatimChar"/>
+        </w:rPr>
+        <w:t xml:space="preserve">crossprod(A, B)</w:t>
+      </w:r>
+      <w:r>
+        <w:t xml:space="preserve"> </w:t>
+      </w:r>
+      <w:r>
+        <w:t xml:space="preserve">computes, and</w:t>
+      </w:r>
+      <w:r>
+        <w:t xml:space="preserve"> </w:t>
+      </w:r>
+      <w:r>
+        <w:rPr>
+          <w:rStyle w:val="VerbatimChar"/>
+        </w:rPr>
+        <w:t xml:space="preserve">crossprod(A)</w:t>
+      </w:r>
+      <w:r>
+        <w:t xml:space="preserve"> </w:t>
+      </w:r>
+      <w:r>
+        <w:t xml:space="preserve">is</w:t>
+      </w:r>
+      <w:r>
+        <w:t xml:space="preserve"> </w:t>
+      </w:r>
+      <m:oMath>
+        <m:sSup>
+          <m:e>
+            <m:r>
+              <m:rPr>
+                <m:sty m:val="bi"/>
+              </m:rPr>
+              <m:t>A</m:t>
+            </m:r>
+          </m:e>
+          <m:sup>
+            <m:r>
+              <m:rPr>
+                <m:sty m:val="p"/>
+              </m:rPr>
+              <m:t>⊤</m:t>
+            </m:r>
+          </m:sup>
+        </m:sSup>
+        <m:r>
+          <m:rPr>
+            <m:sty m:val="bi"/>
+          </m:rPr>
+          <m:t>A</m:t>
+        </m:r>
+      </m:oMath>
+      <w:r>
+        <w:t xml:space="preserve">.</w:t>
+      </w:r>
+      <w:r>
+        <w:t xml:space="preserve"> </w:t>
+      </w:r>
+      <w:r>
+        <w:t xml:space="preserve">In NumPy it has no name of its own: write</w:t>
+      </w:r>
+      <w:r>
+        <w:t xml:space="preserve"> </w:t>
+      </w:r>
+      <w:r>
+        <w:rPr>
+          <w:rStyle w:val="VerbatimChar"/>
+        </w:rPr>
+        <w:t xml:space="preserve">A.T @ B</w:t>
+      </w:r>
+      <w:r>
+        <w:t xml:space="preserve">.</w:t>
+      </w:r>
+    </w:p>
+    <w:p>
+      <w:pPr>
+        <w:pStyle w:val="BodyText"/>
+      </w:pPr>
+      <w:r>
+        <w:t xml:space="preserve">For two column vectors it is the</w:t>
+      </w:r>
+      <w:r>
+        <w:t xml:space="preserve"> </w:t>
+      </w:r>
+      <m:oMath>
+        <m:r>
+          <m:t>1</m:t>
+        </m:r>
+        <m:r>
+          <m:rPr>
+            <m:sty m:val="p"/>
+          </m:rPr>
+          <m:t>×</m:t>
+        </m:r>
+        <m:r>
+          <m:t>1</m:t>
+        </m:r>
+      </m:oMath>
+      <w:r>
+        <w:t xml:space="preserve"> </w:t>
+      </w:r>
+      <w:r>
+        <w:t xml:space="preserve">matrix holding their</w:t>
+      </w:r>
+      <w:r>
+        <w:t xml:space="preserve"> </w:t>
+      </w:r>
+      <w:hyperlink r:id="rId27">
+        <w:r>
+          <w:rPr>
+            <w:rStyle w:val="Hyperlink"/>
+          </w:rPr>
+          <w:t xml:space="preserve">dot product</w:t>
+        </w:r>
+      </w:hyperlink>
+      <w:r>
+        <w:t xml:space="preserve">.</w:t>
+      </w:r>
+      <w:r>
+        <w:t xml:space="preserve"> </w:t>
+      </w:r>
+      <w:r>
+        <w:t xml:space="preserve">It is unrelated to the cross product</w:t>
+      </w:r>
+      <w:r>
+        <w:t xml:space="preserve"> </w:t>
+      </w:r>
+      <m:oMath>
+        <m:acc>
+          <m:accPr>
+            <m:chr m:val="̃"/>
+          </m:accPr>
+          <m:e>
+            <m:r>
+              <m:t>u</m:t>
+            </m:r>
+          </m:e>
+        </m:acc>
+        <m:r>
+          <m:rPr>
+            <m:sty m:val="p"/>
+          </m:rPr>
+          <m:t>×</m:t>
+        </m:r>
+        <m:acc>
+          <m:accPr>
+            <m:chr m:val="̃"/>
+          </m:accPr>
+          <m:e>
+            <m:r>
+              <m:t>v</m:t>
+            </m:r>
+          </m:e>
+        </m:acc>
+      </m:oMath>
+      <w:r>
+        <w:t xml:space="preserve"> </w:t>
+      </w:r>
+      <w:r>
+        <w:t xml:space="preserve">of two vectors in</w:t>
+      </w:r>
+      <w:r>
+        <w:t xml:space="preserve"> </w:t>
+      </w:r>
+      <m:oMath>
+        <m:sSup>
+          <m:e>
+            <m:r>
+              <m:rPr>
+                <m:scr m:val="double-struck"/>
+                <m:sty m:val="p"/>
+              </m:rPr>
+              <m:t>R</m:t>
+            </m:r>
+          </m:e>
+          <m:sup>
+            <m:r>
+              <m:t>3</m:t>
+            </m:r>
+          </m:sup>
+        </m:sSup>
+      </m:oMath>
+      <w:r>
+        <w:t xml:space="preserve">,</w:t>
+      </w:r>
+      <w:r>
+        <w:t xml:space="preserve"> </w:t>
+      </w:r>
+      <w:r>
+        <w:t xml:space="preserve">and differs from the Frobenius inner product</w:t>
+      </w:r>
+      <w:r>
+        <w:t xml:space="preserve"> </w:t>
+      </w:r>
+      <m:oMath>
+        <m:r>
+          <m:rPr>
+            <m:sty m:val="p"/>
+          </m:rPr>
+          <m:t>tr</m:t>
+        </m:r>
+        <m:r>
+          <m:t>​</m:t>
+        </m:r>
+        <m:d>
+          <m:dPr>
+            <m:begChr m:val="("/>
+            <m:sepChr m:val=""/>
+            <m:endChr m:val=")"/>
+            <m:grow/>
+          </m:dPr>
+          <m:e>
+            <m:sSup>
+              <m:e>
+                <m:r>
+                  <m:rPr>
+                    <m:sty m:val="bi"/>
+                  </m:rPr>
+                  <m:t>A</m:t>
+                </m:r>
+              </m:e>
+              <m:sup>
+                <m:r>
+                  <m:rPr>
+                    <m:sty m:val="p"/>
+                  </m:rPr>
+                  <m:t>⊤</m:t>
+                </m:r>
+              </m:sup>
+            </m:sSup>
+            <m:r>
+              <m:rPr>
+                <m:sty m:val="bi"/>
+              </m:rPr>
+              <m:t>B</m:t>
+            </m:r>
+          </m:e>
+        </m:d>
+        <m:r>
+          <m:t>​</m:t>
+        </m:r>
+      </m:oMath>
+      <w:r>
+        <w:t xml:space="preserve">,</w:t>
+      </w:r>
+      <w:r>
+        <w:t xml:space="preserve"> </w:t>
+      </w:r>
+      <w:r>
+        <w:t xml:space="preserve">which sums the diagonal of this matrix into a single number.</w:t>
+      </w:r>
+    </w:p>
+    <w:bookmarkStart w:id="28" w:name="exm-cross-product-matrix"/>
+    <w:p>
+      <w:pPr>
+        <w:pStyle w:val="BodyText"/>
+      </w:pPr>
+      <w:r>
+        <w:rPr>
+          <w:b/>
+          <w:bCs/>
+        </w:rPr>
+        <w:t xml:space="preserve">Example 6 (A cross-product matrix)</w:t>
+      </w:r>
+      <w:r>
+        <w:t xml:space="preserve"> </w:t>
+      </w:r>
+      <w:r>
+        <w:t xml:space="preserve">Let</w:t>
+      </w:r>
+      <w:r>
+        <w:t xml:space="preserve"> </w:t>
+      </w:r>
+      <m:oMath>
+        <m:r>
+          <m:rPr>
+            <m:sty m:val="bi"/>
+          </m:rPr>
+          <m:t>A</m:t>
+        </m:r>
+        <m:r>
+          <m:rPr>
+            <m:sty m:val="p"/>
+          </m:rPr>
+          <m:t>=</m:t>
+        </m:r>
+        <m:d>
+          <m:dPr>
+            <m:begChr m:val="["/>
+            <m:sepChr m:val=""/>
+            <m:endChr m:val="]"/>
+            <m:grow/>
+          </m:dPr>
+          <m:e>
+            <m:m>
+              <m:mPr>
+                <m:baseJc m:val="center"/>
+                <m:plcHide m:val="on"/>
+                <m:mcs>
+                  <m:mc>
+                    <m:mcPr>
+                      <m:mcJc m:val="center"/>
+                      <m:count m:val="1"/>
+                    </m:mcPr>
+                  </m:mc>
+                  <m:mc>
+                    <m:mcPr>
+                      <m:mcJc m:val="center"/>
+                      <m:count m:val="1"/>
+                    </m:mcPr>
+                  </m:mc>
+                </m:mcs>
+              </m:mPr>
+              <m:mr>
+                <m:e>
+                  <m:r>
+                    <m:t>1</m:t>
+                  </m:r>
+                </m:e>
+                <m:e>
+                  <m:r>
+                    <m:t>0</m:t>
+                  </m:r>
+                </m:e>
+              </m:mr>
+              <m:mr>
+                <m:e>
+                  <m:r>
+                    <m:t>1</m:t>
+                  </m:r>
+                </m:e>
+                <m:e>
+                  <m:r>
+                    <m:t>1</m:t>
+                  </m:r>
+                </m:e>
+              </m:mr>
+              <m:mr>
+                <m:e>
+                  <m:r>
+                    <m:t>0</m:t>
+                  </m:r>
+                </m:e>
+                <m:e>
+                  <m:r>
+                    <m:t>1</m:t>
+                  </m:r>
+                </m:e>
+              </m:mr>
+            </m:m>
+          </m:e>
+        </m:d>
+      </m:oMath>
+      <w:r>
+        <w:t xml:space="preserve"> </w:t>
+      </w:r>
+      <w:r>
+        <w:t xml:space="preserve">and</w:t>
+      </w:r>
+      <w:r>
+        <w:t xml:space="preserve"> </w:t>
+      </w:r>
+      <m:oMath>
+        <m:r>
+          <m:rPr>
+            <m:sty m:val="bi"/>
+          </m:rPr>
+          <m:t>B</m:t>
+        </m:r>
+        <m:r>
+          <m:rPr>
+            <m:sty m:val="p"/>
+          </m:rPr>
+          <m:t>=</m:t>
+        </m:r>
+        <m:d>
+          <m:dPr>
+            <m:begChr m:val="["/>
+            <m:sepChr m:val=""/>
+            <m:endChr m:val="]"/>
+            <m:grow/>
+          </m:dPr>
+          <m:e>
+            <m:m>
+              <m:mPr>
+                <m:baseJc m:val="center"/>
+                <m:plcHide m:val="on"/>
+                <m:mcs>
+                  <m:mc>
+                    <m:mcPr>
+                      <m:mcJc m:val="center"/>
+                      <m:count m:val="1"/>
+                    </m:mcPr>
+                  </m:mc>
+                </m:mcs>
+              </m:mPr>
+              <m:mr>
+                <m:e>
+                  <m:r>
+                    <m:t>1</m:t>
+                  </m:r>
+                </m:e>
+              </m:mr>
+              <m:mr>
+                <m:e>
+                  <m:r>
+                    <m:t>2</m:t>
+                  </m:r>
+                </m:e>
+              </m:mr>
+              <m:mr>
+                <m:e>
+                  <m:r>
+                    <m:t>3</m:t>
+                  </m:r>
+                </m:e>
+              </m:mr>
+            </m:m>
+          </m:e>
+        </m:d>
+      </m:oMath>
+      <w:r>
+        <w:t xml:space="preserve">.</w:t>
+      </w:r>
+      <w:r>
+        <w:t xml:space="preserve"> </w:t>
+      </w:r>
+      <w:r>
+        <w:t xml:space="preserve">Then</w:t>
+      </w:r>
+      <w:r>
+        <w:t xml:space="preserve"> </w:t>
+      </w:r>
+      <m:oMath>
+        <m:sSup>
+          <m:e>
+            <m:r>
+              <m:rPr>
+                <m:sty m:val="bi"/>
+              </m:rPr>
+              <m:t>A</m:t>
+            </m:r>
+          </m:e>
+          <m:sup>
+            <m:r>
+              <m:rPr>
+                <m:sty m:val="p"/>
+              </m:rPr>
+              <m:t>⊤</m:t>
+            </m:r>
+          </m:sup>
+        </m:sSup>
+        <m:r>
+          <m:rPr>
+            <m:sty m:val="bi"/>
+          </m:rPr>
+          <m:t>B</m:t>
+        </m:r>
+      </m:oMath>
+      <w:r>
+        <w:t xml:space="preserve"> </w:t>
+      </w:r>
+      <w:r>
+        <w:t xml:space="preserve">is</w:t>
+      </w:r>
+      <w:r>
+        <w:t xml:space="preserve"> </w:t>
+      </w:r>
+      <m:oMath>
+        <m:r>
+          <m:t>2</m:t>
+        </m:r>
+        <m:r>
+          <m:rPr>
+            <m:sty m:val="p"/>
+          </m:rPr>
+          <m:t>×</m:t>
+        </m:r>
+        <m:r>
+          <m:t>1</m:t>
+        </m:r>
+      </m:oMath>
+      <w:r>
+        <w:t xml:space="preserve">, and</w:t>
+      </w:r>
+    </w:p>
+    <w:p>
+      <w:pPr>
+        <w:pStyle w:val="BodyText"/>
+      </w:pPr>
+      <m:oMathPara>
+        <m:oMathParaPr>
+          <m:jc m:val="center"/>
+        </m:oMathParaPr>
+        <m:oMath>
+          <m:eqArr>
+            <m:e>
+              <m:sSup>
+                <m:e>
+                  <m:r>
+                    <m:rPr>
+                      <m:sty m:val="bi"/>
+                    </m:rPr>
+                    <m:t>A</m:t>
+                  </m:r>
+                </m:e>
+                <m:sup>
+                  <m:r>
+                    <m:rPr>
+                      <m:sty m:val="p"/>
+                    </m:rPr>
+                    <m:t>⊤</m:t>
+                  </m:r>
+                </m:sup>
+              </m:sSup>
+              <m:r>
+                <m:rPr>
+                  <m:sty m:val="bi"/>
+                </m:rPr>
+                <m:t>B</m:t>
+              </m:r>
+              <m:r>
+                <m:t>&amp;</m:t>
+              </m:r>
+              <m:r>
+                <m:rPr>
+                  <m:sty m:val="p"/>
+                </m:rPr>
+                <m:t>=</m:t>
+              </m:r>
+              <m:d>
+                <m:dPr>
+                  <m:begChr m:val="["/>
+                  <m:sepChr m:val=""/>
+                  <m:endChr m:val="]"/>
+                  <m:grow/>
+                </m:dPr>
+                <m:e>
+                  <m:m>
+                    <m:mPr>
+                      <m:baseJc m:val="center"/>
+                      <m:plcHide m:val="on"/>
+                      <m:mcs>
+                        <m:mc>
+                          <m:mcPr>
+                            <m:mcJc m:val="center"/>
+                            <m:count m:val="1"/>
+                          </m:mcPr>
+                        </m:mc>
+                      </m:mcs>
+                    </m:mPr>
+                    <m:mr>
+                      <m:e>
+                        <m:sSub>
+                          <m:e>
+                            <m:acc>
+                              <m:accPr>
+                                <m:chr m:val="̃"/>
+                              </m:accPr>
+                              <m:e>
+                                <m:r>
+                                  <m:t>a</m:t>
+                                </m:r>
+                              </m:e>
+                            </m:acc>
+                          </m:e>
+                          <m:sub>
+                            <m:r>
+                              <m:t>1</m:t>
+                            </m:r>
+                          </m:sub>
+                        </m:sSub>
+                        <m:r>
+                          <m:rPr>
+                            <m:sty m:val="p"/>
+                          </m:rPr>
+                          <m:t>⋅</m:t>
+                        </m:r>
+                        <m:sSub>
+                          <m:e>
+                            <m:acc>
+                              <m:accPr>
+                                <m:chr m:val="̃"/>
+                              </m:accPr>
+                              <m:e>
+                                <m:r>
+                                  <m:t>b</m:t>
+                                </m:r>
+                              </m:e>
+                            </m:acc>
+                          </m:e>
+                          <m:sub>
+                            <m:r>
+                              <m:t>1</m:t>
+                            </m:r>
+                          </m:sub>
+                        </m:sSub>
+                      </m:e>
+                    </m:mr>
+                    <m:mr>
+                      <m:e>
+                        <m:sSub>
+                          <m:e>
+                            <m:acc>
+                              <m:accPr>
+                                <m:chr m:val="̃"/>
+                              </m:accPr>
+                              <m:e>
+                                <m:r>
+                                  <m:t>a</m:t>
+                                </m:r>
+                              </m:e>
+                            </m:acc>
+                          </m:e>
+                          <m:sub>
+                            <m:r>
+                              <m:t>2</m:t>
+                            </m:r>
+                          </m:sub>
+                        </m:sSub>
+                        <m:r>
+                          <m:rPr>
+                            <m:sty m:val="p"/>
+                          </m:rPr>
+                          <m:t>⋅</m:t>
+                        </m:r>
+                        <m:sSub>
+                          <m:e>
+                            <m:acc>
+                              <m:accPr>
+                                <m:chr m:val="̃"/>
+                              </m:accPr>
+                              <m:e>
+                                <m:r>
+                                  <m:t>b</m:t>
+                                </m:r>
+                              </m:e>
+                            </m:acc>
+                          </m:e>
+                          <m:sub>
+                            <m:r>
+                              <m:t>1</m:t>
+                            </m:r>
+                          </m:sub>
+                        </m:sSub>
+                      </m:e>
+                    </m:mr>
+                  </m:m>
+                </m:e>
+              </m:d>
+              <m:r>
+                <m:t>&amp;</m:t>
+              </m:r>
+              <m:r>
+                <m:t>&amp;</m:t>
+              </m:r>
+              <m:r>
+                <m:rPr>
+                  <m:nor/>
+                  <m:sty m:val="p"/>
+                </m:rPr>
+                <m:t>(</m:t>
+              </m:r>
+              <m:r>
+                <m:rPr>
+                  <m:nor/>
+                  <m:sty m:val="p"/>
+                </m:rPr>
+                <m:t>Definition 3</m:t>
+              </m:r>
+              <m:r>
+                <m:rPr>
+                  <m:nor/>
+                  <m:sty m:val="p"/>
+                </m:rPr>
+                <m:t>)</m:t>
+              </m:r>
+            </m:e>
+            <m:e>
+              <m:r>
+                <m:t>&amp;</m:t>
+              </m:r>
+              <m:r>
+                <m:rPr>
+                  <m:sty m:val="p"/>
+                </m:rPr>
+                <m:t>=</m:t>
+              </m:r>
+              <m:d>
+                <m:dPr>
+                  <m:begChr m:val="["/>
+                  <m:sepChr m:val=""/>
+                  <m:endChr m:val="]"/>
+                  <m:grow/>
+                </m:dPr>
+                <m:e>
+                  <m:m>
+                    <m:mPr>
+                      <m:baseJc m:val="center"/>
+                      <m:plcHide m:val="on"/>
+                      <m:mcs>
+                        <m:mc>
+                          <m:mcPr>
+                            <m:mcJc m:val="center"/>
+                            <m:count m:val="1"/>
+                          </m:mcPr>
+                        </m:mc>
+                      </m:mcs>
+                    </m:mPr>
+                    <m:mr>
+                      <m:e>
+                        <m:r>
+                          <m:t>1</m:t>
+                        </m:r>
+                        <m:r>
+                          <m:rPr>
+                            <m:sty m:val="p"/>
+                          </m:rPr>
+                          <m:t>+</m:t>
+                        </m:r>
+                        <m:r>
+                          <m:t>2</m:t>
+                        </m:r>
+                        <m:r>
+                          <m:rPr>
+                            <m:sty m:val="p"/>
+                          </m:rPr>
+                          <m:t>+</m:t>
+                        </m:r>
+                        <m:r>
+                          <m:t>0</m:t>
+                        </m:r>
+                      </m:e>
+                    </m:mr>
+                    <m:mr>
+                      <m:e>
+                        <m:r>
+                          <m:t>0</m:t>
+                        </m:r>
+                        <m:r>
+                          <m:rPr>
+                            <m:sty m:val="p"/>
+                          </m:rPr>
+                          <m:t>+</m:t>
+                        </m:r>
+                        <m:r>
+                          <m:t>2</m:t>
+                        </m:r>
+                        <m:r>
+                          <m:rPr>
+                            <m:sty m:val="p"/>
+                          </m:rPr>
+                          <m:t>+</m:t>
+                        </m:r>
+                        <m:r>
+                          <m:t>3</m:t>
+                        </m:r>
+                      </m:e>
+                    </m:mr>
+                  </m:m>
+                </m:e>
+              </m:d>
+              <m:r>
+                <m:t>&amp;</m:t>
+              </m:r>
+              <m:r>
+                <m:t>&amp;</m:t>
+              </m:r>
+              <m:r>
+                <m:rPr>
+                  <m:nor/>
+                  <m:sty m:val="p"/>
+                </m:rPr>
+                <m:t>(multiply and add)</m:t>
+              </m:r>
+            </m:e>
+            <m:e>
+              <m:r>
+                <m:t>&amp;</m:t>
+              </m:r>
+              <m:r>
+                <m:rPr>
+                  <m:sty m:val="p"/>
+                </m:rPr>
+                <m:t>=</m:t>
+              </m:r>
+              <m:d>
+                <m:dPr>
+                  <m:begChr m:val="["/>
+                  <m:sepChr m:val=""/>
+                  <m:endChr m:val="]"/>
+                  <m:grow/>
+                </m:dPr>
+                <m:e>
+                  <m:m>
+                    <m:mPr>
+                      <m:baseJc m:val="center"/>
+                      <m:plcHide m:val="on"/>
+                      <m:mcs>
+                        <m:mc>
+                          <m:mcPr>
+                            <m:mcJc m:val="center"/>
+                            <m:count m:val="1"/>
+                          </m:mcPr>
+                        </m:mc>
+                      </m:mcs>
+                    </m:mPr>
+                    <m:mr>
+                      <m:e>
+                        <m:r>
+                          <m:t>3</m:t>
+                        </m:r>
+                      </m:e>
+                    </m:mr>
+                    <m:mr>
+                      <m:e>
+                        <m:r>
+                          <m:t>5</m:t>
+                        </m:r>
+                      </m:e>
+                    </m:mr>
+                  </m:m>
+                </m:e>
+              </m:d>
+              <m:r>
+                <m:rPr>
+                  <m:sty m:val="p"/>
+                </m:rPr>
+                <m:t>.</m:t>
+              </m:r>
+              <m:r>
+                <m:t>&amp;</m:t>
+              </m:r>
+              <m:r>
+                <m:t>&amp;</m:t>
+              </m:r>
+              <m:r>
+                <m:rPr>
+                  <m:nor/>
+                  <m:sty m:val="p"/>
+                </m:rPr>
+                <m:t>(add)</m:t>
+              </m:r>
+            </m:e>
+          </m:eqArr>
+        </m:oMath>
+      </m:oMathPara>
+    </w:p>
+    <w:bookmarkEnd w:id="28"/>
+    <w:bookmarkStart w:id="29" w:name="def-gram-matrix"/>
+    <w:p>
+      <w:pPr>
+        <w:pStyle w:val="FirstParagraph"/>
+      </w:pPr>
+      <w:r>
+        <w:rPr>
+          <w:b/>
+          <w:bCs/>
+        </w:rPr>
+        <w:t xml:space="preserve">Definition 4 (Gram matrix)</w:t>
       </w:r>
       <w:r>
         <w:t xml:space="preserve"> </w:t>
@@ -8915,11 +10213,51 @@
         </m:r>
       </m:oMath>
       <w:r>
-        <w:t xml:space="preserve">.</w:t>
+        <w:t xml:space="preserve">,</w:t>
+      </w:r>
+      <w:r>
+        <w:t xml:space="preserve"> </w:t>
+      </w:r>
+      <w:r>
+        <w:t xml:space="preserve">the</w:t>
+      </w:r>
+      <w:r>
+        <w:t xml:space="preserve"> </w:t>
+      </w:r>
+      <w:hyperlink w:anchor="def-cross-product-matrix">
+        <w:r>
+          <w:rPr>
+            <w:rStyle w:val="Hyperlink"/>
+          </w:rPr>
+          <w:t xml:space="preserve">cross-product matrix</w:t>
+        </w:r>
+      </w:hyperlink>
+      <w:r>
+        <w:t xml:space="preserve"> </w:t>
+      </w:r>
+      <w:r>
+        <w:t xml:space="preserve">of</w:t>
+      </w:r>
+      <w:r>
+        <w:t xml:space="preserve"> </w:t>
+      </w:r>
+      <m:oMath>
+        <m:r>
+          <m:rPr>
+            <m:sty m:val="bi"/>
+          </m:rPr>
+          <m:t>A</m:t>
+        </m:r>
+      </m:oMath>
+      <w:r>
+        <w:t xml:space="preserve"> </w:t>
+      </w:r>
+      <w:r>
+        <w:t xml:space="preserve">with itself.</w:t>
       </w:r>
     </w:p>
-    <w:bookmarkEnd w:id="26"/>
-    <w:bookmarkStart w:id="27" w:name="exm-gram-matrix"/>
+    <w:bookmarkEnd w:id="29"/>
+    <w:bookmarkStart w:id="30" w:name="exm-gram-matrix"/>
     <w:p>
       <w:pPr>
         <w:pStyle w:val="BodyText"/>
@@ -8929,7 +10267,7 @@
           <w:b/>
           <w:bCs/>
         </w:rPr>
-        <w:t xml:space="preserve">Example 6 (A Gram matrix and its entries)</w:t>
+        <w:t xml:space="preserve">Example 7 (A Gram matrix and its entries)</w:t>
       </w:r>
       <w:r>
         <w:t xml:space="preserve"> </w:t>
@@ -10055,8 +11393,8 @@
         <w:t xml:space="preserve">.</w:t>
       </w:r>
     </w:p>
-    <w:bookmarkEnd w:id="27"/>
-    <w:bookmarkStart w:id="28" w:name="thm-null-gram"/>
+    <w:bookmarkEnd w:id="30"/>
+    <w:bookmarkStart w:id="33" w:name="thm-gram-properties"/>
     <w:p>
       <w:pPr>
         <w:pStyle w:val="BodyText"/>
@@ -10066,7 +11404,2147 @@
           <w:b/>
           <w:bCs/>
         </w:rPr>
-        <w:t xml:space="preserve">Theorem 4 (</w:t>
+        <w:t xml:space="preserve">Theorem 4 (Entries and symmetry of a Gram matrix)</w:t>
+      </w:r>
+      <w:r>
+        <w:t xml:space="preserve"> </w:t>
+      </w:r>
+      <w:r>
+        <w:t xml:space="preserve">Let</w:t>
+      </w:r>
+      <w:r>
+        <w:t xml:space="preserve"> </w:t>
+      </w:r>
+      <m:oMath>
+        <m:r>
+          <m:rPr>
+            <m:sty m:val="bi"/>
+          </m:rPr>
+          <m:t>A</m:t>
+        </m:r>
+      </m:oMath>
+      <w:r>
+        <w:t xml:space="preserve"> </w:t>
+      </w:r>
+      <w:r>
+        <w:t xml:space="preserve">be an</w:t>
+      </w:r>
+      <w:r>
+        <w:t xml:space="preserve"> </w:t>
+      </w:r>
+      <m:oMath>
+        <m:r>
+          <m:t>m</m:t>
+        </m:r>
+        <m:r>
+          <m:rPr>
+            <m:sty m:val="p"/>
+          </m:rPr>
+          <m:t>×</m:t>
+        </m:r>
+        <m:r>
+          <m:t>n</m:t>
+        </m:r>
+      </m:oMath>
+      <w:r>
+        <w:t xml:space="preserve"> </w:t>
+      </w:r>
+      <w:r>
+        <w:t xml:space="preserve">matrix with columns</w:t>
+      </w:r>
+      <w:r>
+        <w:t xml:space="preserve"> </w:t>
+      </w:r>
+      <m:oMath>
+        <m:sSub>
+          <m:e>
+            <m:acc>
+              <m:accPr>
+                <m:chr m:val="̃"/>
+              </m:accPr>
+              <m:e>
+                <m:r>
+                  <m:t>a</m:t>
+                </m:r>
+              </m:e>
+            </m:acc>
+          </m:e>
+          <m:sub>
+            <m:r>
+              <m:t>1</m:t>
+            </m:r>
+          </m:sub>
+        </m:sSub>
+        <m:r>
+          <m:rPr>
+            <m:sty m:val="p"/>
+          </m:rPr>
+          <m:t>,</m:t>
+        </m:r>
+        <m:r>
+          <m:rPr>
+            <m:sty m:val="p"/>
+          </m:rPr>
+          <m:t>…</m:t>
+        </m:r>
+        <m:r>
+          <m:rPr>
+            <m:sty m:val="p"/>
+          </m:rPr>
+          <m:t>,</m:t>
+        </m:r>
+        <m:sSub>
+          <m:e>
+            <m:acc>
+              <m:accPr>
+                <m:chr m:val="̃"/>
+              </m:accPr>
+              <m:e>
+                <m:r>
+                  <m:t>a</m:t>
+                </m:r>
+              </m:e>
+            </m:acc>
+          </m:e>
+          <m:sub>
+            <m:r>
+              <m:t>n</m:t>
+            </m:r>
+          </m:sub>
+        </m:sSub>
+      </m:oMath>
+      <w:r>
+        <w:t xml:space="preserve">,</w:t>
+      </w:r>
+      <w:r>
+        <w:t xml:space="preserve"> </w:t>
+      </w:r>
+      <w:r>
+        <w:t xml:space="preserve">and let</w:t>
+      </w:r>
+      <w:r>
+        <w:t xml:space="preserve"> </w:t>
+      </w:r>
+      <m:oMath>
+        <m:r>
+          <m:rPr>
+            <m:sty m:val="bi"/>
+          </m:rPr>
+          <m:t>G</m:t>
+        </m:r>
+        <m:r>
+          <m:rPr>
+            <m:sty m:val="p"/>
+          </m:rPr>
+          <m:t>=</m:t>
+        </m:r>
+        <m:sSup>
+          <m:e>
+            <m:r>
+              <m:rPr>
+                <m:sty m:val="bi"/>
+              </m:rPr>
+              <m:t>A</m:t>
+            </m:r>
+          </m:e>
+          <m:sup>
+            <m:r>
+              <m:rPr>
+                <m:sty m:val="p"/>
+              </m:rPr>
+              <m:t>⊤</m:t>
+            </m:r>
+          </m:sup>
+        </m:sSup>
+        <m:r>
+          <m:rPr>
+            <m:sty m:val="bi"/>
+          </m:rPr>
+          <m:t>A</m:t>
+        </m:r>
+      </m:oMath>
+      <w:r>
+        <w:t xml:space="preserve"> </w:t>
+      </w:r>
+      <w:r>
+        <w:t xml:space="preserve">(</w:t>
+      </w:r>
+      <w:hyperlink w:anchor="def-gram-matrix">
+        <w:r>
+          <w:rPr>
+            <w:rStyle w:val="Hyperlink"/>
+          </w:rPr>
+          <w:t xml:space="preserve">Definition 4</w:t>
+        </w:r>
+      </w:hyperlink>
+      <w:r>
+        <w:t xml:space="preserve">).</w:t>
+      </w:r>
+    </w:p>
+    <w:p>
+      <w:pPr>
+        <w:pStyle w:val="Compact"/>
+        <w:numPr>
+          <w:ilvl w:val="0"/>
+          <w:numId w:val="1001"/>
+        </w:numPr>
+      </w:pPr>
+      <w:r>
+        <w:t xml:space="preserve">Entry</w:t>
+      </w:r>
+      <w:r>
+        <w:t xml:space="preserve"> </w:t>
+      </w:r>
+      <m:oMath>
+        <m:r>
+          <m:rPr>
+            <m:sty m:val="p"/>
+          </m:rPr>
+          <m:t>(</m:t>
+        </m:r>
+        <m:r>
+          <m:t>i</m:t>
+        </m:r>
+        <m:r>
+          <m:rPr>
+            <m:sty m:val="p"/>
+          </m:rPr>
+          <m:t>,</m:t>
+        </m:r>
+        <m:r>
+          <m:t>j</m:t>
+        </m:r>
+        <m:r>
+          <m:rPr>
+            <m:sty m:val="p"/>
+          </m:rPr>
+          <m:t>)</m:t>
+        </m:r>
+      </m:oMath>
+      <w:r>
+        <w:t xml:space="preserve"> </w:t>
+      </w:r>
+      <w:r>
+        <w:t xml:space="preserve">of</w:t>
+      </w:r>
+      <w:r>
+        <w:t xml:space="preserve"> </w:t>
+      </w:r>
+      <m:oMath>
+        <m:r>
+          <m:rPr>
+            <m:sty m:val="bi"/>
+          </m:rPr>
+          <m:t>G</m:t>
+        </m:r>
+      </m:oMath>
+      <w:r>
+        <w:t xml:space="preserve"> </w:t>
+      </w:r>
+      <w:r>
+        <w:t xml:space="preserve">is</w:t>
+      </w:r>
+      <w:r>
+        <w:t xml:space="preserve"> </w:t>
+      </w:r>
+      <m:oMath>
+        <m:sSub>
+          <m:e>
+            <m:acc>
+              <m:accPr>
+                <m:chr m:val="̃"/>
+              </m:accPr>
+              <m:e>
+                <m:r>
+                  <m:t>a</m:t>
+                </m:r>
+              </m:e>
+            </m:acc>
+          </m:e>
+          <m:sub>
+            <m:r>
+              <m:t>i</m:t>
+            </m:r>
+          </m:sub>
+        </m:sSub>
+        <m:r>
+          <m:rPr>
+            <m:sty m:val="p"/>
+          </m:rPr>
+          <m:t>⋅</m:t>
+        </m:r>
+        <m:sSub>
+          <m:e>
+            <m:acc>
+              <m:accPr>
+                <m:chr m:val="̃"/>
+              </m:accPr>
+              <m:e>
+                <m:r>
+                  <m:t>a</m:t>
+                </m:r>
+              </m:e>
+            </m:acc>
+          </m:e>
+          <m:sub>
+            <m:r>
+              <m:t>j</m:t>
+            </m:r>
+          </m:sub>
+        </m:sSub>
+      </m:oMath>
+      <w:r>
+        <w:t xml:space="preserve">.</w:t>
+      </w:r>
+    </w:p>
+    <w:p>
+      <w:pPr>
+        <w:pStyle w:val="Compact"/>
+        <w:numPr>
+          <w:ilvl w:val="0"/>
+          <w:numId w:val="1001"/>
+        </w:numPr>
+      </w:pPr>
+      <m:oMath>
+        <m:r>
+          <m:rPr>
+            <m:sty m:val="bi"/>
+          </m:rPr>
+          <m:t>G</m:t>
+        </m:r>
+      </m:oMath>
+      <w:r>
+        <w:t xml:space="preserve"> </w:t>
+      </w:r>
+      <w:r>
+        <w:t xml:space="preserve">is symmetric (</w:t>
+      </w:r>
+      <w:hyperlink r:id="rId31">
+        <w:r>
+          <w:rPr>
+            <w:rStyle w:val="Hyperlink"/>
+          </w:rPr>
+          <w:t xml:space="preserve">Definition 3 in Special Matrices and Decompositions</w:t>
+        </w:r>
+      </w:hyperlink>
+      <w:r>
+        <w:t xml:space="preserve">).</w:t>
+      </w:r>
+    </w:p>
+    <w:p>
+      <w:pPr>
+        <w:pStyle w:val="Compact"/>
+        <w:numPr>
+          <w:ilvl w:val="0"/>
+          <w:numId w:val="1001"/>
+        </w:numPr>
+      </w:pPr>
+      <m:oMath>
+        <m:sSup>
+          <m:e>
+            <m:acc>
+              <m:accPr>
+                <m:chr m:val="̃"/>
+              </m:accPr>
+              <m:e>
+                <m:r>
+                  <m:t>x</m:t>
+                </m:r>
+              </m:e>
+            </m:acc>
+          </m:e>
+          <m:sup>
+            <m:r>
+              <m:rPr>
+                <m:sty m:val="p"/>
+              </m:rPr>
+              <m:t>⊤</m:t>
+            </m:r>
+          </m:sup>
+        </m:sSup>
+        <m:r>
+          <m:rPr>
+            <m:sty m:val="bi"/>
+          </m:rPr>
+          <m:t>G</m:t>
+        </m:r>
+        <m:acc>
+          <m:accPr>
+            <m:chr m:val="̃"/>
+          </m:accPr>
+          <m:e>
+            <m:r>
+              <m:t>x</m:t>
+            </m:r>
+          </m:e>
+        </m:acc>
+        <m:r>
+          <m:rPr>
+            <m:sty m:val="p"/>
+          </m:rPr>
+          <m:t>=</m:t>
+        </m:r>
+        <m:r>
+          <m:t>​</m:t>
+        </m:r>
+        <m:d>
+          <m:dPr>
+            <m:begChr m:val="∥"/>
+            <m:sepChr m:val=""/>
+            <m:endChr m:val="∥"/>
+            <m:grow/>
+          </m:dPr>
+          <m:e>
+            <m:r>
+              <m:rPr>
+                <m:sty m:val="bi"/>
+              </m:rPr>
+              <m:t>A</m:t>
+            </m:r>
+            <m:acc>
+              <m:accPr>
+                <m:chr m:val="̃"/>
+              </m:accPr>
+              <m:e>
+                <m:r>
+                  <m:t>x</m:t>
+                </m:r>
+              </m:e>
+            </m:acc>
+          </m:e>
+        </m:d>
+        <m:sSup>
+          <m:e>
+            <m:r>
+              <m:t>​</m:t>
+            </m:r>
+          </m:e>
+          <m:sup>
+            <m:r>
+              <m:t>2</m:t>
+            </m:r>
+          </m:sup>
+        </m:sSup>
+        <m:r>
+          <m:rPr>
+            <m:sty m:val="p"/>
+          </m:rPr>
+          <m:t>≥</m:t>
+        </m:r>
+        <m:r>
+          <m:t>0</m:t>
+        </m:r>
+      </m:oMath>
+      <w:r>
+        <w:t xml:space="preserve"> </w:t>
+      </w:r>
+      <w:r>
+        <w:t xml:space="preserve">for every</w:t>
+      </w:r>
+      <w:r>
+        <w:t xml:space="preserve"> </w:t>
+      </w:r>
+      <m:oMath>
+        <m:acc>
+          <m:accPr>
+            <m:chr m:val="̃"/>
+          </m:accPr>
+          <m:e>
+            <m:r>
+              <m:t>x</m:t>
+            </m:r>
+          </m:e>
+        </m:acc>
+        <m:r>
+          <m:rPr>
+            <m:sty m:val="p"/>
+          </m:rPr>
+          <m:t>∈</m:t>
+        </m:r>
+        <m:sSup>
+          <m:e>
+            <m:r>
+              <m:rPr>
+                <m:scr m:val="double-struck"/>
+                <m:sty m:val="p"/>
+              </m:rPr>
+              <m:t>R</m:t>
+            </m:r>
+          </m:e>
+          <m:sup>
+            <m:r>
+              <m:t>n</m:t>
+            </m:r>
+          </m:sup>
+        </m:sSup>
+      </m:oMath>
+      <w:r>
+        <w:t xml:space="preserve">,</w:t>
+      </w:r>
+      <w:r>
+        <w:t xml:space="preserve"> </w:t>
+      </w:r>
+      <w:r>
+        <w:t xml:space="preserve">so</w:t>
+      </w:r>
+      <w:r>
+        <w:t xml:space="preserve"> </w:t>
+      </w:r>
+      <m:oMath>
+        <m:r>
+          <m:rPr>
+            <m:sty m:val="bi"/>
+          </m:rPr>
+          <m:t>G</m:t>
+        </m:r>
+      </m:oMath>
+      <w:r>
+        <w:t xml:space="preserve"> </w:t>
+      </w:r>
+      <w:r>
+        <w:t xml:space="preserve">is</w:t>
+      </w:r>
+      <w:r>
+        <w:t xml:space="preserve"> </w:t>
+      </w:r>
+      <w:hyperlink r:id="rId32">
+        <w:r>
+          <w:rPr>
+            <w:rStyle w:val="Hyperlink"/>
+          </w:rPr>
+          <w:t xml:space="preserve">positive semidefinite</w:t>
+        </w:r>
+      </w:hyperlink>
+      <w:r>
+        <w:t xml:space="preserve">.</w:t>
+      </w:r>
+    </w:p>
+    <w:bookmarkEnd w:id="33"/>
+    <w:p>
+      <w:pPr>
+        <w:pStyle w:val="FirstParagraph"/>
+      </w:pPr>
+      <w:r>
+        <w:rPr>
+          <w:i/>
+          <w:iCs/>
+        </w:rPr>
+        <w:t xml:space="preserve">Proof</w:t>
+      </w:r>
+      <w:r>
+        <w:t xml:space="preserve">. </w:t>
+      </w:r>
+      <w:r>
+        <w:rPr>
+          <w:b/>
+          <w:bCs/>
+        </w:rPr>
+        <w:t xml:space="preserve">Entries.</w:t>
+      </w:r>
+      <w:r>
+        <w:t xml:space="preserve"> </w:t>
+      </w:r>
+      <w:r>
+        <w:t xml:space="preserve">Row</w:t>
+      </w:r>
+      <w:r>
+        <w:t xml:space="preserve"> </w:t>
+      </w:r>
+      <m:oMath>
+        <m:r>
+          <m:t>i</m:t>
+        </m:r>
+      </m:oMath>
+      <w:r>
+        <w:t xml:space="preserve"> </w:t>
+      </w:r>
+      <w:r>
+        <w:t xml:space="preserve">of</w:t>
+      </w:r>
+      <w:r>
+        <w:t xml:space="preserve"> </w:t>
+      </w:r>
+      <m:oMath>
+        <m:sSup>
+          <m:e>
+            <m:r>
+              <m:rPr>
+                <m:sty m:val="bi"/>
+              </m:rPr>
+              <m:t>A</m:t>
+            </m:r>
+          </m:e>
+          <m:sup>
+            <m:r>
+              <m:rPr>
+                <m:sty m:val="p"/>
+              </m:rPr>
+              <m:t>⊤</m:t>
+            </m:r>
+          </m:sup>
+        </m:sSup>
+      </m:oMath>
+      <w:r>
+        <w:t xml:space="preserve"> </w:t>
+      </w:r>
+      <w:r>
+        <w:t xml:space="preserve">is</w:t>
+      </w:r>
+      <w:r>
+        <w:t xml:space="preserve"> </w:t>
+      </w:r>
+      <m:oMath>
+        <m:sSup>
+          <m:e>
+            <m:sSub>
+              <m:e>
+                <m:acc>
+                  <m:accPr>
+                    <m:chr m:val="̃"/>
+                  </m:accPr>
+                  <m:e>
+                    <m:r>
+                      <m:t>a</m:t>
+                    </m:r>
+                  </m:e>
+                </m:acc>
+              </m:e>
+              <m:sub>
+                <m:r>
+                  <m:t>i</m:t>
+                </m:r>
+              </m:sub>
+            </m:sSub>
+          </m:e>
+          <m:sup>
+            <m:r>
+              <m:rPr>
+                <m:sty m:val="p"/>
+              </m:rPr>
+              <m:t>⊤</m:t>
+            </m:r>
+          </m:sup>
+        </m:sSup>
+      </m:oMath>
+      <w:r>
+        <w:t xml:space="preserve">,</w:t>
+      </w:r>
+      <w:r>
+        <w:t xml:space="preserve"> </w:t>
+      </w:r>
+      <w:r>
+        <w:t xml:space="preserve">so entry</w:t>
+      </w:r>
+      <w:r>
+        <w:t xml:space="preserve"> </w:t>
+      </w:r>
+      <m:oMath>
+        <m:r>
+          <m:rPr>
+            <m:sty m:val="p"/>
+          </m:rPr>
+          <m:t>(</m:t>
+        </m:r>
+        <m:r>
+          <m:t>i</m:t>
+        </m:r>
+        <m:r>
+          <m:rPr>
+            <m:sty m:val="p"/>
+          </m:rPr>
+          <m:t>,</m:t>
+        </m:r>
+        <m:r>
+          <m:t>j</m:t>
+        </m:r>
+        <m:r>
+          <m:rPr>
+            <m:sty m:val="p"/>
+          </m:rPr>
+          <m:t>)</m:t>
+        </m:r>
+      </m:oMath>
+      <w:r>
+        <w:t xml:space="preserve"> </w:t>
+      </w:r>
+      <w:r>
+        <w:t xml:space="preserve">of</w:t>
+      </w:r>
+      <w:r>
+        <w:t xml:space="preserve"> </w:t>
+      </w:r>
+      <m:oMath>
+        <m:sSup>
+          <m:e>
+            <m:r>
+              <m:rPr>
+                <m:sty m:val="bi"/>
+              </m:rPr>
+              <m:t>A</m:t>
+            </m:r>
+          </m:e>
+          <m:sup>
+            <m:r>
+              <m:rPr>
+                <m:sty m:val="p"/>
+              </m:rPr>
+              <m:t>⊤</m:t>
+            </m:r>
+          </m:sup>
+        </m:sSup>
+        <m:r>
+          <m:rPr>
+            <m:sty m:val="bi"/>
+          </m:rPr>
+          <m:t>A</m:t>
+        </m:r>
+      </m:oMath>
+      <w:r>
+        <w:t xml:space="preserve"> </w:t>
+      </w:r>
+      <w:r>
+        <w:t xml:space="preserve">is the dot product of that row with column</w:t>
+      </w:r>
+      <w:r>
+        <w:t xml:space="preserve"> </w:t>
+      </w:r>
+      <m:oMath>
+        <m:r>
+          <m:t>j</m:t>
+        </m:r>
+      </m:oMath>
+      <w:r>
+        <w:t xml:space="preserve"> </w:t>
+      </w:r>
+      <w:r>
+        <w:t xml:space="preserve">of</w:t>
+      </w:r>
+      <w:r>
+        <w:t xml:space="preserve"> </w:t>
+      </w:r>
+      <m:oMath>
+        <m:r>
+          <m:rPr>
+            <m:sty m:val="bi"/>
+          </m:rPr>
+          <m:t>A</m:t>
+        </m:r>
+      </m:oMath>
+      <w:r>
+        <w:t xml:space="preserve">,</w:t>
+      </w:r>
+      <w:r>
+        <w:t xml:space="preserve"> </w:t>
+      </w:r>
+      <w:r>
+        <w:t xml:space="preserve">namely</w:t>
+      </w:r>
+      <w:r>
+        <w:t xml:space="preserve"> </w:t>
+      </w:r>
+      <m:oMath>
+        <m:sSup>
+          <m:e>
+            <m:sSub>
+              <m:e>
+                <m:acc>
+                  <m:accPr>
+                    <m:chr m:val="̃"/>
+                  </m:accPr>
+                  <m:e>
+                    <m:r>
+                      <m:t>a</m:t>
+                    </m:r>
+                  </m:e>
+                </m:acc>
+              </m:e>
+              <m:sub>
+                <m:r>
+                  <m:t>i</m:t>
+                </m:r>
+              </m:sub>
+            </m:sSub>
+          </m:e>
+          <m:sup>
+            <m:r>
+              <m:rPr>
+                <m:sty m:val="p"/>
+              </m:rPr>
+              <m:t>⊤</m:t>
+            </m:r>
+          </m:sup>
+        </m:sSup>
+        <m:sSub>
+          <m:e>
+            <m:acc>
+              <m:accPr>
+                <m:chr m:val="̃"/>
+              </m:accPr>
+              <m:e>
+                <m:r>
+                  <m:t>a</m:t>
+                </m:r>
+              </m:e>
+            </m:acc>
+          </m:e>
+          <m:sub>
+            <m:r>
+              <m:t>j</m:t>
+            </m:r>
+          </m:sub>
+        </m:sSub>
+        <m:r>
+          <m:rPr>
+            <m:sty m:val="p"/>
+          </m:rPr>
+          <m:t>=</m:t>
+        </m:r>
+        <m:sSub>
+          <m:e>
+            <m:acc>
+              <m:accPr>
+                <m:chr m:val="̃"/>
+              </m:accPr>
+              <m:e>
+                <m:r>
+                  <m:t>a</m:t>
+                </m:r>
+              </m:e>
+            </m:acc>
+          </m:e>
+          <m:sub>
+            <m:r>
+              <m:t>i</m:t>
+            </m:r>
+          </m:sub>
+        </m:sSub>
+        <m:r>
+          <m:rPr>
+            <m:sty m:val="p"/>
+          </m:rPr>
+          <m:t>⋅</m:t>
+        </m:r>
+        <m:sSub>
+          <m:e>
+            <m:acc>
+              <m:accPr>
+                <m:chr m:val="̃"/>
+              </m:accPr>
+              <m:e>
+                <m:r>
+                  <m:t>a</m:t>
+                </m:r>
+              </m:e>
+            </m:acc>
+          </m:e>
+          <m:sub>
+            <m:r>
+              <m:t>j</m:t>
+            </m:r>
+          </m:sub>
+        </m:sSub>
+      </m:oMath>
+      <w:r>
+        <w:t xml:space="preserve">.</w:t>
+      </w:r>
+    </w:p>
+    <w:p>
+      <w:pPr>
+        <w:pStyle w:val="BodyText"/>
+      </w:pPr>
+      <w:r>
+        <w:rPr>
+          <w:b/>
+          <w:bCs/>
+        </w:rPr>
+        <w:t xml:space="preserve">Symmetry.</w:t>
+      </w:r>
+      <w:r>
+        <w:t xml:space="preserve"> </w:t>
+      </w:r>
+      <w:r>
+        <w:t xml:space="preserve">The dot product is commutative, so</w:t>
+      </w:r>
+    </w:p>
+    <w:p>
+      <w:pPr>
+        <w:pStyle w:val="BodyText"/>
+      </w:pPr>
+      <m:oMathPara>
+        <m:oMathParaPr>
+          <m:jc m:val="center"/>
+        </m:oMathParaPr>
+        <m:oMath>
+          <m:eqArr>
+            <m:e>
+              <m:sSub>
+                <m:e>
+                  <m:r>
+                    <m:t>g</m:t>
+                  </m:r>
+                </m:e>
+                <m:sub>
+                  <m:r>
+                    <m:t>i</m:t>
+                  </m:r>
+                  <m:r>
+                    <m:t>j</m:t>
+                  </m:r>
+                </m:sub>
+              </m:sSub>
+              <m:r>
+                <m:t>&amp;</m:t>
+              </m:r>
+              <m:r>
+                <m:rPr>
+                  <m:sty m:val="p"/>
+                </m:rPr>
+                <m:t>=</m:t>
+              </m:r>
+              <m:sSub>
+                <m:e>
+                  <m:acc>
+                    <m:accPr>
+                      <m:chr m:val="̃"/>
+                    </m:accPr>
+                    <m:e>
+                      <m:r>
+                        <m:t>a</m:t>
+                      </m:r>
+                    </m:e>
+                  </m:acc>
+                </m:e>
+                <m:sub>
+                  <m:r>
+                    <m:t>i</m:t>
+                  </m:r>
+                </m:sub>
+              </m:sSub>
+              <m:r>
+                <m:rPr>
+                  <m:sty m:val="p"/>
+                </m:rPr>
+                <m:t>⋅</m:t>
+              </m:r>
+              <m:sSub>
+                <m:e>
+                  <m:acc>
+                    <m:accPr>
+                      <m:chr m:val="̃"/>
+                    </m:accPr>
+                    <m:e>
+                      <m:r>
+                        <m:t>a</m:t>
+                      </m:r>
+                    </m:e>
+                  </m:acc>
+                </m:e>
+                <m:sub>
+                  <m:r>
+                    <m:t>j</m:t>
+                  </m:r>
+                </m:sub>
+              </m:sSub>
+            </m:e>
+            <m:e>
+              <m:r>
+                <m:t>&amp;</m:t>
+              </m:r>
+              <m:r>
+                <m:rPr>
+                  <m:sty m:val="p"/>
+                </m:rPr>
+                <m:t>=</m:t>
+              </m:r>
+              <m:sSub>
+                <m:e>
+                  <m:acc>
+                    <m:accPr>
+                      <m:chr m:val="̃"/>
+                    </m:accPr>
+                    <m:e>
+                      <m:r>
+                        <m:t>a</m:t>
+                      </m:r>
+                    </m:e>
+                  </m:acc>
+                </m:e>
+                <m:sub>
+                  <m:r>
+                    <m:t>j</m:t>
+                  </m:r>
+                </m:sub>
+              </m:sSub>
+              <m:r>
+                <m:rPr>
+                  <m:sty m:val="p"/>
+                </m:rPr>
+                <m:t>⋅</m:t>
+              </m:r>
+              <m:sSub>
+                <m:e>
+                  <m:acc>
+                    <m:accPr>
+                      <m:chr m:val="̃"/>
+                    </m:accPr>
+                    <m:e>
+                      <m:r>
+                        <m:t>a</m:t>
+                      </m:r>
+                    </m:e>
+                  </m:acc>
+                </m:e>
+                <m:sub>
+                  <m:r>
+                    <m:t>i</m:t>
+                  </m:r>
+                </m:sub>
+              </m:sSub>
+            </m:e>
+            <m:e>
+              <m:r>
+                <m:t>&amp;</m:t>
+              </m:r>
+              <m:r>
+                <m:rPr>
+                  <m:sty m:val="p"/>
+                </m:rPr>
+                <m:t>=</m:t>
+              </m:r>
+              <m:sSub>
+                <m:e>
+                  <m:r>
+                    <m:t>g</m:t>
+                  </m:r>
+                </m:e>
+                <m:sub>
+                  <m:r>
+                    <m:t>j</m:t>
+                  </m:r>
+                  <m:r>
+                    <m:t>i</m:t>
+                  </m:r>
+                </m:sub>
+              </m:sSub>
+              <m:r>
+                <m:rPr>
+                  <m:sty m:val="p"/>
+                </m:rPr>
+                <m:t>.</m:t>
+              </m:r>
+            </m:e>
+          </m:eqArr>
+        </m:oMath>
+      </m:oMathPara>
+    </w:p>
+    <w:p>
+      <w:pPr>
+        <w:pStyle w:val="FirstParagraph"/>
+      </w:pPr>
+      <w:r>
+        <w:rPr>
+          <w:b/>
+          <w:bCs/>
+        </w:rPr>
+        <w:t xml:space="preserve">Positive semidefiniteness.</w:t>
+      </w:r>
+      <w:r>
+        <w:t xml:space="preserve"> </w:t>
+      </w:r>
+      <w:r>
+        <w:t xml:space="preserve">For any</w:t>
+      </w:r>
+      <w:r>
+        <w:t xml:space="preserve"> </w:t>
+      </w:r>
+      <m:oMath>
+        <m:acc>
+          <m:accPr>
+            <m:chr m:val="̃"/>
+          </m:accPr>
+          <m:e>
+            <m:r>
+              <m:t>x</m:t>
+            </m:r>
+          </m:e>
+        </m:acc>
+      </m:oMath>
+      <w:r>
+        <w:t xml:space="preserve">,</w:t>
+      </w:r>
+    </w:p>
+    <w:p>
+      <w:pPr>
+        <w:pStyle w:val="BodyText"/>
+      </w:pPr>
+      <m:oMathPara>
+        <m:oMathParaPr>
+          <m:jc m:val="center"/>
+        </m:oMathParaPr>
+        <m:oMath>
+          <m:eqArr>
+            <m:e>
+              <m:sSup>
+                <m:e>
+                  <m:acc>
+                    <m:accPr>
+                      <m:chr m:val="̃"/>
+                    </m:accPr>
+                    <m:e>
+                      <m:r>
+                        <m:t>x</m:t>
+                      </m:r>
+                    </m:e>
+                  </m:acc>
+                </m:e>
+                <m:sup>
+                  <m:r>
+                    <m:rPr>
+                      <m:sty m:val="p"/>
+                    </m:rPr>
+                    <m:t>⊤</m:t>
+                  </m:r>
+                </m:sup>
+              </m:sSup>
+              <m:r>
+                <m:rPr>
+                  <m:sty m:val="bi"/>
+                </m:rPr>
+                <m:t>G</m:t>
+              </m:r>
+              <m:acc>
+                <m:accPr>
+                  <m:chr m:val="̃"/>
+                </m:accPr>
+                <m:e>
+                  <m:r>
+                    <m:t>x</m:t>
+                  </m:r>
+                </m:e>
+              </m:acc>
+              <m:r>
+                <m:t>&amp;</m:t>
+              </m:r>
+              <m:r>
+                <m:rPr>
+                  <m:sty m:val="p"/>
+                </m:rPr>
+                <m:t>=</m:t>
+              </m:r>
+              <m:sSup>
+                <m:e>
+                  <m:acc>
+                    <m:accPr>
+                      <m:chr m:val="̃"/>
+                    </m:accPr>
+                    <m:e>
+                      <m:r>
+                        <m:t>x</m:t>
+                      </m:r>
+                    </m:e>
+                  </m:acc>
+                </m:e>
+                <m:sup>
+                  <m:r>
+                    <m:rPr>
+                      <m:sty m:val="p"/>
+                    </m:rPr>
+                    <m:t>⊤</m:t>
+                  </m:r>
+                </m:sup>
+              </m:sSup>
+              <m:r>
+                <m:t> </m:t>
+              </m:r>
+              <m:sSup>
+                <m:e>
+                  <m:r>
+                    <m:rPr>
+                      <m:sty m:val="bi"/>
+                    </m:rPr>
+                    <m:t>A</m:t>
+                  </m:r>
+                </m:e>
+                <m:sup>
+                  <m:r>
+                    <m:rPr>
+                      <m:sty m:val="p"/>
+                    </m:rPr>
+                    <m:t>⊤</m:t>
+                  </m:r>
+                </m:sup>
+              </m:sSup>
+              <m:r>
+                <m:t> </m:t>
+              </m:r>
+              <m:r>
+                <m:rPr>
+                  <m:sty m:val="bi"/>
+                </m:rPr>
+                <m:t>A</m:t>
+              </m:r>
+              <m:acc>
+                <m:accPr>
+                  <m:chr m:val="̃"/>
+                </m:accPr>
+                <m:e>
+                  <m:r>
+                    <m:t>x</m:t>
+                  </m:r>
+                </m:e>
+              </m:acc>
+              <m:r>
+                <m:t>&amp;</m:t>
+              </m:r>
+              <m:r>
+                <m:t>&amp;</m:t>
+              </m:r>
+              <m:r>
+                <m:rPr>
+                  <m:nor/>
+                  <m:sty m:val="p"/>
+                </m:rPr>
+                <m:t>(substitute </m:t>
+              </m:r>
+              <m:r>
+                <m:rPr>
+                  <m:sty m:val="bi"/>
+                </m:rPr>
+                <m:t>G</m:t>
+              </m:r>
+              <m:r>
+                <m:rPr>
+                  <m:nor/>
+                  <m:sty m:val="p"/>
+                </m:rPr>
+                <m:t>)</m:t>
+              </m:r>
+            </m:e>
+            <m:e>
+              <m:r>
+                <m:t>&amp;</m:t>
+              </m:r>
+              <m:r>
+                <m:rPr>
+                  <m:sty m:val="p"/>
+                </m:rPr>
+                <m:t>=</m:t>
+              </m:r>
+              <m:sSup>
+                <m:e>
+                  <m:r>
+                    <m:rPr>
+                      <m:sty m:val="p"/>
+                    </m:rPr>
+                    <m:t>(</m:t>
+                  </m:r>
+                  <m:r>
+                    <m:rPr>
+                      <m:sty m:val="bi"/>
+                    </m:rPr>
+                    <m:t>A</m:t>
+                  </m:r>
+                  <m:acc>
+                    <m:accPr>
+                      <m:chr m:val="̃"/>
+                    </m:accPr>
+                    <m:e>
+                      <m:r>
+                        <m:t>x</m:t>
+                      </m:r>
+                    </m:e>
+                  </m:acc>
+                  <m:r>
+                    <m:rPr>
+                      <m:sty m:val="p"/>
+                    </m:rPr>
+                    <m:t>)</m:t>
+                  </m:r>
+                </m:e>
+                <m:sup>
+                  <m:r>
+                    <m:rPr>
+                      <m:sty m:val="p"/>
+                    </m:rPr>
+                    <m:t>⊤</m:t>
+                  </m:r>
+                </m:sup>
+              </m:sSup>
+              <m:r>
+                <m:t> </m:t>
+              </m:r>
+              <m:r>
+                <m:rPr>
+                  <m:sty m:val="p"/>
+                </m:rPr>
+                <m:t>(</m:t>
+              </m:r>
+              <m:r>
+                <m:rPr>
+                  <m:sty m:val="bi"/>
+                </m:rPr>
+                <m:t>A</m:t>
+              </m:r>
+              <m:acc>
+                <m:accPr>
+                  <m:chr m:val="̃"/>
+                </m:accPr>
+                <m:e>
+                  <m:r>
+                    <m:t>x</m:t>
+                  </m:r>
+                </m:e>
+              </m:acc>
+              <m:r>
+                <m:rPr>
+                  <m:sty m:val="p"/>
+                </m:rPr>
+                <m:t>)</m:t>
+              </m:r>
+              <m:r>
+                <m:t>&amp;</m:t>
+              </m:r>
+              <m:r>
+                <m:t>&amp;</m:t>
+              </m:r>
+              <m:r>
+                <m:rPr>
+                  <m:nor/>
+                  <m:sty m:val="p"/>
+                </m:rPr>
+                <m:t>(</m:t>
+              </m:r>
+              <m:r>
+                <m:rPr>
+                  <m:nor/>
+                  <m:sty m:val="p"/>
+                </m:rPr>
+                <m:t>Theorem 16 in Matrices</m:t>
+              </m:r>
+              <m:r>
+                <m:rPr>
+                  <m:nor/>
+                  <m:sty m:val="p"/>
+                </m:rPr>
+                <m:t>)</m:t>
+              </m:r>
+            </m:e>
+            <m:e>
+              <m:r>
+                <m:t>&amp;</m:t>
+              </m:r>
+              <m:r>
+                <m:rPr>
+                  <m:sty m:val="p"/>
+                </m:rPr>
+                <m:t>=</m:t>
+              </m:r>
+              <m:r>
+                <m:t>​</m:t>
+              </m:r>
+              <m:d>
+                <m:dPr>
+                  <m:begChr m:val="∥"/>
+                  <m:sepChr m:val=""/>
+                  <m:endChr m:val="∥"/>
+                  <m:grow/>
+                </m:dPr>
+                <m:e>
+                  <m:r>
+                    <m:rPr>
+                      <m:sty m:val="bi"/>
+                    </m:rPr>
+                    <m:t>A</m:t>
+                  </m:r>
+                  <m:acc>
+                    <m:accPr>
+                      <m:chr m:val="̃"/>
+                    </m:accPr>
+                    <m:e>
+                      <m:r>
+                        <m:t>x</m:t>
+                      </m:r>
+                    </m:e>
+                  </m:acc>
+                </m:e>
+              </m:d>
+              <m:sSup>
+                <m:e>
+                  <m:r>
+                    <m:t>​</m:t>
+                  </m:r>
+                </m:e>
+                <m:sup>
+                  <m:r>
+                    <m:t>2</m:t>
+                  </m:r>
+                </m:sup>
+              </m:sSup>
+              <m:r>
+                <m:t>&amp;</m:t>
+              </m:r>
+              <m:r>
+                <m:t>&amp;</m:t>
+              </m:r>
+              <m:r>
+                <m:rPr>
+                  <m:nor/>
+                  <m:sty m:val="p"/>
+                </m:rPr>
+                <m:t>(</m:t>
+              </m:r>
+              <m:r>
+                <m:rPr>
+                  <m:nor/>
+                  <m:sty m:val="p"/>
+                </m:rPr>
+                <m:t>Equation 2 in Vectors</m:t>
+              </m:r>
+              <m:r>
+                <m:rPr>
+                  <m:nor/>
+                  <m:sty m:val="p"/>
+                </m:rPr>
+                <m:t>, squared)</m:t>
+              </m:r>
+            </m:e>
+            <m:e>
+              <m:r>
+                <m:t>&amp;</m:t>
+              </m:r>
+              <m:r>
+                <m:rPr>
+                  <m:sty m:val="p"/>
+                </m:rPr>
+                <m:t>≥</m:t>
+              </m:r>
+              <m:r>
+                <m:t>0</m:t>
+              </m:r>
+              <m:r>
+                <m:rPr>
+                  <m:sty m:val="p"/>
+                </m:rPr>
+                <m:t>.</m:t>
+              </m:r>
+              <m:r>
+                <m:t>&amp;</m:t>
+              </m:r>
+              <m:r>
+                <m:t>&amp;</m:t>
+              </m:r>
+              <m:r>
+                <m:rPr>
+                  <m:nor/>
+                  <m:sty m:val="p"/>
+                </m:rPr>
+                <m:t>(a squared norm is nonnegative)</m:t>
+              </m:r>
+            </m:e>
+          </m:eqArr>
+        </m:oMath>
+      </m:oMathPara>
+    </w:p>
+    <w:bookmarkStart w:id="35" w:name="exm-gram-properties"/>
+    <w:p>
+      <w:pPr>
+        <w:pStyle w:val="FirstParagraph"/>
+      </w:pPr>
+      <w:r>
+        <w:rPr>
+          <w:b/>
+          <w:bCs/>
+        </w:rPr>
+        <w:t xml:space="preserve">Example 8 (Checking the properties on a small Gram matrix)</w:t>
+      </w:r>
+      <w:r>
+        <w:t xml:space="preserve"> </w:t>
+      </w:r>
+      <w:r>
+        <w:t xml:space="preserve">For</w:t>
+      </w:r>
+      <w:r>
+        <w:t xml:space="preserve"> </w:t>
+      </w:r>
+      <m:oMath>
+        <m:r>
+          <m:rPr>
+            <m:sty m:val="bi"/>
+          </m:rPr>
+          <m:t>A</m:t>
+        </m:r>
+      </m:oMath>
+      <w:r>
+        <w:t xml:space="preserve"> </w:t>
+      </w:r>
+      <w:r>
+        <w:t xml:space="preserve">in</w:t>
+      </w:r>
+      <w:r>
+        <w:t xml:space="preserve"> </w:t>
+      </w:r>
+      <w:hyperlink w:anchor="exm-gram-matrix">
+        <w:r>
+          <w:rPr>
+            <w:rStyle w:val="Hyperlink"/>
+          </w:rPr>
+          <w:t xml:space="preserve">Example 7</w:t>
+        </w:r>
+      </w:hyperlink>
+      <w:r>
+        <w:t xml:space="preserve">,</w:t>
+      </w:r>
+      <w:r>
+        <w:t xml:space="preserve"> </w:t>
+      </w:r>
+      <m:oMath>
+        <m:r>
+          <m:rPr>
+            <m:sty m:val="bi"/>
+          </m:rPr>
+          <m:t>G</m:t>
+        </m:r>
+        <m:r>
+          <m:rPr>
+            <m:sty m:val="p"/>
+          </m:rPr>
+          <m:t>=</m:t>
+        </m:r>
+        <m:d>
+          <m:dPr>
+            <m:begChr m:val="["/>
+            <m:sepChr m:val=""/>
+            <m:endChr m:val="]"/>
+            <m:grow/>
+          </m:dPr>
+          <m:e>
+            <m:m>
+              <m:mPr>
+                <m:baseJc m:val="center"/>
+                <m:plcHide m:val="on"/>
+                <m:mcs>
+                  <m:mc>
+                    <m:mcPr>
+                      <m:mcJc m:val="center"/>
+                      <m:count m:val="1"/>
+                    </m:mcPr>
+                  </m:mc>
+                  <m:mc>
+                    <m:mcPr>
+                      <m:mcJc m:val="center"/>
+                      <m:count m:val="1"/>
+                    </m:mcPr>
+                  </m:mc>
+                </m:mcs>
+              </m:mPr>
+              <m:mr>
+                <m:e>
+                  <m:r>
+                    <m:t>2</m:t>
+                  </m:r>
+                </m:e>
+                <m:e>
+                  <m:r>
+                    <m:t>1</m:t>
+                  </m:r>
+                </m:e>
+              </m:mr>
+              <m:mr>
+                <m:e>
+                  <m:r>
+                    <m:t>1</m:t>
+                  </m:r>
+                </m:e>
+                <m:e>
+                  <m:r>
+                    <m:t>2</m:t>
+                  </m:r>
+                </m:e>
+              </m:mr>
+            </m:m>
+          </m:e>
+        </m:d>
+      </m:oMath>
+      <w:r>
+        <w:t xml:space="preserve">.</w:t>
+      </w:r>
+      <w:r>
+        <w:t xml:space="preserve"> </w:t>
+      </w:r>
+      <w:r>
+        <w:t xml:space="preserve">It is symmetric:</w:t>
+      </w:r>
+      <w:r>
+        <w:t xml:space="preserve"> </w:t>
+      </w:r>
+      <m:oMath>
+        <m:sSub>
+          <m:e>
+            <m:r>
+              <m:t>g</m:t>
+            </m:r>
+          </m:e>
+          <m:sub>
+            <m:r>
+              <m:t>12</m:t>
+            </m:r>
+          </m:sub>
+        </m:sSub>
+        <m:r>
+          <m:rPr>
+            <m:sty m:val="p"/>
+          </m:rPr>
+          <m:t>=</m:t>
+        </m:r>
+        <m:sSub>
+          <m:e>
+            <m:r>
+              <m:t>g</m:t>
+            </m:r>
+          </m:e>
+          <m:sub>
+            <m:r>
+              <m:t>21</m:t>
+            </m:r>
+          </m:sub>
+        </m:sSub>
+        <m:r>
+          <m:rPr>
+            <m:sty m:val="p"/>
+          </m:rPr>
+          <m:t>=</m:t>
+        </m:r>
+        <m:r>
+          <m:t>1</m:t>
+        </m:r>
+      </m:oMath>
+      <w:r>
+        <w:t xml:space="preserve">.</w:t>
+      </w:r>
+      <w:r>
+        <w:t xml:space="preserve"> </w:t>
+      </w:r>
+      <w:r>
+        <w:t xml:space="preserve">Take</w:t>
+      </w:r>
+      <w:r>
+        <w:t xml:space="preserve"> </w:t>
+      </w:r>
+      <m:oMath>
+        <m:acc>
+          <m:accPr>
+            <m:chr m:val="̃"/>
+          </m:accPr>
+          <m:e>
+            <m:r>
+              <m:t>x</m:t>
+            </m:r>
+          </m:e>
+        </m:acc>
+        <m:r>
+          <m:rPr>
+            <m:sty m:val="p"/>
+          </m:rPr>
+          <m:t>=</m:t>
+        </m:r>
+        <m:r>
+          <m:rPr>
+            <m:sty m:val="p"/>
+          </m:rPr>
+          <m:t>(</m:t>
+        </m:r>
+        <m:r>
+          <m:t>1</m:t>
+        </m:r>
+        <m:r>
+          <m:rPr>
+            <m:sty m:val="p"/>
+          </m:rPr>
+          <m:t>,</m:t>
+        </m:r>
+        <m:r>
+          <m:rPr>
+            <m:sty m:val="p"/>
+          </m:rPr>
+          <m:t>−</m:t>
+        </m:r>
+        <m:r>
+          <m:t>1</m:t>
+        </m:r>
+        <m:r>
+          <m:rPr>
+            <m:sty m:val="p"/>
+          </m:rPr>
+          <m:t>)</m:t>
+        </m:r>
+      </m:oMath>
+      <w:r>
+        <w:t xml:space="preserve">. Then</w:t>
+      </w:r>
+    </w:p>
+    <w:p>
+      <w:pPr>
+        <w:pStyle w:val="BodyText"/>
+      </w:pPr>
+      <m:oMathPara>
+        <m:oMathParaPr>
+          <m:jc m:val="center"/>
+        </m:oMathParaPr>
+        <m:oMath>
+          <m:eqArr>
+            <m:e>
+              <m:sSup>
+                <m:e>
+                  <m:acc>
+                    <m:accPr>
+                      <m:chr m:val="̃"/>
+                    </m:accPr>
+                    <m:e>
+                      <m:r>
+                        <m:t>x</m:t>
+                      </m:r>
+                    </m:e>
+                  </m:acc>
+                </m:e>
+                <m:sup>
+                  <m:r>
+                    <m:rPr>
+                      <m:sty m:val="p"/>
+                    </m:rPr>
+                    <m:t>⊤</m:t>
+                  </m:r>
+                </m:sup>
+              </m:sSup>
+              <m:r>
+                <m:rPr>
+                  <m:sty m:val="bi"/>
+                </m:rPr>
+                <m:t>G</m:t>
+              </m:r>
+              <m:acc>
+                <m:accPr>
+                  <m:chr m:val="̃"/>
+                </m:accPr>
+                <m:e>
+                  <m:r>
+                    <m:t>x</m:t>
+                  </m:r>
+                </m:e>
+              </m:acc>
+              <m:r>
+                <m:t>&amp;</m:t>
+              </m:r>
+              <m:r>
+                <m:rPr>
+                  <m:sty m:val="p"/>
+                </m:rPr>
+                <m:t>=</m:t>
+              </m:r>
+              <m:d>
+                <m:dPr>
+                  <m:begChr m:val="["/>
+                  <m:sepChr m:val=""/>
+                  <m:endChr m:val="]"/>
+                  <m:grow/>
+                </m:dPr>
+                <m:e>
+                  <m:m>
+                    <m:mPr>
+                      <m:baseJc m:val="center"/>
+                      <m:plcHide m:val="on"/>
+                      <m:mcs>
+                        <m:mc>
+                          <m:mcPr>
+                            <m:mcJc m:val="center"/>
+                            <m:count m:val="1"/>
+                          </m:mcPr>
+                        </m:mc>
+                        <m:mc>
+                          <m:mcPr>
+                            <m:mcJc m:val="center"/>
+                            <m:count m:val="1"/>
+                          </m:mcPr>
+                        </m:mc>
+                      </m:mcs>
+                    </m:mPr>
+                    <m:mr>
+                      <m:e>
+                        <m:r>
+                          <m:t>1</m:t>
+                        </m:r>
+                      </m:e>
+                      <m:e>
+                        <m:r>
+                          <m:rPr>
+                            <m:sty m:val="p"/>
+                          </m:rPr>
+                          <m:t>−</m:t>
+                        </m:r>
+                        <m:r>
+                          <m:t>1</m:t>
+                        </m:r>
+                      </m:e>
+                    </m:mr>
+                  </m:m>
+                </m:e>
+              </m:d>
+              <m:d>
+                <m:dPr>
+                  <m:begChr m:val="["/>
+                  <m:sepChr m:val=""/>
+                  <m:endChr m:val="]"/>
+                  <m:grow/>
+                </m:dPr>
+                <m:e>
+                  <m:m>
+                    <m:mPr>
+                      <m:baseJc m:val="center"/>
+                      <m:plcHide m:val="on"/>
+                      <m:mcs>
+                        <m:mc>
+                          <m:mcPr>
+                            <m:mcJc m:val="center"/>
+                            <m:count m:val="1"/>
+                          </m:mcPr>
+                        </m:mc>
+                      </m:mcs>
+                    </m:mPr>
+                    <m:mr>
+                      <m:e>
+                        <m:r>
+                          <m:t>1</m:t>
+                        </m:r>
+                      </m:e>
+                    </m:mr>
+                    <m:mr>
+                      <m:e>
+                        <m:r>
+                          <m:rPr>
+                            <m:sty m:val="p"/>
+                          </m:rPr>
+                          <m:t>−</m:t>
+                        </m:r>
+                        <m:r>
+                          <m:t>1</m:t>
+                        </m:r>
+                      </m:e>
+                    </m:mr>
+                  </m:m>
+                </m:e>
+              </m:d>
+              <m:r>
+                <m:t>&amp;</m:t>
+              </m:r>
+              <m:r>
+                <m:t>&amp;</m:t>
+              </m:r>
+              <m:r>
+                <m:rPr>
+                  <m:nor/>
+                  <m:sty m:val="p"/>
+                </m:rPr>
+                <m:t>(</m:t>
+              </m:r>
+              <m:r>
+                <m:rPr>
+                  <m:sty m:val="bi"/>
+                </m:rPr>
+                <m:t>G</m:t>
+              </m:r>
+              <m:acc>
+                <m:accPr>
+                  <m:chr m:val="̃"/>
+                </m:accPr>
+                <m:e>
+                  <m:r>
+                    <m:t>x</m:t>
+                  </m:r>
+                </m:e>
+              </m:acc>
+              <m:r>
+                <m:rPr>
+                  <m:sty m:val="p"/>
+                </m:rPr>
+                <m:t>=</m:t>
+              </m:r>
+              <m:r>
+                <m:rPr>
+                  <m:sty m:val="p"/>
+                </m:rPr>
+                <m:t>(</m:t>
+              </m:r>
+              <m:r>
+                <m:t>1</m:t>
+              </m:r>
+              <m:r>
+                <m:rPr>
+                  <m:sty m:val="p"/>
+                </m:rPr>
+                <m:t>,</m:t>
+              </m:r>
+              <m:r>
+                <m:rPr>
+                  <m:sty m:val="p"/>
+                </m:rPr>
+                <m:t>−</m:t>
+              </m:r>
+              <m:r>
+                <m:t>1</m:t>
+              </m:r>
+              <m:r>
+                <m:rPr>
+                  <m:sty m:val="p"/>
+                </m:rPr>
+                <m:t>)</m:t>
+              </m:r>
+              <m:r>
+                <m:rPr>
+                  <m:nor/>
+                  <m:sty m:val="p"/>
+                </m:rPr>
+                <m:t>)</m:t>
+              </m:r>
+            </m:e>
+            <m:e>
+              <m:r>
+                <m:t>&amp;</m:t>
+              </m:r>
+              <m:r>
+                <m:rPr>
+                  <m:sty m:val="p"/>
+                </m:rPr>
+                <m:t>=</m:t>
+              </m:r>
+              <m:r>
+                <m:t>2</m:t>
+              </m:r>
+              <m:r>
+                <m:rPr>
+                  <m:sty m:val="p"/>
+                </m:rPr>
+                <m:t>,</m:t>
+              </m:r>
+              <m:r>
+                <m:t>&amp;</m:t>
+              </m:r>
+              <m:r>
+                <m:t>&amp;</m:t>
+              </m:r>
+              <m:r>
+                <m:rPr>
+                  <m:nor/>
+                  <m:sty m:val="p"/>
+                </m:rPr>
+                <m:t>(multiply and add)</m:t>
+              </m:r>
+            </m:e>
+          </m:eqArr>
+        </m:oMath>
+      </m:oMathPara>
+    </w:p>
+    <w:p>
+      <w:pPr>
+        <w:pStyle w:val="FirstParagraph"/>
+      </w:pPr>
+      <w:r>
+        <w:t xml:space="preserve">and</w:t>
+      </w:r>
+      <w:r>
+        <w:t xml:space="preserve"> </w:t>
+      </w:r>
+      <m:oMath>
+        <m:r>
+          <m:rPr>
+            <m:sty m:val="bi"/>
+          </m:rPr>
+          <m:t>A</m:t>
+        </m:r>
+        <m:acc>
+          <m:accPr>
+            <m:chr m:val="̃"/>
+          </m:accPr>
+          <m:e>
+            <m:r>
+              <m:t>x</m:t>
+            </m:r>
+          </m:e>
+        </m:acc>
+        <m:r>
+          <m:rPr>
+            <m:sty m:val="p"/>
+          </m:rPr>
+          <m:t>=</m:t>
+        </m:r>
+        <m:r>
+          <m:rPr>
+            <m:sty m:val="p"/>
+          </m:rPr>
+          <m:t>(</m:t>
+        </m:r>
+        <m:r>
+          <m:t>1</m:t>
+        </m:r>
+        <m:r>
+          <m:rPr>
+            <m:sty m:val="p"/>
+          </m:rPr>
+          <m:t>,</m:t>
+        </m:r>
+        <m:r>
+          <m:t>0</m:t>
+        </m:r>
+        <m:r>
+          <m:rPr>
+            <m:sty m:val="p"/>
+          </m:rPr>
+          <m:t>,</m:t>
+        </m:r>
+        <m:r>
+          <m:rPr>
+            <m:sty m:val="p"/>
+          </m:rPr>
+          <m:t>−</m:t>
+        </m:r>
+        <m:r>
+          <m:t>1</m:t>
+        </m:r>
+        <m:r>
+          <m:rPr>
+            <m:sty m:val="p"/>
+          </m:rPr>
+          <m:t>)</m:t>
+        </m:r>
+      </m:oMath>
+      <w:r>
+        <w:t xml:space="preserve"> </w:t>
+      </w:r>
+      <w:r>
+        <w:t xml:space="preserve">has</w:t>
+      </w:r>
+      <w:r>
+        <w:t xml:space="preserve"> </w:t>
+      </w:r>
+      <m:oMath>
+        <m:r>
+          <m:t>​</m:t>
+        </m:r>
+        <m:d>
+          <m:dPr>
+            <m:begChr m:val="∥"/>
+            <m:sepChr m:val=""/>
+            <m:endChr m:val="∥"/>
+            <m:grow/>
+          </m:dPr>
+          <m:e>
+            <m:r>
+              <m:rPr>
+                <m:sty m:val="bi"/>
+              </m:rPr>
+              <m:t>A</m:t>
+            </m:r>
+            <m:acc>
+              <m:accPr>
+                <m:chr m:val="̃"/>
+              </m:accPr>
+              <m:e>
+                <m:r>
+                  <m:t>x</m:t>
+                </m:r>
+              </m:e>
+            </m:acc>
+          </m:e>
+        </m:d>
+        <m:sSup>
+          <m:e>
+            <m:r>
+              <m:t>​</m:t>
+            </m:r>
+          </m:e>
+          <m:sup>
+            <m:r>
+              <m:t>2</m:t>
+            </m:r>
+          </m:sup>
+        </m:sSup>
+        <m:r>
+          <m:rPr>
+            <m:sty m:val="p"/>
+          </m:rPr>
+          <m:t>=</m:t>
+        </m:r>
+        <m:r>
+          <m:t>1</m:t>
+        </m:r>
+        <m:r>
+          <m:rPr>
+            <m:sty m:val="p"/>
+          </m:rPr>
+          <m:t>+</m:t>
+        </m:r>
+        <m:r>
+          <m:t>0</m:t>
+        </m:r>
+        <m:r>
+          <m:rPr>
+            <m:sty m:val="p"/>
+          </m:rPr>
+          <m:t>+</m:t>
+        </m:r>
+        <m:r>
+          <m:t>1</m:t>
+        </m:r>
+        <m:r>
+          <m:rPr>
+            <m:sty m:val="p"/>
+          </m:rPr>
+          <m:t>=</m:t>
+        </m:r>
+        <m:r>
+          <m:t>2</m:t>
+        </m:r>
+      </m:oMath>
+      <w:r>
+        <w:t xml:space="preserve">,</w:t>
+      </w:r>
+      <w:r>
+        <w:t xml:space="preserve"> </w:t>
+      </w:r>
+      <w:r>
+        <w:t xml:space="preserve">as the theorem says.</w:t>
+      </w:r>
+      <w:r>
+        <w:t xml:space="preserve"> </w:t>
+      </w:r>
+      <w:r>
+        <w:t xml:space="preserve">The converse (every positive semidefinite matrix is a Gram matrix) is</w:t>
+      </w:r>
+      <w:r>
+        <w:t xml:space="preserve"> </w:t>
+      </w:r>
+      <w:hyperlink r:id="rId34">
+        <w:r>
+          <w:rPr>
+            <w:rStyle w:val="Hyperlink"/>
+          </w:rPr>
+          <w:t xml:space="preserve">this theorem</w:t>
+        </w:r>
+      </w:hyperlink>
+      <w:r>
+        <w:t xml:space="preserve">.</w:t>
+      </w:r>
+    </w:p>
+    <w:bookmarkEnd w:id="35"/>
+    <w:bookmarkStart w:id="36" w:name="thm-null-gram"/>
+    <w:p>
+      <w:pPr>
+        <w:pStyle w:val="BodyText"/>
+      </w:pPr>
+      <w:r>
+        <w:rPr>
+          <w:b/>
+          <w:bCs/>
+        </w:rPr>
+        <w:t xml:space="preserve">Theorem 5 (</w:t>
       </w:r>
       <m:oMath>
         <m:sSup>
@@ -10266,7 +13744,7 @@
         </m:oMath>
       </m:oMathPara>
     </w:p>
-    <w:bookmarkEnd w:id="28"/>
+    <w:bookmarkEnd w:id="36"/>
     <w:p>
       <w:pPr>
         <w:pStyle w:val="FirstParagraph"/>
@@ -11489,7 +14967,7 @@
         <w:t xml:space="preserve">.</w:t>
       </w:r>
     </w:p>
-    <w:bookmarkStart w:id="29" w:name="exm-null-gram"/>
+    <w:bookmarkStart w:id="37" w:name="exm-null-gram"/>
     <w:p>
       <w:pPr>
         <w:pStyle w:val="BodyText"/>
@@ -11499,7 +14977,7 @@
           <w:b/>
           <w:bCs/>
         </w:rPr>
-        <w:t xml:space="preserve">Example 7 (The null space of a Gram matrix)</w:t>
+        <w:t xml:space="preserve">Example 9 (The null space of a Gram matrix)</w:t>
       </w:r>
       <w:r>
         <w:t xml:space="preserve"> </w:t>
@@ -12164,9 +15642,9 @@
         <w:t xml:space="preserve">.</w:t>
       </w:r>
     </w:p>
-    <w:bookmarkEnd w:id="29"/>
-    <w:bookmarkEnd w:id="30"/>
-    <w:bookmarkStart w:id="88" w:name="sec-rank-nullity"/>
+    <w:bookmarkEnd w:id="37"/>
+    <w:bookmarkEnd w:id="38"/>
+    <w:bookmarkStart w:id="96" w:name="sec-rank-nullity"/>
     <w:p>
       <w:pPr>
         <w:pStyle w:val="Heading2"/>
@@ -12216,18 +15694,18 @@
                 <wp:inline>
                   <wp:extent cx="152400" cy="152400"/>
                   <wp:effectExtent b="0" l="0" r="0" t="0"/>
-                  <wp:docPr descr="" title="" id="32" name="Picture"/>
+                  <wp:docPr descr="" title="" id="40" name="Picture"/>
                   <a:graphic>
                     <a:graphicData uri="http://schemas.openxmlformats.org/drawingml/2006/picture">
                       <pic:pic>
                         <pic:nvPicPr>
-                          <pic:cNvPr descr="/opt/quarto/share/formats/docx/note.png" id="33" name="Picture"/>
+                          <pic:cNvPr descr="/opt/quarto/share/formats/docx/note.png" id="41" name="Picture"/>
                           <pic:cNvPicPr>
                             <a:picLocks noChangeArrowheads="1" noChangeAspect="1"/>
                           </pic:cNvPicPr>
                         </pic:nvPicPr>
                         <pic:blipFill>
-                          <a:blip r:embed="rId31"/>
+                          <a:blip r:embed="rId39"/>
                           <a:stretch>
                             <a:fillRect/>
                           </a:stretch>
@@ -12310,7 +15788,7 @@
             <w:r>
               <w:t xml:space="preserve"> </w:t>
             </w:r>
-            <w:hyperlink r:id="rId34">
+            <w:hyperlink r:id="rId42">
               <w:r>
                 <w:rPr>
                   <w:rStyle w:val="Hyperlink"/>
@@ -12326,7 +15804,7 @@
         </w:tc>
       </w:tr>
     </w:tbl>
-    <w:bookmarkStart w:id="35" w:name="thm-rank-dim"/>
+    <w:bookmarkStart w:id="43" w:name="thm-rank-dim"/>
     <w:p>
       <w:pPr>
         <w:pStyle w:val="BodyText"/>
@@ -12336,7 +15814,7 @@
           <w:b/>
           <w:bCs/>
         </w:rPr>
-        <w:t xml:space="preserve">Theorem 5 (The rank is the dimension of the column space)</w:t>
+        <w:t xml:space="preserve">Theorem 6 (The rank is the dimension of the column space)</w:t>
       </w:r>
       <w:r>
         <w:t xml:space="preserve"> </w:t>
@@ -12477,7 +15955,7 @@
         </m:oMath>
       </m:oMathPara>
     </w:p>
-    <w:bookmarkEnd w:id="35"/>
+    <w:bookmarkEnd w:id="43"/>
     <w:p>
       <w:pPr>
         <w:pStyle w:val="FirstParagraph"/>
@@ -12539,7 +16017,7 @@
       <w:r>
         <w:t xml:space="preserve">(</w:t>
       </w:r>
-      <w:hyperlink r:id="rId36">
+      <w:hyperlink r:id="rId44">
         <w:r>
           <w:rPr>
             <w:rStyle w:val="Hyperlink"/>
@@ -12593,7 +16071,7 @@
       <w:r>
         <w:t xml:space="preserve"> </w:t>
       </w:r>
-      <w:hyperlink r:id="rId36">
+      <w:hyperlink r:id="rId44">
         <w:r>
           <w:rPr>
             <w:rStyle w:val="Hyperlink"/>
@@ -12646,7 +16124,7 @@
       <w:r>
         <w:t xml:space="preserve">(</w:t>
       </w:r>
-      <w:hyperlink r:id="rId37">
+      <w:hyperlink r:id="rId45">
         <w:r>
           <w:rPr>
             <w:rStyle w:val="Hyperlink"/>
@@ -12746,7 +16224,7 @@
       <w:r>
         <w:t xml:space="preserve">(</w:t>
       </w:r>
-      <w:hyperlink r:id="rId38">
+      <w:hyperlink r:id="rId46">
         <w:r>
           <w:rPr>
             <w:rStyle w:val="Hyperlink"/>
@@ -13179,7 +16657,7 @@
       <w:r>
         <w:t xml:space="preserve">(</w:t>
       </w:r>
-      <w:hyperlink r:id="rId39">
+      <w:hyperlink r:id="rId47">
         <w:r>
           <w:rPr>
             <w:rStyle w:val="Hyperlink"/>
@@ -13329,7 +16807,7 @@
         <w:t xml:space="preserve">.</w:t>
       </w:r>
     </w:p>
-    <w:bookmarkStart w:id="40" w:name="exm-rank-dim"/>
+    <w:bookmarkStart w:id="48" w:name="exm-rank-dim"/>
     <w:p>
       <w:pPr>
         <w:pStyle w:val="BodyText"/>
@@ -13339,7 +16817,7 @@
           <w:b/>
           <w:bCs/>
         </w:rPr>
-        <w:t xml:space="preserve">Example 8 (The rank of the matrix in</w:t>
+        <w:t xml:space="preserve">Example 10 (The rank of the matrix in</w:t>
       </w:r>
       <w:r>
         <w:rPr>
@@ -13650,7 +17128,7 @@
           <w:rPr>
             <w:rStyle w:val="Hyperlink"/>
           </w:rPr>
-          <w:t xml:space="preserve">Theorem 5</w:t>
+          <w:t xml:space="preserve">Theorem 6</w:t>
         </w:r>
       </w:hyperlink>
       <w:r>
@@ -13742,8 +17220,8 @@
         <w:t xml:space="preserve">.</w:t>
       </w:r>
     </w:p>
-    <w:bookmarkEnd w:id="40"/>
-    <w:bookmarkStart w:id="41" w:name="def-nullity"/>
+    <w:bookmarkEnd w:id="48"/>
+    <w:bookmarkStart w:id="49" w:name="def-nullity"/>
     <w:p>
       <w:pPr>
         <w:pStyle w:val="BodyText"/>
@@ -13753,7 +17231,7 @@
           <w:b/>
           <w:bCs/>
         </w:rPr>
-        <w:t xml:space="preserve">Definition 4 (Nullity)</w:t>
+        <w:t xml:space="preserve">Definition 5 (Nullity)</w:t>
       </w:r>
       <w:r>
         <w:t xml:space="preserve"> </w:t>
@@ -13920,8 +17398,8 @@
         </m:oMath>
       </m:oMathPara>
     </w:p>
-    <w:bookmarkEnd w:id="41"/>
-    <w:bookmarkStart w:id="42" w:name="exm-nullity"/>
+    <w:bookmarkEnd w:id="49"/>
+    <w:bookmarkStart w:id="50" w:name="exm-nullity"/>
     <w:p>
       <w:pPr>
         <w:pStyle w:val="FirstParagraph"/>
@@ -13931,7 +17409,7 @@
           <w:b/>
           <w:bCs/>
         </w:rPr>
-        <w:t xml:space="preserve">Example 9 (The nullity of the matrix in</w:t>
+        <w:t xml:space="preserve">Example 11 (The nullity of the matrix in</w:t>
       </w:r>
       <w:r>
         <w:rPr>
@@ -14697,8 +18175,8 @@
         <w:t xml:space="preserve">.</w:t>
       </w:r>
     </w:p>
-    <w:bookmarkEnd w:id="42"/>
-    <w:bookmarkStart w:id="43" w:name="thm-rank-nullity"/>
+    <w:bookmarkEnd w:id="50"/>
+    <w:bookmarkStart w:id="51" w:name="thm-rank-nullity"/>
     <w:p>
       <w:pPr>
         <w:pStyle w:val="BodyText"/>
@@ -14708,7 +18186,7 @@
           <w:b/>
           <w:bCs/>
         </w:rPr>
-        <w:t xml:space="preserve">Theorem 6 (Rank-nullity theorem)</w:t>
+        <w:t xml:space="preserve">Theorem 7 (Rank-nullity theorem)</w:t>
       </w:r>
       <w:r>
         <w:t xml:space="preserve"> </w:t>
@@ -14835,7 +18313,7 @@
         </m:oMath>
       </m:oMathPara>
     </w:p>
-    <w:bookmarkEnd w:id="43"/>
+    <w:bookmarkEnd w:id="51"/>
     <w:p>
       <w:pPr>
         <w:pStyle w:val="FirstParagraph"/>
@@ -15171,7 +18649,7 @@
       <w:r>
         <w:t xml:space="preserve">(</w:t>
       </w:r>
-      <w:hyperlink r:id="rId44">
+      <w:hyperlink r:id="rId52">
         <w:r>
           <w:rPr>
             <w:rStyle w:val="Hyperlink"/>
@@ -15295,7 +18773,7 @@
       <w:r>
         <w:t xml:space="preserve">(</w:t>
       </w:r>
-      <w:hyperlink r:id="rId45">
+      <w:hyperlink r:id="rId53">
         <w:r>
           <w:rPr>
             <w:rStyle w:val="Hyperlink"/>
@@ -15309,7 +18787,7 @@
       <w:r>
         <w:t xml:space="preserve"> </w:t>
       </w:r>
-      <w:hyperlink r:id="rId46">
+      <w:hyperlink r:id="rId54">
         <w:r>
           <w:rPr>
             <w:rStyle w:val="Hyperlink"/>
@@ -15456,7 +18934,7 @@
       <w:r>
         <w:t xml:space="preserve"> </w:t>
       </w:r>
-      <w:hyperlink r:id="rId47">
+      <w:hyperlink r:id="rId55">
         <w:r>
           <w:rPr>
             <w:rStyle w:val="Hyperlink"/>
@@ -15734,7 +19212,7 @@
       <w:r>
         <w:t xml:space="preserve">(</w:t>
       </w:r>
-      <w:hyperlink r:id="rId47">
+      <w:hyperlink r:id="rId55">
         <w:r>
           <w:rPr>
             <w:rStyle w:val="Hyperlink"/>
@@ -17785,14 +21263,14 @@
           <w:rPr>
             <w:rStyle w:val="Hyperlink"/>
           </w:rPr>
-          <w:t xml:space="preserve">Theorem 5</w:t>
+          <w:t xml:space="preserve">Theorem 6</w:t>
         </w:r>
       </w:hyperlink>
       <w:r>
         <w:t xml:space="preserve">.</w:t>
       </w:r>
     </w:p>
-    <w:bookmarkStart w:id="48" w:name="exm-rank-nullity"/>
+    <w:bookmarkStart w:id="56" w:name="exm-rank-nullity"/>
     <w:p>
       <w:pPr>
         <w:pStyle w:val="BodyText"/>
@@ -17802,7 +21280,7 @@
           <w:b/>
           <w:bCs/>
         </w:rPr>
-        <w:t xml:space="preserve">Example 10 (Checking rank-nullity on the matrix in</w:t>
+        <w:t xml:space="preserve">Example 12 (Checking rank-nullity on the matrix in</w:t>
       </w:r>
       <w:r>
         <w:rPr>
@@ -17916,7 +21394,7 @@
           <w:rPr>
             <w:rStyle w:val="Hyperlink"/>
           </w:rPr>
-          <w:t xml:space="preserve">Example 8</w:t>
+          <w:t xml:space="preserve">Example 10</w:t>
         </w:r>
       </w:hyperlink>
       <w:r>
@@ -17947,7 +21425,7 @@
           <w:rPr>
             <w:rStyle w:val="Hyperlink"/>
           </w:rPr>
-          <w:t xml:space="preserve">Example 9</w:t>
+          <w:t xml:space="preserve">Example 11</w:t>
         </w:r>
       </w:hyperlink>
       <w:r>
@@ -18050,7 +21528,7 @@
           <w:rPr>
             <w:rStyle w:val="Hyperlink"/>
           </w:rPr>
-          <w:t xml:space="preserve">Example 9</w:t>
+          <w:t xml:space="preserve">Example 11</w:t>
         </w:r>
       </w:hyperlink>
       <w:r>
@@ -18092,8 +21570,8 @@
         <w:t xml:space="preserve">.</w:t>
       </w:r>
     </w:p>
-    <w:bookmarkEnd w:id="48"/>
-    <w:bookmarkStart w:id="49" w:name="thm-rank-product"/>
+    <w:bookmarkEnd w:id="56"/>
+    <w:bookmarkStart w:id="57" w:name="thm-rank-product"/>
     <w:p>
       <w:pPr>
         <w:pStyle w:val="BodyText"/>
@@ -18103,7 +21581,7 @@
           <w:b/>
           <w:bCs/>
         </w:rPr>
-        <w:t xml:space="preserve">Theorem 7 (Multiplying on the right cannot increase the rank)</w:t>
+        <w:t xml:space="preserve">Theorem 8 (Multiplying on the right cannot increase the rank)</w:t>
       </w:r>
       <w:r>
         <w:t xml:space="preserve"> </w:t>
@@ -18267,7 +21745,7 @@
         </m:oMath>
       </m:oMathPara>
     </w:p>
-    <w:bookmarkEnd w:id="49"/>
+    <w:bookmarkEnd w:id="57"/>
     <w:p>
       <w:pPr>
         <w:pStyle w:val="FirstParagraph"/>
@@ -18890,7 +22368,7 @@
                   <m:nor/>
                   <m:sty m:val="p"/>
                 </m:rPr>
-                <m:t>Theorem 5</m:t>
+                <m:t>Theorem 6</m:t>
               </m:r>
               <m:r>
                 <m:rPr>
@@ -19043,7 +22521,7 @@
                   <m:nor/>
                   <m:sty m:val="p"/>
                 </m:rPr>
-                <m:t>Theorem 5</m:t>
+                <m:t>Theorem 6</m:t>
               </m:r>
               <m:r>
                 <m:rPr>
@@ -19057,7 +22535,7 @@
         </m:oMath>
       </m:oMathPara>
     </w:p>
-    <w:bookmarkStart w:id="50" w:name="exm-rank-product"/>
+    <w:bookmarkStart w:id="58" w:name="exm-rank-product"/>
     <w:p>
       <w:pPr>
         <w:pStyle w:val="FirstParagraph"/>
@@ -19067,7 +22545,7 @@
           <w:b/>
           <w:bCs/>
         </w:rPr>
-        <w:t xml:space="preserve">Example 11 (A product can lose rank)</w:t>
+        <w:t xml:space="preserve">Example 13 (A product can lose rank)</w:t>
       </w:r>
       <w:r>
         <w:t xml:space="preserve"> </w:t>
@@ -19561,7 +23039,7 @@
           <w:rPr>
             <w:rStyle w:val="Hyperlink"/>
           </w:rPr>
-          <w:t xml:space="preserve">Theorem 7</w:t>
+          <w:t xml:space="preserve">Theorem 8</w:t>
         </w:r>
       </w:hyperlink>
       <w:r>
@@ -19660,8 +23138,8 @@
         <w:t xml:space="preserve">, and the inequality is an equality.</w:t>
       </w:r>
     </w:p>
-    <w:bookmarkEnd w:id="50"/>
-    <w:bookmarkStart w:id="51" w:name="thm-rank-transpose"/>
+    <w:bookmarkEnd w:id="58"/>
+    <w:bookmarkStart w:id="59" w:name="thm-rank-transpose"/>
     <w:p>
       <w:pPr>
         <w:pStyle w:val="BodyText"/>
@@ -19671,7 +23149,7 @@
           <w:b/>
           <w:bCs/>
         </w:rPr>
-        <w:t xml:space="preserve">Theorem 8 (Fundamental theorem of ranks)</w:t>
+        <w:t xml:space="preserve">Theorem 9 (Fundamental theorem of ranks)</w:t>
       </w:r>
       <w:r>
         <w:t xml:space="preserve"> </w:t>
@@ -19939,7 +23417,7 @@
         <w:t xml:space="preserve">equals the largest number of linearly independent columns.</w:t>
       </w:r>
     </w:p>
-    <w:bookmarkEnd w:id="51"/>
+    <w:bookmarkEnd w:id="59"/>
     <w:p>
       <w:pPr>
         <w:pStyle w:val="BodyText"/>
@@ -20151,7 +23629,7 @@
           <w:rPr>
             <w:rStyle w:val="Hyperlink"/>
           </w:rPr>
-          <w:t xml:space="preserve">Theorem 4</w:t>
+          <w:t xml:space="preserve">Theorem 5</w:t>
         </w:r>
       </w:hyperlink>
       <w:r>
@@ -20168,7 +23646,7 @@
           <w:rPr>
             <w:rStyle w:val="Hyperlink"/>
           </w:rPr>
-          <w:t xml:space="preserve">Definition 4</w:t>
+          <w:t xml:space="preserve">Definition 5</w:t>
         </w:r>
       </w:hyperlink>
       <w:r>
@@ -20312,7 +23790,7 @@
                   <m:nor/>
                   <m:sty m:val="p"/>
                 </m:rPr>
-                <m:t>Theorem 6</m:t>
+                <m:t>Theorem 7</m:t>
               </m:r>
               <m:r>
                 <m:rPr>
@@ -20437,7 +23915,7 @@
                   <m:nor/>
                   <m:sty m:val="p"/>
                 </m:rPr>
-                <m:t>Theorem 6</m:t>
+                <m:t>Theorem 7</m:t>
               </m:r>
               <m:r>
                 <m:rPr>
@@ -20848,7 +24326,7 @@
                   <m:nor/>
                   <m:sty m:val="p"/>
                 </m:rPr>
-                <m:t>Theorem 7</m:t>
+                <m:t>Theorem 8</m:t>
               </m:r>
               <m:r>
                 <m:rPr>
@@ -21007,7 +24485,7 @@
                   <m:nor/>
                   <m:sty m:val="p"/>
                 </m:rPr>
-                <m:t>Theorem 7</m:t>
+                <m:t>Theorem 8</m:t>
               </m:r>
               <m:r>
                 <m:rPr>
@@ -21167,7 +24645,7 @@
         <w:t xml:space="preserve">which gives the statement about rows.</w:t>
       </w:r>
     </w:p>
-    <w:bookmarkStart w:id="52" w:name="exm-rank-transpose"/>
+    <w:bookmarkStart w:id="60" w:name="exm-rank-transpose"/>
     <w:p>
       <w:pPr>
         <w:pStyle w:val="BodyText"/>
@@ -21177,7 +24655,7 @@
           <w:b/>
           <w:bCs/>
         </w:rPr>
-        <w:t xml:space="preserve">Example 12 (Four equal ranks)</w:t>
+        <w:t xml:space="preserve">Example 14 (Four equal ranks)</w:t>
       </w:r>
       <w:r>
         <w:t xml:space="preserve"> </w:t>
@@ -21265,7 +24743,7 @@
           <w:rPr>
             <w:rStyle w:val="Hyperlink"/>
           </w:rPr>
-          <w:t xml:space="preserve">Example 8</w:t>
+          <w:t xml:space="preserve">Example 10</w:t>
         </w:r>
       </w:hyperlink>
       <w:r>
@@ -21470,7 +24948,7 @@
           <w:rPr>
             <w:rStyle w:val="Hyperlink"/>
           </w:rPr>
-          <w:t xml:space="preserve">Example 7</w:t>
+          <w:t xml:space="preserve">Example 9</w:t>
         </w:r>
       </w:hyperlink>
       <w:r>
@@ -22180,8 +25658,8 @@
         <w:t xml:space="preserve">.</w:t>
       </w:r>
     </w:p>
-    <w:bookmarkEnd w:id="52"/>
-    <w:bookmarkStart w:id="53" w:name="cor-rank-bound"/>
+    <w:bookmarkEnd w:id="60"/>
+    <w:bookmarkStart w:id="61" w:name="cor-rank-bound"/>
     <w:p>
       <w:pPr>
         <w:pStyle w:val="BodyText"/>
@@ -22309,7 +25787,7 @@
         <w:t xml:space="preserve">.</w:t>
       </w:r>
     </w:p>
-    <w:bookmarkEnd w:id="53"/>
+    <w:bookmarkEnd w:id="61"/>
     <w:p>
       <w:pPr>
         <w:pStyle w:val="BodyText"/>
@@ -22422,7 +25900,7 @@
       <w:r>
         <w:t xml:space="preserve">(</w:t>
       </w:r>
-      <w:hyperlink r:id="rId36">
+      <w:hyperlink r:id="rId44">
         <w:r>
           <w:rPr>
             <w:rStyle w:val="Hyperlink"/>
@@ -22579,14 +26057,14 @@
           <w:rPr>
             <w:rStyle w:val="Hyperlink"/>
           </w:rPr>
-          <w:t xml:space="preserve">Theorem 8</w:t>
+          <w:t xml:space="preserve">Theorem 9</w:t>
         </w:r>
       </w:hyperlink>
       <w:r>
         <w:t xml:space="preserve">).</w:t>
       </w:r>
     </w:p>
-    <w:bookmarkStart w:id="55" w:name="exm-rank-bound"/>
+    <w:bookmarkStart w:id="63" w:name="exm-rank-bound"/>
     <w:p>
       <w:pPr>
         <w:pStyle w:val="BodyText"/>
@@ -22596,7 +26074,7 @@
           <w:b/>
           <w:bCs/>
         </w:rPr>
-        <w:t xml:space="preserve">Example 13 (A</w:t>
+        <w:t xml:space="preserve">Example 15 (A</w:t>
       </w:r>
       <w:r>
         <w:rPr>
@@ -22856,7 +26334,7 @@
       <w:r>
         <w:t xml:space="preserve"> </w:t>
       </w:r>
-      <w:hyperlink r:id="rId54">
+      <w:hyperlink r:id="rId62">
         <w:r>
           <w:rPr>
             <w:rStyle w:val="Hyperlink"/>
@@ -22964,8 +26442,8 @@
         <w:t xml:space="preserve">.</w:t>
       </w:r>
     </w:p>
-    <w:bookmarkEnd w:id="55"/>
-    <w:bookmarkStart w:id="58" w:name="def-affine-subspace"/>
+    <w:bookmarkEnd w:id="63"/>
+    <w:bookmarkStart w:id="66" w:name="def-affine-subspace"/>
     <w:p>
       <w:pPr>
         <w:pStyle w:val="BodyText"/>
@@ -22975,7 +26453,7 @@
           <w:b/>
           <w:bCs/>
         </w:rPr>
-        <w:t xml:space="preserve">Definition 5 (Affine subspace)</w:t>
+        <w:t xml:space="preserve">Definition 6 (Affine subspace)</w:t>
       </w:r>
       <w:r>
         <w:t xml:space="preserve"> </w:t>
@@ -23243,7 +26721,7 @@
       <w:r>
         <w:t xml:space="preserve"> </w:t>
       </w:r>
-      <w:hyperlink r:id="rId56">
+      <w:hyperlink r:id="rId64">
         <w:r>
           <w:rPr>
             <w:rStyle w:val="Hyperlink"/>
@@ -23305,7 +26783,7 @@
       <w:r>
         <w:t xml:space="preserve">(</w:t>
       </w:r>
-      <w:hyperlink r:id="rId57">
+      <w:hyperlink r:id="rId65">
         <w:r>
           <w:rPr>
             <w:rStyle w:val="Hyperlink"/>
@@ -23317,8 +26795,8 @@
         <w:t xml:space="preserve">).</w:t>
       </w:r>
     </w:p>
-    <w:bookmarkEnd w:id="58"/>
-    <w:bookmarkStart w:id="60" w:name="exm-affine-subspace"/>
+    <w:bookmarkEnd w:id="66"/>
+    <w:bookmarkStart w:id="68" w:name="exm-affine-subspace"/>
     <w:p>
       <w:pPr>
         <w:pStyle w:val="BodyText"/>
@@ -23328,7 +26806,7 @@
           <w:b/>
           <w:bCs/>
         </w:rPr>
-        <w:t xml:space="preserve">Example 14 (A line that misses the origin is an affine subspace)</w:t>
+        <w:t xml:space="preserve">Example 16 (A line that misses the origin is an affine subspace)</w:t>
       </w:r>
       <w:r>
         <w:t xml:space="preserve"> </w:t>
@@ -23425,7 +26903,7 @@
       <w:r>
         <w:t xml:space="preserve"> </w:t>
       </w:r>
-      <w:hyperlink r:id="rId59">
+      <w:hyperlink r:id="rId67">
         <w:r>
           <w:rPr>
             <w:rStyle w:val="Hyperlink"/>
@@ -23972,8 +27450,8 @@
         <w:t xml:space="preserve">.</w:t>
       </w:r>
     </w:p>
-    <w:bookmarkEnd w:id="60"/>
-    <w:bookmarkStart w:id="63" w:name="thm-hyperplane-subspace"/>
+    <w:bookmarkEnd w:id="68"/>
+    <w:bookmarkStart w:id="71" w:name="thm-hyperplane-subspace"/>
     <w:p>
       <w:pPr>
         <w:pStyle w:val="BodyText"/>
@@ -23983,7 +27461,7 @@
           <w:b/>
           <w:bCs/>
         </w:rPr>
-        <w:t xml:space="preserve">Theorem 9 (A hyperplane is a translated subspace of dimension</w:t>
+        <w:t xml:space="preserve">Theorem 10 (A hyperplane is a translated subspace of dimension</w:t>
       </w:r>
       <w:r>
         <w:rPr>
@@ -24261,7 +27739,7 @@
       <w:r>
         <w:t xml:space="preserve">(</w:t>
       </w:r>
-      <w:hyperlink r:id="rId61">
+      <w:hyperlink r:id="rId69">
         <w:r>
           <w:rPr>
             <w:rStyle w:val="Hyperlink"/>
@@ -24423,7 +27901,7 @@
         <w:pStyle w:val="Compact"/>
         <w:numPr>
           <w:ilvl w:val="0"/>
-          <w:numId w:val="1001"/>
+          <w:numId w:val="1002"/>
         </w:numPr>
       </w:pPr>
       <m:oMath>
@@ -24511,7 +27989,7 @@
       <w:r>
         <w:t xml:space="preserve">(</w:t>
       </w:r>
-      <w:hyperlink r:id="rId39">
+      <w:hyperlink r:id="rId47">
         <w:r>
           <w:rPr>
             <w:rStyle w:val="Hyperlink"/>
@@ -24528,7 +28006,7 @@
         <w:pStyle w:val="Compact"/>
         <w:numPr>
           <w:ilvl w:val="0"/>
-          <w:numId w:val="1001"/>
+          <w:numId w:val="1002"/>
         </w:numPr>
       </w:pPr>
       <m:oMath>
@@ -24725,7 +28203,7 @@
           <w:rPr>
             <w:rStyle w:val="Hyperlink"/>
           </w:rPr>
-          <w:t xml:space="preserve">Definition 5</w:t>
+          <w:t xml:space="preserve">Definition 6</w:t>
         </w:r>
       </w:hyperlink>
       <w:r>
@@ -24737,7 +28215,7 @@
         <w:pStyle w:val="Compact"/>
         <w:numPr>
           <w:ilvl w:val="0"/>
-          <w:numId w:val="1001"/>
+          <w:numId w:val="1002"/>
         </w:numPr>
       </w:pPr>
       <w:r>
@@ -24861,7 +28339,7 @@
       <w:r>
         <w:t xml:space="preserve">(</w:t>
       </w:r>
-      <w:hyperlink r:id="rId62">
+      <w:hyperlink r:id="rId70">
         <w:r>
           <w:rPr>
             <w:rStyle w:val="Hyperlink"/>
@@ -24873,7 +28351,7 @@
         <w:t xml:space="preserve">).</w:t>
       </w:r>
     </w:p>
-    <w:bookmarkEnd w:id="63"/>
+    <w:bookmarkEnd w:id="71"/>
     <w:p>
       <w:pPr>
         <w:pStyle w:val="FirstParagraph"/>
@@ -25022,7 +28500,7 @@
       <w:r>
         <w:t xml:space="preserve">(</w:t>
       </w:r>
-      <w:hyperlink r:id="rId64">
+      <w:hyperlink r:id="rId72">
         <w:r>
           <w:rPr>
             <w:rStyle w:val="Hyperlink"/>
@@ -25451,7 +28929,7 @@
       <w:r>
         <w:t xml:space="preserve">(</w:t>
       </w:r>
-      <w:hyperlink r:id="rId36">
+      <w:hyperlink r:id="rId44">
         <w:r>
           <w:rPr>
             <w:rStyle w:val="Hyperlink"/>
@@ -25698,7 +29176,7 @@
                   <m:nor/>
                   <m:sty m:val="p"/>
                 </m:rPr>
-                <m:t>Definition 4</m:t>
+                <m:t>Definition 5</m:t>
               </m:r>
               <m:r>
                 <m:rPr>
@@ -25785,7 +29263,7 @@
                   <m:nor/>
                   <m:sty m:val="p"/>
                 </m:rPr>
-                <m:t>Theorem 6</m:t>
+                <m:t>Theorem 7</m:t>
               </m:r>
               <m:r>
                 <m:rPr>
@@ -27511,7 +30989,7 @@
           <w:rPr>
             <w:rStyle w:val="Hyperlink"/>
           </w:rPr>
-          <w:t xml:space="preserve">Definition 5</w:t>
+          <w:t xml:space="preserve">Definition 6</w:t>
         </w:r>
       </w:hyperlink>
       <w:r>
@@ -28039,7 +31517,7 @@
         </m:oMath>
       </m:oMathPara>
     </w:p>
-    <w:bookmarkStart w:id="66" w:name="exm-hyperplane-subspace"/>
+    <w:bookmarkStart w:id="74" w:name="exm-hyperplane-subspace"/>
     <w:p>
       <w:pPr>
         <w:pStyle w:val="FirstParagraph"/>
@@ -28049,7 +31527,7 @@
           <w:b/>
           <w:bCs/>
         </w:rPr>
-        <w:t xml:space="preserve">Example 15 (The plane</w:t>
+        <w:t xml:space="preserve">Example 17 (The plane</w:t>
       </w:r>
       <w:r>
         <w:rPr>
@@ -28389,7 +31867,7 @@
       <w:r>
         <w:t xml:space="preserve"> </w:t>
       </w:r>
-      <w:hyperlink r:id="rId65">
+      <w:hyperlink r:id="rId73">
         <w:r>
           <w:rPr>
             <w:rStyle w:val="Hyperlink"/>
@@ -28565,7 +32043,7 @@
       <w:pPr>
         <w:numPr>
           <w:ilvl w:val="0"/>
-          <w:numId w:val="1002"/>
+          <w:numId w:val="1003"/>
         </w:numPr>
       </w:pPr>
       <m:oMath>
@@ -28764,7 +32242,7 @@
       <w:pPr>
         <w:numPr>
           <w:ilvl w:val="0"/>
-          <w:numId w:val="1002"/>
+          <w:numId w:val="1003"/>
         </w:numPr>
       </w:pPr>
       <w:r>
@@ -29166,7 +32644,7 @@
       <w:pPr>
         <w:numPr>
           <w:ilvl w:val="0"/>
-          <w:numId w:val="1002"/>
+          <w:numId w:val="1003"/>
         </w:numPr>
       </w:pPr>
       <w:r>
@@ -29467,8 +32945,8 @@
         <w:t xml:space="preserve">.</w:t>
       </w:r>
     </w:p>
-    <w:bookmarkEnd w:id="66"/>
-    <w:bookmarkStart w:id="67" w:name="thm-hyperplane-origin"/>
+    <w:bookmarkEnd w:id="74"/>
+    <w:bookmarkStart w:id="75" w:name="thm-hyperplane-origin"/>
     <w:p>
       <w:pPr>
         <w:pStyle w:val="FirstParagraph"/>
@@ -29478,7 +32956,7 @@
           <w:b/>
           <w:bCs/>
         </w:rPr>
-        <w:t xml:space="preserve">Theorem 10 (Where a hyperplane passes, and its shape in</w:t>
+        <w:t xml:space="preserve">Theorem 11 (Where a hyperplane passes, and its shape in</w:t>
       </w:r>
       <w:r>
         <w:rPr>
@@ -29679,7 +33157,7 @@
       <w:r>
         <w:t xml:space="preserve">be a hyperplane (</w:t>
       </w:r>
-      <w:hyperlink r:id="rId61">
+      <w:hyperlink r:id="rId69">
         <w:r>
           <w:rPr>
             <w:rStyle w:val="Hyperlink"/>
@@ -29696,7 +33174,7 @@
         <w:pStyle w:val="Compact"/>
         <w:numPr>
           <w:ilvl w:val="0"/>
-          <w:numId w:val="1003"/>
+          <w:numId w:val="1004"/>
         </w:numPr>
       </w:pPr>
       <m:oMath>
@@ -29761,7 +33239,7 @@
         <w:pStyle w:val="Compact"/>
         <w:numPr>
           <w:ilvl w:val="0"/>
-          <w:numId w:val="1003"/>
+          <w:numId w:val="1004"/>
         </w:numPr>
       </w:pPr>
       <w:r>
@@ -30006,7 +33484,7 @@
         <w:pStyle w:val="Compact"/>
         <w:numPr>
           <w:ilvl w:val="0"/>
-          <w:numId w:val="1003"/>
+          <w:numId w:val="1004"/>
         </w:numPr>
       </w:pPr>
       <w:r>
@@ -30329,7 +33807,7 @@
         <w:t xml:space="preserve">.</w:t>
       </w:r>
     </w:p>
-    <w:bookmarkEnd w:id="67"/>
+    <w:bookmarkEnd w:id="75"/>
     <w:p>
       <w:pPr>
         <w:pStyle w:val="FirstParagraph"/>
@@ -30647,7 +34125,7 @@
           <w:rPr>
             <w:rStyle w:val="Hyperlink"/>
           </w:rPr>
-          <w:t xml:space="preserve">Theorem 9</w:t>
+          <w:t xml:space="preserve">Theorem 10</w:t>
         </w:r>
       </w:hyperlink>
       <w:r>
@@ -30952,7 +34430,7 @@
       <w:r>
         <w:t xml:space="preserve">, so it has a basis (</w:t>
       </w:r>
-      <w:hyperlink r:id="rId37">
+      <w:hyperlink r:id="rId45">
         <w:r>
           <w:rPr>
             <w:rStyle w:val="Hyperlink"/>
@@ -31334,7 +34812,7 @@
         <w:t xml:space="preserve">.</w:t>
       </w:r>
     </w:p>
-    <w:bookmarkStart w:id="69" w:name="exm-hyperplane-origin"/>
+    <w:bookmarkStart w:id="77" w:name="exm-hyperplane-origin"/>
     <w:p>
       <w:pPr>
         <w:pStyle w:val="BodyText"/>
@@ -31344,7 +34822,7 @@
           <w:b/>
           <w:bCs/>
         </w:rPr>
-        <w:t xml:space="preserve">Example 16 (A line in</w:t>
+        <w:t xml:space="preserve">Example 18 (A line in</w:t>
       </w:r>
       <w:r>
         <w:rPr>
@@ -31527,7 +35005,7 @@
       <w:r>
         <w:t xml:space="preserve"> </w:t>
       </w:r>
-      <w:hyperlink r:id="rId68">
+      <w:hyperlink r:id="rId76">
         <w:r>
           <w:rPr>
             <w:rStyle w:val="Hyperlink"/>
@@ -31802,7 +35280,7 @@
           <w:rPr>
             <w:rStyle w:val="Hyperlink"/>
           </w:rPr>
-          <w:t xml:space="preserve">Theorem 9</w:t>
+          <w:t xml:space="preserve">Theorem 10</w:t>
         </w:r>
       </w:hyperlink>
       <w:r>
@@ -31932,7 +35410,7 @@
           <w:rPr>
             <w:rStyle w:val="Hyperlink"/>
           </w:rPr>
-          <w:t xml:space="preserve">Example 15</w:t>
+          <w:t xml:space="preserve">Example 17</w:t>
         </w:r>
       </w:hyperlink>
       <w:r>
@@ -33959,8 +37437,8 @@
         <w:t xml:space="preserve">.</w:t>
       </w:r>
     </w:p>
-    <w:bookmarkEnd w:id="69"/>
-    <w:bookmarkStart w:id="71" w:name="def-half-space"/>
+    <w:bookmarkEnd w:id="77"/>
+    <w:bookmarkStart w:id="79" w:name="def-half-space"/>
     <w:p>
       <w:pPr>
         <w:pStyle w:val="BodyText"/>
@@ -33970,7 +37448,7 @@
           <w:b/>
           <w:bCs/>
         </w:rPr>
-        <w:t xml:space="preserve">Definition 6 (Half-space)</w:t>
+        <w:t xml:space="preserve">Definition 7 (Half-space)</w:t>
       </w:r>
       <w:r>
         <w:t xml:space="preserve"> </w:t>
@@ -34100,7 +37578,7 @@
       <w:r>
         <w:t xml:space="preserve">be a hyperplane (</w:t>
       </w:r>
-      <w:hyperlink r:id="rId61">
+      <w:hyperlink r:id="rId69">
         <w:r>
           <w:rPr>
             <w:rStyle w:val="Hyperlink"/>
@@ -34156,7 +37634,7 @@
       <w:pPr>
         <w:pStyle w:val="BodyText"/>
       </w:pPr>
-      <w:bookmarkStart w:id="70" w:name="eq-half-space"/>
+      <w:bookmarkStart w:id="78" w:name="eq-half-space"/>
       <m:oMathPara>
         <m:oMathParaPr>
           <m:jc m:val="center"/>
@@ -34473,7 +37951,7 @@
           </m:r>
         </m:oMath>
       </m:oMathPara>
-      <w:bookmarkEnd w:id="70"/>
+      <w:bookmarkEnd w:id="78"/>
     </w:p>
     <w:p>
       <w:pPr>
@@ -34902,7 +38380,7 @@
         <w:t xml:space="preserve">.</w:t>
       </w:r>
     </w:p>
-    <w:bookmarkEnd w:id="71"/>
+    <w:bookmarkEnd w:id="79"/>
     <w:p>
       <w:pPr>
         <w:pStyle w:val="BodyText"/>
@@ -35159,7 +38637,7 @@
         <w:t xml:space="preserve">A linear classifier uses this sign to assign one of two labels.</w:t>
       </w:r>
     </w:p>
-    <w:bookmarkStart w:id="72" w:name="exm-half-space-plane"/>
+    <w:bookmarkStart w:id="80" w:name="exm-half-space-plane"/>
     <w:p>
       <w:pPr>
         <w:pStyle w:val="BodyText"/>
@@ -35169,7 +38647,7 @@
           <w:b/>
           <w:bCs/>
         </w:rPr>
-        <w:t xml:space="preserve">Example 17 (Half-spaces of a line in the plane)</w:t>
+        <w:t xml:space="preserve">Example 19 (Half-spaces of a line in the plane)</w:t>
       </w:r>
       <w:r>
         <w:t xml:space="preserve"> </w:t>
@@ -35302,7 +38780,7 @@
       <w:r>
         <w:t xml:space="preserve">(</w:t>
       </w:r>
-      <w:hyperlink r:id="rId61">
+      <w:hyperlink r:id="rId69">
         <w:r>
           <w:rPr>
             <w:rStyle w:val="Hyperlink"/>
@@ -35480,7 +38958,7 @@
           <w:rPr>
             <w:rStyle w:val="Hyperlink"/>
           </w:rPr>
-          <w:t xml:space="preserve">Definition 6</w:t>
+          <w:t xml:space="preserve">Definition 7</w:t>
         </w:r>
       </w:hyperlink>
       <w:r>
@@ -35492,7 +38970,7 @@
         <w:pStyle w:val="Compact"/>
         <w:numPr>
           <w:ilvl w:val="0"/>
-          <w:numId w:val="1004"/>
+          <w:numId w:val="1005"/>
         </w:numPr>
       </w:pPr>
       <w:r>
@@ -35649,7 +39127,7 @@
         <w:pStyle w:val="Compact"/>
         <w:numPr>
           <w:ilvl w:val="0"/>
-          <w:numId w:val="1004"/>
+          <w:numId w:val="1005"/>
         </w:numPr>
       </w:pPr>
       <w:r>
@@ -35779,7 +39257,7 @@
         <w:pStyle w:val="Compact"/>
         <w:numPr>
           <w:ilvl w:val="0"/>
-          <w:numId w:val="1004"/>
+          <w:numId w:val="1005"/>
         </w:numPr>
       </w:pPr>
       <w:r>
@@ -36158,8 +39636,8 @@
         <w:t xml:space="preserve">.</w:t>
       </w:r>
     </w:p>
-    <w:bookmarkEnd w:id="72"/>
-    <w:bookmarkStart w:id="73" w:name="thm-half-space-dimension"/>
+    <w:bookmarkEnd w:id="80"/>
+    <w:bookmarkStart w:id="81" w:name="thm-half-space-dimension"/>
     <w:p>
       <w:pPr>
         <w:pStyle w:val="BodyText"/>
@@ -36169,7 +39647,7 @@
           <w:b/>
           <w:bCs/>
         </w:rPr>
-        <w:t xml:space="preserve">Theorem 11 (Differences of points in a hyperplane and in a half-space)</w:t>
+        <w:t xml:space="preserve">Theorem 12 (Differences of points in a hyperplane and in a half-space)</w:t>
       </w:r>
       <w:r>
         <w:t xml:space="preserve"> </w:t>
@@ -36303,7 +39781,7 @@
           <w:rPr>
             <w:rStyle w:val="Hyperlink"/>
           </w:rPr>
-          <w:t xml:space="preserve">Definition 6</w:t>
+          <w:t xml:space="preserve">Definition 7</w:t>
         </w:r>
       </w:hyperlink>
       <w:r>
@@ -36485,7 +39963,7 @@
         <w:pStyle w:val="Compact"/>
         <w:numPr>
           <w:ilvl w:val="0"/>
-          <w:numId w:val="1005"/>
+          <w:numId w:val="1006"/>
         </w:numPr>
       </w:pPr>
       <m:oMath>
@@ -36620,7 +40098,7 @@
         <w:pStyle w:val="Compact"/>
         <w:numPr>
           <w:ilvl w:val="0"/>
-          <w:numId w:val="1005"/>
+          <w:numId w:val="1006"/>
         </w:numPr>
       </w:pPr>
       <m:oMath>
@@ -36731,7 +40209,7 @@
         <w:t xml:space="preserve">.</w:t>
       </w:r>
     </w:p>
-    <w:bookmarkEnd w:id="73"/>
+    <w:bookmarkEnd w:id="81"/>
     <w:p>
       <w:pPr>
         <w:pStyle w:val="BodyText"/>
@@ -36820,7 +40298,7 @@
           <w:rPr>
             <w:rStyle w:val="Hyperlink"/>
           </w:rPr>
-          <w:t xml:space="preserve">Theorem 9</w:t>
+          <w:t xml:space="preserve">Theorem 10</w:t>
         </w:r>
       </w:hyperlink>
       <w:r>
@@ -37092,7 +40570,7 @@
           <w:rPr>
             <w:rStyle w:val="Hyperlink"/>
           </w:rPr>
-          <w:t xml:space="preserve">Theorem 9</w:t>
+          <w:t xml:space="preserve">Theorem 10</w:t>
         </w:r>
       </w:hyperlink>
       <w:r>
@@ -37402,7 +40880,7 @@
           <w:rPr>
             <w:rStyle w:val="Hyperlink"/>
           </w:rPr>
-          <w:t xml:space="preserve">Theorem 9</w:t>
+          <w:t xml:space="preserve">Theorem 10</w:t>
         </w:r>
       </w:hyperlink>
       <w:r>
@@ -38871,7 +42349,7 @@
       <w:r>
         <w:t xml:space="preserve">(</w:t>
       </w:r>
-      <w:hyperlink r:id="rId39">
+      <w:hyperlink r:id="rId47">
         <w:r>
           <w:rPr>
             <w:rStyle w:val="Hyperlink"/>
@@ -39000,7 +42478,7 @@
         <w:t xml:space="preserve">.</w:t>
       </w:r>
     </w:p>
-    <w:bookmarkStart w:id="78" w:name="exm-half-space-iris"/>
+    <w:bookmarkStart w:id="86" w:name="exm-half-space-iris"/>
     <w:p>
       <w:pPr>
         <w:pStyle w:val="BodyText"/>
@@ -39010,7 +42488,7 @@
           <w:b/>
           <w:bCs/>
         </w:rPr>
-        <w:t xml:space="preserve">Example 18 (Two iris species on either side of a line)</w:t>
+        <w:t xml:space="preserve">Example 20 (Two iris species on either side of a line)</w:t>
       </w:r>
       <w:r>
         <w:t xml:space="preserve"> </w:t>
@@ -39261,7 +42739,7 @@
       <w:r>
         <w:t xml:space="preserve">(</w:t>
       </w:r>
-      <w:hyperlink r:id="rId61">
+      <w:hyperlink r:id="rId69">
         <w:r>
           <w:rPr>
             <w:rStyle w:val="Hyperlink"/>
@@ -39283,7 +42761,7 @@
           <w:rPr>
             <w:rStyle w:val="Hyperlink"/>
           </w:rPr>
-          <w:t xml:space="preserve">Definition 6</w:t>
+          <w:t xml:space="preserve">Definition 7</w:t>
         </w:r>
       </w:hyperlink>
       <w:r>
@@ -40231,7 +43709,7 @@
       <w:tr>
         <w:tc>
           <w:tcPr/>
-          <w:bookmarkStart w:id="77" w:name="fig-half-space-iris"/>
+          <w:bookmarkStart w:id="85" w:name="fig-half-space-iris"/>
           <w:p>
             <w:pPr>
               <w:pStyle w:val="Compact"/>
@@ -40242,18 +43720,18 @@
                 <wp:inline>
                   <wp:extent cx="4620126" cy="3696101"/>
                   <wp:effectExtent b="0" l="0" r="0" t="0"/>
-                  <wp:docPr descr="" title="" id="75" name="Picture"/>
+                  <wp:docPr descr="" title="" id="83" name="Picture"/>
                   <a:graphic>
                     <a:graphicData uri="http://schemas.openxmlformats.org/drawingml/2006/picture">
                       <pic:pic>
                         <pic:nvPicPr>
-                          <pic:cNvPr descr="linear-algebra-rank-nullity_files/figure-docx/fig-half-space-iris-1.png" id="76" name="Picture"/>
+                          <pic:cNvPr descr="linear-algebra-rank-nullity_files/figure-docx/fig-half-space-iris-1.png" id="84" name="Picture"/>
                           <pic:cNvPicPr>
                             <a:picLocks noChangeArrowheads="1" noChangeAspect="1"/>
                           </pic:cNvPicPr>
                         </pic:nvPicPr>
                         <pic:blipFill>
-                          <a:blip r:embed="rId74"/>
+                          <a:blip r:embed="rId82"/>
                           <a:stretch>
                             <a:fillRect/>
                           </a:stretch>
@@ -40293,7 +43771,7 @@
               <w:t xml:space="preserve">Figure 1: Petal length and width of versicolor and virginica irises, with the line where a logistic regression is indifferent between the two species</w:t>
             </w:r>
           </w:p>
-          <w:bookmarkEnd w:id="77"/>
+          <w:bookmarkEnd w:id="85"/>
         </w:tc>
       </w:tr>
     </w:tbl>
@@ -40519,15 +43997,15 @@
           <w:rPr>
             <w:rStyle w:val="Hyperlink"/>
           </w:rPr>
-          <w:t xml:space="preserve">Theorem 11</w:t>
+          <w:t xml:space="preserve">Theorem 12</w:t>
         </w:r>
       </w:hyperlink>
       <w:r>
         <w:t xml:space="preserve">).</w:t>
       </w:r>
     </w:p>
-    <w:bookmarkEnd w:id="78"/>
-    <w:bookmarkStart w:id="79" w:name="exr-half-space-sides"/>
+    <w:bookmarkEnd w:id="86"/>
+    <w:bookmarkStart w:id="87" w:name="exr-half-space-sides"/>
     <w:p>
       <w:pPr>
         <w:pStyle w:val="BodyText"/>
@@ -40684,7 +44162,7 @@
           <w:rPr>
             <w:rStyle w:val="Hyperlink"/>
           </w:rPr>
-          <w:t xml:space="preserve">Example 15</w:t>
+          <w:t xml:space="preserve">Example 17</w:t>
         </w:r>
       </w:hyperlink>
       <w:r>
@@ -40696,7 +44174,7 @@
         <w:pStyle w:val="Compact"/>
         <w:numPr>
           <w:ilvl w:val="0"/>
-          <w:numId w:val="1006"/>
+          <w:numId w:val="1007"/>
         </w:numPr>
       </w:pPr>
       <w:r>
@@ -40782,7 +44260,7 @@
           <w:rPr>
             <w:rStyle w:val="Hyperlink"/>
           </w:rPr>
-          <w:t xml:space="preserve">Definition 6</w:t>
+          <w:t xml:space="preserve">Definition 7</w:t>
         </w:r>
       </w:hyperlink>
       <w:r>
@@ -40920,7 +44398,7 @@
         <w:pStyle w:val="Compact"/>
         <w:numPr>
           <w:ilvl w:val="0"/>
-          <w:numId w:val="1006"/>
+          <w:numId w:val="1007"/>
         </w:numPr>
       </w:pPr>
       <w:r>
@@ -40982,7 +44460,7 @@
         <w:pStyle w:val="Compact"/>
         <w:numPr>
           <w:ilvl w:val="0"/>
-          <w:numId w:val="1006"/>
+          <w:numId w:val="1007"/>
         </w:numPr>
       </w:pPr>
       <w:r>
@@ -41071,15 +44549,15 @@
           <w:rPr>
             <w:rStyle w:val="Hyperlink"/>
           </w:rPr>
-          <w:t xml:space="preserve">Theorem 11</w:t>
+          <w:t xml:space="preserve">Theorem 12</w:t>
         </w:r>
       </w:hyperlink>
       <w:r>
         <w:t xml:space="preserve">).</w:t>
       </w:r>
     </w:p>
-    <w:bookmarkEnd w:id="79"/>
-    <w:bookmarkStart w:id="80" w:name="sol-half-space-sides"/>
+    <w:bookmarkEnd w:id="87"/>
+    <w:bookmarkStart w:id="88" w:name="sol-half-space-sides"/>
     <w:p>
       <w:pPr>
         <w:pStyle w:val="FirstParagraph"/>
@@ -41099,7 +44577,7 @@
       <w:pPr>
         <w:numPr>
           <w:ilvl w:val="0"/>
-          <w:numId w:val="1007"/>
+          <w:numId w:val="1008"/>
         </w:numPr>
       </w:pPr>
       <w:r>
@@ -41220,7 +44698,7 @@
         <w:pStyle w:val="Compact"/>
         <w:numPr>
           <w:ilvl w:val="1"/>
-          <w:numId w:val="1008"/>
+          <w:numId w:val="1009"/>
         </w:numPr>
       </w:pPr>
       <w:r>
@@ -41365,7 +44843,7 @@
         <w:pStyle w:val="Compact"/>
         <w:numPr>
           <w:ilvl w:val="1"/>
-          <w:numId w:val="1008"/>
+          <w:numId w:val="1009"/>
         </w:numPr>
       </w:pPr>
       <w:r>
@@ -41483,7 +44961,7 @@
         <w:pStyle w:val="Compact"/>
         <w:numPr>
           <w:ilvl w:val="1"/>
-          <w:numId w:val="1008"/>
+          <w:numId w:val="1009"/>
         </w:numPr>
       </w:pPr>
       <w:r>
@@ -41621,7 +45099,7 @@
       <w:pPr>
         <w:numPr>
           <w:ilvl w:val="0"/>
-          <w:numId w:val="1007"/>
+          <w:numId w:val="1008"/>
         </w:numPr>
       </w:pPr>
       <w:r>
@@ -42117,7 +45595,7 @@
       <w:pPr>
         <w:numPr>
           <w:ilvl w:val="0"/>
-          <w:numId w:val="1007"/>
+          <w:numId w:val="1008"/>
         </w:numPr>
       </w:pPr>
       <w:r>
@@ -42390,8 +45868,8 @@
         <w:t xml:space="preserve">.</w:t>
       </w:r>
     </w:p>
-    <w:bookmarkEnd w:id="80"/>
-    <w:bookmarkStart w:id="81" w:name="def-rank-factorization"/>
+    <w:bookmarkEnd w:id="88"/>
+    <w:bookmarkStart w:id="89" w:name="def-rank-factorization"/>
     <w:p>
       <w:pPr>
         <w:pStyle w:val="FirstParagraph"/>
@@ -42401,7 +45879,7 @@
           <w:b/>
           <w:bCs/>
         </w:rPr>
-        <w:t xml:space="preserve">Definition 7 (Rank factorization)</w:t>
+        <w:t xml:space="preserve">Definition 8 (Rank factorization)</w:t>
       </w:r>
       <w:r>
         <w:t xml:space="preserve"> </w:t>
@@ -42674,8 +46152,8 @@
         </m:oMath>
       </m:oMathPara>
     </w:p>
-    <w:bookmarkEnd w:id="81"/>
-    <w:bookmarkStart w:id="82" w:name="exm-rank-factorization"/>
+    <w:bookmarkEnd w:id="89"/>
+    <w:bookmarkStart w:id="90" w:name="exm-rank-factorization"/>
     <w:p>
       <w:pPr>
         <w:pStyle w:val="FirstParagraph"/>
@@ -42685,7 +46163,7 @@
           <w:b/>
           <w:bCs/>
         </w:rPr>
-        <w:t xml:space="preserve">Example 19 (A rank factorization of a rank-one matrix)</w:t>
+        <w:t xml:space="preserve">Example 21 (A rank factorization of a rank-one matrix)</w:t>
       </w:r>
       <w:r>
         <w:t xml:space="preserve"> </w:t>
@@ -42746,7 +46224,7 @@
           <w:rPr>
             <w:rStyle w:val="Hyperlink"/>
           </w:rPr>
-          <w:t xml:space="preserve">Example 8</w:t>
+          <w:t xml:space="preserve">Example 10</w:t>
         </w:r>
       </w:hyperlink>
       <w:r>
@@ -43688,8 +47166,8 @@
         <w:t xml:space="preserve">.</w:t>
       </w:r>
     </w:p>
-    <w:bookmarkEnd w:id="82"/>
-    <w:bookmarkStart w:id="83" w:name="thm-rank-factorization"/>
+    <w:bookmarkEnd w:id="90"/>
+    <w:bookmarkStart w:id="91" w:name="thm-rank-factorization"/>
     <w:p>
       <w:pPr>
         <w:pStyle w:val="BodyText"/>
@@ -43699,7 +47177,7 @@
           <w:b/>
           <w:bCs/>
         </w:rPr>
-        <w:t xml:space="preserve">Theorem 12 (Every nonzero matrix has a rank factorization)</w:t>
+        <w:t xml:space="preserve">Theorem 13 (Every nonzero matrix has a rank factorization)</w:t>
       </w:r>
       <w:r>
         <w:t xml:space="preserve"> </w:t>
@@ -43805,7 +47283,7 @@
           <w:rPr>
             <w:rStyle w:val="Hyperlink"/>
           </w:rPr>
-          <w:t xml:space="preserve">Definition 7</w:t>
+          <w:t xml:space="preserve">Definition 8</w:t>
         </w:r>
       </w:hyperlink>
       <w:r>
@@ -43868,7 +47346,7 @@
         <w:t xml:space="preserve">.</w:t>
       </w:r>
     </w:p>
-    <w:bookmarkEnd w:id="83"/>
+    <w:bookmarkEnd w:id="91"/>
     <w:p>
       <w:pPr>
         <w:pStyle w:val="BodyText"/>
@@ -43935,7 +47413,7 @@
           <w:rPr>
             <w:rStyle w:val="Hyperlink"/>
           </w:rPr>
-          <w:t xml:space="preserve">Theorem 5</w:t>
+          <w:t xml:space="preserve">Theorem 6</w:t>
         </w:r>
       </w:hyperlink>
       <w:r>
@@ -44014,7 +47492,7 @@
       <w:r>
         <w:t xml:space="preserve">(</w:t>
       </w:r>
-      <w:hyperlink r:id="rId44">
+      <w:hyperlink r:id="rId52">
         <w:r>
           <w:rPr>
             <w:rStyle w:val="Hyperlink"/>
@@ -44847,7 +48325,7 @@
         <w:t xml:space="preserve">.</w:t>
       </w:r>
     </w:p>
-    <w:bookmarkStart w:id="84" w:name="exm-rank-factorization-construct"/>
+    <w:bookmarkStart w:id="92" w:name="exm-rank-factorization-construct"/>
     <w:p>
       <w:pPr>
         <w:pStyle w:val="BodyText"/>
@@ -44857,7 +48335,7 @@
           <w:b/>
           <w:bCs/>
         </w:rPr>
-        <w:t xml:space="preserve">Example 20 (Building a rank factorization from a basis)</w:t>
+        <w:t xml:space="preserve">Example 22 (Building a rank factorization from a basis)</w:t>
       </w:r>
       <w:r>
         <w:t xml:space="preserve"> </w:t>
@@ -45401,7 +48879,7 @@
           <w:rPr>
             <w:rStyle w:val="Hyperlink"/>
           </w:rPr>
-          <w:t xml:space="preserve">Theorem 12</w:t>
+          <w:t xml:space="preserve">Theorem 13</w:t>
         </w:r>
       </w:hyperlink>
       <w:r>
@@ -45570,16 +49048,16 @@
           <w:rPr>
             <w:rStyle w:val="Hyperlink"/>
           </w:rPr>
-          <w:t xml:space="preserve">Example 19</w:t>
+          <w:t xml:space="preserve">Example 21</w:t>
         </w:r>
       </w:hyperlink>
       <w:r>
         <w:t xml:space="preserve">.</w:t>
       </w:r>
     </w:p>
-    <w:bookmarkEnd w:id="84"/>
-    <w:bookmarkStart w:id="87" w:name="refs"/>
-    <w:bookmarkStart w:id="86" w:name="ref-zhou2024rank"/>
+    <w:bookmarkEnd w:id="92"/>
+    <w:bookmarkStart w:id="95" w:name="refs"/>
+    <w:bookmarkStart w:id="94" w:name="ref-zhou2024rank"/>
     <w:p>
       <w:pPr>
         <w:pStyle w:val="Bibliography"/>
@@ -45603,7 +49081,7 @@
       <w:r>
         <w:t xml:space="preserve"> </w:t>
       </w:r>
-      <w:hyperlink r:id="rId85">
+      <w:hyperlink r:id="rId93">
         <w:r>
           <w:rPr>
             <w:rStyle w:val="Hyperlink"/>
@@ -45615,9 +49093,9 @@
         <w:t xml:space="preserve">.</w:t>
       </w:r>
     </w:p>
-    <w:bookmarkEnd w:id="86"/>
-    <w:bookmarkEnd w:id="87"/>
-    <w:bookmarkEnd w:id="88"/>
+    <w:bookmarkEnd w:id="94"/>
+    <w:bookmarkEnd w:id="95"/>
+    <w:bookmarkEnd w:id="96"/>
     <w:sectPr>
       <w:footnotePr>
         <w:numRestart w:val="eachSect"/>
@@ -45950,9 +49428,6 @@
     </w:lvlOverride>
   </w:num>
   <w:num w:numId="1002">
-    <w:abstractNumId w:val="991"/>
-  </w:num>
-  <w:num w:numId="1003">
     <w:abstractNumId w:val="99411"/>
     <w:lvlOverride w:ilvl="0">
       <w:startOverride w:val="1"/>
@@ -45982,10 +49457,10 @@
       <w:startOverride w:val="1"/>
     </w:lvlOverride>
   </w:num>
-  <w:num w:numId="1004">
+  <w:num w:numId="1003">
     <w:abstractNumId w:val="991"/>
   </w:num>
-  <w:num w:numId="1005">
+  <w:num w:numId="1004">
     <w:abstractNumId w:val="99411"/>
     <w:lvlOverride w:ilvl="0">
       <w:startOverride w:val="1"/>
@@ -46014,6 +49489,9 @@
     <w:lvlOverride w:ilvl="8">
       <w:startOverride w:val="1"/>
     </w:lvlOverride>
+  </w:num>
+  <w:num w:numId="1005">
+    <w:abstractNumId w:val="991"/>
   </w:num>
   <w:num w:numId="1006">
     <w:abstractNumId w:val="99411"/>
@@ -46076,6 +49554,36 @@
     </w:lvlOverride>
   </w:num>
   <w:num w:numId="1008">
+    <w:abstractNumId w:val="99411"/>
+    <w:lvlOverride w:ilvl="0">
+      <w:startOverride w:val="1"/>
+    </w:lvlOverride>
+    <w:lvlOverride w:ilvl="1">
+      <w:startOverride w:val="1"/>
+    </w:lvlOverride>
+    <w:lvlOverride w:ilvl="2">
+      <w:startOverride w:val="1"/>
+    </w:lvlOverride>
+    <w:lvlOverride w:ilvl="3">
+      <w:startOverride w:val="1"/>
+    </w:lvlOverride>
+    <w:lvlOverride w:ilvl="4">
+      <w:startOverride w:val="1"/>
+    </w:lvlOverride>
+    <w:lvlOverride w:ilvl="5">
+      <w:startOverride w:val="1"/>
+    </w:lvlOverride>
+    <w:lvlOverride w:ilvl="6">
+      <w:startOverride w:val="1"/>
+    </w:lvlOverride>
+    <w:lvlOverride w:ilvl="7">
+      <w:startOverride w:val="1"/>
+    </w:lvlOverride>
+    <w:lvlOverride w:ilvl="8">
+      <w:startOverride w:val="1"/>
+    </w:lvlOverride>
+  </w:num>
+  <w:num w:numId="1009">
     <w:abstractNumId w:val="991"/>
   </w:num>
 </w:numbering>

--- a/linear-algebra-rank-nullity.docx
+++ b/linear-algebra-rank-nullity.docx
@@ -15,7 +15,7 @@
         <w:pStyle w:val="Date"/>
       </w:pPr>
       <w:r>
-        <w:t xml:space="preserve">Last modified: 2026-10-12 22:07:53 (PDT)</w:t>
+        <w:t xml:space="preserve">Last modified: 2026-10-12 22:45:08 (PDT)</w:t>
       </w:r>
     </w:p>
     <w:bookmarkStart w:id="38" w:name="sec-column-null-space"/>

--- a/linear-algebra-rank-nullity.docx
+++ b/linear-algebra-rank-nullity.docx
@@ -15,7 +15,7 @@
         <w:pStyle w:val="Date"/>
       </w:pPr>
       <w:r>
-        <w:t xml:space="preserve">Last modified: 2026-10-12 22:45:08 (PDT)</w:t>
+        <w:t xml:space="preserve">Last modified: 2026-10-13 01:20:47 (PDT)</w:t>
       </w:r>
     </w:p>
     <w:bookmarkStart w:id="38" w:name="sec-column-null-space"/>

--- a/linear-algebra-rank-nullity.docx
+++ b/linear-algebra-rank-nullity.docx
@@ -15,7 +15,7 @@
         <w:pStyle w:val="Date"/>
       </w:pPr>
       <w:r>
-        <w:t xml:space="preserve">Last modified: 2026-10-13 01:20:47 (PDT)</w:t>
+        <w:t xml:space="preserve">Last modified: 2026-10-13 10:37:49 (PDT)</w:t>
       </w:r>
     </w:p>
     <w:bookmarkStart w:id="38" w:name="sec-column-null-space"/>

--- a/linear-algebra-rank-nullity.docx
+++ b/linear-algebra-rank-nullity.docx
@@ -15,7 +15,7 @@
         <w:pStyle w:val="Date"/>
       </w:pPr>
       <w:r>
-        <w:t xml:space="preserve">Last modified: 2026-10-13 10:37:49 (PDT)</w:t>
+        <w:t xml:space="preserve">Last modified: 2026-10-13 11:22:25 (PDT)</w:t>
       </w:r>
     </w:p>
     <w:bookmarkStart w:id="38" w:name="sec-column-null-space"/>

--- a/linear-algebra-rank-nullity.docx
+++ b/linear-algebra-rank-nullity.docx
@@ -15,10 +15,10 @@
         <w:pStyle w:val="Date"/>
       </w:pPr>
       <w:r>
-        <w:t xml:space="preserve">Last modified: 2026-10-13 11:22:25 (PDT)</w:t>
+        <w:t xml:space="preserve">Last modified: 2026-10-13 14:29:41 (PDT)</w:t>
       </w:r>
     </w:p>
-    <w:bookmarkStart w:id="38" w:name="sec-column-null-space"/>
+    <w:bookmarkStart w:id="40" w:name="sec-column-null-space"/>
     <w:p>
       <w:pPr>
         <w:pStyle w:val="Heading2"/>
@@ -344,6 +344,20 @@
       <w:r>
         <w:t xml:space="preserve">.</w:t>
       </w:r>
+    </w:p>
+    <w:bookmarkEnd w:id="9"/>
+    <w:bookmarkStart w:id="10" w:name="def-row-space"/>
+    <w:p>
+      <w:pPr>
+        <w:pStyle w:val="BodyText"/>
+      </w:pPr>
+      <w:r>
+        <w:rPr>
+          <w:b/>
+          <w:bCs/>
+        </w:rPr>
+        <w:t xml:space="preserve">Definition 2 (Row space)</w:t>
+      </w:r>
       <w:r>
         <w:t xml:space="preserve"> </w:t>
       </w:r>
@@ -364,7 +378,30 @@
         <w:t xml:space="preserve"> </w:t>
       </w:r>
       <w:r>
-        <w:t xml:space="preserve">of</w:t>
+        <w:t xml:space="preserve">of an</w:t>
+      </w:r>
+      <w:r>
+        <w:t xml:space="preserve"> </w:t>
+      </w:r>
+      <m:oMath>
+        <m:r>
+          <m:t>m</m:t>
+        </m:r>
+        <m:r>
+          <m:rPr>
+            <m:sty m:val="p"/>
+          </m:rPr>
+          <m:t>×</m:t>
+        </m:r>
+        <m:r>
+          <m:t>n</m:t>
+        </m:r>
+      </m:oMath>
+      <w:r>
+        <w:t xml:space="preserve"> </w:t>
+      </w:r>
+      <w:r>
+        <w:t xml:space="preserve">matrix</w:t>
       </w:r>
       <w:r>
         <w:t xml:space="preserve"> </w:t>
@@ -459,8 +496,8 @@
         <w:t xml:space="preserve">.</w:t>
       </w:r>
     </w:p>
-    <w:bookmarkEnd w:id="9"/>
-    <w:bookmarkStart w:id="11" w:name="exm-column-space"/>
+    <w:bookmarkEnd w:id="10"/>
+    <w:bookmarkStart w:id="12" w:name="exm-column-space"/>
     <w:p>
       <w:pPr>
         <w:pStyle w:val="BodyText"/>
@@ -950,7 +987,7 @@
       <w:r>
         <w:t xml:space="preserve">(</w:t>
       </w:r>
-      <w:hyperlink r:id="rId10">
+      <w:hyperlink r:id="rId11">
         <w:r>
           <w:rPr>
             <w:rStyle w:val="Hyperlink"/>
@@ -1434,8 +1471,8 @@
         <w:t xml:space="preserve">.</w:t>
       </w:r>
     </w:p>
-    <w:bookmarkEnd w:id="11"/>
-    <w:bookmarkStart w:id="12" w:name="thm-column-space-span"/>
+    <w:bookmarkEnd w:id="12"/>
+    <w:bookmarkStart w:id="13" w:name="thm-column-space-span"/>
     <w:p>
       <w:pPr>
         <w:pStyle w:val="BodyText"/>
@@ -1837,7 +1874,7 @@
         <w:t xml:space="preserve">.</w:t>
       </w:r>
     </w:p>
-    <w:bookmarkEnd w:id="12"/>
+    <w:bookmarkEnd w:id="13"/>
     <w:p>
       <w:pPr>
         <w:pStyle w:val="BodyText"/>
@@ -1858,7 +1895,7 @@
       <w:r>
         <w:t xml:space="preserve"> </w:t>
       </w:r>
-      <w:hyperlink r:id="rId13">
+      <w:hyperlink r:id="rId14">
         <w:r>
           <w:rPr>
             <w:rStyle w:val="Hyperlink"/>
@@ -2159,7 +2196,7 @@
       <w:r>
         <w:t xml:space="preserve">which is their span (</w:t>
       </w:r>
-      <w:hyperlink r:id="rId14">
+      <w:hyperlink r:id="rId15">
         <w:r>
           <w:rPr>
             <w:rStyle w:val="Hyperlink"/>
@@ -2176,7 +2213,7 @@
       <w:r>
         <w:t xml:space="preserve">A span is a subspace (</w:t>
       </w:r>
-      <w:hyperlink r:id="rId15">
+      <w:hyperlink r:id="rId16">
         <w:r>
           <w:rPr>
             <w:rStyle w:val="Hyperlink"/>
@@ -2270,7 +2307,7 @@
         <w:t xml:space="preserve">.</w:t>
       </w:r>
     </w:p>
-    <w:bookmarkStart w:id="16" w:name="exm-column-space-span"/>
+    <w:bookmarkStart w:id="17" w:name="exm-column-space-span"/>
     <w:p>
       <w:pPr>
         <w:pStyle w:val="BodyText"/>
@@ -2938,8 +2975,8 @@
         <w:t xml:space="preserve">.</w:t>
       </w:r>
     </w:p>
-    <w:bookmarkEnd w:id="16"/>
-    <w:bookmarkStart w:id="18" w:name="def-null-space"/>
+    <w:bookmarkEnd w:id="17"/>
+    <w:bookmarkStart w:id="19" w:name="def-null-space"/>
     <w:p>
       <w:pPr>
         <w:pStyle w:val="BodyText"/>
@@ -2949,7 +2986,7 @@
           <w:b/>
           <w:bCs/>
         </w:rPr>
-        <w:t xml:space="preserve">Definition 2 (Null space (kernel))</w:t>
+        <w:t xml:space="preserve">Definition 3 (Null space (kernel))</w:t>
       </w:r>
       <w:r>
         <w:t xml:space="preserve"> </w:t>
@@ -3181,7 +3218,7 @@
       <w:r>
         <w:t xml:space="preserve"> </w:t>
       </w:r>
-      <w:hyperlink r:id="rId17">
+      <w:hyperlink r:id="rId18">
         <w:r>
           <w:rPr>
             <w:rStyle w:val="Hyperlink"/>
@@ -3280,6 +3317,20 @@
       <w:r>
         <w:t xml:space="preserve">.</w:t>
       </w:r>
+    </w:p>
+    <w:bookmarkEnd w:id="19"/>
+    <w:bookmarkStart w:id="20" w:name="def-left-null-space"/>
+    <w:p>
+      <w:pPr>
+        <w:pStyle w:val="BodyText"/>
+      </w:pPr>
+      <w:r>
+        <w:rPr>
+          <w:b/>
+          <w:bCs/>
+        </w:rPr>
+        <w:t xml:space="preserve">Definition 4 (Left null space)</w:t>
+      </w:r>
       <w:r>
         <w:t xml:space="preserve"> </w:t>
       </w:r>
@@ -3300,7 +3351,30 @@
         <w:t xml:space="preserve"> </w:t>
       </w:r>
       <w:r>
-        <w:t xml:space="preserve">of</w:t>
+        <w:t xml:space="preserve">of an</w:t>
+      </w:r>
+      <w:r>
+        <w:t xml:space="preserve"> </w:t>
+      </w:r>
+      <m:oMath>
+        <m:r>
+          <m:t>m</m:t>
+        </m:r>
+        <m:r>
+          <m:rPr>
+            <m:sty m:val="p"/>
+          </m:rPr>
+          <m:t>×</m:t>
+        </m:r>
+        <m:r>
+          <m:t>n</m:t>
+        </m:r>
+      </m:oMath>
+      <w:r>
+        <w:t xml:space="preserve"> </w:t>
+      </w:r>
+      <w:r>
+        <w:t xml:space="preserve">matrix</w:t>
       </w:r>
       <w:r>
         <w:t xml:space="preserve"> </w:t>
@@ -3395,8 +3469,8 @@
         <w:t xml:space="preserve">.</w:t>
       </w:r>
     </w:p>
-    <w:bookmarkEnd w:id="18"/>
-    <w:bookmarkStart w:id="19" w:name="exm-null-space"/>
+    <w:bookmarkEnd w:id="20"/>
+    <w:bookmarkStart w:id="21" w:name="exm-null-space"/>
     <w:p>
       <w:pPr>
         <w:pStyle w:val="BodyText"/>
@@ -4601,8 +4675,8 @@
         <w:t xml:space="preserve">.</w:t>
       </w:r>
     </w:p>
-    <w:bookmarkEnd w:id="19"/>
-    <w:bookmarkStart w:id="21" w:name="thm-null-space-subspace"/>
+    <w:bookmarkEnd w:id="21"/>
+    <w:bookmarkStart w:id="23" w:name="thm-null-space-subspace"/>
     <w:p>
       <w:pPr>
         <w:pStyle w:val="BodyText"/>
@@ -4698,7 +4772,7 @@
           <w:rPr>
             <w:rStyle w:val="Hyperlink"/>
           </w:rPr>
-          <w:t xml:space="preserve">Definition 2</w:t>
+          <w:t xml:space="preserve">Definition 3</w:t>
         </w:r>
       </w:hyperlink>
       <w:r>
@@ -4737,7 +4811,7 @@
       <w:r>
         <w:t xml:space="preserve">(</w:t>
       </w:r>
-      <w:hyperlink r:id="rId20">
+      <w:hyperlink r:id="rId22">
         <w:r>
           <w:rPr>
             <w:rStyle w:val="Hyperlink"/>
@@ -4749,7 +4823,7 @@
         <w:t xml:space="preserve">).</w:t>
       </w:r>
     </w:p>
-    <w:bookmarkEnd w:id="21"/>
+    <w:bookmarkEnd w:id="23"/>
     <w:p>
       <w:pPr>
         <w:pStyle w:val="BodyText"/>
@@ -6018,7 +6092,7 @@
         <w:t xml:space="preserve">.</w:t>
       </w:r>
     </w:p>
-    <w:bookmarkStart w:id="23" w:name="exm-null-space-subspace"/>
+    <w:bookmarkStart w:id="25" w:name="exm-null-space-subspace"/>
     <w:p>
       <w:pPr>
         <w:pStyle w:val="BodyText"/>
@@ -6577,7 +6651,7 @@
       <w:r>
         <w:t xml:space="preserve"> </w:t>
       </w:r>
-      <w:hyperlink r:id="rId22">
+      <w:hyperlink r:id="rId24">
         <w:r>
           <w:rPr>
             <w:rStyle w:val="Hyperlink"/>
@@ -6592,8 +6666,8 @@
         <w:t xml:space="preserve">it is not a subspace.</w:t>
       </w:r>
     </w:p>
-    <w:bookmarkEnd w:id="23"/>
-    <w:bookmarkStart w:id="24" w:name="thm-row-null-disjoint"/>
+    <w:bookmarkEnd w:id="25"/>
+    <w:bookmarkStart w:id="26" w:name="thm-row-null-disjoint"/>
     <w:p>
       <w:pPr>
         <w:pStyle w:val="BodyText"/>
@@ -6776,7 +6850,7 @@
         </m:oMath>
       </m:oMathPara>
     </w:p>
-    <w:bookmarkEnd w:id="24"/>
+    <w:bookmarkEnd w:id="26"/>
     <w:p>
       <w:pPr>
         <w:pStyle w:val="FirstParagraph"/>
@@ -6867,7 +6941,7 @@
       <w:r>
         <w:t xml:space="preserve">(</w:t>
       </w:r>
-      <w:hyperlink r:id="rId22">
+      <w:hyperlink r:id="rId24">
         <w:r>
           <w:rPr>
             <w:rStyle w:val="Hyperlink"/>
@@ -7085,7 +7159,7 @@
           <w:rPr>
             <w:rStyle w:val="Hyperlink"/>
           </w:rPr>
-          <w:t xml:space="preserve">Definition 2</w:t>
+          <w:t xml:space="preserve">Definition 3</w:t>
         </w:r>
       </w:hyperlink>
       <w:r>
@@ -7953,7 +8027,7 @@
         <w:t xml:space="preserve">.</w:t>
       </w:r>
     </w:p>
-    <w:bookmarkStart w:id="25" w:name="exm-row-null-disjoint"/>
+    <w:bookmarkStart w:id="27" w:name="exm-row-null-disjoint"/>
     <w:p>
       <w:pPr>
         <w:pStyle w:val="BodyText"/>
@@ -8787,8 +8861,8 @@
         <w:t xml:space="preserve">.</w:t>
       </w:r>
     </w:p>
-    <w:bookmarkEnd w:id="25"/>
-    <w:bookmarkStart w:id="26" w:name="def-cross-product-matrix"/>
+    <w:bookmarkEnd w:id="27"/>
+    <w:bookmarkStart w:id="28" w:name="def-cross-product-matrix"/>
     <w:p>
       <w:pPr>
         <w:pStyle w:val="BodyText"/>
@@ -8798,7 +8872,7 @@
           <w:b/>
           <w:bCs/>
         </w:rPr>
-        <w:t xml:space="preserve">Definition 3 (Cross-product matrix)</w:t>
+        <w:t xml:space="preserve">Definition 5 (Cross-product matrix)</w:t>
       </w:r>
       <w:r>
         <w:t xml:space="preserve"> </w:t>
@@ -9222,7 +9296,7 @@
         <w:t xml:space="preserve">.</w:t>
       </w:r>
     </w:p>
-    <w:bookmarkEnd w:id="26"/>
+    <w:bookmarkEnd w:id="28"/>
     <w:p>
       <w:pPr>
         <w:pStyle w:val="BodyText"/>
@@ -9344,7 +9418,7 @@
       <w:r>
         <w:t xml:space="preserve"> </w:t>
       </w:r>
-      <w:hyperlink r:id="rId27">
+      <w:hyperlink r:id="rId29">
         <w:r>
           <w:rPr>
             <w:rStyle w:val="Hyperlink"/>
@@ -9489,7 +9563,7 @@
         <w:t xml:space="preserve">which sums the diagonal of this matrix into a single number.</w:t>
       </w:r>
     </w:p>
-    <w:bookmarkStart w:id="28" w:name="exm-cross-product-matrix"/>
+    <w:bookmarkStart w:id="30" w:name="exm-cross-product-matrix"/>
     <w:p>
       <w:pPr>
         <w:pStyle w:val="BodyText"/>
@@ -9905,7 +9979,7 @@
                   <m:nor/>
                   <m:sty m:val="p"/>
                 </m:rPr>
-                <m:t>Definition 3</m:t>
+                <m:t>Definition 5</m:t>
               </m:r>
               <m:r>
                 <m:rPr>
@@ -10085,8 +10159,8 @@
         </m:oMath>
       </m:oMathPara>
     </w:p>
-    <w:bookmarkEnd w:id="28"/>
-    <w:bookmarkStart w:id="29" w:name="def-gram-matrix"/>
+    <w:bookmarkEnd w:id="30"/>
+    <w:bookmarkStart w:id="31" w:name="def-gram-matrix"/>
     <w:p>
       <w:pPr>
         <w:pStyle w:val="FirstParagraph"/>
@@ -10096,7 +10170,7 @@
           <w:b/>
           <w:bCs/>
         </w:rPr>
-        <w:t xml:space="preserve">Definition 4 (Gram matrix)</w:t>
+        <w:t xml:space="preserve">Definition 6 (Gram matrix)</w:t>
       </w:r>
       <w:r>
         <w:t xml:space="preserve"> </w:t>
@@ -10256,8 +10330,8 @@
         <w:t xml:space="preserve">with itself.</w:t>
       </w:r>
     </w:p>
-    <w:bookmarkEnd w:id="29"/>
-    <w:bookmarkStart w:id="30" w:name="exm-gram-matrix"/>
+    <w:bookmarkEnd w:id="31"/>
+    <w:bookmarkStart w:id="32" w:name="exm-gram-matrix"/>
     <w:p>
       <w:pPr>
         <w:pStyle w:val="BodyText"/>
@@ -11393,8 +11467,8 @@
         <w:t xml:space="preserve">.</w:t>
       </w:r>
     </w:p>
-    <w:bookmarkEnd w:id="30"/>
-    <w:bookmarkStart w:id="33" w:name="thm-gram-properties"/>
+    <w:bookmarkEnd w:id="32"/>
+    <w:bookmarkStart w:id="35" w:name="thm-gram-properties"/>
     <w:p>
       <w:pPr>
         <w:pStyle w:val="BodyText"/>
@@ -11574,7 +11648,7 @@
           <w:rPr>
             <w:rStyle w:val="Hyperlink"/>
           </w:rPr>
-          <w:t xml:space="preserve">Definition 4</w:t>
+          <w:t xml:space="preserve">Definition 6</w:t>
         </w:r>
       </w:hyperlink>
       <w:r>
@@ -11719,7 +11793,7 @@
       <w:r>
         <w:t xml:space="preserve">is symmetric (</w:t>
       </w:r>
-      <w:hyperlink r:id="rId31">
+      <w:hyperlink r:id="rId33">
         <w:r>
           <w:rPr>
             <w:rStyle w:val="Hyperlink"/>
@@ -11907,7 +11981,7 @@
       <w:r>
         <w:t xml:space="preserve"> </w:t>
       </w:r>
-      <w:hyperlink r:id="rId32">
+      <w:hyperlink r:id="rId34">
         <w:r>
           <w:rPr>
             <w:rStyle w:val="Hyperlink"/>
@@ -11919,7 +11993,7 @@
         <w:t xml:space="preserve">.</w:t>
       </w:r>
     </w:p>
-    <w:bookmarkEnd w:id="33"/>
+    <w:bookmarkEnd w:id="35"/>
     <w:p>
       <w:pPr>
         <w:pStyle w:val="FirstParagraph"/>
@@ -12845,7 +12919,7 @@
         </m:oMath>
       </m:oMathPara>
     </w:p>
-    <w:bookmarkStart w:id="35" w:name="exm-gram-properties"/>
+    <w:bookmarkStart w:id="37" w:name="exm-gram-properties"/>
     <w:p>
       <w:pPr>
         <w:pStyle w:val="FirstParagraph"/>
@@ -13521,7 +13595,7 @@
       <w:r>
         <w:t xml:space="preserve"> </w:t>
       </w:r>
-      <w:hyperlink r:id="rId34">
+      <w:hyperlink r:id="rId36">
         <w:r>
           <w:rPr>
             <w:rStyle w:val="Hyperlink"/>
@@ -13533,8 +13607,8 @@
         <w:t xml:space="preserve">.</w:t>
       </w:r>
     </w:p>
-    <w:bookmarkEnd w:id="35"/>
-    <w:bookmarkStart w:id="36" w:name="thm-null-gram"/>
+    <w:bookmarkEnd w:id="37"/>
+    <w:bookmarkStart w:id="38" w:name="thm-null-gram"/>
     <w:p>
       <w:pPr>
         <w:pStyle w:val="BodyText"/>
@@ -13744,7 +13818,7 @@
         </m:oMath>
       </m:oMathPara>
     </w:p>
-    <w:bookmarkEnd w:id="36"/>
+    <w:bookmarkEnd w:id="38"/>
     <w:p>
       <w:pPr>
         <w:pStyle w:val="FirstParagraph"/>
@@ -14967,7 +15041,7 @@
         <w:t xml:space="preserve">.</w:t>
       </w:r>
     </w:p>
-    <w:bookmarkStart w:id="37" w:name="exm-null-gram"/>
+    <w:bookmarkStart w:id="39" w:name="exm-null-gram"/>
     <w:p>
       <w:pPr>
         <w:pStyle w:val="BodyText"/>
@@ -15642,9 +15716,9 @@
         <w:t xml:space="preserve">.</w:t>
       </w:r>
     </w:p>
-    <w:bookmarkEnd w:id="37"/>
-    <w:bookmarkEnd w:id="38"/>
-    <w:bookmarkStart w:id="96" w:name="sec-rank-nullity"/>
+    <w:bookmarkEnd w:id="39"/>
+    <w:bookmarkEnd w:id="40"/>
+    <w:bookmarkStart w:id="99" w:name="sec-rank-nullity"/>
     <w:p>
       <w:pPr>
         <w:pStyle w:val="Heading2"/>
@@ -15694,18 +15768,18 @@
                 <wp:inline>
                   <wp:extent cx="152400" cy="152400"/>
                   <wp:effectExtent b="0" l="0" r="0" t="0"/>
-                  <wp:docPr descr="" title="" id="40" name="Picture"/>
+                  <wp:docPr descr="" title="" id="42" name="Picture"/>
                   <a:graphic>
                     <a:graphicData uri="http://schemas.openxmlformats.org/drawingml/2006/picture">
                       <pic:pic>
                         <pic:nvPicPr>
-                          <pic:cNvPr descr="/opt/quarto/share/formats/docx/note.png" id="41" name="Picture"/>
+                          <pic:cNvPr descr="/opt/quarto/share/formats/docx/note.png" id="43" name="Picture"/>
                           <pic:cNvPicPr>
                             <a:picLocks noChangeArrowheads="1" noChangeAspect="1"/>
                           </pic:cNvPicPr>
                         </pic:nvPicPr>
                         <pic:blipFill>
-                          <a:blip r:embed="rId39"/>
+                          <a:blip r:embed="rId41"/>
                           <a:stretch>
                             <a:fillRect/>
                           </a:stretch>
@@ -15788,7 +15862,7 @@
             <w:r>
               <w:t xml:space="preserve"> </w:t>
             </w:r>
-            <w:hyperlink r:id="rId42">
+            <w:hyperlink r:id="rId44">
               <w:r>
                 <w:rPr>
                   <w:rStyle w:val="Hyperlink"/>
@@ -15804,7 +15878,7 @@
         </w:tc>
       </w:tr>
     </w:tbl>
-    <w:bookmarkStart w:id="43" w:name="thm-rank-dim"/>
+    <w:bookmarkStart w:id="45" w:name="thm-rank-dim"/>
     <w:p>
       <w:pPr>
         <w:pStyle w:val="BodyText"/>
@@ -15955,7 +16029,7 @@
         </m:oMath>
       </m:oMathPara>
     </w:p>
-    <w:bookmarkEnd w:id="43"/>
+    <w:bookmarkEnd w:id="45"/>
     <w:p>
       <w:pPr>
         <w:pStyle w:val="FirstParagraph"/>
@@ -16017,7 +16091,7 @@
       <w:r>
         <w:t xml:space="preserve">(</w:t>
       </w:r>
-      <w:hyperlink r:id="rId44">
+      <w:hyperlink r:id="rId46">
         <w:r>
           <w:rPr>
             <w:rStyle w:val="Hyperlink"/>
@@ -16071,7 +16145,7 @@
       <w:r>
         <w:t xml:space="preserve"> </w:t>
       </w:r>
-      <w:hyperlink r:id="rId44">
+      <w:hyperlink r:id="rId46">
         <w:r>
           <w:rPr>
             <w:rStyle w:val="Hyperlink"/>
@@ -16124,7 +16198,7 @@
       <w:r>
         <w:t xml:space="preserve">(</w:t>
       </w:r>
-      <w:hyperlink r:id="rId45">
+      <w:hyperlink r:id="rId47">
         <w:r>
           <w:rPr>
             <w:rStyle w:val="Hyperlink"/>
@@ -16224,7 +16298,7 @@
       <w:r>
         <w:t xml:space="preserve">(</w:t>
       </w:r>
-      <w:hyperlink r:id="rId46">
+      <w:hyperlink r:id="rId48">
         <w:r>
           <w:rPr>
             <w:rStyle w:val="Hyperlink"/>
@@ -16334,7 +16408,7 @@
       <w:r>
         <w:t xml:space="preserve">The span of the chosen columns is a subspace (</w:t>
       </w:r>
-      <w:hyperlink r:id="rId15">
+      <w:hyperlink r:id="rId16">
         <w:r>
           <w:rPr>
             <w:rStyle w:val="Hyperlink"/>
@@ -16657,7 +16731,7 @@
       <w:r>
         <w:t xml:space="preserve">(</w:t>
       </w:r>
-      <w:hyperlink r:id="rId47">
+      <w:hyperlink r:id="rId49">
         <w:r>
           <w:rPr>
             <w:rStyle w:val="Hyperlink"/>
@@ -16807,7 +16881,7 @@
         <w:t xml:space="preserve">.</w:t>
       </w:r>
     </w:p>
-    <w:bookmarkStart w:id="48" w:name="exm-rank-dim"/>
+    <w:bookmarkStart w:id="50" w:name="exm-rank-dim"/>
     <w:p>
       <w:pPr>
         <w:pStyle w:val="BodyText"/>
@@ -17220,8 +17294,8 @@
         <w:t xml:space="preserve">.</w:t>
       </w:r>
     </w:p>
-    <w:bookmarkEnd w:id="48"/>
-    <w:bookmarkStart w:id="49" w:name="def-nullity"/>
+    <w:bookmarkEnd w:id="50"/>
+    <w:bookmarkStart w:id="51" w:name="def-nullity"/>
     <w:p>
       <w:pPr>
         <w:pStyle w:val="BodyText"/>
@@ -17231,7 +17305,7 @@
           <w:b/>
           <w:bCs/>
         </w:rPr>
-        <w:t xml:space="preserve">Definition 5 (Nullity)</w:t>
+        <w:t xml:space="preserve">Definition 7 (Nullity)</w:t>
       </w:r>
       <w:r>
         <w:t xml:space="preserve"> </w:t>
@@ -17283,7 +17357,7 @@
           <w:rPr>
             <w:rStyle w:val="Hyperlink"/>
           </w:rPr>
-          <w:t xml:space="preserve">Definition 2</w:t>
+          <w:t xml:space="preserve">Definition 3</w:t>
         </w:r>
       </w:hyperlink>
       <w:r>
@@ -17398,8 +17472,8 @@
         </m:oMath>
       </m:oMathPara>
     </w:p>
-    <w:bookmarkEnd w:id="49"/>
-    <w:bookmarkStart w:id="50" w:name="exm-nullity"/>
+    <w:bookmarkEnd w:id="51"/>
+    <w:bookmarkStart w:id="52" w:name="exm-nullity"/>
     <w:p>
       <w:pPr>
         <w:pStyle w:val="FirstParagraph"/>
@@ -18175,8 +18249,8 @@
         <w:t xml:space="preserve">.</w:t>
       </w:r>
     </w:p>
-    <w:bookmarkEnd w:id="50"/>
-    <w:bookmarkStart w:id="51" w:name="thm-rank-nullity"/>
+    <w:bookmarkEnd w:id="52"/>
+    <w:bookmarkStart w:id="53" w:name="thm-rank-nullity"/>
     <w:p>
       <w:pPr>
         <w:pStyle w:val="BodyText"/>
@@ -18313,7 +18387,7 @@
         </m:oMath>
       </m:oMathPara>
     </w:p>
-    <w:bookmarkEnd w:id="51"/>
+    <w:bookmarkEnd w:id="53"/>
     <w:p>
       <w:pPr>
         <w:pStyle w:val="FirstParagraph"/>
@@ -18649,7 +18723,7 @@
       <w:r>
         <w:t xml:space="preserve">(</w:t>
       </w:r>
-      <w:hyperlink r:id="rId52">
+      <w:hyperlink r:id="rId54">
         <w:r>
           <w:rPr>
             <w:rStyle w:val="Hyperlink"/>
@@ -18773,7 +18847,7 @@
       <w:r>
         <w:t xml:space="preserve">(</w:t>
       </w:r>
-      <w:hyperlink r:id="rId53">
+      <w:hyperlink r:id="rId55">
         <w:r>
           <w:rPr>
             <w:rStyle w:val="Hyperlink"/>
@@ -18787,7 +18861,7 @@
       <w:r>
         <w:t xml:space="preserve"> </w:t>
       </w:r>
-      <w:hyperlink r:id="rId54">
+      <w:hyperlink r:id="rId56">
         <w:r>
           <w:rPr>
             <w:rStyle w:val="Hyperlink"/>
@@ -18934,7 +19008,7 @@
       <w:r>
         <w:t xml:space="preserve"> </w:t>
       </w:r>
-      <w:hyperlink r:id="rId55">
+      <w:hyperlink r:id="rId57">
         <w:r>
           <w:rPr>
             <w:rStyle w:val="Hyperlink"/>
@@ -19212,7 +19286,7 @@
       <w:r>
         <w:t xml:space="preserve">(</w:t>
       </w:r>
-      <w:hyperlink r:id="rId55">
+      <w:hyperlink r:id="rId57">
         <w:r>
           <w:rPr>
             <w:rStyle w:val="Hyperlink"/>
@@ -21270,7 +21344,7 @@
         <w:t xml:space="preserve">.</w:t>
       </w:r>
     </w:p>
-    <w:bookmarkStart w:id="56" w:name="exm-rank-nullity"/>
+    <w:bookmarkStart w:id="58" w:name="exm-rank-nullity"/>
     <w:p>
       <w:pPr>
         <w:pStyle w:val="BodyText"/>
@@ -21570,8 +21644,8 @@
         <w:t xml:space="preserve">.</w:t>
       </w:r>
     </w:p>
-    <w:bookmarkEnd w:id="56"/>
-    <w:bookmarkStart w:id="57" w:name="thm-rank-product"/>
+    <w:bookmarkEnd w:id="58"/>
+    <w:bookmarkStart w:id="59" w:name="thm-rank-product"/>
     <w:p>
       <w:pPr>
         <w:pStyle w:val="BodyText"/>
@@ -21745,7 +21819,7 @@
         </m:oMath>
       </m:oMathPara>
     </w:p>
-    <w:bookmarkEnd w:id="57"/>
+    <w:bookmarkEnd w:id="59"/>
     <w:p>
       <w:pPr>
         <w:pStyle w:val="FirstParagraph"/>
@@ -22535,7 +22609,7 @@
         </m:oMath>
       </m:oMathPara>
     </w:p>
-    <w:bookmarkStart w:id="58" w:name="exm-rank-product"/>
+    <w:bookmarkStart w:id="60" w:name="exm-rank-product"/>
     <w:p>
       <w:pPr>
         <w:pStyle w:val="FirstParagraph"/>
@@ -23138,8 +23212,8 @@
         <w:t xml:space="preserve">, and the inequality is an equality.</w:t>
       </w:r>
     </w:p>
-    <w:bookmarkEnd w:id="58"/>
-    <w:bookmarkStart w:id="59" w:name="thm-rank-transpose"/>
+    <w:bookmarkEnd w:id="60"/>
+    <w:bookmarkStart w:id="61" w:name="thm-rank-transpose"/>
     <w:p>
       <w:pPr>
         <w:pStyle w:val="BodyText"/>
@@ -23417,7 +23491,7 @@
         <w:t xml:space="preserve">equals the largest number of linearly independent columns.</w:t>
       </w:r>
     </w:p>
-    <w:bookmarkEnd w:id="59"/>
+    <w:bookmarkEnd w:id="61"/>
     <w:p>
       <w:pPr>
         <w:pStyle w:val="BodyText"/>
@@ -23646,7 +23720,7 @@
           <w:rPr>
             <w:rStyle w:val="Hyperlink"/>
           </w:rPr>
-          <w:t xml:space="preserve">Definition 5</w:t>
+          <w:t xml:space="preserve">Definition 7</w:t>
         </w:r>
       </w:hyperlink>
       <w:r>
@@ -24645,7 +24719,7 @@
         <w:t xml:space="preserve">which gives the statement about rows.</w:t>
       </w:r>
     </w:p>
-    <w:bookmarkStart w:id="60" w:name="exm-rank-transpose"/>
+    <w:bookmarkStart w:id="62" w:name="exm-rank-transpose"/>
     <w:p>
       <w:pPr>
         <w:pStyle w:val="BodyText"/>
@@ -25658,8 +25732,8 @@
         <w:t xml:space="preserve">.</w:t>
       </w:r>
     </w:p>
-    <w:bookmarkEnd w:id="60"/>
-    <w:bookmarkStart w:id="61" w:name="cor-rank-bound"/>
+    <w:bookmarkEnd w:id="62"/>
+    <w:bookmarkStart w:id="63" w:name="cor-rank-bound"/>
     <w:p>
       <w:pPr>
         <w:pStyle w:val="BodyText"/>
@@ -25787,7 +25861,7 @@
         <w:t xml:space="preserve">.</w:t>
       </w:r>
     </w:p>
-    <w:bookmarkEnd w:id="61"/>
+    <w:bookmarkEnd w:id="63"/>
     <w:p>
       <w:pPr>
         <w:pStyle w:val="BodyText"/>
@@ -25900,7 +25974,7 @@
       <w:r>
         <w:t xml:space="preserve">(</w:t>
       </w:r>
-      <w:hyperlink r:id="rId44">
+      <w:hyperlink r:id="rId46">
         <w:r>
           <w:rPr>
             <w:rStyle w:val="Hyperlink"/>
@@ -26064,7 +26138,7 @@
         <w:t xml:space="preserve">).</w:t>
       </w:r>
     </w:p>
-    <w:bookmarkStart w:id="63" w:name="exm-rank-bound"/>
+    <w:bookmarkStart w:id="65" w:name="exm-rank-bound"/>
     <w:p>
       <w:pPr>
         <w:pStyle w:val="BodyText"/>
@@ -26334,7 +26408,7 @@
       <w:r>
         <w:t xml:space="preserve"> </w:t>
       </w:r>
-      <w:hyperlink r:id="rId62">
+      <w:hyperlink r:id="rId64">
         <w:r>
           <w:rPr>
             <w:rStyle w:val="Hyperlink"/>
@@ -26442,8 +26516,8 @@
         <w:t xml:space="preserve">.</w:t>
       </w:r>
     </w:p>
-    <w:bookmarkEnd w:id="63"/>
-    <w:bookmarkStart w:id="66" w:name="def-affine-subspace"/>
+    <w:bookmarkEnd w:id="65"/>
+    <w:bookmarkStart w:id="68" w:name="def-affine-subspace"/>
     <w:p>
       <w:pPr>
         <w:pStyle w:val="BodyText"/>
@@ -26453,7 +26527,7 @@
           <w:b/>
           <w:bCs/>
         </w:rPr>
-        <w:t xml:space="preserve">Definition 6 (Affine subspace)</w:t>
+        <w:t xml:space="preserve">Definition 8 (Affine subspace)</w:t>
       </w:r>
       <w:r>
         <w:t xml:space="preserve"> </w:t>
@@ -26701,7 +26775,7 @@
       <w:r>
         <w:t xml:space="preserve">(</w:t>
       </w:r>
-      <w:hyperlink r:id="rId20">
+      <w:hyperlink r:id="rId22">
         <w:r>
           <w:rPr>
             <w:rStyle w:val="Hyperlink"/>
@@ -26721,7 +26795,7 @@
       <w:r>
         <w:t xml:space="preserve"> </w:t>
       </w:r>
-      <w:hyperlink r:id="rId64">
+      <w:hyperlink r:id="rId66">
         <w:r>
           <w:rPr>
             <w:rStyle w:val="Hyperlink"/>
@@ -26783,7 +26857,7 @@
       <w:r>
         <w:t xml:space="preserve">(</w:t>
       </w:r>
-      <w:hyperlink r:id="rId65">
+      <w:hyperlink r:id="rId67">
         <w:r>
           <w:rPr>
             <w:rStyle w:val="Hyperlink"/>
@@ -26795,8 +26869,8 @@
         <w:t xml:space="preserve">).</w:t>
       </w:r>
     </w:p>
-    <w:bookmarkEnd w:id="66"/>
-    <w:bookmarkStart w:id="68" w:name="exm-affine-subspace"/>
+    <w:bookmarkEnd w:id="68"/>
+    <w:bookmarkStart w:id="70" w:name="exm-affine-subspace"/>
     <w:p>
       <w:pPr>
         <w:pStyle w:val="BodyText"/>
@@ -26903,7 +26977,7 @@
       <w:r>
         <w:t xml:space="preserve"> </w:t>
       </w:r>
-      <w:hyperlink r:id="rId67">
+      <w:hyperlink r:id="rId69">
         <w:r>
           <w:rPr>
             <w:rStyle w:val="Hyperlink"/>
@@ -27059,7 +27133,7 @@
       <w:r>
         <w:t xml:space="preserve">(</w:t>
       </w:r>
-      <w:hyperlink r:id="rId14">
+      <w:hyperlink r:id="rId15">
         <w:r>
           <w:rPr>
             <w:rStyle w:val="Hyperlink"/>
@@ -27450,8 +27524,8 @@
         <w:t xml:space="preserve">.</w:t>
       </w:r>
     </w:p>
-    <w:bookmarkEnd w:id="68"/>
-    <w:bookmarkStart w:id="71" w:name="thm-hyperplane-subspace"/>
+    <w:bookmarkEnd w:id="70"/>
+    <w:bookmarkStart w:id="73" w:name="thm-hyperplane-subspace"/>
     <w:p>
       <w:pPr>
         <w:pStyle w:val="BodyText"/>
@@ -27739,7 +27813,7 @@
       <w:r>
         <w:t xml:space="preserve">(</w:t>
       </w:r>
-      <w:hyperlink r:id="rId69">
+      <w:hyperlink r:id="rId71">
         <w:r>
           <w:rPr>
             <w:rStyle w:val="Hyperlink"/>
@@ -27955,7 +28029,7 @@
       <w:r>
         <w:t xml:space="preserve">(</w:t>
       </w:r>
-      <w:hyperlink r:id="rId20">
+      <w:hyperlink r:id="rId22">
         <w:r>
           <w:rPr>
             <w:rStyle w:val="Hyperlink"/>
@@ -27989,7 +28063,7 @@
       <w:r>
         <w:t xml:space="preserve">(</w:t>
       </w:r>
-      <w:hyperlink r:id="rId47">
+      <w:hyperlink r:id="rId49">
         <w:r>
           <w:rPr>
             <w:rStyle w:val="Hyperlink"/>
@@ -28203,7 +28277,7 @@
           <w:rPr>
             <w:rStyle w:val="Hyperlink"/>
           </w:rPr>
-          <w:t xml:space="preserve">Definition 6</w:t>
+          <w:t xml:space="preserve">Definition 8</w:t>
         </w:r>
       </w:hyperlink>
       <w:r>
@@ -28339,7 +28413,7 @@
       <w:r>
         <w:t xml:space="preserve">(</w:t>
       </w:r>
-      <w:hyperlink r:id="rId70">
+      <w:hyperlink r:id="rId72">
         <w:r>
           <w:rPr>
             <w:rStyle w:val="Hyperlink"/>
@@ -28351,7 +28425,7 @@
         <w:t xml:space="preserve">).</w:t>
       </w:r>
     </w:p>
-    <w:bookmarkEnd w:id="71"/>
+    <w:bookmarkEnd w:id="73"/>
     <w:p>
       <w:pPr>
         <w:pStyle w:val="FirstParagraph"/>
@@ -28500,7 +28574,7 @@
       <w:r>
         <w:t xml:space="preserve">(</w:t>
       </w:r>
-      <w:hyperlink r:id="rId72">
+      <w:hyperlink r:id="rId74">
         <w:r>
           <w:rPr>
             <w:rStyle w:val="Hyperlink"/>
@@ -28607,7 +28681,7 @@
           <w:rPr>
             <w:rStyle w:val="Hyperlink"/>
           </w:rPr>
-          <w:t xml:space="preserve">Definition 2</w:t>
+          <w:t xml:space="preserve">Definition 3</w:t>
         </w:r>
       </w:hyperlink>
       <w:r>
@@ -28929,7 +29003,7 @@
       <w:r>
         <w:t xml:space="preserve">(</w:t>
       </w:r>
-      <w:hyperlink r:id="rId44">
+      <w:hyperlink r:id="rId46">
         <w:r>
           <w:rPr>
             <w:rStyle w:val="Hyperlink"/>
@@ -29176,7 +29250,7 @@
                   <m:nor/>
                   <m:sty m:val="p"/>
                 </m:rPr>
-                <m:t>Definition 5</m:t>
+                <m:t>Definition 7</m:t>
               </m:r>
               <m:r>
                 <m:rPr>
@@ -30989,7 +31063,7 @@
           <w:rPr>
             <w:rStyle w:val="Hyperlink"/>
           </w:rPr>
-          <w:t xml:space="preserve">Definition 6</w:t>
+          <w:t xml:space="preserve">Definition 8</w:t>
         </w:r>
       </w:hyperlink>
       <w:r>
@@ -31517,7 +31591,7 @@
         </m:oMath>
       </m:oMathPara>
     </w:p>
-    <w:bookmarkStart w:id="74" w:name="exm-hyperplane-subspace"/>
+    <w:bookmarkStart w:id="76" w:name="exm-hyperplane-subspace"/>
     <w:p>
       <w:pPr>
         <w:pStyle w:val="FirstParagraph"/>
@@ -31867,7 +31941,7 @@
       <w:r>
         <w:t xml:space="preserve"> </w:t>
       </w:r>
-      <w:hyperlink r:id="rId73">
+      <w:hyperlink r:id="rId75">
         <w:r>
           <w:rPr>
             <w:rStyle w:val="Hyperlink"/>
@@ -32945,8 +33019,8 @@
         <w:t xml:space="preserve">.</w:t>
       </w:r>
     </w:p>
-    <w:bookmarkEnd w:id="74"/>
-    <w:bookmarkStart w:id="75" w:name="thm-hyperplane-origin"/>
+    <w:bookmarkEnd w:id="76"/>
+    <w:bookmarkStart w:id="77" w:name="thm-hyperplane-origin"/>
     <w:p>
       <w:pPr>
         <w:pStyle w:val="FirstParagraph"/>
@@ -33157,7 +33231,7 @@
       <w:r>
         <w:t xml:space="preserve">be a hyperplane (</w:t>
       </w:r>
-      <w:hyperlink r:id="rId69">
+      <w:hyperlink r:id="rId71">
         <w:r>
           <w:rPr>
             <w:rStyle w:val="Hyperlink"/>
@@ -33807,7 +33881,7 @@
         <w:t xml:space="preserve">.</w:t>
       </w:r>
     </w:p>
-    <w:bookmarkEnd w:id="75"/>
+    <w:bookmarkEnd w:id="77"/>
     <w:p>
       <w:pPr>
         <w:pStyle w:val="FirstParagraph"/>
@@ -34430,7 +34504,7 @@
       <w:r>
         <w:t xml:space="preserve">, so it has a basis (</w:t>
       </w:r>
-      <w:hyperlink r:id="rId45">
+      <w:hyperlink r:id="rId47">
         <w:r>
           <w:rPr>
             <w:rStyle w:val="Hyperlink"/>
@@ -34812,7 +34886,7 @@
         <w:t xml:space="preserve">.</w:t>
       </w:r>
     </w:p>
-    <w:bookmarkStart w:id="77" w:name="exm-hyperplane-origin"/>
+    <w:bookmarkStart w:id="79" w:name="exm-hyperplane-origin"/>
     <w:p>
       <w:pPr>
         <w:pStyle w:val="BodyText"/>
@@ -35005,7 +35079,7 @@
       <w:r>
         <w:t xml:space="preserve"> </w:t>
       </w:r>
-      <w:hyperlink r:id="rId76">
+      <w:hyperlink r:id="rId78">
         <w:r>
           <w:rPr>
             <w:rStyle w:val="Hyperlink"/>
@@ -37437,8 +37511,8 @@
         <w:t xml:space="preserve">.</w:t>
       </w:r>
     </w:p>
-    <w:bookmarkEnd w:id="77"/>
-    <w:bookmarkStart w:id="79" w:name="def-half-space"/>
+    <w:bookmarkEnd w:id="79"/>
+    <w:bookmarkStart w:id="81" w:name="def-half-space"/>
     <w:p>
       <w:pPr>
         <w:pStyle w:val="BodyText"/>
@@ -37448,7 +37522,7 @@
           <w:b/>
           <w:bCs/>
         </w:rPr>
-        <w:t xml:space="preserve">Definition 7 (Half-space)</w:t>
+        <w:t xml:space="preserve">Definition 9 (Half-space)</w:t>
       </w:r>
       <w:r>
         <w:t xml:space="preserve"> </w:t>
@@ -37578,7 +37652,7 @@
       <w:r>
         <w:t xml:space="preserve">be a hyperplane (</w:t>
       </w:r>
-      <w:hyperlink r:id="rId69">
+      <w:hyperlink r:id="rId71">
         <w:r>
           <w:rPr>
             <w:rStyle w:val="Hyperlink"/>
@@ -37634,7 +37708,7 @@
       <w:pPr>
         <w:pStyle w:val="BodyText"/>
       </w:pPr>
-      <w:bookmarkStart w:id="78" w:name="eq-half-space"/>
+      <w:bookmarkStart w:id="80" w:name="eq-half-space"/>
       <m:oMathPara>
         <m:oMathParaPr>
           <m:jc m:val="center"/>
@@ -37951,7 +38025,7 @@
           </m:r>
         </m:oMath>
       </m:oMathPara>
-      <w:bookmarkEnd w:id="78"/>
+      <w:bookmarkEnd w:id="80"/>
     </w:p>
     <w:p>
       <w:pPr>
@@ -38077,11 +38151,299 @@
       <w:r>
         <w:t xml:space="preserve">.</w:t>
       </w:r>
-      <w:r>
-        <w:t xml:space="preserve"> </w:t>
-      </w:r>
-      <w:r>
-        <w:t xml:space="preserve">Every point of</w:t>
+    </w:p>
+    <w:bookmarkEnd w:id="81"/>
+    <w:p>
+      <w:pPr>
+        <w:pStyle w:val="BodyText"/>
+      </w:pPr>
+      <w:r>
+        <w:rPr>
+          <w:i/>
+          <w:iCs/>
+        </w:rPr>
+        <w:t xml:space="preserve">Remark</w:t>
+      </w:r>
+      <w:r>
+        <w:t xml:space="preserve">. </w:t>
+      </w:r>
+      <w:r>
+        <w:t xml:space="preserve">Replacing</w:t>
+      </w:r>
+      <w:r>
+        <w:t xml:space="preserve"> </w:t>
+      </w:r>
+      <m:oMath>
+        <m:r>
+          <m:rPr>
+            <m:sty m:val="p"/>
+          </m:rPr>
+          <m:t>(</m:t>
+        </m:r>
+        <m:acc>
+          <m:accPr>
+            <m:chr m:val="̃"/>
+          </m:accPr>
+          <m:e>
+            <m:r>
+              <m:t>w</m:t>
+            </m:r>
+          </m:e>
+        </m:acc>
+        <m:r>
+          <m:rPr>
+            <m:sty m:val="p"/>
+          </m:rPr>
+          <m:t>,</m:t>
+        </m:r>
+        <m:r>
+          <m:t>b</m:t>
+        </m:r>
+        <m:r>
+          <m:rPr>
+            <m:sty m:val="p"/>
+          </m:rPr>
+          <m:t>)</m:t>
+        </m:r>
+      </m:oMath>
+      <w:r>
+        <w:t xml:space="preserve"> </w:t>
+      </w:r>
+      <w:r>
+        <w:t xml:space="preserve">by</w:t>
+      </w:r>
+      <w:r>
+        <w:t xml:space="preserve"> </w:t>
+      </w:r>
+      <m:oMath>
+        <m:r>
+          <m:rPr>
+            <m:sty m:val="p"/>
+          </m:rPr>
+          <m:t>(</m:t>
+        </m:r>
+        <m:r>
+          <m:rPr>
+            <m:sty m:val="p"/>
+          </m:rPr>
+          <m:t>−</m:t>
+        </m:r>
+        <m:acc>
+          <m:accPr>
+            <m:chr m:val="̃"/>
+          </m:accPr>
+          <m:e>
+            <m:r>
+              <m:t>w</m:t>
+            </m:r>
+          </m:e>
+        </m:acc>
+        <m:r>
+          <m:rPr>
+            <m:sty m:val="p"/>
+          </m:rPr>
+          <m:t>,</m:t>
+        </m:r>
+        <m:r>
+          <m:rPr>
+            <m:sty m:val="p"/>
+          </m:rPr>
+          <m:t>−</m:t>
+        </m:r>
+        <m:r>
+          <m:t>b</m:t>
+        </m:r>
+        <m:r>
+          <m:rPr>
+            <m:sty m:val="p"/>
+          </m:rPr>
+          <m:t>)</m:t>
+        </m:r>
+      </m:oMath>
+      <w:r>
+        <w:t xml:space="preserve"> </w:t>
+      </w:r>
+      <w:r>
+        <w:t xml:space="preserve">describes the same hyperplane</w:t>
+      </w:r>
+      <w:r>
+        <w:t xml:space="preserve"> </w:t>
+      </w:r>
+      <w:r>
+        <w:t xml:space="preserve">but swaps the names</w:t>
+      </w:r>
+      <w:r>
+        <w:t xml:space="preserve"> </w:t>
+      </w:r>
+      <m:oMath>
+        <m:sSup>
+          <m:e>
+            <m:r>
+              <m:rPr>
+                <m:scr m:val="script"/>
+                <m:sty m:val="p"/>
+              </m:rPr>
+              <m:t>H</m:t>
+            </m:r>
+          </m:e>
+          <m:sup>
+            <m:r>
+              <m:rPr>
+                <m:sty m:val="p"/>
+              </m:rPr>
+              <m:t>+</m:t>
+            </m:r>
+          </m:sup>
+        </m:sSup>
+      </m:oMath>
+      <w:r>
+        <w:t xml:space="preserve"> </w:t>
+      </w:r>
+      <w:r>
+        <w:t xml:space="preserve">and</w:t>
+      </w:r>
+      <w:r>
+        <w:t xml:space="preserve"> </w:t>
+      </w:r>
+      <m:oMath>
+        <m:sSup>
+          <m:e>
+            <m:r>
+              <m:rPr>
+                <m:scr m:val="script"/>
+                <m:sty m:val="p"/>
+              </m:rPr>
+              <m:t>H</m:t>
+            </m:r>
+          </m:e>
+          <m:sup>
+            <m:r>
+              <m:rPr>
+                <m:sty m:val="p"/>
+              </m:rPr>
+              <m:t>−</m:t>
+            </m:r>
+          </m:sup>
+        </m:sSup>
+      </m:oMath>
+      <w:r>
+        <w:t xml:space="preserve">.</w:t>
+      </w:r>
+      <w:r>
+        <w:t xml:space="preserve"> </w:t>
+      </w:r>
+      <w:r>
+        <w:t xml:space="preserve">The sign of</w:t>
+      </w:r>
+      <w:r>
+        <w:t xml:space="preserve"> </w:t>
+      </w:r>
+      <m:oMath>
+        <m:acc>
+          <m:accPr>
+            <m:chr m:val="̃"/>
+          </m:accPr>
+          <m:e>
+            <m:r>
+              <m:t>w</m:t>
+            </m:r>
+          </m:e>
+        </m:acc>
+        <m:r>
+          <m:rPr>
+            <m:sty m:val="p"/>
+          </m:rPr>
+          <m:t>⋅</m:t>
+        </m:r>
+        <m:acc>
+          <m:accPr>
+            <m:chr m:val="̃"/>
+          </m:accPr>
+          <m:e>
+            <m:r>
+              <m:t>x</m:t>
+            </m:r>
+          </m:e>
+        </m:acc>
+        <m:r>
+          <m:rPr>
+            <m:sty m:val="p"/>
+          </m:rPr>
+          <m:t>+</m:t>
+        </m:r>
+        <m:r>
+          <m:t>b</m:t>
+        </m:r>
+      </m:oMath>
+      <w:r>
+        <w:t xml:space="preserve"> </w:t>
+      </w:r>
+      <w:r>
+        <w:t xml:space="preserve">tells you which side of the hyperplane</w:t>
+      </w:r>
+      <w:r>
+        <w:t xml:space="preserve"> </w:t>
+      </w:r>
+      <m:oMath>
+        <m:acc>
+          <m:accPr>
+            <m:chr m:val="̃"/>
+          </m:accPr>
+          <m:e>
+            <m:r>
+              <m:t>x</m:t>
+            </m:r>
+          </m:e>
+        </m:acc>
+      </m:oMath>
+      <w:r>
+        <w:t xml:space="preserve"> </w:t>
+      </w:r>
+      <w:r>
+        <w:t xml:space="preserve">is on.</w:t>
+      </w:r>
+      <w:r>
+        <w:t xml:space="preserve"> </w:t>
+      </w:r>
+      <w:r>
+        <w:t xml:space="preserve">A linear classifier uses this sign to assign one of two labels.</w:t>
+      </w:r>
+    </w:p>
+    <w:bookmarkStart w:id="82" w:name="exm-half-space-plane"/>
+    <w:p>
+      <w:pPr>
+        <w:pStyle w:val="BodyText"/>
+      </w:pPr>
+      <w:r>
+        <w:rPr>
+          <w:b/>
+          <w:bCs/>
+        </w:rPr>
+        <w:t xml:space="preserve">Example 19 (Half-spaces of a line in the plane)</w:t>
+      </w:r>
+      <w:r>
+        <w:t xml:space="preserve"> </w:t>
+      </w:r>
+      <w:r>
+        <w:t xml:space="preserve">Let</w:t>
+      </w:r>
+      <w:r>
+        <w:t xml:space="preserve"> </w:t>
+      </w:r>
+      <m:oMath>
+        <m:r>
+          <m:rPr>
+            <m:scr m:val="script"/>
+            <m:sty m:val="p"/>
+          </m:rPr>
+          <m:t>H</m:t>
+        </m:r>
+      </m:oMath>
+      <w:r>
+        <w:t xml:space="preserve"> </w:t>
+      </w:r>
+      <w:r>
+        <w:t xml:space="preserve">be the line in</w:t>
       </w:r>
       <w:r>
         <w:t xml:space="preserve"> </w:t>
@@ -38099,7 +38461,7 @@
           </m:e>
           <m:sup>
             <m:r>
-              <m:t>p</m:t>
+              <m:t>2</m:t>
             </m:r>
           </m:sup>
         </m:sSup>
@@ -38108,85 +38470,7 @@
         <w:t xml:space="preserve"> </w:t>
       </w:r>
       <w:r>
-        <w:t xml:space="preserve">is in exactly one of</w:t>
-      </w:r>
-      <w:r>
-        <w:t xml:space="preserve"> </w:t>
-      </w:r>
-      <m:oMath>
-        <m:sSup>
-          <m:e>
-            <m:r>
-              <m:rPr>
-                <m:scr m:val="script"/>
-                <m:sty m:val="p"/>
-              </m:rPr>
-              <m:t>H</m:t>
-            </m:r>
-          </m:e>
-          <m:sup>
-            <m:r>
-              <m:rPr>
-                <m:sty m:val="p"/>
-              </m:rPr>
-              <m:t>+</m:t>
-            </m:r>
-          </m:sup>
-        </m:sSup>
-      </m:oMath>
-      <w:r>
-        <w:t xml:space="preserve">,</w:t>
-      </w:r>
-      <w:r>
-        <w:t xml:space="preserve"> </w:t>
-      </w:r>
-      <m:oMath>
-        <m:r>
-          <m:rPr>
-            <m:scr m:val="script"/>
-            <m:sty m:val="p"/>
-          </m:rPr>
-          <m:t>H</m:t>
-        </m:r>
-      </m:oMath>
-      <w:r>
-        <w:t xml:space="preserve"> </w:t>
-      </w:r>
-      <w:r>
-        <w:t xml:space="preserve">and</w:t>
-      </w:r>
-      <w:r>
-        <w:t xml:space="preserve"> </w:t>
-      </w:r>
-      <m:oMath>
-        <m:sSup>
-          <m:e>
-            <m:r>
-              <m:rPr>
-                <m:scr m:val="script"/>
-                <m:sty m:val="p"/>
-              </m:rPr>
-              <m:t>H</m:t>
-            </m:r>
-          </m:e>
-          <m:sup>
-            <m:r>
-              <m:rPr>
-                <m:sty m:val="p"/>
-              </m:rPr>
-              <m:t>−</m:t>
-            </m:r>
-          </m:sup>
-        </m:sSup>
-      </m:oMath>
-      <w:r>
-        <w:t xml:space="preserve">,</w:t>
-      </w:r>
-      <w:r>
-        <w:t xml:space="preserve"> </w:t>
-      </w:r>
-      <w:r>
-        <w:t xml:space="preserve">because the number</w:t>
+        <w:t xml:space="preserve">with</w:t>
       </w:r>
       <w:r>
         <w:t xml:space="preserve"> </w:t>
@@ -38206,249 +38490,51 @@
           <m:rPr>
             <m:sty m:val="p"/>
           </m:rPr>
-          <m:t>⋅</m:t>
-        </m:r>
-        <m:acc>
-          <m:accPr>
-            <m:chr m:val="̃"/>
-          </m:accPr>
-          <m:e>
-            <m:r>
-              <m:t>x</m:t>
-            </m:r>
-          </m:e>
-        </m:acc>
-        <m:r>
-          <m:rPr>
-            <m:sty m:val="p"/>
-          </m:rPr>
-          <m:t>+</m:t>
-        </m:r>
+          <m:t>=</m:t>
+        </m:r>
+        <m:r>
+          <m:rPr>
+            <m:sty m:val="p"/>
+          </m:rPr>
+          <m:t>(</m:t>
+        </m:r>
+        <m:r>
+          <m:t>1</m:t>
+        </m:r>
+        <m:r>
+          <m:rPr>
+            <m:sty m:val="p"/>
+          </m:rPr>
+          <m:t>,</m:t>
+        </m:r>
+        <m:r>
+          <m:t>2</m:t>
+        </m:r>
+        <m:r>
+          <m:rPr>
+            <m:sty m:val="p"/>
+          </m:rPr>
+          <m:t>)</m:t>
+        </m:r>
+      </m:oMath>
+      <w:r>
+        <w:t xml:space="preserve"> </w:t>
+      </w:r>
+      <w:r>
+        <w:t xml:space="preserve">and</w:t>
+      </w:r>
+      <w:r>
+        <w:t xml:space="preserve"> </w:t>
+      </w:r>
+      <m:oMath>
         <m:r>
           <m:t>b</m:t>
         </m:r>
-      </m:oMath>
-      <w:r>
-        <w:t xml:space="preserve"> </w:t>
-      </w:r>
-      <w:r>
-        <w:t xml:space="preserve">is positive, zero or negative.</w:t>
-      </w:r>
-      <w:r>
-        <w:t xml:space="preserve"> </w:t>
-      </w:r>
-      <w:r>
-        <w:t xml:space="preserve">The vector</w:t>
-      </w:r>
-      <w:r>
-        <w:t xml:space="preserve"> </w:t>
-      </w:r>
-      <m:oMath>
-        <m:acc>
-          <m:accPr>
-            <m:chr m:val="̃"/>
-          </m:accPr>
-          <m:e>
-            <m:r>
-              <m:t>w</m:t>
-            </m:r>
-          </m:e>
-        </m:acc>
-      </m:oMath>
-      <w:r>
-        <w:t xml:space="preserve"> </w:t>
-      </w:r>
-      <w:r>
-        <w:t xml:space="preserve">points into</w:t>
-      </w:r>
-      <w:r>
-        <w:t xml:space="preserve"> </w:t>
-      </w:r>
-      <m:oMath>
-        <m:sSup>
-          <m:e>
-            <m:r>
-              <m:rPr>
-                <m:scr m:val="script"/>
-                <m:sty m:val="p"/>
-              </m:rPr>
-              <m:t>H</m:t>
-            </m:r>
-          </m:e>
-          <m:sup>
-            <m:r>
-              <m:rPr>
-                <m:sty m:val="p"/>
-              </m:rPr>
-              <m:t>+</m:t>
-            </m:r>
-          </m:sup>
-        </m:sSup>
-      </m:oMath>
-      <w:r>
-        <w:t xml:space="preserve">:</w:t>
-      </w:r>
-      <w:r>
-        <w:t xml:space="preserve"> </w:t>
-      </w:r>
-      <w:r>
-        <w:t xml:space="preserve">the number</w:t>
-      </w:r>
-      <w:r>
-        <w:t xml:space="preserve"> </w:t>
-      </w:r>
-      <m:oMath>
-        <m:acc>
-          <m:accPr>
-            <m:chr m:val="̃"/>
-          </m:accPr>
-          <m:e>
-            <m:r>
-              <m:t>w</m:t>
-            </m:r>
-          </m:e>
-        </m:acc>
-        <m:r>
-          <m:rPr>
-            <m:sty m:val="p"/>
-          </m:rPr>
-          <m:t>⋅</m:t>
-        </m:r>
-        <m:acc>
-          <m:accPr>
-            <m:chr m:val="̃"/>
-          </m:accPr>
-          <m:e>
-            <m:r>
-              <m:t>x</m:t>
-            </m:r>
-          </m:e>
-        </m:acc>
-        <m:r>
-          <m:rPr>
-            <m:sty m:val="p"/>
-          </m:rPr>
-          <m:t>+</m:t>
-        </m:r>
-        <m:r>
-          <m:t>b</m:t>
-        </m:r>
-      </m:oMath>
-      <w:r>
-        <w:t xml:space="preserve"> </w:t>
-      </w:r>
-      <w:r>
-        <w:t xml:space="preserve">goes up when</w:t>
-      </w:r>
-      <w:r>
-        <w:t xml:space="preserve"> </w:t>
-      </w:r>
-      <m:oMath>
-        <m:acc>
-          <m:accPr>
-            <m:chr m:val="̃"/>
-          </m:accPr>
-          <m:e>
-            <m:r>
-              <m:t>x</m:t>
-            </m:r>
-          </m:e>
-        </m:acc>
-      </m:oMath>
-      <w:r>
-        <w:t xml:space="preserve"> </w:t>
-      </w:r>
-      <w:r>
-        <w:t xml:space="preserve">moves in the direction</w:t>
-      </w:r>
-      <w:r>
-        <w:t xml:space="preserve"> </w:t>
-      </w:r>
-      <m:oMath>
-        <m:acc>
-          <m:accPr>
-            <m:chr m:val="̃"/>
-          </m:accPr>
-          <m:e>
-            <m:r>
-              <m:t>w</m:t>
-            </m:r>
-          </m:e>
-        </m:acc>
-      </m:oMath>
-      <w:r>
-        <w:t xml:space="preserve">.</w:t>
-      </w:r>
-    </w:p>
-    <w:bookmarkEnd w:id="79"/>
-    <w:p>
-      <w:pPr>
-        <w:pStyle w:val="BodyText"/>
-      </w:pPr>
-      <w:r>
-        <w:rPr>
-          <w:i/>
-          <w:iCs/>
-        </w:rPr>
-        <w:t xml:space="preserve">Remark</w:t>
-      </w:r>
-      <w:r>
-        <w:t xml:space="preserve">. </w:t>
-      </w:r>
-      <w:r>
-        <w:t xml:space="preserve">Replacing</w:t>
-      </w:r>
-      <w:r>
-        <w:t xml:space="preserve"> </w:t>
-      </w:r>
-      <m:oMath>
-        <m:r>
-          <m:rPr>
-            <m:sty m:val="p"/>
-          </m:rPr>
-          <m:t>(</m:t>
-        </m:r>
-        <m:acc>
-          <m:accPr>
-            <m:chr m:val="̃"/>
-          </m:accPr>
-          <m:e>
-            <m:r>
-              <m:t>w</m:t>
-            </m:r>
-          </m:e>
-        </m:acc>
-        <m:r>
-          <m:rPr>
-            <m:sty m:val="p"/>
-          </m:rPr>
-          <m:t>,</m:t>
-        </m:r>
-        <m:r>
-          <m:t>b</m:t>
-        </m:r>
-        <m:r>
-          <m:rPr>
-            <m:sty m:val="p"/>
-          </m:rPr>
-          <m:t>)</m:t>
-        </m:r>
-      </m:oMath>
-      <w:r>
-        <w:t xml:space="preserve"> </w:t>
-      </w:r>
-      <w:r>
-        <w:t xml:space="preserve">by</w:t>
-      </w:r>
-      <w:r>
-        <w:t xml:space="preserve"> </w:t>
-      </w:r>
-      <m:oMath>
-        <m:r>
-          <m:rPr>
-            <m:sty m:val="p"/>
-          </m:rPr>
-          <m:t>(</m:t>
+        <m:r>
+          <m:rPr>
+            <m:sty m:val="p"/>
+          </m:rPr>
+          <m:t>=</m:t>
         </m:r>
         <m:r>
           <m:rPr>
@@ -38456,323 +38542,9 @@
           </m:rPr>
           <m:t>−</m:t>
         </m:r>
-        <m:acc>
-          <m:accPr>
-            <m:chr m:val="̃"/>
-          </m:accPr>
-          <m:e>
-            <m:r>
-              <m:t>w</m:t>
-            </m:r>
-          </m:e>
-        </m:acc>
-        <m:r>
-          <m:rPr>
-            <m:sty m:val="p"/>
-          </m:rPr>
-          <m:t>,</m:t>
-        </m:r>
-        <m:r>
-          <m:rPr>
-            <m:sty m:val="p"/>
-          </m:rPr>
-          <m:t>−</m:t>
-        </m:r>
-        <m:r>
-          <m:t>b</m:t>
-        </m:r>
-        <m:r>
-          <m:rPr>
-            <m:sty m:val="p"/>
-          </m:rPr>
-          <m:t>)</m:t>
-        </m:r>
-      </m:oMath>
-      <w:r>
-        <w:t xml:space="preserve"> </w:t>
-      </w:r>
-      <w:r>
-        <w:t xml:space="preserve">describes the same hyperplane</w:t>
-      </w:r>
-      <w:r>
-        <w:t xml:space="preserve"> </w:t>
-      </w:r>
-      <w:r>
-        <w:t xml:space="preserve">but swaps the names</w:t>
-      </w:r>
-      <w:r>
-        <w:t xml:space="preserve"> </w:t>
-      </w:r>
-      <m:oMath>
-        <m:sSup>
-          <m:e>
-            <m:r>
-              <m:rPr>
-                <m:scr m:val="script"/>
-                <m:sty m:val="p"/>
-              </m:rPr>
-              <m:t>H</m:t>
-            </m:r>
-          </m:e>
-          <m:sup>
-            <m:r>
-              <m:rPr>
-                <m:sty m:val="p"/>
-              </m:rPr>
-              <m:t>+</m:t>
-            </m:r>
-          </m:sup>
-        </m:sSup>
-      </m:oMath>
-      <w:r>
-        <w:t xml:space="preserve"> </w:t>
-      </w:r>
-      <w:r>
-        <w:t xml:space="preserve">and</w:t>
-      </w:r>
-      <w:r>
-        <w:t xml:space="preserve"> </w:t>
-      </w:r>
-      <m:oMath>
-        <m:sSup>
-          <m:e>
-            <m:r>
-              <m:rPr>
-                <m:scr m:val="script"/>
-                <m:sty m:val="p"/>
-              </m:rPr>
-              <m:t>H</m:t>
-            </m:r>
-          </m:e>
-          <m:sup>
-            <m:r>
-              <m:rPr>
-                <m:sty m:val="p"/>
-              </m:rPr>
-              <m:t>−</m:t>
-            </m:r>
-          </m:sup>
-        </m:sSup>
-      </m:oMath>
-      <w:r>
-        <w:t xml:space="preserve">.</w:t>
-      </w:r>
-      <w:r>
-        <w:t xml:space="preserve"> </w:t>
-      </w:r>
-      <w:r>
-        <w:t xml:space="preserve">The sign of</w:t>
-      </w:r>
-      <w:r>
-        <w:t xml:space="preserve"> </w:t>
-      </w:r>
-      <m:oMath>
-        <m:acc>
-          <m:accPr>
-            <m:chr m:val="̃"/>
-          </m:accPr>
-          <m:e>
-            <m:r>
-              <m:t>w</m:t>
-            </m:r>
-          </m:e>
-        </m:acc>
-        <m:r>
-          <m:rPr>
-            <m:sty m:val="p"/>
-          </m:rPr>
-          <m:t>⋅</m:t>
-        </m:r>
-        <m:acc>
-          <m:accPr>
-            <m:chr m:val="̃"/>
-          </m:accPr>
-          <m:e>
-            <m:r>
-              <m:t>x</m:t>
-            </m:r>
-          </m:e>
-        </m:acc>
-        <m:r>
-          <m:rPr>
-            <m:sty m:val="p"/>
-          </m:rPr>
-          <m:t>+</m:t>
-        </m:r>
-        <m:r>
-          <m:t>b</m:t>
-        </m:r>
-      </m:oMath>
-      <w:r>
-        <w:t xml:space="preserve"> </w:t>
-      </w:r>
-      <w:r>
-        <w:t xml:space="preserve">tells you which side of the hyperplane</w:t>
-      </w:r>
-      <w:r>
-        <w:t xml:space="preserve"> </w:t>
-      </w:r>
-      <m:oMath>
-        <m:acc>
-          <m:accPr>
-            <m:chr m:val="̃"/>
-          </m:accPr>
-          <m:e>
-            <m:r>
-              <m:t>x</m:t>
-            </m:r>
-          </m:e>
-        </m:acc>
-      </m:oMath>
-      <w:r>
-        <w:t xml:space="preserve"> </w:t>
-      </w:r>
-      <w:r>
-        <w:t xml:space="preserve">is on.</w:t>
-      </w:r>
-      <w:r>
-        <w:t xml:space="preserve"> </w:t>
-      </w:r>
-      <w:r>
-        <w:t xml:space="preserve">A linear classifier uses this sign to assign one of two labels.</w:t>
-      </w:r>
-    </w:p>
-    <w:bookmarkStart w:id="80" w:name="exm-half-space-plane"/>
-    <w:p>
-      <w:pPr>
-        <w:pStyle w:val="BodyText"/>
-      </w:pPr>
-      <w:r>
-        <w:rPr>
-          <w:b/>
-          <w:bCs/>
-        </w:rPr>
-        <w:t xml:space="preserve">Example 19 (Half-spaces of a line in the plane)</w:t>
-      </w:r>
-      <w:r>
-        <w:t xml:space="preserve"> </w:t>
-      </w:r>
-      <w:r>
-        <w:t xml:space="preserve">Let</w:t>
-      </w:r>
-      <w:r>
-        <w:t xml:space="preserve"> </w:t>
-      </w:r>
-      <m:oMath>
-        <m:r>
-          <m:rPr>
-            <m:scr m:val="script"/>
-            <m:sty m:val="p"/>
-          </m:rPr>
-          <m:t>H</m:t>
-        </m:r>
-      </m:oMath>
-      <w:r>
-        <w:t xml:space="preserve"> </w:t>
-      </w:r>
-      <w:r>
-        <w:t xml:space="preserve">be the line in</w:t>
-      </w:r>
-      <w:r>
-        <w:t xml:space="preserve"> </w:t>
-      </w:r>
-      <m:oMath>
-        <m:sSup>
-          <m:e>
-            <m:r>
-              <m:rPr>
-                <m:scr m:val="double-struck"/>
-                <m:sty m:val="p"/>
-              </m:rPr>
-              <m:t>R</m:t>
-            </m:r>
-          </m:e>
-          <m:sup>
-            <m:r>
-              <m:t>2</m:t>
-            </m:r>
-          </m:sup>
-        </m:sSup>
-      </m:oMath>
-      <w:r>
-        <w:t xml:space="preserve"> </w:t>
-      </w:r>
-      <w:r>
-        <w:t xml:space="preserve">with</w:t>
-      </w:r>
-      <w:r>
-        <w:t xml:space="preserve"> </w:t>
-      </w:r>
-      <m:oMath>
-        <m:acc>
-          <m:accPr>
-            <m:chr m:val="̃"/>
-          </m:accPr>
-          <m:e>
-            <m:r>
-              <m:t>w</m:t>
-            </m:r>
-          </m:e>
-        </m:acc>
-        <m:r>
-          <m:rPr>
-            <m:sty m:val="p"/>
-          </m:rPr>
-          <m:t>=</m:t>
-        </m:r>
-        <m:r>
-          <m:rPr>
-            <m:sty m:val="p"/>
-          </m:rPr>
-          <m:t>(</m:t>
-        </m:r>
-        <m:r>
-          <m:t>1</m:t>
-        </m:r>
-        <m:r>
-          <m:rPr>
-            <m:sty m:val="p"/>
-          </m:rPr>
-          <m:t>,</m:t>
-        </m:r>
         <m:r>
           <m:t>2</m:t>
         </m:r>
-        <m:r>
-          <m:rPr>
-            <m:sty m:val="p"/>
-          </m:rPr>
-          <m:t>)</m:t>
-        </m:r>
-      </m:oMath>
-      <w:r>
-        <w:t xml:space="preserve"> </w:t>
-      </w:r>
-      <w:r>
-        <w:t xml:space="preserve">and</w:t>
-      </w:r>
-      <w:r>
-        <w:t xml:space="preserve"> </w:t>
-      </w:r>
-      <m:oMath>
-        <m:r>
-          <m:t>b</m:t>
-        </m:r>
-        <m:r>
-          <m:rPr>
-            <m:sty m:val="p"/>
-          </m:rPr>
-          <m:t>=</m:t>
-        </m:r>
-        <m:r>
-          <m:rPr>
-            <m:sty m:val="p"/>
-          </m:rPr>
-          <m:t>−</m:t>
-        </m:r>
-        <m:r>
-          <m:t>2</m:t>
-        </m:r>
       </m:oMath>
       <w:r>
         <w:t xml:space="preserve"> </w:t>
@@ -38780,7 +38552,7 @@
       <w:r>
         <w:t xml:space="preserve">(</w:t>
       </w:r>
-      <w:hyperlink r:id="rId69">
+      <w:hyperlink r:id="rId71">
         <w:r>
           <w:rPr>
             <w:rStyle w:val="Hyperlink"/>
@@ -38958,7 +38730,7 @@
           <w:rPr>
             <w:rStyle w:val="Hyperlink"/>
           </w:rPr>
-          <w:t xml:space="preserve">Definition 7</w:t>
+          <w:t xml:space="preserve">Definition 9</w:t>
         </w:r>
       </w:hyperlink>
       <w:r>
@@ -39636,8 +39408,324 @@
         <w:t xml:space="preserve">.</w:t>
       </w:r>
     </w:p>
-    <w:bookmarkEnd w:id="80"/>
-    <w:bookmarkStart w:id="81" w:name="thm-half-space-dimension"/>
+    <w:bookmarkEnd w:id="82"/>
+    <w:bookmarkStart w:id="83" w:name="rem-half-space-sides"/>
+    <w:p>
+      <w:pPr>
+        <w:pStyle w:val="BodyText"/>
+      </w:pPr>
+      <w:r>
+        <w:rPr>
+          <w:i/>
+          <w:iCs/>
+        </w:rPr>
+        <w:t xml:space="preserve">Remark 1</w:t>
+      </w:r>
+      <w:r>
+        <w:t xml:space="preserve"> (The two sides of a hyperplane). </w:t>
+      </w:r>
+      <w:r>
+        <w:t xml:space="preserve">Every point of</w:t>
+      </w:r>
+      <w:r>
+        <w:t xml:space="preserve"> </w:t>
+      </w:r>
+      <m:oMath>
+        <m:sSup>
+          <m:e>
+            <m:r>
+              <m:rPr>
+                <m:scr m:val="double-struck"/>
+                <m:sty m:val="p"/>
+              </m:rPr>
+              <m:t>R</m:t>
+            </m:r>
+          </m:e>
+          <m:sup>
+            <m:r>
+              <m:t>p</m:t>
+            </m:r>
+          </m:sup>
+        </m:sSup>
+      </m:oMath>
+      <w:r>
+        <w:t xml:space="preserve"> </w:t>
+      </w:r>
+      <w:r>
+        <w:t xml:space="preserve">is in exactly one of</w:t>
+      </w:r>
+      <w:r>
+        <w:t xml:space="preserve"> </w:t>
+      </w:r>
+      <m:oMath>
+        <m:sSup>
+          <m:e>
+            <m:r>
+              <m:rPr>
+                <m:scr m:val="script"/>
+                <m:sty m:val="p"/>
+              </m:rPr>
+              <m:t>H</m:t>
+            </m:r>
+          </m:e>
+          <m:sup>
+            <m:r>
+              <m:rPr>
+                <m:sty m:val="p"/>
+              </m:rPr>
+              <m:t>+</m:t>
+            </m:r>
+          </m:sup>
+        </m:sSup>
+      </m:oMath>
+      <w:r>
+        <w:t xml:space="preserve">,</w:t>
+      </w:r>
+      <w:r>
+        <w:t xml:space="preserve"> </w:t>
+      </w:r>
+      <m:oMath>
+        <m:r>
+          <m:rPr>
+            <m:scr m:val="script"/>
+            <m:sty m:val="p"/>
+          </m:rPr>
+          <m:t>H</m:t>
+        </m:r>
+      </m:oMath>
+      <w:r>
+        <w:t xml:space="preserve"> </w:t>
+      </w:r>
+      <w:r>
+        <w:t xml:space="preserve">and</w:t>
+      </w:r>
+      <w:r>
+        <w:t xml:space="preserve"> </w:t>
+      </w:r>
+      <m:oMath>
+        <m:sSup>
+          <m:e>
+            <m:r>
+              <m:rPr>
+                <m:scr m:val="script"/>
+                <m:sty m:val="p"/>
+              </m:rPr>
+              <m:t>H</m:t>
+            </m:r>
+          </m:e>
+          <m:sup>
+            <m:r>
+              <m:rPr>
+                <m:sty m:val="p"/>
+              </m:rPr>
+              <m:t>−</m:t>
+            </m:r>
+          </m:sup>
+        </m:sSup>
+      </m:oMath>
+      <w:r>
+        <w:t xml:space="preserve">,</w:t>
+      </w:r>
+      <w:r>
+        <w:t xml:space="preserve"> </w:t>
+      </w:r>
+      <w:r>
+        <w:t xml:space="preserve">because the number</w:t>
+      </w:r>
+      <w:r>
+        <w:t xml:space="preserve"> </w:t>
+      </w:r>
+      <m:oMath>
+        <m:acc>
+          <m:accPr>
+            <m:chr m:val="̃"/>
+          </m:accPr>
+          <m:e>
+            <m:r>
+              <m:t>w</m:t>
+            </m:r>
+          </m:e>
+        </m:acc>
+        <m:r>
+          <m:rPr>
+            <m:sty m:val="p"/>
+          </m:rPr>
+          <m:t>⋅</m:t>
+        </m:r>
+        <m:acc>
+          <m:accPr>
+            <m:chr m:val="̃"/>
+          </m:accPr>
+          <m:e>
+            <m:r>
+              <m:t>x</m:t>
+            </m:r>
+          </m:e>
+        </m:acc>
+        <m:r>
+          <m:rPr>
+            <m:sty m:val="p"/>
+          </m:rPr>
+          <m:t>+</m:t>
+        </m:r>
+        <m:r>
+          <m:t>b</m:t>
+        </m:r>
+      </m:oMath>
+      <w:r>
+        <w:t xml:space="preserve"> </w:t>
+      </w:r>
+      <w:r>
+        <w:t xml:space="preserve">is positive, zero or negative.</w:t>
+      </w:r>
+      <w:r>
+        <w:t xml:space="preserve"> </w:t>
+      </w:r>
+      <w:r>
+        <w:t xml:space="preserve">The vector</w:t>
+      </w:r>
+      <w:r>
+        <w:t xml:space="preserve"> </w:t>
+      </w:r>
+      <m:oMath>
+        <m:acc>
+          <m:accPr>
+            <m:chr m:val="̃"/>
+          </m:accPr>
+          <m:e>
+            <m:r>
+              <m:t>w</m:t>
+            </m:r>
+          </m:e>
+        </m:acc>
+      </m:oMath>
+      <w:r>
+        <w:t xml:space="preserve"> </w:t>
+      </w:r>
+      <w:r>
+        <w:t xml:space="preserve">points into</w:t>
+      </w:r>
+      <w:r>
+        <w:t xml:space="preserve"> </w:t>
+      </w:r>
+      <m:oMath>
+        <m:sSup>
+          <m:e>
+            <m:r>
+              <m:rPr>
+                <m:scr m:val="script"/>
+                <m:sty m:val="p"/>
+              </m:rPr>
+              <m:t>H</m:t>
+            </m:r>
+          </m:e>
+          <m:sup>
+            <m:r>
+              <m:rPr>
+                <m:sty m:val="p"/>
+              </m:rPr>
+              <m:t>+</m:t>
+            </m:r>
+          </m:sup>
+        </m:sSup>
+      </m:oMath>
+      <w:r>
+        <w:t xml:space="preserve">:</w:t>
+      </w:r>
+      <w:r>
+        <w:t xml:space="preserve"> </w:t>
+      </w:r>
+      <w:r>
+        <w:t xml:space="preserve">the number</w:t>
+      </w:r>
+      <w:r>
+        <w:t xml:space="preserve"> </w:t>
+      </w:r>
+      <m:oMath>
+        <m:acc>
+          <m:accPr>
+            <m:chr m:val="̃"/>
+          </m:accPr>
+          <m:e>
+            <m:r>
+              <m:t>w</m:t>
+            </m:r>
+          </m:e>
+        </m:acc>
+        <m:r>
+          <m:rPr>
+            <m:sty m:val="p"/>
+          </m:rPr>
+          <m:t>⋅</m:t>
+        </m:r>
+        <m:acc>
+          <m:accPr>
+            <m:chr m:val="̃"/>
+          </m:accPr>
+          <m:e>
+            <m:r>
+              <m:t>x</m:t>
+            </m:r>
+          </m:e>
+        </m:acc>
+        <m:r>
+          <m:rPr>
+            <m:sty m:val="p"/>
+          </m:rPr>
+          <m:t>+</m:t>
+        </m:r>
+        <m:r>
+          <m:t>b</m:t>
+        </m:r>
+      </m:oMath>
+      <w:r>
+        <w:t xml:space="preserve"> </w:t>
+      </w:r>
+      <w:r>
+        <w:t xml:space="preserve">goes up when</w:t>
+      </w:r>
+      <w:r>
+        <w:t xml:space="preserve"> </w:t>
+      </w:r>
+      <m:oMath>
+        <m:acc>
+          <m:accPr>
+            <m:chr m:val="̃"/>
+          </m:accPr>
+          <m:e>
+            <m:r>
+              <m:t>x</m:t>
+            </m:r>
+          </m:e>
+        </m:acc>
+      </m:oMath>
+      <w:r>
+        <w:t xml:space="preserve"> </w:t>
+      </w:r>
+      <w:r>
+        <w:t xml:space="preserve">moves in the direction</w:t>
+      </w:r>
+      <w:r>
+        <w:t xml:space="preserve"> </w:t>
+      </w:r>
+      <m:oMath>
+        <m:acc>
+          <m:accPr>
+            <m:chr m:val="̃"/>
+          </m:accPr>
+          <m:e>
+            <m:r>
+              <m:t>w</m:t>
+            </m:r>
+          </m:e>
+        </m:acc>
+      </m:oMath>
+      <w:r>
+        <w:t xml:space="preserve">.</w:t>
+      </w:r>
+    </w:p>
+    <w:bookmarkEnd w:id="83"/>
+    <w:bookmarkStart w:id="84" w:name="thm-half-space-dimension"/>
     <w:p>
       <w:pPr>
         <w:pStyle w:val="BodyText"/>
@@ -39781,7 +39869,7 @@
           <w:rPr>
             <w:rStyle w:val="Hyperlink"/>
           </w:rPr>
-          <w:t xml:space="preserve">Definition 7</w:t>
+          <w:t xml:space="preserve">Definition 9</w:t>
         </w:r>
       </w:hyperlink>
       <w:r>
@@ -40209,7 +40297,7 @@
         <w:t xml:space="preserve">.</w:t>
       </w:r>
     </w:p>
-    <w:bookmarkEnd w:id="81"/>
+    <w:bookmarkEnd w:id="84"/>
     <w:p>
       <w:pPr>
         <w:pStyle w:val="BodyText"/>
@@ -42349,7 +42437,7 @@
       <w:r>
         <w:t xml:space="preserve">(</w:t>
       </w:r>
-      <w:hyperlink r:id="rId47">
+      <w:hyperlink r:id="rId49">
         <w:r>
           <w:rPr>
             <w:rStyle w:val="Hyperlink"/>
@@ -42478,7 +42566,7 @@
         <w:t xml:space="preserve">.</w:t>
       </w:r>
     </w:p>
-    <w:bookmarkStart w:id="86" w:name="exm-half-space-iris"/>
+    <w:bookmarkStart w:id="89" w:name="exm-half-space-iris"/>
     <w:p>
       <w:pPr>
         <w:pStyle w:val="BodyText"/>
@@ -42739,7 +42827,7 @@
       <w:r>
         <w:t xml:space="preserve">(</w:t>
       </w:r>
-      <w:hyperlink r:id="rId69">
+      <w:hyperlink r:id="rId71">
         <w:r>
           <w:rPr>
             <w:rStyle w:val="Hyperlink"/>
@@ -42761,7 +42849,7 @@
           <w:rPr>
             <w:rStyle w:val="Hyperlink"/>
           </w:rPr>
-          <w:t xml:space="preserve">Definition 7</w:t>
+          <w:t xml:space="preserve">Definition 9</w:t>
         </w:r>
       </w:hyperlink>
       <w:r>
@@ -43709,7 +43797,7 @@
       <w:tr>
         <w:tc>
           <w:tcPr/>
-          <w:bookmarkStart w:id="85" w:name="fig-half-space-iris"/>
+          <w:bookmarkStart w:id="88" w:name="fig-half-space-iris"/>
           <w:p>
             <w:pPr>
               <w:pStyle w:val="Compact"/>
@@ -43720,18 +43808,18 @@
                 <wp:inline>
                   <wp:extent cx="4620126" cy="3696101"/>
                   <wp:effectExtent b="0" l="0" r="0" t="0"/>
-                  <wp:docPr descr="" title="" id="83" name="Picture"/>
+                  <wp:docPr descr="" title="" id="86" name="Picture"/>
                   <a:graphic>
                     <a:graphicData uri="http://schemas.openxmlformats.org/drawingml/2006/picture">
                       <pic:pic>
                         <pic:nvPicPr>
-                          <pic:cNvPr descr="linear-algebra-rank-nullity_files/figure-docx/fig-half-space-iris-1.png" id="84" name="Picture"/>
+                          <pic:cNvPr descr="linear-algebra-rank-nullity_files/figure-docx/fig-half-space-iris-1.png" id="87" name="Picture"/>
                           <pic:cNvPicPr>
                             <a:picLocks noChangeArrowheads="1" noChangeAspect="1"/>
                           </pic:cNvPicPr>
                         </pic:nvPicPr>
                         <pic:blipFill>
-                          <a:blip r:embed="rId82"/>
+                          <a:blip r:embed="rId85"/>
                           <a:stretch>
                             <a:fillRect/>
                           </a:stretch>
@@ -43771,7 +43859,7 @@
               <w:t xml:space="preserve">Figure 1: Petal length and width of versicolor and virginica irises, with the line where a logistic regression is indifferent between the two species</w:t>
             </w:r>
           </w:p>
-          <w:bookmarkEnd w:id="85"/>
+          <w:bookmarkEnd w:id="88"/>
         </w:tc>
       </w:tr>
     </w:tbl>
@@ -44004,8 +44092,8 @@
         <w:t xml:space="preserve">).</w:t>
       </w:r>
     </w:p>
-    <w:bookmarkEnd w:id="86"/>
-    <w:bookmarkStart w:id="87" w:name="exr-half-space-sides"/>
+    <w:bookmarkEnd w:id="89"/>
+    <w:bookmarkStart w:id="90" w:name="exr-half-space-sides"/>
     <w:p>
       <w:pPr>
         <w:pStyle w:val="BodyText"/>
@@ -44260,7 +44348,7 @@
           <w:rPr>
             <w:rStyle w:val="Hyperlink"/>
           </w:rPr>
-          <w:t xml:space="preserve">Definition 7</w:t>
+          <w:t xml:space="preserve">Definition 9</w:t>
         </w:r>
       </w:hyperlink>
       <w:r>
@@ -44556,8 +44644,8 @@
         <w:t xml:space="preserve">).</w:t>
       </w:r>
     </w:p>
-    <w:bookmarkEnd w:id="87"/>
-    <w:bookmarkStart w:id="88" w:name="sol-half-space-sides"/>
+    <w:bookmarkEnd w:id="90"/>
+    <w:bookmarkStart w:id="91" w:name="sol-half-space-sides"/>
     <w:p>
       <w:pPr>
         <w:pStyle w:val="FirstParagraph"/>
@@ -45868,8 +45956,8 @@
         <w:t xml:space="preserve">.</w:t>
       </w:r>
     </w:p>
-    <w:bookmarkEnd w:id="88"/>
-    <w:bookmarkStart w:id="89" w:name="def-rank-factorization"/>
+    <w:bookmarkEnd w:id="91"/>
+    <w:bookmarkStart w:id="92" w:name="def-rank-factorization"/>
     <w:p>
       <w:pPr>
         <w:pStyle w:val="FirstParagraph"/>
@@ -45879,7 +45967,7 @@
           <w:b/>
           <w:bCs/>
         </w:rPr>
-        <w:t xml:space="preserve">Definition 8 (Rank factorization)</w:t>
+        <w:t xml:space="preserve">Definition 10 (Rank factorization)</w:t>
       </w:r>
       <w:r>
         <w:t xml:space="preserve"> </w:t>
@@ -46152,8 +46240,8 @@
         </m:oMath>
       </m:oMathPara>
     </w:p>
-    <w:bookmarkEnd w:id="89"/>
-    <w:bookmarkStart w:id="90" w:name="exm-rank-factorization"/>
+    <w:bookmarkEnd w:id="92"/>
+    <w:bookmarkStart w:id="93" w:name="exm-rank-factorization"/>
     <w:p>
       <w:pPr>
         <w:pStyle w:val="FirstParagraph"/>
@@ -47166,8 +47254,8 @@
         <w:t xml:space="preserve">.</w:t>
       </w:r>
     </w:p>
-    <w:bookmarkEnd w:id="90"/>
-    <w:bookmarkStart w:id="91" w:name="thm-rank-factorization"/>
+    <w:bookmarkEnd w:id="93"/>
+    <w:bookmarkStart w:id="94" w:name="thm-rank-factorization"/>
     <w:p>
       <w:pPr>
         <w:pStyle w:val="BodyText"/>
@@ -47283,7 +47371,7 @@
           <w:rPr>
             <w:rStyle w:val="Hyperlink"/>
           </w:rPr>
-          <w:t xml:space="preserve">Definition 8</w:t>
+          <w:t xml:space="preserve">Definition 10</w:t>
         </w:r>
       </w:hyperlink>
       <w:r>
@@ -47346,7 +47434,7 @@
         <w:t xml:space="preserve">.</w:t>
       </w:r>
     </w:p>
-    <w:bookmarkEnd w:id="91"/>
+    <w:bookmarkEnd w:id="94"/>
     <w:p>
       <w:pPr>
         <w:pStyle w:val="BodyText"/>
@@ -47492,7 +47580,7 @@
       <w:r>
         <w:t xml:space="preserve">(</w:t>
       </w:r>
-      <w:hyperlink r:id="rId52">
+      <w:hyperlink r:id="rId54">
         <w:r>
           <w:rPr>
             <w:rStyle w:val="Hyperlink"/>
@@ -48325,7 +48413,7 @@
         <w:t xml:space="preserve">.</w:t>
       </w:r>
     </w:p>
-    <w:bookmarkStart w:id="92" w:name="exm-rank-factorization-construct"/>
+    <w:bookmarkStart w:id="95" w:name="exm-rank-factorization-construct"/>
     <w:p>
       <w:pPr>
         <w:pStyle w:val="BodyText"/>
@@ -49055,9 +49143,9 @@
         <w:t xml:space="preserve">.</w:t>
       </w:r>
     </w:p>
-    <w:bookmarkEnd w:id="92"/>
-    <w:bookmarkStart w:id="95" w:name="refs"/>
-    <w:bookmarkStart w:id="94" w:name="ref-zhou2024rank"/>
+    <w:bookmarkEnd w:id="95"/>
+    <w:bookmarkStart w:id="98" w:name="refs"/>
+    <w:bookmarkStart w:id="97" w:name="ref-zhou2024rank"/>
     <w:p>
       <w:pPr>
         <w:pStyle w:val="Bibliography"/>
@@ -49081,7 +49169,7 @@
       <w:r>
         <w:t xml:space="preserve"> </w:t>
       </w:r>
-      <w:hyperlink r:id="rId93">
+      <w:hyperlink r:id="rId96">
         <w:r>
           <w:rPr>
             <w:rStyle w:val="Hyperlink"/>
@@ -49093,9 +49181,9 @@
         <w:t xml:space="preserve">.</w:t>
       </w:r>
     </w:p>
-    <w:bookmarkEnd w:id="94"/>
-    <w:bookmarkEnd w:id="95"/>
-    <w:bookmarkEnd w:id="96"/>
+    <w:bookmarkEnd w:id="97"/>
+    <w:bookmarkEnd w:id="98"/>
+    <w:bookmarkEnd w:id="99"/>
     <w:sectPr>
       <w:footnotePr>
         <w:numRestart w:val="eachSect"/>

--- a/linear-algebra-rank-nullity.docx
+++ b/linear-algebra-rank-nullity.docx
@@ -15,7 +15,7 @@
         <w:pStyle w:val="Date"/>
       </w:pPr>
       <w:r>
-        <w:t xml:space="preserve">Last modified: 2026-10-13 14:29:41 (PDT)</w:t>
+        <w:t xml:space="preserve">Last modified: 2026-10-13 15:25:57 (PDT)</w:t>
       </w:r>
     </w:p>
     <w:bookmarkStart w:id="40" w:name="sec-column-null-space"/>

--- a/linear-algebra-rank-nullity.docx
+++ b/linear-algebra-rank-nullity.docx
@@ -15,7 +15,7 @@
         <w:pStyle w:val="Date"/>
       </w:pPr>
       <w:r>
-        <w:t xml:space="preserve">Last modified: 2026-10-13 15:25:57 (PDT)</w:t>
+        <w:t xml:space="preserve">Last modified: 2026-10-13 16:09:33 (PDT)</w:t>
       </w:r>
     </w:p>
     <w:bookmarkStart w:id="40" w:name="sec-column-null-space"/>

--- a/linear-algebra-rank-nullity.docx
+++ b/linear-algebra-rank-nullity.docx
@@ -15,7 +15,7 @@
         <w:pStyle w:val="Date"/>
       </w:pPr>
       <w:r>
-        <w:t xml:space="preserve">Last modified: 2026-10-13 16:09:33 (PDT)</w:t>
+        <w:t xml:space="preserve">Last modified: 2026-10-13 16:58:37 (PDT)</w:t>
       </w:r>
     </w:p>
     <w:bookmarkStart w:id="40" w:name="sec-column-null-space"/>

--- a/linear-algebra-rank-nullity.docx
+++ b/linear-algebra-rank-nullity.docx
@@ -15,7 +15,7 @@
         <w:pStyle w:val="Date"/>
       </w:pPr>
       <w:r>
-        <w:t xml:space="preserve">Last modified: 2026-10-13 16:58:37 (PDT)</w:t>
+        <w:t xml:space="preserve">Last modified: 2026-10-13 17:46:07 (PDT)</w:t>
       </w:r>
     </w:p>
     <w:bookmarkStart w:id="40" w:name="sec-column-null-space"/>

--- a/linear-algebra-rank-nullity.docx
+++ b/linear-algebra-rank-nullity.docx
@@ -15,7 +15,7 @@
         <w:pStyle w:val="Date"/>
       </w:pPr>
       <w:r>
-        <w:t xml:space="preserve">Last modified: 2026-10-13 17:46:07 (PDT)</w:t>
+        <w:t xml:space="preserve">Last modified: 2026-10-13 18:36:45 (PDT)</w:t>
       </w:r>
     </w:p>
     <w:bookmarkStart w:id="40" w:name="sec-column-null-space"/>

--- a/linear-algebra-rank-nullity.docx
+++ b/linear-algebra-rank-nullity.docx
@@ -15,7 +15,7 @@
         <w:pStyle w:val="Date"/>
       </w:pPr>
       <w:r>
-        <w:t xml:space="preserve">Last modified: 2026-10-13 18:36:45 (PDT)</w:t>
+        <w:t xml:space="preserve">Last modified: 2026-10-13 19:28:53 (PDT)</w:t>
       </w:r>
     </w:p>
     <w:bookmarkStart w:id="40" w:name="sec-column-null-space"/>

--- a/linear-algebra-rank-nullity.docx
+++ b/linear-algebra-rank-nullity.docx
@@ -15,7 +15,7 @@
         <w:pStyle w:val="Date"/>
       </w:pPr>
       <w:r>
-        <w:t xml:space="preserve">Last modified: 2026-10-13 19:28:53 (PDT)</w:t>
+        <w:t xml:space="preserve">Last modified: 2026-10-13 20:27:09 (PDT)</w:t>
       </w:r>
     </w:p>
     <w:bookmarkStart w:id="40" w:name="sec-column-null-space"/>

--- a/linear-algebra-rank-nullity.docx
+++ b/linear-algebra-rank-nullity.docx
@@ -15,7 +15,7 @@
         <w:pStyle w:val="Date"/>
       </w:pPr>
       <w:r>
-        <w:t xml:space="preserve">Last modified: 2026-10-13 20:27:09 (PDT)</w:t>
+        <w:t xml:space="preserve">Last modified: 2026-10-13 23:18:59 (PDT)</w:t>
       </w:r>
     </w:p>
     <w:bookmarkStart w:id="40" w:name="sec-column-null-space"/>

--- a/linear-algebra-rank-nullity.docx
+++ b/linear-algebra-rank-nullity.docx
@@ -15,7 +15,7 @@
         <w:pStyle w:val="Date"/>
       </w:pPr>
       <w:r>
-        <w:t xml:space="preserve">Last modified: 2026-10-13 23:18:59 (PDT)</w:t>
+        <w:t xml:space="preserve">Last modified: 2026-10-14 01:48:43 (PDT)</w:t>
       </w:r>
     </w:p>
     <w:bookmarkStart w:id="40" w:name="sec-column-null-space"/>

--- a/linear-algebra-rank-nullity.docx
+++ b/linear-algebra-rank-nullity.docx
@@ -15,7 +15,7 @@
         <w:pStyle w:val="Date"/>
       </w:pPr>
       <w:r>
-        <w:t xml:space="preserve">Last modified: 2026-10-14 01:48:43 (PDT)</w:t>
+        <w:t xml:space="preserve">Last modified: 2026-10-14 08:08:00 (PDT)</w:t>
       </w:r>
     </w:p>
     <w:bookmarkStart w:id="40" w:name="sec-column-null-space"/>

--- a/linear-algebra-rank-nullity.docx
+++ b/linear-algebra-rank-nullity.docx
@@ -15,7 +15,7 @@
         <w:pStyle w:val="Date"/>
       </w:pPr>
       <w:r>
-        <w:t xml:space="preserve">Last modified: 2026-10-14 08:08:00 (PDT)</w:t>
+        <w:t xml:space="preserve">Last modified: 2026-10-14 13:15:43 (PDT)</w:t>
       </w:r>
     </w:p>
     <w:bookmarkStart w:id="40" w:name="sec-column-null-space"/>

--- a/linear-algebra-rank-nullity.docx
+++ b/linear-algebra-rank-nullity.docx
@@ -15,10 +15,10 @@
         <w:pStyle w:val="Date"/>
       </w:pPr>
       <w:r>
-        <w:t xml:space="preserve">Last modified: 2026-10-14 13:15:43 (PDT)</w:t>
+        <w:t xml:space="preserve">Last modified: 2026-10-14 23:45:57 (PDT)</w:t>
       </w:r>
     </w:p>
-    <w:bookmarkStart w:id="40" w:name="sec-column-null-space"/>
+    <w:bookmarkStart w:id="44" w:name="sec-column-null-space"/>
     <w:p>
       <w:pPr>
         <w:pStyle w:val="Heading2"/>
@@ -6667,7 +6667,7 @@
       </w:r>
     </w:p>
     <w:bookmarkEnd w:id="25"/>
-    <w:bookmarkStart w:id="26" w:name="thm-row-null-disjoint"/>
+    <w:bookmarkStart w:id="28" w:name="thm-independent-null-space"/>
     <w:p>
       <w:pPr>
         <w:pStyle w:val="BodyText"/>
@@ -6677,7 +6677,1708 @@
           <w:b/>
           <w:bCs/>
         </w:rPr>
-        <w:t xml:space="preserve">Theorem 3 (The row space and null space share only the zero vector)</w:t>
+        <w:t xml:space="preserve">Theorem 3 (Independent columns exactly when the null space is trivial)</w:t>
+      </w:r>
+      <w:r>
+        <w:t xml:space="preserve"> </w:t>
+      </w:r>
+      <w:r>
+        <w:t xml:space="preserve">For an</w:t>
+      </w:r>
+      <w:r>
+        <w:t xml:space="preserve"> </w:t>
+      </w:r>
+      <m:oMath>
+        <m:r>
+          <m:t>m</m:t>
+        </m:r>
+        <m:r>
+          <m:rPr>
+            <m:sty m:val="p"/>
+          </m:rPr>
+          <m:t>×</m:t>
+        </m:r>
+        <m:r>
+          <m:t>n</m:t>
+        </m:r>
+      </m:oMath>
+      <w:r>
+        <w:t xml:space="preserve"> </w:t>
+      </w:r>
+      <w:r>
+        <w:t xml:space="preserve">matrix</w:t>
+      </w:r>
+      <w:r>
+        <w:t xml:space="preserve"> </w:t>
+      </w:r>
+      <m:oMath>
+        <m:r>
+          <m:rPr>
+            <m:sty m:val="bi"/>
+          </m:rPr>
+          <m:t>A</m:t>
+        </m:r>
+      </m:oMath>
+      <w:r>
+        <w:t xml:space="preserve">, the following are equivalent:</w:t>
+      </w:r>
+    </w:p>
+    <w:p>
+      <w:pPr>
+        <w:pStyle w:val="Compact"/>
+        <w:numPr>
+          <w:ilvl w:val="0"/>
+          <w:numId w:val="1001"/>
+        </w:numPr>
+      </w:pPr>
+      <w:r>
+        <w:t xml:space="preserve">The columns of</w:t>
+      </w:r>
+      <w:r>
+        <w:t xml:space="preserve"> </w:t>
+      </w:r>
+      <m:oMath>
+        <m:r>
+          <m:rPr>
+            <m:sty m:val="bi"/>
+          </m:rPr>
+          <m:t>A</m:t>
+        </m:r>
+      </m:oMath>
+      <w:r>
+        <w:t xml:space="preserve"> </w:t>
+      </w:r>
+      <w:r>
+        <w:t xml:space="preserve">are linearly independent (</w:t>
+      </w:r>
+      <w:hyperlink r:id="rId26">
+        <w:r>
+          <w:rPr>
+            <w:rStyle w:val="Hyperlink"/>
+          </w:rPr>
+          <w:t xml:space="preserve">Definition 1 in Subspaces and Rank</w:t>
+        </w:r>
+      </w:hyperlink>
+      <w:r>
+        <w:t xml:space="preserve">).</w:t>
+      </w:r>
+    </w:p>
+    <w:p>
+      <w:pPr>
+        <w:pStyle w:val="Compact"/>
+        <w:numPr>
+          <w:ilvl w:val="0"/>
+          <w:numId w:val="1001"/>
+        </w:numPr>
+      </w:pPr>
+      <m:oMath>
+        <m:r>
+          <m:rPr>
+            <m:sty m:val="bi"/>
+          </m:rPr>
+          <m:t>A</m:t>
+        </m:r>
+        <m:acc>
+          <m:accPr>
+            <m:chr m:val="̃"/>
+          </m:accPr>
+          <m:e>
+            <m:r>
+              <m:t>x</m:t>
+            </m:r>
+          </m:e>
+        </m:acc>
+        <m:r>
+          <m:rPr>
+            <m:sty m:val="p"/>
+          </m:rPr>
+          <m:t>=</m:t>
+        </m:r>
+        <m:sSub>
+          <m:e>
+            <m:acc>
+              <m:accPr>
+                <m:chr m:val="̃"/>
+              </m:accPr>
+              <m:e>
+                <m:r>
+                  <m:t>0</m:t>
+                </m:r>
+              </m:e>
+            </m:acc>
+          </m:e>
+          <m:sub>
+            <m:r>
+              <m:t>m</m:t>
+            </m:r>
+          </m:sub>
+        </m:sSub>
+      </m:oMath>
+      <w:r>
+        <w:t xml:space="preserve"> </w:t>
+      </w:r>
+      <w:r>
+        <w:t xml:space="preserve">only for</w:t>
+      </w:r>
+      <w:r>
+        <w:t xml:space="preserve"> </w:t>
+      </w:r>
+      <m:oMath>
+        <m:acc>
+          <m:accPr>
+            <m:chr m:val="̃"/>
+          </m:accPr>
+          <m:e>
+            <m:r>
+              <m:t>x</m:t>
+            </m:r>
+          </m:e>
+        </m:acc>
+        <m:r>
+          <m:rPr>
+            <m:sty m:val="p"/>
+          </m:rPr>
+          <m:t>=</m:t>
+        </m:r>
+        <m:sSub>
+          <m:e>
+            <m:acc>
+              <m:accPr>
+                <m:chr m:val="̃"/>
+              </m:accPr>
+              <m:e>
+                <m:r>
+                  <m:t>0</m:t>
+                </m:r>
+              </m:e>
+            </m:acc>
+          </m:e>
+          <m:sub>
+            <m:r>
+              <m:t>n</m:t>
+            </m:r>
+          </m:sub>
+        </m:sSub>
+      </m:oMath>
+      <w:r>
+        <w:t xml:space="preserve">.</w:t>
+      </w:r>
+    </w:p>
+    <w:p>
+      <w:pPr>
+        <w:pStyle w:val="Compact"/>
+        <w:numPr>
+          <w:ilvl w:val="0"/>
+          <w:numId w:val="1001"/>
+        </w:numPr>
+      </w:pPr>
+      <m:oMath>
+        <m:r>
+          <m:rPr>
+            <m:scr m:val="script"/>
+            <m:sty m:val="p"/>
+          </m:rPr>
+          <m:t>N</m:t>
+        </m:r>
+        <m:r>
+          <m:rPr>
+            <m:sty m:val="p"/>
+          </m:rPr>
+          <m:t>(</m:t>
+        </m:r>
+        <m:r>
+          <m:rPr>
+            <m:sty m:val="bi"/>
+          </m:rPr>
+          <m:t>A</m:t>
+        </m:r>
+        <m:r>
+          <m:rPr>
+            <m:sty m:val="p"/>
+          </m:rPr>
+          <m:t>)</m:t>
+        </m:r>
+        <m:r>
+          <m:rPr>
+            <m:sty m:val="p"/>
+          </m:rPr>
+          <m:t>=</m:t>
+        </m:r>
+        <m:r>
+          <m:t>​</m:t>
+        </m:r>
+        <m:d>
+          <m:dPr>
+            <m:begChr m:val="{"/>
+            <m:sepChr m:val=""/>
+            <m:endChr m:val="}"/>
+            <m:grow/>
+          </m:dPr>
+          <m:e>
+            <m:sSub>
+              <m:e>
+                <m:acc>
+                  <m:accPr>
+                    <m:chr m:val="̃"/>
+                  </m:accPr>
+                  <m:e>
+                    <m:r>
+                      <m:t>0</m:t>
+                    </m:r>
+                  </m:e>
+                </m:acc>
+              </m:e>
+              <m:sub>
+                <m:r>
+                  <m:t>n</m:t>
+                </m:r>
+              </m:sub>
+            </m:sSub>
+          </m:e>
+        </m:d>
+        <m:r>
+          <m:t>​</m:t>
+        </m:r>
+      </m:oMath>
+      <w:r>
+        <w:t xml:space="preserve"> </w:t>
+      </w:r>
+      <w:r>
+        <w:t xml:space="preserve">(</w:t>
+      </w:r>
+      <w:hyperlink w:anchor="def-null-space">
+        <w:r>
+          <w:rPr>
+            <w:rStyle w:val="Hyperlink"/>
+          </w:rPr>
+          <w:t xml:space="preserve">Definition 3</w:t>
+        </w:r>
+      </w:hyperlink>
+      <w:r>
+        <w:t xml:space="preserve">).</w:t>
+      </w:r>
+    </w:p>
+    <w:p>
+      <w:pPr>
+        <w:pStyle w:val="FirstParagraph"/>
+      </w:pPr>
+      <w:r>
+        <w:t xml:space="preserve">So</w:t>
+      </w:r>
+      <w:r>
+        <w:t xml:space="preserve"> </w:t>
+      </w:r>
+      <m:oMath>
+        <m:r>
+          <m:rPr>
+            <m:sty m:val="bi"/>
+          </m:rPr>
+          <m:t>A</m:t>
+        </m:r>
+      </m:oMath>
+      <w:r>
+        <w:t xml:space="preserve"> </w:t>
+      </w:r>
+      <w:r>
+        <w:t xml:space="preserve">has full column rank (</w:t>
+      </w:r>
+      <w:hyperlink r:id="rId27">
+        <w:r>
+          <w:rPr>
+            <w:rStyle w:val="Hyperlink"/>
+          </w:rPr>
+          <w:t xml:space="preserve">Definition 3 in Subspaces and Rank</w:t>
+        </w:r>
+      </w:hyperlink>
+      <w:r>
+        <w:t xml:space="preserve">) exactly when its null space contains only the zero vector.</w:t>
+      </w:r>
+    </w:p>
+    <w:bookmarkEnd w:id="28"/>
+    <w:p>
+      <w:pPr>
+        <w:pStyle w:val="BodyText"/>
+      </w:pPr>
+      <w:r>
+        <w:rPr>
+          <w:i/>
+          <w:iCs/>
+        </w:rPr>
+        <w:t xml:space="preserve">Proof</w:t>
+      </w:r>
+      <w:r>
+        <w:t xml:space="preserve">. </w:t>
+      </w:r>
+      <w:r>
+        <w:t xml:space="preserve">Write</w:t>
+      </w:r>
+      <w:r>
+        <w:t xml:space="preserve"> </w:t>
+      </w:r>
+      <m:oMath>
+        <m:sSub>
+          <m:e>
+            <m:acc>
+              <m:accPr>
+                <m:chr m:val="̃"/>
+              </m:accPr>
+              <m:e>
+                <m:r>
+                  <m:t>a</m:t>
+                </m:r>
+              </m:e>
+            </m:acc>
+          </m:e>
+          <m:sub>
+            <m:r>
+              <m:t>1</m:t>
+            </m:r>
+          </m:sub>
+        </m:sSub>
+        <m:r>
+          <m:rPr>
+            <m:sty m:val="p"/>
+          </m:rPr>
+          <m:t>,</m:t>
+        </m:r>
+        <m:r>
+          <m:rPr>
+            <m:sty m:val="p"/>
+          </m:rPr>
+          <m:t>…</m:t>
+        </m:r>
+        <m:r>
+          <m:rPr>
+            <m:sty m:val="p"/>
+          </m:rPr>
+          <m:t>,</m:t>
+        </m:r>
+        <m:sSub>
+          <m:e>
+            <m:acc>
+              <m:accPr>
+                <m:chr m:val="̃"/>
+              </m:accPr>
+              <m:e>
+                <m:r>
+                  <m:t>a</m:t>
+                </m:r>
+              </m:e>
+            </m:acc>
+          </m:e>
+          <m:sub>
+            <m:r>
+              <m:t>n</m:t>
+            </m:r>
+          </m:sub>
+        </m:sSub>
+      </m:oMath>
+      <w:r>
+        <w:t xml:space="preserve"> </w:t>
+      </w:r>
+      <w:r>
+        <w:t xml:space="preserve">for the columns of</w:t>
+      </w:r>
+      <w:r>
+        <w:t xml:space="preserve"> </w:t>
+      </w:r>
+      <m:oMath>
+        <m:r>
+          <m:rPr>
+            <m:sty m:val="bi"/>
+          </m:rPr>
+          <m:t>A</m:t>
+        </m:r>
+      </m:oMath>
+      <w:r>
+        <w:t xml:space="preserve">.</w:t>
+      </w:r>
+      <w:r>
+        <w:t xml:space="preserve"> </w:t>
+      </w:r>
+      <w:r>
+        <w:t xml:space="preserve">For</w:t>
+      </w:r>
+      <w:r>
+        <w:t xml:space="preserve"> </w:t>
+      </w:r>
+      <m:oMath>
+        <m:acc>
+          <m:accPr>
+            <m:chr m:val="̃"/>
+          </m:accPr>
+          <m:e>
+            <m:r>
+              <m:t>x</m:t>
+            </m:r>
+          </m:e>
+        </m:acc>
+        <m:r>
+          <m:rPr>
+            <m:sty m:val="p"/>
+          </m:rPr>
+          <m:t>=</m:t>
+        </m:r>
+        <m:r>
+          <m:rPr>
+            <m:sty m:val="p"/>
+          </m:rPr>
+          <m:t>(</m:t>
+        </m:r>
+        <m:sSub>
+          <m:e>
+            <m:r>
+              <m:t>x</m:t>
+            </m:r>
+          </m:e>
+          <m:sub>
+            <m:r>
+              <m:t>1</m:t>
+            </m:r>
+          </m:sub>
+        </m:sSub>
+        <m:r>
+          <m:rPr>
+            <m:sty m:val="p"/>
+          </m:rPr>
+          <m:t>,</m:t>
+        </m:r>
+        <m:r>
+          <m:rPr>
+            <m:sty m:val="p"/>
+          </m:rPr>
+          <m:t>…</m:t>
+        </m:r>
+        <m:r>
+          <m:rPr>
+            <m:sty m:val="p"/>
+          </m:rPr>
+          <m:t>,</m:t>
+        </m:r>
+        <m:sSub>
+          <m:e>
+            <m:r>
+              <m:t>x</m:t>
+            </m:r>
+          </m:e>
+          <m:sub>
+            <m:r>
+              <m:t>n</m:t>
+            </m:r>
+          </m:sub>
+        </m:sSub>
+        <m:r>
+          <m:rPr>
+            <m:sty m:val="p"/>
+          </m:rPr>
+          <m:t>)</m:t>
+        </m:r>
+      </m:oMath>
+      <w:r>
+        <w:t xml:space="preserve">, the matrix-vector product is the combination of the columns with weights</w:t>
+      </w:r>
+      <w:r>
+        <w:t xml:space="preserve"> </w:t>
+      </w:r>
+      <m:oMath>
+        <m:sSub>
+          <m:e>
+            <m:r>
+              <m:t>x</m:t>
+            </m:r>
+          </m:e>
+          <m:sub>
+            <m:r>
+              <m:t>1</m:t>
+            </m:r>
+          </m:sub>
+        </m:sSub>
+        <m:r>
+          <m:rPr>
+            <m:sty m:val="p"/>
+          </m:rPr>
+          <m:t>,</m:t>
+        </m:r>
+        <m:r>
+          <m:rPr>
+            <m:sty m:val="p"/>
+          </m:rPr>
+          <m:t>…</m:t>
+        </m:r>
+        <m:r>
+          <m:rPr>
+            <m:sty m:val="p"/>
+          </m:rPr>
+          <m:t>,</m:t>
+        </m:r>
+        <m:sSub>
+          <m:e>
+            <m:r>
+              <m:t>x</m:t>
+            </m:r>
+          </m:e>
+          <m:sub>
+            <m:r>
+              <m:t>n</m:t>
+            </m:r>
+          </m:sub>
+        </m:sSub>
+      </m:oMath>
+      <w:r>
+        <w:t xml:space="preserve">:</w:t>
+      </w:r>
+    </w:p>
+    <w:p>
+      <w:pPr>
+        <w:pStyle w:val="BodyText"/>
+      </w:pPr>
+      <m:oMathPara>
+        <m:oMathParaPr>
+          <m:jc m:val="center"/>
+        </m:oMathParaPr>
+        <m:oMath>
+          <m:r>
+            <m:rPr>
+              <m:sty m:val="bi"/>
+            </m:rPr>
+            <m:t>A</m:t>
+          </m:r>
+          <m:acc>
+            <m:accPr>
+              <m:chr m:val="̃"/>
+            </m:accPr>
+            <m:e>
+              <m:r>
+                <m:t>x</m:t>
+              </m:r>
+            </m:e>
+          </m:acc>
+          <m:r>
+            <m:rPr>
+              <m:sty m:val="p"/>
+            </m:rPr>
+            <m:t>=</m:t>
+          </m:r>
+          <m:sSub>
+            <m:e>
+              <m:r>
+                <m:t>x</m:t>
+              </m:r>
+            </m:e>
+            <m:sub>
+              <m:r>
+                <m:t>1</m:t>
+              </m:r>
+            </m:sub>
+          </m:sSub>
+          <m:sSub>
+            <m:e>
+              <m:acc>
+                <m:accPr>
+                  <m:chr m:val="̃"/>
+                </m:accPr>
+                <m:e>
+                  <m:r>
+                    <m:t>a</m:t>
+                  </m:r>
+                </m:e>
+              </m:acc>
+            </m:e>
+            <m:sub>
+              <m:r>
+                <m:t>1</m:t>
+              </m:r>
+            </m:sub>
+          </m:sSub>
+          <m:r>
+            <m:rPr>
+              <m:sty m:val="p"/>
+            </m:rPr>
+            <m:t>+</m:t>
+          </m:r>
+          <m:r>
+            <m:rPr>
+              <m:sty m:val="p"/>
+            </m:rPr>
+            <m:t>⋯</m:t>
+          </m:r>
+          <m:r>
+            <m:rPr>
+              <m:sty m:val="p"/>
+            </m:rPr>
+            <m:t>+</m:t>
+          </m:r>
+          <m:sSub>
+            <m:e>
+              <m:r>
+                <m:t>x</m:t>
+              </m:r>
+            </m:e>
+            <m:sub>
+              <m:r>
+                <m:t>n</m:t>
+              </m:r>
+            </m:sub>
+          </m:sSub>
+          <m:sSub>
+            <m:e>
+              <m:acc>
+                <m:accPr>
+                  <m:chr m:val="̃"/>
+                </m:accPr>
+                <m:e>
+                  <m:r>
+                    <m:t>a</m:t>
+                  </m:r>
+                </m:e>
+              </m:acc>
+            </m:e>
+            <m:sub>
+              <m:r>
+                <m:t>n</m:t>
+              </m:r>
+            </m:sub>
+          </m:sSub>
+          <m:r>
+            <m:rPr>
+              <m:sty m:val="p"/>
+            </m:rPr>
+            <m:t>.</m:t>
+          </m:r>
+        </m:oMath>
+      </m:oMathPara>
+    </w:p>
+    <w:p>
+      <w:pPr>
+        <w:pStyle w:val="FirstParagraph"/>
+      </w:pPr>
+      <w:r>
+        <w:t xml:space="preserve">So</w:t>
+      </w:r>
+      <w:r>
+        <w:t xml:space="preserve"> </w:t>
+      </w:r>
+      <m:oMath>
+        <m:r>
+          <m:rPr>
+            <m:sty m:val="bi"/>
+          </m:rPr>
+          <m:t>A</m:t>
+        </m:r>
+        <m:acc>
+          <m:accPr>
+            <m:chr m:val="̃"/>
+          </m:accPr>
+          <m:e>
+            <m:r>
+              <m:t>x</m:t>
+            </m:r>
+          </m:e>
+        </m:acc>
+        <m:r>
+          <m:rPr>
+            <m:sty m:val="p"/>
+          </m:rPr>
+          <m:t>=</m:t>
+        </m:r>
+        <m:sSub>
+          <m:e>
+            <m:acc>
+              <m:accPr>
+                <m:chr m:val="̃"/>
+              </m:accPr>
+              <m:e>
+                <m:r>
+                  <m:t>0</m:t>
+                </m:r>
+              </m:e>
+            </m:acc>
+          </m:e>
+          <m:sub>
+            <m:r>
+              <m:t>m</m:t>
+            </m:r>
+          </m:sub>
+        </m:sSub>
+      </m:oMath>
+      <w:r>
+        <w:t xml:space="preserve"> </w:t>
+      </w:r>
+      <w:r>
+        <w:t xml:space="preserve">says exactly that</w:t>
+      </w:r>
+      <w:r>
+        <w:t xml:space="preserve"> </w:t>
+      </w:r>
+      <m:oMath>
+        <m:sSub>
+          <m:e>
+            <m:r>
+              <m:t>x</m:t>
+            </m:r>
+          </m:e>
+          <m:sub>
+            <m:r>
+              <m:t>1</m:t>
+            </m:r>
+          </m:sub>
+        </m:sSub>
+        <m:sSub>
+          <m:e>
+            <m:acc>
+              <m:accPr>
+                <m:chr m:val="̃"/>
+              </m:accPr>
+              <m:e>
+                <m:r>
+                  <m:t>a</m:t>
+                </m:r>
+              </m:e>
+            </m:acc>
+          </m:e>
+          <m:sub>
+            <m:r>
+              <m:t>1</m:t>
+            </m:r>
+          </m:sub>
+        </m:sSub>
+        <m:r>
+          <m:rPr>
+            <m:sty m:val="p"/>
+          </m:rPr>
+          <m:t>+</m:t>
+        </m:r>
+        <m:r>
+          <m:rPr>
+            <m:sty m:val="p"/>
+          </m:rPr>
+          <m:t>⋯</m:t>
+        </m:r>
+        <m:r>
+          <m:rPr>
+            <m:sty m:val="p"/>
+          </m:rPr>
+          <m:t>+</m:t>
+        </m:r>
+        <m:sSub>
+          <m:e>
+            <m:r>
+              <m:t>x</m:t>
+            </m:r>
+          </m:e>
+          <m:sub>
+            <m:r>
+              <m:t>n</m:t>
+            </m:r>
+          </m:sub>
+        </m:sSub>
+        <m:sSub>
+          <m:e>
+            <m:acc>
+              <m:accPr>
+                <m:chr m:val="̃"/>
+              </m:accPr>
+              <m:e>
+                <m:r>
+                  <m:t>a</m:t>
+                </m:r>
+              </m:e>
+            </m:acc>
+          </m:e>
+          <m:sub>
+            <m:r>
+              <m:t>n</m:t>
+            </m:r>
+          </m:sub>
+        </m:sSub>
+        <m:r>
+          <m:rPr>
+            <m:sty m:val="p"/>
+          </m:rPr>
+          <m:t>=</m:t>
+        </m:r>
+        <m:sSub>
+          <m:e>
+            <m:acc>
+              <m:accPr>
+                <m:chr m:val="̃"/>
+              </m:accPr>
+              <m:e>
+                <m:r>
+                  <m:t>0</m:t>
+                </m:r>
+              </m:e>
+            </m:acc>
+          </m:e>
+          <m:sub>
+            <m:r>
+              <m:t>m</m:t>
+            </m:r>
+          </m:sub>
+        </m:sSub>
+      </m:oMath>
+      <w:r>
+        <w:t xml:space="preserve">.</w:t>
+      </w:r>
+      <w:r>
+        <w:t xml:space="preserve"> </w:t>
+      </w:r>
+      <w:r>
+        <w:t xml:space="preserve">By</w:t>
+      </w:r>
+      <w:r>
+        <w:t xml:space="preserve"> </w:t>
+      </w:r>
+      <w:hyperlink r:id="rId26">
+        <w:r>
+          <w:rPr>
+            <w:rStyle w:val="Hyperlink"/>
+          </w:rPr>
+          <w:t xml:space="preserve">Definition 1 in Subspaces and Rank</w:t>
+        </w:r>
+      </w:hyperlink>
+      <w:r>
+        <w:t xml:space="preserve">, the columns are linearly independent exactly when the only weights with this property are</w:t>
+      </w:r>
+      <w:r>
+        <w:t xml:space="preserve"> </w:t>
+      </w:r>
+      <m:oMath>
+        <m:sSub>
+          <m:e>
+            <m:r>
+              <m:t>x</m:t>
+            </m:r>
+          </m:e>
+          <m:sub>
+            <m:r>
+              <m:t>1</m:t>
+            </m:r>
+          </m:sub>
+        </m:sSub>
+        <m:r>
+          <m:rPr>
+            <m:sty m:val="p"/>
+          </m:rPr>
+          <m:t>=</m:t>
+        </m:r>
+        <m:r>
+          <m:rPr>
+            <m:sty m:val="p"/>
+          </m:rPr>
+          <m:t>⋯</m:t>
+        </m:r>
+        <m:r>
+          <m:rPr>
+            <m:sty m:val="p"/>
+          </m:rPr>
+          <m:t>=</m:t>
+        </m:r>
+        <m:sSub>
+          <m:e>
+            <m:r>
+              <m:t>x</m:t>
+            </m:r>
+          </m:e>
+          <m:sub>
+            <m:r>
+              <m:t>n</m:t>
+            </m:r>
+          </m:sub>
+        </m:sSub>
+        <m:r>
+          <m:rPr>
+            <m:sty m:val="p"/>
+          </m:rPr>
+          <m:t>=</m:t>
+        </m:r>
+        <m:r>
+          <m:t>0</m:t>
+        </m:r>
+      </m:oMath>
+      <w:r>
+        <w:t xml:space="preserve">.</w:t>
+      </w:r>
+      <w:r>
+        <w:t xml:space="preserve"> </w:t>
+      </w:r>
+      <w:r>
+        <w:t xml:space="preserve">That is statement 2, so statements 1 and 2 are equivalent.</w:t>
+      </w:r>
+      <w:r>
+        <w:t xml:space="preserve"> </w:t>
+      </w:r>
+      <w:r>
+        <w:t xml:space="preserve">Statement 2 says that the only vector in</w:t>
+      </w:r>
+      <w:r>
+        <w:t xml:space="preserve"> </w:t>
+      </w:r>
+      <m:oMath>
+        <m:r>
+          <m:rPr>
+            <m:scr m:val="script"/>
+            <m:sty m:val="p"/>
+          </m:rPr>
+          <m:t>N</m:t>
+        </m:r>
+        <m:r>
+          <m:rPr>
+            <m:sty m:val="p"/>
+          </m:rPr>
+          <m:t>(</m:t>
+        </m:r>
+        <m:r>
+          <m:rPr>
+            <m:sty m:val="bi"/>
+          </m:rPr>
+          <m:t>A</m:t>
+        </m:r>
+        <m:r>
+          <m:rPr>
+            <m:sty m:val="p"/>
+          </m:rPr>
+          <m:t>)</m:t>
+        </m:r>
+      </m:oMath>
+      <w:r>
+        <w:t xml:space="preserve"> </w:t>
+      </w:r>
+      <w:r>
+        <w:t xml:space="preserve">is</w:t>
+      </w:r>
+      <w:r>
+        <w:t xml:space="preserve"> </w:t>
+      </w:r>
+      <m:oMath>
+        <m:sSub>
+          <m:e>
+            <m:acc>
+              <m:accPr>
+                <m:chr m:val="̃"/>
+              </m:accPr>
+              <m:e>
+                <m:r>
+                  <m:t>0</m:t>
+                </m:r>
+              </m:e>
+            </m:acc>
+          </m:e>
+          <m:sub>
+            <m:r>
+              <m:t>n</m:t>
+            </m:r>
+          </m:sub>
+        </m:sSub>
+      </m:oMath>
+      <w:r>
+        <w:t xml:space="preserve">, which is statement 3.</w:t>
+      </w:r>
+      <w:r>
+        <w:t xml:space="preserve"> </w:t>
+      </w:r>
+      <w:r>
+        <w:t xml:space="preserve">The last sentence is the definition of full column rank (</w:t>
+      </w:r>
+      <w:hyperlink r:id="rId27">
+        <w:r>
+          <w:rPr>
+            <w:rStyle w:val="Hyperlink"/>
+          </w:rPr>
+          <w:t xml:space="preserve">Definition 3 in Subspaces and Rank</w:t>
+        </w:r>
+      </w:hyperlink>
+      <w:r>
+        <w:t xml:space="preserve">).</w:t>
+      </w:r>
+    </w:p>
+    <w:bookmarkStart w:id="29" w:name="exm-independent-null-space"/>
+    <w:p>
+      <w:pPr>
+        <w:pStyle w:val="BodyText"/>
+      </w:pPr>
+      <w:r>
+        <w:rPr>
+          <w:b/>
+          <w:bCs/>
+        </w:rPr>
+        <w:t xml:space="preserve">Example 5 (Checking independence through the null space)</w:t>
+      </w:r>
+      <w:r>
+        <w:t xml:space="preserve"> </w:t>
+      </w:r>
+      <w:r>
+        <w:t xml:space="preserve">For</w:t>
+      </w:r>
+      <w:r>
+        <w:t xml:space="preserve"> </w:t>
+      </w:r>
+      <m:oMath>
+        <m:r>
+          <m:rPr>
+            <m:sty m:val="bi"/>
+          </m:rPr>
+          <m:t>A</m:t>
+        </m:r>
+        <m:r>
+          <m:rPr>
+            <m:sty m:val="p"/>
+          </m:rPr>
+          <m:t>=</m:t>
+        </m:r>
+        <m:d>
+          <m:dPr>
+            <m:begChr m:val="["/>
+            <m:sepChr m:val=""/>
+            <m:endChr m:val="]"/>
+            <m:grow/>
+          </m:dPr>
+          <m:e>
+            <m:m>
+              <m:mPr>
+                <m:baseJc m:val="center"/>
+                <m:plcHide m:val="on"/>
+                <m:mcs>
+                  <m:mc>
+                    <m:mcPr>
+                      <m:mcJc m:val="center"/>
+                      <m:count m:val="1"/>
+                    </m:mcPr>
+                  </m:mc>
+                  <m:mc>
+                    <m:mcPr>
+                      <m:mcJc m:val="center"/>
+                      <m:count m:val="1"/>
+                    </m:mcPr>
+                  </m:mc>
+                </m:mcs>
+              </m:mPr>
+              <m:mr>
+                <m:e>
+                  <m:r>
+                    <m:t>1</m:t>
+                  </m:r>
+                </m:e>
+                <m:e>
+                  <m:r>
+                    <m:t>1</m:t>
+                  </m:r>
+                </m:e>
+              </m:mr>
+              <m:mr>
+                <m:e>
+                  <m:r>
+                    <m:t>1</m:t>
+                  </m:r>
+                </m:e>
+                <m:e>
+                  <m:r>
+                    <m:t>2</m:t>
+                  </m:r>
+                </m:e>
+              </m:mr>
+              <m:mr>
+                <m:e>
+                  <m:r>
+                    <m:t>1</m:t>
+                  </m:r>
+                </m:e>
+                <m:e>
+                  <m:r>
+                    <m:t>3</m:t>
+                  </m:r>
+                </m:e>
+              </m:mr>
+            </m:m>
+          </m:e>
+        </m:d>
+      </m:oMath>
+      <w:r>
+        <w:t xml:space="preserve">,</w:t>
+      </w:r>
+    </w:p>
+    <w:p>
+      <w:pPr>
+        <w:pStyle w:val="BodyText"/>
+      </w:pPr>
+      <m:oMathPara>
+        <m:oMathParaPr>
+          <m:jc m:val="center"/>
+        </m:oMathParaPr>
+        <m:oMath>
+          <m:r>
+            <m:rPr>
+              <m:sty m:val="bi"/>
+            </m:rPr>
+            <m:t>A</m:t>
+          </m:r>
+          <m:acc>
+            <m:accPr>
+              <m:chr m:val="̃"/>
+            </m:accPr>
+            <m:e>
+              <m:r>
+                <m:t>x</m:t>
+              </m:r>
+            </m:e>
+          </m:acc>
+          <m:r>
+            <m:rPr>
+              <m:sty m:val="p"/>
+            </m:rPr>
+            <m:t>=</m:t>
+          </m:r>
+          <m:d>
+            <m:dPr>
+              <m:begChr m:val="["/>
+              <m:sepChr m:val=""/>
+              <m:endChr m:val="]"/>
+              <m:grow/>
+            </m:dPr>
+            <m:e>
+              <m:m>
+                <m:mPr>
+                  <m:baseJc m:val="center"/>
+                  <m:plcHide m:val="on"/>
+                  <m:mcs>
+                    <m:mc>
+                      <m:mcPr>
+                        <m:mcJc m:val="center"/>
+                        <m:count m:val="1"/>
+                      </m:mcPr>
+                    </m:mc>
+                  </m:mcs>
+                </m:mPr>
+                <m:mr>
+                  <m:e>
+                    <m:sSub>
+                      <m:e>
+                        <m:r>
+                          <m:t>x</m:t>
+                        </m:r>
+                      </m:e>
+                      <m:sub>
+                        <m:r>
+                          <m:t>1</m:t>
+                        </m:r>
+                      </m:sub>
+                    </m:sSub>
+                    <m:r>
+                      <m:rPr>
+                        <m:sty m:val="p"/>
+                      </m:rPr>
+                      <m:t>+</m:t>
+                    </m:r>
+                    <m:sSub>
+                      <m:e>
+                        <m:r>
+                          <m:t>x</m:t>
+                        </m:r>
+                      </m:e>
+                      <m:sub>
+                        <m:r>
+                          <m:t>2</m:t>
+                        </m:r>
+                      </m:sub>
+                    </m:sSub>
+                  </m:e>
+                </m:mr>
+                <m:mr>
+                  <m:e>
+                    <m:sSub>
+                      <m:e>
+                        <m:r>
+                          <m:t>x</m:t>
+                        </m:r>
+                      </m:e>
+                      <m:sub>
+                        <m:r>
+                          <m:t>1</m:t>
+                        </m:r>
+                      </m:sub>
+                    </m:sSub>
+                    <m:r>
+                      <m:rPr>
+                        <m:sty m:val="p"/>
+                      </m:rPr>
+                      <m:t>+</m:t>
+                    </m:r>
+                    <m:r>
+                      <m:t>2</m:t>
+                    </m:r>
+                    <m:sSub>
+                      <m:e>
+                        <m:r>
+                          <m:t>x</m:t>
+                        </m:r>
+                      </m:e>
+                      <m:sub>
+                        <m:r>
+                          <m:t>2</m:t>
+                        </m:r>
+                      </m:sub>
+                    </m:sSub>
+                  </m:e>
+                </m:mr>
+                <m:mr>
+                  <m:e>
+                    <m:sSub>
+                      <m:e>
+                        <m:r>
+                          <m:t>x</m:t>
+                        </m:r>
+                      </m:e>
+                      <m:sub>
+                        <m:r>
+                          <m:t>1</m:t>
+                        </m:r>
+                      </m:sub>
+                    </m:sSub>
+                    <m:r>
+                      <m:rPr>
+                        <m:sty m:val="p"/>
+                      </m:rPr>
+                      <m:t>+</m:t>
+                    </m:r>
+                    <m:r>
+                      <m:t>3</m:t>
+                    </m:r>
+                    <m:sSub>
+                      <m:e>
+                        <m:r>
+                          <m:t>x</m:t>
+                        </m:r>
+                      </m:e>
+                      <m:sub>
+                        <m:r>
+                          <m:t>2</m:t>
+                        </m:r>
+                      </m:sub>
+                    </m:sSub>
+                  </m:e>
+                </m:mr>
+              </m:m>
+            </m:e>
+          </m:d>
+          <m:r>
+            <m:rPr>
+              <m:sty m:val="p"/>
+            </m:rPr>
+            <m:t>.</m:t>
+          </m:r>
+        </m:oMath>
+      </m:oMathPara>
+    </w:p>
+    <w:p>
+      <w:pPr>
+        <w:pStyle w:val="FirstParagraph"/>
+      </w:pPr>
+      <w:r>
+        <w:t xml:space="preserve">This is</w:t>
+      </w:r>
+      <w:r>
+        <w:t xml:space="preserve"> </w:t>
+      </w:r>
+      <m:oMath>
+        <m:sSub>
+          <m:e>
+            <m:acc>
+              <m:accPr>
+                <m:chr m:val="̃"/>
+              </m:accPr>
+              <m:e>
+                <m:r>
+                  <m:t>0</m:t>
+                </m:r>
+              </m:e>
+            </m:acc>
+          </m:e>
+          <m:sub>
+            <m:r>
+              <m:t>3</m:t>
+            </m:r>
+          </m:sub>
+        </m:sSub>
+      </m:oMath>
+      <w:r>
+        <w:t xml:space="preserve"> </w:t>
+      </w:r>
+      <w:r>
+        <w:t xml:space="preserve">only if</w:t>
+      </w:r>
+      <w:r>
+        <w:t xml:space="preserve"> </w:t>
+      </w:r>
+      <m:oMath>
+        <m:sSub>
+          <m:e>
+            <m:r>
+              <m:t>x</m:t>
+            </m:r>
+          </m:e>
+          <m:sub>
+            <m:r>
+              <m:t>2</m:t>
+            </m:r>
+          </m:sub>
+        </m:sSub>
+        <m:r>
+          <m:rPr>
+            <m:sty m:val="p"/>
+          </m:rPr>
+          <m:t>=</m:t>
+        </m:r>
+        <m:r>
+          <m:t>0</m:t>
+        </m:r>
+      </m:oMath>
+      <w:r>
+        <w:t xml:space="preserve"> </w:t>
+      </w:r>
+      <w:r>
+        <w:t xml:space="preserve">(subtract the first entry from the second), and then</w:t>
+      </w:r>
+      <w:r>
+        <w:t xml:space="preserve"> </w:t>
+      </w:r>
+      <m:oMath>
+        <m:sSub>
+          <m:e>
+            <m:r>
+              <m:t>x</m:t>
+            </m:r>
+          </m:e>
+          <m:sub>
+            <m:r>
+              <m:t>1</m:t>
+            </m:r>
+          </m:sub>
+        </m:sSub>
+        <m:r>
+          <m:rPr>
+            <m:sty m:val="p"/>
+          </m:rPr>
+          <m:t>=</m:t>
+        </m:r>
+        <m:r>
+          <m:t>0</m:t>
+        </m:r>
+      </m:oMath>
+      <w:r>
+        <w:t xml:space="preserve">.</w:t>
+      </w:r>
+      <w:r>
+        <w:t xml:space="preserve"> </w:t>
+      </w:r>
+      <w:r>
+        <w:t xml:space="preserve">So</w:t>
+      </w:r>
+      <w:r>
+        <w:t xml:space="preserve"> </w:t>
+      </w:r>
+      <m:oMath>
+        <m:r>
+          <m:rPr>
+            <m:scr m:val="script"/>
+            <m:sty m:val="p"/>
+          </m:rPr>
+          <m:t>N</m:t>
+        </m:r>
+        <m:r>
+          <m:rPr>
+            <m:sty m:val="p"/>
+          </m:rPr>
+          <m:t>(</m:t>
+        </m:r>
+        <m:r>
+          <m:rPr>
+            <m:sty m:val="bi"/>
+          </m:rPr>
+          <m:t>A</m:t>
+        </m:r>
+        <m:r>
+          <m:rPr>
+            <m:sty m:val="p"/>
+          </m:rPr>
+          <m:t>)</m:t>
+        </m:r>
+        <m:r>
+          <m:rPr>
+            <m:sty m:val="p"/>
+          </m:rPr>
+          <m:t>=</m:t>
+        </m:r>
+        <m:r>
+          <m:t>​</m:t>
+        </m:r>
+        <m:d>
+          <m:dPr>
+            <m:begChr m:val="{"/>
+            <m:sepChr m:val=""/>
+            <m:endChr m:val="}"/>
+            <m:grow/>
+          </m:dPr>
+          <m:e>
+            <m:sSub>
+              <m:e>
+                <m:acc>
+                  <m:accPr>
+                    <m:chr m:val="̃"/>
+                  </m:accPr>
+                  <m:e>
+                    <m:r>
+                      <m:t>0</m:t>
+                    </m:r>
+                  </m:e>
+                </m:acc>
+              </m:e>
+              <m:sub>
+                <m:r>
+                  <m:t>2</m:t>
+                </m:r>
+              </m:sub>
+            </m:sSub>
+          </m:e>
+        </m:d>
+        <m:r>
+          <m:t>​</m:t>
+        </m:r>
+      </m:oMath>
+      <w:r>
+        <w:t xml:space="preserve"> </w:t>
+      </w:r>
+      <w:r>
+        <w:t xml:space="preserve">and the two columns are linearly independent.</w:t>
+      </w:r>
+    </w:p>
+    <w:p>
+      <w:pPr>
+        <w:pStyle w:val="BodyText"/>
+      </w:pPr>
+      <w:r>
+        <w:t xml:space="preserve">For</w:t>
+      </w:r>
+      <w:r>
+        <w:t xml:space="preserve"> </w:t>
+      </w:r>
+      <m:oMath>
+        <m:r>
+          <m:rPr>
+            <m:sty m:val="bi"/>
+          </m:rPr>
+          <m:t>B</m:t>
+        </m:r>
+        <m:r>
+          <m:rPr>
+            <m:sty m:val="p"/>
+          </m:rPr>
+          <m:t>=</m:t>
+        </m:r>
+        <m:d>
+          <m:dPr>
+            <m:begChr m:val="["/>
+            <m:sepChr m:val=""/>
+            <m:endChr m:val="]"/>
+            <m:grow/>
+          </m:dPr>
+          <m:e>
+            <m:m>
+              <m:mPr>
+                <m:baseJc m:val="center"/>
+                <m:plcHide m:val="on"/>
+                <m:mcs>
+                  <m:mc>
+                    <m:mcPr>
+                      <m:mcJc m:val="center"/>
+                      <m:count m:val="1"/>
+                    </m:mcPr>
+                  </m:mc>
+                  <m:mc>
+                    <m:mcPr>
+                      <m:mcJc m:val="center"/>
+                      <m:count m:val="1"/>
+                    </m:mcPr>
+                  </m:mc>
+                </m:mcs>
+              </m:mPr>
+              <m:mr>
+                <m:e>
+                  <m:r>
+                    <m:t>1</m:t>
+                  </m:r>
+                </m:e>
+                <m:e>
+                  <m:r>
+                    <m:t>2</m:t>
+                  </m:r>
+                </m:e>
+              </m:mr>
+              <m:mr>
+                <m:e>
+                  <m:r>
+                    <m:t>1</m:t>
+                  </m:r>
+                </m:e>
+                <m:e>
+                  <m:r>
+                    <m:t>2</m:t>
+                  </m:r>
+                </m:e>
+              </m:mr>
+              <m:mr>
+                <m:e>
+                  <m:r>
+                    <m:t>1</m:t>
+                  </m:r>
+                </m:e>
+                <m:e>
+                  <m:r>
+                    <m:t>2</m:t>
+                  </m:r>
+                </m:e>
+              </m:mr>
+            </m:m>
+          </m:e>
+        </m:d>
+      </m:oMath>
+      <w:r>
+        <w:t xml:space="preserve">,</w:t>
+      </w:r>
+      <w:r>
+        <w:t xml:space="preserve"> </w:t>
+      </w:r>
+      <m:oMath>
+        <m:r>
+          <m:rPr>
+            <m:sty m:val="bi"/>
+          </m:rPr>
+          <m:t>B</m:t>
+        </m:r>
+        <m:r>
+          <m:rPr>
+            <m:sty m:val="p"/>
+          </m:rPr>
+          <m:t>(</m:t>
+        </m:r>
+        <m:r>
+          <m:t>2</m:t>
+        </m:r>
+        <m:r>
+          <m:rPr>
+            <m:sty m:val="p"/>
+          </m:rPr>
+          <m:t>,</m:t>
+        </m:r>
+        <m:r>
+          <m:rPr>
+            <m:sty m:val="p"/>
+          </m:rPr>
+          <m:t>−</m:t>
+        </m:r>
+        <m:r>
+          <m:t>1</m:t>
+        </m:r>
+        <m:r>
+          <m:rPr>
+            <m:sty m:val="p"/>
+          </m:rPr>
+          <m:t>)</m:t>
+        </m:r>
+        <m:r>
+          <m:rPr>
+            <m:sty m:val="p"/>
+          </m:rPr>
+          <m:t>=</m:t>
+        </m:r>
+        <m:sSub>
+          <m:e>
+            <m:acc>
+              <m:accPr>
+                <m:chr m:val="̃"/>
+              </m:accPr>
+              <m:e>
+                <m:r>
+                  <m:t>0</m:t>
+                </m:r>
+              </m:e>
+            </m:acc>
+          </m:e>
+          <m:sub>
+            <m:r>
+              <m:t>3</m:t>
+            </m:r>
+          </m:sub>
+        </m:sSub>
+      </m:oMath>
+      <w:r>
+        <w:t xml:space="preserve">, so</w:t>
+      </w:r>
+      <w:r>
+        <w:t xml:space="preserve"> </w:t>
+      </w:r>
+      <m:oMath>
+        <m:r>
+          <m:rPr>
+            <m:scr m:val="script"/>
+            <m:sty m:val="p"/>
+          </m:rPr>
+          <m:t>N</m:t>
+        </m:r>
+        <m:r>
+          <m:rPr>
+            <m:sty m:val="p"/>
+          </m:rPr>
+          <m:t>(</m:t>
+        </m:r>
+        <m:r>
+          <m:rPr>
+            <m:sty m:val="bi"/>
+          </m:rPr>
+          <m:t>B</m:t>
+        </m:r>
+        <m:r>
+          <m:rPr>
+            <m:sty m:val="p"/>
+          </m:rPr>
+          <m:t>)</m:t>
+        </m:r>
+      </m:oMath>
+      <w:r>
+        <w:t xml:space="preserve"> </w:t>
+      </w:r>
+      <w:r>
+        <w:t xml:space="preserve">contains a nonzero vector and the columns of</w:t>
+      </w:r>
+      <w:r>
+        <w:t xml:space="preserve"> </w:t>
+      </w:r>
+      <m:oMath>
+        <m:r>
+          <m:rPr>
+            <m:sty m:val="bi"/>
+          </m:rPr>
+          <m:t>B</m:t>
+        </m:r>
+      </m:oMath>
+      <w:r>
+        <w:t xml:space="preserve"> </w:t>
+      </w:r>
+      <w:r>
+        <w:t xml:space="preserve">are linearly dependent.</w:t>
+      </w:r>
+    </w:p>
+    <w:bookmarkEnd w:id="29"/>
+    <w:bookmarkStart w:id="30" w:name="thm-row-null-disjoint"/>
+    <w:p>
+      <w:pPr>
+        <w:pStyle w:val="BodyText"/>
+      </w:pPr>
+      <w:r>
+        <w:rPr>
+          <w:b/>
+          <w:bCs/>
+        </w:rPr>
+        <w:t xml:space="preserve">Theorem 4 (The row space and null space share only the zero vector)</w:t>
       </w:r>
       <w:r>
         <w:t xml:space="preserve"> </w:t>
@@ -6850,7 +8551,7 @@
         </m:oMath>
       </m:oMathPara>
     </w:p>
-    <w:bookmarkEnd w:id="26"/>
+    <w:bookmarkEnd w:id="30"/>
     <w:p>
       <w:pPr>
         <w:pStyle w:val="FirstParagraph"/>
@@ -8027,7 +9728,7 @@
         <w:t xml:space="preserve">.</w:t>
       </w:r>
     </w:p>
-    <w:bookmarkStart w:id="27" w:name="exm-row-null-disjoint"/>
+    <w:bookmarkStart w:id="31" w:name="exm-row-null-disjoint"/>
     <w:p>
       <w:pPr>
         <w:pStyle w:val="BodyText"/>
@@ -8037,7 +9738,7 @@
           <w:b/>
           <w:bCs/>
         </w:rPr>
-        <w:t xml:space="preserve">Example 5 (The row space and null space in</w:t>
+        <w:t xml:space="preserve">Example 6 (The row space and null space in</w:t>
       </w:r>
       <w:r>
         <w:rPr>
@@ -8861,8 +10562,8 @@
         <w:t xml:space="preserve">.</w:t>
       </w:r>
     </w:p>
-    <w:bookmarkEnd w:id="27"/>
-    <w:bookmarkStart w:id="28" w:name="def-cross-product-matrix"/>
+    <w:bookmarkEnd w:id="31"/>
+    <w:bookmarkStart w:id="32" w:name="def-cross-product-matrix"/>
     <w:p>
       <w:pPr>
         <w:pStyle w:val="BodyText"/>
@@ -9296,7 +10997,7 @@
         <w:t xml:space="preserve">.</w:t>
       </w:r>
     </w:p>
-    <w:bookmarkEnd w:id="28"/>
+    <w:bookmarkEnd w:id="32"/>
     <w:p>
       <w:pPr>
         <w:pStyle w:val="BodyText"/>
@@ -9418,7 +11119,7 @@
       <w:r>
         <w:t xml:space="preserve"> </w:t>
       </w:r>
-      <w:hyperlink r:id="rId29">
+      <w:hyperlink r:id="rId33">
         <w:r>
           <w:rPr>
             <w:rStyle w:val="Hyperlink"/>
@@ -9563,7 +11264,7 @@
         <w:t xml:space="preserve">which sums the diagonal of this matrix into a single number.</w:t>
       </w:r>
     </w:p>
-    <w:bookmarkStart w:id="30" w:name="exm-cross-product-matrix"/>
+    <w:bookmarkStart w:id="34" w:name="exm-cross-product-matrix"/>
     <w:p>
       <w:pPr>
         <w:pStyle w:val="BodyText"/>
@@ -9573,7 +11274,7 @@
           <w:b/>
           <w:bCs/>
         </w:rPr>
-        <w:t xml:space="preserve">Example 6 (A cross-product matrix)</w:t>
+        <w:t xml:space="preserve">Example 7 (A cross-product matrix)</w:t>
       </w:r>
       <w:r>
         <w:t xml:space="preserve"> </w:t>
@@ -10159,8 +11860,8 @@
         </m:oMath>
       </m:oMathPara>
     </w:p>
-    <w:bookmarkEnd w:id="30"/>
-    <w:bookmarkStart w:id="31" w:name="def-gram-matrix"/>
+    <w:bookmarkEnd w:id="34"/>
+    <w:bookmarkStart w:id="35" w:name="def-gram-matrix"/>
     <w:p>
       <w:pPr>
         <w:pStyle w:val="FirstParagraph"/>
@@ -10330,8 +12031,8 @@
         <w:t xml:space="preserve">with itself.</w:t>
       </w:r>
     </w:p>
-    <w:bookmarkEnd w:id="31"/>
-    <w:bookmarkStart w:id="32" w:name="exm-gram-matrix"/>
+    <w:bookmarkEnd w:id="35"/>
+    <w:bookmarkStart w:id="36" w:name="exm-gram-matrix"/>
     <w:p>
       <w:pPr>
         <w:pStyle w:val="BodyText"/>
@@ -10341,7 +12042,7 @@
           <w:b/>
           <w:bCs/>
         </w:rPr>
-        <w:t xml:space="preserve">Example 7 (A Gram matrix and its entries)</w:t>
+        <w:t xml:space="preserve">Example 8 (A Gram matrix and its entries)</w:t>
       </w:r>
       <w:r>
         <w:t xml:space="preserve"> </w:t>
@@ -11467,8 +13168,8 @@
         <w:t xml:space="preserve">.</w:t>
       </w:r>
     </w:p>
-    <w:bookmarkEnd w:id="32"/>
-    <w:bookmarkStart w:id="35" w:name="thm-gram-properties"/>
+    <w:bookmarkEnd w:id="36"/>
+    <w:bookmarkStart w:id="39" w:name="thm-gram-properties"/>
     <w:p>
       <w:pPr>
         <w:pStyle w:val="BodyText"/>
@@ -11478,7 +13179,7 @@
           <w:b/>
           <w:bCs/>
         </w:rPr>
-        <w:t xml:space="preserve">Theorem 4 (Entries and symmetry of a Gram matrix)</w:t>
+        <w:t xml:space="preserve">Theorem 5 (Entries and symmetry of a Gram matrix)</w:t>
       </w:r>
       <w:r>
         <w:t xml:space="preserve"> </w:t>
@@ -11660,7 +13361,7 @@
         <w:pStyle w:val="Compact"/>
         <w:numPr>
           <w:ilvl w:val="0"/>
-          <w:numId w:val="1001"/>
+          <w:numId w:val="1002"/>
         </w:numPr>
       </w:pPr>
       <w:r>
@@ -11776,7 +13477,7 @@
         <w:pStyle w:val="Compact"/>
         <w:numPr>
           <w:ilvl w:val="0"/>
-          <w:numId w:val="1001"/>
+          <w:numId w:val="1002"/>
         </w:numPr>
       </w:pPr>
       <m:oMath>
@@ -11793,7 +13494,7 @@
       <w:r>
         <w:t xml:space="preserve">is symmetric (</w:t>
       </w:r>
-      <w:hyperlink r:id="rId33">
+      <w:hyperlink r:id="rId37">
         <w:r>
           <w:rPr>
             <w:rStyle w:val="Hyperlink"/>
@@ -11810,7 +13511,7 @@
         <w:pStyle w:val="Compact"/>
         <w:numPr>
           <w:ilvl w:val="0"/>
-          <w:numId w:val="1001"/>
+          <w:numId w:val="1002"/>
         </w:numPr>
       </w:pPr>
       <m:oMath>
@@ -11981,7 +13682,7 @@
       <w:r>
         <w:t xml:space="preserve"> </w:t>
       </w:r>
-      <w:hyperlink r:id="rId34">
+      <w:hyperlink r:id="rId38">
         <w:r>
           <w:rPr>
             <w:rStyle w:val="Hyperlink"/>
@@ -11993,7 +13694,7 @@
         <w:t xml:space="preserve">.</w:t>
       </w:r>
     </w:p>
-    <w:bookmarkEnd w:id="35"/>
+    <w:bookmarkEnd w:id="39"/>
     <w:p>
       <w:pPr>
         <w:pStyle w:val="FirstParagraph"/>
@@ -12919,7 +14620,7 @@
         </m:oMath>
       </m:oMathPara>
     </w:p>
-    <w:bookmarkStart w:id="37" w:name="exm-gram-properties"/>
+    <w:bookmarkStart w:id="41" w:name="exm-gram-properties"/>
     <w:p>
       <w:pPr>
         <w:pStyle w:val="FirstParagraph"/>
@@ -12929,7 +14630,7 @@
           <w:b/>
           <w:bCs/>
         </w:rPr>
-        <w:t xml:space="preserve">Example 8 (Checking the properties on a small Gram matrix)</w:t>
+        <w:t xml:space="preserve">Example 9 (Checking the properties on a small Gram matrix)</w:t>
       </w:r>
       <w:r>
         <w:t xml:space="preserve"> </w:t>
@@ -12962,7 +14663,7 @@
           <w:rPr>
             <w:rStyle w:val="Hyperlink"/>
           </w:rPr>
-          <w:t xml:space="preserve">Example 7</w:t>
+          <w:t xml:space="preserve">Example 8</w:t>
         </w:r>
       </w:hyperlink>
       <w:r>
@@ -13595,7 +15296,7 @@
       <w:r>
         <w:t xml:space="preserve"> </w:t>
       </w:r>
-      <w:hyperlink r:id="rId36">
+      <w:hyperlink r:id="rId40">
         <w:r>
           <w:rPr>
             <w:rStyle w:val="Hyperlink"/>
@@ -13607,8 +15308,8 @@
         <w:t xml:space="preserve">.</w:t>
       </w:r>
     </w:p>
-    <w:bookmarkEnd w:id="37"/>
-    <w:bookmarkStart w:id="38" w:name="thm-null-gram"/>
+    <w:bookmarkEnd w:id="41"/>
+    <w:bookmarkStart w:id="42" w:name="thm-null-gram"/>
     <w:p>
       <w:pPr>
         <w:pStyle w:val="BodyText"/>
@@ -13618,7 +15319,7 @@
           <w:b/>
           <w:bCs/>
         </w:rPr>
-        <w:t xml:space="preserve">Theorem 5 (</w:t>
+        <w:t xml:space="preserve">Theorem 6 (</w:t>
       </w:r>
       <m:oMath>
         <m:sSup>
@@ -13818,7 +15519,7 @@
         </m:oMath>
       </m:oMathPara>
     </w:p>
-    <w:bookmarkEnd w:id="38"/>
+    <w:bookmarkEnd w:id="42"/>
     <w:p>
       <w:pPr>
         <w:pStyle w:val="FirstParagraph"/>
@@ -15041,7 +16742,7 @@
         <w:t xml:space="preserve">.</w:t>
       </w:r>
     </w:p>
-    <w:bookmarkStart w:id="39" w:name="exm-null-gram"/>
+    <w:bookmarkStart w:id="43" w:name="exm-null-gram"/>
     <w:p>
       <w:pPr>
         <w:pStyle w:val="BodyText"/>
@@ -15051,7 +16752,7 @@
           <w:b/>
           <w:bCs/>
         </w:rPr>
-        <w:t xml:space="preserve">Example 9 (The null space of a Gram matrix)</w:t>
+        <w:t xml:space="preserve">Example 10 (The null space of a Gram matrix)</w:t>
       </w:r>
       <w:r>
         <w:t xml:space="preserve"> </w:t>
@@ -15716,9 +17417,9 @@
         <w:t xml:space="preserve">.</w:t>
       </w:r>
     </w:p>
-    <w:bookmarkEnd w:id="39"/>
-    <w:bookmarkEnd w:id="40"/>
-    <w:bookmarkStart w:id="99" w:name="sec-rank-nullity"/>
+    <w:bookmarkEnd w:id="43"/>
+    <w:bookmarkEnd w:id="44"/>
+    <w:bookmarkStart w:id="103" w:name="sec-rank-nullity"/>
     <w:p>
       <w:pPr>
         <w:pStyle w:val="Heading2"/>
@@ -15768,18 +17469,18 @@
                 <wp:inline>
                   <wp:extent cx="152400" cy="152400"/>
                   <wp:effectExtent b="0" l="0" r="0" t="0"/>
-                  <wp:docPr descr="" title="" id="42" name="Picture"/>
+                  <wp:docPr descr="" title="" id="46" name="Picture"/>
                   <a:graphic>
                     <a:graphicData uri="http://schemas.openxmlformats.org/drawingml/2006/picture">
                       <pic:pic>
                         <pic:nvPicPr>
-                          <pic:cNvPr descr="/opt/quarto/share/formats/docx/note.png" id="43" name="Picture"/>
+                          <pic:cNvPr descr="/opt/quarto/share/formats/docx/note.png" id="47" name="Picture"/>
                           <pic:cNvPicPr>
                             <a:picLocks noChangeArrowheads="1" noChangeAspect="1"/>
                           </pic:cNvPicPr>
                         </pic:nvPicPr>
                         <pic:blipFill>
-                          <a:blip r:embed="rId41"/>
+                          <a:blip r:embed="rId45"/>
                           <a:stretch>
                             <a:fillRect/>
                           </a:stretch>
@@ -15862,7 +17563,7 @@
             <w:r>
               <w:t xml:space="preserve"> </w:t>
             </w:r>
-            <w:hyperlink r:id="rId44">
+            <w:hyperlink r:id="rId48">
               <w:r>
                 <w:rPr>
                   <w:rStyle w:val="Hyperlink"/>
@@ -15878,7 +17579,7 @@
         </w:tc>
       </w:tr>
     </w:tbl>
-    <w:bookmarkStart w:id="45" w:name="thm-rank-dim"/>
+    <w:bookmarkStart w:id="49" w:name="thm-rank-dim"/>
     <w:p>
       <w:pPr>
         <w:pStyle w:val="BodyText"/>
@@ -15888,7 +17589,7 @@
           <w:b/>
           <w:bCs/>
         </w:rPr>
-        <w:t xml:space="preserve">Theorem 6 (The rank is the dimension of the column space)</w:t>
+        <w:t xml:space="preserve">Theorem 7 (The rank is the dimension of the column space)</w:t>
       </w:r>
       <w:r>
         <w:t xml:space="preserve"> </w:t>
@@ -16029,7 +17730,7 @@
         </m:oMath>
       </m:oMathPara>
     </w:p>
-    <w:bookmarkEnd w:id="45"/>
+    <w:bookmarkEnd w:id="49"/>
     <w:p>
       <w:pPr>
         <w:pStyle w:val="FirstParagraph"/>
@@ -16091,7 +17792,7 @@
       <w:r>
         <w:t xml:space="preserve">(</w:t>
       </w:r>
-      <w:hyperlink r:id="rId46">
+      <w:hyperlink r:id="rId50">
         <w:r>
           <w:rPr>
             <w:rStyle w:val="Hyperlink"/>
@@ -16145,7 +17846,7 @@
       <w:r>
         <w:t xml:space="preserve"> </w:t>
       </w:r>
-      <w:hyperlink r:id="rId46">
+      <w:hyperlink r:id="rId50">
         <w:r>
           <w:rPr>
             <w:rStyle w:val="Hyperlink"/>
@@ -16198,7 +17899,7 @@
       <w:r>
         <w:t xml:space="preserve">(</w:t>
       </w:r>
-      <w:hyperlink r:id="rId47">
+      <w:hyperlink r:id="rId51">
         <w:r>
           <w:rPr>
             <w:rStyle w:val="Hyperlink"/>
@@ -16298,7 +17999,7 @@
       <w:r>
         <w:t xml:space="preserve">(</w:t>
       </w:r>
-      <w:hyperlink r:id="rId48">
+      <w:hyperlink r:id="rId52">
         <w:r>
           <w:rPr>
             <w:rStyle w:val="Hyperlink"/>
@@ -16731,7 +18432,7 @@
       <w:r>
         <w:t xml:space="preserve">(</w:t>
       </w:r>
-      <w:hyperlink r:id="rId49">
+      <w:hyperlink r:id="rId53">
         <w:r>
           <w:rPr>
             <w:rStyle w:val="Hyperlink"/>
@@ -16881,7 +18582,7 @@
         <w:t xml:space="preserve">.</w:t>
       </w:r>
     </w:p>
-    <w:bookmarkStart w:id="50" w:name="exm-rank-dim"/>
+    <w:bookmarkStart w:id="54" w:name="exm-rank-dim"/>
     <w:p>
       <w:pPr>
         <w:pStyle w:val="BodyText"/>
@@ -16891,7 +18592,7 @@
           <w:b/>
           <w:bCs/>
         </w:rPr>
-        <w:t xml:space="preserve">Example 10 (The rank of the matrix in</w:t>
+        <w:t xml:space="preserve">Example 11 (The rank of the matrix in</w:t>
       </w:r>
       <w:r>
         <w:rPr>
@@ -17202,7 +18903,7 @@
           <w:rPr>
             <w:rStyle w:val="Hyperlink"/>
           </w:rPr>
-          <w:t xml:space="preserve">Theorem 6</w:t>
+          <w:t xml:space="preserve">Theorem 7</w:t>
         </w:r>
       </w:hyperlink>
       <w:r>
@@ -17294,8 +18995,8 @@
         <w:t xml:space="preserve">.</w:t>
       </w:r>
     </w:p>
-    <w:bookmarkEnd w:id="50"/>
-    <w:bookmarkStart w:id="51" w:name="def-nullity"/>
+    <w:bookmarkEnd w:id="54"/>
+    <w:bookmarkStart w:id="55" w:name="def-nullity"/>
     <w:p>
       <w:pPr>
         <w:pStyle w:val="BodyText"/>
@@ -17472,8 +19173,8 @@
         </m:oMath>
       </m:oMathPara>
     </w:p>
-    <w:bookmarkEnd w:id="51"/>
-    <w:bookmarkStart w:id="52" w:name="exm-nullity"/>
+    <w:bookmarkEnd w:id="55"/>
+    <w:bookmarkStart w:id="56" w:name="exm-nullity"/>
     <w:p>
       <w:pPr>
         <w:pStyle w:val="FirstParagraph"/>
@@ -17483,7 +19184,7 @@
           <w:b/>
           <w:bCs/>
         </w:rPr>
-        <w:t xml:space="preserve">Example 11 (The nullity of the matrix in</w:t>
+        <w:t xml:space="preserve">Example 12 (The nullity of the matrix in</w:t>
       </w:r>
       <w:r>
         <w:rPr>
@@ -18249,8 +19950,8 @@
         <w:t xml:space="preserve">.</w:t>
       </w:r>
     </w:p>
-    <w:bookmarkEnd w:id="52"/>
-    <w:bookmarkStart w:id="53" w:name="thm-rank-nullity"/>
+    <w:bookmarkEnd w:id="56"/>
+    <w:bookmarkStart w:id="57" w:name="thm-rank-nullity"/>
     <w:p>
       <w:pPr>
         <w:pStyle w:val="BodyText"/>
@@ -18260,7 +19961,7 @@
           <w:b/>
           <w:bCs/>
         </w:rPr>
-        <w:t xml:space="preserve">Theorem 7 (Rank-nullity theorem)</w:t>
+        <w:t xml:space="preserve">Theorem 8 (Rank-nullity theorem)</w:t>
       </w:r>
       <w:r>
         <w:t xml:space="preserve"> </w:t>
@@ -18387,7 +20088,7 @@
         </m:oMath>
       </m:oMathPara>
     </w:p>
-    <w:bookmarkEnd w:id="53"/>
+    <w:bookmarkEnd w:id="57"/>
     <w:p>
       <w:pPr>
         <w:pStyle w:val="FirstParagraph"/>
@@ -18723,7 +20424,7 @@
       <w:r>
         <w:t xml:space="preserve">(</w:t>
       </w:r>
-      <w:hyperlink r:id="rId54">
+      <w:hyperlink r:id="rId58">
         <w:r>
           <w:rPr>
             <w:rStyle w:val="Hyperlink"/>
@@ -18847,7 +20548,7 @@
       <w:r>
         <w:t xml:space="preserve">(</w:t>
       </w:r>
-      <w:hyperlink r:id="rId55">
+      <w:hyperlink r:id="rId59">
         <w:r>
           <w:rPr>
             <w:rStyle w:val="Hyperlink"/>
@@ -18861,7 +20562,7 @@
       <w:r>
         <w:t xml:space="preserve"> </w:t>
       </w:r>
-      <w:hyperlink r:id="rId56">
+      <w:hyperlink r:id="rId60">
         <w:r>
           <w:rPr>
             <w:rStyle w:val="Hyperlink"/>
@@ -19008,7 +20709,7 @@
       <w:r>
         <w:t xml:space="preserve"> </w:t>
       </w:r>
-      <w:hyperlink r:id="rId57">
+      <w:hyperlink r:id="rId61">
         <w:r>
           <w:rPr>
             <w:rStyle w:val="Hyperlink"/>
@@ -19286,7 +20987,7 @@
       <w:r>
         <w:t xml:space="preserve">(</w:t>
       </w:r>
-      <w:hyperlink r:id="rId57">
+      <w:hyperlink r:id="rId61">
         <w:r>
           <w:rPr>
             <w:rStyle w:val="Hyperlink"/>
@@ -21337,14 +23038,14 @@
           <w:rPr>
             <w:rStyle w:val="Hyperlink"/>
           </w:rPr>
-          <w:t xml:space="preserve">Theorem 6</w:t>
+          <w:t xml:space="preserve">Theorem 7</w:t>
         </w:r>
       </w:hyperlink>
       <w:r>
         <w:t xml:space="preserve">.</w:t>
       </w:r>
     </w:p>
-    <w:bookmarkStart w:id="58" w:name="exm-rank-nullity"/>
+    <w:bookmarkStart w:id="62" w:name="exm-rank-nullity"/>
     <w:p>
       <w:pPr>
         <w:pStyle w:val="BodyText"/>
@@ -21354,7 +23055,7 @@
           <w:b/>
           <w:bCs/>
         </w:rPr>
-        <w:t xml:space="preserve">Example 12 (Checking rank-nullity on the matrix in</w:t>
+        <w:t xml:space="preserve">Example 13 (Checking rank-nullity on the matrix in</w:t>
       </w:r>
       <w:r>
         <w:rPr>
@@ -21468,7 +23169,7 @@
           <w:rPr>
             <w:rStyle w:val="Hyperlink"/>
           </w:rPr>
-          <w:t xml:space="preserve">Example 10</w:t>
+          <w:t xml:space="preserve">Example 11</w:t>
         </w:r>
       </w:hyperlink>
       <w:r>
@@ -21499,7 +23200,7 @@
           <w:rPr>
             <w:rStyle w:val="Hyperlink"/>
           </w:rPr>
-          <w:t xml:space="preserve">Example 11</w:t>
+          <w:t xml:space="preserve">Example 12</w:t>
         </w:r>
       </w:hyperlink>
       <w:r>
@@ -21602,7 +23303,7 @@
           <w:rPr>
             <w:rStyle w:val="Hyperlink"/>
           </w:rPr>
-          <w:t xml:space="preserve">Example 11</w:t>
+          <w:t xml:space="preserve">Example 12</w:t>
         </w:r>
       </w:hyperlink>
       <w:r>
@@ -21644,8 +23345,8 @@
         <w:t xml:space="preserve">.</w:t>
       </w:r>
     </w:p>
-    <w:bookmarkEnd w:id="58"/>
-    <w:bookmarkStart w:id="59" w:name="thm-rank-product"/>
+    <w:bookmarkEnd w:id="62"/>
+    <w:bookmarkStart w:id="63" w:name="thm-rank-product"/>
     <w:p>
       <w:pPr>
         <w:pStyle w:val="BodyText"/>
@@ -21655,7 +23356,7 @@
           <w:b/>
           <w:bCs/>
         </w:rPr>
-        <w:t xml:space="preserve">Theorem 8 (Multiplying on the right cannot increase the rank)</w:t>
+        <w:t xml:space="preserve">Theorem 9 (Multiplying on the right cannot increase the rank)</w:t>
       </w:r>
       <w:r>
         <w:t xml:space="preserve"> </w:t>
@@ -21819,7 +23520,7 @@
         </m:oMath>
       </m:oMathPara>
     </w:p>
-    <w:bookmarkEnd w:id="59"/>
+    <w:bookmarkEnd w:id="63"/>
     <w:p>
       <w:pPr>
         <w:pStyle w:val="FirstParagraph"/>
@@ -22442,7 +24143,7 @@
                   <m:nor/>
                   <m:sty m:val="p"/>
                 </m:rPr>
-                <m:t>Theorem 6</m:t>
+                <m:t>Theorem 7</m:t>
               </m:r>
               <m:r>
                 <m:rPr>
@@ -22595,7 +24296,7 @@
                   <m:nor/>
                   <m:sty m:val="p"/>
                 </m:rPr>
-                <m:t>Theorem 6</m:t>
+                <m:t>Theorem 7</m:t>
               </m:r>
               <m:r>
                 <m:rPr>
@@ -22609,7 +24310,7 @@
         </m:oMath>
       </m:oMathPara>
     </w:p>
-    <w:bookmarkStart w:id="60" w:name="exm-rank-product"/>
+    <w:bookmarkStart w:id="64" w:name="exm-rank-product"/>
     <w:p>
       <w:pPr>
         <w:pStyle w:val="FirstParagraph"/>
@@ -22619,7 +24320,7 @@
           <w:b/>
           <w:bCs/>
         </w:rPr>
-        <w:t xml:space="preserve">Example 13 (A product can lose rank)</w:t>
+        <w:t xml:space="preserve">Example 14 (A product can lose rank)</w:t>
       </w:r>
       <w:r>
         <w:t xml:space="preserve"> </w:t>
@@ -23113,7 +24814,7 @@
           <w:rPr>
             <w:rStyle w:val="Hyperlink"/>
           </w:rPr>
-          <w:t xml:space="preserve">Theorem 8</w:t>
+          <w:t xml:space="preserve">Theorem 9</w:t>
         </w:r>
       </w:hyperlink>
       <w:r>
@@ -23212,8 +24913,8 @@
         <w:t xml:space="preserve">, and the inequality is an equality.</w:t>
       </w:r>
     </w:p>
-    <w:bookmarkEnd w:id="60"/>
-    <w:bookmarkStart w:id="61" w:name="thm-rank-transpose"/>
+    <w:bookmarkEnd w:id="64"/>
+    <w:bookmarkStart w:id="65" w:name="thm-rank-transpose"/>
     <w:p>
       <w:pPr>
         <w:pStyle w:val="BodyText"/>
@@ -23223,7 +24924,7 @@
           <w:b/>
           <w:bCs/>
         </w:rPr>
-        <w:t xml:space="preserve">Theorem 9 (Fundamental theorem of ranks)</w:t>
+        <w:t xml:space="preserve">Theorem 10 (Fundamental theorem of ranks)</w:t>
       </w:r>
       <w:r>
         <w:t xml:space="preserve"> </w:t>
@@ -23491,7 +25192,7 @@
         <w:t xml:space="preserve">equals the largest number of linearly independent columns.</w:t>
       </w:r>
     </w:p>
-    <w:bookmarkEnd w:id="61"/>
+    <w:bookmarkEnd w:id="65"/>
     <w:p>
       <w:pPr>
         <w:pStyle w:val="BodyText"/>
@@ -23703,7 +25404,7 @@
           <w:rPr>
             <w:rStyle w:val="Hyperlink"/>
           </w:rPr>
-          <w:t xml:space="preserve">Theorem 5</w:t>
+          <w:t xml:space="preserve">Theorem 6</w:t>
         </w:r>
       </w:hyperlink>
       <w:r>
@@ -23864,7 +25565,7 @@
                   <m:nor/>
                   <m:sty m:val="p"/>
                 </m:rPr>
-                <m:t>Theorem 7</m:t>
+                <m:t>Theorem 8</m:t>
               </m:r>
               <m:r>
                 <m:rPr>
@@ -23989,7 +25690,7 @@
                   <m:nor/>
                   <m:sty m:val="p"/>
                 </m:rPr>
-                <m:t>Theorem 7</m:t>
+                <m:t>Theorem 8</m:t>
               </m:r>
               <m:r>
                 <m:rPr>
@@ -24400,7 +26101,7 @@
                   <m:nor/>
                   <m:sty m:val="p"/>
                 </m:rPr>
-                <m:t>Theorem 8</m:t>
+                <m:t>Theorem 9</m:t>
               </m:r>
               <m:r>
                 <m:rPr>
@@ -24559,7 +26260,7 @@
                   <m:nor/>
                   <m:sty m:val="p"/>
                 </m:rPr>
-                <m:t>Theorem 8</m:t>
+                <m:t>Theorem 9</m:t>
               </m:r>
               <m:r>
                 <m:rPr>
@@ -24719,7 +26420,7 @@
         <w:t xml:space="preserve">which gives the statement about rows.</w:t>
       </w:r>
     </w:p>
-    <w:bookmarkStart w:id="62" w:name="exm-rank-transpose"/>
+    <w:bookmarkStart w:id="66" w:name="exm-rank-transpose"/>
     <w:p>
       <w:pPr>
         <w:pStyle w:val="BodyText"/>
@@ -24729,7 +26430,7 @@
           <w:b/>
           <w:bCs/>
         </w:rPr>
-        <w:t xml:space="preserve">Example 14 (Four equal ranks)</w:t>
+        <w:t xml:space="preserve">Example 15 (Four equal ranks)</w:t>
       </w:r>
       <w:r>
         <w:t xml:space="preserve"> </w:t>
@@ -24817,7 +26518,7 @@
           <w:rPr>
             <w:rStyle w:val="Hyperlink"/>
           </w:rPr>
-          <w:t xml:space="preserve">Example 10</w:t>
+          <w:t xml:space="preserve">Example 11</w:t>
         </w:r>
       </w:hyperlink>
       <w:r>
@@ -25022,7 +26723,7 @@
           <w:rPr>
             <w:rStyle w:val="Hyperlink"/>
           </w:rPr>
-          <w:t xml:space="preserve">Example 9</w:t>
+          <w:t xml:space="preserve">Example 10</w:t>
         </w:r>
       </w:hyperlink>
       <w:r>
@@ -25732,8 +27433,8 @@
         <w:t xml:space="preserve">.</w:t>
       </w:r>
     </w:p>
-    <w:bookmarkEnd w:id="62"/>
-    <w:bookmarkStart w:id="63" w:name="cor-rank-bound"/>
+    <w:bookmarkEnd w:id="66"/>
+    <w:bookmarkStart w:id="67" w:name="cor-rank-bound"/>
     <w:p>
       <w:pPr>
         <w:pStyle w:val="BodyText"/>
@@ -25861,7 +27562,7 @@
         <w:t xml:space="preserve">.</w:t>
       </w:r>
     </w:p>
-    <w:bookmarkEnd w:id="63"/>
+    <w:bookmarkEnd w:id="67"/>
     <w:p>
       <w:pPr>
         <w:pStyle w:val="BodyText"/>
@@ -25974,7 +27675,7 @@
       <w:r>
         <w:t xml:space="preserve">(</w:t>
       </w:r>
-      <w:hyperlink r:id="rId46">
+      <w:hyperlink r:id="rId50">
         <w:r>
           <w:rPr>
             <w:rStyle w:val="Hyperlink"/>
@@ -26131,14 +27832,14 @@
           <w:rPr>
             <w:rStyle w:val="Hyperlink"/>
           </w:rPr>
-          <w:t xml:space="preserve">Theorem 9</w:t>
+          <w:t xml:space="preserve">Theorem 10</w:t>
         </w:r>
       </w:hyperlink>
       <w:r>
         <w:t xml:space="preserve">).</w:t>
       </w:r>
     </w:p>
-    <w:bookmarkStart w:id="65" w:name="exm-rank-bound"/>
+    <w:bookmarkStart w:id="69" w:name="exm-rank-bound"/>
     <w:p>
       <w:pPr>
         <w:pStyle w:val="BodyText"/>
@@ -26148,7 +27849,7 @@
           <w:b/>
           <w:bCs/>
         </w:rPr>
-        <w:t xml:space="preserve">Example 15 (A</w:t>
+        <w:t xml:space="preserve">Example 16 (A</w:t>
       </w:r>
       <w:r>
         <w:rPr>
@@ -26408,7 +28109,7 @@
       <w:r>
         <w:t xml:space="preserve"> </w:t>
       </w:r>
-      <w:hyperlink r:id="rId64">
+      <w:hyperlink r:id="rId68">
         <w:r>
           <w:rPr>
             <w:rStyle w:val="Hyperlink"/>
@@ -26516,8 +28217,8 @@
         <w:t xml:space="preserve">.</w:t>
       </w:r>
     </w:p>
-    <w:bookmarkEnd w:id="65"/>
-    <w:bookmarkStart w:id="68" w:name="def-affine-subspace"/>
+    <w:bookmarkEnd w:id="69"/>
+    <w:bookmarkStart w:id="72" w:name="def-affine-subspace"/>
     <w:p>
       <w:pPr>
         <w:pStyle w:val="BodyText"/>
@@ -26795,7 +28496,7 @@
       <w:r>
         <w:t xml:space="preserve"> </w:t>
       </w:r>
-      <w:hyperlink r:id="rId66">
+      <w:hyperlink r:id="rId70">
         <w:r>
           <w:rPr>
             <w:rStyle w:val="Hyperlink"/>
@@ -26857,7 +28558,7 @@
       <w:r>
         <w:t xml:space="preserve">(</w:t>
       </w:r>
-      <w:hyperlink r:id="rId67">
+      <w:hyperlink r:id="rId71">
         <w:r>
           <w:rPr>
             <w:rStyle w:val="Hyperlink"/>
@@ -26869,8 +28570,8 @@
         <w:t xml:space="preserve">).</w:t>
       </w:r>
     </w:p>
-    <w:bookmarkEnd w:id="68"/>
-    <w:bookmarkStart w:id="70" w:name="exm-affine-subspace"/>
+    <w:bookmarkEnd w:id="72"/>
+    <w:bookmarkStart w:id="74" w:name="exm-affine-subspace"/>
     <w:p>
       <w:pPr>
         <w:pStyle w:val="BodyText"/>
@@ -26880,7 +28581,7 @@
           <w:b/>
           <w:bCs/>
         </w:rPr>
-        <w:t xml:space="preserve">Example 16 (A line that misses the origin is an affine subspace)</w:t>
+        <w:t xml:space="preserve">Example 17 (A line that misses the origin is an affine subspace)</w:t>
       </w:r>
       <w:r>
         <w:t xml:space="preserve"> </w:t>
@@ -26977,7 +28678,7 @@
       <w:r>
         <w:t xml:space="preserve"> </w:t>
       </w:r>
-      <w:hyperlink r:id="rId69">
+      <w:hyperlink r:id="rId73">
         <w:r>
           <w:rPr>
             <w:rStyle w:val="Hyperlink"/>
@@ -27524,8 +29225,8 @@
         <w:t xml:space="preserve">.</w:t>
       </w:r>
     </w:p>
-    <w:bookmarkEnd w:id="70"/>
-    <w:bookmarkStart w:id="73" w:name="thm-hyperplane-subspace"/>
+    <w:bookmarkEnd w:id="74"/>
+    <w:bookmarkStart w:id="77" w:name="thm-hyperplane-subspace"/>
     <w:p>
       <w:pPr>
         <w:pStyle w:val="BodyText"/>
@@ -27535,7 +29236,7 @@
           <w:b/>
           <w:bCs/>
         </w:rPr>
-        <w:t xml:space="preserve">Theorem 10 (A hyperplane is a translated subspace of dimension</w:t>
+        <w:t xml:space="preserve">Theorem 11 (A hyperplane is a translated subspace of dimension</w:t>
       </w:r>
       <w:r>
         <w:rPr>
@@ -27813,7 +29514,7 @@
       <w:r>
         <w:t xml:space="preserve">(</w:t>
       </w:r>
-      <w:hyperlink r:id="rId71">
+      <w:hyperlink r:id="rId75">
         <w:r>
           <w:rPr>
             <w:rStyle w:val="Hyperlink"/>
@@ -27975,7 +29676,7 @@
         <w:pStyle w:val="Compact"/>
         <w:numPr>
           <w:ilvl w:val="0"/>
-          <w:numId w:val="1002"/>
+          <w:numId w:val="1003"/>
         </w:numPr>
       </w:pPr>
       <m:oMath>
@@ -28063,7 +29764,7 @@
       <w:r>
         <w:t xml:space="preserve">(</w:t>
       </w:r>
-      <w:hyperlink r:id="rId49">
+      <w:hyperlink r:id="rId53">
         <w:r>
           <w:rPr>
             <w:rStyle w:val="Hyperlink"/>
@@ -28080,7 +29781,7 @@
         <w:pStyle w:val="Compact"/>
         <w:numPr>
           <w:ilvl w:val="0"/>
-          <w:numId w:val="1002"/>
+          <w:numId w:val="1003"/>
         </w:numPr>
       </w:pPr>
       <m:oMath>
@@ -28289,7 +29990,7 @@
         <w:pStyle w:val="Compact"/>
         <w:numPr>
           <w:ilvl w:val="0"/>
-          <w:numId w:val="1002"/>
+          <w:numId w:val="1003"/>
         </w:numPr>
       </w:pPr>
       <w:r>
@@ -28413,7 +30114,7 @@
       <w:r>
         <w:t xml:space="preserve">(</w:t>
       </w:r>
-      <w:hyperlink r:id="rId72">
+      <w:hyperlink r:id="rId76">
         <w:r>
           <w:rPr>
             <w:rStyle w:val="Hyperlink"/>
@@ -28425,7 +30126,7 @@
         <w:t xml:space="preserve">).</w:t>
       </w:r>
     </w:p>
-    <w:bookmarkEnd w:id="73"/>
+    <w:bookmarkEnd w:id="77"/>
     <w:p>
       <w:pPr>
         <w:pStyle w:val="FirstParagraph"/>
@@ -28574,7 +30275,7 @@
       <w:r>
         <w:t xml:space="preserve">(</w:t>
       </w:r>
-      <w:hyperlink r:id="rId74">
+      <w:hyperlink r:id="rId78">
         <w:r>
           <w:rPr>
             <w:rStyle w:val="Hyperlink"/>
@@ -29003,7 +30704,7 @@
       <w:r>
         <w:t xml:space="preserve">(</w:t>
       </w:r>
-      <w:hyperlink r:id="rId46">
+      <w:hyperlink r:id="rId50">
         <w:r>
           <w:rPr>
             <w:rStyle w:val="Hyperlink"/>
@@ -29337,7 +31038,7 @@
                   <m:nor/>
                   <m:sty m:val="p"/>
                 </m:rPr>
-                <m:t>Theorem 7</m:t>
+                <m:t>Theorem 8</m:t>
               </m:r>
               <m:r>
                 <m:rPr>
@@ -31591,7 +33292,7 @@
         </m:oMath>
       </m:oMathPara>
     </w:p>
-    <w:bookmarkStart w:id="76" w:name="exm-hyperplane-subspace"/>
+    <w:bookmarkStart w:id="80" w:name="exm-hyperplane-subspace"/>
     <w:p>
       <w:pPr>
         <w:pStyle w:val="FirstParagraph"/>
@@ -31601,7 +33302,7 @@
           <w:b/>
           <w:bCs/>
         </w:rPr>
-        <w:t xml:space="preserve">Example 17 (The plane</w:t>
+        <w:t xml:space="preserve">Example 18 (The plane</w:t>
       </w:r>
       <w:r>
         <w:rPr>
@@ -31941,7 +33642,7 @@
       <w:r>
         <w:t xml:space="preserve"> </w:t>
       </w:r>
-      <w:hyperlink r:id="rId75">
+      <w:hyperlink r:id="rId79">
         <w:r>
           <w:rPr>
             <w:rStyle w:val="Hyperlink"/>
@@ -32117,7 +33818,7 @@
       <w:pPr>
         <w:numPr>
           <w:ilvl w:val="0"/>
-          <w:numId w:val="1003"/>
+          <w:numId w:val="1004"/>
         </w:numPr>
       </w:pPr>
       <m:oMath>
@@ -32316,7 +34017,7 @@
       <w:pPr>
         <w:numPr>
           <w:ilvl w:val="0"/>
-          <w:numId w:val="1003"/>
+          <w:numId w:val="1004"/>
         </w:numPr>
       </w:pPr>
       <w:r>
@@ -32718,7 +34419,7 @@
       <w:pPr>
         <w:numPr>
           <w:ilvl w:val="0"/>
-          <w:numId w:val="1003"/>
+          <w:numId w:val="1004"/>
         </w:numPr>
       </w:pPr>
       <w:r>
@@ -33019,8 +34720,8 @@
         <w:t xml:space="preserve">.</w:t>
       </w:r>
     </w:p>
-    <w:bookmarkEnd w:id="76"/>
-    <w:bookmarkStart w:id="77" w:name="thm-hyperplane-origin"/>
+    <w:bookmarkEnd w:id="80"/>
+    <w:bookmarkStart w:id="81" w:name="thm-hyperplane-origin"/>
     <w:p>
       <w:pPr>
         <w:pStyle w:val="FirstParagraph"/>
@@ -33030,7 +34731,7 @@
           <w:b/>
           <w:bCs/>
         </w:rPr>
-        <w:t xml:space="preserve">Theorem 11 (Where a hyperplane passes, and its shape in</w:t>
+        <w:t xml:space="preserve">Theorem 12 (Where a hyperplane passes, and its shape in</w:t>
       </w:r>
       <w:r>
         <w:rPr>
@@ -33231,7 +34932,7 @@
       <w:r>
         <w:t xml:space="preserve">be a hyperplane (</w:t>
       </w:r>
-      <w:hyperlink r:id="rId71">
+      <w:hyperlink r:id="rId75">
         <w:r>
           <w:rPr>
             <w:rStyle w:val="Hyperlink"/>
@@ -33248,7 +34949,7 @@
         <w:pStyle w:val="Compact"/>
         <w:numPr>
           <w:ilvl w:val="0"/>
-          <w:numId w:val="1004"/>
+          <w:numId w:val="1005"/>
         </w:numPr>
       </w:pPr>
       <m:oMath>
@@ -33313,7 +35014,7 @@
         <w:pStyle w:val="Compact"/>
         <w:numPr>
           <w:ilvl w:val="0"/>
-          <w:numId w:val="1004"/>
+          <w:numId w:val="1005"/>
         </w:numPr>
       </w:pPr>
       <w:r>
@@ -33558,7 +35259,7 @@
         <w:pStyle w:val="Compact"/>
         <w:numPr>
           <w:ilvl w:val="0"/>
-          <w:numId w:val="1004"/>
+          <w:numId w:val="1005"/>
         </w:numPr>
       </w:pPr>
       <w:r>
@@ -33881,7 +35582,7 @@
         <w:t xml:space="preserve">.</w:t>
       </w:r>
     </w:p>
-    <w:bookmarkEnd w:id="77"/>
+    <w:bookmarkEnd w:id="81"/>
     <w:p>
       <w:pPr>
         <w:pStyle w:val="FirstParagraph"/>
@@ -34199,7 +35900,7 @@
           <w:rPr>
             <w:rStyle w:val="Hyperlink"/>
           </w:rPr>
-          <w:t xml:space="preserve">Theorem 10</w:t>
+          <w:t xml:space="preserve">Theorem 11</w:t>
         </w:r>
       </w:hyperlink>
       <w:r>
@@ -34504,7 +36205,7 @@
       <w:r>
         <w:t xml:space="preserve">, so it has a basis (</w:t>
       </w:r>
-      <w:hyperlink r:id="rId47">
+      <w:hyperlink r:id="rId51">
         <w:r>
           <w:rPr>
             <w:rStyle w:val="Hyperlink"/>
@@ -34886,7 +36587,7 @@
         <w:t xml:space="preserve">.</w:t>
       </w:r>
     </w:p>
-    <w:bookmarkStart w:id="79" w:name="exm-hyperplane-origin"/>
+    <w:bookmarkStart w:id="83" w:name="exm-hyperplane-origin"/>
     <w:p>
       <w:pPr>
         <w:pStyle w:val="BodyText"/>
@@ -34896,7 +36597,7 @@
           <w:b/>
           <w:bCs/>
         </w:rPr>
-        <w:t xml:space="preserve">Example 18 (A line in</w:t>
+        <w:t xml:space="preserve">Example 19 (A line in</w:t>
       </w:r>
       <w:r>
         <w:rPr>
@@ -35079,7 +36780,7 @@
       <w:r>
         <w:t xml:space="preserve"> </w:t>
       </w:r>
-      <w:hyperlink r:id="rId78">
+      <w:hyperlink r:id="rId82">
         <w:r>
           <w:rPr>
             <w:rStyle w:val="Hyperlink"/>
@@ -35354,7 +37055,7 @@
           <w:rPr>
             <w:rStyle w:val="Hyperlink"/>
           </w:rPr>
-          <w:t xml:space="preserve">Theorem 10</w:t>
+          <w:t xml:space="preserve">Theorem 11</w:t>
         </w:r>
       </w:hyperlink>
       <w:r>
@@ -35484,7 +37185,7 @@
           <w:rPr>
             <w:rStyle w:val="Hyperlink"/>
           </w:rPr>
-          <w:t xml:space="preserve">Example 17</w:t>
+          <w:t xml:space="preserve">Example 18</w:t>
         </w:r>
       </w:hyperlink>
       <w:r>
@@ -37511,8 +39212,8 @@
         <w:t xml:space="preserve">.</w:t>
       </w:r>
     </w:p>
-    <w:bookmarkEnd w:id="79"/>
-    <w:bookmarkStart w:id="81" w:name="def-half-space"/>
+    <w:bookmarkEnd w:id="83"/>
+    <w:bookmarkStart w:id="85" w:name="def-half-space"/>
     <w:p>
       <w:pPr>
         <w:pStyle w:val="BodyText"/>
@@ -37652,7 +39353,7 @@
       <w:r>
         <w:t xml:space="preserve">be a hyperplane (</w:t>
       </w:r>
-      <w:hyperlink r:id="rId71">
+      <w:hyperlink r:id="rId75">
         <w:r>
           <w:rPr>
             <w:rStyle w:val="Hyperlink"/>
@@ -37708,7 +39409,7 @@
       <w:pPr>
         <w:pStyle w:val="BodyText"/>
       </w:pPr>
-      <w:bookmarkStart w:id="80" w:name="eq-half-space"/>
+      <w:bookmarkStart w:id="84" w:name="eq-half-space"/>
       <m:oMathPara>
         <m:oMathParaPr>
           <m:jc m:val="center"/>
@@ -38025,7 +39726,7 @@
           </m:r>
         </m:oMath>
       </m:oMathPara>
-      <w:bookmarkEnd w:id="80"/>
+      <w:bookmarkEnd w:id="84"/>
     </w:p>
     <w:p>
       <w:pPr>
@@ -38152,7 +39853,7 @@
         <w:t xml:space="preserve">.</w:t>
       </w:r>
     </w:p>
-    <w:bookmarkEnd w:id="81"/>
+    <w:bookmarkEnd w:id="85"/>
     <w:p>
       <w:pPr>
         <w:pStyle w:val="BodyText"/>
@@ -38409,7 +40110,7 @@
         <w:t xml:space="preserve">A linear classifier uses this sign to assign one of two labels.</w:t>
       </w:r>
     </w:p>
-    <w:bookmarkStart w:id="82" w:name="exm-half-space-plane"/>
+    <w:bookmarkStart w:id="86" w:name="exm-half-space-plane"/>
     <w:p>
       <w:pPr>
         <w:pStyle w:val="BodyText"/>
@@ -38419,7 +40120,7 @@
           <w:b/>
           <w:bCs/>
         </w:rPr>
-        <w:t xml:space="preserve">Example 19 (Half-spaces of a line in the plane)</w:t>
+        <w:t xml:space="preserve">Example 20 (Half-spaces of a line in the plane)</w:t>
       </w:r>
       <w:r>
         <w:t xml:space="preserve"> </w:t>
@@ -38552,7 +40253,7 @@
       <w:r>
         <w:t xml:space="preserve">(</w:t>
       </w:r>
-      <w:hyperlink r:id="rId71">
+      <w:hyperlink r:id="rId75">
         <w:r>
           <w:rPr>
             <w:rStyle w:val="Hyperlink"/>
@@ -38742,7 +40443,7 @@
         <w:pStyle w:val="Compact"/>
         <w:numPr>
           <w:ilvl w:val="0"/>
-          <w:numId w:val="1005"/>
+          <w:numId w:val="1006"/>
         </w:numPr>
       </w:pPr>
       <w:r>
@@ -38899,7 +40600,7 @@
         <w:pStyle w:val="Compact"/>
         <w:numPr>
           <w:ilvl w:val="0"/>
-          <w:numId w:val="1005"/>
+          <w:numId w:val="1006"/>
         </w:numPr>
       </w:pPr>
       <w:r>
@@ -39029,7 +40730,7 @@
         <w:pStyle w:val="Compact"/>
         <w:numPr>
           <w:ilvl w:val="0"/>
-          <w:numId w:val="1005"/>
+          <w:numId w:val="1006"/>
         </w:numPr>
       </w:pPr>
       <w:r>
@@ -39408,8 +41109,8 @@
         <w:t xml:space="preserve">.</w:t>
       </w:r>
     </w:p>
-    <w:bookmarkEnd w:id="82"/>
-    <w:bookmarkStart w:id="83" w:name="rem-half-space-sides"/>
+    <w:bookmarkEnd w:id="86"/>
+    <w:bookmarkStart w:id="87" w:name="rem-half-space-sides"/>
     <w:p>
       <w:pPr>
         <w:pStyle w:val="BodyText"/>
@@ -39724,8 +41425,8 @@
         <w:t xml:space="preserve">.</w:t>
       </w:r>
     </w:p>
-    <w:bookmarkEnd w:id="83"/>
-    <w:bookmarkStart w:id="84" w:name="thm-half-space-dimension"/>
+    <w:bookmarkEnd w:id="87"/>
+    <w:bookmarkStart w:id="88" w:name="thm-half-space-dimension"/>
     <w:p>
       <w:pPr>
         <w:pStyle w:val="BodyText"/>
@@ -39735,7 +41436,7 @@
           <w:b/>
           <w:bCs/>
         </w:rPr>
-        <w:t xml:space="preserve">Theorem 12 (Differences of points in a hyperplane and in a half-space)</w:t>
+        <w:t xml:space="preserve">Theorem 13 (Differences of points in a hyperplane and in a half-space)</w:t>
       </w:r>
       <w:r>
         <w:t xml:space="preserve"> </w:t>
@@ -40051,7 +41752,7 @@
         <w:pStyle w:val="Compact"/>
         <w:numPr>
           <w:ilvl w:val="0"/>
-          <w:numId w:val="1006"/>
+          <w:numId w:val="1007"/>
         </w:numPr>
       </w:pPr>
       <m:oMath>
@@ -40186,7 +41887,7 @@
         <w:pStyle w:val="Compact"/>
         <w:numPr>
           <w:ilvl w:val="0"/>
-          <w:numId w:val="1006"/>
+          <w:numId w:val="1007"/>
         </w:numPr>
       </w:pPr>
       <m:oMath>
@@ -40297,7 +41998,7 @@
         <w:t xml:space="preserve">.</w:t>
       </w:r>
     </w:p>
-    <w:bookmarkEnd w:id="84"/>
+    <w:bookmarkEnd w:id="88"/>
     <w:p>
       <w:pPr>
         <w:pStyle w:val="BodyText"/>
@@ -40386,7 +42087,7 @@
           <w:rPr>
             <w:rStyle w:val="Hyperlink"/>
           </w:rPr>
-          <w:t xml:space="preserve">Theorem 10</w:t>
+          <w:t xml:space="preserve">Theorem 11</w:t>
         </w:r>
       </w:hyperlink>
       <w:r>
@@ -40658,7 +42359,7 @@
           <w:rPr>
             <w:rStyle w:val="Hyperlink"/>
           </w:rPr>
-          <w:t xml:space="preserve">Theorem 10</w:t>
+          <w:t xml:space="preserve">Theorem 11</w:t>
         </w:r>
       </w:hyperlink>
       <w:r>
@@ -40968,7 +42669,7 @@
           <w:rPr>
             <w:rStyle w:val="Hyperlink"/>
           </w:rPr>
-          <w:t xml:space="preserve">Theorem 10</w:t>
+          <w:t xml:space="preserve">Theorem 11</w:t>
         </w:r>
       </w:hyperlink>
       <w:r>
@@ -42437,7 +44138,7 @@
       <w:r>
         <w:t xml:space="preserve">(</w:t>
       </w:r>
-      <w:hyperlink r:id="rId49">
+      <w:hyperlink r:id="rId53">
         <w:r>
           <w:rPr>
             <w:rStyle w:val="Hyperlink"/>
@@ -42566,7 +44267,7 @@
         <w:t xml:space="preserve">.</w:t>
       </w:r>
     </w:p>
-    <w:bookmarkStart w:id="89" w:name="exm-half-space-iris"/>
+    <w:bookmarkStart w:id="93" w:name="exm-half-space-iris"/>
     <w:p>
       <w:pPr>
         <w:pStyle w:val="BodyText"/>
@@ -42576,7 +44277,7 @@
           <w:b/>
           <w:bCs/>
         </w:rPr>
-        <w:t xml:space="preserve">Example 20 (Two iris species on either side of a line)</w:t>
+        <w:t xml:space="preserve">Example 21 (Two iris species on either side of a line)</w:t>
       </w:r>
       <w:r>
         <w:t xml:space="preserve"> </w:t>
@@ -42827,7 +44528,7 @@
       <w:r>
         <w:t xml:space="preserve">(</w:t>
       </w:r>
-      <w:hyperlink r:id="rId71">
+      <w:hyperlink r:id="rId75">
         <w:r>
           <w:rPr>
             <w:rStyle w:val="Hyperlink"/>
@@ -43797,7 +45498,7 @@
       <w:tr>
         <w:tc>
           <w:tcPr/>
-          <w:bookmarkStart w:id="88" w:name="fig-half-space-iris"/>
+          <w:bookmarkStart w:id="92" w:name="fig-half-space-iris"/>
           <w:p>
             <w:pPr>
               <w:pStyle w:val="Compact"/>
@@ -43808,18 +45509,18 @@
                 <wp:inline>
                   <wp:extent cx="4620126" cy="3696101"/>
                   <wp:effectExtent b="0" l="0" r="0" t="0"/>
-                  <wp:docPr descr="" title="" id="86" name="Picture"/>
+                  <wp:docPr descr="" title="" id="90" name="Picture"/>
                   <a:graphic>
                     <a:graphicData uri="http://schemas.openxmlformats.org/drawingml/2006/picture">
                       <pic:pic>
                         <pic:nvPicPr>
-                          <pic:cNvPr descr="linear-algebra-rank-nullity_files/figure-docx/fig-half-space-iris-1.png" id="87" name="Picture"/>
+                          <pic:cNvPr descr="linear-algebra-rank-nullity_files/figure-docx/fig-half-space-iris-1.png" id="91" name="Picture"/>
                           <pic:cNvPicPr>
                             <a:picLocks noChangeArrowheads="1" noChangeAspect="1"/>
                           </pic:cNvPicPr>
                         </pic:nvPicPr>
                         <pic:blipFill>
-                          <a:blip r:embed="rId85"/>
+                          <a:blip r:embed="rId89"/>
                           <a:stretch>
                             <a:fillRect/>
                           </a:stretch>
@@ -43859,7 +45560,7 @@
               <w:t xml:space="preserve">Figure 1: Petal length and width of versicolor and virginica irises, with the line where a logistic regression is indifferent between the two species</w:t>
             </w:r>
           </w:p>
-          <w:bookmarkEnd w:id="88"/>
+          <w:bookmarkEnd w:id="92"/>
         </w:tc>
       </w:tr>
     </w:tbl>
@@ -44085,15 +45786,15 @@
           <w:rPr>
             <w:rStyle w:val="Hyperlink"/>
           </w:rPr>
-          <w:t xml:space="preserve">Theorem 12</w:t>
+          <w:t xml:space="preserve">Theorem 13</w:t>
         </w:r>
       </w:hyperlink>
       <w:r>
         <w:t xml:space="preserve">).</w:t>
       </w:r>
     </w:p>
-    <w:bookmarkEnd w:id="89"/>
-    <w:bookmarkStart w:id="90" w:name="exr-half-space-sides"/>
+    <w:bookmarkEnd w:id="93"/>
+    <w:bookmarkStart w:id="94" w:name="exr-half-space-sides"/>
     <w:p>
       <w:pPr>
         <w:pStyle w:val="BodyText"/>
@@ -44250,7 +45951,7 @@
           <w:rPr>
             <w:rStyle w:val="Hyperlink"/>
           </w:rPr>
-          <w:t xml:space="preserve">Example 17</w:t>
+          <w:t xml:space="preserve">Example 18</w:t>
         </w:r>
       </w:hyperlink>
       <w:r>
@@ -44262,7 +45963,7 @@
         <w:pStyle w:val="Compact"/>
         <w:numPr>
           <w:ilvl w:val="0"/>
-          <w:numId w:val="1007"/>
+          <w:numId w:val="1008"/>
         </w:numPr>
       </w:pPr>
       <w:r>
@@ -44486,7 +46187,7 @@
         <w:pStyle w:val="Compact"/>
         <w:numPr>
           <w:ilvl w:val="0"/>
-          <w:numId w:val="1007"/>
+          <w:numId w:val="1008"/>
         </w:numPr>
       </w:pPr>
       <w:r>
@@ -44548,7 +46249,7 @@
         <w:pStyle w:val="Compact"/>
         <w:numPr>
           <w:ilvl w:val="0"/>
-          <w:numId w:val="1007"/>
+          <w:numId w:val="1008"/>
         </w:numPr>
       </w:pPr>
       <w:r>
@@ -44637,15 +46338,15 @@
           <w:rPr>
             <w:rStyle w:val="Hyperlink"/>
           </w:rPr>
-          <w:t xml:space="preserve">Theorem 12</w:t>
+          <w:t xml:space="preserve">Theorem 13</w:t>
         </w:r>
       </w:hyperlink>
       <w:r>
         <w:t xml:space="preserve">).</w:t>
       </w:r>
     </w:p>
-    <w:bookmarkEnd w:id="90"/>
-    <w:bookmarkStart w:id="91" w:name="sol-half-space-sides"/>
+    <w:bookmarkEnd w:id="94"/>
+    <w:bookmarkStart w:id="95" w:name="sol-half-space-sides"/>
     <w:p>
       <w:pPr>
         <w:pStyle w:val="FirstParagraph"/>
@@ -44665,7 +46366,7 @@
       <w:pPr>
         <w:numPr>
           <w:ilvl w:val="0"/>
-          <w:numId w:val="1008"/>
+          <w:numId w:val="1009"/>
         </w:numPr>
       </w:pPr>
       <w:r>
@@ -44786,7 +46487,7 @@
         <w:pStyle w:val="Compact"/>
         <w:numPr>
           <w:ilvl w:val="1"/>
-          <w:numId w:val="1009"/>
+          <w:numId w:val="1010"/>
         </w:numPr>
       </w:pPr>
       <w:r>
@@ -44931,7 +46632,7 @@
         <w:pStyle w:val="Compact"/>
         <w:numPr>
           <w:ilvl w:val="1"/>
-          <w:numId w:val="1009"/>
+          <w:numId w:val="1010"/>
         </w:numPr>
       </w:pPr>
       <w:r>
@@ -45049,7 +46750,7 @@
         <w:pStyle w:val="Compact"/>
         <w:numPr>
           <w:ilvl w:val="1"/>
-          <w:numId w:val="1009"/>
+          <w:numId w:val="1010"/>
         </w:numPr>
       </w:pPr>
       <w:r>
@@ -45187,7 +46888,7 @@
       <w:pPr>
         <w:numPr>
           <w:ilvl w:val="0"/>
-          <w:numId w:val="1008"/>
+          <w:numId w:val="1009"/>
         </w:numPr>
       </w:pPr>
       <w:r>
@@ -45683,7 +47384,7 @@
       <w:pPr>
         <w:numPr>
           <w:ilvl w:val="0"/>
-          <w:numId w:val="1008"/>
+          <w:numId w:val="1009"/>
         </w:numPr>
       </w:pPr>
       <w:r>
@@ -45956,8 +47657,8 @@
         <w:t xml:space="preserve">.</w:t>
       </w:r>
     </w:p>
-    <w:bookmarkEnd w:id="91"/>
-    <w:bookmarkStart w:id="92" w:name="def-rank-factorization"/>
+    <w:bookmarkEnd w:id="95"/>
+    <w:bookmarkStart w:id="96" w:name="def-rank-factorization"/>
     <w:p>
       <w:pPr>
         <w:pStyle w:val="FirstParagraph"/>
@@ -46240,8 +47941,8 @@
         </m:oMath>
       </m:oMathPara>
     </w:p>
-    <w:bookmarkEnd w:id="92"/>
-    <w:bookmarkStart w:id="93" w:name="exm-rank-factorization"/>
+    <w:bookmarkEnd w:id="96"/>
+    <w:bookmarkStart w:id="97" w:name="exm-rank-factorization"/>
     <w:p>
       <w:pPr>
         <w:pStyle w:val="FirstParagraph"/>
@@ -46251,7 +47952,7 @@
           <w:b/>
           <w:bCs/>
         </w:rPr>
-        <w:t xml:space="preserve">Example 21 (A rank factorization of a rank-one matrix)</w:t>
+        <w:t xml:space="preserve">Example 22 (A rank factorization of a rank-one matrix)</w:t>
       </w:r>
       <w:r>
         <w:t xml:space="preserve"> </w:t>
@@ -46312,7 +48013,7 @@
           <w:rPr>
             <w:rStyle w:val="Hyperlink"/>
           </w:rPr>
-          <w:t xml:space="preserve">Example 10</w:t>
+          <w:t xml:space="preserve">Example 11</w:t>
         </w:r>
       </w:hyperlink>
       <w:r>
@@ -47254,8 +48955,8 @@
         <w:t xml:space="preserve">.</w:t>
       </w:r>
     </w:p>
-    <w:bookmarkEnd w:id="93"/>
-    <w:bookmarkStart w:id="94" w:name="thm-rank-factorization"/>
+    <w:bookmarkEnd w:id="97"/>
+    <w:bookmarkStart w:id="98" w:name="thm-rank-factorization"/>
     <w:p>
       <w:pPr>
         <w:pStyle w:val="BodyText"/>
@@ -47265,7 +48966,7 @@
           <w:b/>
           <w:bCs/>
         </w:rPr>
-        <w:t xml:space="preserve">Theorem 13 (Every nonzero matrix has a rank factorization)</w:t>
+        <w:t xml:space="preserve">Theorem 14 (Every nonzero matrix has a rank factorization)</w:t>
       </w:r>
       <w:r>
         <w:t xml:space="preserve"> </w:t>
@@ -47434,7 +49135,7 @@
         <w:t xml:space="preserve">.</w:t>
       </w:r>
     </w:p>
-    <w:bookmarkEnd w:id="94"/>
+    <w:bookmarkEnd w:id="98"/>
     <w:p>
       <w:pPr>
         <w:pStyle w:val="BodyText"/>
@@ -47501,7 +49202,7 @@
           <w:rPr>
             <w:rStyle w:val="Hyperlink"/>
           </w:rPr>
-          <w:t xml:space="preserve">Theorem 6</w:t>
+          <w:t xml:space="preserve">Theorem 7</w:t>
         </w:r>
       </w:hyperlink>
       <w:r>
@@ -47580,7 +49281,7 @@
       <w:r>
         <w:t xml:space="preserve">(</w:t>
       </w:r>
-      <w:hyperlink r:id="rId54">
+      <w:hyperlink r:id="rId58">
         <w:r>
           <w:rPr>
             <w:rStyle w:val="Hyperlink"/>
@@ -48413,7 +50114,7 @@
         <w:t xml:space="preserve">.</w:t>
       </w:r>
     </w:p>
-    <w:bookmarkStart w:id="95" w:name="exm-rank-factorization-construct"/>
+    <w:bookmarkStart w:id="99" w:name="exm-rank-factorization-construct"/>
     <w:p>
       <w:pPr>
         <w:pStyle w:val="BodyText"/>
@@ -48423,7 +50124,7 @@
           <w:b/>
           <w:bCs/>
         </w:rPr>
-        <w:t xml:space="preserve">Example 22 (Building a rank factorization from a basis)</w:t>
+        <w:t xml:space="preserve">Example 23 (Building a rank factorization from a basis)</w:t>
       </w:r>
       <w:r>
         <w:t xml:space="preserve"> </w:t>
@@ -48967,7 +50668,7 @@
           <w:rPr>
             <w:rStyle w:val="Hyperlink"/>
           </w:rPr>
-          <w:t xml:space="preserve">Theorem 13</w:t>
+          <w:t xml:space="preserve">Theorem 14</w:t>
         </w:r>
       </w:hyperlink>
       <w:r>
@@ -49136,16 +50837,16 @@
           <w:rPr>
             <w:rStyle w:val="Hyperlink"/>
           </w:rPr>
-          <w:t xml:space="preserve">Example 21</w:t>
+          <w:t xml:space="preserve">Example 22</w:t>
         </w:r>
       </w:hyperlink>
       <w:r>
         <w:t xml:space="preserve">.</w:t>
       </w:r>
     </w:p>
-    <w:bookmarkEnd w:id="95"/>
-    <w:bookmarkStart w:id="98" w:name="refs"/>
-    <w:bookmarkStart w:id="97" w:name="ref-zhou2024rank"/>
+    <w:bookmarkEnd w:id="99"/>
+    <w:bookmarkStart w:id="102" w:name="refs"/>
+    <w:bookmarkStart w:id="101" w:name="ref-zhou2024rank"/>
     <w:p>
       <w:pPr>
         <w:pStyle w:val="Bibliography"/>
@@ -49169,7 +50870,7 @@
       <w:r>
         <w:t xml:space="preserve"> </w:t>
       </w:r>
-      <w:hyperlink r:id="rId96">
+      <w:hyperlink r:id="rId100">
         <w:r>
           <w:rPr>
             <w:rStyle w:val="Hyperlink"/>
@@ -49181,9 +50882,9 @@
         <w:t xml:space="preserve">.</w:t>
       </w:r>
     </w:p>
-    <w:bookmarkEnd w:id="97"/>
-    <w:bookmarkEnd w:id="98"/>
-    <w:bookmarkEnd w:id="99"/>
+    <w:bookmarkEnd w:id="101"/>
+    <w:bookmarkEnd w:id="102"/>
+    <w:bookmarkEnd w:id="103"/>
     <w:sectPr>
       <w:footnotePr>
         <w:numRestart w:val="eachSect"/>
@@ -49546,9 +51247,6 @@
     </w:lvlOverride>
   </w:num>
   <w:num w:numId="1003">
-    <w:abstractNumId w:val="991"/>
-  </w:num>
-  <w:num w:numId="1004">
     <w:abstractNumId w:val="99411"/>
     <w:lvlOverride w:ilvl="0">
       <w:startOverride w:val="1"/>
@@ -49578,10 +51276,10 @@
       <w:startOverride w:val="1"/>
     </w:lvlOverride>
   </w:num>
-  <w:num w:numId="1005">
+  <w:num w:numId="1004">
     <w:abstractNumId w:val="991"/>
   </w:num>
-  <w:num w:numId="1006">
+  <w:num w:numId="1005">
     <w:abstractNumId w:val="99411"/>
     <w:lvlOverride w:ilvl="0">
       <w:startOverride w:val="1"/>
@@ -49610,6 +51308,9 @@
     <w:lvlOverride w:ilvl="8">
       <w:startOverride w:val="1"/>
     </w:lvlOverride>
+  </w:num>
+  <w:num w:numId="1006">
+    <w:abstractNumId w:val="991"/>
   </w:num>
   <w:num w:numId="1007">
     <w:abstractNumId w:val="99411"/>
@@ -49672,6 +51373,36 @@
     </w:lvlOverride>
   </w:num>
   <w:num w:numId="1009">
+    <w:abstractNumId w:val="99411"/>
+    <w:lvlOverride w:ilvl="0">
+      <w:startOverride w:val="1"/>
+    </w:lvlOverride>
+    <w:lvlOverride w:ilvl="1">
+      <w:startOverride w:val="1"/>
+    </w:lvlOverride>
+    <w:lvlOverride w:ilvl="2">
+      <w:startOverride w:val="1"/>
+    </w:lvlOverride>
+    <w:lvlOverride w:ilvl="3">
+      <w:startOverride w:val="1"/>
+    </w:lvlOverride>
+    <w:lvlOverride w:ilvl="4">
+      <w:startOverride w:val="1"/>
+    </w:lvlOverride>
+    <w:lvlOverride w:ilvl="5">
+      <w:startOverride w:val="1"/>
+    </w:lvlOverride>
+    <w:lvlOverride w:ilvl="6">
+      <w:startOverride w:val="1"/>
+    </w:lvlOverride>
+    <w:lvlOverride w:ilvl="7">
+      <w:startOverride w:val="1"/>
+    </w:lvlOverride>
+    <w:lvlOverride w:ilvl="8">
+      <w:startOverride w:val="1"/>
+    </w:lvlOverride>
+  </w:num>
+  <w:num w:numId="1010">
     <w:abstractNumId w:val="991"/>
   </w:num>
 </w:numbering>

--- a/linear-algebra-rank-nullity.docx
+++ b/linear-algebra-rank-nullity.docx
@@ -15,7 +15,7 @@
         <w:pStyle w:val="Date"/>
       </w:pPr>
       <w:r>
-        <w:t xml:space="preserve">Last modified: 2026-10-14 23:45:57 (PDT)</w:t>
+        <w:t xml:space="preserve">Last modified: 2026-10-15 00:49:40 (PDT)</w:t>
       </w:r>
     </w:p>
     <w:bookmarkStart w:id="44" w:name="sec-column-null-space"/>

--- a/linear-algebra-rank-nullity.docx
+++ b/linear-algebra-rank-nullity.docx
@@ -15,7 +15,7 @@
         <w:pStyle w:val="Date"/>
       </w:pPr>
       <w:r>
-        <w:t xml:space="preserve">Last modified: 2026-10-15 00:49:40 (PDT)</w:t>
+        <w:t xml:space="preserve">Last modified: 2026-10-15 02:44:48 (PDT)</w:t>
       </w:r>
     </w:p>
     <w:bookmarkStart w:id="44" w:name="sec-column-null-space"/>

--- a/linear-algebra-rank-nullity.docx
+++ b/linear-algebra-rank-nullity.docx
@@ -15,7 +15,7 @@
         <w:pStyle w:val="Date"/>
       </w:pPr>
       <w:r>
-        <w:t xml:space="preserve">Last modified: 2026-10-15 02:44:48 (PDT)</w:t>
+        <w:t xml:space="preserve">Last modified: 2026-10-15 03:52:50 (PDT)</w:t>
       </w:r>
     </w:p>
     <w:bookmarkStart w:id="44" w:name="sec-column-null-space"/>

--- a/linear-algebra-rank-nullity.docx
+++ b/linear-algebra-rank-nullity.docx
@@ -15,7 +15,7 @@
         <w:pStyle w:val="Date"/>
       </w:pPr>
       <w:r>
-        <w:t xml:space="preserve">Last modified: 2026-10-15 03:52:50 (PDT)</w:t>
+        <w:t xml:space="preserve">Last modified: 2026-10-15 04:45:51 (PDT)</w:t>
       </w:r>
     </w:p>
     <w:bookmarkStart w:id="44" w:name="sec-column-null-space"/>

--- a/linear-algebra-rank-nullity.docx
+++ b/linear-algebra-rank-nullity.docx
@@ -15,7 +15,7 @@
         <w:pStyle w:val="Date"/>
       </w:pPr>
       <w:r>
-        <w:t xml:space="preserve">Last modified: 2026-10-15 04:45:51 (PDT)</w:t>
+        <w:t xml:space="preserve">Last modified: 2026-10-15 06:48:48 (PDT)</w:t>
       </w:r>
     </w:p>
     <w:bookmarkStart w:id="44" w:name="sec-column-null-space"/>

--- a/linear-algebra-rank-nullity.docx
+++ b/linear-algebra-rank-nullity.docx
@@ -15,7 +15,7 @@
         <w:pStyle w:val="Date"/>
       </w:pPr>
       <w:r>
-        <w:t xml:space="preserve">Last modified: 2026-10-15 06:48:48 (PDT)</w:t>
+        <w:t xml:space="preserve">Last modified: 2026-10-15 07:39:11 (PDT)</w:t>
       </w:r>
     </w:p>
     <w:bookmarkStart w:id="44" w:name="sec-column-null-space"/>

--- a/linear-algebra-rank-nullity.docx
+++ b/linear-algebra-rank-nullity.docx
@@ -15,7 +15,7 @@
         <w:pStyle w:val="Date"/>
       </w:pPr>
       <w:r>
-        <w:t xml:space="preserve">Last modified: 2026-10-15 07:39:11 (PDT)</w:t>
+        <w:t xml:space="preserve">Last modified: 2026-10-15 08:28:32 (PDT)</w:t>
       </w:r>
     </w:p>
     <w:bookmarkStart w:id="44" w:name="sec-column-null-space"/>

--- a/linear-algebra-rank-nullity.docx
+++ b/linear-algebra-rank-nullity.docx
@@ -15,7 +15,7 @@
         <w:pStyle w:val="Date"/>
       </w:pPr>
       <w:r>
-        <w:t xml:space="preserve">Last modified: 2026-10-15 08:28:32 (PDT)</w:t>
+        <w:t xml:space="preserve">Last modified: 2026-10-15 09:23:43 (PDT)</w:t>
       </w:r>
     </w:p>
     <w:bookmarkStart w:id="44" w:name="sec-column-null-space"/>
@@ -30119,7 +30119,7 @@
           <w:rPr>
             <w:rStyle w:val="Hyperlink"/>
           </w:rPr>
-          <w:t xml:space="preserve">Definition 13 in Vectors</w:t>
+          <w:t xml:space="preserve">Definition 14 in Vectors</w:t>
         </w:r>
       </w:hyperlink>
       <w:r>

--- a/linear-algebra-rank-nullity.docx
+++ b/linear-algebra-rank-nullity.docx
@@ -15,7 +15,7 @@
         <w:pStyle w:val="Date"/>
       </w:pPr>
       <w:r>
-        <w:t xml:space="preserve">Last modified: 2026-10-15 09:23:43 (PDT)</w:t>
+        <w:t xml:space="preserve">Last modified: 2026-10-15 10:07:44 (PDT)</w:t>
       </w:r>
     </w:p>
     <w:bookmarkStart w:id="44" w:name="sec-column-null-space"/>
@@ -992,7 +992,7 @@
           <w:rPr>
             <w:rStyle w:val="Hyperlink"/>
           </w:rPr>
-          <w:t xml:space="preserve">Definition 11 in Matrices</w:t>
+          <w:t xml:space="preserve">Definition 13 in Matrices</w:t>
         </w:r>
       </w:hyperlink>
       <w:r>
@@ -5612,7 +5612,7 @@
                   <m:nor/>
                   <m:sty m:val="p"/>
                 </m:rPr>
-                <m:t>Definition 11 in Matrices</m:t>
+                <m:t>Definition 13 in Matrices</m:t>
               </m:r>
               <m:r>
                 <m:rPr>
@@ -5817,7 +5817,7 @@
                   <m:nor/>
                   <m:sty m:val="p"/>
                 </m:rPr>
-                <m:t>Definition 11 in Matrices</m:t>
+                <m:t>Definition 13 in Matrices</m:t>
               </m:r>
               <m:r>
                 <m:rPr>
@@ -18437,7 +18437,7 @@
           <w:rPr>
             <w:rStyle w:val="Hyperlink"/>
           </w:rPr>
-          <w:t xml:space="preserve">Definition 8 in Subspaces and Rank</w:t>
+          <w:t xml:space="preserve">Definition 9 in Subspaces and Rank</w:t>
         </w:r>
       </w:hyperlink>
       <w:r>
@@ -28563,7 +28563,7 @@
           <w:rPr>
             <w:rStyle w:val="Hyperlink"/>
           </w:rPr>
-          <w:t xml:space="preserve">Definition 16 in Matrices</w:t>
+          <w:t xml:space="preserve">Definition 18 in Matrices</w:t>
         </w:r>
       </w:hyperlink>
       <w:r>
@@ -29003,7 +29003,7 @@
                   <m:nor/>
                   <m:sty m:val="p"/>
                 </m:rPr>
-                <m:t>Definition 6 in Vectors</m:t>
+                <m:t>Definition 7 in Vectors</m:t>
               </m:r>
               <m:r>
                 <m:rPr>
@@ -29519,7 +29519,7 @@
           <w:rPr>
             <w:rStyle w:val="Hyperlink"/>
           </w:rPr>
-          <w:t xml:space="preserve">Definition 19 in Matrices</w:t>
+          <w:t xml:space="preserve">Definition 22 in Matrices</w:t>
         </w:r>
       </w:hyperlink>
       <w:r>
@@ -29769,7 +29769,7 @@
           <w:rPr>
             <w:rStyle w:val="Hyperlink"/>
           </w:rPr>
-          <w:t xml:space="preserve">Definition 8 in Subspaces and Rank</w:t>
+          <w:t xml:space="preserve">Definition 9 in Subspaces and Rank</w:t>
         </w:r>
       </w:hyperlink>
       <w:r>
@@ -30119,7 +30119,7 @@
           <w:rPr>
             <w:rStyle w:val="Hyperlink"/>
           </w:rPr>
-          <w:t xml:space="preserve">Definition 14 in Vectors</w:t>
+          <w:t xml:space="preserve">Definition 15 in Vectors</w:t>
         </w:r>
       </w:hyperlink>
       <w:r>
@@ -34937,7 +34937,7 @@
           <w:rPr>
             <w:rStyle w:val="Hyperlink"/>
           </w:rPr>
-          <w:t xml:space="preserve">Definition 19 in Matrices</w:t>
+          <w:t xml:space="preserve">Definition 22 in Matrices</w:t>
         </w:r>
       </w:hyperlink>
       <w:r>
@@ -39358,7 +39358,7 @@
           <w:rPr>
             <w:rStyle w:val="Hyperlink"/>
           </w:rPr>
-          <w:t xml:space="preserve">Definition 19 in Matrices</w:t>
+          <w:t xml:space="preserve">Definition 22 in Matrices</w:t>
         </w:r>
       </w:hyperlink>
       <w:r>
@@ -40258,7 +40258,7 @@
           <w:rPr>
             <w:rStyle w:val="Hyperlink"/>
           </w:rPr>
-          <w:t xml:space="preserve">Definition 19 in Matrices</w:t>
+          <w:t xml:space="preserve">Definition 22 in Matrices</w:t>
         </w:r>
       </w:hyperlink>
       <w:r>
@@ -44143,7 +44143,7 @@
           <w:rPr>
             <w:rStyle w:val="Hyperlink"/>
           </w:rPr>
-          <w:t xml:space="preserve">Definition 8 in Subspaces and Rank</w:t>
+          <w:t xml:space="preserve">Definition 9 in Subspaces and Rank</w:t>
         </w:r>
       </w:hyperlink>
       <w:r>
@@ -44533,7 +44533,7 @@
           <w:rPr>
             <w:rStyle w:val="Hyperlink"/>
           </w:rPr>
-          <w:t xml:space="preserve">Definition 19 in Matrices</w:t>
+          <w:t xml:space="preserve">Definition 22 in Matrices</w:t>
         </w:r>
       </w:hyperlink>
       <w:r>

--- a/linear-algebra-rank-nullity.docx
+++ b/linear-algebra-rank-nullity.docx
@@ -15,7 +15,7 @@
         <w:pStyle w:val="Date"/>
       </w:pPr>
       <w:r>
-        <w:t xml:space="preserve">Last modified: 2026-10-15 10:07:44 (PDT)</w:t>
+        <w:t xml:space="preserve">Last modified: 2026-10-15 12:42:30 (PDT)</w:t>
       </w:r>
     </w:p>
     <w:bookmarkStart w:id="44" w:name="sec-column-null-space"/>

--- a/linear-algebra-rank-nullity.docx
+++ b/linear-algebra-rank-nullity.docx
@@ -15,7 +15,7 @@
         <w:pStyle w:val="Date"/>
       </w:pPr>
       <w:r>
-        <w:t xml:space="preserve">Last modified: 2026-10-15 12:42:30 (PDT)</w:t>
+        <w:t xml:space="preserve">Last modified: 2026-10-15 13:39:21 (PDT)</w:t>
       </w:r>
     </w:p>
     <w:bookmarkStart w:id="44" w:name="sec-column-null-space"/>

--- a/linear-algebra-rank-nullity.docx
+++ b/linear-algebra-rank-nullity.docx
@@ -15,7 +15,7 @@
         <w:pStyle w:val="Date"/>
       </w:pPr>
       <w:r>
-        <w:t xml:space="preserve">Last modified: 2026-10-15 13:39:21 (PDT)</w:t>
+        <w:t xml:space="preserve">Last modified: 2026-10-15 14:23:59 (PDT)</w:t>
       </w:r>
     </w:p>
     <w:bookmarkStart w:id="44" w:name="sec-column-null-space"/>

--- a/linear-algebra-rank-nullity.docx
+++ b/linear-algebra-rank-nullity.docx
@@ -15,7 +15,7 @@
         <w:pStyle w:val="Date"/>
       </w:pPr>
       <w:r>
-        <w:t xml:space="preserve">Last modified: 2026-10-15 14:23:59 (PDT)</w:t>
+        <w:t xml:space="preserve">Last modified: 2026-10-15 15:19:18 (PDT)</w:t>
       </w:r>
     </w:p>
     <w:bookmarkStart w:id="44" w:name="sec-column-null-space"/>
@@ -17419,7 +17419,7 @@
     </w:p>
     <w:bookmarkEnd w:id="43"/>
     <w:bookmarkEnd w:id="44"/>
-    <w:bookmarkStart w:id="103" w:name="sec-rank-nullity"/>
+    <w:bookmarkStart w:id="104" w:name="sec-rank-nullity"/>
     <w:p>
       <w:pPr>
         <w:pStyle w:val="Heading2"/>
@@ -39223,7 +39223,7 @@
           <w:b/>
           <w:bCs/>
         </w:rPr>
-        <w:t xml:space="preserve">Definition 9 (Half-space)</w:t>
+        <w:t xml:space="preserve">Definition 9 (Open half-space)</w:t>
       </w:r>
       <w:r>
         <w:t xml:space="preserve"> </w:t>
@@ -39728,10 +39728,22 @@
       </m:oMathPara>
       <w:bookmarkEnd w:id="84"/>
     </w:p>
+    <w:bookmarkEnd w:id="85"/>
+    <w:bookmarkStart w:id="86" w:name="def-closed-half-space"/>
     <w:p>
       <w:pPr>
         <w:pStyle w:val="FirstParagraph"/>
       </w:pPr>
+      <w:r>
+        <w:rPr>
+          <w:b/>
+          <w:bCs/>
+        </w:rPr>
+        <w:t xml:space="preserve">Definition 10 (Closed half-space)</w:t>
+      </w:r>
+      <w:r>
+        <w:t xml:space="preserve"> </w:t>
+      </w:r>
       <w:r>
         <w:t xml:space="preserve">The</w:t>
       </w:r>
@@ -39749,6 +39761,41 @@
         <w:t xml:space="preserve"> </w:t>
       </w:r>
       <w:r>
+        <w:t xml:space="preserve">of the hyperplane</w:t>
+      </w:r>
+      <w:r>
+        <w:t xml:space="preserve"> </w:t>
+      </w:r>
+      <m:oMath>
+        <m:r>
+          <m:rPr>
+            <m:scr m:val="script"/>
+            <m:sty m:val="p"/>
+          </m:rPr>
+          <m:t>H</m:t>
+        </m:r>
+      </m:oMath>
+      <w:r>
+        <w:t xml:space="preserve"> </w:t>
+      </w:r>
+      <w:r>
+        <w:t xml:space="preserve">of</w:t>
+      </w:r>
+      <w:r>
+        <w:t xml:space="preserve"> </w:t>
+      </w:r>
+      <w:hyperlink w:anchor="def-half-space">
+        <w:r>
+          <w:rPr>
+            <w:rStyle w:val="Hyperlink"/>
+          </w:rPr>
+          <w:t xml:space="preserve">Definition 9</w:t>
+        </w:r>
+      </w:hyperlink>
+      <w:r>
+        <w:t xml:space="preserve"> </w:t>
+      </w:r>
+      <w:r>
         <w:t xml:space="preserve">also include</w:t>
       </w:r>
       <w:r>
@@ -39853,7 +39900,7 @@
         <w:t xml:space="preserve">.</w:t>
       </w:r>
     </w:p>
-    <w:bookmarkEnd w:id="85"/>
+    <w:bookmarkEnd w:id="86"/>
     <w:p>
       <w:pPr>
         <w:pStyle w:val="BodyText"/>
@@ -40110,7 +40157,7 @@
         <w:t xml:space="preserve">A linear classifier uses this sign to assign one of two labels.</w:t>
       </w:r>
     </w:p>
-    <w:bookmarkStart w:id="86" w:name="exm-half-space-plane"/>
+    <w:bookmarkStart w:id="87" w:name="exm-half-space-plane"/>
     <w:p>
       <w:pPr>
         <w:pStyle w:val="BodyText"/>
@@ -41109,8 +41156,8 @@
         <w:t xml:space="preserve">.</w:t>
       </w:r>
     </w:p>
-    <w:bookmarkEnd w:id="86"/>
-    <w:bookmarkStart w:id="87" w:name="rem-half-space-sides"/>
+    <w:bookmarkEnd w:id="87"/>
+    <w:bookmarkStart w:id="88" w:name="rem-half-space-sides"/>
     <w:p>
       <w:pPr>
         <w:pStyle w:val="BodyText"/>
@@ -41425,8 +41472,8 @@
         <w:t xml:space="preserve">.</w:t>
       </w:r>
     </w:p>
-    <w:bookmarkEnd w:id="87"/>
-    <w:bookmarkStart w:id="88" w:name="thm-half-space-dimension"/>
+    <w:bookmarkEnd w:id="88"/>
+    <w:bookmarkStart w:id="89" w:name="thm-half-space-dimension"/>
     <w:p>
       <w:pPr>
         <w:pStyle w:val="BodyText"/>
@@ -41998,7 +42045,7 @@
         <w:t xml:space="preserve">.</w:t>
       </w:r>
     </w:p>
-    <w:bookmarkEnd w:id="88"/>
+    <w:bookmarkEnd w:id="89"/>
     <w:p>
       <w:pPr>
         <w:pStyle w:val="BodyText"/>
@@ -44267,7 +44314,7 @@
         <w:t xml:space="preserve">.</w:t>
       </w:r>
     </w:p>
-    <w:bookmarkStart w:id="93" w:name="exm-half-space-iris"/>
+    <w:bookmarkStart w:id="94" w:name="exm-half-space-iris"/>
     <w:p>
       <w:pPr>
         <w:pStyle w:val="BodyText"/>
@@ -45498,7 +45545,7 @@
       <w:tr>
         <w:tc>
           <w:tcPr/>
-          <w:bookmarkStart w:id="92" w:name="fig-half-space-iris"/>
+          <w:bookmarkStart w:id="93" w:name="fig-half-space-iris"/>
           <w:p>
             <w:pPr>
               <w:pStyle w:val="Compact"/>
@@ -45509,18 +45556,18 @@
                 <wp:inline>
                   <wp:extent cx="4620126" cy="3696101"/>
                   <wp:effectExtent b="0" l="0" r="0" t="0"/>
-                  <wp:docPr descr="" title="" id="90" name="Picture"/>
+                  <wp:docPr descr="" title="" id="91" name="Picture"/>
                   <a:graphic>
                     <a:graphicData uri="http://schemas.openxmlformats.org/drawingml/2006/picture">
                       <pic:pic>
                         <pic:nvPicPr>
-                          <pic:cNvPr descr="linear-algebra-rank-nullity_files/figure-docx/fig-half-space-iris-1.png" id="91" name="Picture"/>
+                          <pic:cNvPr descr="linear-algebra-rank-nullity_files/figure-docx/fig-half-space-iris-1.png" id="92" name="Picture"/>
                           <pic:cNvPicPr>
                             <a:picLocks noChangeArrowheads="1" noChangeAspect="1"/>
                           </pic:cNvPicPr>
                         </pic:nvPicPr>
                         <pic:blipFill>
-                          <a:blip r:embed="rId89"/>
+                          <a:blip r:embed="rId90"/>
                           <a:stretch>
                             <a:fillRect/>
                           </a:stretch>
@@ -45560,7 +45607,7 @@
               <w:t xml:space="preserve">Figure 1: Petal length and width of versicolor and virginica irises, with the line where a logistic regression is indifferent between the two species</w:t>
             </w:r>
           </w:p>
-          <w:bookmarkEnd w:id="92"/>
+          <w:bookmarkEnd w:id="93"/>
         </w:tc>
       </w:tr>
     </w:tbl>
@@ -45793,8 +45840,8 @@
         <w:t xml:space="preserve">).</w:t>
       </w:r>
     </w:p>
-    <w:bookmarkEnd w:id="93"/>
-    <w:bookmarkStart w:id="94" w:name="exr-half-space-sides"/>
+    <w:bookmarkEnd w:id="94"/>
+    <w:bookmarkStart w:id="95" w:name="exr-half-space-sides"/>
     <w:p>
       <w:pPr>
         <w:pStyle w:val="BodyText"/>
@@ -46345,8 +46392,8 @@
         <w:t xml:space="preserve">).</w:t>
       </w:r>
     </w:p>
-    <w:bookmarkEnd w:id="94"/>
-    <w:bookmarkStart w:id="95" w:name="sol-half-space-sides"/>
+    <w:bookmarkEnd w:id="95"/>
+    <w:bookmarkStart w:id="96" w:name="sol-half-space-sides"/>
     <w:p>
       <w:pPr>
         <w:pStyle w:val="FirstParagraph"/>
@@ -47657,8 +47704,8 @@
         <w:t xml:space="preserve">.</w:t>
       </w:r>
     </w:p>
-    <w:bookmarkEnd w:id="95"/>
-    <w:bookmarkStart w:id="96" w:name="def-rank-factorization"/>
+    <w:bookmarkEnd w:id="96"/>
+    <w:bookmarkStart w:id="97" w:name="def-rank-factorization"/>
     <w:p>
       <w:pPr>
         <w:pStyle w:val="FirstParagraph"/>
@@ -47668,7 +47715,7 @@
           <w:b/>
           <w:bCs/>
         </w:rPr>
-        <w:t xml:space="preserve">Definition 10 (Rank factorization)</w:t>
+        <w:t xml:space="preserve">Definition 11 (Rank factorization)</w:t>
       </w:r>
       <w:r>
         <w:t xml:space="preserve"> </w:t>
@@ -47941,8 +47988,8 @@
         </m:oMath>
       </m:oMathPara>
     </w:p>
-    <w:bookmarkEnd w:id="96"/>
-    <w:bookmarkStart w:id="97" w:name="exm-rank-factorization"/>
+    <w:bookmarkEnd w:id="97"/>
+    <w:bookmarkStart w:id="98" w:name="exm-rank-factorization"/>
     <w:p>
       <w:pPr>
         <w:pStyle w:val="FirstParagraph"/>
@@ -48955,8 +49002,8 @@
         <w:t xml:space="preserve">.</w:t>
       </w:r>
     </w:p>
-    <w:bookmarkEnd w:id="97"/>
-    <w:bookmarkStart w:id="98" w:name="thm-rank-factorization"/>
+    <w:bookmarkEnd w:id="98"/>
+    <w:bookmarkStart w:id="99" w:name="thm-rank-factorization"/>
     <w:p>
       <w:pPr>
         <w:pStyle w:val="BodyText"/>
@@ -49072,7 +49119,7 @@
           <w:rPr>
             <w:rStyle w:val="Hyperlink"/>
           </w:rPr>
-          <w:t xml:space="preserve">Definition 10</w:t>
+          <w:t xml:space="preserve">Definition 11</w:t>
         </w:r>
       </w:hyperlink>
       <w:r>
@@ -49135,7 +49182,7 @@
         <w:t xml:space="preserve">.</w:t>
       </w:r>
     </w:p>
-    <w:bookmarkEnd w:id="98"/>
+    <w:bookmarkEnd w:id="99"/>
     <w:p>
       <w:pPr>
         <w:pStyle w:val="BodyText"/>
@@ -50114,7 +50161,7 @@
         <w:t xml:space="preserve">.</w:t>
       </w:r>
     </w:p>
-    <w:bookmarkStart w:id="99" w:name="exm-rank-factorization-construct"/>
+    <w:bookmarkStart w:id="100" w:name="exm-rank-factorization-construct"/>
     <w:p>
       <w:pPr>
         <w:pStyle w:val="BodyText"/>
@@ -50844,9 +50891,9 @@
         <w:t xml:space="preserve">.</w:t>
       </w:r>
     </w:p>
-    <w:bookmarkEnd w:id="99"/>
-    <w:bookmarkStart w:id="102" w:name="refs"/>
-    <w:bookmarkStart w:id="101" w:name="ref-zhou2024rank"/>
+    <w:bookmarkEnd w:id="100"/>
+    <w:bookmarkStart w:id="103" w:name="refs"/>
+    <w:bookmarkStart w:id="102" w:name="ref-zhou2024rank"/>
     <w:p>
       <w:pPr>
         <w:pStyle w:val="Bibliography"/>
@@ -50870,7 +50917,7 @@
       <w:r>
         <w:t xml:space="preserve"> </w:t>
       </w:r>
-      <w:hyperlink r:id="rId100">
+      <w:hyperlink r:id="rId101">
         <w:r>
           <w:rPr>
             <w:rStyle w:val="Hyperlink"/>
@@ -50882,9 +50929,9 @@
         <w:t xml:space="preserve">.</w:t>
       </w:r>
     </w:p>
-    <w:bookmarkEnd w:id="101"/>
     <w:bookmarkEnd w:id="102"/>
     <w:bookmarkEnd w:id="103"/>
+    <w:bookmarkEnd w:id="104"/>
     <w:sectPr>
       <w:footnotePr>
         <w:numRestart w:val="eachSect"/>

--- a/linear-algebra-rank-nullity.docx
+++ b/linear-algebra-rank-nullity.docx
@@ -15,7 +15,7 @@
         <w:pStyle w:val="Date"/>
       </w:pPr>
       <w:r>
-        <w:t xml:space="preserve">Last modified: 2026-10-15 15:19:18 (PDT)</w:t>
+        <w:t xml:space="preserve">Last modified: 2026-10-15 16:26:25 (PDT)</w:t>
       </w:r>
     </w:p>
     <w:bookmarkStart w:id="44" w:name="sec-column-null-space"/>

--- a/linear-algebra-rank-nullity.docx
+++ b/linear-algebra-rank-nullity.docx
@@ -15,7 +15,7 @@
         <w:pStyle w:val="Date"/>
       </w:pPr>
       <w:r>
-        <w:t xml:space="preserve">Last modified: 2026-10-15 16:26:25 (PDT)</w:t>
+        <w:t xml:space="preserve">Last modified: 2026-10-15 17:47:31 (PDT)</w:t>
       </w:r>
     </w:p>
     <w:bookmarkStart w:id="44" w:name="sec-column-null-space"/>

--- a/linear-algebra-rank-nullity.docx
+++ b/linear-algebra-rank-nullity.docx
@@ -15,7 +15,7 @@
         <w:pStyle w:val="Date"/>
       </w:pPr>
       <w:r>
-        <w:t xml:space="preserve">Last modified: 2026-10-15 17:47:31 (PDT)</w:t>
+        <w:t xml:space="preserve">Last modified: 2026-10-15 18:37:38 (PDT)</w:t>
       </w:r>
     </w:p>
     <w:bookmarkStart w:id="44" w:name="sec-column-null-space"/>

--- a/linear-algebra-rank-nullity.docx
+++ b/linear-algebra-rank-nullity.docx
@@ -15,7 +15,7 @@
         <w:pStyle w:val="Date"/>
       </w:pPr>
       <w:r>
-        <w:t xml:space="preserve">Last modified: 2026-10-15 18:37:38 (PDT)</w:t>
+        <w:t xml:space="preserve">Last modified: 2026-10-15 19:41:40 (PDT)</w:t>
       </w:r>
     </w:p>
     <w:bookmarkStart w:id="44" w:name="sec-column-null-space"/>

--- a/linear-algebra-rank-nullity.docx
+++ b/linear-algebra-rank-nullity.docx
@@ -15,7 +15,7 @@
         <w:pStyle w:val="Date"/>
       </w:pPr>
       <w:r>
-        <w:t xml:space="preserve">Last modified: 2026-10-15 19:41:40 (PDT)</w:t>
+        <w:t xml:space="preserve">Last modified: 2026-10-15 20:43:22 (PDT)</w:t>
       </w:r>
     </w:p>
     <w:bookmarkStart w:id="44" w:name="sec-column-null-space"/>

--- a/linear-algebra-rank-nullity.docx
+++ b/linear-algebra-rank-nullity.docx
@@ -15,7 +15,7 @@
         <w:pStyle w:val="Date"/>
       </w:pPr>
       <w:r>
-        <w:t xml:space="preserve">Last modified: 2026-10-15 20:43:22 (PDT)</w:t>
+        <w:t xml:space="preserve">Last modified: 2026-10-15 21:43:14 (PDT)</w:t>
       </w:r>
     </w:p>
     <w:bookmarkStart w:id="44" w:name="sec-column-null-space"/>

--- a/linear-algebra-rank-nullity.docx
+++ b/linear-algebra-rank-nullity.docx
@@ -15,7 +15,7 @@
         <w:pStyle w:val="Date"/>
       </w:pPr>
       <w:r>
-        <w:t xml:space="preserve">Last modified: 2026-10-15 21:43:14 (PDT)</w:t>
+        <w:t xml:space="preserve">Last modified: 2026-10-15 23:56:47 (PDT)</w:t>
       </w:r>
     </w:p>
     <w:bookmarkStart w:id="44" w:name="sec-column-null-space"/>

--- a/linear-algebra-rank-nullity.docx
+++ b/linear-algebra-rank-nullity.docx
@@ -15,7 +15,7 @@
         <w:pStyle w:val="Date"/>
       </w:pPr>
       <w:r>
-        <w:t xml:space="preserve">Last modified: 2026-10-15 23:56:47 (PDT)</w:t>
+        <w:t xml:space="preserve">Last modified: 2026-10-16 01:00:03 (PDT)</w:t>
       </w:r>
     </w:p>
     <w:bookmarkStart w:id="44" w:name="sec-column-null-space"/>

--- a/linear-algebra-rank-nullity.docx
+++ b/linear-algebra-rank-nullity.docx
@@ -15,7 +15,7 @@
         <w:pStyle w:val="Date"/>
       </w:pPr>
       <w:r>
-        <w:t xml:space="preserve">Last modified: 2026-10-16 01:00:03 (PDT)</w:t>
+        <w:t xml:space="preserve">Last modified: 2026-10-16 01:53:21 (PDT)</w:t>
       </w:r>
     </w:p>
     <w:bookmarkStart w:id="44" w:name="sec-column-null-space"/>

--- a/linear-algebra-rank-nullity.docx
+++ b/linear-algebra-rank-nullity.docx
@@ -15,7 +15,7 @@
         <w:pStyle w:val="Date"/>
       </w:pPr>
       <w:r>
-        <w:t xml:space="preserve">Last modified: 2026-10-16 01:53:21 (PDT)</w:t>
+        <w:t xml:space="preserve">Last modified: 2026-10-16 02:45:37 (PDT)</w:t>
       </w:r>
     </w:p>
     <w:bookmarkStart w:id="44" w:name="sec-column-null-space"/>

--- a/linear-algebra-rank-nullity.docx
+++ b/linear-algebra-rank-nullity.docx
@@ -15,7 +15,7 @@
         <w:pStyle w:val="Date"/>
       </w:pPr>
       <w:r>
-        <w:t xml:space="preserve">Last modified: 2026-10-16 03:50:53 (PDT)</w:t>
+        <w:t xml:space="preserve">Last modified: 2026-10-16 04:38:30 (PDT)</w:t>
       </w:r>
     </w:p>
     <w:bookmarkStart w:id="44" w:name="sec-column-null-space"/>

--- a/linear-algebra-rank-nullity.docx
+++ b/linear-algebra-rank-nullity.docx
@@ -15,7 +15,7 @@
         <w:pStyle w:val="Date"/>
       </w:pPr>
       <w:r>
-        <w:t xml:space="preserve">Last modified: 2026-10-16 04:38:30 (PDT)</w:t>
+        <w:t xml:space="preserve">Last modified: 2026-10-16 05:24:53 (PDT)</w:t>
       </w:r>
     </w:p>
     <w:bookmarkStart w:id="44" w:name="sec-column-null-space"/>

--- a/linear-algebra-rank-nullity.docx
+++ b/linear-algebra-rank-nullity.docx
@@ -15,7 +15,7 @@
         <w:pStyle w:val="Date"/>
       </w:pPr>
       <w:r>
-        <w:t xml:space="preserve">Last modified: 2026-10-16 05:24:53 (PDT)</w:t>
+        <w:t xml:space="preserve">Last modified: 2026-10-16 06:27:40 (PDT)</w:t>
       </w:r>
     </w:p>
     <w:bookmarkStart w:id="44" w:name="sec-column-null-space"/>

--- a/linear-algebra-rank-nullity.docx
+++ b/linear-algebra-rank-nullity.docx
@@ -15,7 +15,7 @@
         <w:pStyle w:val="Date"/>
       </w:pPr>
       <w:r>
-        <w:t xml:space="preserve">Last modified: 2026-10-16 06:27:40 (PDT)</w:t>
+        <w:t xml:space="preserve">Last modified: 2026-10-16 10:11:43 (PDT)</w:t>
       </w:r>
     </w:p>
     <w:bookmarkStart w:id="44" w:name="sec-column-null-space"/>

--- a/linear-algebra-rank-nullity.docx
+++ b/linear-algebra-rank-nullity.docx
@@ -15,7 +15,7 @@
         <w:pStyle w:val="Date"/>
       </w:pPr>
       <w:r>
-        <w:t xml:space="preserve">Last modified: 2026-10-16 10:11:43 (PDT)</w:t>
+        <w:t xml:space="preserve">Last modified: 2026-10-16 10:58:47 (PDT)</w:t>
       </w:r>
     </w:p>
     <w:bookmarkStart w:id="44" w:name="sec-column-null-space"/>

--- a/linear-algebra-rank-nullity.docx
+++ b/linear-algebra-rank-nullity.docx
@@ -15,7 +15,7 @@
         <w:pStyle w:val="Date"/>
       </w:pPr>
       <w:r>
-        <w:t xml:space="preserve">Last modified: 2026-10-16 10:58:47 (PDT)</w:t>
+        <w:t xml:space="preserve">Last modified: 2026-10-16 18:32:13 (PDT)</w:t>
       </w:r>
     </w:p>
     <w:bookmarkStart w:id="44" w:name="sec-column-null-space"/>

--- a/linear-algebra-rank-nullity.docx
+++ b/linear-algebra-rank-nullity.docx
@@ -15,7 +15,7 @@
         <w:pStyle w:val="Date"/>
       </w:pPr>
       <w:r>
-        <w:t xml:space="preserve">Last modified: 2026-10-16 18:32:13 (PDT)</w:t>
+        <w:t xml:space="preserve">Last modified: 2026-10-16 19:32:00 (PDT)</w:t>
       </w:r>
     </w:p>
     <w:bookmarkStart w:id="44" w:name="sec-column-null-space"/>

--- a/linear-algebra-rank-nullity.docx
+++ b/linear-algebra-rank-nullity.docx
@@ -15,7 +15,7 @@
         <w:pStyle w:val="Date"/>
       </w:pPr>
       <w:r>
-        <w:t xml:space="preserve">Last modified: 2026-10-16 19:32:00 (PDT)</w:t>
+        <w:t xml:space="preserve">Last modified: 2026-10-17 02:34:23 (PDT)</w:t>
       </w:r>
     </w:p>
     <w:bookmarkStart w:id="44" w:name="sec-column-null-space"/>

--- a/linear-algebra-rank-nullity.docx
+++ b/linear-algebra-rank-nullity.docx
@@ -15,7 +15,7 @@
         <w:pStyle w:val="Date"/>
       </w:pPr>
       <w:r>
-        <w:t xml:space="preserve">Last modified: 2026-10-17 02:34:23 (PDT)</w:t>
+        <w:t xml:space="preserve">Last modified: 2026-10-17 03:46:15 (PDT)</w:t>
       </w:r>
     </w:p>
     <w:bookmarkStart w:id="44" w:name="sec-column-null-space"/>

--- a/linear-algebra-rank-nullity.docx
+++ b/linear-algebra-rank-nullity.docx
@@ -15,7 +15,7 @@
         <w:pStyle w:val="Date"/>
       </w:pPr>
       <w:r>
-        <w:t xml:space="preserve">Last modified: 2026-10-17 04:46:25 (PDT)</w:t>
+        <w:t xml:space="preserve">Last modified: 2026-10-17 06:29:34 (PDT)</w:t>
       </w:r>
     </w:p>
     <w:bookmarkStart w:id="44" w:name="sec-column-null-space"/>

--- a/linear-algebra-rank-nullity.docx
+++ b/linear-algebra-rank-nullity.docx
@@ -15,7 +15,7 @@
         <w:pStyle w:val="Date"/>
       </w:pPr>
       <w:r>
-        <w:t xml:space="preserve">Last modified: 2026-10-17 06:29:34 (PDT)</w:t>
+        <w:t xml:space="preserve">Last modified: 2026-10-17 07:35:34 (PDT)</w:t>
       </w:r>
     </w:p>
     <w:bookmarkStart w:id="44" w:name="sec-column-null-space"/>

--- a/linear-algebra-rank-nullity.docx
+++ b/linear-algebra-rank-nullity.docx
@@ -15,7 +15,7 @@
         <w:pStyle w:val="Date"/>
       </w:pPr>
       <w:r>
-        <w:t xml:space="preserve">Last modified: 2026-10-17 15:54:57 (PDT)</w:t>
+        <w:t xml:space="preserve">Last modified: 2026-10-17 22:01:17 (PDT)</w:t>
       </w:r>
     </w:p>
     <w:bookmarkStart w:id="44" w:name="sec-column-null-space"/>

--- a/linear-algebra-rank-nullity.docx
+++ b/linear-algebra-rank-nullity.docx
@@ -15,7 +15,7 @@
         <w:pStyle w:val="Date"/>
       </w:pPr>
       <w:r>
-        <w:t xml:space="preserve">Last modified: 2026-10-17 22:01:17 (PDT)</w:t>
+        <w:t xml:space="preserve">Last modified: 2026-10-18 11:27:44 (PDT)</w:t>
       </w:r>
     </w:p>
     <w:bookmarkStart w:id="44" w:name="sec-column-null-space"/>
@@ -59,7 +59,7 @@
         <w:t xml:space="preserve"> </w:t>
       </w:r>
       <w:r>
-        <w:t xml:space="preserve">(Wikipedia contributors 2026f)</w:t>
+        <w:t xml:space="preserve">[1]</w:t>
       </w:r>
       <w:r>
         <w:t xml:space="preserve"> </w:t>
@@ -6406,7 +6406,7 @@
         <w:t xml:space="preserve"> </w:t>
       </w:r>
       <w:r>
-        <w:t xml:space="preserve">(Wikipedia contributors 2026b)</w:t>
+        <w:t xml:space="preserve">[2]</w:t>
       </w:r>
       <w:r>
         <w:t xml:space="preserve"> </w:t>
@@ -9556,7 +9556,7 @@
               <w:t xml:space="preserve"> </w:t>
             </w:r>
             <w:r>
-              <w:t xml:space="preserve">Zhou (2024)</w:t>
+              <w:t xml:space="preserve">Zhou [3]</w:t>
             </w:r>
             <w:r>
               <w:t xml:space="preserve">,</w:t>
@@ -10940,7 +10940,7 @@
         <w:t xml:space="preserve"> </w:t>
       </w:r>
       <w:r>
-        <w:t xml:space="preserve">(Wikipedia contributors 2026e)</w:t>
+        <w:t xml:space="preserve">[4]</w:t>
       </w:r>
       <w:r>
         <w:t xml:space="preserve"> </w:t>
@@ -20409,7 +20409,7 @@
         <w:t xml:space="preserve"> </w:t>
       </w:r>
       <w:r>
-        <w:t xml:space="preserve">(Wikipedia contributors 2026a)</w:t>
+        <w:t xml:space="preserve">[5]</w:t>
       </w:r>
       <w:r>
         <w:t xml:space="preserve"> </w:t>
@@ -25703,7 +25703,7 @@
         <w:t xml:space="preserve"> </w:t>
       </w:r>
       <w:r>
-        <w:t xml:space="preserve">(Wikipedia contributors 2026c)</w:t>
+        <w:t xml:space="preserve">[6]</w:t>
       </w:r>
       <w:r>
         <w:t xml:space="preserve"> </w:t>
@@ -31265,7 +31265,7 @@
         <w:t xml:space="preserve"> </w:t>
       </w:r>
       <w:r>
-        <w:t xml:space="preserve">(Wikipedia contributors 2026d)</w:t>
+        <w:t xml:space="preserve">[7]</w:t>
       </w:r>
       <w:r>
         <w:t xml:space="preserve"> </w:t>
@@ -33810,7 +33810,7 @@
         </w:numPr>
       </w:pPr>
       <w:r>
-        <w:t xml:space="preserve">Wikipedia contributors (2026f)</w:t>
+        <w:t xml:space="preserve">Wikipedia contributors [1]</w:t>
       </w:r>
       <w:r>
         <w:t xml:space="preserve"> </w:t>
@@ -33827,7 +33827,7 @@
         </w:numPr>
       </w:pPr>
       <w:r>
-        <w:t xml:space="preserve">Wikipedia contributors (2026e)</w:t>
+        <w:t xml:space="preserve">Wikipedia contributors [4]</w:t>
       </w:r>
       <w:r>
         <w:t xml:space="preserve"> </w:t>
@@ -33844,7 +33844,7 @@
         </w:numPr>
       </w:pPr>
       <w:r>
-        <w:t xml:space="preserve">Wikipedia contributors (2026b)</w:t>
+        <w:t xml:space="preserve">Wikipedia contributors [2]</w:t>
       </w:r>
       <w:r>
         <w:t xml:space="preserve"> </w:t>
@@ -33861,7 +33861,7 @@
         </w:numPr>
       </w:pPr>
       <w:r>
-        <w:t xml:space="preserve">Wikipedia contributors (2026a)</w:t>
+        <w:t xml:space="preserve">Wikipedia contributors [5]</w:t>
       </w:r>
       <w:r>
         <w:t xml:space="preserve"> </w:t>
@@ -33878,7 +33878,7 @@
         </w:numPr>
       </w:pPr>
       <w:r>
-        <w:t xml:space="preserve">Wikipedia contributors (2026c)</w:t>
+        <w:t xml:space="preserve">Wikipedia contributors [6]</w:t>
       </w:r>
       <w:r>
         <w:t xml:space="preserve"> </w:t>
@@ -33895,7 +33895,7 @@
         </w:numPr>
       </w:pPr>
       <w:r>
-        <w:t xml:space="preserve">Wikipedia contributors (2026d)</w:t>
+        <w:t xml:space="preserve">Wikipedia contributors [7]</w:t>
       </w:r>
       <w:r>
         <w:t xml:space="preserve"> </w:t>
@@ -33905,61 +33905,49 @@
       </w:r>
     </w:p>
     <w:bookmarkStart w:id="122" w:name="refs"/>
-    <w:bookmarkStart w:id="109" w:name="ref-wikipedia_affine_space"/>
+    <w:bookmarkStart w:id="109" w:name="ref-wikipedia_row_and_column_spaces"/>
     <w:p>
       <w:pPr>
         <w:pStyle w:val="Bibliography"/>
       </w:pPr>
       <w:r>
-        <w:t xml:space="preserve">Wikipedia contributors. 2026a.</w:t>
-      </w:r>
-      <w:r>
-        <w:t xml:space="preserve"> </w:t>
-      </w:r>
-      <w:r>
-        <w:rPr>
-          <w:i/>
-          <w:iCs/>
-        </w:rPr>
-        <w:t xml:space="preserve">Affine Space —</w:t>
-      </w:r>
-      <w:r>
-        <w:rPr>
-          <w:i/>
-          <w:iCs/>
-        </w:rPr>
-        <w:t xml:space="preserve"> </w:t>
-      </w:r>
-      <w:r>
-        <w:rPr>
-          <w:i/>
-          <w:iCs/>
-        </w:rPr>
+        <w:t xml:space="preserve">[1]</w:t>
+      </w:r>
+      <w:r>
+        <w:t xml:space="preserve"> </w:t>
+      </w:r>
+      <w:r>
+        <w:t xml:space="preserve">	</w:t>
+      </w:r>
+      <w:r>
+        <w:t xml:space="preserve">Wikipedia contributors,</w:t>
+      </w:r>
+      <w:r>
+        <w:t xml:space="preserve"> </w:t>
+      </w:r>
+      <w:r>
+        <w:t xml:space="preserve">“Row and column spaces —</w:t>
+      </w:r>
+      <w:r>
+        <w:t xml:space="preserve"> </w:t>
+      </w:r>
+      <w:r>
         <w:t xml:space="preserve">Wikipedia</w:t>
       </w:r>
       <w:r>
-        <w:rPr>
-          <w:i/>
-          <w:iCs/>
-        </w:rPr>
         <w:t xml:space="preserve">,</w:t>
       </w:r>
       <w:r>
-        <w:rPr>
-          <w:i/>
-          <w:iCs/>
-        </w:rPr>
-        <w:t xml:space="preserve"> </w:t>
-      </w:r>
-      <w:r>
-        <w:rPr>
-          <w:i/>
-          <w:iCs/>
-        </w:rPr>
-        <w:t xml:space="preserve">the Free Encyclopedia</w:t>
-      </w:r>
-      <w:r>
-        <w:t xml:space="preserve">.</w:t>
+        <w:t xml:space="preserve"> </w:t>
+      </w:r>
+      <w:r>
+        <w:t xml:space="preserve">the free encyclopedia.”</w:t>
+      </w:r>
+      <w:r>
+        <w:t xml:space="preserve"> </w:t>
+      </w:r>
+      <w:r>
+        <w:t xml:space="preserve">2026. Available:</w:t>
       </w:r>
       <w:r>
         <w:t xml:space="preserve"> </w:t>
@@ -33969,12 +33957,9 @@
           <w:rPr>
             <w:rStyle w:val="Hyperlink"/>
           </w:rPr>
-          <w:t xml:space="preserve">https://en.wikipedia.org/wiki/Affine_space</w:t>
+          <w:t xml:space="preserve">https://en.wikipedia.org/wiki/Row_and_column_spaces</w:t>
         </w:r>
       </w:hyperlink>
-      <w:r>
-        <w:t xml:space="preserve">.</w:t>
-      </w:r>
     </w:p>
     <w:bookmarkEnd w:id="109"/>
     <w:bookmarkStart w:id="111" w:name="ref-wikipedia_gram_matrix"/>
@@ -33983,55 +33968,43 @@
         <w:pStyle w:val="Bibliography"/>
       </w:pPr>
       <w:r>
-        <w:t xml:space="preserve">Wikipedia contributors. 2026b.</w:t>
-      </w:r>
-      <w:r>
-        <w:t xml:space="preserve"> </w:t>
-      </w:r>
-      <w:r>
-        <w:rPr>
-          <w:i/>
-          <w:iCs/>
-        </w:rPr>
-        <w:t xml:space="preserve">Gram Matrix —</w:t>
-      </w:r>
-      <w:r>
-        <w:rPr>
-          <w:i/>
-          <w:iCs/>
-        </w:rPr>
-        <w:t xml:space="preserve"> </w:t>
-      </w:r>
-      <w:r>
-        <w:rPr>
-          <w:i/>
-          <w:iCs/>
-        </w:rPr>
+        <w:t xml:space="preserve">[2]</w:t>
+      </w:r>
+      <w:r>
+        <w:t xml:space="preserve"> </w:t>
+      </w:r>
+      <w:r>
+        <w:t xml:space="preserve">	</w:t>
+      </w:r>
+      <w:r>
+        <w:t xml:space="preserve">Wikipedia contributors,</w:t>
+      </w:r>
+      <w:r>
+        <w:t xml:space="preserve"> </w:t>
+      </w:r>
+      <w:r>
+        <w:t xml:space="preserve">“Gram matrix —</w:t>
+      </w:r>
+      <w:r>
+        <w:t xml:space="preserve"> </w:t>
+      </w:r>
+      <w:r>
         <w:t xml:space="preserve">Wikipedia</w:t>
       </w:r>
       <w:r>
-        <w:rPr>
-          <w:i/>
-          <w:iCs/>
-        </w:rPr>
         <w:t xml:space="preserve">,</w:t>
       </w:r>
       <w:r>
-        <w:rPr>
-          <w:i/>
-          <w:iCs/>
-        </w:rPr>
-        <w:t xml:space="preserve"> </w:t>
-      </w:r>
-      <w:r>
-        <w:rPr>
-          <w:i/>
-          <w:iCs/>
-        </w:rPr>
-        <w:t xml:space="preserve">the Free Encyclopedia</w:t>
-      </w:r>
-      <w:r>
-        <w:t xml:space="preserve">.</w:t>
+        <w:t xml:space="preserve"> </w:t>
+      </w:r>
+      <w:r>
+        <w:t xml:space="preserve">the free encyclopedia.”</w:t>
+      </w:r>
+      <w:r>
+        <w:t xml:space="preserve"> </w:t>
+      </w:r>
+      <w:r>
+        <w:t xml:space="preserve">2026. Available:</w:t>
       </w:r>
       <w:r>
         <w:t xml:space="preserve"> </w:t>
@@ -34044,71 +34017,212 @@
           <w:t xml:space="preserve">https://en.wikipedia.org/wiki/Gram_matrix</w:t>
         </w:r>
       </w:hyperlink>
-      <w:r>
-        <w:t xml:space="preserve">.</w:t>
-      </w:r>
     </w:p>
     <w:bookmarkEnd w:id="111"/>
-    <w:bookmarkStart w:id="113" w:name="ref-wikipedia_half_space_geometry"/>
+    <w:bookmarkStart w:id="113" w:name="ref-zhou2024rank"/>
     <w:p>
       <w:pPr>
         <w:pStyle w:val="Bibliography"/>
       </w:pPr>
       <w:r>
-        <w:t xml:space="preserve">Wikipedia contributors. 2026c.</w:t>
-      </w:r>
-      <w:r>
-        <w:t xml:space="preserve"> </w:t>
-      </w:r>
-      <w:r>
-        <w:rPr>
-          <w:i/>
-          <w:iCs/>
-        </w:rPr>
-        <w:t xml:space="preserve">Half-Space (Geometry) —</w:t>
-      </w:r>
-      <w:r>
-        <w:rPr>
-          <w:i/>
-          <w:iCs/>
-        </w:rPr>
-        <w:t xml:space="preserve"> </w:t>
-      </w:r>
-      <w:r>
-        <w:rPr>
-          <w:i/>
-          <w:iCs/>
-        </w:rPr>
+        <w:t xml:space="preserve">[3]</w:t>
+      </w:r>
+      <w:r>
+        <w:t xml:space="preserve"> </w:t>
+      </w:r>
+      <w:r>
+        <w:t xml:space="preserve">	</w:t>
+      </w:r>
+      <w:r>
+        <w:t xml:space="preserve">H. Zhou,</w:t>
+      </w:r>
+      <w:r>
+        <w:t xml:space="preserve"> </w:t>
+      </w:r>
+      <w:r>
+        <w:t xml:space="preserve">“Rank and nullity.”</w:t>
+      </w:r>
+      <w:r>
+        <w:t xml:space="preserve"> </w:t>
+      </w:r>
+      <w:r>
+        <w:t xml:space="preserve">Lecture notes for Biostat 216, Mathematical Methods for Biostatistics, University of California, Los Angeles, 2024. Accessed: Oct. 05, 2026. [Online]. Available:</w:t>
+      </w:r>
+      <w:r>
+        <w:t xml:space="preserve"> </w:t>
+      </w:r>
+      <w:hyperlink r:id="rId112">
+        <w:r>
+          <w:rPr>
+            <w:rStyle w:val="Hyperlink"/>
+          </w:rPr>
+          <w:t xml:space="preserve">https://ucla-biostat-216.github.io/2024fall/slides/05-rank/05-rank.html</w:t>
+        </w:r>
+      </w:hyperlink>
+    </w:p>
+    <w:bookmarkEnd w:id="113"/>
+    <w:bookmarkStart w:id="115" w:name="ref-wikipedia_rank_nullity_theorem"/>
+    <w:p>
+      <w:pPr>
+        <w:pStyle w:val="Bibliography"/>
+      </w:pPr>
+      <w:r>
+        <w:t xml:space="preserve">[4]</w:t>
+      </w:r>
+      <w:r>
+        <w:t xml:space="preserve"> </w:t>
+      </w:r>
+      <w:r>
+        <w:t xml:space="preserve">	</w:t>
+      </w:r>
+      <w:r>
+        <w:t xml:space="preserve">Wikipedia contributors,</w:t>
+      </w:r>
+      <w:r>
+        <w:t xml:space="preserve"> </w:t>
+      </w:r>
+      <w:r>
+        <w:t xml:space="preserve">“Rank–nullity theorem —</w:t>
+      </w:r>
+      <w:r>
+        <w:t xml:space="preserve"> </w:t>
+      </w:r>
+      <w:r>
         <w:t xml:space="preserve">Wikipedia</w:t>
       </w:r>
       <w:r>
-        <w:rPr>
-          <w:i/>
-          <w:iCs/>
-        </w:rPr>
         <w:t xml:space="preserve">,</w:t>
       </w:r>
       <w:r>
-        <w:rPr>
-          <w:i/>
-          <w:iCs/>
-        </w:rPr>
-        <w:t xml:space="preserve"> </w:t>
-      </w:r>
-      <w:r>
-        <w:rPr>
-          <w:i/>
-          <w:iCs/>
-        </w:rPr>
-        <w:t xml:space="preserve">the Free Encyclopedia</w:t>
-      </w:r>
-      <w:r>
-        <w:t xml:space="preserve">.</w:t>
-      </w:r>
-      <w:r>
-        <w:t xml:space="preserve"> </w:t>
-      </w:r>
-      <w:hyperlink r:id="rId112">
+        <w:t xml:space="preserve"> </w:t>
+      </w:r>
+      <w:r>
+        <w:t xml:space="preserve">the free encyclopedia.”</w:t>
+      </w:r>
+      <w:r>
+        <w:t xml:space="preserve"> </w:t>
+      </w:r>
+      <w:r>
+        <w:t xml:space="preserve">2026. Available:</w:t>
+      </w:r>
+      <w:r>
+        <w:t xml:space="preserve"> </w:t>
+      </w:r>
+      <w:hyperlink r:id="rId114">
+        <w:r>
+          <w:rPr>
+            <w:rStyle w:val="Hyperlink"/>
+          </w:rPr>
+          <w:t xml:space="preserve">https://en.wikipedia.org/wiki/Rank%E2%80%93nullity_theorem</w:t>
+        </w:r>
+      </w:hyperlink>
+    </w:p>
+    <w:bookmarkEnd w:id="115"/>
+    <w:bookmarkStart w:id="117" w:name="ref-wikipedia_affine_space"/>
+    <w:p>
+      <w:pPr>
+        <w:pStyle w:val="Bibliography"/>
+      </w:pPr>
+      <w:r>
+        <w:t xml:space="preserve">[5]</w:t>
+      </w:r>
+      <w:r>
+        <w:t xml:space="preserve"> </w:t>
+      </w:r>
+      <w:r>
+        <w:t xml:space="preserve">	</w:t>
+      </w:r>
+      <w:r>
+        <w:t xml:space="preserve">Wikipedia contributors,</w:t>
+      </w:r>
+      <w:r>
+        <w:t xml:space="preserve"> </w:t>
+      </w:r>
+      <w:r>
+        <w:t xml:space="preserve">“Affine space —</w:t>
+      </w:r>
+      <w:r>
+        <w:t xml:space="preserve"> </w:t>
+      </w:r>
+      <w:r>
+        <w:t xml:space="preserve">Wikipedia</w:t>
+      </w:r>
+      <w:r>
+        <w:t xml:space="preserve">,</w:t>
+      </w:r>
+      <w:r>
+        <w:t xml:space="preserve"> </w:t>
+      </w:r>
+      <w:r>
+        <w:t xml:space="preserve">the free encyclopedia.”</w:t>
+      </w:r>
+      <w:r>
+        <w:t xml:space="preserve"> </w:t>
+      </w:r>
+      <w:r>
+        <w:t xml:space="preserve">2026. Available:</w:t>
+      </w:r>
+      <w:r>
+        <w:t xml:space="preserve"> </w:t>
+      </w:r>
+      <w:hyperlink r:id="rId116">
+        <w:r>
+          <w:rPr>
+            <w:rStyle w:val="Hyperlink"/>
+          </w:rPr>
+          <w:t xml:space="preserve">https://en.wikipedia.org/wiki/Affine_space</w:t>
+        </w:r>
+      </w:hyperlink>
+    </w:p>
+    <w:bookmarkEnd w:id="117"/>
+    <w:bookmarkStart w:id="119" w:name="ref-wikipedia_half_space_geometry"/>
+    <w:p>
+      <w:pPr>
+        <w:pStyle w:val="Bibliography"/>
+      </w:pPr>
+      <w:r>
+        <w:t xml:space="preserve">[6]</w:t>
+      </w:r>
+      <w:r>
+        <w:t xml:space="preserve"> </w:t>
+      </w:r>
+      <w:r>
+        <w:t xml:space="preserve">	</w:t>
+      </w:r>
+      <w:r>
+        <w:t xml:space="preserve">Wikipedia contributors,</w:t>
+      </w:r>
+      <w:r>
+        <w:t xml:space="preserve"> </w:t>
+      </w:r>
+      <w:r>
+        <w:t xml:space="preserve">“Half-space (geometry) —</w:t>
+      </w:r>
+      <w:r>
+        <w:t xml:space="preserve"> </w:t>
+      </w:r>
+      <w:r>
+        <w:t xml:space="preserve">Wikipedia</w:t>
+      </w:r>
+      <w:r>
+        <w:t xml:space="preserve">,</w:t>
+      </w:r>
+      <w:r>
+        <w:t xml:space="preserve"> </w:t>
+      </w:r>
+      <w:r>
+        <w:t xml:space="preserve">the free encyclopedia.”</w:t>
+      </w:r>
+      <w:r>
+        <w:t xml:space="preserve"> </w:t>
+      </w:r>
+      <w:r>
+        <w:t xml:space="preserve">2026. Available:</w:t>
+      </w:r>
+      <w:r>
+        <w:t xml:space="preserve"> </w:t>
+      </w:r>
+      <w:hyperlink r:id="rId118">
         <w:r>
           <w:rPr>
             <w:rStyle w:val="Hyperlink"/>
@@ -34116,71 +34230,56 @@
           <w:t xml:space="preserve">https://en.wikipedia.org/wiki/Half-space_(geometry)</w:t>
         </w:r>
       </w:hyperlink>
-      <w:r>
-        <w:t xml:space="preserve">.</w:t>
-      </w:r>
     </w:p>
-    <w:bookmarkEnd w:id="113"/>
-    <w:bookmarkStart w:id="115" w:name="ref-wikipedia_rank_factorization"/>
+    <w:bookmarkEnd w:id="119"/>
+    <w:bookmarkStart w:id="121" w:name="ref-wikipedia_rank_factorization"/>
     <w:p>
       <w:pPr>
         <w:pStyle w:val="Bibliography"/>
       </w:pPr>
       <w:r>
-        <w:t xml:space="preserve">Wikipedia contributors. 2026d.</w:t>
-      </w:r>
-      <w:r>
-        <w:t xml:space="preserve"> </w:t>
-      </w:r>
-      <w:r>
-        <w:rPr>
-          <w:i/>
-          <w:iCs/>
-        </w:rPr>
-        <w:t xml:space="preserve">Rank Factorization —</w:t>
-      </w:r>
-      <w:r>
-        <w:rPr>
-          <w:i/>
-          <w:iCs/>
-        </w:rPr>
-        <w:t xml:space="preserve"> </w:t>
-      </w:r>
-      <w:r>
-        <w:rPr>
-          <w:i/>
-          <w:iCs/>
-        </w:rPr>
+        <w:t xml:space="preserve">[7]</w:t>
+      </w:r>
+      <w:r>
+        <w:t xml:space="preserve"> </w:t>
+      </w:r>
+      <w:r>
+        <w:t xml:space="preserve">	</w:t>
+      </w:r>
+      <w:r>
+        <w:t xml:space="preserve">Wikipedia contributors,</w:t>
+      </w:r>
+      <w:r>
+        <w:t xml:space="preserve"> </w:t>
+      </w:r>
+      <w:r>
+        <w:t xml:space="preserve">“Rank factorization —</w:t>
+      </w:r>
+      <w:r>
+        <w:t xml:space="preserve"> </w:t>
+      </w:r>
+      <w:r>
         <w:t xml:space="preserve">Wikipedia</w:t>
       </w:r>
       <w:r>
-        <w:rPr>
-          <w:i/>
-          <w:iCs/>
-        </w:rPr>
         <w:t xml:space="preserve">,</w:t>
       </w:r>
       <w:r>
-        <w:rPr>
-          <w:i/>
-          <w:iCs/>
-        </w:rPr>
-        <w:t xml:space="preserve"> </w:t>
-      </w:r>
-      <w:r>
-        <w:rPr>
-          <w:i/>
-          <w:iCs/>
-        </w:rPr>
-        <w:t xml:space="preserve">the Free Encyclopedia</w:t>
-      </w:r>
-      <w:r>
-        <w:t xml:space="preserve">.</w:t>
-      </w:r>
-      <w:r>
-        <w:t xml:space="preserve"> </w:t>
-      </w:r>
-      <w:hyperlink r:id="rId114">
+        <w:t xml:space="preserve"> </w:t>
+      </w:r>
+      <w:r>
+        <w:t xml:space="preserve">the free encyclopedia.”</w:t>
+      </w:r>
+      <w:r>
+        <w:t xml:space="preserve"> </w:t>
+      </w:r>
+      <w:r>
+        <w:t xml:space="preserve">2026. Available:</w:t>
+      </w:r>
+      <w:r>
+        <w:t xml:space="preserve"> </w:t>
+      </w:r>
+      <w:hyperlink r:id="rId120">
         <w:r>
           <w:rPr>
             <w:rStyle w:val="Hyperlink"/>
@@ -34188,190 +34287,6 @@
           <w:t xml:space="preserve">https://en.wikipedia.org/wiki/Rank_factorization</w:t>
         </w:r>
       </w:hyperlink>
-      <w:r>
-        <w:t xml:space="preserve">.</w:t>
-      </w:r>
-    </w:p>
-    <w:bookmarkEnd w:id="115"/>
-    <w:bookmarkStart w:id="117" w:name="ref-wikipedia_rank_nullity_theorem"/>
-    <w:p>
-      <w:pPr>
-        <w:pStyle w:val="Bibliography"/>
-      </w:pPr>
-      <w:r>
-        <w:t xml:space="preserve">Wikipedia contributors. 2026e.</w:t>
-      </w:r>
-      <w:r>
-        <w:t xml:space="preserve"> </w:t>
-      </w:r>
-      <w:r>
-        <w:rPr>
-          <w:i/>
-          <w:iCs/>
-        </w:rPr>
-        <w:t xml:space="preserve">Rank–Nullity Theorem —</w:t>
-      </w:r>
-      <w:r>
-        <w:rPr>
-          <w:i/>
-          <w:iCs/>
-        </w:rPr>
-        <w:t xml:space="preserve"> </w:t>
-      </w:r>
-      <w:r>
-        <w:rPr>
-          <w:i/>
-          <w:iCs/>
-        </w:rPr>
-        <w:t xml:space="preserve">Wikipedia</w:t>
-      </w:r>
-      <w:r>
-        <w:rPr>
-          <w:i/>
-          <w:iCs/>
-        </w:rPr>
-        <w:t xml:space="preserve">,</w:t>
-      </w:r>
-      <w:r>
-        <w:rPr>
-          <w:i/>
-          <w:iCs/>
-        </w:rPr>
-        <w:t xml:space="preserve"> </w:t>
-      </w:r>
-      <w:r>
-        <w:rPr>
-          <w:i/>
-          <w:iCs/>
-        </w:rPr>
-        <w:t xml:space="preserve">the Free Encyclopedia</w:t>
-      </w:r>
-      <w:r>
-        <w:t xml:space="preserve">.</w:t>
-      </w:r>
-      <w:r>
-        <w:t xml:space="preserve"> </w:t>
-      </w:r>
-      <w:hyperlink r:id="rId116">
-        <w:r>
-          <w:rPr>
-            <w:rStyle w:val="Hyperlink"/>
-          </w:rPr>
-          <w:t xml:space="preserve">https://en.wikipedia.org/wiki/Rank%E2%80%93nullity_theorem</w:t>
-        </w:r>
-      </w:hyperlink>
-      <w:r>
-        <w:t xml:space="preserve">.</w:t>
-      </w:r>
-    </w:p>
-    <w:bookmarkEnd w:id="117"/>
-    <w:bookmarkStart w:id="119" w:name="ref-wikipedia_row_and_column_spaces"/>
-    <w:p>
-      <w:pPr>
-        <w:pStyle w:val="Bibliography"/>
-      </w:pPr>
-      <w:r>
-        <w:t xml:space="preserve">Wikipedia contributors. 2026f.</w:t>
-      </w:r>
-      <w:r>
-        <w:t xml:space="preserve"> </w:t>
-      </w:r>
-      <w:r>
-        <w:rPr>
-          <w:i/>
-          <w:iCs/>
-        </w:rPr>
-        <w:t xml:space="preserve">Row and Column Spaces —</w:t>
-      </w:r>
-      <w:r>
-        <w:rPr>
-          <w:i/>
-          <w:iCs/>
-        </w:rPr>
-        <w:t xml:space="preserve"> </w:t>
-      </w:r>
-      <w:r>
-        <w:rPr>
-          <w:i/>
-          <w:iCs/>
-        </w:rPr>
-        <w:t xml:space="preserve">Wikipedia</w:t>
-      </w:r>
-      <w:r>
-        <w:rPr>
-          <w:i/>
-          <w:iCs/>
-        </w:rPr>
-        <w:t xml:space="preserve">,</w:t>
-      </w:r>
-      <w:r>
-        <w:rPr>
-          <w:i/>
-          <w:iCs/>
-        </w:rPr>
-        <w:t xml:space="preserve"> </w:t>
-      </w:r>
-      <w:r>
-        <w:rPr>
-          <w:i/>
-          <w:iCs/>
-        </w:rPr>
-        <w:t xml:space="preserve">the Free Encyclopedia</w:t>
-      </w:r>
-      <w:r>
-        <w:t xml:space="preserve">.</w:t>
-      </w:r>
-      <w:r>
-        <w:t xml:space="preserve"> </w:t>
-      </w:r>
-      <w:hyperlink r:id="rId118">
-        <w:r>
-          <w:rPr>
-            <w:rStyle w:val="Hyperlink"/>
-          </w:rPr>
-          <w:t xml:space="preserve">https://en.wikipedia.org/wiki/Row_and_column_spaces</w:t>
-        </w:r>
-      </w:hyperlink>
-      <w:r>
-        <w:t xml:space="preserve">.</w:t>
-      </w:r>
-    </w:p>
-    <w:bookmarkEnd w:id="119"/>
-    <w:bookmarkStart w:id="121" w:name="ref-zhou2024rank"/>
-    <w:p>
-      <w:pPr>
-        <w:pStyle w:val="Bibliography"/>
-      </w:pPr>
-      <w:r>
-        <w:t xml:space="preserve">Zhou, Hua. 2024.</w:t>
-      </w:r>
-      <w:r>
-        <w:t xml:space="preserve"> </w:t>
-      </w:r>
-      <w:r>
-        <w:rPr>
-          <w:i/>
-          <w:iCs/>
-        </w:rPr>
-        <w:t xml:space="preserve">Rank and Nullity</w:t>
-      </w:r>
-      <w:r>
-        <w:t xml:space="preserve">. Lecture notes for Biostat 216, Mathematical Methods for Biostatistics, University of California, Los Angeles.</w:t>
-      </w:r>
-      <w:r>
-        <w:t xml:space="preserve"> </w:t>
-      </w:r>
-      <w:hyperlink r:id="rId120">
-        <w:r>
-          <w:rPr>
-            <w:rStyle w:val="Hyperlink"/>
-          </w:rPr>
-          <w:t xml:space="preserve">https://ucla-biostat-216.github.io/2024fall/slides/05-rank/05-rank.html</w:t>
-        </w:r>
-      </w:hyperlink>
-      <w:r>
-        <w:t xml:space="preserve">.</w:t>
-      </w:r>
     </w:p>
     <w:bookmarkEnd w:id="121"/>
     <w:bookmarkEnd w:id="122"/>

--- a/linear-algebra-rank-nullity.docx
+++ b/linear-algebra-rank-nullity.docx
@@ -15,7 +15,7 @@
         <w:pStyle w:val="Date"/>
       </w:pPr>
       <w:r>
-        <w:t xml:space="preserve">Last modified: 2026-10-18 11:27:44 (PDT)</w:t>
+        <w:t xml:space="preserve">Last modified: 2026-10-18 13:21:32 (PDT)</w:t>
       </w:r>
     </w:p>
     <w:bookmarkStart w:id="44" w:name="sec-column-null-space"/>
@@ -9432,7 +9432,7 @@
     </w:p>
     <w:bookmarkEnd w:id="43"/>
     <w:bookmarkEnd w:id="44"/>
-    <w:bookmarkStart w:id="107" w:name="sec-rank-nullity"/>
+    <w:bookmarkStart w:id="122" w:name="sec-rank-nullity"/>
     <w:p>
       <w:pPr>
         <w:pStyle w:val="Heading2"/>
@@ -33792,120 +33792,8 @@
       </w:r>
     </w:p>
     <w:bookmarkEnd w:id="106"/>
-    <w:bookmarkEnd w:id="107"/>
-    <w:bookmarkStart w:id="123" w:name="further-reading"/>
-    <w:p>
-      <w:pPr>
-        <w:pStyle w:val="Heading2"/>
-      </w:pPr>
-      <w:r>
-        <w:t xml:space="preserve">Further reading</w:t>
-      </w:r>
-    </w:p>
-    <w:p>
-      <w:pPr>
-        <w:numPr>
-          <w:ilvl w:val="0"/>
-          <w:numId w:val="1011"/>
-        </w:numPr>
-      </w:pPr>
-      <w:r>
-        <w:t xml:space="preserve">Wikipedia contributors [1]</w:t>
-      </w:r>
-      <w:r>
-        <w:t xml:space="preserve"> </w:t>
-      </w:r>
-      <w:r>
-        <w:t xml:space="preserve">— the row space, column space and null space</w:t>
-      </w:r>
-    </w:p>
-    <w:p>
-      <w:pPr>
-        <w:numPr>
-          <w:ilvl w:val="0"/>
-          <w:numId w:val="1011"/>
-        </w:numPr>
-      </w:pPr>
-      <w:r>
-        <w:t xml:space="preserve">Wikipedia contributors [4]</w:t>
-      </w:r>
-      <w:r>
-        <w:t xml:space="preserve"> </w:t>
-      </w:r>
-      <w:r>
-        <w:t xml:space="preserve">— the rank-nullity theorem and its proofs</w:t>
-      </w:r>
-    </w:p>
-    <w:p>
-      <w:pPr>
-        <w:numPr>
-          <w:ilvl w:val="0"/>
-          <w:numId w:val="1011"/>
-        </w:numPr>
-      </w:pPr>
-      <w:r>
-        <w:t xml:space="preserve">Wikipedia contributors [2]</w:t>
-      </w:r>
-      <w:r>
-        <w:t xml:space="preserve"> </w:t>
-      </w:r>
-      <w:r>
-        <w:t xml:space="preserve">— Gram matrices and their properties</w:t>
-      </w:r>
-    </w:p>
-    <w:p>
-      <w:pPr>
-        <w:numPr>
-          <w:ilvl w:val="0"/>
-          <w:numId w:val="1011"/>
-        </w:numPr>
-      </w:pPr>
-      <w:r>
-        <w:t xml:space="preserve">Wikipedia contributors [5]</w:t>
-      </w:r>
-      <w:r>
-        <w:t xml:space="preserve"> </w:t>
-      </w:r>
-      <w:r>
-        <w:t xml:space="preserve">— affine spaces and subspaces</w:t>
-      </w:r>
-    </w:p>
-    <w:p>
-      <w:pPr>
-        <w:numPr>
-          <w:ilvl w:val="0"/>
-          <w:numId w:val="1011"/>
-        </w:numPr>
-      </w:pPr>
-      <w:r>
-        <w:t xml:space="preserve">Wikipedia contributors [6]</w:t>
-      </w:r>
-      <w:r>
-        <w:t xml:space="preserve"> </w:t>
-      </w:r>
-      <w:r>
-        <w:t xml:space="preserve">— half-spaces</w:t>
-      </w:r>
-    </w:p>
-    <w:p>
-      <w:pPr>
-        <w:numPr>
-          <w:ilvl w:val="0"/>
-          <w:numId w:val="1011"/>
-        </w:numPr>
-      </w:pPr>
-      <w:r>
-        <w:t xml:space="preserve">Wikipedia contributors [7]</w:t>
-      </w:r>
-      <w:r>
-        <w:t xml:space="preserve"> </w:t>
-      </w:r>
-      <w:r>
-        <w:t xml:space="preserve">— rank factorizations</w:t>
-      </w:r>
-    </w:p>
-    <w:bookmarkStart w:id="122" w:name="refs"/>
-    <w:bookmarkStart w:id="109" w:name="ref-wikipedia_row_and_column_spaces"/>
+    <w:bookmarkStart w:id="121" w:name="refs"/>
+    <w:bookmarkStart w:id="108" w:name="ref-wikipedia_row_and_column_spaces"/>
     <w:p>
       <w:pPr>
         <w:pStyle w:val="Bibliography"/>
@@ -33952,7 +33840,7 @@
       <w:r>
         <w:t xml:space="preserve"> </w:t>
       </w:r>
-      <w:hyperlink r:id="rId108">
+      <w:hyperlink r:id="rId107">
         <w:r>
           <w:rPr>
             <w:rStyle w:val="Hyperlink"/>
@@ -33961,8 +33849,8 @@
         </w:r>
       </w:hyperlink>
     </w:p>
-    <w:bookmarkEnd w:id="109"/>
-    <w:bookmarkStart w:id="111" w:name="ref-wikipedia_gram_matrix"/>
+    <w:bookmarkEnd w:id="108"/>
+    <w:bookmarkStart w:id="110" w:name="ref-wikipedia_gram_matrix"/>
     <w:p>
       <w:pPr>
         <w:pStyle w:val="Bibliography"/>
@@ -34009,7 +33897,7 @@
       <w:r>
         <w:t xml:space="preserve"> </w:t>
       </w:r>
-      <w:hyperlink r:id="rId110">
+      <w:hyperlink r:id="rId109">
         <w:r>
           <w:rPr>
             <w:rStyle w:val="Hyperlink"/>
@@ -34018,8 +33906,8 @@
         </w:r>
       </w:hyperlink>
     </w:p>
-    <w:bookmarkEnd w:id="111"/>
-    <w:bookmarkStart w:id="113" w:name="ref-zhou2024rank"/>
+    <w:bookmarkEnd w:id="110"/>
+    <w:bookmarkStart w:id="112" w:name="ref-zhou2024rank"/>
     <w:p>
       <w:pPr>
         <w:pStyle w:val="Bibliography"/>
@@ -34051,7 +33939,7 @@
       <w:r>
         <w:t xml:space="preserve"> </w:t>
       </w:r>
-      <w:hyperlink r:id="rId112">
+      <w:hyperlink r:id="rId111">
         <w:r>
           <w:rPr>
             <w:rStyle w:val="Hyperlink"/>
@@ -34060,8 +33948,8 @@
         </w:r>
       </w:hyperlink>
     </w:p>
-    <w:bookmarkEnd w:id="113"/>
-    <w:bookmarkStart w:id="115" w:name="ref-wikipedia_rank_nullity_theorem"/>
+    <w:bookmarkEnd w:id="112"/>
+    <w:bookmarkStart w:id="114" w:name="ref-wikipedia_rank_nullity_theorem"/>
     <w:p>
       <w:pPr>
         <w:pStyle w:val="Bibliography"/>
@@ -34108,7 +33996,7 @@
       <w:r>
         <w:t xml:space="preserve"> </w:t>
       </w:r>
-      <w:hyperlink r:id="rId114">
+      <w:hyperlink r:id="rId113">
         <w:r>
           <w:rPr>
             <w:rStyle w:val="Hyperlink"/>
@@ -34117,8 +34005,8 @@
         </w:r>
       </w:hyperlink>
     </w:p>
-    <w:bookmarkEnd w:id="115"/>
-    <w:bookmarkStart w:id="117" w:name="ref-wikipedia_affine_space"/>
+    <w:bookmarkEnd w:id="114"/>
+    <w:bookmarkStart w:id="116" w:name="ref-wikipedia_affine_space"/>
     <w:p>
       <w:pPr>
         <w:pStyle w:val="Bibliography"/>
@@ -34165,7 +34053,7 @@
       <w:r>
         <w:t xml:space="preserve"> </w:t>
       </w:r>
-      <w:hyperlink r:id="rId116">
+      <w:hyperlink r:id="rId115">
         <w:r>
           <w:rPr>
             <w:rStyle w:val="Hyperlink"/>
@@ -34174,8 +34062,8 @@
         </w:r>
       </w:hyperlink>
     </w:p>
-    <w:bookmarkEnd w:id="117"/>
-    <w:bookmarkStart w:id="119" w:name="ref-wikipedia_half_space_geometry"/>
+    <w:bookmarkEnd w:id="116"/>
+    <w:bookmarkStart w:id="118" w:name="ref-wikipedia_half_space_geometry"/>
     <w:p>
       <w:pPr>
         <w:pStyle w:val="Bibliography"/>
@@ -34222,7 +34110,7 @@
       <w:r>
         <w:t xml:space="preserve"> </w:t>
       </w:r>
-      <w:hyperlink r:id="rId118">
+      <w:hyperlink r:id="rId117">
         <w:r>
           <w:rPr>
             <w:rStyle w:val="Hyperlink"/>
@@ -34231,8 +34119,8 @@
         </w:r>
       </w:hyperlink>
     </w:p>
-    <w:bookmarkEnd w:id="119"/>
-    <w:bookmarkStart w:id="121" w:name="ref-wikipedia_rank_factorization"/>
+    <w:bookmarkEnd w:id="118"/>
+    <w:bookmarkStart w:id="120" w:name="ref-wikipedia_rank_factorization"/>
     <w:p>
       <w:pPr>
         <w:pStyle w:val="Bibliography"/>
@@ -34279,7 +34167,7 @@
       <w:r>
         <w:t xml:space="preserve"> </w:t>
       </w:r>
-      <w:hyperlink r:id="rId120">
+      <w:hyperlink r:id="rId119">
         <w:r>
           <w:rPr>
             <w:rStyle w:val="Hyperlink"/>
@@ -34288,9 +34176,9 @@
         </w:r>
       </w:hyperlink>
     </w:p>
+    <w:bookmarkEnd w:id="120"/>
     <w:bookmarkEnd w:id="121"/>
     <w:bookmarkEnd w:id="122"/>
-    <w:bookmarkEnd w:id="123"/>
     <w:sectPr>
       <w:footnotePr>
         <w:numRestart w:val="eachSect"/>
@@ -34809,9 +34697,6 @@
     </w:lvlOverride>
   </w:num>
   <w:num w:numId="1010">
-    <w:abstractNumId w:val="991"/>
-  </w:num>
-  <w:num w:numId="1011">
     <w:abstractNumId w:val="991"/>
   </w:num>
 </w:numbering>

--- a/linear-algebra-rank-nullity.docx
+++ b/linear-algebra-rank-nullity.docx
@@ -15,7 +15,7 @@
         <w:pStyle w:val="Date"/>
       </w:pPr>
       <w:r>
-        <w:t xml:space="preserve">Last modified: 2026-10-18 13:21:32 (PDT)</w:t>
+        <w:t xml:space="preserve">Last modified: 2026-10-18 16:43:42 (PDT)</w:t>
       </w:r>
     </w:p>
     <w:bookmarkStart w:id="44" w:name="sec-column-null-space"/>
@@ -5086,7 +5086,7 @@
     &amp;&amp; \text{(substitute } \mathord{\smash[b]{\underset{\raise.3ex\hbox{$\scriptstyle\sim$}}{x}}\vphantom{x}} = {\mathbf{A}}^{\top} \mathord{\smash[b]{\underset{\raise.3ex\hbox{$\scriptstyle\sim$}}{u}}\vphantom{u}} \text{ in the first factor)}
     \\
     &amp;= \mathopen{}\left({\mathord{\smash[b]{\underset{\raise.3ex\hbox{$\scriptstyle\sim$}}{u}}\vphantom{u}}}^{\top}\,{({\mathbf{A}}^{\top})}^{\top}\right)\mathclose{}\,\mathord{\smash[b]{\underset{\raise.3ex\hbox{$\scriptstyle\sim$}}{x}}\vphantom{x}}
-    &amp;&amp; \text{(}\text{Theorem~16 in Matrices}\text{)}
+    &amp;&amp; \text{(}\text{Theorem~17 in Matrices}\text{)}
     \\
     &amp;= \mathopen{}\left({\mathord{\smash[b]{\underset{\raise.3ex\hbox{$\scriptstyle\sim$}}{u}}\vphantom{u}}}^{\top} \mathbf{A}\right)\mathclose{}\,\mathord{\smash[b]{\underset{\raise.3ex\hbox{$\scriptstyle\sim$}}{x}}\vphantom{x}}
     &amp;&amp; \text{(transposing twice returns the original matrix)}
@@ -8014,7 +8014,7 @@
     &amp;&amp; \text{(substitute } \mathbf{G} \text{)}
     \\
     &amp;= {(\mathbf{A} \mathord{\smash[b]{\underset{\raise.3ex\hbox{$\scriptstyle\sim$}}{x}}\vphantom{x}})}^{\top}\,(\mathbf{A} \mathord{\smash[b]{\underset{\raise.3ex\hbox{$\scriptstyle\sim$}}{x}}\vphantom{x}})
-    &amp;&amp; \text{(}\text{Theorem~16 in Matrices}\text{)}
+    &amp;&amp; \text{(}\text{Theorem~17 in Matrices}\text{)}
     \\
     &amp;= \mathopen{}\left\lVert\mathbf{A} \mathord{\smash[b]{\underset{\raise.3ex\hbox{$\scriptstyle\sim$}}{x}}\vphantom{x}}\right\rVert\mathclose{}^2
     &amp;&amp; \text{(}\text{Equation~2 in Vectors}\text{, squared)}
@@ -8754,7 +8754,7 @@
     &amp;&amp; \text{(}\text{Theorem~5 in Matrices}\text{)}
     \\
     &amp;= {(\mathbf{A} \mathord{\smash[b]{\underset{\raise.3ex\hbox{$\scriptstyle\sim$}}{x}}\vphantom{x}})}^{\top}\,(\mathbf{A} \mathord{\smash[b]{\underset{\raise.3ex\hbox{$\scriptstyle\sim$}}{x}}\vphantom{x}})
-    &amp;&amp; \text{(}\text{Theorem~16 in Matrices}\text{)}
+    &amp;&amp; \text{(}\text{Theorem~17 in Matrices}\text{)}
     \\
     &amp;= (\mathbf{A} \mathord{\smash[b]{\underset{\raise.3ex\hbox{$\scriptstyle\sim$}}{x}}\vphantom{x}}) \cdot (\mathbf{A} \mathord{\smash[b]{\underset{\raise.3ex\hbox{$\scriptstyle\sim$}}{x}}\vphantom{x}})
     &amp;&amp; \text{(}\text{Example~6 in Matrices}\text{)}
@@ -22078,7 +22078,7 @@
     \begin{aligned}
     \mathord{\smash[b]{\underset{\raise.3ex\hbox{$\scriptstyle\sim$}}{w}}\vphantom{w}}^{\top} \mathord{\smash[b]{\underset{\raise.3ex\hbox{$\scriptstyle\sim$}}{x}}\vphantom{x}}^* + b
     &amp;= -\frac{b}{\mathord{\smash[b]{\underset{\raise.3ex\hbox{$\scriptstyle\sim$}}{w}}\vphantom{w}} \cdot \mathord{\smash[b]{\underset{\raise.3ex\hbox{$\scriptstyle\sim$}}{w}}\vphantom{w}}}\,(\mathord{\smash[b]{\underset{\raise.3ex\hbox{$\scriptstyle\sim$}}{w}}\vphantom{w}}^{\top} \mathord{\smash[b]{\underset{\raise.3ex\hbox{$\scriptstyle\sim$}}{w}}\vphantom{w}}) + b
-    &amp;&amp; \text{(homogeneity of } \mathord{\smash[b]{\underset{\raise.3ex\hbox{$\scriptstyle\sim$}}{x}}\vphantom{x}}\mapsto \mathord{\smash[b]{\underset{\raise.3ex\hbox{$\scriptstyle\sim$}}{w}}\vphantom{w}}^{\top} \mathord{\smash[b]{\underset{\raise.3ex\hbox{$\scriptstyle\sim$}}{x}}\vphantom{x}}\text{, }\text{Theorem~9 in Matrices}\text{)}
+    &amp;&amp; \text{(homogeneity of } \mathord{\smash[b]{\underset{\raise.3ex\hbox{$\scriptstyle\sim$}}{x}}\vphantom{x}}\mapsto \mathord{\smash[b]{\underset{\raise.3ex\hbox{$\scriptstyle\sim$}}{w}}\vphantom{w}}^{\top} \mathord{\smash[b]{\underset{\raise.3ex\hbox{$\scriptstyle\sim$}}{x}}\vphantom{x}}\text{, }\text{Theorem~10 in Matrices}\text{)}
     \\
     &amp;= -b + b
     &amp;&amp; \text{(} \mathord{\smash[b]{\underset{\raise.3ex\hbox{$\scriptstyle\sim$}}{w}}\vphantom{w}}^{\top} \mathord{\smash[b]{\underset{\raise.3ex\hbox{$\scriptstyle\sim$}}{w}}\vphantom{w}} = \mathord{\smash[b]{\underset{\raise.3ex\hbox{$\scriptstyle\sim$}}{w}}\vphantom{w}} \cdot \mathord{\smash[b]{\underset{\raise.3ex\hbox{$\scriptstyle\sim$}}{w}}\vphantom{w}} \text{)}
@@ -23914,7 +23914,7 @@
           <w:rPr>
             <w:rStyle w:val="Hyperlink"/>
           </w:rPr>
-          <w:t xml:space="preserve">Example 19 in Matrices</w:t>
+          <w:t xml:space="preserve">Example 20 in Matrices</w:t>
         </w:r>
       </w:hyperlink>
       <w:r>

--- a/linear-algebra-rank-nullity.docx
+++ b/linear-algebra-rank-nullity.docx
@@ -15,7 +15,7 @@
         <w:pStyle w:val="Date"/>
       </w:pPr>
       <w:r>
-        <w:t xml:space="preserve">Last modified: 2026-10-18 16:43:42 (PDT)</w:t>
+        <w:t xml:space="preserve">Last modified: 2026-10-19 00:47:50 (PDT)</w:t>
       </w:r>
     </w:p>
     <w:bookmarkStart w:id="44" w:name="sec-column-null-space"/>

--- a/linear-algebra-rank-nullity.docx
+++ b/linear-algebra-rank-nullity.docx
@@ -15,7 +15,7 @@
         <w:pStyle w:val="Date"/>
       </w:pPr>
       <w:r>
-        <w:t xml:space="preserve">Last modified: 2026-10-19 00:47:50 (PDT)</w:t>
+        <w:t xml:space="preserve">Last modified: 2026-10-19 02:15:55 (PDT)</w:t>
       </w:r>
     </w:p>
     <w:bookmarkStart w:id="44" w:name="sec-column-null-space"/>

--- a/linear-algebra-rank-nullity.docx
+++ b/linear-algebra-rank-nullity.docx
@@ -15,7 +15,7 @@
         <w:pStyle w:val="Date"/>
       </w:pPr>
       <w:r>
-        <w:t xml:space="preserve">Last modified: 2026-10-19 02:15:55 (PDT)</w:t>
+        <w:t xml:space="preserve">Last modified: 2026-10-19 03:23:43 (PDT)</w:t>
       </w:r>
     </w:p>
     <w:bookmarkStart w:id="44" w:name="sec-column-null-space"/>

--- a/linear-algebra-rank-nullity.docx
+++ b/linear-algebra-rank-nullity.docx
@@ -15,7 +15,7 @@
         <w:pStyle w:val="Date"/>
       </w:pPr>
       <w:r>
-        <w:t xml:space="preserve">Last modified: 2026-10-19 03:23:43 (PDT)</w:t>
+        <w:t xml:space="preserve">Last modified: 2026-10-19 04:41:29 (PDT)</w:t>
       </w:r>
     </w:p>
     <w:bookmarkStart w:id="44" w:name="sec-column-null-space"/>

--- a/linear-algebra-rank-nullity.docx
+++ b/linear-algebra-rank-nullity.docx
@@ -15,7 +15,7 @@
         <w:pStyle w:val="Date"/>
       </w:pPr>
       <w:r>
-        <w:t xml:space="preserve">Last modified: 2026-10-19 04:41:29 (PDT)</w:t>
+        <w:t xml:space="preserve">Last modified: 2026-10-19 05:58:02 (PDT)</w:t>
       </w:r>
     </w:p>
     <w:bookmarkStart w:id="44" w:name="sec-column-null-space"/>

--- a/linear-algebra-rank-nullity.docx
+++ b/linear-algebra-rank-nullity.docx
@@ -15,7 +15,7 @@
         <w:pStyle w:val="Date"/>
       </w:pPr>
       <w:r>
-        <w:t xml:space="preserve">Last modified: 2026-10-19 05:58:02 (PDT)</w:t>
+        <w:t xml:space="preserve">Last modified: 2026-10-19 09:38:56 (PDT)</w:t>
       </w:r>
     </w:p>
     <w:bookmarkStart w:id="44" w:name="sec-column-null-space"/>

--- a/linear-algebra-rank-nullity.docx
+++ b/linear-algebra-rank-nullity.docx
@@ -15,7 +15,7 @@
         <w:pStyle w:val="Date"/>
       </w:pPr>
       <w:r>
-        <w:t xml:space="preserve">Last modified: 2026-10-19 09:38:56 (PDT)</w:t>
+        <w:t xml:space="preserve">Last modified: 2026-10-19 11:02:25 (PDT)</w:t>
       </w:r>
     </w:p>
     <w:bookmarkStart w:id="44" w:name="sec-column-null-space"/>

--- a/linear-algebra-rank-nullity.docx
+++ b/linear-algebra-rank-nullity.docx
@@ -15,7 +15,7 @@
         <w:pStyle w:val="Date"/>
       </w:pPr>
       <w:r>
-        <w:t xml:space="preserve">Last modified: 2026-10-19 11:02:25 (PDT)</w:t>
+        <w:t xml:space="preserve">Last modified: 2026-10-19 12:33:15 (PDT)</w:t>
       </w:r>
     </w:p>
     <w:bookmarkStart w:id="44" w:name="sec-column-null-space"/>

--- a/linear-algebra-rank-nullity.docx
+++ b/linear-algebra-rank-nullity.docx
@@ -15,7 +15,7 @@
         <w:pStyle w:val="Date"/>
       </w:pPr>
       <w:r>
-        <w:t xml:space="preserve">Last modified: 2026-10-19 12:33:15 (PDT)</w:t>
+        <w:t xml:space="preserve">Last modified: 2026-10-19 23:31:34 (PDT)</w:t>
       </w:r>
     </w:p>
     <w:bookmarkStart w:id="44" w:name="sec-column-null-space"/>

--- a/linear-algebra-rank-nullity.docx
+++ b/linear-algebra-rank-nullity.docx
@@ -15,10 +15,10 @@
         <w:pStyle w:val="Date"/>
       </w:pPr>
       <w:r>
-        <w:t xml:space="preserve">Last modified: 2026-10-19 23:31:34 (PDT)</w:t>
+        <w:t xml:space="preserve">Last modified: 2026-10-20 00:42:48 (PDT)</w:t>
       </w:r>
     </w:p>
-    <w:bookmarkStart w:id="44" w:name="sec-column-null-space"/>
+    <w:bookmarkStart w:id="39" w:name="sec-column-null-space"/>
     <w:p>
       <w:pPr>
         <w:pStyle w:val="Heading2"/>
@@ -7440,7 +7440,7 @@
       </w:r>
     </w:p>
     <w:bookmarkEnd w:id="36"/>
-    <w:bookmarkStart w:id="39" w:name="thm-gram-properties"/>
+    <w:bookmarkStart w:id="37" w:name="thm-null-gram"/>
     <w:p>
       <w:pPr>
         <w:pStyle w:val="BodyText"/>
@@ -7450,857 +7450,7 @@
           <w:b/>
           <w:bCs/>
         </w:rPr>
-        <w:t xml:space="preserve">Theorem 5 (Entries and symmetry of a Gram matrix)</w:t>
-      </w:r>
-      <w:r>
-        <w:t xml:space="preserve"> </w:t>
-      </w:r>
-      <w:r>
-        <w:t xml:space="preserve">Let</w:t>
-      </w:r>
-      <w:r>
-        <w:t xml:space="preserve"> </w:t>
-      </w:r>
-      <m:oMath>
-        <m:r>
-          <m:rPr>
-            <m:sty m:val="bi"/>
-          </m:rPr>
-          <m:t>A</m:t>
-        </m:r>
-      </m:oMath>
-      <w:r>
-        <w:t xml:space="preserve"> </w:t>
-      </w:r>
-      <w:r>
-        <w:t xml:space="preserve">be an</w:t>
-      </w:r>
-      <w:r>
-        <w:t xml:space="preserve"> </w:t>
-      </w:r>
-      <m:oMath>
-        <m:r>
-          <m:t>m</m:t>
-        </m:r>
-        <m:r>
-          <m:rPr>
-            <m:sty m:val="p"/>
-          </m:rPr>
-          <m:t>×</m:t>
-        </m:r>
-        <m:r>
-          <m:t>n</m:t>
-        </m:r>
-      </m:oMath>
-      <w:r>
-        <w:t xml:space="preserve"> </w:t>
-      </w:r>
-      <w:r>
-        <w:t xml:space="preserve">matrix with columns</w:t>
-      </w:r>
-      <w:r>
-        <w:t xml:space="preserve"> </w:t>
-      </w:r>
-      <w:r>
-        <w:t xml:space="preserve">$\mathord{\smash[b]{\underset{\raise.3ex\hbox{$\scriptstyle\sim$}}{a}}\vphantom{a}}_1, \ldots, \mathord{\smash[b]{\underset{\raise.3ex\hbox{$\scriptstyle\sim$}}{a}}\vphantom{a}}_n$</w:t>
-      </w:r>
-      <w:r>
-        <w:t xml:space="preserve">,</w:t>
-      </w:r>
-      <w:r>
-        <w:t xml:space="preserve"> </w:t>
-      </w:r>
-      <w:r>
-        <w:t xml:space="preserve">and let</w:t>
-      </w:r>
-      <w:r>
-        <w:t xml:space="preserve"> </w:t>
-      </w:r>
-      <m:oMath>
-        <m:r>
-          <m:rPr>
-            <m:sty m:val="bi"/>
-          </m:rPr>
-          <m:t>G</m:t>
-        </m:r>
-        <m:r>
-          <m:rPr>
-            <m:sty m:val="p"/>
-          </m:rPr>
-          <m:t>=</m:t>
-        </m:r>
-        <m:sSup>
-          <m:e>
-            <m:r>
-              <m:rPr>
-                <m:sty m:val="bi"/>
-              </m:rPr>
-              <m:t>A</m:t>
-            </m:r>
-          </m:e>
-          <m:sup>
-            <m:r>
-              <m:rPr>
-                <m:sty m:val="p"/>
-              </m:rPr>
-              <m:t>⊤</m:t>
-            </m:r>
-          </m:sup>
-        </m:sSup>
-        <m:r>
-          <m:rPr>
-            <m:sty m:val="bi"/>
-          </m:rPr>
-          <m:t>A</m:t>
-        </m:r>
-      </m:oMath>
-      <w:r>
-        <w:t xml:space="preserve"> </w:t>
-      </w:r>
-      <w:r>
-        <w:t xml:space="preserve">(</w:t>
-      </w:r>
-      <w:hyperlink w:anchor="def-gram-matrix">
-        <w:r>
-          <w:rPr>
-            <w:rStyle w:val="Hyperlink"/>
-          </w:rPr>
-          <w:t xml:space="preserve">Definition 6</w:t>
-        </w:r>
-      </w:hyperlink>
-      <w:r>
-        <w:t xml:space="preserve">).</w:t>
-      </w:r>
-    </w:p>
-    <w:p>
-      <w:pPr>
-        <w:pStyle w:val="Compact"/>
-        <w:numPr>
-          <w:ilvl w:val="0"/>
-          <w:numId w:val="1002"/>
-        </w:numPr>
-      </w:pPr>
-      <w:r>
-        <w:t xml:space="preserve">Entry</w:t>
-      </w:r>
-      <w:r>
-        <w:t xml:space="preserve"> </w:t>
-      </w:r>
-      <m:oMath>
-        <m:r>
-          <m:rPr>
-            <m:sty m:val="p"/>
-          </m:rPr>
-          <m:t>(</m:t>
-        </m:r>
-        <m:r>
-          <m:t>i</m:t>
-        </m:r>
-        <m:r>
-          <m:rPr>
-            <m:sty m:val="p"/>
-          </m:rPr>
-          <m:t>,</m:t>
-        </m:r>
-        <m:r>
-          <m:t>j</m:t>
-        </m:r>
-        <m:r>
-          <m:rPr>
-            <m:sty m:val="p"/>
-          </m:rPr>
-          <m:t>)</m:t>
-        </m:r>
-      </m:oMath>
-      <w:r>
-        <w:t xml:space="preserve"> </w:t>
-      </w:r>
-      <w:r>
-        <w:t xml:space="preserve">of</w:t>
-      </w:r>
-      <w:r>
-        <w:t xml:space="preserve"> </w:t>
-      </w:r>
-      <m:oMath>
-        <m:r>
-          <m:rPr>
-            <m:sty m:val="bi"/>
-          </m:rPr>
-          <m:t>G</m:t>
-        </m:r>
-      </m:oMath>
-      <w:r>
-        <w:t xml:space="preserve"> </w:t>
-      </w:r>
-      <w:r>
-        <w:t xml:space="preserve">is</w:t>
-      </w:r>
-      <w:r>
-        <w:t xml:space="preserve"> </w:t>
-      </w:r>
-      <w:r>
-        <w:t xml:space="preserve">$\mathord{\smash[b]{\underset{\raise.3ex\hbox{$\scriptstyle\sim$}}{a}}\vphantom{a}}_i \cdot \mathord{\smash[b]{\underset{\raise.3ex\hbox{$\scriptstyle\sim$}}{a}}\vphantom{a}}_j$</w:t>
-      </w:r>
-      <w:r>
-        <w:t xml:space="preserve">.</w:t>
-      </w:r>
-    </w:p>
-    <w:p>
-      <w:pPr>
-        <w:pStyle w:val="Compact"/>
-        <w:numPr>
-          <w:ilvl w:val="0"/>
-          <w:numId w:val="1002"/>
-        </w:numPr>
-      </w:pPr>
-      <m:oMath>
-        <m:r>
-          <m:rPr>
-            <m:sty m:val="bi"/>
-          </m:rPr>
-          <m:t>G</m:t>
-        </m:r>
-      </m:oMath>
-      <w:r>
-        <w:t xml:space="preserve"> </w:t>
-      </w:r>
-      <w:r>
-        <w:t xml:space="preserve">is symmetric (</w:t>
-      </w:r>
-      <w:hyperlink r:id="rId37">
-        <w:r>
-          <w:rPr>
-            <w:rStyle w:val="Hyperlink"/>
-          </w:rPr>
-          <w:t xml:space="preserve">Definition 3 in Special Matrices and Decompositions</w:t>
-        </w:r>
-      </w:hyperlink>
-      <w:r>
-        <w:t xml:space="preserve">).</w:t>
-      </w:r>
-    </w:p>
-    <w:p>
-      <w:pPr>
-        <w:pStyle w:val="Compact"/>
-        <w:numPr>
-          <w:ilvl w:val="0"/>
-          <w:numId w:val="1002"/>
-        </w:numPr>
-      </w:pPr>
-      <w:r>
-        <w:t xml:space="preserve">${\mathord{\smash[b]{\underset{\raise.3ex\hbox{$\scriptstyle\sim$}}{x}}\vphantom{x}}}^{\top} \mathbf{G} \mathord{\smash[b]{\underset{\raise.3ex\hbox{$\scriptstyle\sim$}}{x}}\vphantom{x}} = \mathopen{}\left\lVert\mathbf{A} \mathord{\smash[b]{\underset{\raise.3ex\hbox{$\scriptstyle\sim$}}{x}}\vphantom{x}}\right\rVert\mathclose{}^2 \ge 0$</w:t>
-      </w:r>
-      <w:r>
-        <w:t xml:space="preserve"> </w:t>
-      </w:r>
-      <w:r>
-        <w:t xml:space="preserve">for every</w:t>
-      </w:r>
-      <w:r>
-        <w:t xml:space="preserve"> </w:t>
-      </w:r>
-      <w:r>
-        <w:t xml:space="preserve">$\mathord{\smash[b]{\underset{\raise.3ex\hbox{$\scriptstyle\sim$}}{x}}\vphantom{x}}\in \mathbb{R}^n$</w:t>
-      </w:r>
-      <w:r>
-        <w:t xml:space="preserve">,</w:t>
-      </w:r>
-      <w:r>
-        <w:t xml:space="preserve"> </w:t>
-      </w:r>
-      <w:r>
-        <w:t xml:space="preserve">so</w:t>
-      </w:r>
-      <w:r>
-        <w:t xml:space="preserve"> </w:t>
-      </w:r>
-      <m:oMath>
-        <m:r>
-          <m:rPr>
-            <m:sty m:val="bi"/>
-          </m:rPr>
-          <m:t>G</m:t>
-        </m:r>
-      </m:oMath>
-      <w:r>
-        <w:t xml:space="preserve"> </w:t>
-      </w:r>
-      <w:r>
-        <w:t xml:space="preserve">is</w:t>
-      </w:r>
-      <w:r>
-        <w:t xml:space="preserve"> </w:t>
-      </w:r>
-      <w:hyperlink r:id="rId38">
-        <w:r>
-          <w:rPr>
-            <w:rStyle w:val="Hyperlink"/>
-          </w:rPr>
-          <w:t xml:space="preserve">positive semidefinite</w:t>
-        </w:r>
-      </w:hyperlink>
-      <w:r>
-        <w:t xml:space="preserve">.</w:t>
-      </w:r>
-    </w:p>
-    <w:bookmarkEnd w:id="39"/>
-    <w:p>
-      <w:pPr>
-        <w:pStyle w:val="FirstParagraph"/>
-      </w:pPr>
-      <w:r>
-        <w:rPr>
-          <w:i/>
-          <w:iCs/>
-        </w:rPr>
-        <w:t xml:space="preserve">Proof</w:t>
-      </w:r>
-      <w:r>
-        <w:t xml:space="preserve">. </w:t>
-      </w:r>
-      <w:r>
-        <w:rPr>
-          <w:b/>
-          <w:bCs/>
-        </w:rPr>
-        <w:t xml:space="preserve">Entries.</w:t>
-      </w:r>
-      <w:r>
-        <w:t xml:space="preserve"> </w:t>
-      </w:r>
-      <w:r>
-        <w:t xml:space="preserve">Row</w:t>
-      </w:r>
-      <w:r>
-        <w:t xml:space="preserve"> </w:t>
-      </w:r>
-      <m:oMath>
-        <m:r>
-          <m:t>i</m:t>
-        </m:r>
-      </m:oMath>
-      <w:r>
-        <w:t xml:space="preserve"> </w:t>
-      </w:r>
-      <w:r>
-        <w:t xml:space="preserve">of</w:t>
-      </w:r>
-      <w:r>
-        <w:t xml:space="preserve"> </w:t>
-      </w:r>
-      <m:oMath>
-        <m:sSup>
-          <m:e>
-            <m:r>
-              <m:rPr>
-                <m:sty m:val="bi"/>
-              </m:rPr>
-              <m:t>A</m:t>
-            </m:r>
-          </m:e>
-          <m:sup>
-            <m:r>
-              <m:rPr>
-                <m:sty m:val="p"/>
-              </m:rPr>
-              <m:t>⊤</m:t>
-            </m:r>
-          </m:sup>
-        </m:sSup>
-      </m:oMath>
-      <w:r>
-        <w:t xml:space="preserve"> </w:t>
-      </w:r>
-      <w:r>
-        <w:t xml:space="preserve">is</w:t>
-      </w:r>
-      <w:r>
-        <w:t xml:space="preserve"> </w:t>
-      </w:r>
-      <w:r>
-        <w:t xml:space="preserve">${\mathord{\smash[b]{\underset{\raise.3ex\hbox{$\scriptstyle\sim$}}{a}}\vphantom{a}}_i}^{\top}$</w:t>
-      </w:r>
-      <w:r>
-        <w:t xml:space="preserve">,</w:t>
-      </w:r>
-      <w:r>
-        <w:t xml:space="preserve"> </w:t>
-      </w:r>
-      <w:r>
-        <w:t xml:space="preserve">so entry</w:t>
-      </w:r>
-      <w:r>
-        <w:t xml:space="preserve"> </w:t>
-      </w:r>
-      <m:oMath>
-        <m:r>
-          <m:rPr>
-            <m:sty m:val="p"/>
-          </m:rPr>
-          <m:t>(</m:t>
-        </m:r>
-        <m:r>
-          <m:t>i</m:t>
-        </m:r>
-        <m:r>
-          <m:rPr>
-            <m:sty m:val="p"/>
-          </m:rPr>
-          <m:t>,</m:t>
-        </m:r>
-        <m:r>
-          <m:t>j</m:t>
-        </m:r>
-        <m:r>
-          <m:rPr>
-            <m:sty m:val="p"/>
-          </m:rPr>
-          <m:t>)</m:t>
-        </m:r>
-      </m:oMath>
-      <w:r>
-        <w:t xml:space="preserve"> </w:t>
-      </w:r>
-      <w:r>
-        <w:t xml:space="preserve">of</w:t>
-      </w:r>
-      <w:r>
-        <w:t xml:space="preserve"> </w:t>
-      </w:r>
-      <m:oMath>
-        <m:sSup>
-          <m:e>
-            <m:r>
-              <m:rPr>
-                <m:sty m:val="bi"/>
-              </m:rPr>
-              <m:t>A</m:t>
-            </m:r>
-          </m:e>
-          <m:sup>
-            <m:r>
-              <m:rPr>
-                <m:sty m:val="p"/>
-              </m:rPr>
-              <m:t>⊤</m:t>
-            </m:r>
-          </m:sup>
-        </m:sSup>
-        <m:r>
-          <m:rPr>
-            <m:sty m:val="bi"/>
-          </m:rPr>
-          <m:t>A</m:t>
-        </m:r>
-      </m:oMath>
-      <w:r>
-        <w:t xml:space="preserve"> </w:t>
-      </w:r>
-      <w:r>
-        <w:t xml:space="preserve">is the dot product of that row with column</w:t>
-      </w:r>
-      <w:r>
-        <w:t xml:space="preserve"> </w:t>
-      </w:r>
-      <m:oMath>
-        <m:r>
-          <m:t>j</m:t>
-        </m:r>
-      </m:oMath>
-      <w:r>
-        <w:t xml:space="preserve"> </w:t>
-      </w:r>
-      <w:r>
-        <w:t xml:space="preserve">of</w:t>
-      </w:r>
-      <w:r>
-        <w:t xml:space="preserve"> </w:t>
-      </w:r>
-      <m:oMath>
-        <m:r>
-          <m:rPr>
-            <m:sty m:val="bi"/>
-          </m:rPr>
-          <m:t>A</m:t>
-        </m:r>
-      </m:oMath>
-      <w:r>
-        <w:t xml:space="preserve">,</w:t>
-      </w:r>
-      <w:r>
-        <w:t xml:space="preserve"> </w:t>
-      </w:r>
-      <w:r>
-        <w:t xml:space="preserve">namely</w:t>
-      </w:r>
-      <w:r>
-        <w:t xml:space="preserve"> </w:t>
-      </w:r>
-      <w:r>
-        <w:t xml:space="preserve">${\mathord{\smash[b]{\underset{\raise.3ex\hbox{$\scriptstyle\sim$}}{a}}\vphantom{a}}_i}^{\top} \mathord{\smash[b]{\underset{\raise.3ex\hbox{$\scriptstyle\sim$}}{a}}\vphantom{a}}_j = \mathord{\smash[b]{\underset{\raise.3ex\hbox{$\scriptstyle\sim$}}{a}}\vphantom{a}}_i \cdot \mathord{\smash[b]{\underset{\raise.3ex\hbox{$\scriptstyle\sim$}}{a}}\vphantom{a}}_j$</w:t>
-      </w:r>
-      <w:r>
-        <w:t xml:space="preserve">.</w:t>
-      </w:r>
-    </w:p>
-    <w:p>
-      <w:pPr>
-        <w:pStyle w:val="BodyText"/>
-      </w:pPr>
-      <w:r>
-        <w:rPr>
-          <w:b/>
-          <w:bCs/>
-        </w:rPr>
-        <w:t xml:space="preserve">Symmetry.</w:t>
-      </w:r>
-      <w:r>
-        <w:t xml:space="preserve"> </w:t>
-      </w:r>
-      <w:r>
-        <w:t xml:space="preserve">The dot product is commutative, so</w:t>
-      </w:r>
-    </w:p>
-    <w:p>
-      <w:pPr>
-        <w:pStyle w:val="BodyText"/>
-      </w:pPr>
-      <w:r>
-        <w:t xml:space="preserve">$$
-    \begin{aligned}
-    g_{ij} &amp;= \mathord{\smash[b]{\underset{\raise.3ex\hbox{$\scriptstyle\sim$}}{a}}\vphantom{a}}_i \cdot \mathord{\smash[b]{\underset{\raise.3ex\hbox{$\scriptstyle\sim$}}{a}}\vphantom{a}}_j \\
-    &amp;= \mathord{\smash[b]{\underset{\raise.3ex\hbox{$\scriptstyle\sim$}}{a}}\vphantom{a}}_j \cdot \mathord{\smash[b]{\underset{\raise.3ex\hbox{$\scriptstyle\sim$}}{a}}\vphantom{a}}_i \\
-    &amp;= g_{ji}.
-    \end{aligned}
-    $$</w:t>
-      </w:r>
-    </w:p>
-    <w:p>
-      <w:pPr>
-        <w:pStyle w:val="FirstParagraph"/>
-      </w:pPr>
-      <w:r>
-        <w:rPr>
-          <w:b/>
-          <w:bCs/>
-        </w:rPr>
-        <w:t xml:space="preserve">Positive semidefiniteness.</w:t>
-      </w:r>
-      <w:r>
-        <w:t xml:space="preserve"> </w:t>
-      </w:r>
-      <w:r>
-        <w:t xml:space="preserve">For any</w:t>
-      </w:r>
-      <w:r>
-        <w:t xml:space="preserve"> </w:t>
-      </w:r>
-      <w:r>
-        <w:t xml:space="preserve">$\mathord{\smash[b]{\underset{\raise.3ex\hbox{$\scriptstyle\sim$}}{x}}\vphantom{x}}$</w:t>
-      </w:r>
-      <w:r>
-        <w:t xml:space="preserve">,</w:t>
-      </w:r>
-    </w:p>
-    <w:p>
-      <w:pPr>
-        <w:pStyle w:val="BodyText"/>
-      </w:pPr>
-      <w:r>
-        <w:t xml:space="preserve">$$
-    \begin{aligned}
-    {\mathord{\smash[b]{\underset{\raise.3ex\hbox{$\scriptstyle\sim$}}{x}}\vphantom{x}}}^{\top} \mathbf{G} \mathord{\smash[b]{\underset{\raise.3ex\hbox{$\scriptstyle\sim$}}{x}}\vphantom{x}}
-    &amp;= {\mathord{\smash[b]{\underset{\raise.3ex\hbox{$\scriptstyle\sim$}}{x}}\vphantom{x}}}^{\top}\,{\mathbf{A}}^{\top}\,\mathbf{A} \mathord{\smash[b]{\underset{\raise.3ex\hbox{$\scriptstyle\sim$}}{x}}\vphantom{x}}
-    &amp;&amp; \text{(substitute } \mathbf{G} \text{)}
-    \\
-    &amp;= {(\mathbf{A} \mathord{\smash[b]{\underset{\raise.3ex\hbox{$\scriptstyle\sim$}}{x}}\vphantom{x}})}^{\top}\,(\mathbf{A} \mathord{\smash[b]{\underset{\raise.3ex\hbox{$\scriptstyle\sim$}}{x}}\vphantom{x}})
-    &amp;&amp; \text{(}\text{Theorem~17 in Matrices}\text{)}
-    \\
-    &amp;= \mathopen{}\left\lVert\mathbf{A} \mathord{\smash[b]{\underset{\raise.3ex\hbox{$\scriptstyle\sim$}}{x}}\vphantom{x}}\right\rVert\mathclose{}^2
-    &amp;&amp; \text{(}\text{Equation~2 in Vectors}\text{, squared)}
-    \\
-    &amp;\ge 0.
-    &amp;&amp; \text{(a squared norm is nonnegative)}
-    \end{aligned}
-    $$</w:t>
-      </w:r>
-    </w:p>
-    <w:bookmarkStart w:id="41" w:name="exm-gram-properties"/>
-    <w:p>
-      <w:pPr>
-        <w:pStyle w:val="FirstParagraph"/>
-      </w:pPr>
-      <w:r>
-        <w:rPr>
-          <w:b/>
-          <w:bCs/>
-        </w:rPr>
-        <w:t xml:space="preserve">Example 9 (Checking the properties on a small Gram matrix)</w:t>
-      </w:r>
-      <w:r>
-        <w:t xml:space="preserve"> </w:t>
-      </w:r>
-      <w:r>
-        <w:t xml:space="preserve">For</w:t>
-      </w:r>
-      <w:r>
-        <w:t xml:space="preserve"> </w:t>
-      </w:r>
-      <m:oMath>
-        <m:r>
-          <m:rPr>
-            <m:sty m:val="bi"/>
-          </m:rPr>
-          <m:t>A</m:t>
-        </m:r>
-      </m:oMath>
-      <w:r>
-        <w:t xml:space="preserve"> </w:t>
-      </w:r>
-      <w:r>
-        <w:t xml:space="preserve">in</w:t>
-      </w:r>
-      <w:r>
-        <w:t xml:space="preserve"> </w:t>
-      </w:r>
-      <w:hyperlink w:anchor="exm-gram-matrix">
-        <w:r>
-          <w:rPr>
-            <w:rStyle w:val="Hyperlink"/>
-          </w:rPr>
-          <w:t xml:space="preserve">Example 8</w:t>
-        </w:r>
-      </w:hyperlink>
-      <w:r>
-        <w:t xml:space="preserve">,</w:t>
-      </w:r>
-      <w:r>
-        <w:t xml:space="preserve"> </w:t>
-      </w:r>
-      <m:oMath>
-        <m:r>
-          <m:rPr>
-            <m:sty m:val="bi"/>
-          </m:rPr>
-          <m:t>G</m:t>
-        </m:r>
-        <m:r>
-          <m:rPr>
-            <m:sty m:val="p"/>
-          </m:rPr>
-          <m:t>=</m:t>
-        </m:r>
-        <m:d>
-          <m:dPr>
-            <m:begChr m:val="["/>
-            <m:sepChr m:val=""/>
-            <m:endChr m:val="]"/>
-            <m:grow/>
-          </m:dPr>
-          <m:e>
-            <m:m>
-              <m:mPr>
-                <m:baseJc m:val="center"/>
-                <m:plcHide m:val="on"/>
-                <m:mcs>
-                  <m:mc>
-                    <m:mcPr>
-                      <m:mcJc m:val="center"/>
-                      <m:count m:val="1"/>
-                    </m:mcPr>
-                  </m:mc>
-                  <m:mc>
-                    <m:mcPr>
-                      <m:mcJc m:val="center"/>
-                      <m:count m:val="1"/>
-                    </m:mcPr>
-                  </m:mc>
-                </m:mcs>
-              </m:mPr>
-              <m:mr>
-                <m:e>
-                  <m:r>
-                    <m:t>2</m:t>
-                  </m:r>
-                </m:e>
-                <m:e>
-                  <m:r>
-                    <m:t>1</m:t>
-                  </m:r>
-                </m:e>
-              </m:mr>
-              <m:mr>
-                <m:e>
-                  <m:r>
-                    <m:t>1</m:t>
-                  </m:r>
-                </m:e>
-                <m:e>
-                  <m:r>
-                    <m:t>2</m:t>
-                  </m:r>
-                </m:e>
-              </m:mr>
-            </m:m>
-          </m:e>
-        </m:d>
-      </m:oMath>
-      <w:r>
-        <w:t xml:space="preserve">.</w:t>
-      </w:r>
-      <w:r>
-        <w:t xml:space="preserve"> </w:t>
-      </w:r>
-      <w:r>
-        <w:t xml:space="preserve">It is symmetric:</w:t>
-      </w:r>
-      <w:r>
-        <w:t xml:space="preserve"> </w:t>
-      </w:r>
-      <m:oMath>
-        <m:sSub>
-          <m:e>
-            <m:r>
-              <m:t>g</m:t>
-            </m:r>
-          </m:e>
-          <m:sub>
-            <m:r>
-              <m:t>12</m:t>
-            </m:r>
-          </m:sub>
-        </m:sSub>
-        <m:r>
-          <m:rPr>
-            <m:sty m:val="p"/>
-          </m:rPr>
-          <m:t>=</m:t>
-        </m:r>
-        <m:sSub>
-          <m:e>
-            <m:r>
-              <m:t>g</m:t>
-            </m:r>
-          </m:e>
-          <m:sub>
-            <m:r>
-              <m:t>21</m:t>
-            </m:r>
-          </m:sub>
-        </m:sSub>
-        <m:r>
-          <m:rPr>
-            <m:sty m:val="p"/>
-          </m:rPr>
-          <m:t>=</m:t>
-        </m:r>
-        <m:r>
-          <m:t>1</m:t>
-        </m:r>
-      </m:oMath>
-      <w:r>
-        <w:t xml:space="preserve">.</w:t>
-      </w:r>
-      <w:r>
-        <w:t xml:space="preserve"> </w:t>
-      </w:r>
-      <w:r>
-        <w:t xml:space="preserve">Take</w:t>
-      </w:r>
-      <w:r>
-        <w:t xml:space="preserve"> </w:t>
-      </w:r>
-      <w:r>
-        <w:t xml:space="preserve">$\mathord{\smash[b]{\underset{\raise.3ex\hbox{$\scriptstyle\sim$}}{x}}\vphantom{x}}= (1, -1)$</w:t>
-      </w:r>
-      <w:r>
-        <w:t xml:space="preserve">. Then</w:t>
-      </w:r>
-    </w:p>
-    <w:p>
-      <w:pPr>
-        <w:pStyle w:val="BodyText"/>
-      </w:pPr>
-      <w:r>
-        <w:t xml:space="preserve">$$
-    \begin{aligned}
-    {\mathord{\smash[b]{\underset{\raise.3ex\hbox{$\scriptstyle\sim$}}{x}}\vphantom{x}}}^{\top} \mathbf{G} \mathord{\smash[b]{\underset{\raise.3ex\hbox{$\scriptstyle\sim$}}{x}}\vphantom{x}}
-    &amp;= \begin{bmatrix} 1 &amp; -1 \end{bmatrix} \begin{bmatrix} 1 \\ -1 \end{bmatrix}
-    &amp;&amp; \text{(} \mathbf{G} \mathord{\smash[b]{\underset{\raise.3ex\hbox{$\scriptstyle\sim$}}{x}}\vphantom{x}}= (1, -1) \text{)}
-    \\
-    &amp;= 2,
-    &amp;&amp; \text{(multiply and add)}
-    \end{aligned}
-    $$</w:t>
-      </w:r>
-    </w:p>
-    <w:p>
-      <w:pPr>
-        <w:pStyle w:val="FirstParagraph"/>
-      </w:pPr>
-      <w:r>
-        <w:t xml:space="preserve">and</w:t>
-      </w:r>
-      <w:r>
-        <w:t xml:space="preserve"> </w:t>
-      </w:r>
-      <w:r>
-        <w:t xml:space="preserve">$\mathbf{A} \mathord{\smash[b]{\underset{\raise.3ex\hbox{$\scriptstyle\sim$}}{x}}\vphantom{x}}= (1, 0, -1)$</w:t>
-      </w:r>
-      <w:r>
-        <w:t xml:space="preserve"> </w:t>
-      </w:r>
-      <w:r>
-        <w:t xml:space="preserve">has</w:t>
-      </w:r>
-      <w:r>
-        <w:t xml:space="preserve"> </w:t>
-      </w:r>
-      <w:r>
-        <w:t xml:space="preserve">$\mathopen{}\left\lVert\mathbf{A} \mathord{\smash[b]{\underset{\raise.3ex\hbox{$\scriptstyle\sim$}}{x}}\vphantom{x}}\right\rVert\mathclose{}^2 = 1 + 0 + 1 = 2$</w:t>
-      </w:r>
-      <w:r>
-        <w:t xml:space="preserve">,</w:t>
-      </w:r>
-      <w:r>
-        <w:t xml:space="preserve"> </w:t>
-      </w:r>
-      <w:r>
-        <w:t xml:space="preserve">as the theorem says.</w:t>
-      </w:r>
-      <w:r>
-        <w:t xml:space="preserve"> </w:t>
-      </w:r>
-      <w:r>
-        <w:t xml:space="preserve">The converse (every positive semidefinite matrix is a Gram matrix) is</w:t>
-      </w:r>
-      <w:r>
-        <w:t xml:space="preserve"> </w:t>
-      </w:r>
-      <w:hyperlink r:id="rId40">
-        <w:r>
-          <w:rPr>
-            <w:rStyle w:val="Hyperlink"/>
-          </w:rPr>
-          <w:t xml:space="preserve">this theorem</w:t>
-        </w:r>
-      </w:hyperlink>
-      <w:r>
-        <w:t xml:space="preserve">.</w:t>
-      </w:r>
-    </w:p>
-    <w:bookmarkEnd w:id="41"/>
-    <w:bookmarkStart w:id="42" w:name="thm-null-gram"/>
-    <w:p>
-      <w:pPr>
-        <w:pStyle w:val="BodyText"/>
-      </w:pPr>
-      <w:r>
-        <w:rPr>
-          <w:b/>
-          <w:bCs/>
-        </w:rPr>
-        <w:t xml:space="preserve">Theorem 6 (</w:t>
+        <w:t xml:space="preserve">Theorem 5 (</w:t>
       </w:r>
       <m:oMath>
         <m:sSup>
@@ -8500,7 +7650,7 @@
         </m:oMath>
       </m:oMathPara>
     </w:p>
-    <w:bookmarkEnd w:id="42"/>
+    <w:bookmarkEnd w:id="37"/>
     <w:p>
       <w:pPr>
         <w:pStyle w:val="FirstParagraph"/>
@@ -8813,7 +7963,7 @@
         <w:t xml:space="preserve">.</w:t>
       </w:r>
     </w:p>
-    <w:bookmarkStart w:id="43" w:name="exm-null-gram"/>
+    <w:bookmarkStart w:id="38" w:name="exm-null-gram"/>
     <w:p>
       <w:pPr>
         <w:pStyle w:val="BodyText"/>
@@ -8823,7 +7973,7 @@
           <w:b/>
           <w:bCs/>
         </w:rPr>
-        <w:t xml:space="preserve">Example 10 (The null space of a Gram matrix)</w:t>
+        <w:t xml:space="preserve">Example 9 (The null space of a Gram matrix)</w:t>
       </w:r>
       <w:r>
         <w:t xml:space="preserve"> </w:t>
@@ -9430,9 +8580,9 @@
         <w:t xml:space="preserve">.</w:t>
       </w:r>
     </w:p>
-    <w:bookmarkEnd w:id="43"/>
-    <w:bookmarkEnd w:id="44"/>
-    <w:bookmarkStart w:id="122" w:name="sec-rank-nullity"/>
+    <w:bookmarkEnd w:id="38"/>
+    <w:bookmarkEnd w:id="39"/>
+    <w:bookmarkStart w:id="123" w:name="sec-rank-nullity"/>
     <w:p>
       <w:pPr>
         <w:pStyle w:val="Heading2"/>
@@ -9482,18 +8632,18 @@
                 <wp:inline>
                   <wp:extent cx="152400" cy="152400"/>
                   <wp:effectExtent b="0" l="0" r="0" t="0"/>
-                  <wp:docPr descr="" title="" id="46" name="Picture"/>
+                  <wp:docPr descr="" title="" id="41" name="Picture"/>
                   <a:graphic>
                     <a:graphicData uri="http://schemas.openxmlformats.org/drawingml/2006/picture">
                       <pic:pic>
                         <pic:nvPicPr>
-                          <pic:cNvPr descr="/opt/quarto/share/formats/docx/note.png" id="47" name="Picture"/>
+                          <pic:cNvPr descr="/opt/quarto/share/formats/docx/note.png" id="42" name="Picture"/>
                           <pic:cNvPicPr>
                             <a:picLocks noChangeArrowheads="1" noChangeAspect="1"/>
                           </pic:cNvPicPr>
                         </pic:nvPicPr>
                         <pic:blipFill>
-                          <a:blip r:embed="rId45"/>
+                          <a:blip r:embed="rId40"/>
                           <a:stretch>
                             <a:fillRect/>
                           </a:stretch>
@@ -9547,7 +8697,7 @@
               <w:pStyle w:val="BodyText"/>
             </w:pPr>
             <w:pPr>
-              <w:spacing w:before="16" w:after="16"/>
+              <w:spacing w:before="16"/>
             </w:pPr>
             <w:r>
               <w:t xml:space="preserve">This section is adapted from</w:t>
@@ -9576,7 +8726,7 @@
             <w:r>
               <w:t xml:space="preserve"> </w:t>
             </w:r>
-            <w:hyperlink r:id="rId48">
+            <w:hyperlink r:id="rId43">
               <w:r>
                 <w:rPr>
                   <w:rStyle w:val="Hyperlink"/>
@@ -9587,22 +8737,955 @@
             <w:r>
               <w:t xml:space="preserve">).</w:t>
             </w:r>
+            <w:r>
+              <w:t xml:space="preserve"> </w:t>
+            </w:r>
+            <w:hyperlink w:anchor="thm-rank-product-right">
+              <w:r>
+                <w:rPr>
+                  <w:rStyle w:val="Hyperlink"/>
+                </w:rPr>
+                <w:t xml:space="preserve">Theorem 10</w:t>
+              </w:r>
+            </w:hyperlink>
+            <w:r>
+              <w:t xml:space="preserve"> </w:t>
+            </w:r>
+            <w:r>
+              <w:t xml:space="preserve">and</w:t>
+            </w:r>
+            <w:r>
+              <w:t xml:space="preserve"> </w:t>
+            </w:r>
+            <w:hyperlink w:anchor="cor-rank-product-full-rank">
+              <w:r>
+                <w:rPr>
+                  <w:rStyle w:val="Hyperlink"/>
+                </w:rPr>
+                <w:t xml:space="preserve">Corollary 2</w:t>
+              </w:r>
+            </w:hyperlink>
+            <w:r>
+              <w:t xml:space="preserve"> </w:t>
+            </w:r>
+            <w:r>
+              <w:t xml:space="preserve">restore the source’s statements that a product has rank at most the rank of either factor,</w:t>
+            </w:r>
+            <w:r>
+              <w:t xml:space="preserve"> </w:t>
+            </w:r>
+            <w:r>
+              <w:t xml:space="preserve">and that multiplying by a matrix of full column rank or by a matrix whose rank is its number of rows does not change the rank.</w:t>
+            </w:r>
+            <w:r>
+              <w:t xml:space="preserve"> </w:t>
+            </w:r>
+            <w:r>
+              <w:t xml:space="preserve">These parts of the source are not part of this section:</w:t>
+            </w:r>
+          </w:p>
+          <w:p>
+            <w:pPr>
+              <w:pStyle w:val="Compact"/>
+              <w:numPr>
+                <w:ilvl w:val="0"/>
+                <w:numId w:val="1002"/>
+              </w:numPr>
+            </w:pPr>
+            <w:r>
+              <w:t xml:space="preserve">the names</w:t>
+            </w:r>
+            <w:r>
+              <w:t xml:space="preserve"> </w:t>
+            </w:r>
+            <w:r>
+              <w:t xml:space="preserve">“full row rank”</w:t>
+            </w:r>
+            <w:r>
+              <w:t xml:space="preserve">,</w:t>
+            </w:r>
+            <w:r>
+              <w:t xml:space="preserve"> </w:t>
+            </w:r>
+            <w:r>
+              <w:t xml:space="preserve">“full rank”</w:t>
+            </w:r>
+            <w:r>
+              <w:t xml:space="preserve"> </w:t>
+            </w:r>
+            <w:r>
+              <w:t xml:space="preserve">and</w:t>
+            </w:r>
+            <w:r>
+              <w:t xml:space="preserve"> </w:t>
+            </w:r>
+            <w:r>
+              <w:t xml:space="preserve">“singular”</w:t>
+            </w:r>
+          </w:p>
+          <w:p>
+            <w:pPr>
+              <w:pStyle w:val="Compact"/>
+              <w:numPr>
+                <w:ilvl w:val="0"/>
+                <w:numId w:val="1002"/>
+              </w:numPr>
+            </w:pPr>
+            <w:r>
+              <w:t xml:space="preserve">the statement that</w:t>
+            </w:r>
+            <w:r>
+              <w:t xml:space="preserve"> </w:t>
+            </w:r>
+            <m:oMath>
+              <m:r>
+                <m:rPr>
+                  <m:scr m:val="script"/>
+                  <m:sty m:val="p"/>
+                </m:rPr>
+                <m:t>C</m:t>
+              </m:r>
+              <m:r>
+                <m:rPr>
+                  <m:sty m:val="p"/>
+                </m:rPr>
+                <m:t>(</m:t>
+              </m:r>
+              <m:r>
+                <m:rPr>
+                  <m:sty m:val="bi"/>
+                </m:rPr>
+                <m:t>C</m:t>
+              </m:r>
+              <m:r>
+                <m:rPr>
+                  <m:sty m:val="p"/>
+                </m:rPr>
+                <m:t>)</m:t>
+              </m:r>
+              <m:r>
+                <m:rPr>
+                  <m:sty m:val="p"/>
+                </m:rPr>
+                <m:t>⊆</m:t>
+              </m:r>
+              <m:r>
+                <m:rPr>
+                  <m:scr m:val="script"/>
+                  <m:sty m:val="p"/>
+                </m:rPr>
+                <m:t>C</m:t>
+              </m:r>
+              <m:r>
+                <m:rPr>
+                  <m:sty m:val="p"/>
+                </m:rPr>
+                <m:t>(</m:t>
+              </m:r>
+              <m:r>
+                <m:rPr>
+                  <m:sty m:val="bi"/>
+                </m:rPr>
+                <m:t>A</m:t>
+              </m:r>
+              <m:r>
+                <m:rPr>
+                  <m:sty m:val="p"/>
+                </m:rPr>
+                <m:t>)</m:t>
+              </m:r>
+            </m:oMath>
+            <w:r>
+              <w:t xml:space="preserve"> </w:t>
+            </w:r>
+            <w:r>
+              <w:t xml:space="preserve">exactly when</w:t>
+            </w:r>
+            <w:r>
+              <w:t xml:space="preserve"> </w:t>
+            </w:r>
+            <m:oMath>
+              <m:r>
+                <m:rPr>
+                  <m:sty m:val="bi"/>
+                </m:rPr>
+                <m:t>C</m:t>
+              </m:r>
+              <m:r>
+                <m:rPr>
+                  <m:sty m:val="p"/>
+                </m:rPr>
+                <m:t>=</m:t>
+              </m:r>
+              <m:r>
+                <m:rPr>
+                  <m:sty m:val="bi"/>
+                </m:rPr>
+                <m:t>A</m:t>
+              </m:r>
+              <m:r>
+                <m:rPr>
+                  <m:sty m:val="bi"/>
+                </m:rPr>
+                <m:t>B</m:t>
+              </m:r>
+            </m:oMath>
+            <w:r>
+              <w:t xml:space="preserve"> </w:t>
+            </w:r>
+            <w:r>
+              <w:t xml:space="preserve">for some</w:t>
+            </w:r>
+            <w:r>
+              <w:t xml:space="preserve"> </w:t>
+            </w:r>
+            <m:oMath>
+              <m:r>
+                <m:rPr>
+                  <m:sty m:val="bi"/>
+                </m:rPr>
+                <m:t>B</m:t>
+              </m:r>
+            </m:oMath>
+            <w:r>
+              <w:t xml:space="preserve">,</w:t>
+            </w:r>
+            <w:r>
+              <w:t xml:space="preserve"> </w:t>
+            </w:r>
+            <w:r>
+              <w:t xml:space="preserve">and its row space version,</w:t>
+            </w:r>
+            <w:r>
+              <w:t xml:space="preserve"> </w:t>
+            </w:r>
+            <w:r>
+              <w:t xml:space="preserve">and the containment</w:t>
+            </w:r>
+            <w:r>
+              <w:t xml:space="preserve"> </w:t>
+            </w:r>
+            <m:oMath>
+              <m:r>
+                <m:rPr>
+                  <m:scr m:val="script"/>
+                  <m:sty m:val="p"/>
+                </m:rPr>
+                <m:t>N</m:t>
+              </m:r>
+              <m:r>
+                <m:rPr>
+                  <m:sty m:val="p"/>
+                </m:rPr>
+                <m:t>(</m:t>
+              </m:r>
+              <m:r>
+                <m:rPr>
+                  <m:sty m:val="bi"/>
+                </m:rPr>
+                <m:t>B</m:t>
+              </m:r>
+              <m:r>
+                <m:rPr>
+                  <m:sty m:val="p"/>
+                </m:rPr>
+                <m:t>)</m:t>
+              </m:r>
+              <m:r>
+                <m:rPr>
+                  <m:sty m:val="p"/>
+                </m:rPr>
+                <m:t>⊆</m:t>
+              </m:r>
+              <m:r>
+                <m:rPr>
+                  <m:scr m:val="script"/>
+                  <m:sty m:val="p"/>
+                </m:rPr>
+                <m:t>N</m:t>
+              </m:r>
+              <m:r>
+                <m:rPr>
+                  <m:sty m:val="p"/>
+                </m:rPr>
+                <m:t>(</m:t>
+              </m:r>
+              <m:r>
+                <m:rPr>
+                  <m:sty m:val="bi"/>
+                </m:rPr>
+                <m:t>A</m:t>
+              </m:r>
+              <m:r>
+                <m:rPr>
+                  <m:sty m:val="bi"/>
+                </m:rPr>
+                <m:t>B</m:t>
+              </m:r>
+              <m:r>
+                <m:rPr>
+                  <m:sty m:val="p"/>
+                </m:rPr>
+                <m:t>)</m:t>
+              </m:r>
+            </m:oMath>
+          </w:p>
+          <w:p>
+            <w:pPr>
+              <w:pStyle w:val="Compact"/>
+              <w:numPr>
+                <w:ilvl w:val="0"/>
+                <w:numId w:val="1002"/>
+              </w:numPr>
+            </w:pPr>
+            <w:r>
+              <w:t xml:space="preserve">the dimension of a subspace as the largest number of linearly independent vectors in it, or the smallest number of vectors that span it</w:t>
+            </w:r>
+          </w:p>
+          <w:p>
+            <w:pPr>
+              <w:pStyle w:val="Compact"/>
+              <w:numPr>
+                <w:ilvl w:val="0"/>
+                <w:numId w:val="1002"/>
+              </w:numPr>
+            </w:pPr>
+            <w:r>
+              <w:t xml:space="preserve">the properties of a rank factorization</w:t>
+            </w:r>
+            <w:r>
+              <w:t xml:space="preserve"> </w:t>
+            </w:r>
+            <m:oMath>
+              <m:r>
+                <m:rPr>
+                  <m:sty m:val="bi"/>
+                </m:rPr>
+                <m:t>A</m:t>
+              </m:r>
+              <m:r>
+                <m:rPr>
+                  <m:sty m:val="p"/>
+                </m:rPr>
+                <m:t>=</m:t>
+              </m:r>
+              <m:r>
+                <m:rPr>
+                  <m:sty m:val="bi"/>
+                </m:rPr>
+                <m:t>C</m:t>
+              </m:r>
+              <m:r>
+                <m:rPr>
+                  <m:sty m:val="bi"/>
+                </m:rPr>
+                <m:t>R</m:t>
+              </m:r>
+            </m:oMath>
+            <w:r>
+              <w:t xml:space="preserve"> </w:t>
+            </w:r>
+            <w:r>
+              <w:t xml:space="preserve">(</w:t>
+            </w:r>
+            <m:oMath>
+              <m:r>
+                <m:rPr>
+                  <m:sty m:val="p"/>
+                </m:rPr>
+                <m:t>rank</m:t>
+              </m:r>
+              <m:r>
+                <m:rPr>
+                  <m:sty m:val="p"/>
+                </m:rPr>
+                <m:t>(</m:t>
+              </m:r>
+              <m:r>
+                <m:rPr>
+                  <m:sty m:val="bi"/>
+                </m:rPr>
+                <m:t>C</m:t>
+              </m:r>
+              <m:r>
+                <m:rPr>
+                  <m:sty m:val="p"/>
+                </m:rPr>
+                <m:t>)</m:t>
+              </m:r>
+              <m:r>
+                <m:rPr>
+                  <m:sty m:val="p"/>
+                </m:rPr>
+                <m:t>=</m:t>
+              </m:r>
+              <m:r>
+                <m:rPr>
+                  <m:sty m:val="p"/>
+                </m:rPr>
+                <m:t>rank</m:t>
+              </m:r>
+              <m:r>
+                <m:rPr>
+                  <m:sty m:val="p"/>
+                </m:rPr>
+                <m:t>(</m:t>
+              </m:r>
+              <m:r>
+                <m:rPr>
+                  <m:sty m:val="bi"/>
+                </m:rPr>
+                <m:t>R</m:t>
+              </m:r>
+              <m:r>
+                <m:rPr>
+                  <m:sty m:val="p"/>
+                </m:rPr>
+                <m:t>)</m:t>
+              </m:r>
+              <m:r>
+                <m:rPr>
+                  <m:sty m:val="p"/>
+                </m:rPr>
+                <m:t>=</m:t>
+              </m:r>
+              <m:r>
+                <m:t>r</m:t>
+              </m:r>
+            </m:oMath>
+            <w:r>
+              <w:t xml:space="preserve">,</w:t>
+            </w:r>
+            <w:r>
+              <w:t xml:space="preserve"> </w:t>
+            </w:r>
+            <m:oMath>
+              <m:r>
+                <m:rPr>
+                  <m:scr m:val="script"/>
+                  <m:sty m:val="p"/>
+                </m:rPr>
+                <m:t>C</m:t>
+              </m:r>
+              <m:r>
+                <m:rPr>
+                  <m:sty m:val="p"/>
+                </m:rPr>
+                <m:t>(</m:t>
+              </m:r>
+              <m:r>
+                <m:rPr>
+                  <m:sty m:val="bi"/>
+                </m:rPr>
+                <m:t>A</m:t>
+              </m:r>
+              <m:r>
+                <m:rPr>
+                  <m:sty m:val="p"/>
+                </m:rPr>
+                <m:t>)</m:t>
+              </m:r>
+              <m:r>
+                <m:rPr>
+                  <m:sty m:val="p"/>
+                </m:rPr>
+                <m:t>=</m:t>
+              </m:r>
+              <m:r>
+                <m:rPr>
+                  <m:scr m:val="script"/>
+                  <m:sty m:val="p"/>
+                </m:rPr>
+                <m:t>C</m:t>
+              </m:r>
+              <m:r>
+                <m:rPr>
+                  <m:sty m:val="p"/>
+                </m:rPr>
+                <m:t>(</m:t>
+              </m:r>
+              <m:r>
+                <m:rPr>
+                  <m:sty m:val="bi"/>
+                </m:rPr>
+                <m:t>C</m:t>
+              </m:r>
+              <m:r>
+                <m:rPr>
+                  <m:sty m:val="p"/>
+                </m:rPr>
+                <m:t>)</m:t>
+              </m:r>
+            </m:oMath>
+            <w:r>
+              <w:t xml:space="preserve">,</w:t>
+            </w:r>
+            <w:r>
+              <w:t xml:space="preserve"> </w:t>
+            </w:r>
+            <m:oMath>
+              <m:r>
+                <m:rPr>
+                  <m:scr m:val="script"/>
+                  <m:sty m:val="p"/>
+                </m:rPr>
+                <m:t>N</m:t>
+              </m:r>
+              <m:r>
+                <m:rPr>
+                  <m:sty m:val="p"/>
+                </m:rPr>
+                <m:t>(</m:t>
+              </m:r>
+              <m:r>
+                <m:rPr>
+                  <m:sty m:val="bi"/>
+                </m:rPr>
+                <m:t>A</m:t>
+              </m:r>
+              <m:r>
+                <m:rPr>
+                  <m:sty m:val="p"/>
+                </m:rPr>
+                <m:t>)</m:t>
+              </m:r>
+              <m:r>
+                <m:rPr>
+                  <m:sty m:val="p"/>
+                </m:rPr>
+                <m:t>=</m:t>
+              </m:r>
+              <m:r>
+                <m:rPr>
+                  <m:scr m:val="script"/>
+                  <m:sty m:val="p"/>
+                </m:rPr>
+                <m:t>N</m:t>
+              </m:r>
+              <m:r>
+                <m:rPr>
+                  <m:sty m:val="p"/>
+                </m:rPr>
+                <m:t>(</m:t>
+              </m:r>
+              <m:r>
+                <m:rPr>
+                  <m:sty m:val="bi"/>
+                </m:rPr>
+                <m:t>R</m:t>
+              </m:r>
+              <m:r>
+                <m:rPr>
+                  <m:sty m:val="p"/>
+                </m:rPr>
+                <m:t>)</m:t>
+              </m:r>
+            </m:oMath>
+            <w:r>
+              <w:t xml:space="preserve">),</w:t>
+            </w:r>
+            <w:r>
+              <w:t xml:space="preserve"> </w:t>
+            </w:r>
+            <w:r>
+              <w:t xml:space="preserve">the fact that it is not unique, and the second proof of</w:t>
+            </w:r>
+            <w:r>
+              <w:t xml:space="preserve"> </w:t>
+            </w:r>
+            <m:oMath>
+              <m:r>
+                <m:rPr>
+                  <m:sty m:val="p"/>
+                </m:rPr>
+                <m:t>rank</m:t>
+              </m:r>
+              <m:r>
+                <m:rPr>
+                  <m:sty m:val="p"/>
+                </m:rPr>
+                <m:t>(</m:t>
+              </m:r>
+              <m:r>
+                <m:rPr>
+                  <m:sty m:val="bi"/>
+                </m:rPr>
+                <m:t>A</m:t>
+              </m:r>
+              <m:r>
+                <m:rPr>
+                  <m:sty m:val="p"/>
+                </m:rPr>
+                <m:t>)</m:t>
+              </m:r>
+              <m:r>
+                <m:rPr>
+                  <m:sty m:val="p"/>
+                </m:rPr>
+                <m:t>=</m:t>
+              </m:r>
+              <m:r>
+                <m:rPr>
+                  <m:sty m:val="p"/>
+                </m:rPr>
+                <m:t>rank</m:t>
+              </m:r>
+              <m:r>
+                <m:rPr>
+                  <m:sty m:val="p"/>
+                </m:rPr>
+                <m:t>(</m:t>
+              </m:r>
+              <m:sSup>
+                <m:e>
+                  <m:r>
+                    <m:rPr>
+                      <m:sty m:val="bi"/>
+                    </m:rPr>
+                    <m:t>A</m:t>
+                  </m:r>
+                </m:e>
+                <m:sup>
+                  <m:r>
+                    <m:rPr>
+                      <m:sty m:val="p"/>
+                    </m:rPr>
+                    <m:t>⊤</m:t>
+                  </m:r>
+                </m:sup>
+              </m:sSup>
+              <m:r>
+                <m:rPr>
+                  <m:sty m:val="p"/>
+                </m:rPr>
+                <m:t>)</m:t>
+              </m:r>
+            </m:oMath>
+            <w:r>
+              <w:t xml:space="preserve"> </w:t>
+            </w:r>
+            <w:r>
+              <w:t xml:space="preserve">that it gives</w:t>
+            </w:r>
+          </w:p>
+          <w:p>
+            <w:pPr>
+              <w:pStyle w:val="Compact"/>
+              <w:numPr>
+                <w:ilvl w:val="0"/>
+                <w:numId w:val="1002"/>
+              </w:numPr>
+            </w:pPr>
+            <w:r>
+              <w:t xml:space="preserve">calling</w:t>
+            </w:r>
+            <w:r>
+              <w:t xml:space="preserve"> </w:t>
+            </w:r>
+            <m:oMath>
+              <m:r>
+                <m:rPr>
+                  <m:sty m:val="bi"/>
+                </m:rPr>
+                <m:t>A</m:t>
+              </m:r>
+              <m:sSup>
+                <m:e>
+                  <m:r>
+                    <m:rPr>
+                      <m:sty m:val="bi"/>
+                    </m:rPr>
+                    <m:t>A</m:t>
+                  </m:r>
+                </m:e>
+                <m:sup>
+                  <m:r>
+                    <m:rPr>
+                      <m:sty m:val="p"/>
+                    </m:rPr>
+                    <m:t>⊤</m:t>
+                  </m:r>
+                </m:sup>
+              </m:sSup>
+            </m:oMath>
+            <w:r>
+              <w:t xml:space="preserve"> </w:t>
+            </w:r>
+            <w:r>
+              <w:t xml:space="preserve">a Gram matrix, and the equation</w:t>
+            </w:r>
+            <w:r>
+              <w:t xml:space="preserve"> </w:t>
+            </w:r>
+            <m:oMath>
+              <m:r>
+                <m:rPr>
+                  <m:scr m:val="script"/>
+                  <m:sty m:val="p"/>
+                </m:rPr>
+                <m:t>N</m:t>
+              </m:r>
+              <m:r>
+                <m:rPr>
+                  <m:sty m:val="p"/>
+                </m:rPr>
+                <m:t>(</m:t>
+              </m:r>
+              <m:r>
+                <m:rPr>
+                  <m:sty m:val="bi"/>
+                </m:rPr>
+                <m:t>A</m:t>
+              </m:r>
+              <m:sSup>
+                <m:e>
+                  <m:r>
+                    <m:rPr>
+                      <m:sty m:val="bi"/>
+                    </m:rPr>
+                    <m:t>A</m:t>
+                  </m:r>
+                </m:e>
+                <m:sup>
+                  <m:r>
+                    <m:rPr>
+                      <m:sty m:val="p"/>
+                    </m:rPr>
+                    <m:t>⊤</m:t>
+                  </m:r>
+                </m:sup>
+              </m:sSup>
+              <m:r>
+                <m:rPr>
+                  <m:sty m:val="p"/>
+                </m:rPr>
+                <m:t>)</m:t>
+              </m:r>
+              <m:r>
+                <m:rPr>
+                  <m:sty m:val="p"/>
+                </m:rPr>
+                <m:t>=</m:t>
+              </m:r>
+              <m:r>
+                <m:rPr>
+                  <m:scr m:val="script"/>
+                  <m:sty m:val="p"/>
+                </m:rPr>
+                <m:t>N</m:t>
+              </m:r>
+              <m:r>
+                <m:rPr>
+                  <m:sty m:val="p"/>
+                </m:rPr>
+                <m:t>(</m:t>
+              </m:r>
+              <m:sSup>
+                <m:e>
+                  <m:r>
+                    <m:rPr>
+                      <m:sty m:val="bi"/>
+                    </m:rPr>
+                    <m:t>A</m:t>
+                  </m:r>
+                </m:e>
+                <m:sup>
+                  <m:r>
+                    <m:rPr>
+                      <m:sty m:val="p"/>
+                    </m:rPr>
+                    <m:t>⊤</m:t>
+                  </m:r>
+                </m:sup>
+              </m:sSup>
+              <m:r>
+                <m:rPr>
+                  <m:sty m:val="p"/>
+                </m:rPr>
+                <m:t>)</m:t>
+              </m:r>
+            </m:oMath>
+            <w:r>
+              <w:t xml:space="preserve"> </w:t>
+            </w:r>
+            <w:r>
+              <w:t xml:space="preserve">(</w:t>
+            </w:r>
+            <w:hyperlink w:anchor="thm-null-gram">
+              <w:r>
+                <w:rPr>
+                  <w:rStyle w:val="Hyperlink"/>
+                </w:rPr>
+                <w:t xml:space="preserve">Theorem 5</w:t>
+              </w:r>
+            </w:hyperlink>
+            <w:r>
+              <w:t xml:space="preserve"> </w:t>
+            </w:r>
+            <w:r>
+              <w:t xml:space="preserve">applied to</w:t>
+            </w:r>
+            <w:r>
+              <w:t xml:space="preserve"> </w:t>
+            </w:r>
+            <m:oMath>
+              <m:sSup>
+                <m:e>
+                  <m:r>
+                    <m:rPr>
+                      <m:sty m:val="bi"/>
+                    </m:rPr>
+                    <m:t>A</m:t>
+                  </m:r>
+                </m:e>
+                <m:sup>
+                  <m:r>
+                    <m:rPr>
+                      <m:sty m:val="p"/>
+                    </m:rPr>
+                    <m:t>⊤</m:t>
+                  </m:r>
+                </m:sup>
+              </m:sSup>
+            </m:oMath>
+            <w:r>
+              <w:t xml:space="preserve"> </w:t>
+            </w:r>
+            <w:r>
+              <w:t xml:space="preserve">gives it)</w:t>
+            </w:r>
+          </w:p>
+          <w:p>
+            <w:pPr>
+              <w:pStyle w:val="Compact"/>
+              <w:numPr>
+                <w:ilvl w:val="0"/>
+                <w:numId w:val="1002"/>
+              </w:numPr>
+            </w:pPr>
+            <w:r>
+              <w:t xml:space="preserve">the statement that</w:t>
+            </w:r>
+            <w:r>
+              <w:t xml:space="preserve"> </w:t>
+            </w:r>
+            <m:oMath>
+              <m:r>
+                <m:rPr>
+                  <m:scr m:val="script"/>
+                  <m:sty m:val="p"/>
+                </m:rPr>
+                <m:t>C</m:t>
+              </m:r>
+              <m:r>
+                <m:rPr>
+                  <m:sty m:val="p"/>
+                </m:rPr>
+                <m:t>(</m:t>
+              </m:r>
+              <m:r>
+                <m:rPr>
+                  <m:sty m:val="bi"/>
+                </m:rPr>
+                <m:t>A</m:t>
+              </m:r>
+              <m:r>
+                <m:rPr>
+                  <m:sty m:val="p"/>
+                </m:rPr>
+                <m:t>)</m:t>
+              </m:r>
+            </m:oMath>
+            <w:r>
+              <w:t xml:space="preserve"> </w:t>
+            </w:r>
+            <w:r>
+              <w:t xml:space="preserve">and</w:t>
+            </w:r>
+            <w:r>
+              <w:t xml:space="preserve"> </w:t>
+            </w:r>
+            <m:oMath>
+              <m:r>
+                <m:rPr>
+                  <m:scr m:val="script"/>
+                  <m:sty m:val="p"/>
+                </m:rPr>
+                <m:t>N</m:t>
+              </m:r>
+              <m:r>
+                <m:rPr>
+                  <m:sty m:val="p"/>
+                </m:rPr>
+                <m:t>(</m:t>
+              </m:r>
+              <m:sSup>
+                <m:e>
+                  <m:r>
+                    <m:rPr>
+                      <m:sty m:val="bi"/>
+                    </m:rPr>
+                    <m:t>A</m:t>
+                  </m:r>
+                </m:e>
+                <m:sup>
+                  <m:r>
+                    <m:rPr>
+                      <m:sty m:val="p"/>
+                    </m:rPr>
+                    <m:t>⊤</m:t>
+                  </m:r>
+                </m:sup>
+              </m:sSup>
+              <m:r>
+                <m:rPr>
+                  <m:sty m:val="p"/>
+                </m:rPr>
+                <m:t>)</m:t>
+              </m:r>
+            </m:oMath>
+            <w:r>
+              <w:t xml:space="preserve"> </w:t>
+            </w:r>
+            <w:r>
+              <w:t xml:space="preserve">share only the zero vector</w:t>
+            </w:r>
+            <w:r>
+              <w:t xml:space="preserve"> </w:t>
+            </w:r>
+            <w:r>
+              <w:t xml:space="preserve">(it follows from</w:t>
+            </w:r>
+            <w:r>
+              <w:t xml:space="preserve"> </w:t>
+            </w:r>
+            <w:hyperlink r:id="rId44">
+              <w:r>
+                <w:rPr>
+                  <w:rStyle w:val="Hyperlink"/>
+                </w:rPr>
+                <w:t xml:space="preserve">Theorem 10 in Direct Sums and Orthogonal Complements</w:t>
+              </w:r>
+            </w:hyperlink>
+            <w:r>
+              <w:t xml:space="preserve">)</w:t>
+            </w:r>
           </w:p>
           <w:p/>
         </w:tc>
       </w:tr>
     </w:tbl>
-    <w:bookmarkStart w:id="49" w:name="thm-rank-dim"/>
+    <w:bookmarkStart w:id="45" w:name="thm-rank-dim"/>
     <w:p>
       <w:pPr>
-        <w:pStyle w:val="BodyText"/>
+        <w:pStyle w:val="FirstParagraph"/>
       </w:pPr>
       <w:r>
         <w:rPr>
           <w:b/>
           <w:bCs/>
         </w:rPr>
-        <w:t xml:space="preserve">Theorem 7 (The rank is the dimension of the column space)</w:t>
+        <w:t xml:space="preserve">Theorem 6 (The rank is the dimension of the column space)</w:t>
       </w:r>
       <w:r>
         <w:t xml:space="preserve"> </w:t>
@@ -9743,7 +9826,7 @@
         </m:oMath>
       </m:oMathPara>
     </w:p>
-    <w:bookmarkEnd w:id="49"/>
+    <w:bookmarkEnd w:id="45"/>
     <w:p>
       <w:pPr>
         <w:pStyle w:val="FirstParagraph"/>
@@ -9805,7 +9888,7 @@
       <w:r>
         <w:t xml:space="preserve">(</w:t>
       </w:r>
-      <w:hyperlink r:id="rId50">
+      <w:hyperlink r:id="rId46">
         <w:r>
           <w:rPr>
             <w:rStyle w:val="Hyperlink"/>
@@ -9859,7 +9942,7 @@
       <w:r>
         <w:t xml:space="preserve"> </w:t>
       </w:r>
-      <w:hyperlink r:id="rId50">
+      <w:hyperlink r:id="rId46">
         <w:r>
           <w:rPr>
             <w:rStyle w:val="Hyperlink"/>
@@ -9912,7 +9995,7 @@
       <w:r>
         <w:t xml:space="preserve">(</w:t>
       </w:r>
-      <w:hyperlink r:id="rId51">
+      <w:hyperlink r:id="rId47">
         <w:r>
           <w:rPr>
             <w:rStyle w:val="Hyperlink"/>
@@ -9994,7 +10077,7 @@
       <w:r>
         <w:t xml:space="preserve">(</w:t>
       </w:r>
-      <w:hyperlink r:id="rId52">
+      <w:hyperlink r:id="rId48">
         <w:r>
           <w:rPr>
             <w:rStyle w:val="Hyperlink"/>
@@ -10427,7 +10510,7 @@
       <w:r>
         <w:t xml:space="preserve">(</w:t>
       </w:r>
-      <w:hyperlink r:id="rId53">
+      <w:hyperlink r:id="rId49">
         <w:r>
           <w:rPr>
             <w:rStyle w:val="Hyperlink"/>
@@ -10494,7 +10577,7 @@
         <w:t xml:space="preserve">.</w:t>
       </w:r>
     </w:p>
-    <w:bookmarkStart w:id="54" w:name="exm-rank-dim"/>
+    <w:bookmarkStart w:id="50" w:name="exm-rank-dim"/>
     <w:p>
       <w:pPr>
         <w:pStyle w:val="BodyText"/>
@@ -10504,7 +10587,7 @@
           <w:b/>
           <w:bCs/>
         </w:rPr>
-        <w:t xml:space="preserve">Example 11 (The rank of the matrix in</w:t>
+        <w:t xml:space="preserve">Example 10 (The rank of the matrix in</w:t>
       </w:r>
       <w:r>
         <w:rPr>
@@ -10815,7 +10898,7 @@
           <w:rPr>
             <w:rStyle w:val="Hyperlink"/>
           </w:rPr>
-          <w:t xml:space="preserve">Theorem 7</w:t>
+          <w:t xml:space="preserve">Theorem 6</w:t>
         </w:r>
       </w:hyperlink>
       <w:r>
@@ -10907,8 +10990,8 @@
         <w:t xml:space="preserve">.</w:t>
       </w:r>
     </w:p>
-    <w:bookmarkEnd w:id="54"/>
-    <w:bookmarkStart w:id="55" w:name="def-nullity"/>
+    <w:bookmarkEnd w:id="50"/>
+    <w:bookmarkStart w:id="51" w:name="def-nullity"/>
     <w:p>
       <w:pPr>
         <w:pStyle w:val="BodyText"/>
@@ -11091,8 +11174,8 @@
         </m:oMath>
       </m:oMathPara>
     </w:p>
-    <w:bookmarkEnd w:id="55"/>
-    <w:bookmarkStart w:id="56" w:name="exm-nullity"/>
+    <w:bookmarkEnd w:id="51"/>
+    <w:bookmarkStart w:id="52" w:name="exm-nullity"/>
     <w:p>
       <w:pPr>
         <w:pStyle w:val="FirstParagraph"/>
@@ -11102,7 +11185,7 @@
           <w:b/>
           <w:bCs/>
         </w:rPr>
-        <w:t xml:space="preserve">Example 12 (The nullity of the matrix in</w:t>
+        <w:t xml:space="preserve">Example 11 (The nullity of the matrix in</w:t>
       </w:r>
       <w:r>
         <w:rPr>
@@ -11767,8 +11850,8 @@
         <w:t xml:space="preserve">.</w:t>
       </w:r>
     </w:p>
-    <w:bookmarkEnd w:id="56"/>
-    <w:bookmarkStart w:id="57" w:name="thm-rank-nullity"/>
+    <w:bookmarkEnd w:id="52"/>
+    <w:bookmarkStart w:id="53" w:name="thm-rank-nullity"/>
     <w:p>
       <w:pPr>
         <w:pStyle w:val="BodyText"/>
@@ -11778,7 +11861,7 @@
           <w:b/>
           <w:bCs/>
         </w:rPr>
-        <w:t xml:space="preserve">Theorem 8 (Rank-nullity theorem)</w:t>
+        <w:t xml:space="preserve">Theorem 7 (Rank-nullity theorem)</w:t>
       </w:r>
       <w:r>
         <w:t xml:space="preserve"> </w:t>
@@ -11905,7 +11988,7 @@
         </m:oMath>
       </m:oMathPara>
     </w:p>
-    <w:bookmarkEnd w:id="57"/>
+    <w:bookmarkEnd w:id="53"/>
     <w:p>
       <w:pPr>
         <w:pStyle w:val="FirstParagraph"/>
@@ -12060,7 +12143,7 @@
       <w:r>
         <w:t xml:space="preserve">(</w:t>
       </w:r>
-      <w:hyperlink r:id="rId58">
+      <w:hyperlink r:id="rId54">
         <w:r>
           <w:rPr>
             <w:rStyle w:val="Hyperlink"/>
@@ -12184,7 +12267,7 @@
       <w:r>
         <w:t xml:space="preserve">(</w:t>
       </w:r>
-      <w:hyperlink r:id="rId59">
+      <w:hyperlink r:id="rId55">
         <w:r>
           <w:rPr>
             <w:rStyle w:val="Hyperlink"/>
@@ -12198,7 +12281,7 @@
       <w:r>
         <w:t xml:space="preserve"> </w:t>
       </w:r>
-      <w:hyperlink r:id="rId60">
+      <w:hyperlink r:id="rId56">
         <w:r>
           <w:rPr>
             <w:rStyle w:val="Hyperlink"/>
@@ -12269,7 +12352,7 @@
       <w:r>
         <w:t xml:space="preserve"> </w:t>
       </w:r>
-      <w:hyperlink r:id="rId61">
+      <w:hyperlink r:id="rId57">
         <w:r>
           <w:rPr>
             <w:rStyle w:val="Hyperlink"/>
@@ -12345,7 +12428,7 @@
       <w:r>
         <w:t xml:space="preserve">(</w:t>
       </w:r>
-      <w:hyperlink r:id="rId61">
+      <w:hyperlink r:id="rId57">
         <w:r>
           <w:rPr>
             <w:rStyle w:val="Hyperlink"/>
@@ -13001,14 +13084,14 @@
           <w:rPr>
             <w:rStyle w:val="Hyperlink"/>
           </w:rPr>
-          <w:t xml:space="preserve">Theorem 7</w:t>
+          <w:t xml:space="preserve">Theorem 6</w:t>
         </w:r>
       </w:hyperlink>
       <w:r>
         <w:t xml:space="preserve">.</w:t>
       </w:r>
     </w:p>
-    <w:bookmarkStart w:id="62" w:name="exm-rank-nullity"/>
+    <w:bookmarkStart w:id="58" w:name="exm-rank-nullity"/>
     <w:p>
       <w:pPr>
         <w:pStyle w:val="BodyText"/>
@@ -13018,7 +13101,7 @@
           <w:b/>
           <w:bCs/>
         </w:rPr>
-        <w:t xml:space="preserve">Example 13 (Checking rank-nullity on the matrix in</w:t>
+        <w:t xml:space="preserve">Example 12 (Checking rank-nullity on the matrix in</w:t>
       </w:r>
       <w:r>
         <w:rPr>
@@ -13132,7 +13215,7 @@
           <w:rPr>
             <w:rStyle w:val="Hyperlink"/>
           </w:rPr>
-          <w:t xml:space="preserve">Example 11</w:t>
+          <w:t xml:space="preserve">Example 10</w:t>
         </w:r>
       </w:hyperlink>
       <w:r>
@@ -13163,7 +13246,7 @@
           <w:rPr>
             <w:rStyle w:val="Hyperlink"/>
           </w:rPr>
-          <w:t xml:space="preserve">Example 12</w:t>
+          <w:t xml:space="preserve">Example 11</w:t>
         </w:r>
       </w:hyperlink>
       <w:r>
@@ -13266,7 +13349,7 @@
           <w:rPr>
             <w:rStyle w:val="Hyperlink"/>
           </w:rPr>
-          <w:t xml:space="preserve">Example 12</w:t>
+          <w:t xml:space="preserve">Example 11</w:t>
         </w:r>
       </w:hyperlink>
       <w:r>
@@ -13308,8 +13391,8 @@
         <w:t xml:space="preserve">.</w:t>
       </w:r>
     </w:p>
-    <w:bookmarkEnd w:id="62"/>
-    <w:bookmarkStart w:id="63" w:name="thm-rank-product"/>
+    <w:bookmarkEnd w:id="58"/>
+    <w:bookmarkStart w:id="59" w:name="thm-rank-product"/>
     <w:p>
       <w:pPr>
         <w:pStyle w:val="BodyText"/>
@@ -13319,7 +13402,7 @@
           <w:b/>
           <w:bCs/>
         </w:rPr>
-        <w:t xml:space="preserve">Theorem 9 (Multiplying on the right cannot increase the rank)</w:t>
+        <w:t xml:space="preserve">Theorem 8 (Multiplying on the right cannot increase the rank)</w:t>
       </w:r>
       <w:r>
         <w:t xml:space="preserve"> </w:t>
@@ -13483,7 +13566,7 @@
         </m:oMath>
       </m:oMathPara>
     </w:p>
-    <w:bookmarkEnd w:id="63"/>
+    <w:bookmarkEnd w:id="59"/>
     <w:p>
       <w:pPr>
         <w:pStyle w:val="FirstParagraph"/>
@@ -13890,7 +13973,7 @@
                   <m:nor/>
                   <m:sty m:val="p"/>
                 </m:rPr>
-                <m:t>Theorem 7</m:t>
+                <m:t>Theorem 6</m:t>
               </m:r>
               <m:r>
                 <m:rPr>
@@ -14043,7 +14126,7 @@
                   <m:nor/>
                   <m:sty m:val="p"/>
                 </m:rPr>
-                <m:t>Theorem 7</m:t>
+                <m:t>Theorem 6</m:t>
               </m:r>
               <m:r>
                 <m:rPr>
@@ -14057,7 +14140,7 @@
         </m:oMath>
       </m:oMathPara>
     </w:p>
-    <w:bookmarkStart w:id="64" w:name="exm-rank-product"/>
+    <w:bookmarkStart w:id="60" w:name="exm-rank-product"/>
     <w:p>
       <w:pPr>
         <w:pStyle w:val="FirstParagraph"/>
@@ -14067,7 +14150,7 @@
           <w:b/>
           <w:bCs/>
         </w:rPr>
-        <w:t xml:space="preserve">Example 14 (A product can lose rank)</w:t>
+        <w:t xml:space="preserve">Example 13 (A product can lose rank)</w:t>
       </w:r>
       <w:r>
         <w:t xml:space="preserve"> </w:t>
@@ -14561,7 +14644,7 @@
           <w:rPr>
             <w:rStyle w:val="Hyperlink"/>
           </w:rPr>
-          <w:t xml:space="preserve">Theorem 9</w:t>
+          <w:t xml:space="preserve">Theorem 8</w:t>
         </w:r>
       </w:hyperlink>
       <w:r>
@@ -14660,8 +14743,8 @@
         <w:t xml:space="preserve">, and the inequality is an equality.</w:t>
       </w:r>
     </w:p>
-    <w:bookmarkEnd w:id="64"/>
-    <w:bookmarkStart w:id="65" w:name="thm-rank-transpose"/>
+    <w:bookmarkEnd w:id="60"/>
+    <w:bookmarkStart w:id="61" w:name="thm-rank-transpose"/>
     <w:p>
       <w:pPr>
         <w:pStyle w:val="BodyText"/>
@@ -14671,7 +14754,7 @@
           <w:b/>
           <w:bCs/>
         </w:rPr>
-        <w:t xml:space="preserve">Theorem 10 (Fundamental theorem of ranks)</w:t>
+        <w:t xml:space="preserve">Theorem 9 (Fundamental theorem of ranks)</w:t>
       </w:r>
       <w:r>
         <w:t xml:space="preserve"> </w:t>
@@ -14939,7 +15022,7 @@
         <w:t xml:space="preserve">equals the largest number of linearly independent columns.</w:t>
       </w:r>
     </w:p>
-    <w:bookmarkEnd w:id="65"/>
+    <w:bookmarkEnd w:id="61"/>
     <w:p>
       <w:pPr>
         <w:pStyle w:val="BodyText"/>
@@ -15151,7 +15234,7 @@
           <w:rPr>
             <w:rStyle w:val="Hyperlink"/>
           </w:rPr>
-          <w:t xml:space="preserve">Theorem 6</w:t>
+          <w:t xml:space="preserve">Theorem 5</w:t>
         </w:r>
       </w:hyperlink>
       <w:r>
@@ -15312,7 +15395,7 @@
                   <m:nor/>
                   <m:sty m:val="p"/>
                 </m:rPr>
-                <m:t>Theorem 8</m:t>
+                <m:t>Theorem 7</m:t>
               </m:r>
               <m:r>
                 <m:rPr>
@@ -15437,7 +15520,7 @@
                   <m:nor/>
                   <m:sty m:val="p"/>
                 </m:rPr>
-                <m:t>Theorem 8</m:t>
+                <m:t>Theorem 7</m:t>
               </m:r>
               <m:r>
                 <m:rPr>
@@ -15848,7 +15931,7 @@
                   <m:nor/>
                   <m:sty m:val="p"/>
                 </m:rPr>
-                <m:t>Theorem 9</m:t>
+                <m:t>Theorem 8</m:t>
               </m:r>
               <m:r>
                 <m:rPr>
@@ -16007,7 +16090,7 @@
                   <m:nor/>
                   <m:sty m:val="p"/>
                 </m:rPr>
-                <m:t>Theorem 9</m:t>
+                <m:t>Theorem 8</m:t>
               </m:r>
               <m:r>
                 <m:rPr>
@@ -16167,7 +16250,7 @@
         <w:t xml:space="preserve">which gives the statement about rows.</w:t>
       </w:r>
     </w:p>
-    <w:bookmarkStart w:id="66" w:name="exm-rank-transpose"/>
+    <w:bookmarkStart w:id="62" w:name="exm-rank-transpose"/>
     <w:p>
       <w:pPr>
         <w:pStyle w:val="BodyText"/>
@@ -16177,7 +16260,7 @@
           <w:b/>
           <w:bCs/>
         </w:rPr>
-        <w:t xml:space="preserve">Example 15 (Four equal ranks)</w:t>
+        <w:t xml:space="preserve">Example 14 (Four equal ranks)</w:t>
       </w:r>
       <w:r>
         <w:t xml:space="preserve"> </w:t>
@@ -16265,7 +16348,7 @@
           <w:rPr>
             <w:rStyle w:val="Hyperlink"/>
           </w:rPr>
-          <w:t xml:space="preserve">Example 11</w:t>
+          <w:t xml:space="preserve">Example 10</w:t>
         </w:r>
       </w:hyperlink>
       <w:r>
@@ -16470,7 +16553,7 @@
           <w:rPr>
             <w:rStyle w:val="Hyperlink"/>
           </w:rPr>
-          <w:t xml:space="preserve">Example 10</w:t>
+          <w:t xml:space="preserve">Example 9</w:t>
         </w:r>
       </w:hyperlink>
       <w:r>
@@ -17180,8 +17263,8 @@
         <w:t xml:space="preserve">.</w:t>
       </w:r>
     </w:p>
-    <w:bookmarkEnd w:id="66"/>
-    <w:bookmarkStart w:id="67" w:name="cor-rank-bound"/>
+    <w:bookmarkEnd w:id="62"/>
+    <w:bookmarkStart w:id="63" w:name="cor-rank-bound"/>
     <w:p>
       <w:pPr>
         <w:pStyle w:val="BodyText"/>
@@ -17309,7 +17392,7 @@
         <w:t xml:space="preserve">.</w:t>
       </w:r>
     </w:p>
-    <w:bookmarkEnd w:id="67"/>
+    <w:bookmarkEnd w:id="63"/>
     <w:p>
       <w:pPr>
         <w:pStyle w:val="BodyText"/>
@@ -17422,7 +17505,7 @@
       <w:r>
         <w:t xml:space="preserve">(</w:t>
       </w:r>
-      <w:hyperlink r:id="rId50">
+      <w:hyperlink r:id="rId46">
         <w:r>
           <w:rPr>
             <w:rStyle w:val="Hyperlink"/>
@@ -17579,14 +17662,14 @@
           <w:rPr>
             <w:rStyle w:val="Hyperlink"/>
           </w:rPr>
-          <w:t xml:space="preserve">Theorem 10</w:t>
+          <w:t xml:space="preserve">Theorem 9</w:t>
         </w:r>
       </w:hyperlink>
       <w:r>
         <w:t xml:space="preserve">).</w:t>
       </w:r>
     </w:p>
-    <w:bookmarkStart w:id="69" w:name="exm-rank-bound"/>
+    <w:bookmarkStart w:id="65" w:name="exm-rank-bound"/>
     <w:p>
       <w:pPr>
         <w:pStyle w:val="BodyText"/>
@@ -17596,7 +17679,7 @@
           <w:b/>
           <w:bCs/>
         </w:rPr>
-        <w:t xml:space="preserve">Example 16 (A</w:t>
+        <w:t xml:space="preserve">Example 15 (A</w:t>
       </w:r>
       <w:r>
         <w:rPr>
@@ -17856,7 +17939,7 @@
       <w:r>
         <w:t xml:space="preserve"> </w:t>
       </w:r>
-      <w:hyperlink r:id="rId68">
+      <w:hyperlink r:id="rId64">
         <w:r>
           <w:rPr>
             <w:rStyle w:val="Hyperlink"/>
@@ -17964,8 +18047,8 @@
         <w:t xml:space="preserve">.</w:t>
       </w:r>
     </w:p>
-    <w:bookmarkEnd w:id="69"/>
-    <w:bookmarkStart w:id="71" w:name="thm-centered-data-rank"/>
+    <w:bookmarkEnd w:id="65"/>
+    <w:bookmarkStart w:id="66" w:name="thm-rank-product-right"/>
     <w:p>
       <w:pPr>
         <w:pStyle w:val="BodyText"/>
@@ -17975,34 +18058,3129 @@
           <w:b/>
           <w:bCs/>
         </w:rPr>
-        <w:t xml:space="preserve">Theorem 11 (A centered data matrix has rank at most</w:t>
-      </w:r>
+        <w:t xml:space="preserve">Theorem 10 (Multiplying on the left cannot increase the rank)</w:t>
+      </w:r>
+      <w:r>
+        <w:t xml:space="preserve"> </w:t>
+      </w:r>
+      <w:r>
+        <w:t xml:space="preserve">If</w:t>
+      </w:r>
+      <w:r>
+        <w:t xml:space="preserve"> </w:t>
+      </w:r>
+      <m:oMath>
+        <m:r>
+          <m:rPr>
+            <m:sty m:val="bi"/>
+          </m:rPr>
+          <m:t>A</m:t>
+        </m:r>
+      </m:oMath>
+      <w:r>
+        <w:t xml:space="preserve"> </w:t>
+      </w:r>
+      <w:r>
+        <w:t xml:space="preserve">is</w:t>
+      </w:r>
+      <w:r>
+        <w:t xml:space="preserve"> </w:t>
+      </w:r>
+      <m:oMath>
+        <m:r>
+          <m:t>m</m:t>
+        </m:r>
+        <m:r>
+          <m:rPr>
+            <m:sty m:val="p"/>
+          </m:rPr>
+          <m:t>×</m:t>
+        </m:r>
+        <m:r>
+          <m:t>n</m:t>
+        </m:r>
+      </m:oMath>
+      <w:r>
+        <w:t xml:space="preserve"> </w:t>
+      </w:r>
+      <w:r>
+        <w:t xml:space="preserve">and</w:t>
+      </w:r>
+      <w:r>
+        <w:t xml:space="preserve"> </w:t>
+      </w:r>
+      <m:oMath>
+        <m:r>
+          <m:rPr>
+            <m:sty m:val="bi"/>
+          </m:rPr>
+          <m:t>B</m:t>
+        </m:r>
+      </m:oMath>
+      <w:r>
+        <w:t xml:space="preserve"> </w:t>
+      </w:r>
+      <w:r>
+        <w:t xml:space="preserve">is</w:t>
+      </w:r>
+      <w:r>
+        <w:t xml:space="preserve"> </w:t>
+      </w:r>
+      <m:oMath>
+        <m:r>
+          <m:t>n</m:t>
+        </m:r>
+        <m:r>
+          <m:rPr>
+            <m:sty m:val="p"/>
+          </m:rPr>
+          <m:t>×</m:t>
+        </m:r>
+        <m:r>
+          <m:t>k</m:t>
+        </m:r>
+      </m:oMath>
+      <w:r>
+        <w:t xml:space="preserve">, then</w:t>
+      </w:r>
+    </w:p>
+    <w:p>
+      <w:pPr>
+        <w:pStyle w:val="BodyText"/>
+      </w:pPr>
+      <m:oMathPara>
+        <m:oMathParaPr>
+          <m:jc m:val="center"/>
+        </m:oMathParaPr>
+        <m:oMath>
+          <m:r>
+            <m:rPr>
+              <m:sty m:val="p"/>
+            </m:rPr>
+            <m:t>rank</m:t>
+          </m:r>
+          <m:r>
+            <m:rPr>
+              <m:sty m:val="p"/>
+            </m:rPr>
+            <m:t>(</m:t>
+          </m:r>
+          <m:r>
+            <m:rPr>
+              <m:sty m:val="bi"/>
+            </m:rPr>
+            <m:t>A</m:t>
+          </m:r>
+          <m:r>
+            <m:rPr>
+              <m:sty m:val="bi"/>
+            </m:rPr>
+            <m:t>B</m:t>
+          </m:r>
+          <m:r>
+            <m:rPr>
+              <m:sty m:val="p"/>
+            </m:rPr>
+            <m:t>)</m:t>
+          </m:r>
+          <m:r>
+            <m:rPr>
+              <m:sty m:val="p"/>
+            </m:rPr>
+            <m:t>≤</m:t>
+          </m:r>
+          <m:r>
+            <m:rPr>
+              <m:sty m:val="p"/>
+            </m:rPr>
+            <m:t>rank</m:t>
+          </m:r>
+          <m:r>
+            <m:rPr>
+              <m:sty m:val="p"/>
+            </m:rPr>
+            <m:t>(</m:t>
+          </m:r>
+          <m:r>
+            <m:rPr>
+              <m:sty m:val="bi"/>
+            </m:rPr>
+            <m:t>B</m:t>
+          </m:r>
+          <m:r>
+            <m:rPr>
+              <m:sty m:val="p"/>
+            </m:rPr>
+            <m:t>)</m:t>
+          </m:r>
+          <m:r>
+            <m:rPr>
+              <m:sty m:val="p"/>
+            </m:rPr>
+            <m:t>.</m:t>
+          </m:r>
+        </m:oMath>
+      </m:oMathPara>
+    </w:p>
+    <w:bookmarkEnd w:id="66"/>
+    <w:p>
+      <w:pPr>
+        <w:pStyle w:val="FirstParagraph"/>
+      </w:pPr>
+      <w:r>
+        <w:rPr>
+          <w:i/>
+          <w:iCs/>
+        </w:rPr>
+        <w:t xml:space="preserve">Proof</w:t>
+      </w:r>
+      <w:r>
+        <w:t xml:space="preserve">. </w:t>
+      </w:r>
+    </w:p>
+    <w:p>
+      <w:pPr>
+        <w:pStyle w:val="BodyText"/>
+      </w:pPr>
+      <m:oMathPara>
+        <m:oMathParaPr>
+          <m:jc m:val="center"/>
+        </m:oMathParaPr>
+        <m:oMath>
+          <m:eqArr>
+            <m:e>
+              <m:r>
+                <m:rPr>
+                  <m:sty m:val="p"/>
+                </m:rPr>
+                <m:t>rank</m:t>
+              </m:r>
+              <m:r>
+                <m:rPr>
+                  <m:sty m:val="p"/>
+                </m:rPr>
+                <m:t>(</m:t>
+              </m:r>
+              <m:r>
+                <m:rPr>
+                  <m:sty m:val="bi"/>
+                </m:rPr>
+                <m:t>A</m:t>
+              </m:r>
+              <m:r>
+                <m:rPr>
+                  <m:sty m:val="bi"/>
+                </m:rPr>
+                <m:t>B</m:t>
+              </m:r>
+              <m:r>
+                <m:rPr>
+                  <m:sty m:val="p"/>
+                </m:rPr>
+                <m:t>)</m:t>
+              </m:r>
+              <m:r>
+                <m:t>&amp;</m:t>
+              </m:r>
+              <m:r>
+                <m:rPr>
+                  <m:sty m:val="p"/>
+                </m:rPr>
+                <m:t>=</m:t>
+              </m:r>
+              <m:r>
+                <m:rPr>
+                  <m:sty m:val="p"/>
+                </m:rPr>
+                <m:t>rank</m:t>
+              </m:r>
+              <m:r>
+                <m:rPr>
+                  <m:sty m:val="p"/>
+                </m:rPr>
+                <m:t>(</m:t>
+              </m:r>
+              <m:sSup>
+                <m:e>
+                  <m:r>
+                    <m:rPr>
+                      <m:sty m:val="p"/>
+                    </m:rPr>
+                    <m:t>(</m:t>
+                  </m:r>
+                  <m:r>
+                    <m:rPr>
+                      <m:sty m:val="bi"/>
+                    </m:rPr>
+                    <m:t>A</m:t>
+                  </m:r>
+                  <m:r>
+                    <m:rPr>
+                      <m:sty m:val="bi"/>
+                    </m:rPr>
+                    <m:t>B</m:t>
+                  </m:r>
+                  <m:r>
+                    <m:rPr>
+                      <m:sty m:val="p"/>
+                    </m:rPr>
+                    <m:t>)</m:t>
+                  </m:r>
+                </m:e>
+                <m:sup>
+                  <m:r>
+                    <m:rPr>
+                      <m:sty m:val="p"/>
+                    </m:rPr>
+                    <m:t>⊤</m:t>
+                  </m:r>
+                </m:sup>
+              </m:sSup>
+              <m:r>
+                <m:rPr>
+                  <m:sty m:val="p"/>
+                </m:rPr>
+                <m:t>)</m:t>
+              </m:r>
+              <m:r>
+                <m:t>&amp;</m:t>
+              </m:r>
+              <m:r>
+                <m:t>&amp;</m:t>
+              </m:r>
+              <m:r>
+                <m:rPr>
+                  <m:nor/>
+                  <m:sty m:val="p"/>
+                </m:rPr>
+                <m:t>(</m:t>
+              </m:r>
+              <m:r>
+                <m:rPr>
+                  <m:nor/>
+                  <m:sty m:val="p"/>
+                </m:rPr>
+                <m:t>Theorem 9</m:t>
+              </m:r>
+              <m:r>
+                <m:rPr>
+                  <m:nor/>
+                  <m:sty m:val="p"/>
+                </m:rPr>
+                <m:t>)</m:t>
+              </m:r>
+            </m:e>
+            <m:e>
+              <m:r>
+                <m:t>&amp;</m:t>
+              </m:r>
+              <m:r>
+                <m:rPr>
+                  <m:sty m:val="p"/>
+                </m:rPr>
+                <m:t>=</m:t>
+              </m:r>
+              <m:r>
+                <m:rPr>
+                  <m:sty m:val="p"/>
+                </m:rPr>
+                <m:t>rank</m:t>
+              </m:r>
+              <m:r>
+                <m:rPr>
+                  <m:sty m:val="p"/>
+                </m:rPr>
+                <m:t>(</m:t>
+              </m:r>
+              <m:sSup>
+                <m:e>
+                  <m:r>
+                    <m:rPr>
+                      <m:sty m:val="bi"/>
+                    </m:rPr>
+                    <m:t>B</m:t>
+                  </m:r>
+                </m:e>
+                <m:sup>
+                  <m:r>
+                    <m:rPr>
+                      <m:sty m:val="p"/>
+                    </m:rPr>
+                    <m:t>⊤</m:t>
+                  </m:r>
+                </m:sup>
+              </m:sSup>
+              <m:r>
+                <m:t> </m:t>
+              </m:r>
+              <m:sSup>
+                <m:e>
+                  <m:r>
+                    <m:rPr>
+                      <m:sty m:val="bi"/>
+                    </m:rPr>
+                    <m:t>A</m:t>
+                  </m:r>
+                </m:e>
+                <m:sup>
+                  <m:r>
+                    <m:rPr>
+                      <m:sty m:val="p"/>
+                    </m:rPr>
+                    <m:t>⊤</m:t>
+                  </m:r>
+                </m:sup>
+              </m:sSup>
+              <m:r>
+                <m:rPr>
+                  <m:sty m:val="p"/>
+                </m:rPr>
+                <m:t>)</m:t>
+              </m:r>
+              <m:r>
+                <m:t>&amp;</m:t>
+              </m:r>
+              <m:r>
+                <m:t>&amp;</m:t>
+              </m:r>
+              <m:r>
+                <m:rPr>
+                  <m:nor/>
+                  <m:sty m:val="p"/>
+                </m:rPr>
+                <m:t>(</m:t>
+              </m:r>
+              <m:r>
+                <m:rPr>
+                  <m:nor/>
+                  <m:sty m:val="p"/>
+                </m:rPr>
+                <m:t>Theorem 17 in Matrices</m:t>
+              </m:r>
+              <m:r>
+                <m:rPr>
+                  <m:nor/>
+                  <m:sty m:val="p"/>
+                </m:rPr>
+                <m:t>)</m:t>
+              </m:r>
+            </m:e>
+            <m:e>
+              <m:r>
+                <m:t>&amp;</m:t>
+              </m:r>
+              <m:r>
+                <m:rPr>
+                  <m:sty m:val="p"/>
+                </m:rPr>
+                <m:t>≤</m:t>
+              </m:r>
+              <m:r>
+                <m:rPr>
+                  <m:sty m:val="p"/>
+                </m:rPr>
+                <m:t>rank</m:t>
+              </m:r>
+              <m:r>
+                <m:rPr>
+                  <m:sty m:val="p"/>
+                </m:rPr>
+                <m:t>(</m:t>
+              </m:r>
+              <m:sSup>
+                <m:e>
+                  <m:r>
+                    <m:rPr>
+                      <m:sty m:val="bi"/>
+                    </m:rPr>
+                    <m:t>B</m:t>
+                  </m:r>
+                </m:e>
+                <m:sup>
+                  <m:r>
+                    <m:rPr>
+                      <m:sty m:val="p"/>
+                    </m:rPr>
+                    <m:t>⊤</m:t>
+                  </m:r>
+                </m:sup>
+              </m:sSup>
+              <m:r>
+                <m:rPr>
+                  <m:sty m:val="p"/>
+                </m:rPr>
+                <m:t>)</m:t>
+              </m:r>
+              <m:r>
+                <m:t>&amp;</m:t>
+              </m:r>
+              <m:r>
+                <m:t>&amp;</m:t>
+              </m:r>
+              <m:r>
+                <m:rPr>
+                  <m:nor/>
+                  <m:sty m:val="p"/>
+                </m:rPr>
+                <m:t>(</m:t>
+              </m:r>
+              <m:r>
+                <m:rPr>
+                  <m:nor/>
+                  <m:sty m:val="p"/>
+                </m:rPr>
+                <m:t>Theorem 8</m:t>
+              </m:r>
+              <m:r>
+                <m:rPr>
+                  <m:nor/>
+                  <m:sty m:val="p"/>
+                </m:rPr>
+                <m:t>, with </m:t>
+              </m:r>
+              <m:sSup>
+                <m:e>
+                  <m:r>
+                    <m:rPr>
+                      <m:sty m:val="bi"/>
+                    </m:rPr>
+                    <m:t>B</m:t>
+                  </m:r>
+                </m:e>
+                <m:sup>
+                  <m:r>
+                    <m:rPr>
+                      <m:sty m:val="p"/>
+                    </m:rPr>
+                    <m:t>⊤</m:t>
+                  </m:r>
+                </m:sup>
+              </m:sSup>
+              <m:r>
+                <m:rPr>
+                  <m:nor/>
+                  <m:sty m:val="p"/>
+                </m:rPr>
+                <m:t> on the left)</m:t>
+              </m:r>
+            </m:e>
+            <m:e>
+              <m:r>
+                <m:t>&amp;</m:t>
+              </m:r>
+              <m:r>
+                <m:rPr>
+                  <m:sty m:val="p"/>
+                </m:rPr>
+                <m:t>=</m:t>
+              </m:r>
+              <m:r>
+                <m:rPr>
+                  <m:sty m:val="p"/>
+                </m:rPr>
+                <m:t>rank</m:t>
+              </m:r>
+              <m:r>
+                <m:rPr>
+                  <m:sty m:val="p"/>
+                </m:rPr>
+                <m:t>(</m:t>
+              </m:r>
+              <m:r>
+                <m:rPr>
+                  <m:sty m:val="bi"/>
+                </m:rPr>
+                <m:t>B</m:t>
+              </m:r>
+              <m:r>
+                <m:rPr>
+                  <m:sty m:val="p"/>
+                </m:rPr>
+                <m:t>)</m:t>
+              </m:r>
+              <m:r>
+                <m:rPr>
+                  <m:sty m:val="p"/>
+                </m:rPr>
+                <m:t>.</m:t>
+              </m:r>
+              <m:r>
+                <m:t>&amp;</m:t>
+              </m:r>
+              <m:r>
+                <m:t>&amp;</m:t>
+              </m:r>
+              <m:r>
+                <m:rPr>
+                  <m:nor/>
+                  <m:sty m:val="p"/>
+                </m:rPr>
+                <m:t>(</m:t>
+              </m:r>
+              <m:r>
+                <m:rPr>
+                  <m:nor/>
+                  <m:sty m:val="p"/>
+                </m:rPr>
+                <m:t>Theorem 9</m:t>
+              </m:r>
+              <m:r>
+                <m:rPr>
+                  <m:nor/>
+                  <m:sty m:val="p"/>
+                </m:rPr>
+                <m:t>)</m:t>
+              </m:r>
+            </m:e>
+          </m:eqArr>
+        </m:oMath>
+      </m:oMathPara>
+    </w:p>
+    <w:bookmarkStart w:id="67" w:name="exm-rank-product-right"/>
+    <w:p>
+      <w:pPr>
+        <w:pStyle w:val="FirstParagraph"/>
+      </w:pPr>
       <w:r>
         <w:rPr>
           <w:b/>
           <w:bCs/>
         </w:rPr>
-        <w:t xml:space="preserve"> </w:t>
-      </w:r>
-      <m:oMath>
-        <m:r>
-          <m:t>n</m:t>
-        </m:r>
-        <m:r>
-          <m:rPr>
-            <m:sty m:val="p"/>
-          </m:rPr>
-          <m:t>−</m:t>
+        <w:t xml:space="preserve">Example 16 (A product of rank 1 with a factor of rank 2)</w:t>
+      </w:r>
+      <w:r>
+        <w:t xml:space="preserve"> </w:t>
+      </w:r>
+      <w:r>
+        <w:t xml:space="preserve">Let</w:t>
+      </w:r>
+    </w:p>
+    <w:p>
+      <w:pPr>
+        <w:pStyle w:val="BodyText"/>
+      </w:pPr>
+      <m:oMathPara>
+        <m:oMathParaPr>
+          <m:jc m:val="center"/>
+        </m:oMathParaPr>
+        <m:oMath>
+          <m:r>
+            <m:rPr>
+              <m:sty m:val="bi"/>
+            </m:rPr>
+            <m:t>A</m:t>
+          </m:r>
+          <m:r>
+            <m:rPr>
+              <m:sty m:val="p"/>
+            </m:rPr>
+            <m:t>=</m:t>
+          </m:r>
+          <m:d>
+            <m:dPr>
+              <m:begChr m:val="["/>
+              <m:sepChr m:val=""/>
+              <m:endChr m:val="]"/>
+              <m:grow/>
+            </m:dPr>
+            <m:e>
+              <m:m>
+                <m:mPr>
+                  <m:baseJc m:val="center"/>
+                  <m:plcHide m:val="on"/>
+                  <m:mcs>
+                    <m:mc>
+                      <m:mcPr>
+                        <m:mcJc m:val="center"/>
+                        <m:count m:val="1"/>
+                      </m:mcPr>
+                    </m:mc>
+                    <m:mc>
+                      <m:mcPr>
+                        <m:mcJc m:val="center"/>
+                        <m:count m:val="1"/>
+                      </m:mcPr>
+                    </m:mc>
+                  </m:mcs>
+                </m:mPr>
+                <m:mr>
+                  <m:e>
+                    <m:r>
+                      <m:t>1</m:t>
+                    </m:r>
+                  </m:e>
+                  <m:e>
+                    <m:r>
+                      <m:t>1</m:t>
+                    </m:r>
+                  </m:e>
+                </m:mr>
+                <m:mr>
+                  <m:e>
+                    <m:r>
+                      <m:t>0</m:t>
+                    </m:r>
+                  </m:e>
+                  <m:e>
+                    <m:r>
+                      <m:t>1</m:t>
+                    </m:r>
+                  </m:e>
+                </m:mr>
+              </m:m>
+            </m:e>
+          </m:d>
+          <m:r>
+            <m:rPr>
+              <m:sty m:val="p"/>
+            </m:rPr>
+            <m:t>,</m:t>
+          </m:r>
+          <m:r>
+            <m:t>  </m:t>
+          </m:r>
+          <m:r>
+            <m:rPr>
+              <m:sty m:val="bi"/>
+            </m:rPr>
+            <m:t>B</m:t>
+          </m:r>
+          <m:r>
+            <m:rPr>
+              <m:sty m:val="p"/>
+            </m:rPr>
+            <m:t>=</m:t>
+          </m:r>
+          <m:d>
+            <m:dPr>
+              <m:begChr m:val="["/>
+              <m:sepChr m:val=""/>
+              <m:endChr m:val="]"/>
+              <m:grow/>
+            </m:dPr>
+            <m:e>
+              <m:m>
+                <m:mPr>
+                  <m:baseJc m:val="center"/>
+                  <m:plcHide m:val="on"/>
+                  <m:mcs>
+                    <m:mc>
+                      <m:mcPr>
+                        <m:mcJc m:val="center"/>
+                        <m:count m:val="1"/>
+                      </m:mcPr>
+                    </m:mc>
+                    <m:mc>
+                      <m:mcPr>
+                        <m:mcJc m:val="center"/>
+                        <m:count m:val="1"/>
+                      </m:mcPr>
+                    </m:mc>
+                  </m:mcs>
+                </m:mPr>
+                <m:mr>
+                  <m:e>
+                    <m:r>
+                      <m:t>1</m:t>
+                    </m:r>
+                  </m:e>
+                  <m:e>
+                    <m:r>
+                      <m:t>0</m:t>
+                    </m:r>
+                  </m:e>
+                </m:mr>
+                <m:mr>
+                  <m:e>
+                    <m:r>
+                      <m:t>1</m:t>
+                    </m:r>
+                  </m:e>
+                  <m:e>
+                    <m:r>
+                      <m:t>0</m:t>
+                    </m:r>
+                  </m:e>
+                </m:mr>
+              </m:m>
+            </m:e>
+          </m:d>
+          <m:r>
+            <m:rPr>
+              <m:sty m:val="p"/>
+            </m:rPr>
+            <m:t>,</m:t>
+          </m:r>
+          <m:r>
+            <m:t>  </m:t>
+          </m:r>
+          <m:r>
+            <m:rPr>
+              <m:sty m:val="bi"/>
+            </m:rPr>
+            <m:t>A</m:t>
+          </m:r>
+          <m:r>
+            <m:rPr>
+              <m:sty m:val="bi"/>
+            </m:rPr>
+            <m:t>B</m:t>
+          </m:r>
+          <m:r>
+            <m:rPr>
+              <m:sty m:val="p"/>
+            </m:rPr>
+            <m:t>=</m:t>
+          </m:r>
+          <m:d>
+            <m:dPr>
+              <m:begChr m:val="["/>
+              <m:sepChr m:val=""/>
+              <m:endChr m:val="]"/>
+              <m:grow/>
+            </m:dPr>
+            <m:e>
+              <m:m>
+                <m:mPr>
+                  <m:baseJc m:val="center"/>
+                  <m:plcHide m:val="on"/>
+                  <m:mcs>
+                    <m:mc>
+                      <m:mcPr>
+                        <m:mcJc m:val="center"/>
+                        <m:count m:val="1"/>
+                      </m:mcPr>
+                    </m:mc>
+                    <m:mc>
+                      <m:mcPr>
+                        <m:mcJc m:val="center"/>
+                        <m:count m:val="1"/>
+                      </m:mcPr>
+                    </m:mc>
+                  </m:mcs>
+                </m:mPr>
+                <m:mr>
+                  <m:e>
+                    <m:r>
+                      <m:t>1</m:t>
+                    </m:r>
+                    <m:r>
+                      <m:rPr>
+                        <m:sty m:val="p"/>
+                      </m:rPr>
+                      <m:t>⋅</m:t>
+                    </m:r>
+                    <m:r>
+                      <m:t>1</m:t>
+                    </m:r>
+                    <m:r>
+                      <m:rPr>
+                        <m:sty m:val="p"/>
+                      </m:rPr>
+                      <m:t>+</m:t>
+                    </m:r>
+                    <m:r>
+                      <m:t>1</m:t>
+                    </m:r>
+                    <m:r>
+                      <m:rPr>
+                        <m:sty m:val="p"/>
+                      </m:rPr>
+                      <m:t>⋅</m:t>
+                    </m:r>
+                    <m:r>
+                      <m:t>1</m:t>
+                    </m:r>
+                  </m:e>
+                  <m:e>
+                    <m:r>
+                      <m:t>1</m:t>
+                    </m:r>
+                    <m:r>
+                      <m:rPr>
+                        <m:sty m:val="p"/>
+                      </m:rPr>
+                      <m:t>⋅</m:t>
+                    </m:r>
+                    <m:r>
+                      <m:t>0</m:t>
+                    </m:r>
+                    <m:r>
+                      <m:rPr>
+                        <m:sty m:val="p"/>
+                      </m:rPr>
+                      <m:t>+</m:t>
+                    </m:r>
+                    <m:r>
+                      <m:t>1</m:t>
+                    </m:r>
+                    <m:r>
+                      <m:rPr>
+                        <m:sty m:val="p"/>
+                      </m:rPr>
+                      <m:t>⋅</m:t>
+                    </m:r>
+                    <m:r>
+                      <m:t>0</m:t>
+                    </m:r>
+                  </m:e>
+                </m:mr>
+                <m:mr>
+                  <m:e>
+                    <m:r>
+                      <m:t>0</m:t>
+                    </m:r>
+                    <m:r>
+                      <m:rPr>
+                        <m:sty m:val="p"/>
+                      </m:rPr>
+                      <m:t>⋅</m:t>
+                    </m:r>
+                    <m:r>
+                      <m:t>1</m:t>
+                    </m:r>
+                    <m:r>
+                      <m:rPr>
+                        <m:sty m:val="p"/>
+                      </m:rPr>
+                      <m:t>+</m:t>
+                    </m:r>
+                    <m:r>
+                      <m:t>1</m:t>
+                    </m:r>
+                    <m:r>
+                      <m:rPr>
+                        <m:sty m:val="p"/>
+                      </m:rPr>
+                      <m:t>⋅</m:t>
+                    </m:r>
+                    <m:r>
+                      <m:t>1</m:t>
+                    </m:r>
+                  </m:e>
+                  <m:e>
+                    <m:r>
+                      <m:t>0</m:t>
+                    </m:r>
+                    <m:r>
+                      <m:rPr>
+                        <m:sty m:val="p"/>
+                      </m:rPr>
+                      <m:t>⋅</m:t>
+                    </m:r>
+                    <m:r>
+                      <m:t>0</m:t>
+                    </m:r>
+                    <m:r>
+                      <m:rPr>
+                        <m:sty m:val="p"/>
+                      </m:rPr>
+                      <m:t>+</m:t>
+                    </m:r>
+                    <m:r>
+                      <m:t>1</m:t>
+                    </m:r>
+                    <m:r>
+                      <m:rPr>
+                        <m:sty m:val="p"/>
+                      </m:rPr>
+                      <m:t>⋅</m:t>
+                    </m:r>
+                    <m:r>
+                      <m:t>0</m:t>
+                    </m:r>
+                  </m:e>
+                </m:mr>
+              </m:m>
+            </m:e>
+          </m:d>
+          <m:r>
+            <m:rPr>
+              <m:sty m:val="p"/>
+            </m:rPr>
+            <m:t>=</m:t>
+          </m:r>
+          <m:d>
+            <m:dPr>
+              <m:begChr m:val="["/>
+              <m:sepChr m:val=""/>
+              <m:endChr m:val="]"/>
+              <m:grow/>
+            </m:dPr>
+            <m:e>
+              <m:m>
+                <m:mPr>
+                  <m:baseJc m:val="center"/>
+                  <m:plcHide m:val="on"/>
+                  <m:mcs>
+                    <m:mc>
+                      <m:mcPr>
+                        <m:mcJc m:val="center"/>
+                        <m:count m:val="1"/>
+                      </m:mcPr>
+                    </m:mc>
+                    <m:mc>
+                      <m:mcPr>
+                        <m:mcJc m:val="center"/>
+                        <m:count m:val="1"/>
+                      </m:mcPr>
+                    </m:mc>
+                  </m:mcs>
+                </m:mPr>
+                <m:mr>
+                  <m:e>
+                    <m:r>
+                      <m:t>2</m:t>
+                    </m:r>
+                  </m:e>
+                  <m:e>
+                    <m:r>
+                      <m:t>0</m:t>
+                    </m:r>
+                  </m:e>
+                </m:mr>
+                <m:mr>
+                  <m:e>
+                    <m:r>
+                      <m:t>1</m:t>
+                    </m:r>
+                  </m:e>
+                  <m:e>
+                    <m:r>
+                      <m:t>0</m:t>
+                    </m:r>
+                  </m:e>
+                </m:mr>
+              </m:m>
+            </m:e>
+          </m:d>
+          <m:r>
+            <m:rPr>
+              <m:sty m:val="p"/>
+            </m:rPr>
+            <m:t>.</m:t>
+          </m:r>
+        </m:oMath>
+      </m:oMathPara>
+    </w:p>
+    <w:p>
+      <w:pPr>
+        <w:pStyle w:val="FirstParagraph"/>
+      </w:pPr>
+      <m:oMath>
+        <m:r>
+          <m:rPr>
+            <m:sty m:val="bi"/>
+          </m:rPr>
+          <m:t>A</m:t>
+        </m:r>
+      </m:oMath>
+      <w:r>
+        <w:t xml:space="preserve"> </w:t>
+      </w:r>
+      <w:r>
+        <w:t xml:space="preserve">has</w:t>
+      </w:r>
+      <w:r>
+        <w:t xml:space="preserve"> </w:t>
+      </w:r>
+      <w:hyperlink r:id="rId46">
+        <w:r>
+          <w:rPr>
+            <w:rStyle w:val="Hyperlink"/>
+          </w:rPr>
+          <w:t xml:space="preserve">rank</w:t>
+        </w:r>
+      </w:hyperlink>
+      <w:r>
+        <w:t xml:space="preserve"> </w:t>
+      </w:r>
+      <m:oMath>
+        <m:r>
+          <m:t>2</m:t>
+        </m:r>
+      </m:oMath>
+      <w:r>
+        <w:t xml:space="preserve">, because its columns</w:t>
+      </w:r>
+      <w:r>
+        <w:t xml:space="preserve"> </w:t>
+      </w:r>
+      <m:oMath>
+        <m:r>
+          <m:rPr>
+            <m:sty m:val="p"/>
+          </m:rPr>
+          <m:t>(</m:t>
         </m:r>
         <m:r>
           <m:t>1</m:t>
         </m:r>
-      </m:oMath>
+        <m:r>
+          <m:rPr>
+            <m:sty m:val="p"/>
+          </m:rPr>
+          <m:t>,</m:t>
+        </m:r>
+        <m:r>
+          <m:t>0</m:t>
+        </m:r>
+        <m:r>
+          <m:rPr>
+            <m:sty m:val="p"/>
+          </m:rPr>
+          <m:t>)</m:t>
+        </m:r>
+      </m:oMath>
+      <w:r>
+        <w:t xml:space="preserve"> </w:t>
+      </w:r>
+      <w:r>
+        <w:t xml:space="preserve">and</w:t>
+      </w:r>
+      <w:r>
+        <w:t xml:space="preserve"> </w:t>
+      </w:r>
+      <m:oMath>
+        <m:r>
+          <m:rPr>
+            <m:sty m:val="p"/>
+          </m:rPr>
+          <m:t>(</m:t>
+        </m:r>
+        <m:r>
+          <m:t>1</m:t>
+        </m:r>
+        <m:r>
+          <m:rPr>
+            <m:sty m:val="p"/>
+          </m:rPr>
+          <m:t>,</m:t>
+        </m:r>
+        <m:r>
+          <m:t>1</m:t>
+        </m:r>
+        <m:r>
+          <m:rPr>
+            <m:sty m:val="p"/>
+          </m:rPr>
+          <m:t>)</m:t>
+        </m:r>
+      </m:oMath>
+      <w:r>
+        <w:t xml:space="preserve"> </w:t>
+      </w:r>
+      <w:r>
+        <w:t xml:space="preserve">are</w:t>
+      </w:r>
+      <w:r>
+        <w:t xml:space="preserve"> </w:t>
+      </w:r>
+      <w:hyperlink r:id="rId26">
+        <w:r>
+          <w:rPr>
+            <w:rStyle w:val="Hyperlink"/>
+          </w:rPr>
+          <w:t xml:space="preserve">linearly independent</w:t>
+        </w:r>
+      </w:hyperlink>
+      <w:r>
+        <w:t xml:space="preserve">.</w:t>
+      </w:r>
+      <w:r>
+        <w:t xml:space="preserve"> </w:t>
+      </w:r>
+      <m:oMath>
+        <m:r>
+          <m:rPr>
+            <m:sty m:val="bi"/>
+          </m:rPr>
+          <m:t>B</m:t>
+        </m:r>
+      </m:oMath>
+      <w:r>
+        <w:t xml:space="preserve"> </w:t>
+      </w:r>
+      <w:r>
+        <w:t xml:space="preserve">has rank</w:t>
+      </w:r>
+      <w:r>
+        <w:t xml:space="preserve"> </w:t>
+      </w:r>
+      <m:oMath>
+        <m:r>
+          <m:t>1</m:t>
+        </m:r>
+      </m:oMath>
+      <w:r>
+        <w:t xml:space="preserve">, because its second column is</w:t>
+      </w:r>
+      <w:r>
+        <w:t xml:space="preserve"> </w:t>
+      </w:r>
+      <w:r>
+        <w:t xml:space="preserve">$\mathord{\smash[b]{\underset{\raise.3ex\hbox{$\scriptstyle\sim$}}{0}}\vphantom{0}}_2$</w:t>
+      </w:r>
+      <w:r>
+        <w:t xml:space="preserve"> </w:t>
+      </w:r>
+      <w:r>
+        <w:t xml:space="preserve">and its first is not,</w:t>
+      </w:r>
+      <w:r>
+        <w:t xml:space="preserve"> </w:t>
+      </w:r>
+      <w:r>
+        <w:t xml:space="preserve">and</w:t>
+      </w:r>
+      <w:r>
+        <w:t xml:space="preserve"> </w:t>
+      </w:r>
+      <m:oMath>
+        <m:r>
+          <m:rPr>
+            <m:sty m:val="bi"/>
+          </m:rPr>
+          <m:t>A</m:t>
+        </m:r>
+        <m:r>
+          <m:rPr>
+            <m:sty m:val="bi"/>
+          </m:rPr>
+          <m:t>B</m:t>
+        </m:r>
+      </m:oMath>
+      <w:r>
+        <w:t xml:space="preserve"> </w:t>
+      </w:r>
+      <w:r>
+        <w:t xml:space="preserve">has rank</w:t>
+      </w:r>
+      <w:r>
+        <w:t xml:space="preserve"> </w:t>
+      </w:r>
+      <m:oMath>
+        <m:r>
+          <m:t>1</m:t>
+        </m:r>
+      </m:oMath>
+      <w:r>
+        <w:t xml:space="preserve"> </w:t>
+      </w:r>
+      <w:r>
+        <w:t xml:space="preserve">for the same reason.</w:t>
+      </w:r>
+      <w:r>
+        <w:t xml:space="preserve"> </w:t>
+      </w:r>
+      <w:r>
+        <w:t xml:space="preserve">So</w:t>
+      </w:r>
+      <w:r>
+        <w:t xml:space="preserve"> </w:t>
+      </w:r>
+      <m:oMath>
+        <m:r>
+          <m:rPr>
+            <m:sty m:val="p"/>
+          </m:rPr>
+          <m:t>rank</m:t>
+        </m:r>
+        <m:r>
+          <m:rPr>
+            <m:sty m:val="p"/>
+          </m:rPr>
+          <m:t>(</m:t>
+        </m:r>
+        <m:r>
+          <m:rPr>
+            <m:sty m:val="bi"/>
+          </m:rPr>
+          <m:t>A</m:t>
+        </m:r>
+        <m:r>
+          <m:rPr>
+            <m:sty m:val="bi"/>
+          </m:rPr>
+          <m:t>B</m:t>
+        </m:r>
+        <m:r>
+          <m:rPr>
+            <m:sty m:val="p"/>
+          </m:rPr>
+          <m:t>)</m:t>
+        </m:r>
+        <m:r>
+          <m:rPr>
+            <m:sty m:val="p"/>
+          </m:rPr>
+          <m:t>=</m:t>
+        </m:r>
+        <m:r>
+          <m:t>1</m:t>
+        </m:r>
+        <m:r>
+          <m:rPr>
+            <m:sty m:val="p"/>
+          </m:rPr>
+          <m:t>≤</m:t>
+        </m:r>
+        <m:r>
+          <m:rPr>
+            <m:sty m:val="p"/>
+          </m:rPr>
+          <m:t>rank</m:t>
+        </m:r>
+        <m:r>
+          <m:rPr>
+            <m:sty m:val="p"/>
+          </m:rPr>
+          <m:t>(</m:t>
+        </m:r>
+        <m:r>
+          <m:rPr>
+            <m:sty m:val="bi"/>
+          </m:rPr>
+          <m:t>B</m:t>
+        </m:r>
+        <m:r>
+          <m:rPr>
+            <m:sty m:val="p"/>
+          </m:rPr>
+          <m:t>)</m:t>
+        </m:r>
+        <m:r>
+          <m:rPr>
+            <m:sty m:val="p"/>
+          </m:rPr>
+          <m:t>=</m:t>
+        </m:r>
+        <m:r>
+          <m:t>1</m:t>
+        </m:r>
+      </m:oMath>
+      <w:r>
+        <w:t xml:space="preserve"> </w:t>
+      </w:r>
+      <w:r>
+        <w:t xml:space="preserve">(</w:t>
+      </w:r>
+      <w:hyperlink w:anchor="thm-rank-product-right">
+        <w:r>
+          <w:rPr>
+            <w:rStyle w:val="Hyperlink"/>
+          </w:rPr>
+          <w:t xml:space="preserve">Theorem 10</w:t>
+        </w:r>
+      </w:hyperlink>
+      <w:r>
+        <w:t xml:space="preserve">),</w:t>
+      </w:r>
+      <w:r>
+        <w:t xml:space="preserve"> </w:t>
+      </w:r>
+      <w:r>
+        <w:t xml:space="preserve">and the bound of</w:t>
+      </w:r>
+      <w:r>
+        <w:t xml:space="preserve"> </w:t>
+      </w:r>
+      <w:hyperlink w:anchor="thm-rank-product">
+        <w:r>
+          <w:rPr>
+            <w:rStyle w:val="Hyperlink"/>
+          </w:rPr>
+          <w:t xml:space="preserve">Theorem 8</w:t>
+        </w:r>
+      </w:hyperlink>
+      <w:r>
+        <w:t xml:space="preserve">,</w:t>
+      </w:r>
+      <w:r>
+        <w:t xml:space="preserve"> </w:t>
+      </w:r>
+      <m:oMath>
+        <m:r>
+          <m:t>2</m:t>
+        </m:r>
+      </m:oMath>
+      <w:r>
+        <w:t xml:space="preserve">, is not the tighter one.</w:t>
+      </w:r>
+    </w:p>
+    <w:bookmarkEnd w:id="67"/>
+    <w:bookmarkStart w:id="68" w:name="cor-rank-product-full-rank"/>
+    <w:p>
+      <w:pPr>
+        <w:pStyle w:val="BodyText"/>
+      </w:pPr>
       <w:r>
         <w:rPr>
           <w:b/>
           <w:bCs/>
         </w:rPr>
+        <w:t xml:space="preserve">Corollary 2 (Multiplying by a matrix of full rank does not change the rank)</w:t>
+      </w:r>
+      <w:r>
+        <w:t xml:space="preserve"> </w:t>
+      </w:r>
+      <w:r>
+        <w:t xml:space="preserve">Let</w:t>
+      </w:r>
+      <w:r>
+        <w:t xml:space="preserve"> </w:t>
+      </w:r>
+      <m:oMath>
+        <m:r>
+          <m:rPr>
+            <m:sty m:val="bi"/>
+          </m:rPr>
+          <m:t>A</m:t>
+        </m:r>
+      </m:oMath>
+      <w:r>
+        <w:t xml:space="preserve"> </w:t>
+      </w:r>
+      <w:r>
+        <w:t xml:space="preserve">be</w:t>
+      </w:r>
+      <w:r>
+        <w:t xml:space="preserve"> </w:t>
+      </w:r>
+      <m:oMath>
+        <m:r>
+          <m:t>m</m:t>
+        </m:r>
+        <m:r>
+          <m:rPr>
+            <m:sty m:val="p"/>
+          </m:rPr>
+          <m:t>×</m:t>
+        </m:r>
+        <m:r>
+          <m:t>n</m:t>
+        </m:r>
+      </m:oMath>
+      <w:r>
+        <w:t xml:space="preserve"> </w:t>
+      </w:r>
+      <w:r>
+        <w:t xml:space="preserve">and</w:t>
+      </w:r>
+      <w:r>
+        <w:t xml:space="preserve"> </w:t>
+      </w:r>
+      <m:oMath>
+        <m:r>
+          <m:rPr>
+            <m:sty m:val="bi"/>
+          </m:rPr>
+          <m:t>B</m:t>
+        </m:r>
+      </m:oMath>
+      <w:r>
+        <w:t xml:space="preserve"> </w:t>
+      </w:r>
+      <w:r>
+        <w:t xml:space="preserve">be</w:t>
+      </w:r>
+      <w:r>
+        <w:t xml:space="preserve"> </w:t>
+      </w:r>
+      <m:oMath>
+        <m:r>
+          <m:t>n</m:t>
+        </m:r>
+        <m:r>
+          <m:rPr>
+            <m:sty m:val="p"/>
+          </m:rPr>
+          <m:t>×</m:t>
+        </m:r>
+        <m:r>
+          <m:t>k</m:t>
+        </m:r>
+      </m:oMath>
+      <w:r>
+        <w:t xml:space="preserve">.</w:t>
+      </w:r>
+    </w:p>
+    <w:p>
+      <w:pPr>
+        <w:pStyle w:val="Compact"/>
+        <w:numPr>
+          <w:ilvl w:val="0"/>
+          <w:numId w:val="1003"/>
+        </w:numPr>
+      </w:pPr>
+      <w:r>
+        <w:t xml:space="preserve">If</w:t>
+      </w:r>
+      <w:r>
+        <w:t xml:space="preserve"> </w:t>
+      </w:r>
+      <m:oMath>
+        <m:r>
+          <m:rPr>
+            <m:sty m:val="bi"/>
+          </m:rPr>
+          <m:t>A</m:t>
+        </m:r>
+      </m:oMath>
+      <w:r>
+        <w:t xml:space="preserve"> </w:t>
+      </w:r>
+      <w:r>
+        <w:t xml:space="preserve">has full column rank (</w:t>
+      </w:r>
+      <w:hyperlink r:id="rId27">
+        <w:r>
+          <w:rPr>
+            <w:rStyle w:val="Hyperlink"/>
+          </w:rPr>
+          <w:t xml:space="preserve">Definition 3 in Subspaces and Rank</w:t>
+        </w:r>
+      </w:hyperlink>
+      <w:r>
+        <w:t xml:space="preserve">), then</w:t>
+      </w:r>
+      <w:r>
+        <w:t xml:space="preserve"> </w:t>
+      </w:r>
+      <m:oMath>
+        <m:r>
+          <m:rPr>
+            <m:sty m:val="p"/>
+          </m:rPr>
+          <m:t>rank</m:t>
+        </m:r>
+        <m:r>
+          <m:rPr>
+            <m:sty m:val="p"/>
+          </m:rPr>
+          <m:t>(</m:t>
+        </m:r>
+        <m:r>
+          <m:rPr>
+            <m:sty m:val="bi"/>
+          </m:rPr>
+          <m:t>A</m:t>
+        </m:r>
+        <m:r>
+          <m:rPr>
+            <m:sty m:val="bi"/>
+          </m:rPr>
+          <m:t>B</m:t>
+        </m:r>
+        <m:r>
+          <m:rPr>
+            <m:sty m:val="p"/>
+          </m:rPr>
+          <m:t>)</m:t>
+        </m:r>
+        <m:r>
+          <m:rPr>
+            <m:sty m:val="p"/>
+          </m:rPr>
+          <m:t>=</m:t>
+        </m:r>
+        <m:r>
+          <m:rPr>
+            <m:sty m:val="p"/>
+          </m:rPr>
+          <m:t>rank</m:t>
+        </m:r>
+        <m:r>
+          <m:rPr>
+            <m:sty m:val="p"/>
+          </m:rPr>
+          <m:t>(</m:t>
+        </m:r>
+        <m:r>
+          <m:rPr>
+            <m:sty m:val="bi"/>
+          </m:rPr>
+          <m:t>B</m:t>
+        </m:r>
+        <m:r>
+          <m:rPr>
+            <m:sty m:val="p"/>
+          </m:rPr>
+          <m:t>)</m:t>
+        </m:r>
+      </m:oMath>
+      <w:r>
+        <w:t xml:space="preserve">.</w:t>
+      </w:r>
+    </w:p>
+    <w:p>
+      <w:pPr>
+        <w:pStyle w:val="Compact"/>
+        <w:numPr>
+          <w:ilvl w:val="0"/>
+          <w:numId w:val="1003"/>
+        </w:numPr>
+      </w:pPr>
+      <w:r>
+        <w:t xml:space="preserve">If</w:t>
+      </w:r>
+      <w:r>
+        <w:t xml:space="preserve"> </w:t>
+      </w:r>
+      <m:oMath>
+        <m:r>
+          <m:rPr>
+            <m:sty m:val="p"/>
+          </m:rPr>
+          <m:t>rank</m:t>
+        </m:r>
+        <m:r>
+          <m:rPr>
+            <m:sty m:val="p"/>
+          </m:rPr>
+          <m:t>(</m:t>
+        </m:r>
+        <m:r>
+          <m:rPr>
+            <m:sty m:val="bi"/>
+          </m:rPr>
+          <m:t>B</m:t>
+        </m:r>
+        <m:r>
+          <m:rPr>
+            <m:sty m:val="p"/>
+          </m:rPr>
+          <m:t>)</m:t>
+        </m:r>
+        <m:r>
+          <m:rPr>
+            <m:sty m:val="p"/>
+          </m:rPr>
+          <m:t>=</m:t>
+        </m:r>
+        <m:r>
+          <m:t>n</m:t>
+        </m:r>
+      </m:oMath>
+      <w:r>
+        <w:t xml:space="preserve">, then</w:t>
+      </w:r>
+      <w:r>
+        <w:t xml:space="preserve"> </w:t>
+      </w:r>
+      <m:oMath>
+        <m:r>
+          <m:rPr>
+            <m:sty m:val="p"/>
+          </m:rPr>
+          <m:t>rank</m:t>
+        </m:r>
+        <m:r>
+          <m:rPr>
+            <m:sty m:val="p"/>
+          </m:rPr>
+          <m:t>(</m:t>
+        </m:r>
+        <m:r>
+          <m:rPr>
+            <m:sty m:val="bi"/>
+          </m:rPr>
+          <m:t>A</m:t>
+        </m:r>
+        <m:r>
+          <m:rPr>
+            <m:sty m:val="bi"/>
+          </m:rPr>
+          <m:t>B</m:t>
+        </m:r>
+        <m:r>
+          <m:rPr>
+            <m:sty m:val="p"/>
+          </m:rPr>
+          <m:t>)</m:t>
+        </m:r>
+        <m:r>
+          <m:rPr>
+            <m:sty m:val="p"/>
+          </m:rPr>
+          <m:t>=</m:t>
+        </m:r>
+        <m:r>
+          <m:rPr>
+            <m:sty m:val="p"/>
+          </m:rPr>
+          <m:t>rank</m:t>
+        </m:r>
+        <m:r>
+          <m:rPr>
+            <m:sty m:val="p"/>
+          </m:rPr>
+          <m:t>(</m:t>
+        </m:r>
+        <m:r>
+          <m:rPr>
+            <m:sty m:val="bi"/>
+          </m:rPr>
+          <m:t>A</m:t>
+        </m:r>
+        <m:r>
+          <m:rPr>
+            <m:sty m:val="p"/>
+          </m:rPr>
+          <m:t>)</m:t>
+        </m:r>
+      </m:oMath>
+      <w:r>
+        <w:t xml:space="preserve">.</w:t>
+      </w:r>
+    </w:p>
+    <w:bookmarkEnd w:id="68"/>
+    <w:p>
+      <w:pPr>
+        <w:pStyle w:val="FirstParagraph"/>
+      </w:pPr>
+      <w:r>
+        <w:rPr>
+          <w:i/>
+          <w:iCs/>
+        </w:rPr>
+        <w:t xml:space="preserve">Proof</w:t>
+      </w:r>
+      <w:r>
+        <w:t xml:space="preserve">. </w:t>
+      </w:r>
+      <w:r>
+        <w:rPr>
+          <w:b/>
+          <w:bCs/>
+        </w:rPr>
+        <w:t xml:space="preserve">Part 1.</w:t>
+      </w:r>
+      <w:r>
+        <w:t xml:space="preserve"> </w:t>
+      </w:r>
+      <w:r>
+        <w:t xml:space="preserve">Because</w:t>
+      </w:r>
+      <w:r>
+        <w:t xml:space="preserve"> </w:t>
+      </w:r>
+      <m:oMath>
+        <m:r>
+          <m:rPr>
+            <m:sty m:val="bi"/>
+          </m:rPr>
+          <m:t>A</m:t>
+        </m:r>
+      </m:oMath>
+      <w:r>
+        <w:t xml:space="preserve"> </w:t>
+      </w:r>
+      <w:r>
+        <w:t xml:space="preserve">has</w:t>
+      </w:r>
+      <w:r>
+        <w:t xml:space="preserve"> </w:t>
+      </w:r>
+      <w:hyperlink r:id="rId27">
+        <w:r>
+          <w:rPr>
+            <w:rStyle w:val="Hyperlink"/>
+          </w:rPr>
+          <w:t xml:space="preserve">full column rank</w:t>
+        </w:r>
+      </w:hyperlink>
+      <w:r>
+        <w:t xml:space="preserve">,</w:t>
+      </w:r>
+      <w:r>
+        <w:t xml:space="preserve"> </w:t>
+      </w:r>
+      <w:r>
+        <w:t xml:space="preserve">$\mathbf{A} \mathord{\smash[b]{\underset{\raise.3ex\hbox{$\scriptstyle\sim$}}{y}}\vphantom{y}} = \mathord{\smash[b]{\underset{\raise.3ex\hbox{$\scriptstyle\sim$}}{0}}\vphantom{0}}_m$</w:t>
+      </w:r>
+      <w:r>
+        <w:t xml:space="preserve"> </w:t>
+      </w:r>
+      <w:r>
+        <w:t xml:space="preserve">only for</w:t>
+      </w:r>
+      <w:r>
+        <w:t xml:space="preserve"> </w:t>
+      </w:r>
+      <w:r>
+        <w:t xml:space="preserve">$\mathord{\smash[b]{\underset{\raise.3ex\hbox{$\scriptstyle\sim$}}{y}}\vphantom{y}} = \mathord{\smash[b]{\underset{\raise.3ex\hbox{$\scriptstyle\sim$}}{0}}\vphantom{0}}_n$</w:t>
+      </w:r>
+      <w:r>
+        <w:t xml:space="preserve"> </w:t>
+      </w:r>
+      <w:r>
+        <w:t xml:space="preserve">(</w:t>
+      </w:r>
+      <w:hyperlink w:anchor="thm-independent-null-space">
+        <w:r>
+          <w:rPr>
+            <w:rStyle w:val="Hyperlink"/>
+          </w:rPr>
+          <w:t xml:space="preserve">Theorem 3</w:t>
+        </w:r>
+      </w:hyperlink>
+      <w:r>
+        <w:t xml:space="preserve">).</w:t>
+      </w:r>
+      <w:r>
+        <w:t xml:space="preserve"> </w:t>
+      </w:r>
+      <w:r>
+        <w:t xml:space="preserve">So for</w:t>
+      </w:r>
+      <w:r>
+        <w:t xml:space="preserve"> </w:t>
+      </w:r>
+      <w:r>
+        <w:t xml:space="preserve">$\mathord{\smash[b]{\underset{\raise.3ex\hbox{$\scriptstyle\sim$}}{x}}\vphantom{x}} \in \mathbb{R}^k$</w:t>
+      </w:r>
+      <w:r>
+        <w:t xml:space="preserve">,</w:t>
+      </w:r>
+    </w:p>
+    <w:p>
+      <w:pPr>
+        <w:pStyle w:val="BodyText"/>
+      </w:pPr>
+      <w:r>
+        <w:t xml:space="preserve">$$
+    \begin{aligned}
+    \mathbf{A} \mathbf{B} \mathord{\smash[b]{\underset{\raise.3ex\hbox{$\scriptstyle\sim$}}{x}}\vphantom{x}} = \mathord{\smash[b]{\underset{\raise.3ex\hbox{$\scriptstyle\sim$}}{0}}\vphantom{0}}_m
+    &amp;\iff \mathbf{B} \mathord{\smash[b]{\underset{\raise.3ex\hbox{$\scriptstyle\sim$}}{x}}\vphantom{x}} = \mathord{\smash[b]{\underset{\raise.3ex\hbox{$\scriptstyle\sim$}}{0}}\vphantom{0}}_n
+    &amp;&amp; \text{(}\text{Theorem~3}\text{, with } \mathord{\smash[b]{\underset{\raise.3ex\hbox{$\scriptstyle\sim$}}{y}}\vphantom{y}} = \mathbf{B} \mathord{\smash[b]{\underset{\raise.3ex\hbox{$\scriptstyle\sim$}}{x}}\vphantom{x}} \text{)}
+    \end{aligned}
+    $$</w:t>
+      </w:r>
+    </w:p>
+    <w:p>
+      <w:pPr>
+        <w:pStyle w:val="FirstParagraph"/>
+      </w:pPr>
+      <w:r>
+        <w:t xml:space="preserve">so</w:t>
+      </w:r>
+      <w:r>
+        <w:t xml:space="preserve"> </w:t>
+      </w:r>
+      <m:oMath>
+        <m:r>
+          <m:rPr>
+            <m:scr m:val="script"/>
+            <m:sty m:val="p"/>
+          </m:rPr>
+          <m:t>N</m:t>
+        </m:r>
+        <m:r>
+          <m:rPr>
+            <m:sty m:val="p"/>
+          </m:rPr>
+          <m:t>(</m:t>
+        </m:r>
+        <m:r>
+          <m:rPr>
+            <m:sty m:val="bi"/>
+          </m:rPr>
+          <m:t>A</m:t>
+        </m:r>
+        <m:r>
+          <m:rPr>
+            <m:sty m:val="bi"/>
+          </m:rPr>
+          <m:t>B</m:t>
+        </m:r>
+        <m:r>
+          <m:rPr>
+            <m:sty m:val="p"/>
+          </m:rPr>
+          <m:t>)</m:t>
+        </m:r>
+        <m:r>
+          <m:rPr>
+            <m:sty m:val="p"/>
+          </m:rPr>
+          <m:t>=</m:t>
+        </m:r>
+        <m:r>
+          <m:rPr>
+            <m:scr m:val="script"/>
+            <m:sty m:val="p"/>
+          </m:rPr>
+          <m:t>N</m:t>
+        </m:r>
+        <m:r>
+          <m:rPr>
+            <m:sty m:val="p"/>
+          </m:rPr>
+          <m:t>(</m:t>
+        </m:r>
+        <m:r>
+          <m:rPr>
+            <m:sty m:val="bi"/>
+          </m:rPr>
+          <m:t>B</m:t>
+        </m:r>
+        <m:r>
+          <m:rPr>
+            <m:sty m:val="p"/>
+          </m:rPr>
+          <m:t>)</m:t>
+        </m:r>
+      </m:oMath>
+      <w:r>
+        <w:t xml:space="preserve"> </w:t>
+      </w:r>
+      <w:r>
+        <w:t xml:space="preserve">(</w:t>
+      </w:r>
+      <w:hyperlink w:anchor="def-null-space">
+        <w:r>
+          <w:rPr>
+            <w:rStyle w:val="Hyperlink"/>
+          </w:rPr>
+          <w:t xml:space="preserve">Definition 3</w:t>
+        </w:r>
+      </w:hyperlink>
+      <w:r>
+        <w:t xml:space="preserve">),</w:t>
+      </w:r>
+      <w:r>
+        <w:t xml:space="preserve"> </w:t>
+      </w:r>
+      <w:r>
+        <w:t xml:space="preserve">and the two matrices have the same nullity (</w:t>
+      </w:r>
+      <w:hyperlink w:anchor="def-nullity">
+        <w:r>
+          <w:rPr>
+            <w:rStyle w:val="Hyperlink"/>
+          </w:rPr>
+          <w:t xml:space="preserve">Definition 7</w:t>
+        </w:r>
+      </w:hyperlink>
+      <w:r>
+        <w:t xml:space="preserve">).</w:t>
+      </w:r>
+      <w:r>
+        <w:t xml:space="preserve"> </w:t>
+      </w:r>
+      <w:r>
+        <w:t xml:space="preserve">Both have</w:t>
+      </w:r>
+      <w:r>
+        <w:t xml:space="preserve"> </w:t>
+      </w:r>
+      <m:oMath>
+        <m:r>
+          <m:t>k</m:t>
+        </m:r>
+      </m:oMath>
+      <w:r>
+        <w:t xml:space="preserve"> </w:t>
+      </w:r>
+      <w:r>
+        <w:t xml:space="preserve">columns, so by</w:t>
+      </w:r>
+      <w:r>
+        <w:t xml:space="preserve"> </w:t>
+      </w:r>
+      <w:hyperlink w:anchor="thm-rank-nullity">
+        <w:r>
+          <w:rPr>
+            <w:rStyle w:val="Hyperlink"/>
+          </w:rPr>
+          <w:t xml:space="preserve">Theorem 7</w:t>
+        </w:r>
+      </w:hyperlink>
+      <w:r>
+        <w:t xml:space="preserve"> </w:t>
+      </w:r>
+      <w:r>
+        <w:t xml:space="preserve">they have the same</w:t>
+      </w:r>
+      <w:r>
+        <w:t xml:space="preserve"> </w:t>
+      </w:r>
+      <w:hyperlink r:id="rId46">
+        <w:r>
+          <w:rPr>
+            <w:rStyle w:val="Hyperlink"/>
+          </w:rPr>
+          <w:t xml:space="preserve">rank</w:t>
+        </w:r>
+      </w:hyperlink>
+      <w:r>
+        <w:t xml:space="preserve">.</w:t>
+      </w:r>
+    </w:p>
+    <w:p>
+      <w:pPr>
+        <w:pStyle w:val="BodyText"/>
+      </w:pPr>
+      <w:r>
+        <w:rPr>
+          <w:b/>
+          <w:bCs/>
+        </w:rPr>
+        <w:t xml:space="preserve">Part 2.</w:t>
+      </w:r>
+      <w:r>
+        <w:t xml:space="preserve"> </w:t>
+      </w:r>
+      <m:oMath>
+        <m:r>
+          <m:rPr>
+            <m:scr m:val="script"/>
+            <m:sty m:val="p"/>
+          </m:rPr>
+          <m:t>C</m:t>
+        </m:r>
+        <m:r>
+          <m:rPr>
+            <m:sty m:val="p"/>
+          </m:rPr>
+          <m:t>(</m:t>
+        </m:r>
+        <m:r>
+          <m:rPr>
+            <m:sty m:val="bi"/>
+          </m:rPr>
+          <m:t>B</m:t>
+        </m:r>
+        <m:r>
+          <m:rPr>
+            <m:sty m:val="p"/>
+          </m:rPr>
+          <m:t>)</m:t>
+        </m:r>
+      </m:oMath>
+      <w:r>
+        <w:t xml:space="preserve"> </w:t>
+      </w:r>
+      <w:r>
+        <w:t xml:space="preserve">is a</w:t>
+      </w:r>
+      <w:r>
+        <w:t xml:space="preserve"> </w:t>
+      </w:r>
+      <w:hyperlink r:id="rId22">
+        <w:r>
+          <w:rPr>
+            <w:rStyle w:val="Hyperlink"/>
+          </w:rPr>
+          <w:t xml:space="preserve">subspace</w:t>
+        </w:r>
+      </w:hyperlink>
+      <w:r>
+        <w:t xml:space="preserve"> </w:t>
+      </w:r>
+      <w:r>
+        <w:t xml:space="preserve">of</w:t>
+      </w:r>
+      <w:r>
+        <w:t xml:space="preserve"> </w:t>
+      </w:r>
+      <m:oMath>
+        <m:sSup>
+          <m:e>
+            <m:r>
+              <m:rPr>
+                <m:scr m:val="double-struck"/>
+                <m:sty m:val="p"/>
+              </m:rPr>
+              <m:t>R</m:t>
+            </m:r>
+          </m:e>
+          <m:sup>
+            <m:r>
+              <m:t>n</m:t>
+            </m:r>
+          </m:sup>
+        </m:sSup>
+      </m:oMath>
+      <w:r>
+        <w:t xml:space="preserve"> </w:t>
+      </w:r>
+      <w:r>
+        <w:t xml:space="preserve">(</w:t>
+      </w:r>
+      <w:hyperlink w:anchor="thm-column-space-span">
+        <w:r>
+          <w:rPr>
+            <w:rStyle w:val="Hyperlink"/>
+          </w:rPr>
+          <w:t xml:space="preserve">Theorem 1</w:t>
+        </w:r>
+      </w:hyperlink>
+      <w:r>
+        <w:t xml:space="preserve">) of</w:t>
+      </w:r>
+      <w:r>
+        <w:t xml:space="preserve"> </w:t>
+      </w:r>
+      <w:hyperlink r:id="rId49">
+        <w:r>
+          <w:rPr>
+            <w:rStyle w:val="Hyperlink"/>
+          </w:rPr>
+          <w:t xml:space="preserve">dimension</w:t>
+        </w:r>
+      </w:hyperlink>
+      <w:r>
+        <w:t xml:space="preserve"> </w:t>
+      </w:r>
+      <m:oMath>
+        <m:r>
+          <m:t>n</m:t>
+        </m:r>
+      </m:oMath>
+      <w:r>
+        <w:t xml:space="preserve"> </w:t>
+      </w:r>
+      <w:r>
+        <w:t xml:space="preserve">(</w:t>
+      </w:r>
+      <w:hyperlink w:anchor="thm-rank-dim">
+        <w:r>
+          <w:rPr>
+            <w:rStyle w:val="Hyperlink"/>
+          </w:rPr>
+          <w:t xml:space="preserve">Theorem 6</w:t>
+        </w:r>
+      </w:hyperlink>
+      <w:r>
+        <w:t xml:space="preserve">),</w:t>
+      </w:r>
+      <w:r>
+        <w:t xml:space="preserve"> </w:t>
+      </w:r>
+      <w:r>
+        <w:t xml:space="preserve">so</w:t>
+      </w:r>
+      <w:r>
+        <w:t xml:space="preserve"> </w:t>
+      </w:r>
+      <m:oMath>
+        <m:r>
+          <m:rPr>
+            <m:scr m:val="script"/>
+            <m:sty m:val="p"/>
+          </m:rPr>
+          <m:t>C</m:t>
+        </m:r>
+        <m:r>
+          <m:rPr>
+            <m:sty m:val="p"/>
+          </m:rPr>
+          <m:t>(</m:t>
+        </m:r>
+        <m:r>
+          <m:rPr>
+            <m:sty m:val="bi"/>
+          </m:rPr>
+          <m:t>B</m:t>
+        </m:r>
+        <m:r>
+          <m:rPr>
+            <m:sty m:val="p"/>
+          </m:rPr>
+          <m:t>)</m:t>
+        </m:r>
+        <m:r>
+          <m:rPr>
+            <m:sty m:val="p"/>
+          </m:rPr>
+          <m:t>=</m:t>
+        </m:r>
+        <m:sSup>
+          <m:e>
+            <m:r>
+              <m:rPr>
+                <m:scr m:val="double-struck"/>
+                <m:sty m:val="p"/>
+              </m:rPr>
+              <m:t>R</m:t>
+            </m:r>
+          </m:e>
+          <m:sup>
+            <m:r>
+              <m:t>n</m:t>
+            </m:r>
+          </m:sup>
+        </m:sSup>
+      </m:oMath>
+      <w:r>
+        <w:t xml:space="preserve"> </w:t>
+      </w:r>
+      <w:r>
+        <w:t xml:space="preserve">(</w:t>
+      </w:r>
+      <w:hyperlink r:id="rId69">
+        <w:r>
+          <w:rPr>
+            <w:rStyle w:val="Hyperlink"/>
+          </w:rPr>
+          <w:t xml:space="preserve">Theorem 11 in Subspaces and Rank</w:t>
+        </w:r>
+      </w:hyperlink>
+      <w:r>
+        <w:t xml:space="preserve">).</w:t>
+      </w:r>
+      <w:r>
+        <w:t xml:space="preserve"> </w:t>
+      </w:r>
+      <w:r>
+        <w:t xml:space="preserve">Every vector of</w:t>
+      </w:r>
+      <w:r>
+        <w:t xml:space="preserve"> </w:t>
+      </w:r>
+      <m:oMath>
+        <m:r>
+          <m:rPr>
+            <m:scr m:val="script"/>
+            <m:sty m:val="p"/>
+          </m:rPr>
+          <m:t>C</m:t>
+        </m:r>
+        <m:r>
+          <m:rPr>
+            <m:sty m:val="p"/>
+          </m:rPr>
+          <m:t>(</m:t>
+        </m:r>
+        <m:r>
+          <m:rPr>
+            <m:sty m:val="bi"/>
+          </m:rPr>
+          <m:t>A</m:t>
+        </m:r>
+        <m:r>
+          <m:rPr>
+            <m:sty m:val="bi"/>
+          </m:rPr>
+          <m:t>B</m:t>
+        </m:r>
+        <m:r>
+          <m:rPr>
+            <m:sty m:val="p"/>
+          </m:rPr>
+          <m:t>)</m:t>
+        </m:r>
+      </m:oMath>
+      <w:r>
+        <w:t xml:space="preserve"> </w:t>
+      </w:r>
+      <w:r>
+        <w:t xml:space="preserve">is</w:t>
+      </w:r>
+      <w:r>
+        <w:t xml:space="preserve"> </w:t>
+      </w:r>
+      <w:r>
+        <w:t xml:space="preserve">$\mathbf{A}\,(\mathbf{B} \mathord{\smash[b]{\underset{\raise.3ex\hbox{$\scriptstyle\sim$}}{x}}\vphantom{x}})$</w:t>
+      </w:r>
+      <w:r>
+        <w:t xml:space="preserve"> </w:t>
+      </w:r>
+      <w:r>
+        <w:t xml:space="preserve">for some</w:t>
+      </w:r>
+      <w:r>
+        <w:t xml:space="preserve"> </w:t>
+      </w:r>
+      <w:r>
+        <w:t xml:space="preserve">$\mathord{\smash[b]{\underset{\raise.3ex\hbox{$\scriptstyle\sim$}}{x}}\vphantom{x}}$</w:t>
+      </w:r>
+      <w:r>
+        <w:t xml:space="preserve"> </w:t>
+      </w:r>
+      <w:r>
+        <w:t xml:space="preserve">(</w:t>
+      </w:r>
+      <w:hyperlink w:anchor="def-column-space">
+        <w:r>
+          <w:rPr>
+            <w:rStyle w:val="Hyperlink"/>
+          </w:rPr>
+          <w:t xml:space="preserve">Definition 1</w:t>
+        </w:r>
+      </w:hyperlink>
+      <w:r>
+        <w:t xml:space="preserve">),</w:t>
+      </w:r>
+      <w:r>
+        <w:t xml:space="preserve"> </w:t>
+      </w:r>
+      <w:r>
+        <w:t xml:space="preserve">and</w:t>
+      </w:r>
+      <w:r>
+        <w:t xml:space="preserve"> </w:t>
+      </w:r>
+      <w:r>
+        <w:t xml:space="preserve">$\mathbf{B} \mathord{\smash[b]{\underset{\raise.3ex\hbox{$\scriptstyle\sim$}}{x}}\vphantom{x}}$</w:t>
+      </w:r>
+      <w:r>
+        <w:t xml:space="preserve"> </w:t>
+      </w:r>
+      <w:r>
+        <w:t xml:space="preserve">takes every vector of</w:t>
+      </w:r>
+      <w:r>
+        <w:t xml:space="preserve"> </w:t>
+      </w:r>
+      <m:oMath>
+        <m:sSup>
+          <m:e>
+            <m:r>
+              <m:rPr>
+                <m:scr m:val="double-struck"/>
+                <m:sty m:val="p"/>
+              </m:rPr>
+              <m:t>R</m:t>
+            </m:r>
+          </m:e>
+          <m:sup>
+            <m:r>
+              <m:t>n</m:t>
+            </m:r>
+          </m:sup>
+        </m:sSup>
+      </m:oMath>
+      <w:r>
+        <w:t xml:space="preserve">,</w:t>
+      </w:r>
+      <w:r>
+        <w:t xml:space="preserve"> </w:t>
+      </w:r>
+      <w:r>
+        <w:t xml:space="preserve">so</w:t>
+      </w:r>
+      <w:r>
+        <w:t xml:space="preserve"> </w:t>
+      </w:r>
+      <m:oMath>
+        <m:r>
+          <m:rPr>
+            <m:scr m:val="script"/>
+            <m:sty m:val="p"/>
+          </m:rPr>
+          <m:t>C</m:t>
+        </m:r>
+        <m:r>
+          <m:rPr>
+            <m:sty m:val="p"/>
+          </m:rPr>
+          <m:t>(</m:t>
+        </m:r>
+        <m:r>
+          <m:rPr>
+            <m:sty m:val="bi"/>
+          </m:rPr>
+          <m:t>A</m:t>
+        </m:r>
+        <m:r>
+          <m:rPr>
+            <m:sty m:val="bi"/>
+          </m:rPr>
+          <m:t>B</m:t>
+        </m:r>
+        <m:r>
+          <m:rPr>
+            <m:sty m:val="p"/>
+          </m:rPr>
+          <m:t>)</m:t>
+        </m:r>
+        <m:r>
+          <m:rPr>
+            <m:sty m:val="p"/>
+          </m:rPr>
+          <m:t>=</m:t>
+        </m:r>
+        <m:r>
+          <m:rPr>
+            <m:scr m:val="script"/>
+            <m:sty m:val="p"/>
+          </m:rPr>
+          <m:t>C</m:t>
+        </m:r>
+        <m:r>
+          <m:rPr>
+            <m:sty m:val="p"/>
+          </m:rPr>
+          <m:t>(</m:t>
+        </m:r>
+        <m:r>
+          <m:rPr>
+            <m:sty m:val="bi"/>
+          </m:rPr>
+          <m:t>A</m:t>
+        </m:r>
+        <m:r>
+          <m:rPr>
+            <m:sty m:val="p"/>
+          </m:rPr>
+          <m:t>)</m:t>
+        </m:r>
+      </m:oMath>
+      <w:r>
+        <w:t xml:space="preserve"> </w:t>
+      </w:r>
+      <w:r>
+        <w:t xml:space="preserve">and the two matrices have the same rank (</w:t>
+      </w:r>
+      <w:hyperlink w:anchor="thm-rank-dim">
+        <w:r>
+          <w:rPr>
+            <w:rStyle w:val="Hyperlink"/>
+          </w:rPr>
+          <w:t xml:space="preserve">Theorem 6</w:t>
+        </w:r>
+      </w:hyperlink>
+      <w:r>
+        <w:t xml:space="preserve">).</w:t>
+      </w:r>
+    </w:p>
+    <w:bookmarkStart w:id="70" w:name="exm-rank-product-full-rank"/>
+    <w:p>
+      <w:pPr>
+        <w:pStyle w:val="BodyText"/>
+      </w:pPr>
+      <w:r>
+        <w:rPr>
+          <w:b/>
+          <w:bCs/>
+        </w:rPr>
+        <w:t xml:space="preserve">Example 17 (Ranks of products with a full-rank factor)</w:t>
+      </w:r>
+      <w:r>
+        <w:t xml:space="preserve"> </w:t>
+      </w:r>
+      <w:r>
+        <w:t xml:space="preserve">Let</w:t>
+      </w:r>
+      <w:r>
+        <w:t xml:space="preserve"> </w:t>
+      </w:r>
+      <m:oMath>
+        <m:r>
+          <m:rPr>
+            <m:sty m:val="bi"/>
+          </m:rPr>
+          <m:t>B</m:t>
+        </m:r>
+        <m:r>
+          <m:rPr>
+            <m:sty m:val="p"/>
+          </m:rPr>
+          <m:t>=</m:t>
+        </m:r>
+        <m:d>
+          <m:dPr>
+            <m:begChr m:val="["/>
+            <m:sepChr m:val=""/>
+            <m:endChr m:val="]"/>
+            <m:grow/>
+          </m:dPr>
+          <m:e>
+            <m:m>
+              <m:mPr>
+                <m:baseJc m:val="center"/>
+                <m:plcHide m:val="on"/>
+                <m:mcs>
+                  <m:mc>
+                    <m:mcPr>
+                      <m:mcJc m:val="center"/>
+                      <m:count m:val="1"/>
+                    </m:mcPr>
+                  </m:mc>
+                  <m:mc>
+                    <m:mcPr>
+                      <m:mcJc m:val="center"/>
+                      <m:count m:val="1"/>
+                    </m:mcPr>
+                  </m:mc>
+                </m:mcs>
+              </m:mPr>
+              <m:mr>
+                <m:e>
+                  <m:r>
+                    <m:t>1</m:t>
+                  </m:r>
+                </m:e>
+                <m:e>
+                  <m:r>
+                    <m:t>0</m:t>
+                  </m:r>
+                </m:e>
+              </m:mr>
+              <m:mr>
+                <m:e>
+                  <m:r>
+                    <m:t>1</m:t>
+                  </m:r>
+                </m:e>
+                <m:e>
+                  <m:r>
+                    <m:t>0</m:t>
+                  </m:r>
+                </m:e>
+              </m:mr>
+            </m:m>
+          </m:e>
+        </m:d>
+      </m:oMath>
+      <w:r>
+        <w:t xml:space="preserve">, which has</w:t>
+      </w:r>
+      <w:r>
+        <w:t xml:space="preserve"> </w:t>
+      </w:r>
+      <w:hyperlink r:id="rId46">
+        <w:r>
+          <w:rPr>
+            <w:rStyle w:val="Hyperlink"/>
+          </w:rPr>
+          <w:t xml:space="preserve">rank</w:t>
+        </w:r>
+      </w:hyperlink>
+      <w:r>
+        <w:t xml:space="preserve"> </w:t>
+      </w:r>
+      <m:oMath>
+        <m:r>
+          <m:t>1</m:t>
+        </m:r>
+      </m:oMath>
+      <w:r>
+        <w:t xml:space="preserve">.</w:t>
+      </w:r>
+    </w:p>
+    <w:p>
+      <w:pPr>
+        <w:pStyle w:val="Compact"/>
+        <w:numPr>
+          <w:ilvl w:val="0"/>
+          <w:numId w:val="1004"/>
+        </w:numPr>
+      </w:pPr>
+      <w:r>
+        <w:t xml:space="preserve">Part 1:</w:t>
+      </w:r>
+      <w:r>
+        <w:t xml:space="preserve"> </w:t>
+      </w:r>
+      <m:oMath>
+        <m:r>
+          <m:rPr>
+            <m:sty m:val="bi"/>
+          </m:rPr>
+          <m:t>A</m:t>
+        </m:r>
+        <m:r>
+          <m:rPr>
+            <m:sty m:val="p"/>
+          </m:rPr>
+          <m:t>=</m:t>
+        </m:r>
+        <m:d>
+          <m:dPr>
+            <m:begChr m:val="["/>
+            <m:sepChr m:val=""/>
+            <m:endChr m:val="]"/>
+            <m:grow/>
+          </m:dPr>
+          <m:e>
+            <m:m>
+              <m:mPr>
+                <m:baseJc m:val="center"/>
+                <m:plcHide m:val="on"/>
+                <m:mcs>
+                  <m:mc>
+                    <m:mcPr>
+                      <m:mcJc m:val="center"/>
+                      <m:count m:val="1"/>
+                    </m:mcPr>
+                  </m:mc>
+                  <m:mc>
+                    <m:mcPr>
+                      <m:mcJc m:val="center"/>
+                      <m:count m:val="1"/>
+                    </m:mcPr>
+                  </m:mc>
+                </m:mcs>
+              </m:mPr>
+              <m:mr>
+                <m:e>
+                  <m:r>
+                    <m:t>1</m:t>
+                  </m:r>
+                </m:e>
+                <m:e>
+                  <m:r>
+                    <m:t>1</m:t>
+                  </m:r>
+                </m:e>
+              </m:mr>
+              <m:mr>
+                <m:e>
+                  <m:r>
+                    <m:t>0</m:t>
+                  </m:r>
+                </m:e>
+                <m:e>
+                  <m:r>
+                    <m:t>1</m:t>
+                  </m:r>
+                </m:e>
+              </m:mr>
+              <m:mr>
+                <m:e>
+                  <m:r>
+                    <m:t>0</m:t>
+                  </m:r>
+                </m:e>
+                <m:e>
+                  <m:r>
+                    <m:t>0</m:t>
+                  </m:r>
+                </m:e>
+              </m:mr>
+            </m:m>
+          </m:e>
+        </m:d>
+      </m:oMath>
+      <w:r>
+        <w:t xml:space="preserve"> </w:t>
+      </w:r>
+      <w:r>
+        <w:t xml:space="preserve">has two</w:t>
+      </w:r>
+      <w:r>
+        <w:t xml:space="preserve"> </w:t>
+      </w:r>
+      <w:hyperlink r:id="rId26">
+        <w:r>
+          <w:rPr>
+            <w:rStyle w:val="Hyperlink"/>
+          </w:rPr>
+          <w:t xml:space="preserve">linearly independent</w:t>
+        </w:r>
+      </w:hyperlink>
+      <w:r>
+        <w:t xml:space="preserve"> </w:t>
+      </w:r>
+      <w:r>
+        <w:t xml:space="preserve">columns, so it has</w:t>
+      </w:r>
+      <w:r>
+        <w:t xml:space="preserve"> </w:t>
+      </w:r>
+      <w:hyperlink r:id="rId27">
+        <w:r>
+          <w:rPr>
+            <w:rStyle w:val="Hyperlink"/>
+          </w:rPr>
+          <w:t xml:space="preserve">full column rank</w:t>
+        </w:r>
+      </w:hyperlink>
+      <w:r>
+        <w:t xml:space="preserve">, and</w:t>
+      </w:r>
+      <w:r>
+        <w:t xml:space="preserve"> </w:t>
+      </w:r>
+      <m:oMath>
+        <m:r>
+          <m:rPr>
+            <m:sty m:val="bi"/>
+          </m:rPr>
+          <m:t>A</m:t>
+        </m:r>
+        <m:r>
+          <m:rPr>
+            <m:sty m:val="bi"/>
+          </m:rPr>
+          <m:t>B</m:t>
+        </m:r>
+        <m:r>
+          <m:rPr>
+            <m:sty m:val="p"/>
+          </m:rPr>
+          <m:t>=</m:t>
+        </m:r>
+        <m:d>
+          <m:dPr>
+            <m:begChr m:val="["/>
+            <m:sepChr m:val=""/>
+            <m:endChr m:val="]"/>
+            <m:grow/>
+          </m:dPr>
+          <m:e>
+            <m:m>
+              <m:mPr>
+                <m:baseJc m:val="center"/>
+                <m:plcHide m:val="on"/>
+                <m:mcs>
+                  <m:mc>
+                    <m:mcPr>
+                      <m:mcJc m:val="center"/>
+                      <m:count m:val="1"/>
+                    </m:mcPr>
+                  </m:mc>
+                  <m:mc>
+                    <m:mcPr>
+                      <m:mcJc m:val="center"/>
+                      <m:count m:val="1"/>
+                    </m:mcPr>
+                  </m:mc>
+                </m:mcs>
+              </m:mPr>
+              <m:mr>
+                <m:e>
+                  <m:r>
+                    <m:t>2</m:t>
+                  </m:r>
+                </m:e>
+                <m:e>
+                  <m:r>
+                    <m:t>0</m:t>
+                  </m:r>
+                </m:e>
+              </m:mr>
+              <m:mr>
+                <m:e>
+                  <m:r>
+                    <m:t>1</m:t>
+                  </m:r>
+                </m:e>
+                <m:e>
+                  <m:r>
+                    <m:t>0</m:t>
+                  </m:r>
+                </m:e>
+              </m:mr>
+              <m:mr>
+                <m:e>
+                  <m:r>
+                    <m:t>0</m:t>
+                  </m:r>
+                </m:e>
+                <m:e>
+                  <m:r>
+                    <m:t>0</m:t>
+                  </m:r>
+                </m:e>
+              </m:mr>
+            </m:m>
+          </m:e>
+        </m:d>
+      </m:oMath>
+      <w:r>
+        <w:t xml:space="preserve"> </w:t>
+      </w:r>
+      <w:r>
+        <w:t xml:space="preserve">has rank</w:t>
+      </w:r>
+      <w:r>
+        <w:t xml:space="preserve"> </w:t>
+      </w:r>
+      <m:oMath>
+        <m:r>
+          <m:t>1</m:t>
+        </m:r>
+        <m:r>
+          <m:rPr>
+            <m:sty m:val="p"/>
+          </m:rPr>
+          <m:t>=</m:t>
+        </m:r>
+        <m:r>
+          <m:rPr>
+            <m:sty m:val="p"/>
+          </m:rPr>
+          <m:t>rank</m:t>
+        </m:r>
+        <m:r>
+          <m:rPr>
+            <m:sty m:val="p"/>
+          </m:rPr>
+          <m:t>(</m:t>
+        </m:r>
+        <m:r>
+          <m:rPr>
+            <m:sty m:val="bi"/>
+          </m:rPr>
+          <m:t>B</m:t>
+        </m:r>
+        <m:r>
+          <m:rPr>
+            <m:sty m:val="p"/>
+          </m:rPr>
+          <m:t>)</m:t>
+        </m:r>
+      </m:oMath>
+      <w:r>
+        <w:t xml:space="preserve">.</w:t>
+      </w:r>
+    </w:p>
+    <w:p>
+      <w:pPr>
+        <w:pStyle w:val="Compact"/>
+        <w:numPr>
+          <w:ilvl w:val="0"/>
+          <w:numId w:val="1004"/>
+        </w:numPr>
+      </w:pPr>
+      <w:r>
+        <w:t xml:space="preserve">Part 2: let</w:t>
+      </w:r>
+      <w:r>
+        <w:t xml:space="preserve"> </w:t>
+      </w:r>
+      <m:oMath>
+        <m:r>
+          <m:rPr>
+            <m:sty m:val="bi"/>
+          </m:rPr>
+          <m:t>A</m:t>
+        </m:r>
+        <m:r>
+          <m:rPr>
+            <m:sty m:val="p"/>
+          </m:rPr>
+          <m:t>=</m:t>
+        </m:r>
+        <m:d>
+          <m:dPr>
+            <m:begChr m:val="["/>
+            <m:sepChr m:val=""/>
+            <m:endChr m:val="]"/>
+            <m:grow/>
+          </m:dPr>
+          <m:e>
+            <m:m>
+              <m:mPr>
+                <m:baseJc m:val="center"/>
+                <m:plcHide m:val="on"/>
+                <m:mcs>
+                  <m:mc>
+                    <m:mcPr>
+                      <m:mcJc m:val="center"/>
+                      <m:count m:val="1"/>
+                    </m:mcPr>
+                  </m:mc>
+                  <m:mc>
+                    <m:mcPr>
+                      <m:mcJc m:val="center"/>
+                      <m:count m:val="1"/>
+                    </m:mcPr>
+                  </m:mc>
+                </m:mcs>
+              </m:mPr>
+              <m:mr>
+                <m:e>
+                  <m:r>
+                    <m:t>1</m:t>
+                  </m:r>
+                </m:e>
+                <m:e>
+                  <m:r>
+                    <m:t>0</m:t>
+                  </m:r>
+                </m:e>
+              </m:mr>
+              <m:mr>
+                <m:e>
+                  <m:r>
+                    <m:t>0</m:t>
+                  </m:r>
+                </m:e>
+                <m:e>
+                  <m:r>
+                    <m:t>0</m:t>
+                  </m:r>
+                </m:e>
+              </m:mr>
+            </m:m>
+          </m:e>
+        </m:d>
+      </m:oMath>
+      <w:r>
+        <w:t xml:space="preserve">, which has rank</w:t>
+      </w:r>
+      <w:r>
+        <w:t xml:space="preserve"> </w:t>
+      </w:r>
+      <m:oMath>
+        <m:r>
+          <m:t>1</m:t>
+        </m:r>
+      </m:oMath>
+      <w:r>
+        <w:t xml:space="preserve">, and let</w:t>
+      </w:r>
+      <w:r>
+        <w:t xml:space="preserve"> </w:t>
+      </w:r>
+      <m:oMath>
+        <m:r>
+          <m:rPr>
+            <m:sty m:val="bi"/>
+          </m:rPr>
+          <m:t>B</m:t>
+        </m:r>
+        <m:r>
+          <m:rPr>
+            <m:sty m:val="p"/>
+          </m:rPr>
+          <m:t>=</m:t>
+        </m:r>
+        <m:d>
+          <m:dPr>
+            <m:begChr m:val="["/>
+            <m:sepChr m:val=""/>
+            <m:endChr m:val="]"/>
+            <m:grow/>
+          </m:dPr>
+          <m:e>
+            <m:m>
+              <m:mPr>
+                <m:baseJc m:val="center"/>
+                <m:plcHide m:val="on"/>
+                <m:mcs>
+                  <m:mc>
+                    <m:mcPr>
+                      <m:mcJc m:val="center"/>
+                      <m:count m:val="1"/>
+                    </m:mcPr>
+                  </m:mc>
+                  <m:mc>
+                    <m:mcPr>
+                      <m:mcJc m:val="center"/>
+                      <m:count m:val="1"/>
+                    </m:mcPr>
+                  </m:mc>
+                </m:mcs>
+              </m:mPr>
+              <m:mr>
+                <m:e>
+                  <m:r>
+                    <m:t>1</m:t>
+                  </m:r>
+                </m:e>
+                <m:e>
+                  <m:r>
+                    <m:t>1</m:t>
+                  </m:r>
+                </m:e>
+              </m:mr>
+              <m:mr>
+                <m:e>
+                  <m:r>
+                    <m:t>0</m:t>
+                  </m:r>
+                </m:e>
+                <m:e>
+                  <m:r>
+                    <m:t>1</m:t>
+                  </m:r>
+                </m:e>
+              </m:mr>
+            </m:m>
+          </m:e>
+        </m:d>
+      </m:oMath>
+      <w:r>
+        <w:t xml:space="preserve">, which has rank</w:t>
+      </w:r>
+      <w:r>
+        <w:t xml:space="preserve"> </w:t>
+      </w:r>
+      <m:oMath>
+        <m:r>
+          <m:t>2</m:t>
+        </m:r>
+      </m:oMath>
+      <w:r>
+        <w:t xml:space="preserve">.</w:t>
+      </w:r>
+      <w:r>
+        <w:t xml:space="preserve"> </w:t>
+      </w:r>
+      <w:r>
+        <w:t xml:space="preserve">Then</w:t>
+      </w:r>
+      <w:r>
+        <w:t xml:space="preserve"> </w:t>
+      </w:r>
+      <m:oMath>
+        <m:r>
+          <m:rPr>
+            <m:sty m:val="bi"/>
+          </m:rPr>
+          <m:t>A</m:t>
+        </m:r>
+        <m:r>
+          <m:rPr>
+            <m:sty m:val="bi"/>
+          </m:rPr>
+          <m:t>B</m:t>
+        </m:r>
+        <m:r>
+          <m:rPr>
+            <m:sty m:val="p"/>
+          </m:rPr>
+          <m:t>=</m:t>
+        </m:r>
+        <m:d>
+          <m:dPr>
+            <m:begChr m:val="["/>
+            <m:sepChr m:val=""/>
+            <m:endChr m:val="]"/>
+            <m:grow/>
+          </m:dPr>
+          <m:e>
+            <m:m>
+              <m:mPr>
+                <m:baseJc m:val="center"/>
+                <m:plcHide m:val="on"/>
+                <m:mcs>
+                  <m:mc>
+                    <m:mcPr>
+                      <m:mcJc m:val="center"/>
+                      <m:count m:val="1"/>
+                    </m:mcPr>
+                  </m:mc>
+                  <m:mc>
+                    <m:mcPr>
+                      <m:mcJc m:val="center"/>
+                      <m:count m:val="1"/>
+                    </m:mcPr>
+                  </m:mc>
+                </m:mcs>
+              </m:mPr>
+              <m:mr>
+                <m:e>
+                  <m:r>
+                    <m:t>1</m:t>
+                  </m:r>
+                </m:e>
+                <m:e>
+                  <m:r>
+                    <m:t>1</m:t>
+                  </m:r>
+                </m:e>
+              </m:mr>
+              <m:mr>
+                <m:e>
+                  <m:r>
+                    <m:t>0</m:t>
+                  </m:r>
+                </m:e>
+                <m:e>
+                  <m:r>
+                    <m:t>0</m:t>
+                  </m:r>
+                </m:e>
+              </m:mr>
+            </m:m>
+          </m:e>
+        </m:d>
+      </m:oMath>
+      <w:r>
+        <w:t xml:space="preserve"> </w:t>
+      </w:r>
+      <w:r>
+        <w:t xml:space="preserve">has rank</w:t>
+      </w:r>
+      <w:r>
+        <w:t xml:space="preserve"> </w:t>
+      </w:r>
+      <m:oMath>
+        <m:r>
+          <m:t>1</m:t>
+        </m:r>
+        <m:r>
+          <m:rPr>
+            <m:sty m:val="p"/>
+          </m:rPr>
+          <m:t>=</m:t>
+        </m:r>
+        <m:r>
+          <m:rPr>
+            <m:sty m:val="p"/>
+          </m:rPr>
+          <m:t>rank</m:t>
+        </m:r>
+        <m:r>
+          <m:rPr>
+            <m:sty m:val="p"/>
+          </m:rPr>
+          <m:t>(</m:t>
+        </m:r>
+        <m:r>
+          <m:rPr>
+            <m:sty m:val="bi"/>
+          </m:rPr>
+          <m:t>A</m:t>
+        </m:r>
+        <m:r>
+          <m:rPr>
+            <m:sty m:val="p"/>
+          </m:rPr>
+          <m:t>)</m:t>
+        </m:r>
+      </m:oMath>
+      <w:r>
+        <w:t xml:space="preserve">.</w:t>
+      </w:r>
+    </w:p>
+    <w:bookmarkEnd w:id="70"/>
+    <w:bookmarkStart w:id="72" w:name="thm-centered-data-rank"/>
+    <w:p>
+      <w:pPr>
+        <w:pStyle w:val="FirstParagraph"/>
+      </w:pPr>
+      <w:r>
+        <w:rPr>
+          <w:b/>
+          <w:bCs/>
+        </w:rPr>
+        <w:t xml:space="preserve">Theorem 11 (A centered data matrix has rank at most</w:t>
+      </w:r>
+      <w:r>
+        <w:rPr>
+          <w:b/>
+          <w:bCs/>
+        </w:rPr>
+        <w:t xml:space="preserve"> </w:t>
+      </w:r>
+      <m:oMath>
+        <m:r>
+          <m:t>n</m:t>
+        </m:r>
+        <m:r>
+          <m:rPr>
+            <m:sty m:val="p"/>
+          </m:rPr>
+          <m:t>−</m:t>
+        </m:r>
+        <m:r>
+          <m:t>1</m:t>
+        </m:r>
+      </m:oMath>
+      <w:r>
+        <w:rPr>
+          <w:b/>
+          <w:bCs/>
+        </w:rPr>
         <w:t xml:space="preserve">)</w:t>
       </w:r>
       <w:r>
@@ -18151,7 +21329,7 @@
       <w:r>
         <w:t xml:space="preserve">(</w:t>
       </w:r>
-      <w:hyperlink r:id="rId70">
+      <w:hyperlink r:id="rId71">
         <w:r>
           <w:rPr>
             <w:rStyle w:val="Hyperlink"/>
@@ -18228,7 +21406,7 @@
         <w:t xml:space="preserve">.</w:t>
       </w:r>
     </w:p>
-    <w:bookmarkEnd w:id="71"/>
+    <w:bookmarkEnd w:id="72"/>
     <w:p>
       <w:pPr>
         <w:pStyle w:val="BodyText"/>
@@ -18457,7 +21635,7 @@
           <w:rPr>
             <w:rStyle w:val="Hyperlink"/>
           </w:rPr>
-          <w:t xml:space="preserve">Theorem 8</w:t>
+          <w:t xml:space="preserve">Theorem 7</w:t>
         </w:r>
       </w:hyperlink>
       <w:r>
@@ -18629,7 +21807,7 @@
                   <m:nor/>
                   <m:sty m:val="p"/>
                 </m:rPr>
-                <m:t>Theorem 10</m:t>
+                <m:t>Theorem 9</m:t>
               </m:r>
               <m:r>
                 <m:rPr>
@@ -18721,7 +21899,7 @@
                   <m:nor/>
                   <m:sty m:val="p"/>
                 </m:rPr>
-                <m:t>Theorem 8</m:t>
+                <m:t>Theorem 7</m:t>
               </m:r>
               <m:r>
                 <m:rPr>
@@ -18838,7 +22016,7 @@
         </m:oMath>
       </m:oMathPara>
     </w:p>
-    <w:bookmarkStart w:id="72" w:name="exm-centered-data-rank"/>
+    <w:bookmarkStart w:id="73" w:name="exm-centered-data-rank"/>
     <w:p>
       <w:pPr>
         <w:pStyle w:val="FirstParagraph"/>
@@ -18848,7 +22026,7 @@
           <w:b/>
           <w:bCs/>
         </w:rPr>
-        <w:t xml:space="preserve">Example 17 (Two points in three dimensions)</w:t>
+        <w:t xml:space="preserve">Example 18 (Two points in three dimensions)</w:t>
       </w:r>
       <w:r>
         <w:t xml:space="preserve"> </w:t>
@@ -19185,8 +22363,8 @@
         <w:t xml:space="preserve">.</w:t>
       </w:r>
     </w:p>
-    <w:bookmarkEnd w:id="72"/>
-    <w:bookmarkStart w:id="73" w:name="cor-sample-covariance-singular"/>
+    <w:bookmarkEnd w:id="73"/>
+    <w:bookmarkStart w:id="74" w:name="cor-sample-covariance-singular"/>
     <w:p>
       <w:pPr>
         <w:pStyle w:val="BodyText"/>
@@ -19196,7 +22374,7 @@
           <w:b/>
           <w:bCs/>
         </w:rPr>
-        <w:t xml:space="preserve">Corollary 2 (A sample covariance matrix from</w:t>
+        <w:t xml:space="preserve">Corollary 3 (A sample covariance matrix from</w:t>
       </w:r>
       <w:r>
         <w:rPr>
@@ -19497,7 +22675,7 @@
         <w:t xml:space="preserve">is not invertible.</w:t>
       </w:r>
     </w:p>
-    <w:bookmarkEnd w:id="73"/>
+    <w:bookmarkEnd w:id="74"/>
     <w:p>
       <w:pPr>
         <w:pStyle w:val="BodyText"/>
@@ -19732,7 +22910,7 @@
                   <m:nor/>
                   <m:sty m:val="p"/>
                 </m:rPr>
-                <m:t>Theorem 10</m:t>
+                <m:t>Theorem 9</m:t>
               </m:r>
               <m:r>
                 <m:rPr>
@@ -19920,7 +23098,7 @@
       <w:r>
         <w:t xml:space="preserve"> </w:t>
       </w:r>
-      <w:hyperlink r:id="rId74">
+      <w:hyperlink r:id="rId75">
         <w:r>
           <w:rPr>
             <w:rStyle w:val="Hyperlink"/>
@@ -19932,7 +23110,7 @@
         <w:t xml:space="preserve">.</w:t>
       </w:r>
     </w:p>
-    <w:bookmarkStart w:id="75" w:name="exm-sample-covariance-singular"/>
+    <w:bookmarkStart w:id="76" w:name="exm-sample-covariance-singular"/>
     <w:p>
       <w:pPr>
         <w:pStyle w:val="BodyText"/>
@@ -19942,7 +23120,7 @@
           <w:b/>
           <w:bCs/>
         </w:rPr>
-        <w:t xml:space="preserve">Example 18 (As many points as dimensions)</w:t>
+        <w:t xml:space="preserve">Example 19 (As many points as dimensions)</w:t>
       </w:r>
       <w:r>
         <w:t xml:space="preserve"> </w:t>
@@ -20376,8 +23554,8 @@
         <w:t xml:space="preserve">.</w:t>
       </w:r>
     </w:p>
-    <w:bookmarkEnd w:id="75"/>
-    <w:bookmarkStart w:id="78" w:name="def-affine-subspace"/>
+    <w:bookmarkEnd w:id="76"/>
+    <w:bookmarkStart w:id="79" w:name="def-affine-subspace"/>
     <w:p>
       <w:pPr>
         <w:pStyle w:val="BodyText"/>
@@ -20539,7 +23717,7 @@
       <w:r>
         <w:t xml:space="preserve"> </w:t>
       </w:r>
-      <w:hyperlink r:id="rId76">
+      <w:hyperlink r:id="rId77">
         <w:r>
           <w:rPr>
             <w:rStyle w:val="Hyperlink"/>
@@ -20583,7 +23761,7 @@
       <w:r>
         <w:t xml:space="preserve">(</w:t>
       </w:r>
-      <w:hyperlink r:id="rId77">
+      <w:hyperlink r:id="rId78">
         <w:r>
           <w:rPr>
             <w:rStyle w:val="Hyperlink"/>
@@ -20595,8 +23773,8 @@
         <w:t xml:space="preserve">).</w:t>
       </w:r>
     </w:p>
-    <w:bookmarkEnd w:id="78"/>
-    <w:bookmarkStart w:id="80" w:name="exm-affine-subspace"/>
+    <w:bookmarkEnd w:id="79"/>
+    <w:bookmarkStart w:id="81" w:name="exm-affine-subspace"/>
     <w:p>
       <w:pPr>
         <w:pStyle w:val="BodyText"/>
@@ -20606,7 +23784,7 @@
           <w:b/>
           <w:bCs/>
         </w:rPr>
-        <w:t xml:space="preserve">Example 19 (A line that misses the origin is an affine subspace)</w:t>
+        <w:t xml:space="preserve">Example 20 (A line that misses the origin is an affine subspace)</w:t>
       </w:r>
       <w:r>
         <w:t xml:space="preserve"> </w:t>
@@ -20703,7 +23881,7 @@
       <w:r>
         <w:t xml:space="preserve"> </w:t>
       </w:r>
-      <w:hyperlink r:id="rId79">
+      <w:hyperlink r:id="rId80">
         <w:r>
           <w:rPr>
             <w:rStyle w:val="Hyperlink"/>
@@ -21168,8 +24346,8 @@
         <w:t xml:space="preserve">.</w:t>
       </w:r>
     </w:p>
-    <w:bookmarkEnd w:id="80"/>
-    <w:bookmarkStart w:id="83" w:name="thm-hyperplane-subspace"/>
+    <w:bookmarkEnd w:id="81"/>
+    <w:bookmarkStart w:id="84" w:name="thm-hyperplane-subspace"/>
     <w:p>
       <w:pPr>
         <w:pStyle w:val="BodyText"/>
@@ -21301,7 +24479,7 @@
       <w:r>
         <w:t xml:space="preserve">(</w:t>
       </w:r>
-      <w:hyperlink r:id="rId81">
+      <w:hyperlink r:id="rId82">
         <w:r>
           <w:rPr>
             <w:rStyle w:val="Hyperlink"/>
@@ -21347,7 +24525,7 @@
         <w:pStyle w:val="Compact"/>
         <w:numPr>
           <w:ilvl w:val="0"/>
-          <w:numId w:val="1003"/>
+          <w:numId w:val="1005"/>
         </w:numPr>
       </w:pPr>
       <m:oMath>
@@ -21435,7 +24613,7 @@
       <w:r>
         <w:t xml:space="preserve">(</w:t>
       </w:r>
-      <w:hyperlink r:id="rId53">
+      <w:hyperlink r:id="rId49">
         <w:r>
           <w:rPr>
             <w:rStyle w:val="Hyperlink"/>
@@ -21452,7 +24630,7 @@
         <w:pStyle w:val="Compact"/>
         <w:numPr>
           <w:ilvl w:val="0"/>
-          <w:numId w:val="1003"/>
+          <w:numId w:val="1005"/>
         </w:numPr>
       </w:pPr>
       <m:oMath>
@@ -21529,7 +24707,7 @@
         <w:pStyle w:val="Compact"/>
         <w:numPr>
           <w:ilvl w:val="0"/>
-          <w:numId w:val="1003"/>
+          <w:numId w:val="1005"/>
         </w:numPr>
       </w:pPr>
       <w:r>
@@ -21562,7 +24740,7 @@
       <w:r>
         <w:t xml:space="preserve">(</w:t>
       </w:r>
-      <w:hyperlink r:id="rId82">
+      <w:hyperlink r:id="rId83">
         <w:r>
           <w:rPr>
             <w:rStyle w:val="Hyperlink"/>
@@ -21574,7 +24752,7 @@
         <w:t xml:space="preserve">).</w:t>
       </w:r>
     </w:p>
-    <w:bookmarkEnd w:id="83"/>
+    <w:bookmarkEnd w:id="84"/>
     <w:p>
       <w:pPr>
         <w:pStyle w:val="FirstParagraph"/>
@@ -21639,7 +24817,7 @@
       <w:r>
         <w:t xml:space="preserve">(</w:t>
       </w:r>
-      <w:hyperlink r:id="rId84">
+      <w:hyperlink r:id="rId85">
         <w:r>
           <w:rPr>
             <w:rStyle w:val="Hyperlink"/>
@@ -21934,7 +25112,7 @@
       <w:r>
         <w:t xml:space="preserve">(</w:t>
       </w:r>
-      <w:hyperlink r:id="rId50">
+      <w:hyperlink r:id="rId46">
         <w:r>
           <w:rPr>
             <w:rStyle w:val="Hyperlink"/>
@@ -21993,7 +25171,7 @@
     &amp;&amp; \text{(}\text{Definition~7}\text{)}
     \\
     &amp;= p - \operatorname{rank}(\mathord{\smash[b]{\underset{\raise.3ex\hbox{$\scriptstyle\sim$}}{w}}\vphantom{w}}^{\top})
-    &amp;&amp; \text{(}\text{Theorem~8}\text{, for the } p \text{ columns of } \mathord{\smash[b]{\underset{\raise.3ex\hbox{$\scriptstyle\sim$}}{w}}\vphantom{w}}^{\top} \text{)}
+    &amp;&amp; \text{(}\text{Theorem~7}\text{, for the } p \text{ columns of } \mathord{\smash[b]{\underset{\raise.3ex\hbox{$\scriptstyle\sim$}}{w}}\vphantom{w}}^{\top} \text{)}
     \\
     &amp;= p - 1.
     &amp;&amp; \text{(the rank is } 1 \text{)}
@@ -22392,7 +25570,7 @@
     $$</w:t>
       </w:r>
     </w:p>
-    <w:bookmarkStart w:id="86" w:name="exm-hyperplane-subspace"/>
+    <w:bookmarkStart w:id="87" w:name="exm-hyperplane-subspace"/>
     <w:p>
       <w:pPr>
         <w:pStyle w:val="FirstParagraph"/>
@@ -22402,7 +25580,7 @@
           <w:b/>
           <w:bCs/>
         </w:rPr>
-        <w:t xml:space="preserve">Example 20 (The plane</w:t>
+        <w:t xml:space="preserve">Example 21 (The plane</w:t>
       </w:r>
       <w:r>
         <w:rPr>
@@ -22584,7 +25762,7 @@
       <w:r>
         <w:t xml:space="preserve"> </w:t>
       </w:r>
-      <w:hyperlink r:id="rId85">
+      <w:hyperlink r:id="rId86">
         <w:r>
           <w:rPr>
             <w:rStyle w:val="Hyperlink"/>
@@ -22650,7 +25828,7 @@
       <w:pPr>
         <w:numPr>
           <w:ilvl w:val="0"/>
-          <w:numId w:val="1004"/>
+          <w:numId w:val="1006"/>
         </w:numPr>
       </w:pPr>
       <w:r>
@@ -22744,7 +25922,7 @@
       <w:pPr>
         <w:numPr>
           <w:ilvl w:val="0"/>
-          <w:numId w:val="1004"/>
+          <w:numId w:val="1006"/>
         </w:numPr>
       </w:pPr>
       <w:r>
@@ -22874,7 +26052,7 @@
       <w:pPr>
         <w:numPr>
           <w:ilvl w:val="0"/>
-          <w:numId w:val="1004"/>
+          <w:numId w:val="1006"/>
         </w:numPr>
       </w:pPr>
       <w:r>
@@ -22988,8 +26166,8 @@
         <w:t xml:space="preserve">.</w:t>
       </w:r>
     </w:p>
-    <w:bookmarkEnd w:id="86"/>
-    <w:bookmarkStart w:id="87" w:name="thm-hyperplane-origin"/>
+    <w:bookmarkEnd w:id="87"/>
+    <w:bookmarkStart w:id="88" w:name="thm-hyperplane-origin"/>
     <w:p>
       <w:pPr>
         <w:pStyle w:val="FirstParagraph"/>
@@ -23090,7 +26268,7 @@
       <w:r>
         <w:t xml:space="preserve">be a hyperplane (</w:t>
       </w:r>
-      <w:hyperlink r:id="rId81">
+      <w:hyperlink r:id="rId82">
         <w:r>
           <w:rPr>
             <w:rStyle w:val="Hyperlink"/>
@@ -23107,7 +26285,7 @@
         <w:pStyle w:val="Compact"/>
         <w:numPr>
           <w:ilvl w:val="0"/>
-          <w:numId w:val="1005"/>
+          <w:numId w:val="1007"/>
         </w:numPr>
       </w:pPr>
       <m:oMath>
@@ -23163,7 +26341,7 @@
         <w:pStyle w:val="Compact"/>
         <w:numPr>
           <w:ilvl w:val="0"/>
-          <w:numId w:val="1005"/>
+          <w:numId w:val="1007"/>
         </w:numPr>
       </w:pPr>
       <w:r>
@@ -23246,7 +26424,7 @@
         <w:pStyle w:val="Compact"/>
         <w:numPr>
           <w:ilvl w:val="0"/>
-          <w:numId w:val="1005"/>
+          <w:numId w:val="1007"/>
         </w:numPr>
       </w:pPr>
       <w:r>
@@ -23324,7 +26502,7 @@
         <w:t xml:space="preserve">.</w:t>
       </w:r>
     </w:p>
-    <w:bookmarkEnd w:id="87"/>
+    <w:bookmarkEnd w:id="88"/>
     <w:p>
       <w:pPr>
         <w:pStyle w:val="FirstParagraph"/>
@@ -23617,7 +26795,7 @@
       <w:r>
         <w:t xml:space="preserve">, so it has a basis (</w:t>
       </w:r>
-      <w:hyperlink r:id="rId51">
+      <w:hyperlink r:id="rId47">
         <w:r>
           <w:rPr>
             <w:rStyle w:val="Hyperlink"/>
@@ -23755,7 +26933,7 @@
         <w:t xml:space="preserve">.</w:t>
       </w:r>
     </w:p>
-    <w:bookmarkStart w:id="89" w:name="exm-hyperplane-origin"/>
+    <w:bookmarkStart w:id="90" w:name="exm-hyperplane-origin"/>
     <w:p>
       <w:pPr>
         <w:pStyle w:val="BodyText"/>
@@ -23765,7 +26943,7 @@
           <w:b/>
           <w:bCs/>
         </w:rPr>
-        <w:t xml:space="preserve">Example 21 (A line in</w:t>
+        <w:t xml:space="preserve">Example 22 (A line in</w:t>
       </w:r>
       <w:r>
         <w:rPr>
@@ -23909,7 +27087,7 @@
       <w:r>
         <w:t xml:space="preserve"> </w:t>
       </w:r>
-      <w:hyperlink r:id="rId88">
+      <w:hyperlink r:id="rId89">
         <w:r>
           <w:rPr>
             <w:rStyle w:val="Hyperlink"/>
@@ -24088,7 +27266,7 @@
           <w:rPr>
             <w:rStyle w:val="Hyperlink"/>
           </w:rPr>
-          <w:t xml:space="preserve">Example 20</w:t>
+          <w:t xml:space="preserve">Example 21</w:t>
         </w:r>
       </w:hyperlink>
       <w:r>
@@ -25641,8 +28819,8 @@
         <w:t xml:space="preserve">.</w:t>
       </w:r>
     </w:p>
-    <w:bookmarkEnd w:id="89"/>
-    <w:bookmarkStart w:id="91" w:name="def-half-space"/>
+    <w:bookmarkEnd w:id="90"/>
+    <w:bookmarkStart w:id="92" w:name="def-half-space"/>
     <w:p>
       <w:pPr>
         <w:pStyle w:val="BodyText"/>
@@ -25672,7 +28850,7 @@
       <w:r>
         <w:t xml:space="preserve">be a hyperplane (</w:t>
       </w:r>
-      <w:hyperlink r:id="rId81">
+      <w:hyperlink r:id="rId82">
         <w:r>
           <w:rPr>
             <w:rStyle w:val="Hyperlink"/>
@@ -25734,7 +28912,7 @@
       <w:pPr>
         <w:pStyle w:val="BodyText"/>
       </w:pPr>
-      <w:bookmarkStart w:id="90" w:name="eq-half-space"/>
+      <w:bookmarkStart w:id="91" w:name="eq-half-space"/>
       <w:r>
         <w:t xml:space="preserve">$$
     \mathcal{H}^+ \stackrel{\text{def}}{=}\mathopen{}\left\{\mathord{\smash[b]{\underset{\raise.3ex\hbox{$\scriptstyle\sim$}}{x}}\vphantom{x}}\in \mathbb{R}^p : \mathord{\smash[b]{\underset{\raise.3ex\hbox{$\scriptstyle\sim$}}{w}}\vphantom{w}} \cdot \mathord{\smash[b]{\underset{\raise.3ex\hbox{$\scriptstyle\sim$}}{x}}\vphantom{x}} + b &gt; 0\right\}\mathclose{}
@@ -25742,10 +28920,10 @@
     \mathcal{H}^- \stackrel{\text{def}}{=}\mathopen{}\left\{\mathord{\smash[b]{\underset{\raise.3ex\hbox{$\scriptstyle\sim$}}{x}}\vphantom{x}}\in \mathbb{R}^p : \mathord{\smash[b]{\underset{\raise.3ex\hbox{$\scriptstyle\sim$}}{w}}\vphantom{w}} \cdot \mathord{\smash[b]{\underset{\raise.3ex\hbox{$\scriptstyle\sim$}}{x}}\vphantom{x}} + b &lt; 0\right\}\mathclose{}.
      \qquad(1)$$</w:t>
       </w:r>
-      <w:bookmarkEnd w:id="90"/>
+      <w:bookmarkEnd w:id="91"/>
     </w:p>
-    <w:bookmarkEnd w:id="91"/>
-    <w:bookmarkStart w:id="92" w:name="def-closed-half-space"/>
+    <w:bookmarkEnd w:id="92"/>
+    <w:bookmarkStart w:id="93" w:name="def-closed-half-space"/>
     <w:p>
       <w:pPr>
         <w:pStyle w:val="FirstParagraph"/>
@@ -25916,7 +29094,7 @@
         <w:t xml:space="preserve">.</w:t>
       </w:r>
     </w:p>
-    <w:bookmarkEnd w:id="92"/>
+    <w:bookmarkEnd w:id="93"/>
     <w:p>
       <w:pPr>
         <w:pStyle w:val="BodyText"/>
@@ -26058,7 +29236,7 @@
         <w:t xml:space="preserve">A linear classifier uses this sign to assign one of two labels.</w:t>
       </w:r>
     </w:p>
-    <w:bookmarkStart w:id="93" w:name="exm-half-space-plane"/>
+    <w:bookmarkStart w:id="94" w:name="exm-half-space-plane"/>
     <w:p>
       <w:pPr>
         <w:pStyle w:val="BodyText"/>
@@ -26068,7 +29246,7 @@
           <w:b/>
           <w:bCs/>
         </w:rPr>
-        <w:t xml:space="preserve">Example 22 (Half-spaces of a line in the plane)</w:t>
+        <w:t xml:space="preserve">Example 23 (Half-spaces of a line in the plane)</w:t>
       </w:r>
       <w:r>
         <w:t xml:space="preserve"> </w:t>
@@ -26162,7 +29340,7 @@
       <w:r>
         <w:t xml:space="preserve">(</w:t>
       </w:r>
-      <w:hyperlink r:id="rId81">
+      <w:hyperlink r:id="rId82">
         <w:r>
           <w:rPr>
             <w:rStyle w:val="Hyperlink"/>
@@ -26223,7 +29401,7 @@
         <w:pStyle w:val="Compact"/>
         <w:numPr>
           <w:ilvl w:val="0"/>
-          <w:numId w:val="1006"/>
+          <w:numId w:val="1008"/>
         </w:numPr>
       </w:pPr>
       <w:r>
@@ -26380,7 +29558,7 @@
         <w:pStyle w:val="Compact"/>
         <w:numPr>
           <w:ilvl w:val="0"/>
-          <w:numId w:val="1006"/>
+          <w:numId w:val="1008"/>
         </w:numPr>
       </w:pPr>
       <w:r>
@@ -26510,7 +29688,7 @@
         <w:pStyle w:val="Compact"/>
         <w:numPr>
           <w:ilvl w:val="0"/>
-          <w:numId w:val="1006"/>
+          <w:numId w:val="1008"/>
         </w:numPr>
       </w:pPr>
       <w:r>
@@ -26841,8 +30019,8 @@
         <w:t xml:space="preserve">.</w:t>
       </w:r>
     </w:p>
-    <w:bookmarkEnd w:id="93"/>
-    <w:bookmarkStart w:id="94" w:name="rem-half-space-sides"/>
+    <w:bookmarkEnd w:id="94"/>
+    <w:bookmarkStart w:id="95" w:name="rem-half-space-sides"/>
     <w:p>
       <w:pPr>
         <w:pStyle w:val="BodyText"/>
@@ -27062,8 +30240,8 @@
         <w:t xml:space="preserve">.</w:t>
       </w:r>
     </w:p>
-    <w:bookmarkEnd w:id="94"/>
-    <w:bookmarkStart w:id="95" w:name="thm-half-space-dimension"/>
+    <w:bookmarkEnd w:id="95"/>
+    <w:bookmarkStart w:id="96" w:name="thm-half-space-dimension"/>
     <w:p>
       <w:pPr>
         <w:pStyle w:val="BodyText"/>
@@ -27239,7 +30417,7 @@
         <w:pStyle w:val="Compact"/>
         <w:numPr>
           <w:ilvl w:val="0"/>
-          <w:numId w:val="1007"/>
+          <w:numId w:val="1009"/>
         </w:numPr>
       </w:pPr>
       <w:r>
@@ -27280,7 +30458,7 @@
         <w:pStyle w:val="Compact"/>
         <w:numPr>
           <w:ilvl w:val="0"/>
-          <w:numId w:val="1007"/>
+          <w:numId w:val="1009"/>
         </w:numPr>
       </w:pPr>
       <m:oMath>
@@ -27391,7 +30569,7 @@
         <w:t xml:space="preserve">.</w:t>
       </w:r>
     </w:p>
-    <w:bookmarkEnd w:id="95"/>
+    <w:bookmarkEnd w:id="96"/>
     <w:p>
       <w:pPr>
         <w:pStyle w:val="BodyText"/>
@@ -27479,7 +30657,7 @@
         <w:t xml:space="preserve"> </w:t>
       </w:r>
       <w:r>
-        <w:t xml:space="preserve">Conversely, fix any</w:t>
+        <w:t xml:space="preserve">Conversely, take any</w:t>
       </w:r>
       <w:r>
         <w:t xml:space="preserve"> </w:t>
@@ -27491,10 +30669,7 @@
         <w:t xml:space="preserve"> </w:t>
       </w:r>
       <w:r>
-        <w:t xml:space="preserve">(it exists by</w:t>
-      </w:r>
-      <w:r>
-        <w:t xml:space="preserve"> </w:t>
+        <w:t xml:space="preserve">(</w:t>
       </w:r>
       <w:hyperlink w:anchor="thm-hyperplane-subspace">
         <w:r>
@@ -27508,7 +30683,7 @@
         <w:t xml:space="preserve"> </w:t>
       </w:r>
       <w:r>
-        <w:t xml:space="preserve">part 2).</w:t>
+        <w:t xml:space="preserve">part 2 gives such a point).</w:t>
       </w:r>
       <w:r>
         <w:t xml:space="preserve"> </w:t>
@@ -27778,7 +30953,7 @@
         <w:t xml:space="preserve"> </w:t>
       </w:r>
       <w:r>
-        <w:t xml:space="preserve">For the other direction, fix any</w:t>
+        <w:t xml:space="preserve">For the reverse inclusion, take any</w:t>
       </w:r>
       <w:r>
         <w:t xml:space="preserve"> </w:t>
@@ -27787,10 +30962,13 @@
         <w:t xml:space="preserve">$\mathord{\smash[b]{\underset{\raise.3ex\hbox{$\scriptstyle\sim$}}{x}}\vphantom{x}}_0 \in \mathcal{H}$</w:t>
       </w:r>
       <w:r>
-        <w:t xml:space="preserve"> </w:t>
-      </w:r>
-      <w:r>
-        <w:t xml:space="preserve">and any</w:t>
+        <w:t xml:space="preserve">.</w:t>
+      </w:r>
+      <w:r>
+        <w:t xml:space="preserve"> </w:t>
+      </w:r>
+      <w:r>
+        <w:t xml:space="preserve">Take any</w:t>
       </w:r>
       <w:r>
         <w:t xml:space="preserve"> </w:t>
@@ -28088,7 +31266,7 @@
       <w:r>
         <w:t xml:space="preserve">(</w:t>
       </w:r>
-      <w:hyperlink r:id="rId53">
+      <w:hyperlink r:id="rId49">
         <w:r>
           <w:rPr>
             <w:rStyle w:val="Hyperlink"/>
@@ -28193,7 +31371,7 @@
         <w:t xml:space="preserve">.</w:t>
       </w:r>
     </w:p>
-    <w:bookmarkStart w:id="100" w:name="exm-half-space-iris"/>
+    <w:bookmarkStart w:id="101" w:name="exm-half-space-iris"/>
     <w:p>
       <w:pPr>
         <w:pStyle w:val="BodyText"/>
@@ -28203,7 +31381,7 @@
           <w:b/>
           <w:bCs/>
         </w:rPr>
-        <w:t xml:space="preserve">Example 23 (Two iris species on either side of a line)</w:t>
+        <w:t xml:space="preserve">Example 24 (Two iris species on either side of a line)</w:t>
       </w:r>
       <w:r>
         <w:t xml:space="preserve"> </w:t>
@@ -28336,7 +31514,7 @@
       <w:r>
         <w:t xml:space="preserve">(</w:t>
       </w:r>
-      <w:hyperlink r:id="rId81">
+      <w:hyperlink r:id="rId82">
         <w:r>
           <w:rPr>
             <w:rStyle w:val="Hyperlink"/>
@@ -29306,7 +32484,7 @@
       <w:tr>
         <w:tc>
           <w:tcPr/>
-          <w:bookmarkStart w:id="99" w:name="fig-half-space-iris"/>
+          <w:bookmarkStart w:id="100" w:name="fig-half-space-iris"/>
           <w:p>
             <w:pPr>
               <w:pStyle w:val="Compact"/>
@@ -29317,18 +32495,18 @@
                 <wp:inline>
                   <wp:extent cx="4620126" cy="3696101"/>
                   <wp:effectExtent b="0" l="0" r="0" t="0"/>
-                  <wp:docPr descr="" title="" id="97" name="Picture"/>
+                  <wp:docPr descr="" title="" id="98" name="Picture"/>
                   <a:graphic>
                     <a:graphicData uri="http://schemas.openxmlformats.org/drawingml/2006/picture">
                       <pic:pic>
                         <pic:nvPicPr>
-                          <pic:cNvPr descr="linear-algebra-rank-nullity_files/figure-docx/fig-half-space-iris-1.png" id="98" name="Picture"/>
+                          <pic:cNvPr descr="linear-algebra-rank-nullity_files/figure-docx/fig-half-space-iris-1.png" id="99" name="Picture"/>
                           <pic:cNvPicPr>
                             <a:picLocks noChangeArrowheads="1" noChangeAspect="1"/>
                           </pic:cNvPicPr>
                         </pic:nvPicPr>
                         <pic:blipFill>
-                          <a:blip r:embed="rId96"/>
+                          <a:blip r:embed="rId97"/>
                           <a:stretch>
                             <a:fillRect/>
                           </a:stretch>
@@ -29368,7 +32546,7 @@
               <w:t xml:space="preserve">Figure 1: Petal length and width of versicolor and virginica irises, with the line where a logistic regression is indifferent between the two species</w:t>
             </w:r>
           </w:p>
-          <w:bookmarkEnd w:id="99"/>
+          <w:bookmarkEnd w:id="100"/>
         </w:tc>
       </w:tr>
     </w:tbl>
@@ -29592,8 +32770,8 @@
         <w:t xml:space="preserve">).</w:t>
       </w:r>
     </w:p>
-    <w:bookmarkEnd w:id="100"/>
-    <w:bookmarkStart w:id="101" w:name="exr-half-space-sides"/>
+    <w:bookmarkEnd w:id="101"/>
+    <w:bookmarkStart w:id="102" w:name="exr-half-space-sides"/>
     <w:p>
       <w:pPr>
         <w:pStyle w:val="BodyText"/>
@@ -29702,7 +32880,7 @@
           <w:rPr>
             <w:rStyle w:val="Hyperlink"/>
           </w:rPr>
-          <w:t xml:space="preserve">Example 20</w:t>
+          <w:t xml:space="preserve">Example 21</w:t>
         </w:r>
       </w:hyperlink>
       <w:r>
@@ -29714,7 +32892,7 @@
         <w:pStyle w:val="Compact"/>
         <w:numPr>
           <w:ilvl w:val="0"/>
-          <w:numId w:val="1008"/>
+          <w:numId w:val="1010"/>
         </w:numPr>
       </w:pPr>
       <w:r>
@@ -29938,7 +33116,7 @@
         <w:pStyle w:val="Compact"/>
         <w:numPr>
           <w:ilvl w:val="0"/>
-          <w:numId w:val="1008"/>
+          <w:numId w:val="1010"/>
         </w:numPr>
       </w:pPr>
       <w:r>
@@ -29985,7 +33163,7 @@
         <w:pStyle w:val="Compact"/>
         <w:numPr>
           <w:ilvl w:val="0"/>
-          <w:numId w:val="1008"/>
+          <w:numId w:val="1010"/>
         </w:numPr>
       </w:pPr>
       <w:r>
@@ -30081,8 +33259,8 @@
         <w:t xml:space="preserve">).</w:t>
       </w:r>
     </w:p>
-    <w:bookmarkEnd w:id="101"/>
-    <w:bookmarkStart w:id="102" w:name="sol-half-space-sides"/>
+    <w:bookmarkEnd w:id="102"/>
+    <w:bookmarkStart w:id="103" w:name="sol-half-space-sides"/>
     <w:p>
       <w:pPr>
         <w:pStyle w:val="FirstParagraph"/>
@@ -30102,7 +33280,7 @@
       <w:pPr>
         <w:numPr>
           <w:ilvl w:val="0"/>
-          <w:numId w:val="1009"/>
+          <w:numId w:val="1011"/>
         </w:numPr>
       </w:pPr>
       <w:r>
@@ -30126,7 +33304,7 @@
         <w:pStyle w:val="Compact"/>
         <w:numPr>
           <w:ilvl w:val="1"/>
-          <w:numId w:val="1010"/>
+          <w:numId w:val="1012"/>
         </w:numPr>
       </w:pPr>
       <w:r>
@@ -30271,7 +33449,7 @@
         <w:pStyle w:val="Compact"/>
         <w:numPr>
           <w:ilvl w:val="1"/>
-          <w:numId w:val="1010"/>
+          <w:numId w:val="1012"/>
         </w:numPr>
       </w:pPr>
       <w:r>
@@ -30389,7 +33567,7 @@
         <w:pStyle w:val="Compact"/>
         <w:numPr>
           <w:ilvl w:val="1"/>
-          <w:numId w:val="1010"/>
+          <w:numId w:val="1012"/>
         </w:numPr>
       </w:pPr>
       <w:r>
@@ -30527,7 +33705,7 @@
       <w:pPr>
         <w:numPr>
           <w:ilvl w:val="0"/>
-          <w:numId w:val="1009"/>
+          <w:numId w:val="1011"/>
         </w:numPr>
       </w:pPr>
       <w:r>
@@ -30951,7 +34129,7 @@
       <w:pPr>
         <w:numPr>
           <w:ilvl w:val="0"/>
-          <w:numId w:val="1009"/>
+          <w:numId w:val="1011"/>
         </w:numPr>
       </w:pPr>
       <w:r>
@@ -31136,8 +34314,8 @@
         <w:t xml:space="preserve">.</w:t>
       </w:r>
     </w:p>
-    <w:bookmarkEnd w:id="102"/>
-    <w:bookmarkStart w:id="103" w:name="def-rank-factorization"/>
+    <w:bookmarkEnd w:id="103"/>
+    <w:bookmarkStart w:id="104" w:name="def-rank-factorization"/>
     <w:p>
       <w:pPr>
         <w:pStyle w:val="FirstParagraph"/>
@@ -31426,8 +34604,8 @@
         </m:oMath>
       </m:oMathPara>
     </w:p>
-    <w:bookmarkEnd w:id="103"/>
-    <w:bookmarkStart w:id="104" w:name="exm-rank-factorization"/>
+    <w:bookmarkEnd w:id="104"/>
+    <w:bookmarkStart w:id="105" w:name="exm-rank-factorization"/>
     <w:p>
       <w:pPr>
         <w:pStyle w:val="FirstParagraph"/>
@@ -31437,7 +34615,7 @@
           <w:b/>
           <w:bCs/>
         </w:rPr>
-        <w:t xml:space="preserve">Example 24 (A rank factorization of a rank-one matrix)</w:t>
+        <w:t xml:space="preserve">Example 25 (A rank factorization of a rank-one matrix)</w:t>
       </w:r>
       <w:r>
         <w:t xml:space="preserve"> </w:t>
@@ -31498,7 +34676,7 @@
           <w:rPr>
             <w:rStyle w:val="Hyperlink"/>
           </w:rPr>
-          <w:t xml:space="preserve">Example 11</w:t>
+          <w:t xml:space="preserve">Example 10</w:t>
         </w:r>
       </w:hyperlink>
       <w:r>
@@ -32440,8 +35618,8 @@
         <w:t xml:space="preserve">.</w:t>
       </w:r>
     </w:p>
-    <w:bookmarkEnd w:id="104"/>
-    <w:bookmarkStart w:id="105" w:name="thm-rank-factorization"/>
+    <w:bookmarkEnd w:id="105"/>
+    <w:bookmarkStart w:id="106" w:name="thm-rank-factorization"/>
     <w:p>
       <w:pPr>
         <w:pStyle w:val="BodyText"/>
@@ -32620,7 +35798,7 @@
         <w:t xml:space="preserve">.</w:t>
       </w:r>
     </w:p>
-    <w:bookmarkEnd w:id="105"/>
+    <w:bookmarkEnd w:id="106"/>
     <w:p>
       <w:pPr>
         <w:pStyle w:val="BodyText"/>
@@ -32687,7 +35865,7 @@
           <w:rPr>
             <w:rStyle w:val="Hyperlink"/>
           </w:rPr>
-          <w:t xml:space="preserve">Theorem 7</w:t>
+          <w:t xml:space="preserve">Theorem 6</w:t>
         </w:r>
       </w:hyperlink>
       <w:r>
@@ -32711,7 +35889,7 @@
       <w:r>
         <w:t xml:space="preserve">(</w:t>
       </w:r>
-      <w:hyperlink r:id="rId58">
+      <w:hyperlink r:id="rId54">
         <w:r>
           <w:rPr>
             <w:rStyle w:val="Hyperlink"/>
@@ -33115,7 +36293,7 @@
         <w:t xml:space="preserve">.</w:t>
       </w:r>
     </w:p>
-    <w:bookmarkStart w:id="106" w:name="exm-rank-factorization-construct"/>
+    <w:bookmarkStart w:id="107" w:name="exm-rank-factorization-construct"/>
     <w:p>
       <w:pPr>
         <w:pStyle w:val="BodyText"/>
@@ -33125,7 +36303,7 @@
           <w:b/>
           <w:bCs/>
         </w:rPr>
-        <w:t xml:space="preserve">Example 25 (Building a rank factorization from a basis)</w:t>
+        <w:t xml:space="preserve">Example 26 (Building a rank factorization from a basis)</w:t>
       </w:r>
       <w:r>
         <w:t xml:space="preserve"> </w:t>
@@ -33784,16 +36962,16 @@
           <w:rPr>
             <w:rStyle w:val="Hyperlink"/>
           </w:rPr>
-          <w:t xml:space="preserve">Example 24</w:t>
+          <w:t xml:space="preserve">Example 25</w:t>
         </w:r>
       </w:hyperlink>
       <w:r>
         <w:t xml:space="preserve">.</w:t>
       </w:r>
     </w:p>
-    <w:bookmarkEnd w:id="106"/>
-    <w:bookmarkStart w:id="121" w:name="refs"/>
-    <w:bookmarkStart w:id="108" w:name="ref-wikipedia_row_and_column_spaces"/>
+    <w:bookmarkEnd w:id="107"/>
+    <w:bookmarkStart w:id="122" w:name="refs"/>
+    <w:bookmarkStart w:id="109" w:name="ref-wikipedia_row_and_column_spaces"/>
     <w:p>
       <w:pPr>
         <w:pStyle w:val="Bibliography"/>
@@ -33840,7 +37018,7 @@
       <w:r>
         <w:t xml:space="preserve"> </w:t>
       </w:r>
-      <w:hyperlink r:id="rId107">
+      <w:hyperlink r:id="rId108">
         <w:r>
           <w:rPr>
             <w:rStyle w:val="Hyperlink"/>
@@ -33849,8 +37027,8 @@
         </w:r>
       </w:hyperlink>
     </w:p>
-    <w:bookmarkEnd w:id="108"/>
-    <w:bookmarkStart w:id="110" w:name="ref-wikipedia_gram_matrix"/>
+    <w:bookmarkEnd w:id="109"/>
+    <w:bookmarkStart w:id="111" w:name="ref-wikipedia_gram_matrix"/>
     <w:p>
       <w:pPr>
         <w:pStyle w:val="Bibliography"/>
@@ -33897,7 +37075,7 @@
       <w:r>
         <w:t xml:space="preserve"> </w:t>
       </w:r>
-      <w:hyperlink r:id="rId109">
+      <w:hyperlink r:id="rId110">
         <w:r>
           <w:rPr>
             <w:rStyle w:val="Hyperlink"/>
@@ -33906,8 +37084,8 @@
         </w:r>
       </w:hyperlink>
     </w:p>
-    <w:bookmarkEnd w:id="110"/>
-    <w:bookmarkStart w:id="112" w:name="ref-zhou2024rank"/>
+    <w:bookmarkEnd w:id="111"/>
+    <w:bookmarkStart w:id="113" w:name="ref-zhou2024rank"/>
     <w:p>
       <w:pPr>
         <w:pStyle w:val="Bibliography"/>
@@ -33939,7 +37117,7 @@
       <w:r>
         <w:t xml:space="preserve"> </w:t>
       </w:r>
-      <w:hyperlink r:id="rId111">
+      <w:hyperlink r:id="rId112">
         <w:r>
           <w:rPr>
             <w:rStyle w:val="Hyperlink"/>
@@ -33948,8 +37126,8 @@
         </w:r>
       </w:hyperlink>
     </w:p>
-    <w:bookmarkEnd w:id="112"/>
-    <w:bookmarkStart w:id="114" w:name="ref-wikipedia_rank_nullity_theorem"/>
+    <w:bookmarkEnd w:id="113"/>
+    <w:bookmarkStart w:id="115" w:name="ref-wikipedia_rank_nullity_theorem"/>
     <w:p>
       <w:pPr>
         <w:pStyle w:val="Bibliography"/>
@@ -33996,7 +37174,7 @@
       <w:r>
         <w:t xml:space="preserve"> </w:t>
       </w:r>
-      <w:hyperlink r:id="rId113">
+      <w:hyperlink r:id="rId114">
         <w:r>
           <w:rPr>
             <w:rStyle w:val="Hyperlink"/>
@@ -34005,8 +37183,8 @@
         </w:r>
       </w:hyperlink>
     </w:p>
-    <w:bookmarkEnd w:id="114"/>
-    <w:bookmarkStart w:id="116" w:name="ref-wikipedia_affine_space"/>
+    <w:bookmarkEnd w:id="115"/>
+    <w:bookmarkStart w:id="117" w:name="ref-wikipedia_affine_space"/>
     <w:p>
       <w:pPr>
         <w:pStyle w:val="Bibliography"/>
@@ -34053,7 +37231,7 @@
       <w:r>
         <w:t xml:space="preserve"> </w:t>
       </w:r>
-      <w:hyperlink r:id="rId115">
+      <w:hyperlink r:id="rId116">
         <w:r>
           <w:rPr>
             <w:rStyle w:val="Hyperlink"/>
@@ -34062,8 +37240,8 @@
         </w:r>
       </w:hyperlink>
     </w:p>
-    <w:bookmarkEnd w:id="116"/>
-    <w:bookmarkStart w:id="118" w:name="ref-wikipedia_half_space_geometry"/>
+    <w:bookmarkEnd w:id="117"/>
+    <w:bookmarkStart w:id="119" w:name="ref-wikipedia_half_space_geometry"/>
     <w:p>
       <w:pPr>
         <w:pStyle w:val="Bibliography"/>
@@ -34110,7 +37288,7 @@
       <w:r>
         <w:t xml:space="preserve"> </w:t>
       </w:r>
-      <w:hyperlink r:id="rId117">
+      <w:hyperlink r:id="rId118">
         <w:r>
           <w:rPr>
             <w:rStyle w:val="Hyperlink"/>
@@ -34119,8 +37297,8 @@
         </w:r>
       </w:hyperlink>
     </w:p>
-    <w:bookmarkEnd w:id="118"/>
-    <w:bookmarkStart w:id="120" w:name="ref-wikipedia_rank_factorization"/>
+    <w:bookmarkEnd w:id="119"/>
+    <w:bookmarkStart w:id="121" w:name="ref-wikipedia_rank_factorization"/>
     <w:p>
       <w:pPr>
         <w:pStyle w:val="Bibliography"/>
@@ -34167,7 +37345,7 @@
       <w:r>
         <w:t xml:space="preserve"> </w:t>
       </w:r>
-      <w:hyperlink r:id="rId119">
+      <w:hyperlink r:id="rId120">
         <w:r>
           <w:rPr>
             <w:rStyle w:val="Hyperlink"/>
@@ -34176,9 +37354,9 @@
         </w:r>
       </w:hyperlink>
     </w:p>
-    <w:bookmarkEnd w:id="120"/>
     <w:bookmarkEnd w:id="121"/>
     <w:bookmarkEnd w:id="122"/>
+    <w:bookmarkEnd w:id="123"/>
     <w:sectPr>
       <w:footnotePr>
         <w:numRestart w:val="eachSect"/>
@@ -34511,34 +37689,7 @@
     </w:lvlOverride>
   </w:num>
   <w:num w:numId="1002">
-    <w:abstractNumId w:val="99411"/>
-    <w:lvlOverride w:ilvl="0">
-      <w:startOverride w:val="1"/>
-    </w:lvlOverride>
-    <w:lvlOverride w:ilvl="1">
-      <w:startOverride w:val="1"/>
-    </w:lvlOverride>
-    <w:lvlOverride w:ilvl="2">
-      <w:startOverride w:val="1"/>
-    </w:lvlOverride>
-    <w:lvlOverride w:ilvl="3">
-      <w:startOverride w:val="1"/>
-    </w:lvlOverride>
-    <w:lvlOverride w:ilvl="4">
-      <w:startOverride w:val="1"/>
-    </w:lvlOverride>
-    <w:lvlOverride w:ilvl="5">
-      <w:startOverride w:val="1"/>
-    </w:lvlOverride>
-    <w:lvlOverride w:ilvl="6">
-      <w:startOverride w:val="1"/>
-    </w:lvlOverride>
-    <w:lvlOverride w:ilvl="7">
-      <w:startOverride w:val="1"/>
-    </w:lvlOverride>
-    <w:lvlOverride w:ilvl="8">
-      <w:startOverride w:val="1"/>
-    </w:lvlOverride>
+    <w:abstractNumId w:val="991"/>
   </w:num>
   <w:num w:numId="1003">
     <w:abstractNumId w:val="99411"/>
@@ -34637,34 +37788,7 @@
     </w:lvlOverride>
   </w:num>
   <w:num w:numId="1008">
-    <w:abstractNumId w:val="99411"/>
-    <w:lvlOverride w:ilvl="0">
-      <w:startOverride w:val="1"/>
-    </w:lvlOverride>
-    <w:lvlOverride w:ilvl="1">
-      <w:startOverride w:val="1"/>
-    </w:lvlOverride>
-    <w:lvlOverride w:ilvl="2">
-      <w:startOverride w:val="1"/>
-    </w:lvlOverride>
-    <w:lvlOverride w:ilvl="3">
-      <w:startOverride w:val="1"/>
-    </w:lvlOverride>
-    <w:lvlOverride w:ilvl="4">
-      <w:startOverride w:val="1"/>
-    </w:lvlOverride>
-    <w:lvlOverride w:ilvl="5">
-      <w:startOverride w:val="1"/>
-    </w:lvlOverride>
-    <w:lvlOverride w:ilvl="6">
-      <w:startOverride w:val="1"/>
-    </w:lvlOverride>
-    <w:lvlOverride w:ilvl="7">
-      <w:startOverride w:val="1"/>
-    </w:lvlOverride>
-    <w:lvlOverride w:ilvl="8">
-      <w:startOverride w:val="1"/>
-    </w:lvlOverride>
+    <w:abstractNumId w:val="991"/>
   </w:num>
   <w:num w:numId="1009">
     <w:abstractNumId w:val="99411"/>
@@ -34697,6 +37821,66 @@
     </w:lvlOverride>
   </w:num>
   <w:num w:numId="1010">
+    <w:abstractNumId w:val="99411"/>
+    <w:lvlOverride w:ilvl="0">
+      <w:startOverride w:val="1"/>
+    </w:lvlOverride>
+    <w:lvlOverride w:ilvl="1">
+      <w:startOverride w:val="1"/>
+    </w:lvlOverride>
+    <w:lvlOverride w:ilvl="2">
+      <w:startOverride w:val="1"/>
+    </w:lvlOverride>
+    <w:lvlOverride w:ilvl="3">
+      <w:startOverride w:val="1"/>
+    </w:lvlOverride>
+    <w:lvlOverride w:ilvl="4">
+      <w:startOverride w:val="1"/>
+    </w:lvlOverride>
+    <w:lvlOverride w:ilvl="5">
+      <w:startOverride w:val="1"/>
+    </w:lvlOverride>
+    <w:lvlOverride w:ilvl="6">
+      <w:startOverride w:val="1"/>
+    </w:lvlOverride>
+    <w:lvlOverride w:ilvl="7">
+      <w:startOverride w:val="1"/>
+    </w:lvlOverride>
+    <w:lvlOverride w:ilvl="8">
+      <w:startOverride w:val="1"/>
+    </w:lvlOverride>
+  </w:num>
+  <w:num w:numId="1011">
+    <w:abstractNumId w:val="99411"/>
+    <w:lvlOverride w:ilvl="0">
+      <w:startOverride w:val="1"/>
+    </w:lvlOverride>
+    <w:lvlOverride w:ilvl="1">
+      <w:startOverride w:val="1"/>
+    </w:lvlOverride>
+    <w:lvlOverride w:ilvl="2">
+      <w:startOverride w:val="1"/>
+    </w:lvlOverride>
+    <w:lvlOverride w:ilvl="3">
+      <w:startOverride w:val="1"/>
+    </w:lvlOverride>
+    <w:lvlOverride w:ilvl="4">
+      <w:startOverride w:val="1"/>
+    </w:lvlOverride>
+    <w:lvlOverride w:ilvl="5">
+      <w:startOverride w:val="1"/>
+    </w:lvlOverride>
+    <w:lvlOverride w:ilvl="6">
+      <w:startOverride w:val="1"/>
+    </w:lvlOverride>
+    <w:lvlOverride w:ilvl="7">
+      <w:startOverride w:val="1"/>
+    </w:lvlOverride>
+    <w:lvlOverride w:ilvl="8">
+      <w:startOverride w:val="1"/>
+    </w:lvlOverride>
+  </w:num>
+  <w:num w:numId="1012">
     <w:abstractNumId w:val="991"/>
   </w:num>
 </w:numbering>

--- a/linear-algebra-rank-nullity.docx
+++ b/linear-algebra-rank-nullity.docx
@@ -15,7 +15,7 @@
         <w:pStyle w:val="Date"/>
       </w:pPr>
       <w:r>
-        <w:t xml:space="preserve">Last modified: 2026-10-20 00:42:48 (PDT)</w:t>
+        <w:t xml:space="preserve">Last modified: 2026-10-21 13:11:08 (PDT)</w:t>
       </w:r>
     </w:p>
     <w:bookmarkStart w:id="39" w:name="sec-column-null-space"/>

--- a/linear-algebra-rank-nullity.docx
+++ b/linear-algebra-rank-nullity.docx
@@ -15,7 +15,7 @@
         <w:pStyle w:val="Date"/>
       </w:pPr>
       <w:r>
-        <w:t xml:space="preserve">Last modified: 2026-10-21 13:11:08 (PDT)</w:t>
+        <w:t xml:space="preserve">Last modified: 2026-10-21 14:24:09 (PDT)</w:t>
       </w:r>
     </w:p>
     <w:bookmarkStart w:id="39" w:name="sec-column-null-space"/>

--- a/linear-algebra-rank-nullity.docx
+++ b/linear-algebra-rank-nullity.docx
@@ -15,7 +15,7 @@
         <w:pStyle w:val="Date"/>
       </w:pPr>
       <w:r>
-        <w:t xml:space="preserve">Last modified: 2026-10-21 14:24:09 (PDT)</w:t>
+        <w:t xml:space="preserve">Last modified: 2026-10-22 00:50:13 (PDT)</w:t>
       </w:r>
     </w:p>
     <w:bookmarkStart w:id="39" w:name="sec-column-null-space"/>

--- a/linear-algebra-rank-nullity.docx
+++ b/linear-algebra-rank-nullity.docx
@@ -15,7 +15,7 @@
         <w:pStyle w:val="Date"/>
       </w:pPr>
       <w:r>
-        <w:t xml:space="preserve">Last modified: 2026-10-22 00:50:13 (PDT)</w:t>
+        <w:t xml:space="preserve">Last modified: 2026-10-22 08:26:35 (PDT)</w:t>
       </w:r>
     </w:p>
     <w:bookmarkStart w:id="39" w:name="sec-column-null-space"/>

--- a/linear-algebra-rank-nullity.docx
+++ b/linear-algebra-rank-nullity.docx
@@ -15,7 +15,7 @@
         <w:pStyle w:val="Date"/>
       </w:pPr>
       <w:r>
-        <w:t xml:space="preserve">Last modified: 2026-10-22 08:26:35 (PDT)</w:t>
+        <w:t xml:space="preserve">Last modified: 2026-10-22 09:50:17 (PDT)</w:t>
       </w:r>
     </w:p>
     <w:bookmarkStart w:id="39" w:name="sec-column-null-space"/>

--- a/linear-algebra-rank-nullity.docx
+++ b/linear-algebra-rank-nullity.docx
@@ -15,7 +15,7 @@
         <w:pStyle w:val="Date"/>
       </w:pPr>
       <w:r>
-        <w:t xml:space="preserve">Last modified: 2026-10-22 09:50:17 (PDT)</w:t>
+        <w:t xml:space="preserve">Last modified: 2026-10-22 11:05:55 (PDT)</w:t>
       </w:r>
     </w:p>
     <w:bookmarkStart w:id="39" w:name="sec-column-null-space"/>

--- a/linear-algebra-rank-nullity.docx
+++ b/linear-algebra-rank-nullity.docx
@@ -15,7 +15,7 @@
         <w:pStyle w:val="Date"/>
       </w:pPr>
       <w:r>
-        <w:t xml:space="preserve">Last modified: 2026-10-24 15:35:26 (PDT)</w:t>
+        <w:t xml:space="preserve">Last modified: 2026-10-24 20:19:00 (PDT)</w:t>
       </w:r>
     </w:p>
     <w:bookmarkStart w:id="39" w:name="sec-column-null-space"/>

--- a/linear-algebra-rank-nullity.docx
+++ b/linear-algebra-rank-nullity.docx
@@ -15,7 +15,7 @@
         <w:pStyle w:val="Date"/>
       </w:pPr>
       <w:r>
-        <w:t xml:space="preserve">Last modified: 2026-10-24 20:19:00 (PDT)</w:t>
+        <w:t xml:space="preserve">Last modified: 2026-10-25 16:46:34 (PDT)</w:t>
       </w:r>
     </w:p>
     <w:bookmarkStart w:id="39" w:name="sec-column-null-space"/>

--- a/linear-algebra-rank-nullity.docx
+++ b/linear-algebra-rank-nullity.docx
@@ -15,7 +15,7 @@
         <w:pStyle w:val="Date"/>
       </w:pPr>
       <w:r>
-        <w:t xml:space="preserve">Last modified: 2026-10-25 16:46:34 (PDT)</w:t>
+        <w:t xml:space="preserve">Last modified: 2026-10-25 18:01:14 (PDT)</w:t>
       </w:r>
     </w:p>
     <w:bookmarkStart w:id="39" w:name="sec-column-null-space"/>

--- a/linear-algebra-rank-nullity.docx
+++ b/linear-algebra-rank-nullity.docx
@@ -15,7 +15,7 @@
         <w:pStyle w:val="Date"/>
       </w:pPr>
       <w:r>
-        <w:t xml:space="preserve">Last modified: 2026-10-25 18:01:14 (PDT)</w:t>
+        <w:t xml:space="preserve">Last modified: 2026-10-26 02:21:32 (PDT)</w:t>
       </w:r>
     </w:p>
     <w:bookmarkStart w:id="39" w:name="sec-column-null-space"/>

--- a/linear-algebra-rank-nullity.docx
+++ b/linear-algebra-rank-nullity.docx
@@ -15,7 +15,7 @@
         <w:pStyle w:val="Date"/>
       </w:pPr>
       <w:r>
-        <w:t xml:space="preserve">Last modified: 2026-10-26 02:21:32 (PDT)</w:t>
+        <w:t xml:space="preserve">Last modified: 2026-10-26 03:33:07 (PDT)</w:t>
       </w:r>
     </w:p>
     <w:bookmarkStart w:id="39" w:name="sec-column-null-space"/>

--- a/linear-algebra-rank-nullity.docx
+++ b/linear-algebra-rank-nullity.docx
@@ -15,7 +15,7 @@
         <w:pStyle w:val="Date"/>
       </w:pPr>
       <w:r>
-        <w:t xml:space="preserve">Last modified: 2026-10-26 03:33:07 (PDT)</w:t>
+        <w:t xml:space="preserve">Last modified: 2026-10-26 10:13:13 (PDT)</w:t>
       </w:r>
     </w:p>
     <w:bookmarkStart w:id="39" w:name="sec-column-null-space"/>

--- a/linear-algebra-rank-nullity.docx
+++ b/linear-algebra-rank-nullity.docx
@@ -15,7 +15,7 @@
         <w:pStyle w:val="Date"/>
       </w:pPr>
       <w:r>
-        <w:t xml:space="preserve">Last modified: 2026-10-26 10:13:13 (PDT)</w:t>
+        <w:t xml:space="preserve">Last modified: 2026-10-26 12:55:55 (PDT)</w:t>
       </w:r>
     </w:p>
     <w:bookmarkStart w:id="39" w:name="sec-column-null-space"/>

--- a/linear-algebra-rank-nullity.docx
+++ b/linear-algebra-rank-nullity.docx
@@ -15,7 +15,7 @@
         <w:pStyle w:val="Date"/>
       </w:pPr>
       <w:r>
-        <w:t xml:space="preserve">Last modified: 2026-10-26 12:55:55 (PDT)</w:t>
+        <w:t xml:space="preserve">Last modified: 2026-10-26 14:36:46 (PDT)</w:t>
       </w:r>
     </w:p>
     <w:bookmarkStart w:id="39" w:name="sec-column-null-space"/>

--- a/linear-algebra-rank-nullity.docx
+++ b/linear-algebra-rank-nullity.docx
@@ -15,7 +15,7 @@
         <w:pStyle w:val="Date"/>
       </w:pPr>
       <w:r>
-        <w:t xml:space="preserve">Last modified: 2026-10-26 14:36:46 (PDT)</w:t>
+        <w:t xml:space="preserve">Last modified: 2026-10-26 20:57:05 (PDT)</w:t>
       </w:r>
     </w:p>
     <w:bookmarkStart w:id="39" w:name="sec-column-null-space"/>

--- a/linear-algebra-rank-nullity.docx
+++ b/linear-algebra-rank-nullity.docx
@@ -15,7 +15,7 @@
         <w:pStyle w:val="Date"/>
       </w:pPr>
       <w:r>
-        <w:t xml:space="preserve">Last modified: 2026-10-26 20:57:05 (PDT)</w:t>
+        <w:t xml:space="preserve">Last modified: 2026-10-26 23:10:47 (PDT)</w:t>
       </w:r>
     </w:p>
     <w:bookmarkStart w:id="39" w:name="sec-column-null-space"/>

--- a/linear-algebra-rank-nullity.docx
+++ b/linear-algebra-rank-nullity.docx
@@ -15,7 +15,7 @@
         <w:pStyle w:val="Date"/>
       </w:pPr>
       <w:r>
-        <w:t xml:space="preserve">Last modified: 2026-10-26 23:10:47 (PDT)</w:t>
+        <w:t xml:space="preserve">Last modified: 2026-10-27 00:23:12 (PDT)</w:t>
       </w:r>
     </w:p>
     <w:bookmarkStart w:id="39" w:name="sec-column-null-space"/>

--- a/linear-algebra-rank-nullity.docx
+++ b/linear-algebra-rank-nullity.docx
@@ -15,7 +15,7 @@
         <w:pStyle w:val="Date"/>
       </w:pPr>
       <w:r>
-        <w:t xml:space="preserve">Last modified: 2026-10-27 00:23:12 (PDT)</w:t>
+        <w:t xml:space="preserve">Last modified: 2026-10-27 01:34:30 (PDT)</w:t>
       </w:r>
     </w:p>
     <w:bookmarkStart w:id="39" w:name="sec-column-null-space"/>

--- a/linear-algebra-rank-nullity.docx
+++ b/linear-algebra-rank-nullity.docx
@@ -15,7 +15,7 @@
         <w:pStyle w:val="Date"/>
       </w:pPr>
       <w:r>
-        <w:t xml:space="preserve">Last modified: 2026-10-27 01:34:30 (PDT)</w:t>
+        <w:t xml:space="preserve">Last modified: 2026-10-27 09:35:20 (PDT)</w:t>
       </w:r>
     </w:p>
     <w:bookmarkStart w:id="39" w:name="sec-column-null-space"/>

--- a/linear-algebra-rank-nullity.docx
+++ b/linear-algebra-rank-nullity.docx
@@ -15,7 +15,7 @@
         <w:pStyle w:val="Date"/>
       </w:pPr>
       <w:r>
-        <w:t xml:space="preserve">Last modified: 2026-10-27 09:35:20 (PDT)</w:t>
+        <w:t xml:space="preserve">Last modified: 2026-10-27 11:01:31 (PDT)</w:t>
       </w:r>
     </w:p>
     <w:bookmarkStart w:id="39" w:name="sec-column-null-space"/>

--- a/linear-algebra-rank-nullity.docx
+++ b/linear-algebra-rank-nullity.docx
@@ -15,7 +15,7 @@
         <w:pStyle w:val="Date"/>
       </w:pPr>
       <w:r>
-        <w:t xml:space="preserve">Last modified: 2026-10-27 11:01:31 (PDT)</w:t>
+        <w:t xml:space="preserve">Last modified: 2026-10-27 17:38:18 (PDT)</w:t>
       </w:r>
     </w:p>
     <w:bookmarkStart w:id="39" w:name="sec-column-null-space"/>

--- a/linear-algebra-rank-nullity.docx
+++ b/linear-algebra-rank-nullity.docx
@@ -15,7 +15,7 @@
         <w:pStyle w:val="Date"/>
       </w:pPr>
       <w:r>
-        <w:t xml:space="preserve">Last modified: 2026-10-27 17:38:18 (PDT)</w:t>
+        <w:t xml:space="preserve">Last modified: 2026-10-27 20:53:54 (PDT)</w:t>
       </w:r>
     </w:p>
     <w:bookmarkStart w:id="39" w:name="sec-column-null-space"/>

--- a/linear-algebra-rank-nullity.docx
+++ b/linear-algebra-rank-nullity.docx
@@ -15,7 +15,7 @@
         <w:pStyle w:val="Date"/>
       </w:pPr>
       <w:r>
-        <w:t xml:space="preserve">Last modified: 2026-10-27 20:53:54 (PDT)</w:t>
+        <w:t xml:space="preserve">Last modified: 2026-10-28 13:13:09 (PDT)</w:t>
       </w:r>
     </w:p>
     <w:bookmarkStart w:id="39" w:name="sec-column-null-space"/>

--- a/linear-algebra-rank-nullity.docx
+++ b/linear-algebra-rank-nullity.docx
@@ -15,7 +15,7 @@
         <w:pStyle w:val="Date"/>
       </w:pPr>
       <w:r>
-        <w:t xml:space="preserve">Last modified: 2026-10-28 13:13:09 (PDT)</w:t>
+        <w:t xml:space="preserve">Last modified: 2026-10-28 16:00:43 (PDT)</w:t>
       </w:r>
     </w:p>
     <w:bookmarkStart w:id="39" w:name="sec-column-null-space"/>

--- a/linear-algebra-rank-nullity.docx
+++ b/linear-algebra-rank-nullity.docx
@@ -15,7 +15,7 @@
         <w:pStyle w:val="Date"/>
       </w:pPr>
       <w:r>
-        <w:t xml:space="preserve">Last modified: 2026-10-28 16:00:43 (PDT)</w:t>
+        <w:t xml:space="preserve">Last modified: 2026-10-28 17:04:35 (PDT)</w:t>
       </w:r>
     </w:p>
     <w:bookmarkStart w:id="39" w:name="sec-column-null-space"/>

--- a/linear-algebra-rank-nullity.docx
+++ b/linear-algebra-rank-nullity.docx
@@ -15,7 +15,7 @@
         <w:pStyle w:val="Date"/>
       </w:pPr>
       <w:r>
-        <w:t xml:space="preserve">Last modified: 2026-10-28 17:04:35 (PDT)</w:t>
+        <w:t xml:space="preserve">Last modified: 2026-10-28 18:32:18 (PDT)</w:t>
       </w:r>
     </w:p>
     <w:bookmarkStart w:id="39" w:name="sec-column-null-space"/>

--- a/linear-algebra-rank-nullity.docx
+++ b/linear-algebra-rank-nullity.docx
@@ -15,7 +15,7 @@
         <w:pStyle w:val="Date"/>
       </w:pPr>
       <w:r>
-        <w:t xml:space="preserve">Last modified: 2026-10-28 18:32:18 (PDT)</w:t>
+        <w:t xml:space="preserve">Last modified: 2026-10-28 20:07:26 (PDT)</w:t>
       </w:r>
     </w:p>
     <w:bookmarkStart w:id="39" w:name="sec-column-null-space"/>

--- a/linear-algebra-rank-nullity.docx
+++ b/linear-algebra-rank-nullity.docx
@@ -15,7 +15,7 @@
         <w:pStyle w:val="Date"/>
       </w:pPr>
       <w:r>
-        <w:t xml:space="preserve">Last modified: 2026-10-28 20:07:26 (PDT)</w:t>
+        <w:t xml:space="preserve">Last modified: 2026-10-28 21:37:44 (PDT)</w:t>
       </w:r>
     </w:p>
     <w:bookmarkStart w:id="39" w:name="sec-column-null-space"/>

--- a/linear-algebra-rank-nullity.docx
+++ b/linear-algebra-rank-nullity.docx
@@ -15,7 +15,7 @@
         <w:pStyle w:val="Date"/>
       </w:pPr>
       <w:r>
-        <w:t xml:space="preserve">Last modified: 2026-10-28 21:37:44 (PDT)</w:t>
+        <w:t xml:space="preserve">Last modified: 2026-10-28 23:05:07 (PDT)</w:t>
       </w:r>
     </w:p>
     <w:bookmarkStart w:id="39" w:name="sec-column-null-space"/>

--- a/linear-algebra-rank-nullity.docx
+++ b/linear-algebra-rank-nullity.docx
@@ -15,7 +15,7 @@
         <w:pStyle w:val="Date"/>
       </w:pPr>
       <w:r>
-        <w:t xml:space="preserve">Last modified: 2026-10-28 23:05:07 (PDT)</w:t>
+        <w:t xml:space="preserve">Last modified: 2026-10-29 00:14:30 (PDT)</w:t>
       </w:r>
     </w:p>
     <w:bookmarkStart w:id="39" w:name="sec-column-null-space"/>

--- a/linear-algebra-rank-nullity.docx
+++ b/linear-algebra-rank-nullity.docx
@@ -15,7 +15,7 @@
         <w:pStyle w:val="Date"/>
       </w:pPr>
       <w:r>
-        <w:t xml:space="preserve">Last modified: 2026-10-29 00:14:30 (PDT)</w:t>
+        <w:t xml:space="preserve">Last modified: 2026-10-29 01:38:31 (PDT)</w:t>
       </w:r>
     </w:p>
     <w:bookmarkStart w:id="39" w:name="sec-column-null-space"/>

--- a/linear-algebra-rank-nullity.docx
+++ b/linear-algebra-rank-nullity.docx
@@ -15,7 +15,7 @@
         <w:pStyle w:val="Date"/>
       </w:pPr>
       <w:r>
-        <w:t xml:space="preserve">Last modified: 2026-10-29 01:38:31 (PDT)</w:t>
+        <w:t xml:space="preserve">Last modified: 2026-10-29 07:45:31 (PDT)</w:t>
       </w:r>
     </w:p>
     <w:bookmarkStart w:id="39" w:name="sec-column-null-space"/>

--- a/linear-algebra-rank-nullity.docx
+++ b/linear-algebra-rank-nullity.docx
@@ -15,7 +15,7 @@
         <w:pStyle w:val="Date"/>
       </w:pPr>
       <w:r>
-        <w:t xml:space="preserve">Last modified: 2026-10-29 07:45:31 (PDT)</w:t>
+        <w:t xml:space="preserve">Last modified: 2026-10-29 09:12:46 (PDT)</w:t>
       </w:r>
     </w:p>
     <w:bookmarkStart w:id="39" w:name="sec-column-null-space"/>

--- a/linear-algebra-rank-nullity.docx
+++ b/linear-algebra-rank-nullity.docx
@@ -15,7 +15,7 @@
         <w:pStyle w:val="Date"/>
       </w:pPr>
       <w:r>
-        <w:t xml:space="preserve">Last modified: 2026-10-29 09:12:46 (PDT)</w:t>
+        <w:t xml:space="preserve">Last modified: 2026-10-29 10:33:15 (PDT)</w:t>
       </w:r>
     </w:p>
     <w:bookmarkStart w:id="39" w:name="sec-column-null-space"/>

--- a/linear-algebra-rank-nullity.docx
+++ b/linear-algebra-rank-nullity.docx
@@ -15,7 +15,7 @@
         <w:pStyle w:val="Date"/>
       </w:pPr>
       <w:r>
-        <w:t xml:space="preserve">Last modified: 2026-10-29 10:33:15 (PDT)</w:t>
+        <w:t xml:space="preserve">Last modified: 2026-10-29 11:51:41 (PDT)</w:t>
       </w:r>
     </w:p>
     <w:bookmarkStart w:id="39" w:name="sec-column-null-space"/>

--- a/linear-algebra-rank-nullity.docx
+++ b/linear-algebra-rank-nullity.docx
@@ -15,7 +15,7 @@
         <w:pStyle w:val="Date"/>
       </w:pPr>
       <w:r>
-        <w:t xml:space="preserve">Last modified: 2026-10-29 11:51:41 (PDT)</w:t>
+        <w:t xml:space="preserve">Last modified: 2026-10-29 13:28:16 (PDT)</w:t>
       </w:r>
     </w:p>
     <w:bookmarkStart w:id="39" w:name="sec-column-null-space"/>

--- a/linear-algebra-rank-nullity.docx
+++ b/linear-algebra-rank-nullity.docx
@@ -15,7 +15,7 @@
         <w:pStyle w:val="Date"/>
       </w:pPr>
       <w:r>
-        <w:t xml:space="preserve">Last modified: 2026-10-29 13:28:16 (PDT)</w:t>
+        <w:t xml:space="preserve">Last modified: 2026-10-29 14:56:31 (PDT)</w:t>
       </w:r>
     </w:p>
     <w:bookmarkStart w:id="39" w:name="sec-column-null-space"/>

--- a/linear-algebra-rank-nullity.docx
+++ b/linear-algebra-rank-nullity.docx
@@ -15,7 +15,7 @@
         <w:pStyle w:val="Date"/>
       </w:pPr>
       <w:r>
-        <w:t xml:space="preserve">Last modified: 2026-10-29 14:56:31 (PDT)</w:t>
+        <w:t xml:space="preserve">Last modified: 2026-10-29 16:45:03 (PDT)</w:t>
       </w:r>
     </w:p>
     <w:bookmarkStart w:id="39" w:name="sec-column-null-space"/>

--- a/linear-algebra-rank-nullity.docx
+++ b/linear-algebra-rank-nullity.docx
@@ -15,7 +15,7 @@
         <w:pStyle w:val="Date"/>
       </w:pPr>
       <w:r>
-        <w:t xml:space="preserve">Last modified: 2026-10-29 16:45:03 (PDT)</w:t>
+        <w:t xml:space="preserve">Last modified: 2026-10-29 20:01:11 (PDT)</w:t>
       </w:r>
     </w:p>
     <w:bookmarkStart w:id="39" w:name="sec-column-null-space"/>

--- a/linear-algebra-rank-nullity.docx
+++ b/linear-algebra-rank-nullity.docx
@@ -15,7 +15,7 @@
         <w:pStyle w:val="Date"/>
       </w:pPr>
       <w:r>
-        <w:t xml:space="preserve">Last modified: 2026-10-29 20:01:11 (PDT)</w:t>
+        <w:t xml:space="preserve">Last modified: 2026-10-30 00:52:40 (PDT)</w:t>
       </w:r>
     </w:p>
     <w:bookmarkStart w:id="39" w:name="sec-column-null-space"/>

--- a/linear-algebra-rank-nullity.docx
+++ b/linear-algebra-rank-nullity.docx
@@ -15,10 +15,10 @@
         <w:pStyle w:val="Date"/>
       </w:pPr>
       <w:r>
-        <w:t xml:space="preserve">Last modified: 2026-10-30 00:52:40 (PDT)</w:t>
+        <w:t xml:space="preserve">Last modified: 2026-10-30 02:22:19 (PDT)</w:t>
       </w:r>
     </w:p>
-    <w:bookmarkStart w:id="39" w:name="sec-column-null-space"/>
+    <w:bookmarkStart w:id="44" w:name="sec-column-null-space"/>
     <w:p>
       <w:pPr>
         <w:pStyle w:val="Heading2"/>
@@ -7440,7 +7440,7 @@
       </w:r>
     </w:p>
     <w:bookmarkEnd w:id="36"/>
-    <w:bookmarkStart w:id="37" w:name="thm-null-gram"/>
+    <w:bookmarkStart w:id="38" w:name="thm-cross-product-sum-outer"/>
     <w:p>
       <w:pPr>
         <w:pStyle w:val="BodyText"/>
@@ -7450,7 +7450,781 @@
           <w:b/>
           <w:bCs/>
         </w:rPr>
-        <w:t xml:space="preserve">Theorem 5 (</w:t>
+        <w:t xml:space="preserve">Theorem 5 (The cross-product matrix is the sum of the outer products of the rows)</w:t>
+      </w:r>
+      <w:r>
+        <w:t xml:space="preserve"> </w:t>
+      </w:r>
+      <w:r>
+        <w:t xml:space="preserve">Let</w:t>
+      </w:r>
+      <w:r>
+        <w:t xml:space="preserve"> </w:t>
+      </w:r>
+      <m:oMath>
+        <m:r>
+          <m:rPr>
+            <m:sty m:val="bi"/>
+          </m:rPr>
+          <m:t>A</m:t>
+        </m:r>
+      </m:oMath>
+      <w:r>
+        <w:t xml:space="preserve"> </w:t>
+      </w:r>
+      <w:r>
+        <w:t xml:space="preserve">be an</w:t>
+      </w:r>
+      <w:r>
+        <w:t xml:space="preserve"> </w:t>
+      </w:r>
+      <m:oMath>
+        <m:r>
+          <m:t>m</m:t>
+        </m:r>
+        <m:r>
+          <m:rPr>
+            <m:sty m:val="p"/>
+          </m:rPr>
+          <m:t>×</m:t>
+        </m:r>
+        <m:r>
+          <m:t>n</m:t>
+        </m:r>
+      </m:oMath>
+      <w:r>
+        <w:t xml:space="preserve"> </w:t>
+      </w:r>
+      <w:hyperlink r:id="rId37">
+        <w:r>
+          <w:rPr>
+            <w:rStyle w:val="Hyperlink"/>
+          </w:rPr>
+          <w:t xml:space="preserve">matrix</w:t>
+        </w:r>
+      </w:hyperlink>
+      <w:r>
+        <w:t xml:space="preserve"> </w:t>
+      </w:r>
+      <w:r>
+        <w:t xml:space="preserve">with rows</w:t>
+      </w:r>
+      <w:r>
+        <w:t xml:space="preserve"> </w:t>
+      </w:r>
+      <w:r>
+        <w:t xml:space="preserve">${\mathord{\smash[b]{\underset{\raise.3ex\hbox{$\scriptstyle\sim$}}{r}}\vphantom{r}}_1}^{\top}, \ldots, {\mathord{\smash[b]{\underset{\raise.3ex\hbox{$\scriptstyle\sim$}}{r}}\vphantom{r}}_m}^{\top}$</w:t>
+      </w:r>
+      <w:r>
+        <w:t xml:space="preserve">.</w:t>
+      </w:r>
+      <w:r>
+        <w:t xml:space="preserve"> </w:t>
+      </w:r>
+      <w:r>
+        <w:t xml:space="preserve">Let</w:t>
+      </w:r>
+      <w:r>
+        <w:t xml:space="preserve"> </w:t>
+      </w:r>
+      <m:oMath>
+        <m:r>
+          <m:rPr>
+            <m:sty m:val="bi"/>
+          </m:rPr>
+          <m:t>B</m:t>
+        </m:r>
+      </m:oMath>
+      <w:r>
+        <w:t xml:space="preserve"> </w:t>
+      </w:r>
+      <w:r>
+        <w:t xml:space="preserve">be an</w:t>
+      </w:r>
+      <w:r>
+        <w:t xml:space="preserve"> </w:t>
+      </w:r>
+      <m:oMath>
+        <m:r>
+          <m:t>m</m:t>
+        </m:r>
+        <m:r>
+          <m:rPr>
+            <m:sty m:val="p"/>
+          </m:rPr>
+          <m:t>×</m:t>
+        </m:r>
+        <m:r>
+          <m:t>q</m:t>
+        </m:r>
+      </m:oMath>
+      <w:r>
+        <w:t xml:space="preserve"> </w:t>
+      </w:r>
+      <w:r>
+        <w:t xml:space="preserve">matrix with rows</w:t>
+      </w:r>
+      <w:r>
+        <w:t xml:space="preserve"> </w:t>
+      </w:r>
+      <w:r>
+        <w:t xml:space="preserve">${\mathord{\smash[b]{\underset{\raise.3ex\hbox{$\scriptstyle\sim$}}{s}}\vphantom{s}}_1}^{\top}, \ldots, {\mathord{\smash[b]{\underset{\raise.3ex\hbox{$\scriptstyle\sim$}}{s}}\vphantom{s}}_m}^{\top}$</w:t>
+      </w:r>
+      <w:r>
+        <w:t xml:space="preserve">.</w:t>
+      </w:r>
+      <w:r>
+        <w:t xml:space="preserve"> </w:t>
+      </w:r>
+      <w:r>
+        <w:t xml:space="preserve">Then the</w:t>
+      </w:r>
+      <w:r>
+        <w:t xml:space="preserve"> </w:t>
+      </w:r>
+      <w:hyperlink w:anchor="def-cross-product-matrix">
+        <w:r>
+          <w:rPr>
+            <w:rStyle w:val="Hyperlink"/>
+          </w:rPr>
+          <w:t xml:space="preserve">cross-product matrix</w:t>
+        </w:r>
+      </w:hyperlink>
+      <w:r>
+        <w:t xml:space="preserve"> </w:t>
+      </w:r>
+      <w:r>
+        <w:t xml:space="preserve">of</w:t>
+      </w:r>
+      <w:r>
+        <w:t xml:space="preserve"> </w:t>
+      </w:r>
+      <m:oMath>
+        <m:r>
+          <m:rPr>
+            <m:sty m:val="bi"/>
+          </m:rPr>
+          <m:t>A</m:t>
+        </m:r>
+      </m:oMath>
+      <w:r>
+        <w:t xml:space="preserve"> </w:t>
+      </w:r>
+      <w:r>
+        <w:t xml:space="preserve">with</w:t>
+      </w:r>
+      <w:r>
+        <w:t xml:space="preserve"> </w:t>
+      </w:r>
+      <m:oMath>
+        <m:r>
+          <m:rPr>
+            <m:sty m:val="bi"/>
+          </m:rPr>
+          <m:t>B</m:t>
+        </m:r>
+      </m:oMath>
+      <w:r>
+        <w:t xml:space="preserve"> </w:t>
+      </w:r>
+      <w:r>
+        <w:t xml:space="preserve">is</w:t>
+      </w:r>
+    </w:p>
+    <w:p>
+      <w:pPr>
+        <w:pStyle w:val="BodyText"/>
+      </w:pPr>
+      <w:r>
+        <w:t xml:space="preserve">$$
+    {\mathbf{A}}^{\top} \mathbf{B} = \sum_{i=1}^{m} \mathord{\smash[b]{\underset{\raise.3ex\hbox{$\scriptstyle\sim$}}{r}}\vphantom{r}}_i\,{\mathord{\smash[b]{\underset{\raise.3ex\hbox{$\scriptstyle\sim$}}{s}}\vphantom{s}}_i}^{\top}.
+    $$</w:t>
+      </w:r>
+    </w:p>
+    <w:bookmarkEnd w:id="38"/>
+    <w:p>
+      <w:pPr>
+        <w:pStyle w:val="FirstParagraph"/>
+      </w:pPr>
+      <w:r>
+        <w:rPr>
+          <w:i/>
+          <w:iCs/>
+        </w:rPr>
+        <w:t xml:space="preserve">Proof</w:t>
+      </w:r>
+      <w:r>
+        <w:t xml:space="preserve">. </w:t>
+      </w:r>
+      <w:r>
+        <w:t xml:space="preserve">Compare entry</w:t>
+      </w:r>
+      <w:r>
+        <w:t xml:space="preserve"> </w:t>
+      </w:r>
+      <m:oMath>
+        <m:r>
+          <m:rPr>
+            <m:sty m:val="p"/>
+          </m:rPr>
+          <m:t>(</m:t>
+        </m:r>
+        <m:r>
+          <m:t>j</m:t>
+        </m:r>
+        <m:r>
+          <m:rPr>
+            <m:sty m:val="p"/>
+          </m:rPr>
+          <m:t>,</m:t>
+        </m:r>
+        <m:r>
+          <m:t>k</m:t>
+        </m:r>
+        <m:r>
+          <m:rPr>
+            <m:sty m:val="p"/>
+          </m:rPr>
+          <m:t>)</m:t>
+        </m:r>
+      </m:oMath>
+      <w:r>
+        <w:t xml:space="preserve"> </w:t>
+      </w:r>
+      <w:r>
+        <w:t xml:space="preserve">of each side.</w:t>
+      </w:r>
+    </w:p>
+    <w:p>
+      <w:pPr>
+        <w:pStyle w:val="BodyText"/>
+      </w:pPr>
+      <w:r>
+        <w:t xml:space="preserve">$$
+    \begin{aligned}
+    \mathopen{}\left({\mathbf{A}}^{\top} \mathbf{B}\right)\mathclose{}_{jk}
+    &amp;= \sum_{i=1}^{m} \mathopen{}\left(\mathbf{A}\right)\mathclose{}_{ij} \mathopen{}\left(\mathbf{B}\right)\mathclose{}_{ik}
+    &amp;&amp; \text{(}\text{Definition~7 in Matrices}\text{)}
+    \\
+    &amp;= \sum_{i=1}^{m} \mathopen{}\left(\mathord{\smash[b]{\underset{\raise.3ex\hbox{$\scriptstyle\sim$}}{r}}\vphantom{r}}_i\right)\mathclose{}_j \mathopen{}\left(\mathord{\smash[b]{\underset{\raise.3ex\hbox{$\scriptstyle\sim$}}{s}}\vphantom{s}}_i\right)\mathclose{}_k
+    &amp;&amp; \text{(entries of the rows)}
+    \\
+    &amp;= \sum_{i=1}^{m} \mathopen{}\left(\mathord{\smash[b]{\underset{\raise.3ex\hbox{$\scriptstyle\sim$}}{r}}\vphantom{r}}_i\,{\mathord{\smash[b]{\underset{\raise.3ex\hbox{$\scriptstyle\sim$}}{s}}\vphantom{s}}_i}^{\top}\right)\mathclose{}_{jk}
+    &amp;&amp; \text{(}\text{Definition~12 in Inner Products and Orthogonality}\text{)}
+    \\
+    &amp;= \mathopen{}\left(\sum_{i=1}^{m} \mathord{\smash[b]{\underset{\raise.3ex\hbox{$\scriptstyle\sim$}}{r}}\vphantom{r}}_i\,{\mathord{\smash[b]{\underset{\raise.3ex\hbox{$\scriptstyle\sim$}}{s}}\vphantom{s}}_i}^{\top}\right)\mathclose{}_{jk}.
+    &amp;&amp; \text{(entries of a sum)}
+    \end{aligned}
+    $$</w:t>
+      </w:r>
+    </w:p>
+    <w:p>
+      <w:pPr>
+        <w:pStyle w:val="FirstParagraph"/>
+      </w:pPr>
+      <w:r>
+        <w:t xml:space="preserve">Every entry agrees, so the two matrices agree.</w:t>
+      </w:r>
+    </w:p>
+    <w:bookmarkStart w:id="41" w:name="exm-cross-product-sum-outer"/>
+    <w:p>
+      <w:pPr>
+        <w:pStyle w:val="BodyText"/>
+      </w:pPr>
+      <w:r>
+        <w:rPr>
+          <w:b/>
+          <w:bCs/>
+        </w:rPr>
+        <w:t xml:space="preserve">Example 9 (The Gram matrix and a cross-product as sums of outer products)</w:t>
+      </w:r>
+      <w:r>
+        <w:t xml:space="preserve"> </w:t>
+      </w:r>
+      <w:r>
+        <w:t xml:space="preserve">Let</w:t>
+      </w:r>
+      <w:r>
+        <w:t xml:space="preserve"> </w:t>
+      </w:r>
+      <m:oMath>
+        <m:r>
+          <m:rPr>
+            <m:sty m:val="bi"/>
+          </m:rPr>
+          <m:t>A</m:t>
+        </m:r>
+        <m:r>
+          <m:rPr>
+            <m:sty m:val="p"/>
+          </m:rPr>
+          <m:t>=</m:t>
+        </m:r>
+        <m:d>
+          <m:dPr>
+            <m:begChr m:val="["/>
+            <m:sepChr m:val=""/>
+            <m:endChr m:val="]"/>
+            <m:grow/>
+          </m:dPr>
+          <m:e>
+            <m:m>
+              <m:mPr>
+                <m:baseJc m:val="center"/>
+                <m:plcHide m:val="on"/>
+                <m:mcs>
+                  <m:mc>
+                    <m:mcPr>
+                      <m:mcJc m:val="center"/>
+                      <m:count m:val="1"/>
+                    </m:mcPr>
+                  </m:mc>
+                  <m:mc>
+                    <m:mcPr>
+                      <m:mcJc m:val="center"/>
+                      <m:count m:val="1"/>
+                    </m:mcPr>
+                  </m:mc>
+                </m:mcs>
+              </m:mPr>
+              <m:mr>
+                <m:e>
+                  <m:r>
+                    <m:t>1</m:t>
+                  </m:r>
+                </m:e>
+                <m:e>
+                  <m:r>
+                    <m:t>0</m:t>
+                  </m:r>
+                </m:e>
+              </m:mr>
+              <m:mr>
+                <m:e>
+                  <m:r>
+                    <m:t>1</m:t>
+                  </m:r>
+                </m:e>
+                <m:e>
+                  <m:r>
+                    <m:t>1</m:t>
+                  </m:r>
+                </m:e>
+              </m:mr>
+              <m:mr>
+                <m:e>
+                  <m:r>
+                    <m:t>0</m:t>
+                  </m:r>
+                </m:e>
+                <m:e>
+                  <m:r>
+                    <m:t>1</m:t>
+                  </m:r>
+                </m:e>
+              </m:mr>
+            </m:m>
+          </m:e>
+        </m:d>
+      </m:oMath>
+      <w:r>
+        <w:t xml:space="preserve">,</w:t>
+      </w:r>
+      <w:r>
+        <w:t xml:space="preserve"> </w:t>
+      </w:r>
+      <m:oMath>
+        <m:r>
+          <m:rPr>
+            <m:sty m:val="bi"/>
+          </m:rPr>
+          <m:t>B</m:t>
+        </m:r>
+        <m:r>
+          <m:rPr>
+            <m:sty m:val="p"/>
+          </m:rPr>
+          <m:t>=</m:t>
+        </m:r>
+        <m:d>
+          <m:dPr>
+            <m:begChr m:val="["/>
+            <m:sepChr m:val=""/>
+            <m:endChr m:val="]"/>
+            <m:grow/>
+          </m:dPr>
+          <m:e>
+            <m:m>
+              <m:mPr>
+                <m:baseJc m:val="center"/>
+                <m:plcHide m:val="on"/>
+                <m:mcs>
+                  <m:mc>
+                    <m:mcPr>
+                      <m:mcJc m:val="center"/>
+                      <m:count m:val="1"/>
+                    </m:mcPr>
+                  </m:mc>
+                </m:mcs>
+              </m:mPr>
+              <m:mr>
+                <m:e>
+                  <m:r>
+                    <m:t>1</m:t>
+                  </m:r>
+                </m:e>
+              </m:mr>
+              <m:mr>
+                <m:e>
+                  <m:r>
+                    <m:t>2</m:t>
+                  </m:r>
+                </m:e>
+              </m:mr>
+              <m:mr>
+                <m:e>
+                  <m:r>
+                    <m:t>3</m:t>
+                  </m:r>
+                </m:e>
+              </m:mr>
+            </m:m>
+          </m:e>
+        </m:d>
+      </m:oMath>
+      <w:r>
+        <w:t xml:space="preserve"> </w:t>
+      </w:r>
+      <w:r>
+        <w:t xml:space="preserve">be the matrices of</w:t>
+      </w:r>
+      <w:r>
+        <w:t xml:space="preserve"> </w:t>
+      </w:r>
+      <w:hyperlink w:anchor="exm-cross-product-matrix">
+        <w:r>
+          <w:rPr>
+            <w:rStyle w:val="Hyperlink"/>
+          </w:rPr>
+          <w:t xml:space="preserve">Example 7</w:t>
+        </w:r>
+      </w:hyperlink>
+      <w:r>
+        <w:t xml:space="preserve">.</w:t>
+      </w:r>
+      <w:r>
+        <w:t xml:space="preserve"> </w:t>
+      </w:r>
+      <w:r>
+        <w:t xml:space="preserve">The rows of</w:t>
+      </w:r>
+      <w:r>
+        <w:t xml:space="preserve"> </w:t>
+      </w:r>
+      <m:oMath>
+        <m:r>
+          <m:rPr>
+            <m:sty m:val="bi"/>
+          </m:rPr>
+          <m:t>A</m:t>
+        </m:r>
+      </m:oMath>
+      <w:r>
+        <w:t xml:space="preserve"> </w:t>
+      </w:r>
+      <w:r>
+        <w:t xml:space="preserve">are</w:t>
+      </w:r>
+      <w:r>
+        <w:t xml:space="preserve"> </w:t>
+      </w:r>
+      <w:r>
+        <w:t xml:space="preserve">$\mathord{\smash[b]{\underset{\raise.3ex\hbox{$\scriptstyle\sim$}}{r}}\vphantom{r}}_1 = (1, 0)$</w:t>
+      </w:r>
+      <w:r>
+        <w:t xml:space="preserve">,</w:t>
+      </w:r>
+      <w:r>
+        <w:t xml:space="preserve"> </w:t>
+      </w:r>
+      <w:r>
+        <w:t xml:space="preserve">$\mathord{\smash[b]{\underset{\raise.3ex\hbox{$\scriptstyle\sim$}}{r}}\vphantom{r}}_2 = (1, 1)$</w:t>
+      </w:r>
+      <w:r>
+        <w:t xml:space="preserve">,</w:t>
+      </w:r>
+      <w:r>
+        <w:t xml:space="preserve"> </w:t>
+      </w:r>
+      <w:r>
+        <w:t xml:space="preserve">$\mathord{\smash[b]{\underset{\raise.3ex\hbox{$\scriptstyle\sim$}}{r}}\vphantom{r}}_3 = (0, 1)$</w:t>
+      </w:r>
+      <w:r>
+        <w:t xml:space="preserve">.</w:t>
+      </w:r>
+      <w:r>
+        <w:t xml:space="preserve"> </w:t>
+      </w:r>
+      <w:r>
+        <w:t xml:space="preserve">Taking</w:t>
+      </w:r>
+      <w:r>
+        <w:t xml:space="preserve"> </w:t>
+      </w:r>
+      <m:oMath>
+        <m:r>
+          <m:rPr>
+            <m:sty m:val="bi"/>
+          </m:rPr>
+          <m:t>B</m:t>
+        </m:r>
+        <m:r>
+          <m:rPr>
+            <m:sty m:val="p"/>
+          </m:rPr>
+          <m:t>=</m:t>
+        </m:r>
+        <m:r>
+          <m:rPr>
+            <m:sty m:val="bi"/>
+          </m:rPr>
+          <m:t>A</m:t>
+        </m:r>
+      </m:oMath>
+      <w:r>
+        <w:t xml:space="preserve"> </w:t>
+      </w:r>
+      <w:r>
+        <w:t xml:space="preserve">in</w:t>
+      </w:r>
+      <w:r>
+        <w:t xml:space="preserve"> </w:t>
+      </w:r>
+      <w:hyperlink w:anchor="thm-cross-product-sum-outer">
+        <w:r>
+          <w:rPr>
+            <w:rStyle w:val="Hyperlink"/>
+          </w:rPr>
+          <w:t xml:space="preserve">Theorem 5</w:t>
+        </w:r>
+      </w:hyperlink>
+      <w:r>
+        <w:t xml:space="preserve">,</w:t>
+      </w:r>
+      <w:r>
+        <w:t xml:space="preserve"> </w:t>
+      </w:r>
+      <w:r>
+        <w:t xml:space="preserve">the</w:t>
+      </w:r>
+      <w:r>
+        <w:t xml:space="preserve"> </w:t>
+      </w:r>
+      <w:hyperlink w:anchor="def-gram-matrix">
+        <w:r>
+          <w:rPr>
+            <w:rStyle w:val="Hyperlink"/>
+          </w:rPr>
+          <w:t xml:space="preserve">Gram matrix</w:t>
+        </w:r>
+      </w:hyperlink>
+      <w:r>
+        <w:t xml:space="preserve"> </w:t>
+      </w:r>
+      <w:r>
+        <w:t xml:space="preserve">is the</w:t>
+      </w:r>
+      <w:r>
+        <w:t xml:space="preserve"> </w:t>
+      </w:r>
+      <w:hyperlink r:id="rId39">
+        <w:r>
+          <w:rPr>
+            <w:rStyle w:val="Hyperlink"/>
+          </w:rPr>
+          <w:t xml:space="preserve">sum</w:t>
+        </w:r>
+      </w:hyperlink>
+      <w:r>
+        <w:t xml:space="preserve"> </w:t>
+      </w:r>
+      <w:r>
+        <w:t xml:space="preserve">of the</w:t>
+      </w:r>
+      <w:r>
+        <w:t xml:space="preserve"> </w:t>
+      </w:r>
+      <w:hyperlink r:id="rId40">
+        <w:r>
+          <w:rPr>
+            <w:rStyle w:val="Hyperlink"/>
+          </w:rPr>
+          <w:t xml:space="preserve">outer products</w:t>
+        </w:r>
+      </w:hyperlink>
+      <w:r>
+        <w:t xml:space="preserve"> </w:t>
+      </w:r>
+      <w:r>
+        <w:t xml:space="preserve">of the rows with themselves:</w:t>
+      </w:r>
+    </w:p>
+    <w:p>
+      <w:pPr>
+        <w:pStyle w:val="BodyText"/>
+      </w:pPr>
+      <w:r>
+        <w:t xml:space="preserve">$$
+    \begin{aligned}
+    {\mathbf{A}}^{\top} \mathbf{A}
+    &amp;= \mathord{\smash[b]{\underset{\raise.3ex\hbox{$\scriptstyle\sim$}}{r}}\vphantom{r}}_1\,{\mathord{\smash[b]{\underset{\raise.3ex\hbox{$\scriptstyle\sim$}}{r}}\vphantom{r}}_1}^{\top} + \mathord{\smash[b]{\underset{\raise.3ex\hbox{$\scriptstyle\sim$}}{r}}\vphantom{r}}_2\,{\mathord{\smash[b]{\underset{\raise.3ex\hbox{$\scriptstyle\sim$}}{r}}\vphantom{r}}_2}^{\top} + \mathord{\smash[b]{\underset{\raise.3ex\hbox{$\scriptstyle\sim$}}{r}}\vphantom{r}}_3\,{\mathord{\smash[b]{\underset{\raise.3ex\hbox{$\scriptstyle\sim$}}{r}}\vphantom{r}}_3}^{\top}
+    &amp;&amp; \text{(}\text{Theorem~5}\text{)}
+    \\
+    &amp;= \begin{bmatrix}1 &amp; 0 \\ 0 &amp; 0\end{bmatrix}
+    + \begin{bmatrix}1 &amp; 1 \\ 1 &amp; 1\end{bmatrix}
+    + \begin{bmatrix}0 &amp; 0 \\ 0 &amp; 1\end{bmatrix}
+    &amp;&amp; \text{(}\text{Definition~12 in Inner Products and Orthogonality}\text{)}
+    \\
+    &amp;= \begin{bmatrix}2 &amp; 1 \\ 1 &amp; 2\end{bmatrix}.
+    &amp;&amp; \text{(add)}
+    \end{aligned}
+    $$</w:t>
+      </w:r>
+    </w:p>
+    <w:p>
+      <w:pPr>
+        <w:pStyle w:val="FirstParagraph"/>
+      </w:pPr>
+      <w:r>
+        <w:t xml:space="preserve">This is the Gram matrix of</w:t>
+      </w:r>
+      <w:r>
+        <w:t xml:space="preserve"> </w:t>
+      </w:r>
+      <w:hyperlink w:anchor="exm-gram-matrix">
+        <w:r>
+          <w:rPr>
+            <w:rStyle w:val="Hyperlink"/>
+          </w:rPr>
+          <w:t xml:space="preserve">Example 8</w:t>
+        </w:r>
+      </w:hyperlink>
+      <w:r>
+        <w:t xml:space="preserve">.</w:t>
+      </w:r>
+      <w:r>
+        <w:t xml:space="preserve"> </w:t>
+      </w:r>
+      <w:r>
+        <w:t xml:space="preserve">Now keep the column</w:t>
+      </w:r>
+      <w:r>
+        <w:t xml:space="preserve"> </w:t>
+      </w:r>
+      <m:oMath>
+        <m:r>
+          <m:rPr>
+            <m:sty m:val="bi"/>
+          </m:rPr>
+          <m:t>B</m:t>
+        </m:r>
+      </m:oMath>
+      <w:r>
+        <w:t xml:space="preserve"> </w:t>
+      </w:r>
+      <w:r>
+        <w:t xml:space="preserve">above.</w:t>
+      </w:r>
+      <w:r>
+        <w:t xml:space="preserve"> </w:t>
+      </w:r>
+      <w:r>
+        <w:t xml:space="preserve">Its rows are the 1-vectors</w:t>
+      </w:r>
+      <w:r>
+        <w:t xml:space="preserve"> </w:t>
+      </w:r>
+      <w:r>
+        <w:t xml:space="preserve">$\mathord{\smash[b]{\underset{\raise.3ex\hbox{$\scriptstyle\sim$}}{s}}\vphantom{s}}_1 = (1)$</w:t>
+      </w:r>
+      <w:r>
+        <w:t xml:space="preserve">,</w:t>
+      </w:r>
+      <w:r>
+        <w:t xml:space="preserve"> </w:t>
+      </w:r>
+      <w:r>
+        <w:t xml:space="preserve">$\mathord{\smash[b]{\underset{\raise.3ex\hbox{$\scriptstyle\sim$}}{s}}\vphantom{s}}_2 = (2)$</w:t>
+      </w:r>
+      <w:r>
+        <w:t xml:space="preserve">,</w:t>
+      </w:r>
+      <w:r>
+        <w:t xml:space="preserve"> </w:t>
+      </w:r>
+      <w:r>
+        <w:t xml:space="preserve">$\mathord{\smash[b]{\underset{\raise.3ex\hbox{$\scriptstyle\sim$}}{s}}\vphantom{s}}_3 = (3)$</w:t>
+      </w:r>
+      <w:r>
+        <w:t xml:space="preserve">, so</w:t>
+      </w:r>
+    </w:p>
+    <w:p>
+      <w:pPr>
+        <w:pStyle w:val="BodyText"/>
+      </w:pPr>
+      <w:r>
+        <w:t xml:space="preserve">$$
+    \begin{aligned}
+    {\mathbf{A}}^{\top} \mathbf{B}
+    &amp;= 1 \mathord{\smash[b]{\underset{\raise.3ex\hbox{$\scriptstyle\sim$}}{r}}\vphantom{r}}_1 + 2 \mathord{\smash[b]{\underset{\raise.3ex\hbox{$\scriptstyle\sim$}}{r}}\vphantom{r}}_2 + 3 \mathord{\smash[b]{\underset{\raise.3ex\hbox{$\scriptstyle\sim$}}{r}}\vphantom{r}}_3
+    &amp;&amp; \text{(}\text{Theorem~5}\text{)}
+    \\
+    &amp;= \begin{bmatrix}1 \\ 0\end{bmatrix}
+    + \begin{bmatrix}2 \\ 2\end{bmatrix}
+    + \begin{bmatrix}0 \\ 3\end{bmatrix}
+    &amp;&amp; \text{(scalar multiples)}
+    \\
+    &amp;= \begin{bmatrix}3 \\ 5\end{bmatrix},
+    &amp;&amp; \text{(add)}
+    \end{aligned}
+    $$</w:t>
+      </w:r>
+    </w:p>
+    <w:p>
+      <w:pPr>
+        <w:pStyle w:val="FirstParagraph"/>
+      </w:pPr>
+      <w:r>
+        <w:t xml:space="preserve">the same as in</w:t>
+      </w:r>
+      <w:r>
+        <w:t xml:space="preserve"> </w:t>
+      </w:r>
+      <w:hyperlink w:anchor="exm-cross-product-matrix">
+        <w:r>
+          <w:rPr>
+            <w:rStyle w:val="Hyperlink"/>
+          </w:rPr>
+          <w:t xml:space="preserve">Example 7</w:t>
+        </w:r>
+      </w:hyperlink>
+      <w:r>
+        <w:t xml:space="preserve">.</w:t>
+      </w:r>
+    </w:p>
+    <w:bookmarkEnd w:id="41"/>
+    <w:bookmarkStart w:id="42" w:name="thm-null-gram"/>
+    <w:p>
+      <w:pPr>
+        <w:pStyle w:val="BodyText"/>
+      </w:pPr>
+      <w:r>
+        <w:rPr>
+          <w:b/>
+          <w:bCs/>
+        </w:rPr>
+        <w:t xml:space="preserve">Theorem 6 (</w:t>
       </w:r>
       <m:oMath>
         <m:sSup>
@@ -7650,7 +8424,7 @@
         </m:oMath>
       </m:oMathPara>
     </w:p>
-    <w:bookmarkEnd w:id="37"/>
+    <w:bookmarkEnd w:id="42"/>
     <w:p>
       <w:pPr>
         <w:pStyle w:val="FirstParagraph"/>
@@ -7963,7 +8737,7 @@
         <w:t xml:space="preserve">.</w:t>
       </w:r>
     </w:p>
-    <w:bookmarkStart w:id="38" w:name="exm-null-gram"/>
+    <w:bookmarkStart w:id="43" w:name="exm-null-gram"/>
     <w:p>
       <w:pPr>
         <w:pStyle w:val="BodyText"/>
@@ -7973,7 +8747,7 @@
           <w:b/>
           <w:bCs/>
         </w:rPr>
-        <w:t xml:space="preserve">Example 9 (The null space of a Gram matrix)</w:t>
+        <w:t xml:space="preserve">Example 10 (The null space of a Gram matrix)</w:t>
       </w:r>
       <w:r>
         <w:t xml:space="preserve"> </w:t>
@@ -8580,9 +9354,9 @@
         <w:t xml:space="preserve">.</w:t>
       </w:r>
     </w:p>
-    <w:bookmarkEnd w:id="38"/>
-    <w:bookmarkEnd w:id="39"/>
-    <w:bookmarkStart w:id="123" w:name="sec-rank-nullity"/>
+    <w:bookmarkEnd w:id="43"/>
+    <w:bookmarkEnd w:id="44"/>
+    <w:bookmarkStart w:id="128" w:name="sec-rank-nullity"/>
     <w:p>
       <w:pPr>
         <w:pStyle w:val="Heading2"/>
@@ -8632,18 +9406,18 @@
                 <wp:inline>
                   <wp:extent cx="152400" cy="152400"/>
                   <wp:effectExtent b="0" l="0" r="0" t="0"/>
-                  <wp:docPr descr="" title="" id="41" name="Picture"/>
+                  <wp:docPr descr="" title="" id="46" name="Picture"/>
                   <a:graphic>
                     <a:graphicData uri="http://schemas.openxmlformats.org/drawingml/2006/picture">
                       <pic:pic>
                         <pic:nvPicPr>
-                          <pic:cNvPr descr="/opt/quarto/share/formats/docx/note.png" id="42" name="Picture"/>
+                          <pic:cNvPr descr="/opt/quarto/share/formats/docx/note.png" id="47" name="Picture"/>
                           <pic:cNvPicPr>
                             <a:picLocks noChangeArrowheads="1" noChangeAspect="1"/>
                           </pic:cNvPicPr>
                         </pic:nvPicPr>
                         <pic:blipFill>
-                          <a:blip r:embed="rId40"/>
+                          <a:blip r:embed="rId45"/>
                           <a:stretch>
                             <a:fillRect/>
                           </a:stretch>
@@ -8726,7 +9500,7 @@
             <w:r>
               <w:t xml:space="preserve"> </w:t>
             </w:r>
-            <w:hyperlink r:id="rId43">
+            <w:hyperlink r:id="rId48">
               <w:r>
                 <w:rPr>
                   <w:rStyle w:val="Hyperlink"/>
@@ -8745,7 +9519,7 @@
                 <w:rPr>
                   <w:rStyle w:val="Hyperlink"/>
                 </w:rPr>
-                <w:t xml:space="preserve">Theorem 10</w:t>
+                <w:t xml:space="preserve">Theorem 11</w:t>
               </w:r>
             </w:hyperlink>
             <w:r>
@@ -9516,7 +10290,7 @@
                 <w:rPr>
                   <w:rStyle w:val="Hyperlink"/>
                 </w:rPr>
-                <w:t xml:space="preserve">Theorem 5</w:t>
+                <w:t xml:space="preserve">Theorem 6</w:t>
               </w:r>
             </w:hyperlink>
             <w:r>
@@ -9659,7 +10433,7 @@
             <w:r>
               <w:t xml:space="preserve"> </w:t>
             </w:r>
-            <w:hyperlink r:id="rId44">
+            <w:hyperlink r:id="rId49">
               <w:r>
                 <w:rPr>
                   <w:rStyle w:val="Hyperlink"/>
@@ -9675,7 +10449,7 @@
         </w:tc>
       </w:tr>
     </w:tbl>
-    <w:bookmarkStart w:id="45" w:name="thm-rank-dim"/>
+    <w:bookmarkStart w:id="50" w:name="thm-rank-dim"/>
     <w:p>
       <w:pPr>
         <w:pStyle w:val="FirstParagraph"/>
@@ -9685,7 +10459,7 @@
           <w:b/>
           <w:bCs/>
         </w:rPr>
-        <w:t xml:space="preserve">Theorem 6 (The rank is the dimension of the column space)</w:t>
+        <w:t xml:space="preserve">Theorem 7 (The rank is the dimension of the column space)</w:t>
       </w:r>
       <w:r>
         <w:t xml:space="preserve"> </w:t>
@@ -9826,7 +10600,7 @@
         </m:oMath>
       </m:oMathPara>
     </w:p>
-    <w:bookmarkEnd w:id="45"/>
+    <w:bookmarkEnd w:id="50"/>
     <w:p>
       <w:pPr>
         <w:pStyle w:val="FirstParagraph"/>
@@ -9888,7 +10662,7 @@
       <w:r>
         <w:t xml:space="preserve">(</w:t>
       </w:r>
-      <w:hyperlink r:id="rId46">
+      <w:hyperlink r:id="rId51">
         <w:r>
           <w:rPr>
             <w:rStyle w:val="Hyperlink"/>
@@ -9942,7 +10716,7 @@
       <w:r>
         <w:t xml:space="preserve"> </w:t>
       </w:r>
-      <w:hyperlink r:id="rId46">
+      <w:hyperlink r:id="rId51">
         <w:r>
           <w:rPr>
             <w:rStyle w:val="Hyperlink"/>
@@ -9995,7 +10769,7 @@
       <w:r>
         <w:t xml:space="preserve">(</w:t>
       </w:r>
-      <w:hyperlink r:id="rId47">
+      <w:hyperlink r:id="rId52">
         <w:r>
           <w:rPr>
             <w:rStyle w:val="Hyperlink"/>
@@ -10077,7 +10851,7 @@
       <w:r>
         <w:t xml:space="preserve">(</w:t>
       </w:r>
-      <w:hyperlink r:id="rId48">
+      <w:hyperlink r:id="rId53">
         <w:r>
           <w:rPr>
             <w:rStyle w:val="Hyperlink"/>
@@ -10510,7 +11284,7 @@
       <w:r>
         <w:t xml:space="preserve">(</w:t>
       </w:r>
-      <w:hyperlink r:id="rId49">
+      <w:hyperlink r:id="rId54">
         <w:r>
           <w:rPr>
             <w:rStyle w:val="Hyperlink"/>
@@ -10577,7 +11351,7 @@
         <w:t xml:space="preserve">.</w:t>
       </w:r>
     </w:p>
-    <w:bookmarkStart w:id="50" w:name="exm-rank-dim"/>
+    <w:bookmarkStart w:id="55" w:name="exm-rank-dim"/>
     <w:p>
       <w:pPr>
         <w:pStyle w:val="BodyText"/>
@@ -10587,7 +11361,7 @@
           <w:b/>
           <w:bCs/>
         </w:rPr>
-        <w:t xml:space="preserve">Example 10 (The rank of the matrix in</w:t>
+        <w:t xml:space="preserve">Example 11 (The rank of the matrix in</w:t>
       </w:r>
       <w:r>
         <w:rPr>
@@ -10898,7 +11672,7 @@
           <w:rPr>
             <w:rStyle w:val="Hyperlink"/>
           </w:rPr>
-          <w:t xml:space="preserve">Theorem 6</w:t>
+          <w:t xml:space="preserve">Theorem 7</w:t>
         </w:r>
       </w:hyperlink>
       <w:r>
@@ -10990,8 +11764,8 @@
         <w:t xml:space="preserve">.</w:t>
       </w:r>
     </w:p>
-    <w:bookmarkEnd w:id="50"/>
-    <w:bookmarkStart w:id="51" w:name="def-nullity"/>
+    <w:bookmarkEnd w:id="55"/>
+    <w:bookmarkStart w:id="56" w:name="def-nullity"/>
     <w:p>
       <w:pPr>
         <w:pStyle w:val="BodyText"/>
@@ -11174,8 +11948,8 @@
         </m:oMath>
       </m:oMathPara>
     </w:p>
-    <w:bookmarkEnd w:id="51"/>
-    <w:bookmarkStart w:id="52" w:name="exm-nullity"/>
+    <w:bookmarkEnd w:id="56"/>
+    <w:bookmarkStart w:id="57" w:name="exm-nullity"/>
     <w:p>
       <w:pPr>
         <w:pStyle w:val="FirstParagraph"/>
@@ -11185,7 +11959,7 @@
           <w:b/>
           <w:bCs/>
         </w:rPr>
-        <w:t xml:space="preserve">Example 11 (The nullity of the matrix in</w:t>
+        <w:t xml:space="preserve">Example 12 (The nullity of the matrix in</w:t>
       </w:r>
       <w:r>
         <w:rPr>
@@ -11850,8 +12624,8 @@
         <w:t xml:space="preserve">.</w:t>
       </w:r>
     </w:p>
-    <w:bookmarkEnd w:id="52"/>
-    <w:bookmarkStart w:id="53" w:name="thm-rank-nullity"/>
+    <w:bookmarkEnd w:id="57"/>
+    <w:bookmarkStart w:id="58" w:name="thm-rank-nullity"/>
     <w:p>
       <w:pPr>
         <w:pStyle w:val="BodyText"/>
@@ -11861,7 +12635,7 @@
           <w:b/>
           <w:bCs/>
         </w:rPr>
-        <w:t xml:space="preserve">Theorem 7 (Rank-nullity theorem)</w:t>
+        <w:t xml:space="preserve">Theorem 8 (Rank-nullity theorem)</w:t>
       </w:r>
       <w:r>
         <w:t xml:space="preserve"> </w:t>
@@ -11988,7 +12762,7 @@
         </m:oMath>
       </m:oMathPara>
     </w:p>
-    <w:bookmarkEnd w:id="53"/>
+    <w:bookmarkEnd w:id="58"/>
     <w:p>
       <w:pPr>
         <w:pStyle w:val="FirstParagraph"/>
@@ -12143,7 +12917,7 @@
       <w:r>
         <w:t xml:space="preserve">(</w:t>
       </w:r>
-      <w:hyperlink r:id="rId54">
+      <w:hyperlink r:id="rId59">
         <w:r>
           <w:rPr>
             <w:rStyle w:val="Hyperlink"/>
@@ -12267,7 +13041,7 @@
       <w:r>
         <w:t xml:space="preserve">(</w:t>
       </w:r>
-      <w:hyperlink r:id="rId55">
+      <w:hyperlink r:id="rId60">
         <w:r>
           <w:rPr>
             <w:rStyle w:val="Hyperlink"/>
@@ -12281,7 +13055,7 @@
       <w:r>
         <w:t xml:space="preserve"> </w:t>
       </w:r>
-      <w:hyperlink r:id="rId56">
+      <w:hyperlink r:id="rId61">
         <w:r>
           <w:rPr>
             <w:rStyle w:val="Hyperlink"/>
@@ -12352,7 +13126,7 @@
       <w:r>
         <w:t xml:space="preserve"> </w:t>
       </w:r>
-      <w:hyperlink r:id="rId57">
+      <w:hyperlink r:id="rId62">
         <w:r>
           <w:rPr>
             <w:rStyle w:val="Hyperlink"/>
@@ -12428,7 +13202,7 @@
       <w:r>
         <w:t xml:space="preserve">(</w:t>
       </w:r>
-      <w:hyperlink r:id="rId57">
+      <w:hyperlink r:id="rId62">
         <w:r>
           <w:rPr>
             <w:rStyle w:val="Hyperlink"/>
@@ -13084,14 +13858,14 @@
           <w:rPr>
             <w:rStyle w:val="Hyperlink"/>
           </w:rPr>
-          <w:t xml:space="preserve">Theorem 6</w:t>
+          <w:t xml:space="preserve">Theorem 7</w:t>
         </w:r>
       </w:hyperlink>
       <w:r>
         <w:t xml:space="preserve">.</w:t>
       </w:r>
     </w:p>
-    <w:bookmarkStart w:id="58" w:name="exm-rank-nullity"/>
+    <w:bookmarkStart w:id="63" w:name="exm-rank-nullity"/>
     <w:p>
       <w:pPr>
         <w:pStyle w:val="BodyText"/>
@@ -13101,7 +13875,7 @@
           <w:b/>
           <w:bCs/>
         </w:rPr>
-        <w:t xml:space="preserve">Example 12 (Checking rank-nullity on the matrix in</w:t>
+        <w:t xml:space="preserve">Example 13 (Checking rank-nullity on the matrix in</w:t>
       </w:r>
       <w:r>
         <w:rPr>
@@ -13215,7 +13989,7 @@
           <w:rPr>
             <w:rStyle w:val="Hyperlink"/>
           </w:rPr>
-          <w:t xml:space="preserve">Example 10</w:t>
+          <w:t xml:space="preserve">Example 11</w:t>
         </w:r>
       </w:hyperlink>
       <w:r>
@@ -13246,7 +14020,7 @@
           <w:rPr>
             <w:rStyle w:val="Hyperlink"/>
           </w:rPr>
-          <w:t xml:space="preserve">Example 11</w:t>
+          <w:t xml:space="preserve">Example 12</w:t>
         </w:r>
       </w:hyperlink>
       <w:r>
@@ -13349,7 +14123,7 @@
           <w:rPr>
             <w:rStyle w:val="Hyperlink"/>
           </w:rPr>
-          <w:t xml:space="preserve">Example 11</w:t>
+          <w:t xml:space="preserve">Example 12</w:t>
         </w:r>
       </w:hyperlink>
       <w:r>
@@ -13391,8 +14165,8 @@
         <w:t xml:space="preserve">.</w:t>
       </w:r>
     </w:p>
-    <w:bookmarkEnd w:id="58"/>
-    <w:bookmarkStart w:id="59" w:name="thm-rank-product"/>
+    <w:bookmarkEnd w:id="63"/>
+    <w:bookmarkStart w:id="64" w:name="thm-rank-product"/>
     <w:p>
       <w:pPr>
         <w:pStyle w:val="BodyText"/>
@@ -13402,7 +14176,7 @@
           <w:b/>
           <w:bCs/>
         </w:rPr>
-        <w:t xml:space="preserve">Theorem 8 (Multiplying on the right cannot increase the rank)</w:t>
+        <w:t xml:space="preserve">Theorem 9 (Multiplying on the right cannot increase the rank)</w:t>
       </w:r>
       <w:r>
         <w:t xml:space="preserve"> </w:t>
@@ -13566,7 +14340,7 @@
         </m:oMath>
       </m:oMathPara>
     </w:p>
-    <w:bookmarkEnd w:id="59"/>
+    <w:bookmarkEnd w:id="64"/>
     <w:p>
       <w:pPr>
         <w:pStyle w:val="FirstParagraph"/>
@@ -13973,7 +14747,7 @@
                   <m:nor/>
                   <m:sty m:val="p"/>
                 </m:rPr>
-                <m:t>Theorem 6</m:t>
+                <m:t>Theorem 7</m:t>
               </m:r>
               <m:r>
                 <m:rPr>
@@ -14126,7 +14900,7 @@
                   <m:nor/>
                   <m:sty m:val="p"/>
                 </m:rPr>
-                <m:t>Theorem 6</m:t>
+                <m:t>Theorem 7</m:t>
               </m:r>
               <m:r>
                 <m:rPr>
@@ -14140,7 +14914,7 @@
         </m:oMath>
       </m:oMathPara>
     </w:p>
-    <w:bookmarkStart w:id="60" w:name="exm-rank-product"/>
+    <w:bookmarkStart w:id="65" w:name="exm-rank-product"/>
     <w:p>
       <w:pPr>
         <w:pStyle w:val="FirstParagraph"/>
@@ -14150,7 +14924,7 @@
           <w:b/>
           <w:bCs/>
         </w:rPr>
-        <w:t xml:space="preserve">Example 13 (A product can lose rank)</w:t>
+        <w:t xml:space="preserve">Example 14 (A product can lose rank)</w:t>
       </w:r>
       <w:r>
         <w:t xml:space="preserve"> </w:t>
@@ -14644,7 +15418,7 @@
           <w:rPr>
             <w:rStyle w:val="Hyperlink"/>
           </w:rPr>
-          <w:t xml:space="preserve">Theorem 8</w:t>
+          <w:t xml:space="preserve">Theorem 9</w:t>
         </w:r>
       </w:hyperlink>
       <w:r>
@@ -14743,8 +15517,8 @@
         <w:t xml:space="preserve">, and the inequality is an equality.</w:t>
       </w:r>
     </w:p>
-    <w:bookmarkEnd w:id="60"/>
-    <w:bookmarkStart w:id="61" w:name="thm-rank-transpose"/>
+    <w:bookmarkEnd w:id="65"/>
+    <w:bookmarkStart w:id="66" w:name="thm-rank-transpose"/>
     <w:p>
       <w:pPr>
         <w:pStyle w:val="BodyText"/>
@@ -14754,7 +15528,7 @@
           <w:b/>
           <w:bCs/>
         </w:rPr>
-        <w:t xml:space="preserve">Theorem 9 (Fundamental theorem of ranks)</w:t>
+        <w:t xml:space="preserve">Theorem 10 (Fundamental theorem of ranks)</w:t>
       </w:r>
       <w:r>
         <w:t xml:space="preserve"> </w:t>
@@ -15022,7 +15796,7 @@
         <w:t xml:space="preserve">equals the largest number of linearly independent columns.</w:t>
       </w:r>
     </w:p>
-    <w:bookmarkEnd w:id="61"/>
+    <w:bookmarkEnd w:id="66"/>
     <w:p>
       <w:pPr>
         <w:pStyle w:val="BodyText"/>
@@ -15234,7 +16008,7 @@
           <w:rPr>
             <w:rStyle w:val="Hyperlink"/>
           </w:rPr>
-          <w:t xml:space="preserve">Theorem 5</w:t>
+          <w:t xml:space="preserve">Theorem 6</w:t>
         </w:r>
       </w:hyperlink>
       <w:r>
@@ -15395,7 +16169,7 @@
                   <m:nor/>
                   <m:sty m:val="p"/>
                 </m:rPr>
-                <m:t>Theorem 7</m:t>
+                <m:t>Theorem 8</m:t>
               </m:r>
               <m:r>
                 <m:rPr>
@@ -15520,7 +16294,7 @@
                   <m:nor/>
                   <m:sty m:val="p"/>
                 </m:rPr>
-                <m:t>Theorem 7</m:t>
+                <m:t>Theorem 8</m:t>
               </m:r>
               <m:r>
                 <m:rPr>
@@ -15931,7 +16705,7 @@
                   <m:nor/>
                   <m:sty m:val="p"/>
                 </m:rPr>
-                <m:t>Theorem 8</m:t>
+                <m:t>Theorem 9</m:t>
               </m:r>
               <m:r>
                 <m:rPr>
@@ -16090,7 +16864,7 @@
                   <m:nor/>
                   <m:sty m:val="p"/>
                 </m:rPr>
-                <m:t>Theorem 8</m:t>
+                <m:t>Theorem 9</m:t>
               </m:r>
               <m:r>
                 <m:rPr>
@@ -16250,7 +17024,7 @@
         <w:t xml:space="preserve">which gives the statement about rows.</w:t>
       </w:r>
     </w:p>
-    <w:bookmarkStart w:id="62" w:name="exm-rank-transpose"/>
+    <w:bookmarkStart w:id="67" w:name="exm-rank-transpose"/>
     <w:p>
       <w:pPr>
         <w:pStyle w:val="BodyText"/>
@@ -16260,7 +17034,7 @@
           <w:b/>
           <w:bCs/>
         </w:rPr>
-        <w:t xml:space="preserve">Example 14 (Four equal ranks)</w:t>
+        <w:t xml:space="preserve">Example 15 (Four equal ranks)</w:t>
       </w:r>
       <w:r>
         <w:t xml:space="preserve"> </w:t>
@@ -16348,7 +17122,7 @@
           <w:rPr>
             <w:rStyle w:val="Hyperlink"/>
           </w:rPr>
-          <w:t xml:space="preserve">Example 10</w:t>
+          <w:t xml:space="preserve">Example 11</w:t>
         </w:r>
       </w:hyperlink>
       <w:r>
@@ -16553,7 +17327,7 @@
           <w:rPr>
             <w:rStyle w:val="Hyperlink"/>
           </w:rPr>
-          <w:t xml:space="preserve">Example 9</w:t>
+          <w:t xml:space="preserve">Example 10</w:t>
         </w:r>
       </w:hyperlink>
       <w:r>
@@ -17263,8 +18037,8 @@
         <w:t xml:space="preserve">.</w:t>
       </w:r>
     </w:p>
-    <w:bookmarkEnd w:id="62"/>
-    <w:bookmarkStart w:id="63" w:name="cor-rank-bound"/>
+    <w:bookmarkEnd w:id="67"/>
+    <w:bookmarkStart w:id="68" w:name="cor-rank-bound"/>
     <w:p>
       <w:pPr>
         <w:pStyle w:val="BodyText"/>
@@ -17392,7 +18166,7 @@
         <w:t xml:space="preserve">.</w:t>
       </w:r>
     </w:p>
-    <w:bookmarkEnd w:id="63"/>
+    <w:bookmarkEnd w:id="68"/>
     <w:p>
       <w:pPr>
         <w:pStyle w:val="BodyText"/>
@@ -17505,7 +18279,7 @@
       <w:r>
         <w:t xml:space="preserve">(</w:t>
       </w:r>
-      <w:hyperlink r:id="rId46">
+      <w:hyperlink r:id="rId51">
         <w:r>
           <w:rPr>
             <w:rStyle w:val="Hyperlink"/>
@@ -17662,14 +18436,14 @@
           <w:rPr>
             <w:rStyle w:val="Hyperlink"/>
           </w:rPr>
-          <w:t xml:space="preserve">Theorem 9</w:t>
+          <w:t xml:space="preserve">Theorem 10</w:t>
         </w:r>
       </w:hyperlink>
       <w:r>
         <w:t xml:space="preserve">).</w:t>
       </w:r>
     </w:p>
-    <w:bookmarkStart w:id="65" w:name="exm-rank-bound"/>
+    <w:bookmarkStart w:id="70" w:name="exm-rank-bound"/>
     <w:p>
       <w:pPr>
         <w:pStyle w:val="BodyText"/>
@@ -17679,7 +18453,7 @@
           <w:b/>
           <w:bCs/>
         </w:rPr>
-        <w:t xml:space="preserve">Example 15 (A</w:t>
+        <w:t xml:space="preserve">Example 16 (A</w:t>
       </w:r>
       <w:r>
         <w:rPr>
@@ -17939,7 +18713,7 @@
       <w:r>
         <w:t xml:space="preserve"> </w:t>
       </w:r>
-      <w:hyperlink r:id="rId64">
+      <w:hyperlink r:id="rId69">
         <w:r>
           <w:rPr>
             <w:rStyle w:val="Hyperlink"/>
@@ -18047,8 +18821,8 @@
         <w:t xml:space="preserve">.</w:t>
       </w:r>
     </w:p>
-    <w:bookmarkEnd w:id="65"/>
-    <w:bookmarkStart w:id="66" w:name="thm-rank-product-right"/>
+    <w:bookmarkEnd w:id="70"/>
+    <w:bookmarkStart w:id="71" w:name="thm-rank-product-right"/>
     <w:p>
       <w:pPr>
         <w:pStyle w:val="BodyText"/>
@@ -18058,7 +18832,7 @@
           <w:b/>
           <w:bCs/>
         </w:rPr>
-        <w:t xml:space="preserve">Theorem 10 (Multiplying on the left cannot increase the rank)</w:t>
+        <w:t xml:space="preserve">Theorem 11 (Multiplying on the left cannot increase the rank)</w:t>
       </w:r>
       <w:r>
         <w:t xml:space="preserve"> </w:t>
@@ -18222,7 +18996,7 @@
         </m:oMath>
       </m:oMathPara>
     </w:p>
-    <w:bookmarkEnd w:id="66"/>
+    <w:bookmarkEnd w:id="71"/>
     <w:p>
       <w:pPr>
         <w:pStyle w:val="FirstParagraph"/>
@@ -18360,7 +19134,7 @@
                   <m:nor/>
                   <m:sty m:val="p"/>
                 </m:rPr>
-                <m:t>Theorem 9</m:t>
+                <m:t>Theorem 10</m:t>
               </m:r>
               <m:r>
                 <m:rPr>
@@ -18529,7 +19303,7 @@
                   <m:nor/>
                   <m:sty m:val="p"/>
                 </m:rPr>
-                <m:t>Theorem 8</m:t>
+                <m:t>Theorem 9</m:t>
               </m:r>
               <m:r>
                 <m:rPr>
@@ -18622,7 +19396,7 @@
                   <m:nor/>
                   <m:sty m:val="p"/>
                 </m:rPr>
-                <m:t>Theorem 9</m:t>
+                <m:t>Theorem 10</m:t>
               </m:r>
               <m:r>
                 <m:rPr>
@@ -18636,7 +19410,7 @@
         </m:oMath>
       </m:oMathPara>
     </w:p>
-    <w:bookmarkStart w:id="67" w:name="exm-rank-product-right"/>
+    <w:bookmarkStart w:id="72" w:name="exm-rank-product-right"/>
     <w:p>
       <w:pPr>
         <w:pStyle w:val="FirstParagraph"/>
@@ -18646,7 +19420,7 @@
           <w:b/>
           <w:bCs/>
         </w:rPr>
-        <w:t xml:space="preserve">Example 16 (A product of rank 1 with a factor of rank 2)</w:t>
+        <w:t xml:space="preserve">Example 17 (A product of rank 1 with a factor of rank 2)</w:t>
       </w:r>
       <w:r>
         <w:t xml:space="preserve"> </w:t>
@@ -19084,7 +19858,7 @@
       <w:r>
         <w:t xml:space="preserve"> </w:t>
       </w:r>
-      <w:hyperlink r:id="rId46">
+      <w:hyperlink r:id="rId51">
         <w:r>
           <w:rPr>
             <w:rStyle w:val="Hyperlink"/>
@@ -19370,7 +20144,7 @@
           <w:rPr>
             <w:rStyle w:val="Hyperlink"/>
           </w:rPr>
-          <w:t xml:space="preserve">Theorem 10</w:t>
+          <w:t xml:space="preserve">Theorem 11</w:t>
         </w:r>
       </w:hyperlink>
       <w:r>
@@ -19390,7 +20164,7 @@
           <w:rPr>
             <w:rStyle w:val="Hyperlink"/>
           </w:rPr>
-          <w:t xml:space="preserve">Theorem 8</w:t>
+          <w:t xml:space="preserve">Theorem 9</w:t>
         </w:r>
       </w:hyperlink>
       <w:r>
@@ -19408,8 +20182,8 @@
         <w:t xml:space="preserve">, is not the tighter one.</w:t>
       </w:r>
     </w:p>
-    <w:bookmarkEnd w:id="67"/>
-    <w:bookmarkStart w:id="68" w:name="cor-rank-product-full-rank"/>
+    <w:bookmarkEnd w:id="72"/>
+    <w:bookmarkStart w:id="73" w:name="cor-rank-product-full-rank"/>
     <w:p>
       <w:pPr>
         <w:pStyle w:val="BodyText"/>
@@ -19734,7 +20508,7 @@
         <w:t xml:space="preserve">.</w:t>
       </w:r>
     </w:p>
-    <w:bookmarkEnd w:id="68"/>
+    <w:bookmarkEnd w:id="73"/>
     <w:p>
       <w:pPr>
         <w:pStyle w:val="FirstParagraph"/>
@@ -19994,7 +20768,7 @@
           <w:rPr>
             <w:rStyle w:val="Hyperlink"/>
           </w:rPr>
-          <w:t xml:space="preserve">Theorem 7</w:t>
+          <w:t xml:space="preserve">Theorem 8</w:t>
         </w:r>
       </w:hyperlink>
       <w:r>
@@ -20006,7 +20780,7 @@
       <w:r>
         <w:t xml:space="preserve"> </w:t>
       </w:r>
-      <w:hyperlink r:id="rId46">
+      <w:hyperlink r:id="rId51">
         <w:r>
           <w:rPr>
             <w:rStyle w:val="Hyperlink"/>
@@ -20123,7 +20897,7 @@
       <w:r>
         <w:t xml:space="preserve"> </w:t>
       </w:r>
-      <w:hyperlink r:id="rId49">
+      <w:hyperlink r:id="rId54">
         <w:r>
           <w:rPr>
             <w:rStyle w:val="Hyperlink"/>
@@ -20150,7 +20924,7 @@
           <w:rPr>
             <w:rStyle w:val="Hyperlink"/>
           </w:rPr>
-          <w:t xml:space="preserve">Theorem 6</w:t>
+          <w:t xml:space="preserve">Theorem 7</w:t>
         </w:r>
       </w:hyperlink>
       <w:r>
@@ -20220,7 +20994,7 @@
       <w:r>
         <w:t xml:space="preserve">(</w:t>
       </w:r>
-      <w:hyperlink r:id="rId69">
+      <w:hyperlink r:id="rId74">
         <w:r>
           <w:rPr>
             <w:rStyle w:val="Hyperlink"/>
@@ -20440,14 +21214,14 @@
           <w:rPr>
             <w:rStyle w:val="Hyperlink"/>
           </w:rPr>
-          <w:t xml:space="preserve">Theorem 6</w:t>
+          <w:t xml:space="preserve">Theorem 7</w:t>
         </w:r>
       </w:hyperlink>
       <w:r>
         <w:t xml:space="preserve">).</w:t>
       </w:r>
     </w:p>
-    <w:bookmarkStart w:id="70" w:name="exm-rank-product-full-rank"/>
+    <w:bookmarkStart w:id="75" w:name="exm-rank-product-full-rank"/>
     <w:p>
       <w:pPr>
         <w:pStyle w:val="BodyText"/>
@@ -20457,7 +21231,7 @@
           <w:b/>
           <w:bCs/>
         </w:rPr>
-        <w:t xml:space="preserve">Example 17 (Ranks of products with a full-rank factor)</w:t>
+        <w:t xml:space="preserve">Example 18 (Ranks of products with a full-rank factor)</w:t>
       </w:r>
       <w:r>
         <w:t xml:space="preserve"> </w:t>
@@ -20542,7 +21316,7 @@
       <w:r>
         <w:t xml:space="preserve"> </w:t>
       </w:r>
-      <w:hyperlink r:id="rId46">
+      <w:hyperlink r:id="rId51">
         <w:r>
           <w:rPr>
             <w:rStyle w:val="Hyperlink"/>
@@ -21142,8 +21916,8 @@
         <w:t xml:space="preserve">.</w:t>
       </w:r>
     </w:p>
-    <w:bookmarkEnd w:id="70"/>
-    <w:bookmarkStart w:id="72" w:name="thm-centered-data-rank"/>
+    <w:bookmarkEnd w:id="75"/>
+    <w:bookmarkStart w:id="77" w:name="thm-centered-data-rank"/>
     <w:p>
       <w:pPr>
         <w:pStyle w:val="FirstParagraph"/>
@@ -21153,7 +21927,7 @@
           <w:b/>
           <w:bCs/>
         </w:rPr>
-        <w:t xml:space="preserve">Theorem 11 (A centered data matrix has rank at most</w:t>
+        <w:t xml:space="preserve">Theorem 12 (A centered data matrix has rank at most</w:t>
       </w:r>
       <w:r>
         <w:rPr>
@@ -21329,7 +22103,7 @@
       <w:r>
         <w:t xml:space="preserve">(</w:t>
       </w:r>
-      <w:hyperlink r:id="rId71">
+      <w:hyperlink r:id="rId76">
         <w:r>
           <w:rPr>
             <w:rStyle w:val="Hyperlink"/>
@@ -21406,7 +22180,7 @@
         <w:t xml:space="preserve">.</w:t>
       </w:r>
     </w:p>
-    <w:bookmarkEnd w:id="72"/>
+    <w:bookmarkEnd w:id="77"/>
     <w:p>
       <w:pPr>
         <w:pStyle w:val="BodyText"/>
@@ -21635,7 +22409,7 @@
           <w:rPr>
             <w:rStyle w:val="Hyperlink"/>
           </w:rPr>
-          <w:t xml:space="preserve">Theorem 7</w:t>
+          <w:t xml:space="preserve">Theorem 8</w:t>
         </w:r>
       </w:hyperlink>
       <w:r>
@@ -21807,7 +22581,7 @@
                   <m:nor/>
                   <m:sty m:val="p"/>
                 </m:rPr>
-                <m:t>Theorem 9</m:t>
+                <m:t>Theorem 10</m:t>
               </m:r>
               <m:r>
                 <m:rPr>
@@ -21899,7 +22673,7 @@
                   <m:nor/>
                   <m:sty m:val="p"/>
                 </m:rPr>
-                <m:t>Theorem 7</m:t>
+                <m:t>Theorem 8</m:t>
               </m:r>
               <m:r>
                 <m:rPr>
@@ -22016,7 +22790,7 @@
         </m:oMath>
       </m:oMathPara>
     </w:p>
-    <w:bookmarkStart w:id="73" w:name="exm-centered-data-rank"/>
+    <w:bookmarkStart w:id="78" w:name="exm-centered-data-rank"/>
     <w:p>
       <w:pPr>
         <w:pStyle w:val="FirstParagraph"/>
@@ -22026,7 +22800,7 @@
           <w:b/>
           <w:bCs/>
         </w:rPr>
-        <w:t xml:space="preserve">Example 18 (Two points in three dimensions)</w:t>
+        <w:t xml:space="preserve">Example 19 (Two points in three dimensions)</w:t>
       </w:r>
       <w:r>
         <w:t xml:space="preserve"> </w:t>
@@ -22363,8 +23137,8 @@
         <w:t xml:space="preserve">.</w:t>
       </w:r>
     </w:p>
-    <w:bookmarkEnd w:id="73"/>
-    <w:bookmarkStart w:id="74" w:name="cor-sample-covariance-singular"/>
+    <w:bookmarkEnd w:id="78"/>
+    <w:bookmarkStart w:id="79" w:name="cor-sample-covariance-singular"/>
     <w:p>
       <w:pPr>
         <w:pStyle w:val="BodyText"/>
@@ -22451,7 +23225,7 @@
           <w:rPr>
             <w:rStyle w:val="Hyperlink"/>
           </w:rPr>
-          <w:t xml:space="preserve">Theorem 11</w:t>
+          <w:t xml:space="preserve">Theorem 12</w:t>
         </w:r>
       </w:hyperlink>
       <w:r>
@@ -22675,7 +23449,7 @@
         <w:t xml:space="preserve">is not invertible.</w:t>
       </w:r>
     </w:p>
-    <w:bookmarkEnd w:id="74"/>
+    <w:bookmarkEnd w:id="79"/>
     <w:p>
       <w:pPr>
         <w:pStyle w:val="BodyText"/>
@@ -22910,7 +23684,7 @@
                   <m:nor/>
                   <m:sty m:val="p"/>
                 </m:rPr>
-                <m:t>Theorem 9</m:t>
+                <m:t>Theorem 10</m:t>
               </m:r>
               <m:r>
                 <m:rPr>
@@ -22966,7 +23740,7 @@
                   <m:nor/>
                   <m:sty m:val="p"/>
                 </m:rPr>
-                <m:t>Theorem 11</m:t>
+                <m:t>Theorem 12</m:t>
               </m:r>
               <m:r>
                 <m:rPr>
@@ -23098,7 +23872,7 @@
       <w:r>
         <w:t xml:space="preserve"> </w:t>
       </w:r>
-      <w:hyperlink r:id="rId75">
+      <w:hyperlink r:id="rId80">
         <w:r>
           <w:rPr>
             <w:rStyle w:val="Hyperlink"/>
@@ -23110,7 +23884,7 @@
         <w:t xml:space="preserve">.</w:t>
       </w:r>
     </w:p>
-    <w:bookmarkStart w:id="76" w:name="exm-sample-covariance-singular"/>
+    <w:bookmarkStart w:id="81" w:name="exm-sample-covariance-singular"/>
     <w:p>
       <w:pPr>
         <w:pStyle w:val="BodyText"/>
@@ -23120,7 +23894,7 @@
           <w:b/>
           <w:bCs/>
         </w:rPr>
-        <w:t xml:space="preserve">Example 19 (As many points as dimensions)</w:t>
+        <w:t xml:space="preserve">Example 20 (As many points as dimensions)</w:t>
       </w:r>
       <w:r>
         <w:t xml:space="preserve"> </w:t>
@@ -23554,8 +24328,8 @@
         <w:t xml:space="preserve">.</w:t>
       </w:r>
     </w:p>
-    <w:bookmarkEnd w:id="76"/>
-    <w:bookmarkStart w:id="79" w:name="def-affine-subspace"/>
+    <w:bookmarkEnd w:id="81"/>
+    <w:bookmarkStart w:id="84" w:name="def-affine-subspace"/>
     <w:p>
       <w:pPr>
         <w:pStyle w:val="BodyText"/>
@@ -23717,7 +24491,7 @@
       <w:r>
         <w:t xml:space="preserve"> </w:t>
       </w:r>
-      <w:hyperlink r:id="rId77">
+      <w:hyperlink r:id="rId82">
         <w:r>
           <w:rPr>
             <w:rStyle w:val="Hyperlink"/>
@@ -23761,7 +24535,7 @@
       <w:r>
         <w:t xml:space="preserve">(</w:t>
       </w:r>
-      <w:hyperlink r:id="rId78">
+      <w:hyperlink r:id="rId83">
         <w:r>
           <w:rPr>
             <w:rStyle w:val="Hyperlink"/>
@@ -23773,8 +24547,8 @@
         <w:t xml:space="preserve">).</w:t>
       </w:r>
     </w:p>
-    <w:bookmarkEnd w:id="79"/>
-    <w:bookmarkStart w:id="81" w:name="exm-affine-subspace"/>
+    <w:bookmarkEnd w:id="84"/>
+    <w:bookmarkStart w:id="86" w:name="exm-affine-subspace"/>
     <w:p>
       <w:pPr>
         <w:pStyle w:val="BodyText"/>
@@ -23784,7 +24558,7 @@
           <w:b/>
           <w:bCs/>
         </w:rPr>
-        <w:t xml:space="preserve">Example 20 (A line that misses the origin is an affine subspace)</w:t>
+        <w:t xml:space="preserve">Example 21 (A line that misses the origin is an affine subspace)</w:t>
       </w:r>
       <w:r>
         <w:t xml:space="preserve"> </w:t>
@@ -23881,7 +24655,7 @@
       <w:r>
         <w:t xml:space="preserve"> </w:t>
       </w:r>
-      <w:hyperlink r:id="rId80">
+      <w:hyperlink r:id="rId85">
         <w:r>
           <w:rPr>
             <w:rStyle w:val="Hyperlink"/>
@@ -24346,8 +25120,8 @@
         <w:t xml:space="preserve">.</w:t>
       </w:r>
     </w:p>
-    <w:bookmarkEnd w:id="81"/>
-    <w:bookmarkStart w:id="84" w:name="thm-hyperplane-subspace"/>
+    <w:bookmarkEnd w:id="86"/>
+    <w:bookmarkStart w:id="89" w:name="thm-hyperplane-subspace"/>
     <w:p>
       <w:pPr>
         <w:pStyle w:val="BodyText"/>
@@ -24357,7 +25131,7 @@
           <w:b/>
           <w:bCs/>
         </w:rPr>
-        <w:t xml:space="preserve">Theorem 12 (A hyperplane is a translated subspace of dimension</w:t>
+        <w:t xml:space="preserve">Theorem 13 (A hyperplane is a translated subspace of dimension</w:t>
       </w:r>
       <w:r>
         <w:rPr>
@@ -24479,7 +25253,7 @@
       <w:r>
         <w:t xml:space="preserve">(</w:t>
       </w:r>
-      <w:hyperlink r:id="rId82">
+      <w:hyperlink r:id="rId87">
         <w:r>
           <w:rPr>
             <w:rStyle w:val="Hyperlink"/>
@@ -24613,7 +25387,7 @@
       <w:r>
         <w:t xml:space="preserve">(</w:t>
       </w:r>
-      <w:hyperlink r:id="rId49">
+      <w:hyperlink r:id="rId54">
         <w:r>
           <w:rPr>
             <w:rStyle w:val="Hyperlink"/>
@@ -24740,7 +25514,7 @@
       <w:r>
         <w:t xml:space="preserve">(</w:t>
       </w:r>
-      <w:hyperlink r:id="rId83">
+      <w:hyperlink r:id="rId88">
         <w:r>
           <w:rPr>
             <w:rStyle w:val="Hyperlink"/>
@@ -24752,7 +25526,7 @@
         <w:t xml:space="preserve">).</w:t>
       </w:r>
     </w:p>
-    <w:bookmarkEnd w:id="84"/>
+    <w:bookmarkEnd w:id="89"/>
     <w:p>
       <w:pPr>
         <w:pStyle w:val="FirstParagraph"/>
@@ -24817,7 +25591,7 @@
       <w:r>
         <w:t xml:space="preserve">(</w:t>
       </w:r>
-      <w:hyperlink r:id="rId85">
+      <w:hyperlink r:id="rId90">
         <w:r>
           <w:rPr>
             <w:rStyle w:val="Hyperlink"/>
@@ -25112,7 +25886,7 @@
       <w:r>
         <w:t xml:space="preserve">(</w:t>
       </w:r>
-      <w:hyperlink r:id="rId46">
+      <w:hyperlink r:id="rId51">
         <w:r>
           <w:rPr>
             <w:rStyle w:val="Hyperlink"/>
@@ -25171,7 +25945,7 @@
     &amp;&amp; \text{(}\text{Definition~7}\text{)}
     \\
     &amp;= p - \operatorname{rank}(\mathord{\smash[b]{\underset{\raise.3ex\hbox{$\scriptstyle\sim$}}{w}}\vphantom{w}}^{\top})
-    &amp;&amp; \text{(}\text{Theorem~7}\text{, for the } p \text{ columns of } \mathord{\smash[b]{\underset{\raise.3ex\hbox{$\scriptstyle\sim$}}{w}}\vphantom{w}}^{\top} \text{)}
+    &amp;&amp; \text{(}\text{Theorem~8}\text{, for the } p \text{ columns of } \mathord{\smash[b]{\underset{\raise.3ex\hbox{$\scriptstyle\sim$}}{w}}\vphantom{w}}^{\top} \text{)}
     \\
     &amp;= p - 1.
     &amp;&amp; \text{(the rank is } 1 \text{)}
@@ -25570,7 +26344,7 @@
     $$</w:t>
       </w:r>
     </w:p>
-    <w:bookmarkStart w:id="87" w:name="exm-hyperplane-subspace"/>
+    <w:bookmarkStart w:id="92" w:name="exm-hyperplane-subspace"/>
     <w:p>
       <w:pPr>
         <w:pStyle w:val="FirstParagraph"/>
@@ -25580,7 +26354,7 @@
           <w:b/>
           <w:bCs/>
         </w:rPr>
-        <w:t xml:space="preserve">Example 21 (The plane</w:t>
+        <w:t xml:space="preserve">Example 22 (The plane</w:t>
       </w:r>
       <w:r>
         <w:rPr>
@@ -25762,7 +26536,7 @@
       <w:r>
         <w:t xml:space="preserve"> </w:t>
       </w:r>
-      <w:hyperlink r:id="rId86">
+      <w:hyperlink r:id="rId91">
         <w:r>
           <w:rPr>
             <w:rStyle w:val="Hyperlink"/>
@@ -26166,8 +26940,8 @@
         <w:t xml:space="preserve">.</w:t>
       </w:r>
     </w:p>
-    <w:bookmarkEnd w:id="87"/>
-    <w:bookmarkStart w:id="88" w:name="thm-hyperplane-origin"/>
+    <w:bookmarkEnd w:id="92"/>
+    <w:bookmarkStart w:id="93" w:name="thm-hyperplane-origin"/>
     <w:p>
       <w:pPr>
         <w:pStyle w:val="FirstParagraph"/>
@@ -26177,7 +26951,7 @@
           <w:b/>
           <w:bCs/>
         </w:rPr>
-        <w:t xml:space="preserve">Theorem 13 (Where a hyperplane passes, and its shape in</w:t>
+        <w:t xml:space="preserve">Theorem 14 (Where a hyperplane passes, and its shape in</w:t>
       </w:r>
       <w:r>
         <w:rPr>
@@ -26268,7 +27042,7 @@
       <w:r>
         <w:t xml:space="preserve">be a hyperplane (</w:t>
       </w:r>
-      <w:hyperlink r:id="rId82">
+      <w:hyperlink r:id="rId87">
         <w:r>
           <w:rPr>
             <w:rStyle w:val="Hyperlink"/>
@@ -26502,7 +27276,7 @@
         <w:t xml:space="preserve">.</w:t>
       </w:r>
     </w:p>
-    <w:bookmarkEnd w:id="88"/>
+    <w:bookmarkEnd w:id="93"/>
     <w:p>
       <w:pPr>
         <w:pStyle w:val="FirstParagraph"/>
@@ -26622,7 +27396,7 @@
           <w:rPr>
             <w:rStyle w:val="Hyperlink"/>
           </w:rPr>
-          <w:t xml:space="preserve">Theorem 12</w:t>
+          <w:t xml:space="preserve">Theorem 13</w:t>
         </w:r>
       </w:hyperlink>
       <w:r>
@@ -26795,7 +27569,7 @@
       <w:r>
         <w:t xml:space="preserve">, so it has a basis (</w:t>
       </w:r>
-      <w:hyperlink r:id="rId47">
+      <w:hyperlink r:id="rId52">
         <w:r>
           <w:rPr>
             <w:rStyle w:val="Hyperlink"/>
@@ -26933,7 +27707,7 @@
         <w:t xml:space="preserve">.</w:t>
       </w:r>
     </w:p>
-    <w:bookmarkStart w:id="90" w:name="exm-hyperplane-origin"/>
+    <w:bookmarkStart w:id="95" w:name="exm-hyperplane-origin"/>
     <w:p>
       <w:pPr>
         <w:pStyle w:val="BodyText"/>
@@ -26943,7 +27717,7 @@
           <w:b/>
           <w:bCs/>
         </w:rPr>
-        <w:t xml:space="preserve">Example 22 (A line in</w:t>
+        <w:t xml:space="preserve">Example 23 (A line in</w:t>
       </w:r>
       <w:r>
         <w:rPr>
@@ -27087,7 +27861,7 @@
       <w:r>
         <w:t xml:space="preserve"> </w:t>
       </w:r>
-      <w:hyperlink r:id="rId89">
+      <w:hyperlink r:id="rId94">
         <w:r>
           <w:rPr>
             <w:rStyle w:val="Hyperlink"/>
@@ -27184,7 +27958,7 @@
           <w:rPr>
             <w:rStyle w:val="Hyperlink"/>
           </w:rPr>
-          <w:t xml:space="preserve">Theorem 12</w:t>
+          <w:t xml:space="preserve">Theorem 13</w:t>
         </w:r>
       </w:hyperlink>
       <w:r>
@@ -27266,7 +28040,7 @@
           <w:rPr>
             <w:rStyle w:val="Hyperlink"/>
           </w:rPr>
-          <w:t xml:space="preserve">Example 21</w:t>
+          <w:t xml:space="preserve">Example 22</w:t>
         </w:r>
       </w:hyperlink>
       <w:r>
@@ -28819,8 +29593,8 @@
         <w:t xml:space="preserve">.</w:t>
       </w:r>
     </w:p>
-    <w:bookmarkEnd w:id="90"/>
-    <w:bookmarkStart w:id="92" w:name="def-half-space"/>
+    <w:bookmarkEnd w:id="95"/>
+    <w:bookmarkStart w:id="97" w:name="def-half-space"/>
     <w:p>
       <w:pPr>
         <w:pStyle w:val="BodyText"/>
@@ -28850,7 +29624,7 @@
       <w:r>
         <w:t xml:space="preserve">be a hyperplane (</w:t>
       </w:r>
-      <w:hyperlink r:id="rId82">
+      <w:hyperlink r:id="rId87">
         <w:r>
           <w:rPr>
             <w:rStyle w:val="Hyperlink"/>
@@ -28912,7 +29686,7 @@
       <w:pPr>
         <w:pStyle w:val="BodyText"/>
       </w:pPr>
-      <w:bookmarkStart w:id="91" w:name="eq-half-space"/>
+      <w:bookmarkStart w:id="96" w:name="eq-half-space"/>
       <w:r>
         <w:t xml:space="preserve">$$
     \mathcal{H}^+ \stackrel{\text{def}}{=}\mathopen{}\left\{\mathord{\smash[b]{\underset{\raise.3ex\hbox{$\scriptstyle\sim$}}{x}}\vphantom{x}}\in \mathbb{R}^p : \mathord{\smash[b]{\underset{\raise.3ex\hbox{$\scriptstyle\sim$}}{w}}\vphantom{w}} \cdot \mathord{\smash[b]{\underset{\raise.3ex\hbox{$\scriptstyle\sim$}}{x}}\vphantom{x}} + b &gt; 0\right\}\mathclose{}
@@ -28920,10 +29694,10 @@
     \mathcal{H}^- \stackrel{\text{def}}{=}\mathopen{}\left\{\mathord{\smash[b]{\underset{\raise.3ex\hbox{$\scriptstyle\sim$}}{x}}\vphantom{x}}\in \mathbb{R}^p : \mathord{\smash[b]{\underset{\raise.3ex\hbox{$\scriptstyle\sim$}}{w}}\vphantom{w}} \cdot \mathord{\smash[b]{\underset{\raise.3ex\hbox{$\scriptstyle\sim$}}{x}}\vphantom{x}} + b &lt; 0\right\}\mathclose{}.
      \qquad(1)$$</w:t>
       </w:r>
-      <w:bookmarkEnd w:id="91"/>
+      <w:bookmarkEnd w:id="96"/>
     </w:p>
-    <w:bookmarkEnd w:id="92"/>
-    <w:bookmarkStart w:id="93" w:name="def-closed-half-space"/>
+    <w:bookmarkEnd w:id="97"/>
+    <w:bookmarkStart w:id="98" w:name="def-closed-half-space"/>
     <w:p>
       <w:pPr>
         <w:pStyle w:val="FirstParagraph"/>
@@ -29094,7 +29868,7 @@
         <w:t xml:space="preserve">.</w:t>
       </w:r>
     </w:p>
-    <w:bookmarkEnd w:id="93"/>
+    <w:bookmarkEnd w:id="98"/>
     <w:p>
       <w:pPr>
         <w:pStyle w:val="BodyText"/>
@@ -29236,7 +30010,7 @@
         <w:t xml:space="preserve">A linear classifier uses this sign to assign one of two labels.</w:t>
       </w:r>
     </w:p>
-    <w:bookmarkStart w:id="94" w:name="exm-half-space-plane"/>
+    <w:bookmarkStart w:id="99" w:name="exm-half-space-plane"/>
     <w:p>
       <w:pPr>
         <w:pStyle w:val="BodyText"/>
@@ -29246,7 +30020,7 @@
           <w:b/>
           <w:bCs/>
         </w:rPr>
-        <w:t xml:space="preserve">Example 23 (Half-spaces of a line in the plane)</w:t>
+        <w:t xml:space="preserve">Example 24 (Half-spaces of a line in the plane)</w:t>
       </w:r>
       <w:r>
         <w:t xml:space="preserve"> </w:t>
@@ -29340,7 +30114,7 @@
       <w:r>
         <w:t xml:space="preserve">(</w:t>
       </w:r>
-      <w:hyperlink r:id="rId82">
+      <w:hyperlink r:id="rId87">
         <w:r>
           <w:rPr>
             <w:rStyle w:val="Hyperlink"/>
@@ -30019,8 +30793,8 @@
         <w:t xml:space="preserve">.</w:t>
       </w:r>
     </w:p>
-    <w:bookmarkEnd w:id="94"/>
-    <w:bookmarkStart w:id="95" w:name="rem-half-space-sides"/>
+    <w:bookmarkEnd w:id="99"/>
+    <w:bookmarkStart w:id="100" w:name="rem-half-space-sides"/>
     <w:p>
       <w:pPr>
         <w:pStyle w:val="BodyText"/>
@@ -30240,8 +31014,8 @@
         <w:t xml:space="preserve">.</w:t>
       </w:r>
     </w:p>
-    <w:bookmarkEnd w:id="95"/>
-    <w:bookmarkStart w:id="96" w:name="thm-half-space-dimension"/>
+    <w:bookmarkEnd w:id="100"/>
+    <w:bookmarkStart w:id="101" w:name="thm-half-space-dimension"/>
     <w:p>
       <w:pPr>
         <w:pStyle w:val="BodyText"/>
@@ -30251,7 +31025,7 @@
           <w:b/>
           <w:bCs/>
         </w:rPr>
-        <w:t xml:space="preserve">Theorem 14 (Differences of points in a hyperplane and in a half-space)</w:t>
+        <w:t xml:space="preserve">Theorem 15 (Differences of points in a hyperplane and in a half-space)</w:t>
       </w:r>
       <w:r>
         <w:t xml:space="preserve"> </w:t>
@@ -30569,7 +31343,7 @@
         <w:t xml:space="preserve">.</w:t>
       </w:r>
     </w:p>
-    <w:bookmarkEnd w:id="96"/>
+    <w:bookmarkEnd w:id="101"/>
     <w:p>
       <w:pPr>
         <w:pStyle w:val="BodyText"/>
@@ -30620,7 +31394,7 @@
           <w:rPr>
             <w:rStyle w:val="Hyperlink"/>
           </w:rPr>
-          <w:t xml:space="preserve">Theorem 12</w:t>
+          <w:t xml:space="preserve">Theorem 13</w:t>
         </w:r>
       </w:hyperlink>
       <w:r>
@@ -30676,7 +31450,7 @@
           <w:rPr>
             <w:rStyle w:val="Hyperlink"/>
           </w:rPr>
-          <w:t xml:space="preserve">Theorem 12</w:t>
+          <w:t xml:space="preserve">Theorem 13</w:t>
         </w:r>
       </w:hyperlink>
       <w:r>
@@ -30834,7 +31608,7 @@
           <w:rPr>
             <w:rStyle w:val="Hyperlink"/>
           </w:rPr>
-          <w:t xml:space="preserve">Theorem 12</w:t>
+          <w:t xml:space="preserve">Theorem 13</w:t>
         </w:r>
       </w:hyperlink>
       <w:r>
@@ -31266,7 +32040,7 @@
       <w:r>
         <w:t xml:space="preserve">(</w:t>
       </w:r>
-      <w:hyperlink r:id="rId49">
+      <w:hyperlink r:id="rId54">
         <w:r>
           <w:rPr>
             <w:rStyle w:val="Hyperlink"/>
@@ -31371,7 +32145,7 @@
         <w:t xml:space="preserve">.</w:t>
       </w:r>
     </w:p>
-    <w:bookmarkStart w:id="101" w:name="exm-half-space-iris"/>
+    <w:bookmarkStart w:id="106" w:name="exm-half-space-iris"/>
     <w:p>
       <w:pPr>
         <w:pStyle w:val="BodyText"/>
@@ -31381,7 +32155,7 @@
           <w:b/>
           <w:bCs/>
         </w:rPr>
-        <w:t xml:space="preserve">Example 24 (Two iris species on either side of a line)</w:t>
+        <w:t xml:space="preserve">Example 25 (Two iris species on either side of a line)</w:t>
       </w:r>
       <w:r>
         <w:t xml:space="preserve"> </w:t>
@@ -31514,7 +32288,7 @@
       <w:r>
         <w:t xml:space="preserve">(</w:t>
       </w:r>
-      <w:hyperlink r:id="rId82">
+      <w:hyperlink r:id="rId87">
         <w:r>
           <w:rPr>
             <w:rStyle w:val="Hyperlink"/>
@@ -32484,7 +33258,7 @@
       <w:tr>
         <w:tc>
           <w:tcPr/>
-          <w:bookmarkStart w:id="100" w:name="fig-half-space-iris"/>
+          <w:bookmarkStart w:id="105" w:name="fig-half-space-iris"/>
           <w:p>
             <w:pPr>
               <w:pStyle w:val="Compact"/>
@@ -32495,18 +33269,18 @@
                 <wp:inline>
                   <wp:extent cx="4620126" cy="3696101"/>
                   <wp:effectExtent b="0" l="0" r="0" t="0"/>
-                  <wp:docPr descr="" title="" id="98" name="Picture"/>
+                  <wp:docPr descr="" title="" id="103" name="Picture"/>
                   <a:graphic>
                     <a:graphicData uri="http://schemas.openxmlformats.org/drawingml/2006/picture">
                       <pic:pic>
                         <pic:nvPicPr>
-                          <pic:cNvPr descr="linear-algebra-rank-nullity_files/figure-docx/fig-half-space-iris-1.png" id="99" name="Picture"/>
+                          <pic:cNvPr descr="linear-algebra-rank-nullity_files/figure-docx/fig-half-space-iris-1.png" id="104" name="Picture"/>
                           <pic:cNvPicPr>
                             <a:picLocks noChangeArrowheads="1" noChangeAspect="1"/>
                           </pic:cNvPicPr>
                         </pic:nvPicPr>
                         <pic:blipFill>
-                          <a:blip r:embed="rId97"/>
+                          <a:blip r:embed="rId102"/>
                           <a:stretch>
                             <a:fillRect/>
                           </a:stretch>
@@ -32546,7 +33320,7 @@
               <w:t xml:space="preserve">Figure 1: Petal length and width of versicolor and virginica irises, with the line where a logistic regression is indifferent between the two species</w:t>
             </w:r>
           </w:p>
-          <w:bookmarkEnd w:id="100"/>
+          <w:bookmarkEnd w:id="105"/>
         </w:tc>
       </w:tr>
     </w:tbl>
@@ -32763,15 +33537,15 @@
           <w:rPr>
             <w:rStyle w:val="Hyperlink"/>
           </w:rPr>
-          <w:t xml:space="preserve">Theorem 14</w:t>
+          <w:t xml:space="preserve">Theorem 15</w:t>
         </w:r>
       </w:hyperlink>
       <w:r>
         <w:t xml:space="preserve">).</w:t>
       </w:r>
     </w:p>
-    <w:bookmarkEnd w:id="101"/>
-    <w:bookmarkStart w:id="102" w:name="exr-half-space-sides"/>
+    <w:bookmarkEnd w:id="106"/>
+    <w:bookmarkStart w:id="107" w:name="exr-half-space-sides"/>
     <w:p>
       <w:pPr>
         <w:pStyle w:val="BodyText"/>
@@ -32880,7 +33654,7 @@
           <w:rPr>
             <w:rStyle w:val="Hyperlink"/>
           </w:rPr>
-          <w:t xml:space="preserve">Example 21</w:t>
+          <w:t xml:space="preserve">Example 22</w:t>
         </w:r>
       </w:hyperlink>
       <w:r>
@@ -33252,15 +34026,15 @@
           <w:rPr>
             <w:rStyle w:val="Hyperlink"/>
           </w:rPr>
-          <w:t xml:space="preserve">Theorem 14</w:t>
+          <w:t xml:space="preserve">Theorem 15</w:t>
         </w:r>
       </w:hyperlink>
       <w:r>
         <w:t xml:space="preserve">).</w:t>
       </w:r>
     </w:p>
-    <w:bookmarkEnd w:id="102"/>
-    <w:bookmarkStart w:id="103" w:name="sol-half-space-sides"/>
+    <w:bookmarkEnd w:id="107"/>
+    <w:bookmarkStart w:id="108" w:name="sol-half-space-sides"/>
     <w:p>
       <w:pPr>
         <w:pStyle w:val="FirstParagraph"/>
@@ -34314,8 +35088,8 @@
         <w:t xml:space="preserve">.</w:t>
       </w:r>
     </w:p>
-    <w:bookmarkEnd w:id="103"/>
-    <w:bookmarkStart w:id="104" w:name="def-rank-factorization"/>
+    <w:bookmarkEnd w:id="108"/>
+    <w:bookmarkStart w:id="109" w:name="def-rank-factorization"/>
     <w:p>
       <w:pPr>
         <w:pStyle w:val="FirstParagraph"/>
@@ -34604,8 +35378,8 @@
         </m:oMath>
       </m:oMathPara>
     </w:p>
-    <w:bookmarkEnd w:id="104"/>
-    <w:bookmarkStart w:id="105" w:name="exm-rank-factorization"/>
+    <w:bookmarkEnd w:id="109"/>
+    <w:bookmarkStart w:id="110" w:name="exm-rank-factorization"/>
     <w:p>
       <w:pPr>
         <w:pStyle w:val="FirstParagraph"/>
@@ -34615,7 +35389,7 @@
           <w:b/>
           <w:bCs/>
         </w:rPr>
-        <w:t xml:space="preserve">Example 25 (A rank factorization of a rank-one matrix)</w:t>
+        <w:t xml:space="preserve">Example 26 (A rank factorization of a rank-one matrix)</w:t>
       </w:r>
       <w:r>
         <w:t xml:space="preserve"> </w:t>
@@ -34676,7 +35450,7 @@
           <w:rPr>
             <w:rStyle w:val="Hyperlink"/>
           </w:rPr>
-          <w:t xml:space="preserve">Example 10</w:t>
+          <w:t xml:space="preserve">Example 11</w:t>
         </w:r>
       </w:hyperlink>
       <w:r>
@@ -35618,8 +36392,8 @@
         <w:t xml:space="preserve">.</w:t>
       </w:r>
     </w:p>
-    <w:bookmarkEnd w:id="105"/>
-    <w:bookmarkStart w:id="106" w:name="thm-rank-factorization"/>
+    <w:bookmarkEnd w:id="110"/>
+    <w:bookmarkStart w:id="111" w:name="thm-rank-factorization"/>
     <w:p>
       <w:pPr>
         <w:pStyle w:val="BodyText"/>
@@ -35629,7 +36403,7 @@
           <w:b/>
           <w:bCs/>
         </w:rPr>
-        <w:t xml:space="preserve">Theorem 15 (Every nonzero matrix has a rank factorization)</w:t>
+        <w:t xml:space="preserve">Theorem 16 (Every nonzero matrix has a rank factorization)</w:t>
       </w:r>
       <w:r>
         <w:t xml:space="preserve"> </w:t>
@@ -35798,7 +36572,7 @@
         <w:t xml:space="preserve">.</w:t>
       </w:r>
     </w:p>
-    <w:bookmarkEnd w:id="106"/>
+    <w:bookmarkEnd w:id="111"/>
     <w:p>
       <w:pPr>
         <w:pStyle w:val="BodyText"/>
@@ -35865,7 +36639,7 @@
           <w:rPr>
             <w:rStyle w:val="Hyperlink"/>
           </w:rPr>
-          <w:t xml:space="preserve">Theorem 6</w:t>
+          <w:t xml:space="preserve">Theorem 7</w:t>
         </w:r>
       </w:hyperlink>
       <w:r>
@@ -35889,7 +36663,7 @@
       <w:r>
         <w:t xml:space="preserve">(</w:t>
       </w:r>
-      <w:hyperlink r:id="rId54">
+      <w:hyperlink r:id="rId59">
         <w:r>
           <w:rPr>
             <w:rStyle w:val="Hyperlink"/>
@@ -36293,7 +37067,7 @@
         <w:t xml:space="preserve">.</w:t>
       </w:r>
     </w:p>
-    <w:bookmarkStart w:id="107" w:name="exm-rank-factorization-construct"/>
+    <w:bookmarkStart w:id="112" w:name="exm-rank-factorization-construct"/>
     <w:p>
       <w:pPr>
         <w:pStyle w:val="BodyText"/>
@@ -36303,7 +37077,7 @@
           <w:b/>
           <w:bCs/>
         </w:rPr>
-        <w:t xml:space="preserve">Example 26 (Building a rank factorization from a basis)</w:t>
+        <w:t xml:space="preserve">Example 27 (Building a rank factorization from a basis)</w:t>
       </w:r>
       <w:r>
         <w:t xml:space="preserve"> </w:t>
@@ -36793,7 +37567,7 @@
           <w:rPr>
             <w:rStyle w:val="Hyperlink"/>
           </w:rPr>
-          <w:t xml:space="preserve">Theorem 15</w:t>
+          <w:t xml:space="preserve">Theorem 16</w:t>
         </w:r>
       </w:hyperlink>
       <w:r>
@@ -36962,16 +37736,16 @@
           <w:rPr>
             <w:rStyle w:val="Hyperlink"/>
           </w:rPr>
-          <w:t xml:space="preserve">Example 25</w:t>
+          <w:t xml:space="preserve">Example 26</w:t>
         </w:r>
       </w:hyperlink>
       <w:r>
         <w:t xml:space="preserve">.</w:t>
       </w:r>
     </w:p>
-    <w:bookmarkEnd w:id="107"/>
-    <w:bookmarkStart w:id="122" w:name="refs"/>
-    <w:bookmarkStart w:id="109" w:name="ref-wikipedia_row_and_column_spaces"/>
+    <w:bookmarkEnd w:id="112"/>
+    <w:bookmarkStart w:id="127" w:name="refs"/>
+    <w:bookmarkStart w:id="114" w:name="ref-wikipedia_row_and_column_spaces"/>
     <w:p>
       <w:pPr>
         <w:pStyle w:val="Bibliography"/>
@@ -37018,7 +37792,7 @@
       <w:r>
         <w:t xml:space="preserve"> </w:t>
       </w:r>
-      <w:hyperlink r:id="rId108">
+      <w:hyperlink r:id="rId113">
         <w:r>
           <w:rPr>
             <w:rStyle w:val="Hyperlink"/>
@@ -37027,8 +37801,8 @@
         </w:r>
       </w:hyperlink>
     </w:p>
-    <w:bookmarkEnd w:id="109"/>
-    <w:bookmarkStart w:id="111" w:name="ref-wikipedia_gram_matrix"/>
+    <w:bookmarkEnd w:id="114"/>
+    <w:bookmarkStart w:id="116" w:name="ref-wikipedia_gram_matrix"/>
     <w:p>
       <w:pPr>
         <w:pStyle w:val="Bibliography"/>
@@ -37075,7 +37849,7 @@
       <w:r>
         <w:t xml:space="preserve"> </w:t>
       </w:r>
-      <w:hyperlink r:id="rId110">
+      <w:hyperlink r:id="rId115">
         <w:r>
           <w:rPr>
             <w:rStyle w:val="Hyperlink"/>
@@ -37084,8 +37858,8 @@
         </w:r>
       </w:hyperlink>
     </w:p>
-    <w:bookmarkEnd w:id="111"/>
-    <w:bookmarkStart w:id="113" w:name="ref-zhou2024rank"/>
+    <w:bookmarkEnd w:id="116"/>
+    <w:bookmarkStart w:id="118" w:name="ref-zhou2024rank"/>
     <w:p>
       <w:pPr>
         <w:pStyle w:val="Bibliography"/>
@@ -37117,7 +37891,7 @@
       <w:r>
         <w:t xml:space="preserve"> </w:t>
       </w:r>
-      <w:hyperlink r:id="rId112">
+      <w:hyperlink r:id="rId117">
         <w:r>
           <w:rPr>
             <w:rStyle w:val="Hyperlink"/>
@@ -37126,8 +37900,8 @@
         </w:r>
       </w:hyperlink>
     </w:p>
-    <w:bookmarkEnd w:id="113"/>
-    <w:bookmarkStart w:id="115" w:name="ref-wikipedia_rank_nullity_theorem"/>
+    <w:bookmarkEnd w:id="118"/>
+    <w:bookmarkStart w:id="120" w:name="ref-wikipedia_rank_nullity_theorem"/>
     <w:p>
       <w:pPr>
         <w:pStyle w:val="Bibliography"/>
@@ -37174,7 +37948,7 @@
       <w:r>
         <w:t xml:space="preserve"> </w:t>
       </w:r>
-      <w:hyperlink r:id="rId114">
+      <w:hyperlink r:id="rId119">
         <w:r>
           <w:rPr>
             <w:rStyle w:val="Hyperlink"/>
@@ -37183,8 +37957,8 @@
         </w:r>
       </w:hyperlink>
     </w:p>
-    <w:bookmarkEnd w:id="115"/>
-    <w:bookmarkStart w:id="117" w:name="ref-wikipedia_affine_space"/>
+    <w:bookmarkEnd w:id="120"/>
+    <w:bookmarkStart w:id="122" w:name="ref-wikipedia_affine_space"/>
     <w:p>
       <w:pPr>
         <w:pStyle w:val="Bibliography"/>
@@ -37231,7 +38005,7 @@
       <w:r>
         <w:t xml:space="preserve"> </w:t>
       </w:r>
-      <w:hyperlink r:id="rId116">
+      <w:hyperlink r:id="rId121">
         <w:r>
           <w:rPr>
             <w:rStyle w:val="Hyperlink"/>
@@ -37240,8 +38014,8 @@
         </w:r>
       </w:hyperlink>
     </w:p>
-    <w:bookmarkEnd w:id="117"/>
-    <w:bookmarkStart w:id="119" w:name="ref-wikipedia_half_space_geometry"/>
+    <w:bookmarkEnd w:id="122"/>
+    <w:bookmarkStart w:id="124" w:name="ref-wikipedia_half_space_geometry"/>
     <w:p>
       <w:pPr>
         <w:pStyle w:val="Bibliography"/>
@@ -37288,7 +38062,7 @@
       <w:r>
         <w:t xml:space="preserve"> </w:t>
       </w:r>
-      <w:hyperlink r:id="rId118">
+      <w:hyperlink r:id="rId123">
         <w:r>
           <w:rPr>
             <w:rStyle w:val="Hyperlink"/>
@@ -37297,8 +38071,8 @@
         </w:r>
       </w:hyperlink>
     </w:p>
-    <w:bookmarkEnd w:id="119"/>
-    <w:bookmarkStart w:id="121" w:name="ref-wikipedia_rank_factorization"/>
+    <w:bookmarkEnd w:id="124"/>
+    <w:bookmarkStart w:id="126" w:name="ref-wikipedia_rank_factorization"/>
     <w:p>
       <w:pPr>
         <w:pStyle w:val="Bibliography"/>
@@ -37345,7 +38119,7 @@
       <w:r>
         <w:t xml:space="preserve"> </w:t>
       </w:r>
-      <w:hyperlink r:id="rId120">
+      <w:hyperlink r:id="rId125">
         <w:r>
           <w:rPr>
             <w:rStyle w:val="Hyperlink"/>
@@ -37354,9 +38128,9 @@
         </w:r>
       </w:hyperlink>
     </w:p>
-    <w:bookmarkEnd w:id="121"/>
-    <w:bookmarkEnd w:id="122"/>
-    <w:bookmarkEnd w:id="123"/>
+    <w:bookmarkEnd w:id="126"/>
+    <w:bookmarkEnd w:id="127"/>
+    <w:bookmarkEnd w:id="128"/>
     <w:sectPr>
       <w:footnotePr>
         <w:numRestart w:val="eachSect"/>

--- a/linear-algebra-rank-nullity.docx
+++ b/linear-algebra-rank-nullity.docx
@@ -15,7 +15,7 @@
         <w:pStyle w:val="Date"/>
       </w:pPr>
       <w:r>
-        <w:t xml:space="preserve">Last modified: 2026-10-30 02:22:19 (PDT)</w:t>
+        <w:t xml:space="preserve">Last modified: 2026-10-30 12:07:09 (PDT)</w:t>
       </w:r>
     </w:p>
     <w:bookmarkStart w:id="44" w:name="sec-column-null-space"/>
@@ -9356,7 +9356,7 @@
     </w:p>
     <w:bookmarkEnd w:id="43"/>
     <w:bookmarkEnd w:id="44"/>
-    <w:bookmarkStart w:id="128" w:name="sec-rank-nullity"/>
+    <w:bookmarkStart w:id="139" w:name="sec-rank-nullity"/>
     <w:p>
       <w:pPr>
         <w:pStyle w:val="Heading2"/>
@@ -29594,7 +29594,7 @@
       </w:r>
     </w:p>
     <w:bookmarkEnd w:id="95"/>
-    <w:bookmarkStart w:id="97" w:name="def-half-space"/>
+    <w:bookmarkStart w:id="101" w:name="thm-hyperplane-graph"/>
     <w:p>
       <w:pPr>
         <w:pStyle w:val="BodyText"/>
@@ -29604,7 +29604,7 @@
           <w:b/>
           <w:bCs/>
         </w:rPr>
-        <w:t xml:space="preserve">Definition 9 (Open half-space)</w:t>
+        <w:t xml:space="preserve">Theorem 15 (The graph of an affine function is a hyperplane)</w:t>
       </w:r>
       <w:r>
         <w:t xml:space="preserve"> </w:t>
@@ -29616,435 +29616,126 @@
         <w:t xml:space="preserve"> </w:t>
       </w:r>
       <w:r>
-        <w:t xml:space="preserve">$\mathcal{H} = \mathopen{}\left\{\mathord{\smash[b]{\underset{\raise.3ex\hbox{$\scriptstyle\sim$}}{x}}\vphantom{x}}\in \mathbb{R}^p : \mathord{\smash[b]{\underset{\raise.3ex\hbox{$\scriptstyle\sim$}}{w}}\vphantom{w}} \cdot \mathord{\smash[b]{\underset{\raise.3ex\hbox{$\scriptstyle\sim$}}{x}}\vphantom{x}} + b = 0\right\}\mathclose{}$</w:t>
-      </w:r>
-      <w:r>
-        <w:t xml:space="preserve"> </w:t>
-      </w:r>
-      <w:r>
-        <w:t xml:space="preserve">be a hyperplane (</w:t>
-      </w:r>
-      <w:hyperlink r:id="rId87">
+        <w:t xml:space="preserve">$\mathord{\smash[b]{\underset{\raise.3ex\hbox{$\scriptstyle\sim$}}{w}}\vphantom{w}}\in \mathbb{R}^p$</w:t>
+      </w:r>
+      <w:r>
+        <w:t xml:space="preserve">,</w:t>
+      </w:r>
+      <w:r>
+        <w:t xml:space="preserve"> </w:t>
+      </w:r>
+      <m:oMath>
+        <m:r>
+          <m:t>b</m:t>
+        </m:r>
+        <m:r>
+          <m:rPr>
+            <m:sty m:val="p"/>
+          </m:rPr>
+          <m:t>∈</m:t>
+        </m:r>
+        <m:r>
+          <m:rPr>
+            <m:scr m:val="double-struck"/>
+            <m:sty m:val="p"/>
+          </m:rPr>
+          <m:t>R</m:t>
+        </m:r>
+      </m:oMath>
+      <w:r>
+        <w:t xml:space="preserve">.</w:t>
+      </w:r>
+      <w:r>
+        <w:t xml:space="preserve"> </w:t>
+      </w:r>
+      <w:r>
+        <w:t xml:space="preserve">The</w:t>
+      </w:r>
+      <w:r>
+        <w:t xml:space="preserve"> </w:t>
+      </w:r>
+      <w:hyperlink r:id="rId96">
         <w:r>
           <w:rPr>
             <w:rStyle w:val="Hyperlink"/>
           </w:rPr>
-          <w:t xml:space="preserve">Definition 22 in Matrices</w:t>
+          <w:t xml:space="preserve">graph</w:t>
         </w:r>
       </w:hyperlink>
       <w:r>
-        <w:t xml:space="preserve">).</w:t>
-      </w:r>
-      <w:r>
-        <w:t xml:space="preserve"> </w:t>
-      </w:r>
-      <w:r>
-        <w:t xml:space="preserve">The two</w:t>
-      </w:r>
-      <w:r>
-        <w:t xml:space="preserve"> </w:t>
-      </w:r>
-      <w:r>
-        <w:rPr>
-          <w:b/>
-          <w:bCs/>
-        </w:rPr>
-        <w:t xml:space="preserve">open half-spaces</w:t>
-      </w:r>
-      <w:r>
-        <w:t xml:space="preserve"> </w:t>
-      </w:r>
-      <w:r>
-        <w:t xml:space="preserve">[6]</w:t>
-      </w:r>
-      <w:r>
-        <w:t xml:space="preserve"> </w:t>
-      </w:r>
-      <w:r>
-        <w:t xml:space="preserve">of</w:t>
-      </w:r>
-      <w:r>
-        <w:t xml:space="preserve"> </w:t>
-      </w:r>
-      <m:oMath>
-        <m:r>
-          <m:rPr>
-            <m:scr m:val="script"/>
-            <m:sty m:val="p"/>
-          </m:rPr>
-          <m:t>H</m:t>
-        </m:r>
-      </m:oMath>
-      <w:r>
-        <w:t xml:space="preserve"> </w:t>
-      </w:r>
-      <w:r>
-        <w:t xml:space="preserve">are</w:t>
-      </w:r>
+        <w:t xml:space="preserve"> </w:t>
+      </w:r>
+      <w:r>
+        <w:t xml:space="preserve">of the</w:t>
+      </w:r>
+      <w:r>
+        <w:t xml:space="preserve"> </w:t>
+      </w:r>
+      <w:hyperlink r:id="rId97">
+        <w:r>
+          <w:rPr>
+            <w:rStyle w:val="Hyperlink"/>
+          </w:rPr>
+          <w:t xml:space="preserve">function</w:t>
+        </w:r>
+      </w:hyperlink>
+      <w:r>
+        <w:t xml:space="preserve"> </w:t>
+      </w:r>
+      <w:r>
+        <w:t xml:space="preserve">$\mathord{\smash[b]{\underset{\raise.3ex\hbox{$\scriptstyle\sim$}}{x}}\vphantom{x}}\mapsto \mathord{\smash[b]{\underset{\raise.3ex\hbox{$\scriptstyle\sim$}}{w}}\vphantom{w}} \cdot \mathord{\smash[b]{\underset{\raise.3ex\hbox{$\scriptstyle\sim$}}{x}}\vphantom{x}} + b$</w:t>
+      </w:r>
+      <w:r>
+        <w:t xml:space="preserve"> </w:t>
+      </w:r>
+      <w:r>
+        <w:t xml:space="preserve">is the</w:t>
+      </w:r>
+      <w:r>
+        <w:t xml:space="preserve"> </w:t>
+      </w:r>
+      <w:hyperlink r:id="rId98">
+        <w:r>
+          <w:rPr>
+            <w:rStyle w:val="Hyperlink"/>
+          </w:rPr>
+          <w:t xml:space="preserve">set</w:t>
+        </w:r>
+      </w:hyperlink>
     </w:p>
     <w:p>
       <w:pPr>
         <w:pStyle w:val="BodyText"/>
       </w:pPr>
-      <w:bookmarkStart w:id="96" w:name="eq-half-space"/>
       <w:r>
         <w:t xml:space="preserve">$$
-    \mathcal{H}^+ \stackrel{\text{def}}{=}\mathopen{}\left\{\mathord{\smash[b]{\underset{\raise.3ex\hbox{$\scriptstyle\sim$}}{x}}\vphantom{x}}\in \mathbb{R}^p : \mathord{\smash[b]{\underset{\raise.3ex\hbox{$\scriptstyle\sim$}}{w}}\vphantom{w}} \cdot \mathord{\smash[b]{\underset{\raise.3ex\hbox{$\scriptstyle\sim$}}{x}}\vphantom{x}} + b &gt; 0\right\}\mathclose{}
-    \quad \text{and} \quad
-    \mathcal{H}^- \stackrel{\text{def}}{=}\mathopen{}\left\{\mathord{\smash[b]{\underset{\raise.3ex\hbox{$\scriptstyle\sim$}}{x}}\vphantom{x}}\in \mathbb{R}^p : \mathord{\smash[b]{\underset{\raise.3ex\hbox{$\scriptstyle\sim$}}{w}}\vphantom{w}} \cdot \mathord{\smash[b]{\underset{\raise.3ex\hbox{$\scriptstyle\sim$}}{x}}\vphantom{x}} + b &lt; 0\right\}\mathclose{}.
-     \qquad(1)$$</w:t>
-      </w:r>
-      <w:bookmarkEnd w:id="96"/>
+    \mathopen{}\left\{\begin{bmatrix}\mathord{\smash[b]{\underset{\raise.3ex\hbox{$\scriptstyle\sim$}}{x}}\vphantom{x}}\\ y\end{bmatrix} \in \mathbb{R}^{p+1} : y = \mathord{\smash[b]{\underset{\raise.3ex\hbox{$\scriptstyle\sim$}}{w}}\vphantom{w}} \cdot \mathord{\smash[b]{\underset{\raise.3ex\hbox{$\scriptstyle\sim$}}{x}}\vphantom{x}} + b\right\}\mathclose{}.
+    $$</w:t>
+      </w:r>
     </w:p>
-    <w:bookmarkEnd w:id="97"/>
-    <w:bookmarkStart w:id="98" w:name="def-closed-half-space"/>
     <w:p>
       <w:pPr>
         <w:pStyle w:val="FirstParagraph"/>
       </w:pPr>
       <w:r>
-        <w:rPr>
-          <w:b/>
-          <w:bCs/>
-        </w:rPr>
-        <w:t xml:space="preserve">Definition 10 (Closed half-space)</w:t>
-      </w:r>
-      <w:r>
-        <w:t xml:space="preserve"> </w:t>
-      </w:r>
-      <w:r>
-        <w:t xml:space="preserve">The</w:t>
-      </w:r>
-      <w:r>
-        <w:t xml:space="preserve"> </w:t>
-      </w:r>
-      <w:r>
-        <w:rPr>
-          <w:b/>
-          <w:bCs/>
-        </w:rPr>
-        <w:t xml:space="preserve">closed half-spaces</w:t>
-      </w:r>
-      <w:r>
-        <w:t xml:space="preserve"> </w:t>
-      </w:r>
-      <w:r>
-        <w:t xml:space="preserve">of the hyperplane</w:t>
-      </w:r>
-      <w:r>
-        <w:t xml:space="preserve"> </w:t>
-      </w:r>
-      <m:oMath>
-        <m:r>
-          <m:rPr>
-            <m:scr m:val="script"/>
-            <m:sty m:val="p"/>
-          </m:rPr>
-          <m:t>H</m:t>
-        </m:r>
-      </m:oMath>
-      <w:r>
-        <w:t xml:space="preserve"> </w:t>
-      </w:r>
-      <w:r>
-        <w:t xml:space="preserve">of</w:t>
-      </w:r>
-      <w:r>
-        <w:t xml:space="preserve"> </w:t>
-      </w:r>
-      <w:hyperlink w:anchor="def-half-space">
+        <w:t xml:space="preserve">This set is a</w:t>
+      </w:r>
+      <w:r>
+        <w:t xml:space="preserve"> </w:t>
+      </w:r>
+      <w:hyperlink r:id="rId99">
         <w:r>
           <w:rPr>
             <w:rStyle w:val="Hyperlink"/>
           </w:rPr>
-          <w:t xml:space="preserve">Definition 9</w:t>
+          <w:t xml:space="preserve">hyperplane</w:t>
         </w:r>
       </w:hyperlink>
       <w:r>
         <w:t xml:space="preserve"> </w:t>
       </w:r>
       <w:r>
-        <w:t xml:space="preserve">also include</w:t>
-      </w:r>
-      <w:r>
-        <w:t xml:space="preserve"> </w:t>
-      </w:r>
-      <m:oMath>
-        <m:r>
-          <m:rPr>
-            <m:scr m:val="script"/>
-            <m:sty m:val="p"/>
-          </m:rPr>
-          <m:t>H</m:t>
-        </m:r>
-      </m:oMath>
-      <w:r>
-        <w:t xml:space="preserve"> </w:t>
-      </w:r>
-      <w:r>
-        <w:t xml:space="preserve">itself:</w:t>
-      </w:r>
-      <w:r>
-        <w:t xml:space="preserve"> </w:t>
-      </w:r>
-      <m:oMath>
-        <m:sSup>
-          <m:e>
-            <m:r>
-              <m:rPr>
-                <m:scr m:val="script"/>
-                <m:sty m:val="p"/>
-              </m:rPr>
-              <m:t>H</m:t>
-            </m:r>
-          </m:e>
-          <m:sup>
-            <m:r>
-              <m:rPr>
-                <m:sty m:val="p"/>
-              </m:rPr>
-              <m:t>+</m:t>
-            </m:r>
-          </m:sup>
-        </m:sSup>
-        <m:r>
-          <m:rPr>
-            <m:sty m:val="p"/>
-          </m:rPr>
-          <m:t>∪</m:t>
-        </m:r>
-        <m:r>
-          <m:rPr>
-            <m:scr m:val="script"/>
-            <m:sty m:val="p"/>
-          </m:rPr>
-          <m:t>H</m:t>
-        </m:r>
-      </m:oMath>
-      <w:r>
-        <w:t xml:space="preserve"> </w:t>
-      </w:r>
-      <w:r>
-        <w:t xml:space="preserve">and</w:t>
-      </w:r>
-      <w:r>
-        <w:t xml:space="preserve"> </w:t>
-      </w:r>
-      <m:oMath>
-        <m:sSup>
-          <m:e>
-            <m:r>
-              <m:rPr>
-                <m:scr m:val="script"/>
-                <m:sty m:val="p"/>
-              </m:rPr>
-              <m:t>H</m:t>
-            </m:r>
-          </m:e>
-          <m:sup>
-            <m:r>
-              <m:rPr>
-                <m:sty m:val="p"/>
-              </m:rPr>
-              <m:t>−</m:t>
-            </m:r>
-          </m:sup>
-        </m:sSup>
-        <m:r>
-          <m:rPr>
-            <m:sty m:val="p"/>
-          </m:rPr>
-          <m:t>∪</m:t>
-        </m:r>
-        <m:r>
-          <m:rPr>
-            <m:scr m:val="script"/>
-            <m:sty m:val="p"/>
-          </m:rPr>
-          <m:t>H</m:t>
-        </m:r>
-      </m:oMath>
-      <w:r>
-        <w:t xml:space="preserve">.</w:t>
-      </w:r>
-    </w:p>
-    <w:bookmarkEnd w:id="98"/>
-    <w:p>
-      <w:pPr>
-        <w:pStyle w:val="BodyText"/>
-      </w:pPr>
-      <w:r>
-        <w:rPr>
-          <w:i/>
-          <w:iCs/>
-        </w:rPr>
-        <w:t xml:space="preserve">Remark</w:t>
-      </w:r>
-      <w:r>
-        <w:t xml:space="preserve">. </w:t>
-      </w:r>
-      <w:r>
-        <w:t xml:space="preserve">Replacing</w:t>
-      </w:r>
-      <w:r>
-        <w:t xml:space="preserve"> </w:t>
-      </w:r>
-      <w:r>
-        <w:t xml:space="preserve">$(\mathord{\smash[b]{\underset{\raise.3ex\hbox{$\scriptstyle\sim$}}{w}}\vphantom{w}}, b)$</w:t>
-      </w:r>
-      <w:r>
-        <w:t xml:space="preserve"> </w:t>
-      </w:r>
-      <w:r>
-        <w:t xml:space="preserve">by</w:t>
-      </w:r>
-      <w:r>
-        <w:t xml:space="preserve"> </w:t>
-      </w:r>
-      <w:r>
-        <w:t xml:space="preserve">$(-\mathord{\smash[b]{\underset{\raise.3ex\hbox{$\scriptstyle\sim$}}{w}}\vphantom{w}}, -b)$</w:t>
-      </w:r>
-      <w:r>
-        <w:t xml:space="preserve"> </w:t>
-      </w:r>
-      <w:r>
-        <w:t xml:space="preserve">describes the same hyperplane</w:t>
-      </w:r>
-      <w:r>
-        <w:t xml:space="preserve"> </w:t>
-      </w:r>
-      <w:r>
-        <w:t xml:space="preserve">but swaps the names</w:t>
-      </w:r>
-      <w:r>
-        <w:t xml:space="preserve"> </w:t>
-      </w:r>
-      <m:oMath>
-        <m:sSup>
-          <m:e>
-            <m:r>
-              <m:rPr>
-                <m:scr m:val="script"/>
-                <m:sty m:val="p"/>
-              </m:rPr>
-              <m:t>H</m:t>
-            </m:r>
-          </m:e>
-          <m:sup>
-            <m:r>
-              <m:rPr>
-                <m:sty m:val="p"/>
-              </m:rPr>
-              <m:t>+</m:t>
-            </m:r>
-          </m:sup>
-        </m:sSup>
-      </m:oMath>
-      <w:r>
-        <w:t xml:space="preserve"> </w:t>
-      </w:r>
-      <w:r>
-        <w:t xml:space="preserve">and</w:t>
-      </w:r>
-      <w:r>
-        <w:t xml:space="preserve"> </w:t>
-      </w:r>
-      <m:oMath>
-        <m:sSup>
-          <m:e>
-            <m:r>
-              <m:rPr>
-                <m:scr m:val="script"/>
-                <m:sty m:val="p"/>
-              </m:rPr>
-              <m:t>H</m:t>
-            </m:r>
-          </m:e>
-          <m:sup>
-            <m:r>
-              <m:rPr>
-                <m:sty m:val="p"/>
-              </m:rPr>
-              <m:t>−</m:t>
-            </m:r>
-          </m:sup>
-        </m:sSup>
-      </m:oMath>
-      <w:r>
-        <w:t xml:space="preserve">.</w:t>
-      </w:r>
-      <w:r>
-        <w:t xml:space="preserve"> </w:t>
-      </w:r>
-      <w:r>
-        <w:t xml:space="preserve">The sign of</w:t>
-      </w:r>
-      <w:r>
-        <w:t xml:space="preserve"> </w:t>
-      </w:r>
-      <w:r>
-        <w:t xml:space="preserve">$\mathord{\smash[b]{\underset{\raise.3ex\hbox{$\scriptstyle\sim$}}{w}}\vphantom{w}} \cdot \mathord{\smash[b]{\underset{\raise.3ex\hbox{$\scriptstyle\sim$}}{x}}\vphantom{x}} + b$</w:t>
-      </w:r>
-      <w:r>
-        <w:t xml:space="preserve"> </w:t>
-      </w:r>
-      <w:r>
-        <w:t xml:space="preserve">tells you which side of the hyperplane</w:t>
-      </w:r>
-      <w:r>
-        <w:t xml:space="preserve"> </w:t>
-      </w:r>
-      <w:r>
-        <w:t xml:space="preserve">$\mathord{\smash[b]{\underset{\raise.3ex\hbox{$\scriptstyle\sim$}}{x}}\vphantom{x}}$</w:t>
-      </w:r>
-      <w:r>
-        <w:t xml:space="preserve"> </w:t>
-      </w:r>
-      <w:r>
-        <w:t xml:space="preserve">is on.</w:t>
-      </w:r>
-      <w:r>
-        <w:t xml:space="preserve"> </w:t>
-      </w:r>
-      <w:r>
-        <w:t xml:space="preserve">A linear classifier uses this sign to assign one of two labels.</w:t>
-      </w:r>
-    </w:p>
-    <w:bookmarkStart w:id="99" w:name="exm-half-space-plane"/>
-    <w:p>
-      <w:pPr>
-        <w:pStyle w:val="BodyText"/>
-      </w:pPr>
-      <w:r>
-        <w:rPr>
-          <w:b/>
-          <w:bCs/>
-        </w:rPr>
-        <w:t xml:space="preserve">Example 24 (Half-spaces of a line in the plane)</w:t>
-      </w:r>
-      <w:r>
-        <w:t xml:space="preserve"> </w:t>
-      </w:r>
-      <w:r>
-        <w:t xml:space="preserve">Let</w:t>
-      </w:r>
-      <w:r>
-        <w:t xml:space="preserve"> </w:t>
-      </w:r>
-      <m:oMath>
-        <m:r>
-          <m:rPr>
-            <m:scr m:val="script"/>
-            <m:sty m:val="p"/>
-          </m:rPr>
-          <m:t>H</m:t>
-        </m:r>
-      </m:oMath>
-      <w:r>
-        <w:t xml:space="preserve"> </w:t>
-      </w:r>
-      <w:r>
-        <w:t xml:space="preserve">be the line in</w:t>
+        <w:t xml:space="preserve">in</w:t>
       </w:r>
       <w:r>
         <w:t xml:space="preserve"> </w:t>
@@ -30062,12 +29753,24 @@
           </m:e>
           <m:sup>
             <m:r>
-              <m:t>2</m:t>
+              <m:t>p</m:t>
+            </m:r>
+            <m:r>
+              <m:rPr>
+                <m:sty m:val="p"/>
+              </m:rPr>
+              <m:t>+</m:t>
+            </m:r>
+            <m:r>
+              <m:t>1</m:t>
             </m:r>
           </m:sup>
         </m:sSup>
       </m:oMath>
       <w:r>
+        <w:t xml:space="preserve">,</w:t>
+      </w:r>
+      <w:r>
         <w:t xml:space="preserve"> </w:t>
       </w:r>
       <w:r>
@@ -30076,1269 +29779,20 @@
       <w:r>
         <w:t xml:space="preserve"> </w:t>
       </w:r>
-      <w:r>
-        <w:t xml:space="preserve">$\mathord{\smash[b]{\underset{\raise.3ex\hbox{$\scriptstyle\sim$}}{w}}\vphantom{w}} = (1, 2)$</w:t>
-      </w:r>
-      <w:r>
-        <w:t xml:space="preserve"> </w:t>
-      </w:r>
-      <w:r>
-        <w:t xml:space="preserve">and</w:t>
-      </w:r>
-      <w:r>
-        <w:t xml:space="preserve"> </w:t>
-      </w:r>
-      <m:oMath>
-        <m:r>
-          <m:t>b</m:t>
-        </m:r>
-        <m:r>
-          <m:rPr>
-            <m:sty m:val="p"/>
-          </m:rPr>
-          <m:t>=</m:t>
-        </m:r>
-        <m:r>
-          <m:rPr>
-            <m:sty m:val="p"/>
-          </m:rPr>
-          <m:t>−</m:t>
-        </m:r>
-        <m:r>
-          <m:t>2</m:t>
-        </m:r>
-      </m:oMath>
-      <w:r>
-        <w:t xml:space="preserve"> </w:t>
-      </w:r>
-      <w:r>
-        <w:t xml:space="preserve">(</w:t>
-      </w:r>
-      <w:hyperlink r:id="rId87">
+      <w:hyperlink r:id="rId100">
         <w:r>
           <w:rPr>
             <w:rStyle w:val="Hyperlink"/>
           </w:rPr>
-          <w:t xml:space="preserve">Definition 22 in Matrices</w:t>
+          <w:t xml:space="preserve">normal vector</w:t>
         </w:r>
       </w:hyperlink>
       <w:r>
-        <w:t xml:space="preserve">),</w:t>
-      </w:r>
-      <w:r>
-        <w:t xml:space="preserve"> </w:t>
-      </w:r>
-      <w:r>
-        <w:t xml:space="preserve">so</w:t>
-      </w:r>
-      <w:r>
-        <w:t xml:space="preserve"> </w:t>
-      </w:r>
-      <w:r>
-        <w:t xml:space="preserve">$\mathcal{H} = \mathopen{}\left\{\mathord{\smash[b]{\underset{\raise.3ex\hbox{$\scriptstyle\sim$}}{x}}\vphantom{x}}: x_1 + 2 x_2 - 2 = 0\right\}\mathclose{}$</w:t>
-      </w:r>
-      <w:r>
-        <w:t xml:space="preserve">.</w:t>
-      </w:r>
-      <w:r>
-        <w:t xml:space="preserve"> </w:t>
-      </w:r>
-      <w:r>
-        <w:t xml:space="preserve">Evaluate</w:t>
-      </w:r>
-      <w:r>
-        <w:t xml:space="preserve"> </w:t>
-      </w:r>
-      <w:r>
-        <w:t xml:space="preserve">$\mathord{\smash[b]{\underset{\raise.3ex\hbox{$\scriptstyle\sim$}}{w}}\vphantom{w}} \cdot \mathord{\smash[b]{\underset{\raise.3ex\hbox{$\scriptstyle\sim$}}{x}}\vphantom{x}} + b$</w:t>
-      </w:r>
-      <w:r>
-        <w:t xml:space="preserve"> </w:t>
-      </w:r>
-      <w:r>
-        <w:t xml:space="preserve">at three points (</w:t>
-      </w:r>
-      <w:hyperlink w:anchor="def-half-space">
-        <w:r>
-          <w:rPr>
-            <w:rStyle w:val="Hyperlink"/>
-          </w:rPr>
-          <w:t xml:space="preserve">Definition 9</w:t>
-        </w:r>
-      </w:hyperlink>
-      <w:r>
-        <w:t xml:space="preserve">):</w:t>
-      </w:r>
-    </w:p>
-    <w:p>
-      <w:pPr>
-        <w:pStyle w:val="Compact"/>
-        <w:numPr>
-          <w:ilvl w:val="0"/>
-          <w:numId w:val="1008"/>
-        </w:numPr>
-      </w:pPr>
-      <w:r>
-        <w:t xml:space="preserve">At</w:t>
-      </w:r>
-      <w:r>
-        <w:t xml:space="preserve"> </w:t>
-      </w:r>
-      <m:oMath>
-        <m:r>
-          <m:rPr>
-            <m:sty m:val="p"/>
-          </m:rPr>
-          <m:t>(</m:t>
-        </m:r>
-        <m:r>
-          <m:t>0</m:t>
-        </m:r>
-        <m:r>
-          <m:rPr>
-            <m:sty m:val="p"/>
-          </m:rPr>
-          <m:t>,</m:t>
-        </m:r>
-        <m:r>
-          <m:t>0</m:t>
-        </m:r>
-        <m:r>
-          <m:rPr>
-            <m:sty m:val="p"/>
-          </m:rPr>
-          <m:t>)</m:t>
-        </m:r>
-      </m:oMath>
-      <w:r>
-        <w:t xml:space="preserve"> </w:t>
-      </w:r>
-      <w:r>
-        <w:t xml:space="preserve">it equals</w:t>
-      </w:r>
-      <w:r>
-        <w:t xml:space="preserve"> </w:t>
-      </w:r>
-      <m:oMath>
-        <m:r>
-          <m:t>0</m:t>
-        </m:r>
-        <m:r>
-          <m:rPr>
-            <m:sty m:val="p"/>
-          </m:rPr>
-          <m:t>+</m:t>
-        </m:r>
-        <m:r>
-          <m:t>0</m:t>
-        </m:r>
-        <m:r>
-          <m:rPr>
-            <m:sty m:val="p"/>
-          </m:rPr>
-          <m:t>−</m:t>
-        </m:r>
-        <m:r>
-          <m:t>2</m:t>
-        </m:r>
-        <m:r>
-          <m:rPr>
-            <m:sty m:val="p"/>
-          </m:rPr>
-          <m:t>=</m:t>
-        </m:r>
-        <m:r>
-          <m:rPr>
-            <m:sty m:val="p"/>
-          </m:rPr>
-          <m:t>−</m:t>
-        </m:r>
-        <m:r>
-          <m:t>2</m:t>
-        </m:r>
-        <m:r>
-          <m:rPr>
-            <m:sty m:val="p"/>
-          </m:rPr>
-          <m:t>&lt;</m:t>
-        </m:r>
-        <m:r>
-          <m:t>0</m:t>
-        </m:r>
-      </m:oMath>
-      <w:r>
-        <w:t xml:space="preserve">, so</w:t>
-      </w:r>
-      <w:r>
-        <w:t xml:space="preserve"> </w:t>
-      </w:r>
-      <m:oMath>
-        <m:r>
-          <m:rPr>
-            <m:sty m:val="p"/>
-          </m:rPr>
-          <m:t>(</m:t>
-        </m:r>
-        <m:r>
-          <m:t>0</m:t>
-        </m:r>
-        <m:r>
-          <m:rPr>
-            <m:sty m:val="p"/>
-          </m:rPr>
-          <m:t>,</m:t>
-        </m:r>
-        <m:r>
-          <m:t>0</m:t>
-        </m:r>
-        <m:r>
-          <m:rPr>
-            <m:sty m:val="p"/>
-          </m:rPr>
-          <m:t>)</m:t>
-        </m:r>
-        <m:r>
-          <m:rPr>
-            <m:sty m:val="p"/>
-          </m:rPr>
-          <m:t>∈</m:t>
-        </m:r>
-        <m:sSup>
-          <m:e>
-            <m:r>
-              <m:rPr>
-                <m:scr m:val="script"/>
-                <m:sty m:val="p"/>
-              </m:rPr>
-              <m:t>H</m:t>
-            </m:r>
-          </m:e>
-          <m:sup>
-            <m:r>
-              <m:rPr>
-                <m:sty m:val="p"/>
-              </m:rPr>
-              <m:t>−</m:t>
-            </m:r>
-          </m:sup>
-        </m:sSup>
-      </m:oMath>
-      <w:r>
-        <w:t xml:space="preserve">.</w:t>
-      </w:r>
-    </w:p>
-    <w:p>
-      <w:pPr>
-        <w:pStyle w:val="Compact"/>
-        <w:numPr>
-          <w:ilvl w:val="0"/>
-          <w:numId w:val="1008"/>
-        </w:numPr>
-      </w:pPr>
-      <w:r>
-        <w:t xml:space="preserve">At</w:t>
-      </w:r>
-      <w:r>
-        <w:t xml:space="preserve"> </w:t>
-      </w:r>
-      <m:oMath>
-        <m:r>
-          <m:rPr>
-            <m:sty m:val="p"/>
-          </m:rPr>
-          <m:t>(</m:t>
-        </m:r>
-        <m:r>
-          <m:t>2</m:t>
-        </m:r>
-        <m:r>
-          <m:rPr>
-            <m:sty m:val="p"/>
-          </m:rPr>
-          <m:t>,</m:t>
-        </m:r>
-        <m:r>
-          <m:t>0</m:t>
-        </m:r>
-        <m:r>
-          <m:rPr>
-            <m:sty m:val="p"/>
-          </m:rPr>
-          <m:t>)</m:t>
-        </m:r>
-      </m:oMath>
-      <w:r>
-        <w:t xml:space="preserve"> </w:t>
-      </w:r>
-      <w:r>
-        <w:t xml:space="preserve">it equals</w:t>
-      </w:r>
-      <w:r>
-        <w:t xml:space="preserve"> </w:t>
-      </w:r>
-      <m:oMath>
-        <m:r>
-          <m:t>2</m:t>
-        </m:r>
-        <m:r>
-          <m:rPr>
-            <m:sty m:val="p"/>
-          </m:rPr>
-          <m:t>+</m:t>
-        </m:r>
-        <m:r>
-          <m:t>0</m:t>
-        </m:r>
-        <m:r>
-          <m:rPr>
-            <m:sty m:val="p"/>
-          </m:rPr>
-          <m:t>−</m:t>
-        </m:r>
-        <m:r>
-          <m:t>2</m:t>
-        </m:r>
-        <m:r>
-          <m:rPr>
-            <m:sty m:val="p"/>
-          </m:rPr>
-          <m:t>=</m:t>
-        </m:r>
-        <m:r>
-          <m:t>0</m:t>
-        </m:r>
-      </m:oMath>
-      <w:r>
-        <w:t xml:space="preserve">, so</w:t>
-      </w:r>
-      <w:r>
-        <w:t xml:space="preserve"> </w:t>
-      </w:r>
-      <m:oMath>
-        <m:r>
-          <m:rPr>
-            <m:sty m:val="p"/>
-          </m:rPr>
-          <m:t>(</m:t>
-        </m:r>
-        <m:r>
-          <m:t>2</m:t>
-        </m:r>
-        <m:r>
-          <m:rPr>
-            <m:sty m:val="p"/>
-          </m:rPr>
-          <m:t>,</m:t>
-        </m:r>
-        <m:r>
-          <m:t>0</m:t>
-        </m:r>
-        <m:r>
-          <m:rPr>
-            <m:sty m:val="p"/>
-          </m:rPr>
-          <m:t>)</m:t>
-        </m:r>
-        <m:r>
-          <m:rPr>
-            <m:sty m:val="p"/>
-          </m:rPr>
-          <m:t>∈</m:t>
-        </m:r>
-        <m:r>
-          <m:rPr>
-            <m:scr m:val="script"/>
-            <m:sty m:val="p"/>
-          </m:rPr>
-          <m:t>H</m:t>
-        </m:r>
-      </m:oMath>
-      <w:r>
-        <w:t xml:space="preserve">.</w:t>
-      </w:r>
-    </w:p>
-    <w:p>
-      <w:pPr>
-        <w:pStyle w:val="Compact"/>
-        <w:numPr>
-          <w:ilvl w:val="0"/>
-          <w:numId w:val="1008"/>
-        </w:numPr>
-      </w:pPr>
-      <w:r>
-        <w:t xml:space="preserve">At</w:t>
-      </w:r>
-      <w:r>
-        <w:t xml:space="preserve"> </w:t>
-      </w:r>
-      <m:oMath>
-        <m:r>
-          <m:rPr>
-            <m:sty m:val="p"/>
-          </m:rPr>
-          <m:t>(</m:t>
-        </m:r>
-        <m:r>
-          <m:t>2</m:t>
-        </m:r>
-        <m:r>
-          <m:rPr>
-            <m:sty m:val="p"/>
-          </m:rPr>
-          <m:t>,</m:t>
-        </m:r>
-        <m:r>
-          <m:t>1</m:t>
-        </m:r>
-        <m:r>
-          <m:rPr>
-            <m:sty m:val="p"/>
-          </m:rPr>
-          <m:t>)</m:t>
-        </m:r>
-      </m:oMath>
-      <w:r>
-        <w:t xml:space="preserve"> </w:t>
-      </w:r>
-      <w:r>
-        <w:t xml:space="preserve">it equals</w:t>
-      </w:r>
-      <w:r>
-        <w:t xml:space="preserve"> </w:t>
-      </w:r>
-      <m:oMath>
-        <m:r>
-          <m:t>2</m:t>
-        </m:r>
-        <m:r>
-          <m:rPr>
-            <m:sty m:val="p"/>
-          </m:rPr>
-          <m:t>+</m:t>
-        </m:r>
-        <m:r>
-          <m:t>2</m:t>
-        </m:r>
-        <m:r>
-          <m:rPr>
-            <m:sty m:val="p"/>
-          </m:rPr>
-          <m:t>−</m:t>
-        </m:r>
-        <m:r>
-          <m:t>2</m:t>
-        </m:r>
-        <m:r>
-          <m:rPr>
-            <m:sty m:val="p"/>
-          </m:rPr>
-          <m:t>=</m:t>
-        </m:r>
-        <m:r>
-          <m:t>2</m:t>
-        </m:r>
-        <m:r>
-          <m:rPr>
-            <m:sty m:val="p"/>
-          </m:rPr>
-          <m:t>&gt;</m:t>
-        </m:r>
-        <m:r>
-          <m:t>0</m:t>
-        </m:r>
-      </m:oMath>
-      <w:r>
-        <w:t xml:space="preserve">, so</w:t>
-      </w:r>
-      <w:r>
-        <w:t xml:space="preserve"> </w:t>
-      </w:r>
-      <m:oMath>
-        <m:r>
-          <m:rPr>
-            <m:sty m:val="p"/>
-          </m:rPr>
-          <m:t>(</m:t>
-        </m:r>
-        <m:r>
-          <m:t>2</m:t>
-        </m:r>
-        <m:r>
-          <m:rPr>
-            <m:sty m:val="p"/>
-          </m:rPr>
-          <m:t>,</m:t>
-        </m:r>
-        <m:r>
-          <m:t>1</m:t>
-        </m:r>
-        <m:r>
-          <m:rPr>
-            <m:sty m:val="p"/>
-          </m:rPr>
-          <m:t>)</m:t>
-        </m:r>
-        <m:r>
-          <m:rPr>
-            <m:sty m:val="p"/>
-          </m:rPr>
-          <m:t>∈</m:t>
-        </m:r>
-        <m:sSup>
-          <m:e>
-            <m:r>
-              <m:rPr>
-                <m:scr m:val="script"/>
-                <m:sty m:val="p"/>
-              </m:rPr>
-              <m:t>H</m:t>
-            </m:r>
-          </m:e>
-          <m:sup>
-            <m:r>
-              <m:rPr>
-                <m:sty m:val="p"/>
-              </m:rPr>
-              <m:t>+</m:t>
-            </m:r>
-          </m:sup>
-        </m:sSup>
-      </m:oMath>
-      <w:r>
-        <w:t xml:space="preserve">.</w:t>
-      </w:r>
-    </w:p>
-    <w:p>
-      <w:pPr>
-        <w:pStyle w:val="FirstParagraph"/>
-      </w:pPr>
-      <w:r>
-        <w:t xml:space="preserve">Moving from</w:t>
-      </w:r>
-      <w:r>
-        <w:t xml:space="preserve"> </w:t>
-      </w:r>
-      <m:oMath>
-        <m:r>
-          <m:rPr>
-            <m:sty m:val="p"/>
-          </m:rPr>
-          <m:t>(</m:t>
-        </m:r>
-        <m:r>
-          <m:t>2</m:t>
-        </m:r>
-        <m:r>
-          <m:rPr>
-            <m:sty m:val="p"/>
-          </m:rPr>
-          <m:t>,</m:t>
-        </m:r>
-        <m:r>
-          <m:t>0</m:t>
-        </m:r>
-        <m:r>
-          <m:rPr>
-            <m:sty m:val="p"/>
-          </m:rPr>
-          <m:t>)</m:t>
-        </m:r>
-      </m:oMath>
-      <w:r>
-        <w:t xml:space="preserve"> </w:t>
-      </w:r>
-      <w:r>
-        <w:t xml:space="preserve">in the direction</w:t>
-      </w:r>
-      <w:r>
-        <w:t xml:space="preserve"> </w:t>
-      </w:r>
-      <w:r>
-        <w:t xml:space="preserve">$\mathord{\smash[b]{\underset{\raise.3ex\hbox{$\scriptstyle\sim$}}{w}}\vphantom{w}} = (1, 2)$</w:t>
-      </w:r>
-      <w:r>
-        <w:t xml:space="preserve"> </w:t>
-      </w:r>
-      <w:r>
-        <w:t xml:space="preserve">gives</w:t>
-      </w:r>
-      <w:r>
-        <w:t xml:space="preserve"> </w:t>
-      </w:r>
-      <m:oMath>
-        <m:r>
-          <m:rPr>
-            <m:sty m:val="p"/>
-          </m:rPr>
-          <m:t>(</m:t>
-        </m:r>
-        <m:r>
-          <m:t>3</m:t>
-        </m:r>
-        <m:r>
-          <m:rPr>
-            <m:sty m:val="p"/>
-          </m:rPr>
-          <m:t>,</m:t>
-        </m:r>
-        <m:r>
-          <m:t>2</m:t>
-        </m:r>
-        <m:r>
-          <m:rPr>
-            <m:sty m:val="p"/>
-          </m:rPr>
-          <m:t>)</m:t>
-        </m:r>
-      </m:oMath>
-      <w:r>
-        <w:t xml:space="preserve">,</w:t>
-      </w:r>
-      <w:r>
-        <w:t xml:space="preserve"> </w:t>
-      </w:r>
-      <w:r>
-        <w:t xml:space="preserve">where the value is</w:t>
-      </w:r>
-      <w:r>
-        <w:t xml:space="preserve"> </w:t>
-      </w:r>
-      <m:oMath>
-        <m:r>
-          <m:t>3</m:t>
-        </m:r>
-        <m:r>
-          <m:rPr>
-            <m:sty m:val="p"/>
-          </m:rPr>
-          <m:t>+</m:t>
-        </m:r>
-        <m:r>
-          <m:t>4</m:t>
-        </m:r>
-        <m:r>
-          <m:rPr>
-            <m:sty m:val="p"/>
-          </m:rPr>
-          <m:t>−</m:t>
-        </m:r>
-        <m:r>
-          <m:t>2</m:t>
-        </m:r>
-        <m:r>
-          <m:rPr>
-            <m:sty m:val="p"/>
-          </m:rPr>
-          <m:t>=</m:t>
-        </m:r>
-        <m:r>
-          <m:t>5</m:t>
-        </m:r>
-        <m:r>
-          <m:rPr>
-            <m:sty m:val="p"/>
-          </m:rPr>
-          <m:t>&gt;</m:t>
-        </m:r>
-        <m:r>
-          <m:t>0</m:t>
-        </m:r>
-      </m:oMath>
-      <w:r>
-        <w:t xml:space="preserve">.</w:t>
-      </w:r>
-      <w:r>
-        <w:t xml:space="preserve"> </w:t>
-      </w:r>
-      <w:r>
-        <w:t xml:space="preserve">So the direction</w:t>
-      </w:r>
-      <w:r>
-        <w:t xml:space="preserve"> </w:t>
-      </w:r>
-      <w:r>
-        <w:t xml:space="preserve">$\mathord{\smash[b]{\underset{\raise.3ex\hbox{$\scriptstyle\sim$}}{w}}\vphantom{w}}$</w:t>
-      </w:r>
-      <w:r>
-        <w:t xml:space="preserve"> </w:t>
-      </w:r>
-      <w:r>
-        <w:t xml:space="preserve">leads into</w:t>
-      </w:r>
-      <w:r>
-        <w:t xml:space="preserve"> </w:t>
-      </w:r>
-      <m:oMath>
-        <m:sSup>
-          <m:e>
-            <m:r>
-              <m:rPr>
-                <m:scr m:val="script"/>
-                <m:sty m:val="p"/>
-              </m:rPr>
-              <m:t>H</m:t>
-            </m:r>
-          </m:e>
-          <m:sup>
-            <m:r>
-              <m:rPr>
-                <m:sty m:val="p"/>
-              </m:rPr>
-              <m:t>+</m:t>
-            </m:r>
-          </m:sup>
-        </m:sSup>
-      </m:oMath>
-      <w:r>
-        <w:t xml:space="preserve">.</w:t>
-      </w:r>
-    </w:p>
-    <w:bookmarkEnd w:id="99"/>
-    <w:bookmarkStart w:id="100" w:name="rem-half-space-sides"/>
-    <w:p>
-      <w:pPr>
-        <w:pStyle w:val="BodyText"/>
-      </w:pPr>
-      <w:r>
-        <w:rPr>
-          <w:i/>
-          <w:iCs/>
-        </w:rPr>
-        <w:t xml:space="preserve">Remark 1</w:t>
-      </w:r>
-      <w:r>
-        <w:t xml:space="preserve"> (The two sides of a hyperplane). </w:t>
-      </w:r>
-      <w:r>
-        <w:t xml:space="preserve">Every point of</w:t>
-      </w:r>
-      <w:r>
-        <w:t xml:space="preserve"> </w:t>
-      </w:r>
-      <m:oMath>
-        <m:sSup>
-          <m:e>
-            <m:r>
-              <m:rPr>
-                <m:scr m:val="double-struck"/>
-                <m:sty m:val="p"/>
-              </m:rPr>
-              <m:t>R</m:t>
-            </m:r>
-          </m:e>
-          <m:sup>
-            <m:r>
-              <m:t>p</m:t>
-            </m:r>
-          </m:sup>
-        </m:sSup>
-      </m:oMath>
-      <w:r>
-        <w:t xml:space="preserve"> </w:t>
-      </w:r>
-      <w:r>
-        <w:t xml:space="preserve">is in exactly one of</w:t>
-      </w:r>
-      <w:r>
-        <w:t xml:space="preserve"> </w:t>
-      </w:r>
-      <m:oMath>
-        <m:sSup>
-          <m:e>
-            <m:r>
-              <m:rPr>
-                <m:scr m:val="script"/>
-                <m:sty m:val="p"/>
-              </m:rPr>
-              <m:t>H</m:t>
-            </m:r>
-          </m:e>
-          <m:sup>
-            <m:r>
-              <m:rPr>
-                <m:sty m:val="p"/>
-              </m:rPr>
-              <m:t>+</m:t>
-            </m:r>
-          </m:sup>
-        </m:sSup>
-      </m:oMath>
-      <w:r>
-        <w:t xml:space="preserve">,</w:t>
-      </w:r>
-      <w:r>
-        <w:t xml:space="preserve"> </w:t>
-      </w:r>
-      <m:oMath>
-        <m:r>
-          <m:rPr>
-            <m:scr m:val="script"/>
-            <m:sty m:val="p"/>
-          </m:rPr>
-          <m:t>H</m:t>
-        </m:r>
-      </m:oMath>
-      <w:r>
-        <w:t xml:space="preserve"> </w:t>
-      </w:r>
-      <w:r>
-        <w:t xml:space="preserve">and</w:t>
-      </w:r>
-      <w:r>
-        <w:t xml:space="preserve"> </w:t>
-      </w:r>
-      <m:oMath>
-        <m:sSup>
-          <m:e>
-            <m:r>
-              <m:rPr>
-                <m:scr m:val="script"/>
-                <m:sty m:val="p"/>
-              </m:rPr>
-              <m:t>H</m:t>
-            </m:r>
-          </m:e>
-          <m:sup>
-            <m:r>
-              <m:rPr>
-                <m:sty m:val="p"/>
-              </m:rPr>
-              <m:t>−</m:t>
-            </m:r>
-          </m:sup>
-        </m:sSup>
-      </m:oMath>
-      <w:r>
-        <w:t xml:space="preserve">,</w:t>
-      </w:r>
-      <w:r>
-        <w:t xml:space="preserve"> </w:t>
-      </w:r>
-      <w:r>
-        <w:t xml:space="preserve">because the number</w:t>
-      </w:r>
-      <w:r>
-        <w:t xml:space="preserve"> </w:t>
-      </w:r>
-      <w:r>
-        <w:t xml:space="preserve">$\mathord{\smash[b]{\underset{\raise.3ex\hbox{$\scriptstyle\sim$}}{w}}\vphantom{w}} \cdot \mathord{\smash[b]{\underset{\raise.3ex\hbox{$\scriptstyle\sim$}}{x}}\vphantom{x}} + b$</w:t>
-      </w:r>
-      <w:r>
-        <w:t xml:space="preserve"> </w:t>
-      </w:r>
-      <w:r>
-        <w:t xml:space="preserve">is positive, zero or negative.</w:t>
-      </w:r>
-      <w:r>
-        <w:t xml:space="preserve"> </w:t>
-      </w:r>
-      <w:r>
-        <w:t xml:space="preserve">The vector</w:t>
-      </w:r>
-      <w:r>
-        <w:t xml:space="preserve"> </w:t>
-      </w:r>
-      <w:r>
-        <w:t xml:space="preserve">$\mathord{\smash[b]{\underset{\raise.3ex\hbox{$\scriptstyle\sim$}}{w}}\vphantom{w}}$</w:t>
-      </w:r>
-      <w:r>
-        <w:t xml:space="preserve"> </w:t>
-      </w:r>
-      <w:r>
-        <w:t xml:space="preserve">points into</w:t>
-      </w:r>
-      <w:r>
-        <w:t xml:space="preserve"> </w:t>
-      </w:r>
-      <m:oMath>
-        <m:sSup>
-          <m:e>
-            <m:r>
-              <m:rPr>
-                <m:scr m:val="script"/>
-                <m:sty m:val="p"/>
-              </m:rPr>
-              <m:t>H</m:t>
-            </m:r>
-          </m:e>
-          <m:sup>
-            <m:r>
-              <m:rPr>
-                <m:sty m:val="p"/>
-              </m:rPr>
-              <m:t>+</m:t>
-            </m:r>
-          </m:sup>
-        </m:sSup>
-      </m:oMath>
-      <w:r>
-        <w:t xml:space="preserve">:</w:t>
-      </w:r>
-      <w:r>
-        <w:t xml:space="preserve"> </w:t>
-      </w:r>
-      <w:r>
-        <w:t xml:space="preserve">the number</w:t>
-      </w:r>
-      <w:r>
-        <w:t xml:space="preserve"> </w:t>
-      </w:r>
-      <w:r>
-        <w:t xml:space="preserve">$\mathord{\smash[b]{\underset{\raise.3ex\hbox{$\scriptstyle\sim$}}{w}}\vphantom{w}} \cdot \mathord{\smash[b]{\underset{\raise.3ex\hbox{$\scriptstyle\sim$}}{x}}\vphantom{x}} + b$</w:t>
-      </w:r>
-      <w:r>
-        <w:t xml:space="preserve"> </w:t>
-      </w:r>
-      <w:r>
-        <w:t xml:space="preserve">goes up when</w:t>
-      </w:r>
-      <w:r>
-        <w:t xml:space="preserve"> </w:t>
-      </w:r>
-      <w:r>
-        <w:t xml:space="preserve">$\mathord{\smash[b]{\underset{\raise.3ex\hbox{$\scriptstyle\sim$}}{x}}\vphantom{x}}$</w:t>
-      </w:r>
-      <w:r>
-        <w:t xml:space="preserve"> </w:t>
-      </w:r>
-      <w:r>
-        <w:t xml:space="preserve">moves in the direction</w:t>
-      </w:r>
-      <w:r>
-        <w:t xml:space="preserve"> </w:t>
-      </w:r>
-      <w:r>
-        <w:t xml:space="preserve">$\mathord{\smash[b]{\underset{\raise.3ex\hbox{$\scriptstyle\sim$}}{w}}\vphantom{w}}$</w:t>
-      </w:r>
-      <w:r>
-        <w:t xml:space="preserve">.</w:t>
-      </w:r>
-    </w:p>
-    <w:bookmarkEnd w:id="100"/>
-    <w:bookmarkStart w:id="101" w:name="thm-half-space-dimension"/>
-    <w:p>
-      <w:pPr>
-        <w:pStyle w:val="BodyText"/>
-      </w:pPr>
-      <w:r>
-        <w:rPr>
-          <w:b/>
-          <w:bCs/>
-        </w:rPr>
-        <w:t xml:space="preserve">Theorem 15 (Differences of points in a hyperplane and in a half-space)</w:t>
-      </w:r>
-      <w:r>
-        <w:t xml:space="preserve"> </w:t>
-      </w:r>
-      <w:r>
-        <w:t xml:space="preserve">Let</w:t>
-      </w:r>
-      <w:r>
-        <w:t xml:space="preserve"> </w:t>
-      </w:r>
-      <w:r>
-        <w:t xml:space="preserve">$\mathord{\smash[b]{\underset{\raise.3ex\hbox{$\scriptstyle\sim$}}{w}}\vphantom{w}} \in \mathbb{R}^p$</w:t>
-      </w:r>
-      <w:r>
-        <w:t xml:space="preserve"> </w:t>
-      </w:r>
-      <w:r>
-        <w:t xml:space="preserve">be nonzero, let</w:t>
-      </w:r>
-      <w:r>
-        <w:t xml:space="preserve"> </w:t>
-      </w:r>
-      <m:oMath>
-        <m:r>
-          <m:t>b</m:t>
-        </m:r>
-        <m:r>
-          <m:rPr>
-            <m:sty m:val="p"/>
-          </m:rPr>
-          <m:t>∈</m:t>
-        </m:r>
-        <m:r>
-          <m:rPr>
-            <m:scr m:val="double-struck"/>
-            <m:sty m:val="p"/>
-          </m:rPr>
-          <m:t>R</m:t>
-        </m:r>
-      </m:oMath>
-      <w:r>
-        <w:t xml:space="preserve">,</w:t>
-      </w:r>
-      <w:r>
-        <w:t xml:space="preserve"> </w:t>
-      </w:r>
-      <w:r>
-        <w:t xml:space="preserve">and let</w:t>
-      </w:r>
-      <w:r>
-        <w:t xml:space="preserve"> </w:t>
-      </w:r>
-      <m:oMath>
-        <m:r>
-          <m:rPr>
-            <m:scr m:val="script"/>
-            <m:sty m:val="p"/>
-          </m:rPr>
-          <m:t>H</m:t>
-        </m:r>
-      </m:oMath>
-      <w:r>
-        <w:t xml:space="preserve">,</w:t>
-      </w:r>
-      <w:r>
-        <w:t xml:space="preserve"> </w:t>
-      </w:r>
-      <m:oMath>
-        <m:sSup>
-          <m:e>
-            <m:r>
-              <m:rPr>
-                <m:scr m:val="script"/>
-                <m:sty m:val="p"/>
-              </m:rPr>
-              <m:t>H</m:t>
-            </m:r>
-          </m:e>
-          <m:sup>
-            <m:r>
-              <m:rPr>
-                <m:sty m:val="p"/>
-              </m:rPr>
-              <m:t>+</m:t>
-            </m:r>
-          </m:sup>
-        </m:sSup>
-      </m:oMath>
-      <w:r>
-        <w:t xml:space="preserve"> </w:t>
-      </w:r>
-      <w:r>
-        <w:t xml:space="preserve">be the hyperplane and open half-space of</w:t>
-      </w:r>
-      <w:r>
-        <w:t xml:space="preserve"> </w:t>
-      </w:r>
-      <w:hyperlink w:anchor="def-half-space">
-        <w:r>
-          <w:rPr>
-            <w:rStyle w:val="Hyperlink"/>
-          </w:rPr>
-          <w:t xml:space="preserve">Definition 9</w:t>
-        </w:r>
-      </w:hyperlink>
-      <w:r>
-        <w:t xml:space="preserve">.</w:t>
-      </w:r>
-      <w:r>
-        <w:t xml:space="preserve"> </w:t>
-      </w:r>
-      <w:r>
-        <w:t xml:space="preserve">For a set</w:t>
-      </w:r>
-      <w:r>
-        <w:t xml:space="preserve"> </w:t>
-      </w:r>
-      <m:oMath>
-        <m:r>
-          <m:t>S</m:t>
-        </m:r>
-        <m:r>
-          <m:rPr>
-            <m:sty m:val="p"/>
-          </m:rPr>
-          <m:t>⊆</m:t>
-        </m:r>
-        <m:sSup>
-          <m:e>
-            <m:r>
-              <m:rPr>
-                <m:scr m:val="double-struck"/>
-                <m:sty m:val="p"/>
-              </m:rPr>
-              <m:t>R</m:t>
-            </m:r>
-          </m:e>
-          <m:sup>
-            <m:r>
-              <m:t>p</m:t>
-            </m:r>
-          </m:sup>
-        </m:sSup>
-      </m:oMath>
-      <w:r>
-        <w:t xml:space="preserve">, let</w:t>
-      </w:r>
-      <w:r>
-        <w:t xml:space="preserve"> </w:t>
-      </w:r>
-      <w:r>
-        <w:t xml:space="preserve">$D(S) \stackrel{\text{def}}{=}\mathopen{}\left\{\mathord{\smash[b]{\underset{\raise.3ex\hbox{$\scriptstyle\sim$}}{y}}\vphantom{y}}- \mathord{\smash[b]{\underset{\raise.3ex\hbox{$\scriptstyle\sim$}}{x}}\vphantom{x}}: \mathord{\smash[b]{\underset{\raise.3ex\hbox{$\scriptstyle\sim$}}{x}}\vphantom{x}}, \mathord{\smash[b]{\underset{\raise.3ex\hbox{$\scriptstyle\sim$}}{y}}\vphantom{y}}\in S\right\}\mathclose{}$</w:t>
-      </w:r>
-      <w:r>
-        <w:t xml:space="preserve"> </w:t>
-      </w:r>
-      <w:r>
-        <w:t xml:space="preserve">be the set of differences of its points.</w:t>
-      </w:r>
-    </w:p>
-    <w:p>
-      <w:pPr>
-        <w:pStyle w:val="Compact"/>
-        <w:numPr>
-          <w:ilvl w:val="0"/>
-          <w:numId w:val="1009"/>
-        </w:numPr>
-      </w:pPr>
-      <w:r>
-        <w:t xml:space="preserve">$D(\mathcal{H}) = \mathopen{}\left\{\mathord{\smash[b]{\underset{\raise.3ex\hbox{$\scriptstyle\sim$}}{s}}\vphantom{s}} : \mathord{\smash[b]{\underset{\raise.3ex\hbox{$\scriptstyle\sim$}}{w}}\vphantom{w}} \cdot \mathord{\smash[b]{\underset{\raise.3ex\hbox{$\scriptstyle\sim$}}{s}}\vphantom{s}} = 0\right\}\mathclose{}$</w:t>
-      </w:r>
-      <w:r>
-        <w:t xml:space="preserve">,</w:t>
-      </w:r>
-      <w:r>
-        <w:t xml:space="preserve"> </w:t>
-      </w:r>
-      <w:r>
-        <w:t xml:space="preserve">a subspace of dimension</w:t>
-      </w:r>
-      <w:r>
-        <w:t xml:space="preserve"> </w:t>
-      </w:r>
-      <m:oMath>
-        <m:r>
-          <m:t>p</m:t>
-        </m:r>
-        <m:r>
-          <m:rPr>
-            <m:sty m:val="p"/>
-          </m:rPr>
-          <m:t>−</m:t>
-        </m:r>
-        <m:r>
-          <m:t>1</m:t>
-        </m:r>
-      </m:oMath>
-      <w:r>
-        <w:t xml:space="preserve">.</w:t>
-      </w:r>
-    </w:p>
-    <w:p>
-      <w:pPr>
-        <w:pStyle w:val="Compact"/>
-        <w:numPr>
-          <w:ilvl w:val="0"/>
-          <w:numId w:val="1009"/>
-        </w:numPr>
-      </w:pPr>
-      <m:oMath>
-        <m:r>
-          <m:t>D</m:t>
-        </m:r>
-        <m:r>
-          <m:rPr>
-            <m:sty m:val="p"/>
-          </m:rPr>
-          <m:t>(</m:t>
-        </m:r>
-        <m:sSup>
-          <m:e>
-            <m:r>
-              <m:rPr>
-                <m:scr m:val="script"/>
-                <m:sty m:val="p"/>
-              </m:rPr>
-              <m:t>H</m:t>
-            </m:r>
-          </m:e>
-          <m:sup>
-            <m:r>
-              <m:rPr>
-                <m:sty m:val="p"/>
-              </m:rPr>
-              <m:t>+</m:t>
-            </m:r>
-          </m:sup>
-        </m:sSup>
-        <m:r>
-          <m:rPr>
-            <m:sty m:val="p"/>
-          </m:rPr>
-          <m:t>)</m:t>
-        </m:r>
-        <m:r>
-          <m:rPr>
-            <m:sty m:val="p"/>
-          </m:rPr>
-          <m:t>=</m:t>
-        </m:r>
-        <m:sSup>
-          <m:e>
-            <m:r>
-              <m:rPr>
-                <m:scr m:val="double-struck"/>
-                <m:sty m:val="p"/>
-              </m:rPr>
-              <m:t>R</m:t>
-            </m:r>
-          </m:e>
-          <m:sup>
-            <m:r>
-              <m:t>p</m:t>
-            </m:r>
-          </m:sup>
-        </m:sSup>
-      </m:oMath>
-      <w:r>
-        <w:t xml:space="preserve">, a subspace of dimension</w:t>
-      </w:r>
-      <w:r>
-        <w:t xml:space="preserve"> </w:t>
-      </w:r>
-      <m:oMath>
-        <m:r>
-          <m:t>p</m:t>
-        </m:r>
-      </m:oMath>
-      <w:r>
-        <w:t xml:space="preserve">.</w:t>
-      </w:r>
-    </w:p>
-    <w:p>
-      <w:pPr>
-        <w:pStyle w:val="FirstParagraph"/>
-      </w:pPr>
-      <w:r>
-        <w:t xml:space="preserve">The same holds for</w:t>
-      </w:r>
-      <w:r>
-        <w:t xml:space="preserve"> </w:t>
-      </w:r>
-      <m:oMath>
-        <m:sSup>
-          <m:e>
-            <m:r>
-              <m:rPr>
-                <m:scr m:val="script"/>
-                <m:sty m:val="p"/>
-              </m:rPr>
-              <m:t>H</m:t>
-            </m:r>
-          </m:e>
-          <m:sup>
-            <m:r>
-              <m:rPr>
-                <m:sty m:val="p"/>
-              </m:rPr>
-              <m:t>−</m:t>
-            </m:r>
-          </m:sup>
-        </m:sSup>
-      </m:oMath>
+        <w:t xml:space="preserve"> </w:t>
+      </w:r>
+      <w:r>
+        <w:t xml:space="preserve">$\begin{bmatrix}\mathord{\smash[b]{\underset{\raise.3ex\hbox{$\scriptstyle\sim$}}{w}}\vphantom{w}}\\ -1\end{bmatrix}$</w:t>
+      </w:r>
       <w:r>
         <w:t xml:space="preserve">.</w:t>
       </w:r>
@@ -31359,263 +29813,16 @@
         <w:t xml:space="preserve">. </w:t>
       </w:r>
       <w:r>
-        <w:rPr>
-          <w:b/>
-          <w:bCs/>
-        </w:rPr>
-        <w:t xml:space="preserve">Part 1.</w:t>
-      </w:r>
-      <w:r>
-        <w:t xml:space="preserve"> </w:t>
-      </w:r>
-      <w:r>
-        <w:t xml:space="preserve">Let</w:t>
-      </w:r>
-      <w:r>
-        <w:t xml:space="preserve"> </w:t>
-      </w:r>
-      <w:r>
-        <w:t xml:space="preserve">$\mathord{\smash[b]{\underset{\raise.3ex\hbox{$\scriptstyle\sim$}}{x}}\vphantom{x}}, \mathord{\smash[b]{\underset{\raise.3ex\hbox{$\scriptstyle\sim$}}{y}}\vphantom{y}}\in \mathcal{H}$</w:t>
-      </w:r>
-      <w:r>
-        <w:t xml:space="preserve">.</w:t>
-      </w:r>
-      <w:r>
-        <w:t xml:space="preserve"> </w:t>
-      </w:r>
-      <w:r>
-        <w:t xml:space="preserve">By</w:t>
-      </w:r>
-      <w:r>
-        <w:t xml:space="preserve"> </w:t>
-      </w:r>
-      <w:hyperlink w:anchor="thm-hyperplane-subspace">
-        <w:r>
-          <w:rPr>
-            <w:rStyle w:val="Hyperlink"/>
-          </w:rPr>
-          <w:t xml:space="preserve">Theorem 13</w:t>
-        </w:r>
-      </w:hyperlink>
-      <w:r>
-        <w:t xml:space="preserve"> </w:t>
-      </w:r>
-      <w:r>
-        <w:t xml:space="preserve">part 3,</w:t>
-      </w:r>
-      <w:r>
-        <w:t xml:space="preserve"> </w:t>
-      </w:r>
-      <w:r>
-        <w:t xml:space="preserve">$\mathord{\smash[b]{\underset{\raise.3ex\hbox{$\scriptstyle\sim$}}{w}}\vphantom{w}} \cdot (\mathord{\smash[b]{\underset{\raise.3ex\hbox{$\scriptstyle\sim$}}{y}}\vphantom{y}}- \mathord{\smash[b]{\underset{\raise.3ex\hbox{$\scriptstyle\sim$}}{x}}\vphantom{x}}) = 0$</w:t>
+        <w:t xml:space="preserve">For</w:t>
+      </w:r>
+      <w:r>
+        <w:t xml:space="preserve"> </w:t>
+      </w:r>
+      <w:r>
+        <w:t xml:space="preserve">$\begin{bmatrix}\mathord{\smash[b]{\underset{\raise.3ex\hbox{$\scriptstyle\sim$}}{x}}\vphantom{x}}\\ y\end{bmatrix} \in \mathbb{R}^{p+1}$</w:t>
       </w:r>
       <w:r>
         <w:t xml:space="preserve">,</w:t>
-      </w:r>
-      <w:r>
-        <w:t xml:space="preserve"> </w:t>
-      </w:r>
-      <w:r>
-        <w:t xml:space="preserve">so</w:t>
-      </w:r>
-      <w:r>
-        <w:t xml:space="preserve"> </w:t>
-      </w:r>
-      <w:r>
-        <w:t xml:space="preserve">$\mathord{\smash[b]{\underset{\raise.3ex\hbox{$\scriptstyle\sim$}}{y}}\vphantom{y}}- \mathord{\smash[b]{\underset{\raise.3ex\hbox{$\scriptstyle\sim$}}{x}}\vphantom{x}}\in \mathcal{H}_0 = \mathopen{}\left\{\mathord{\smash[b]{\underset{\raise.3ex\hbox{$\scriptstyle\sim$}}{s}}\vphantom{s}} : \mathord{\smash[b]{\underset{\raise.3ex\hbox{$\scriptstyle\sim$}}{w}}\vphantom{w}} \cdot \mathord{\smash[b]{\underset{\raise.3ex\hbox{$\scriptstyle\sim$}}{s}}\vphantom{s}} = 0\right\}\mathclose{}$</w:t>
-      </w:r>
-      <w:r>
-        <w:t xml:space="preserve">.</w:t>
-      </w:r>
-      <w:r>
-        <w:t xml:space="preserve"> </w:t>
-      </w:r>
-      <w:r>
-        <w:t xml:space="preserve">Conversely, take any</w:t>
-      </w:r>
-      <w:r>
-        <w:t xml:space="preserve"> </w:t>
-      </w:r>
-      <w:r>
-        <w:t xml:space="preserve">$\mathord{\smash[b]{\underset{\raise.3ex\hbox{$\scriptstyle\sim$}}{x}}\vphantom{x}}_0 \in \mathcal{H}$</w:t>
-      </w:r>
-      <w:r>
-        <w:t xml:space="preserve"> </w:t>
-      </w:r>
-      <w:r>
-        <w:t xml:space="preserve">(</w:t>
-      </w:r>
-      <w:hyperlink w:anchor="thm-hyperplane-subspace">
-        <w:r>
-          <w:rPr>
-            <w:rStyle w:val="Hyperlink"/>
-          </w:rPr>
-          <w:t xml:space="preserve">Theorem 13</w:t>
-        </w:r>
-      </w:hyperlink>
-      <w:r>
-        <w:t xml:space="preserve"> </w:t>
-      </w:r>
-      <w:r>
-        <w:t xml:space="preserve">part 2 gives such a point).</w:t>
-      </w:r>
-      <w:r>
-        <w:t xml:space="preserve"> </w:t>
-      </w:r>
-      <w:r>
-        <w:t xml:space="preserve">For any</w:t>
-      </w:r>
-      <w:r>
-        <w:t xml:space="preserve"> </w:t>
-      </w:r>
-      <w:r>
-        <w:t xml:space="preserve">$\mathord{\smash[b]{\underset{\raise.3ex\hbox{$\scriptstyle\sim$}}{s}}\vphantom{s}} \in \mathcal{H}_0$</w:t>
-      </w:r>
-      <w:r>
-        <w:t xml:space="preserve">, the point</w:t>
-      </w:r>
-      <w:r>
-        <w:t xml:space="preserve"> </w:t>
-      </w:r>
-      <w:r>
-        <w:t xml:space="preserve">$\mathord{\smash[b]{\underset{\raise.3ex\hbox{$\scriptstyle\sim$}}{x}}\vphantom{x}}_0 + \mathord{\smash[b]{\underset{\raise.3ex\hbox{$\scriptstyle\sim$}}{s}}\vphantom{s}}$</w:t>
-      </w:r>
-      <w:r>
-        <w:t xml:space="preserve"> </w:t>
-      </w:r>
-      <w:r>
-        <w:t xml:space="preserve">is in</w:t>
-      </w:r>
-      <w:r>
-        <w:t xml:space="preserve"> </w:t>
-      </w:r>
-      <m:oMath>
-        <m:r>
-          <m:rPr>
-            <m:scr m:val="script"/>
-            <m:sty m:val="p"/>
-          </m:rPr>
-          <m:t>H</m:t>
-        </m:r>
-      </m:oMath>
-      <w:r>
-        <w:t xml:space="preserve"> </w:t>
-      </w:r>
-      <w:r>
-        <w:t xml:space="preserve">by the same part,</w:t>
-      </w:r>
-      <w:r>
-        <w:t xml:space="preserve"> </w:t>
-      </w:r>
-      <w:r>
-        <w:t xml:space="preserve">and</w:t>
-      </w:r>
-      <w:r>
-        <w:t xml:space="preserve"> </w:t>
-      </w:r>
-      <w:r>
-        <w:t xml:space="preserve">$(\mathord{\smash[b]{\underset{\raise.3ex\hbox{$\scriptstyle\sim$}}{x}}\vphantom{x}}_0 + \mathord{\smash[b]{\underset{\raise.3ex\hbox{$\scriptstyle\sim$}}{s}}\vphantom{s}}) - \mathord{\smash[b]{\underset{\raise.3ex\hbox{$\scriptstyle\sim$}}{x}}\vphantom{x}}_0 = \mathord{\smash[b]{\underset{\raise.3ex\hbox{$\scriptstyle\sim$}}{s}}\vphantom{s}}$</w:t>
-      </w:r>
-      <w:r>
-        <w:t xml:space="preserve">.</w:t>
-      </w:r>
-      <w:r>
-        <w:t xml:space="preserve"> </w:t>
-      </w:r>
-      <w:r>
-        <w:t xml:space="preserve">So</w:t>
-      </w:r>
-      <w:r>
-        <w:t xml:space="preserve"> </w:t>
-      </w:r>
-      <m:oMath>
-        <m:r>
-          <m:t>D</m:t>
-        </m:r>
-        <m:r>
-          <m:rPr>
-            <m:sty m:val="p"/>
-          </m:rPr>
-          <m:t>(</m:t>
-        </m:r>
-        <m:r>
-          <m:rPr>
-            <m:scr m:val="script"/>
-            <m:sty m:val="p"/>
-          </m:rPr>
-          <m:t>H</m:t>
-        </m:r>
-        <m:r>
-          <m:rPr>
-            <m:sty m:val="p"/>
-          </m:rPr>
-          <m:t>)</m:t>
-        </m:r>
-        <m:r>
-          <m:rPr>
-            <m:sty m:val="p"/>
-          </m:rPr>
-          <m:t>=</m:t>
-        </m:r>
-        <m:sSub>
-          <m:e>
-            <m:r>
-              <m:rPr>
-                <m:scr m:val="script"/>
-                <m:sty m:val="p"/>
-              </m:rPr>
-              <m:t>H</m:t>
-            </m:r>
-          </m:e>
-          <m:sub>
-            <m:r>
-              <m:t>0</m:t>
-            </m:r>
-          </m:sub>
-        </m:sSub>
-      </m:oMath>
-      <w:r>
-        <w:t xml:space="preserve">, which has dimension</w:t>
-      </w:r>
-      <w:r>
-        <w:t xml:space="preserve"> </w:t>
-      </w:r>
-      <m:oMath>
-        <m:r>
-          <m:t>p</m:t>
-        </m:r>
-        <m:r>
-          <m:rPr>
-            <m:sty m:val="p"/>
-          </m:rPr>
-          <m:t>−</m:t>
-        </m:r>
-        <m:r>
-          <m:t>1</m:t>
-        </m:r>
-      </m:oMath>
-      <w:r>
-        <w:t xml:space="preserve"> </w:t>
-      </w:r>
-      <w:r>
-        <w:t xml:space="preserve">by</w:t>
-      </w:r>
-      <w:r>
-        <w:t xml:space="preserve"> </w:t>
-      </w:r>
-      <w:hyperlink w:anchor="thm-hyperplane-subspace">
-        <w:r>
-          <w:rPr>
-            <w:rStyle w:val="Hyperlink"/>
-          </w:rPr>
-          <w:t xml:space="preserve">Theorem 13</w:t>
-        </w:r>
-      </w:hyperlink>
-      <w:r>
-        <w:t xml:space="preserve"> </w:t>
-      </w:r>
-      <w:r>
-        <w:t xml:space="preserve">part 1.</w:t>
       </w:r>
     </w:p>
     <w:p>
@@ -31623,17 +29830,288 @@
         <w:pStyle w:val="BodyText"/>
       </w:pPr>
       <w:r>
+        <w:t xml:space="preserve">$$
+    \begin{aligned}
+    y = \mathord{\smash[b]{\underset{\raise.3ex\hbox{$\scriptstyle\sim$}}{w}}\vphantom{w}} \cdot \mathord{\smash[b]{\underset{\raise.3ex\hbox{$\scriptstyle\sim$}}{x}}\vphantom{x}} + b
+    &amp;\iff \mathord{\smash[b]{\underset{\raise.3ex\hbox{$\scriptstyle\sim$}}{w}}\vphantom{w}} \cdot \mathord{\smash[b]{\underset{\raise.3ex\hbox{$\scriptstyle\sim$}}{x}}\vphantom{x}} - y + b = 0
+    &amp;&amp; \text{(subtract } y \text{ from both sides)}
+    \\
+    &amp;\iff \begin{bmatrix}\mathord{\smash[b]{\underset{\raise.3ex\hbox{$\scriptstyle\sim$}}{w}}\vphantom{w}}\\ -1\end{bmatrix} \cdot \begin{bmatrix}\mathord{\smash[b]{\underset{\raise.3ex\hbox{$\scriptstyle\sim$}}{x}}\vphantom{x}}\\ y\end{bmatrix} + b = 0.
+    &amp;&amp; \text{(dot product of stacked vectors)}
+    \end{aligned}
+    $$</w:t>
+      </w:r>
+    </w:p>
+    <w:p>
+      <w:pPr>
+        <w:pStyle w:val="FirstParagraph"/>
+      </w:pPr>
+      <w:r>
+        <w:t xml:space="preserve">So the</w:t>
+      </w:r>
+      <w:r>
+        <w:t xml:space="preserve"> </w:t>
+      </w:r>
+      <w:hyperlink r:id="rId98">
+        <w:r>
+          <w:rPr>
+            <w:rStyle w:val="Hyperlink"/>
+          </w:rPr>
+          <w:t xml:space="preserve">set</w:t>
+        </w:r>
+      </w:hyperlink>
+      <w:r>
+        <w:t xml:space="preserve"> </w:t>
+      </w:r>
+      <w:r>
+        <w:t xml:space="preserve">is the solution set of the equation of a</w:t>
+      </w:r>
+      <w:r>
+        <w:t xml:space="preserve"> </w:t>
+      </w:r>
+      <w:hyperlink r:id="rId99">
+        <w:r>
+          <w:rPr>
+            <w:rStyle w:val="Hyperlink"/>
+          </w:rPr>
+          <w:t xml:space="preserve">hyperplane</w:t>
+        </w:r>
+      </w:hyperlink>
+      <w:r>
+        <w:t xml:space="preserve">,</w:t>
+      </w:r>
+      <w:r>
+        <w:t xml:space="preserve"> </w:t>
+      </w:r>
+      <w:r>
+        <w:t xml:space="preserve">with</w:t>
+      </w:r>
+      <w:r>
+        <w:t xml:space="preserve"> </w:t>
+      </w:r>
+      <w:hyperlink r:id="rId100">
+        <w:r>
+          <w:rPr>
+            <w:rStyle w:val="Hyperlink"/>
+          </w:rPr>
+          <w:t xml:space="preserve">normal vector</w:t>
+        </w:r>
+      </w:hyperlink>
+      <w:r>
+        <w:t xml:space="preserve"> </w:t>
+      </w:r>
+      <w:r>
+        <w:t xml:space="preserve">$\begin{bmatrix}\mathord{\smash[b]{\underset{\raise.3ex\hbox{$\scriptstyle\sim$}}{w}}\vphantom{w}}\\ -1\end{bmatrix}$</w:t>
+      </w:r>
+      <w:r>
+        <w:t xml:space="preserve">.</w:t>
+      </w:r>
+      <w:r>
+        <w:t xml:space="preserve"> </w:t>
+      </w:r>
+      <w:r>
+        <w:t xml:space="preserve">That vector is nonzero,</w:t>
+      </w:r>
+      <w:r>
+        <w:t xml:space="preserve"> </w:t>
+      </w:r>
+      <w:r>
+        <w:t xml:space="preserve">because its last entry is</w:t>
+      </w:r>
+      <w:r>
+        <w:t xml:space="preserve"> </w:t>
+      </w:r>
+      <m:oMath>
+        <m:r>
+          <m:rPr>
+            <m:sty m:val="p"/>
+          </m:rPr>
+          <m:t>−</m:t>
+        </m:r>
+        <m:r>
+          <m:t>1</m:t>
+        </m:r>
+      </m:oMath>
+      <w:r>
+        <w:t xml:space="preserve">.</w:t>
+      </w:r>
+    </w:p>
+    <w:bookmarkStart w:id="106" w:name="exm-hyperplane-graph"/>
+    <w:p>
+      <w:pPr>
+        <w:pStyle w:val="BodyText"/>
+      </w:pPr>
+      <w:r>
         <w:rPr>
           <w:b/>
           <w:bCs/>
         </w:rPr>
-        <w:t xml:space="preserve">Part 2.</w:t>
-      </w:r>
-      <w:r>
-        <w:t xml:space="preserve"> </w:t>
-      </w:r>
-      <w:r>
-        <w:t xml:space="preserve">Every difference is in</w:t>
+        <w:t xml:space="preserve">Example 24 (The graph of a line is a line in the plane)</w:t>
+      </w:r>
+      <w:r>
+        <w:t xml:space="preserve"> </w:t>
+      </w:r>
+      <w:r>
+        <w:t xml:space="preserve">Take</w:t>
+      </w:r>
+      <w:r>
+        <w:t xml:space="preserve"> </w:t>
+      </w:r>
+      <m:oMath>
+        <m:r>
+          <m:t>p</m:t>
+        </m:r>
+        <m:r>
+          <m:rPr>
+            <m:sty m:val="p"/>
+          </m:rPr>
+          <m:t>=</m:t>
+        </m:r>
+        <m:r>
+          <m:t>1</m:t>
+        </m:r>
+      </m:oMath>
+      <w:r>
+        <w:t xml:space="preserve">,</w:t>
+      </w:r>
+      <w:r>
+        <w:t xml:space="preserve"> </w:t>
+      </w:r>
+      <w:r>
+        <w:t xml:space="preserve">$\mathord{\smash[b]{\underset{\raise.3ex\hbox{$\scriptstyle\sim$}}{w}}\vphantom{w}}= 2$</w:t>
+      </w:r>
+      <w:r>
+        <w:t xml:space="preserve">,</w:t>
+      </w:r>
+      <w:r>
+        <w:t xml:space="preserve"> </w:t>
+      </w:r>
+      <m:oMath>
+        <m:r>
+          <m:t>b</m:t>
+        </m:r>
+        <m:r>
+          <m:rPr>
+            <m:sty m:val="p"/>
+          </m:rPr>
+          <m:t>=</m:t>
+        </m:r>
+        <m:r>
+          <m:t>1</m:t>
+        </m:r>
+      </m:oMath>
+      <w:r>
+        <w:t xml:space="preserve">.</w:t>
+      </w:r>
+      <w:r>
+        <w:t xml:space="preserve"> </w:t>
+      </w:r>
+      <w:r>
+        <w:t xml:space="preserve">The</w:t>
+      </w:r>
+      <w:r>
+        <w:t xml:space="preserve"> </w:t>
+      </w:r>
+      <w:hyperlink r:id="rId96">
+        <w:r>
+          <w:rPr>
+            <w:rStyle w:val="Hyperlink"/>
+          </w:rPr>
+          <w:t xml:space="preserve">graph</w:t>
+        </w:r>
+      </w:hyperlink>
+      <w:r>
+        <w:t xml:space="preserve"> </w:t>
+      </w:r>
+      <w:r>
+        <w:t xml:space="preserve">of</w:t>
+      </w:r>
+      <w:r>
+        <w:t xml:space="preserve"> </w:t>
+      </w:r>
+      <m:oMath>
+        <m:r>
+          <m:t>y</m:t>
+        </m:r>
+        <m:r>
+          <m:rPr>
+            <m:sty m:val="p"/>
+          </m:rPr>
+          <m:t>=</m:t>
+        </m:r>
+        <m:r>
+          <m:t>2</m:t>
+        </m:r>
+        <m:r>
+          <m:t>x</m:t>
+        </m:r>
+        <m:r>
+          <m:rPr>
+            <m:sty m:val="p"/>
+          </m:rPr>
+          <m:t>+</m:t>
+        </m:r>
+        <m:r>
+          <m:t>1</m:t>
+        </m:r>
+      </m:oMath>
+      <w:r>
+        <w:t xml:space="preserve"> </w:t>
+      </w:r>
+      <w:r>
+        <w:t xml:space="preserve">is the</w:t>
+      </w:r>
+      <w:r>
+        <w:t xml:space="preserve"> </w:t>
+      </w:r>
+      <w:hyperlink r:id="rId98">
+        <w:r>
+          <w:rPr>
+            <w:rStyle w:val="Hyperlink"/>
+          </w:rPr>
+          <w:t xml:space="preserve">set</w:t>
+        </w:r>
+      </w:hyperlink>
+      <w:r>
+        <w:t xml:space="preserve"> </w:t>
+      </w:r>
+      <w:r>
+        <w:t xml:space="preserve">of points</w:t>
+      </w:r>
+      <w:r>
+        <w:t xml:space="preserve"> </w:t>
+      </w:r>
+      <m:oMath>
+        <m:r>
+          <m:rPr>
+            <m:sty m:val="p"/>
+          </m:rPr>
+          <m:t>(</m:t>
+        </m:r>
+        <m:r>
+          <m:t>x</m:t>
+        </m:r>
+        <m:r>
+          <m:rPr>
+            <m:sty m:val="p"/>
+          </m:rPr>
+          <m:t>,</m:t>
+        </m:r>
+        <m:r>
+          <m:t>y</m:t>
+        </m:r>
+        <m:r>
+          <m:rPr>
+            <m:sty m:val="p"/>
+          </m:rPr>
+          <m:t>)</m:t>
+        </m:r>
+      </m:oMath>
+      <w:r>
+        <w:t xml:space="preserve"> </w:t>
+      </w:r>
+      <w:r>
+        <w:t xml:space="preserve">in</w:t>
       </w:r>
       <w:r>
         <w:t xml:space="preserve"> </w:t>
@@ -31651,74 +30129,54 @@
           </m:e>
           <m:sup>
             <m:r>
-              <m:t>p</m:t>
+              <m:t>2</m:t>
             </m:r>
           </m:sup>
         </m:sSup>
       </m:oMath>
       <w:r>
-        <w:t xml:space="preserve">, so</w:t>
-      </w:r>
-      <w:r>
-        <w:t xml:space="preserve"> </w:t>
-      </w:r>
-      <m:oMath>
-        <m:r>
-          <m:t>D</m:t>
-        </m:r>
-        <m:r>
-          <m:rPr>
-            <m:sty m:val="p"/>
-          </m:rPr>
-          <m:t>(</m:t>
-        </m:r>
-        <m:sSup>
-          <m:e>
-            <m:r>
-              <m:rPr>
-                <m:scr m:val="script"/>
-                <m:sty m:val="p"/>
-              </m:rPr>
-              <m:t>H</m:t>
-            </m:r>
-          </m:e>
-          <m:sup>
-            <m:r>
-              <m:rPr>
-                <m:sty m:val="p"/>
-              </m:rPr>
-              <m:t>+</m:t>
-            </m:r>
-          </m:sup>
-        </m:sSup>
-        <m:r>
-          <m:rPr>
-            <m:sty m:val="p"/>
-          </m:rPr>
-          <m:t>)</m:t>
-        </m:r>
-        <m:r>
-          <m:rPr>
-            <m:sty m:val="p"/>
-          </m:rPr>
-          <m:t>⊆</m:t>
-        </m:r>
-        <m:sSup>
-          <m:e>
-            <m:r>
-              <m:rPr>
-                <m:scr m:val="double-struck"/>
-                <m:sty m:val="p"/>
-              </m:rPr>
-              <m:t>R</m:t>
-            </m:r>
-          </m:e>
-          <m:sup>
-            <m:r>
-              <m:t>p</m:t>
-            </m:r>
-          </m:sup>
-        </m:sSup>
+        <w:t xml:space="preserve"> </w:t>
+      </w:r>
+      <w:r>
+        <w:t xml:space="preserve">with</w:t>
+      </w:r>
+      <w:r>
+        <w:t xml:space="preserve"> </w:t>
+      </w:r>
+      <m:oMath>
+        <m:r>
+          <m:t>2</m:t>
+        </m:r>
+        <m:r>
+          <m:t>x</m:t>
+        </m:r>
+        <m:r>
+          <m:rPr>
+            <m:sty m:val="p"/>
+          </m:rPr>
+          <m:t>−</m:t>
+        </m:r>
+        <m:r>
+          <m:t>y</m:t>
+        </m:r>
+        <m:r>
+          <m:rPr>
+            <m:sty m:val="p"/>
+          </m:rPr>
+          <m:t>+</m:t>
+        </m:r>
+        <m:r>
+          <m:t>1</m:t>
+        </m:r>
+        <m:r>
+          <m:rPr>
+            <m:sty m:val="p"/>
+          </m:rPr>
+          <m:t>=</m:t>
+        </m:r>
+        <m:r>
+          <m:t>0</m:t>
+        </m:r>
       </m:oMath>
       <w:r>
         <w:t xml:space="preserve">.</w:t>
@@ -31727,599 +30185,289 @@
         <w:t xml:space="preserve"> </w:t>
       </w:r>
       <w:r>
-        <w:t xml:space="preserve">For the reverse inclusion, take any</w:t>
-      </w:r>
-      <w:r>
-        <w:t xml:space="preserve"> </w:t>
-      </w:r>
-      <w:r>
-        <w:t xml:space="preserve">$\mathord{\smash[b]{\underset{\raise.3ex\hbox{$\scriptstyle\sim$}}{x}}\vphantom{x}}_0 \in \mathcal{H}$</w:t>
-      </w:r>
-      <w:r>
-        <w:t xml:space="preserve">.</w:t>
-      </w:r>
-      <w:r>
-        <w:t xml:space="preserve"> </w:t>
-      </w:r>
-      <w:r>
-        <w:t xml:space="preserve">Take any</w:t>
-      </w:r>
-      <w:r>
-        <w:t xml:space="preserve"> </w:t>
-      </w:r>
-      <w:r>
-        <w:t xml:space="preserve">$\mathord{\smash[b]{\underset{\raise.3ex\hbox{$\scriptstyle\sim$}}{v}}\vphantom{v}} \in \mathbb{R}^p$</w:t>
-      </w:r>
-      <w:r>
-        <w:t xml:space="preserve">.</w:t>
-      </w:r>
-      <w:r>
-        <w:t xml:space="preserve"> </w:t>
-      </w:r>
-      <w:r>
-        <w:t xml:space="preserve">For a number</w:t>
-      </w:r>
-      <w:r>
-        <w:t xml:space="preserve"> </w:t>
-      </w:r>
-      <m:oMath>
-        <m:r>
-          <m:t>t</m:t>
-        </m:r>
-        <m:r>
-          <m:rPr>
-            <m:sty m:val="p"/>
-          </m:rPr>
-          <m:t>&gt;</m:t>
-        </m:r>
-        <m:r>
-          <m:t>0</m:t>
-        </m:r>
-      </m:oMath>
-      <w:r>
-        <w:t xml:space="preserve"> </w:t>
-      </w:r>
-      <w:r>
-        <w:t xml:space="preserve">to be chosen, let</w:t>
-      </w:r>
-      <w:r>
-        <w:t xml:space="preserve"> </w:t>
-      </w:r>
-      <w:r>
-        <w:t xml:space="preserve">$\mathord{\smash[b]{\underset{\raise.3ex\hbox{$\scriptstyle\sim$}}{x}}\vphantom{x}}_t \stackrel{\text{def}}{=}\mathord{\smash[b]{\underset{\raise.3ex\hbox{$\scriptstyle\sim$}}{x}}\vphantom{x}}_0 + t\,\mathord{\smash[b]{\underset{\raise.3ex\hbox{$\scriptstyle\sim$}}{w}}\vphantom{w}}$</w:t>
-      </w:r>
-      <w:r>
-        <w:t xml:space="preserve">.</w:t>
-      </w:r>
-      <w:r>
-        <w:t xml:space="preserve"> </w:t>
-      </w:r>
-      <w:r>
-        <w:t xml:space="preserve">Then</w:t>
-      </w:r>
-    </w:p>
-    <w:p>
-      <w:pPr>
-        <w:pStyle w:val="BodyText"/>
-      </w:pPr>
-      <w:r>
-        <w:t xml:space="preserve">$$
-    \begin{aligned}
-    \mathord{\smash[b]{\underset{\raise.3ex\hbox{$\scriptstyle\sim$}}{w}}\vphantom{w}} \cdot \mathord{\smash[b]{\underset{\raise.3ex\hbox{$\scriptstyle\sim$}}{x}}\vphantom{x}}_t + b
-    &amp;= \mathopen{}\left(\mathord{\smash[b]{\underset{\raise.3ex\hbox{$\scriptstyle\sim$}}{w}}\vphantom{w}} \cdot \mathord{\smash[b]{\underset{\raise.3ex\hbox{$\scriptstyle\sim$}}{x}}\vphantom{x}}_0 + b\right)\mathclose{} + t\,\mathord{\smash[b]{\underset{\raise.3ex\hbox{$\scriptstyle\sim$}}{w}}\vphantom{w}} \cdot \mathord{\smash[b]{\underset{\raise.3ex\hbox{$\scriptstyle\sim$}}{w}}\vphantom{w}}
-    &amp;&amp; \text{(linearity of } \mathord{\smash[b]{\underset{\raise.3ex\hbox{$\scriptstyle\sim$}}{x}}\vphantom{x}}\mapsto \mathord{\smash[b]{\underset{\raise.3ex\hbox{$\scriptstyle\sim$}}{w}}\vphantom{w}} \cdot \mathord{\smash[b]{\underset{\raise.3ex\hbox{$\scriptstyle\sim$}}{x}}\vphantom{x}} \text{)}
-    \\
-    &amp;= t\,\mathord{\smash[b]{\underset{\raise.3ex\hbox{$\scriptstyle\sim$}}{w}}\vphantom{w}} \cdot \mathord{\smash[b]{\underset{\raise.3ex\hbox{$\scriptstyle\sim$}}{w}}\vphantom{w}},
-    &amp;&amp; \text{(} \mathord{\smash[b]{\underset{\raise.3ex\hbox{$\scriptstyle\sim$}}{x}}\vphantom{x}}_0 \in \mathcal{H} \text{)}
-    \end{aligned}
-    $$</w:t>
-      </w:r>
-    </w:p>
-    <w:p>
-      <w:pPr>
-        <w:pStyle w:val="FirstParagraph"/>
-      </w:pPr>
-      <w:r>
-        <w:t xml:space="preserve">which is positive, so</w:t>
-      </w:r>
-      <w:r>
-        <w:t xml:space="preserve"> </w:t>
-      </w:r>
-      <w:r>
-        <w:t xml:space="preserve">$\mathord{\smash[b]{\underset{\raise.3ex\hbox{$\scriptstyle\sim$}}{x}}\vphantom{x}}_t \in \mathcal{H}^+$</w:t>
-      </w:r>
-      <w:r>
-        <w:t xml:space="preserve">.</w:t>
-      </w:r>
-      <w:r>
-        <w:t xml:space="preserve"> </w:t>
-      </w:r>
-      <w:r>
-        <w:t xml:space="preserve">Next,</w:t>
-      </w:r>
-    </w:p>
-    <w:p>
-      <w:pPr>
-        <w:pStyle w:val="BodyText"/>
-      </w:pPr>
-      <w:r>
-        <w:t xml:space="preserve">$$
-    \begin{aligned}
-    \mathord{\smash[b]{\underset{\raise.3ex\hbox{$\scriptstyle\sim$}}{w}}\vphantom{w}} \cdot (\mathord{\smash[b]{\underset{\raise.3ex\hbox{$\scriptstyle\sim$}}{x}}\vphantom{x}}_t + \mathord{\smash[b]{\underset{\raise.3ex\hbox{$\scriptstyle\sim$}}{v}}\vphantom{v}}) + b
-    &amp;= \mathopen{}\left(\mathord{\smash[b]{\underset{\raise.3ex\hbox{$\scriptstyle\sim$}}{w}}\vphantom{w}} \cdot \mathord{\smash[b]{\underset{\raise.3ex\hbox{$\scriptstyle\sim$}}{x}}\vphantom{x}}_t + b\right)\mathclose{} + \mathord{\smash[b]{\underset{\raise.3ex\hbox{$\scriptstyle\sim$}}{w}}\vphantom{w}} \cdot \mathord{\smash[b]{\underset{\raise.3ex\hbox{$\scriptstyle\sim$}}{v}}\vphantom{v}}
-    &amp;&amp; \text{(linearity of } \mathord{\smash[b]{\underset{\raise.3ex\hbox{$\scriptstyle\sim$}}{x}}\vphantom{x}}\mapsto \mathord{\smash[b]{\underset{\raise.3ex\hbox{$\scriptstyle\sim$}}{w}}\vphantom{w}} \cdot \mathord{\smash[b]{\underset{\raise.3ex\hbox{$\scriptstyle\sim$}}{x}}\vphantom{x}} \text{)}
-    \\
-    &amp;= t\,\mathord{\smash[b]{\underset{\raise.3ex\hbox{$\scriptstyle\sim$}}{w}}\vphantom{w}} \cdot \mathord{\smash[b]{\underset{\raise.3ex\hbox{$\scriptstyle\sim$}}{w}}\vphantom{w}} + \mathord{\smash[b]{\underset{\raise.3ex\hbox{$\scriptstyle\sim$}}{w}}\vphantom{w}} \cdot \mathord{\smash[b]{\underset{\raise.3ex\hbox{$\scriptstyle\sim$}}{v}}\vphantom{v}}.
-    &amp;&amp; \text{(the display above)}
-    \end{aligned}
-    $$</w:t>
-      </w:r>
-    </w:p>
-    <w:p>
-      <w:pPr>
-        <w:pStyle w:val="FirstParagraph"/>
-      </w:pPr>
-      <w:r>
-        <w:t xml:space="preserve">Because</w:t>
-      </w:r>
-      <w:r>
-        <w:t xml:space="preserve"> </w:t>
-      </w:r>
-      <w:r>
-        <w:t xml:space="preserve">$\mathord{\smash[b]{\underset{\raise.3ex\hbox{$\scriptstyle\sim$}}{w}}\vphantom{w}} \cdot \mathord{\smash[b]{\underset{\raise.3ex\hbox{$\scriptstyle\sim$}}{w}}\vphantom{w}} &gt; 0$</w:t>
-      </w:r>
-      <w:r>
-        <w:t xml:space="preserve">, this is positive once</w:t>
-      </w:r>
-      <w:r>
-        <w:t xml:space="preserve"> </w:t>
-      </w:r>
-      <w:r>
-        <w:t xml:space="preserve">$t &gt; -\mathord{\smash[b]{\underset{\raise.3ex\hbox{$\scriptstyle\sim$}}{w}}\vphantom{w}} \cdot \mathord{\smash[b]{\underset{\raise.3ex\hbox{$\scriptstyle\sim$}}{v}}\vphantom{v}} / \mathord{\smash[b]{\underset{\raise.3ex\hbox{$\scriptstyle\sim$}}{w}}\vphantom{w}} \cdot \mathord{\smash[b]{\underset{\raise.3ex\hbox{$\scriptstyle\sim$}}{w}}\vphantom{w}}$</w:t>
-      </w:r>
-      <w:r>
-        <w:t xml:space="preserve">.</w:t>
-      </w:r>
-      <w:r>
-        <w:t xml:space="preserve"> </w:t>
-      </w:r>
-      <w:r>
-        <w:t xml:space="preserve">Choose such a</w:t>
-      </w:r>
-      <w:r>
-        <w:t xml:space="preserve"> </w:t>
-      </w:r>
-      <m:oMath>
-        <m:r>
-          <m:t>t</m:t>
-        </m:r>
-        <m:r>
-          <m:rPr>
-            <m:sty m:val="p"/>
-          </m:rPr>
-          <m:t>&gt;</m:t>
-        </m:r>
-        <m:r>
-          <m:t>0</m:t>
-        </m:r>
-      </m:oMath>
-      <w:r>
-        <w:t xml:space="preserve">.</w:t>
-      </w:r>
-      <w:r>
-        <w:t xml:space="preserve"> </w:t>
-      </w:r>
-      <w:r>
-        <w:t xml:space="preserve">Then</w:t>
-      </w:r>
-      <w:r>
-        <w:t xml:space="preserve"> </w:t>
-      </w:r>
-      <w:r>
-        <w:t xml:space="preserve">$\mathord{\smash[b]{\underset{\raise.3ex\hbox{$\scriptstyle\sim$}}{x}}\vphantom{x}}_t$</w:t>
-      </w:r>
-      <w:r>
-        <w:t xml:space="preserve"> </w:t>
-      </w:r>
-      <w:r>
-        <w:t xml:space="preserve">and</w:t>
-      </w:r>
-      <w:r>
-        <w:t xml:space="preserve"> </w:t>
-      </w:r>
-      <w:r>
-        <w:t xml:space="preserve">$\mathord{\smash[b]{\underset{\raise.3ex\hbox{$\scriptstyle\sim$}}{x}}\vphantom{x}}_t + \mathord{\smash[b]{\underset{\raise.3ex\hbox{$\scriptstyle\sim$}}{v}}\vphantom{v}}$</w:t>
-      </w:r>
-      <w:r>
-        <w:t xml:space="preserve"> </w:t>
-      </w:r>
-      <w:r>
-        <w:t xml:space="preserve">are both in</w:t>
-      </w:r>
-      <w:r>
-        <w:t xml:space="preserve"> </w:t>
-      </w:r>
-      <m:oMath>
-        <m:sSup>
-          <m:e>
-            <m:r>
-              <m:rPr>
-                <m:scr m:val="script"/>
-                <m:sty m:val="p"/>
-              </m:rPr>
-              <m:t>H</m:t>
-            </m:r>
-          </m:e>
-          <m:sup>
-            <m:r>
-              <m:rPr>
-                <m:sty m:val="p"/>
-              </m:rPr>
-              <m:t>+</m:t>
-            </m:r>
-          </m:sup>
-        </m:sSup>
-      </m:oMath>
-      <w:r>
-        <w:t xml:space="preserve">,</w:t>
-      </w:r>
-      <w:r>
-        <w:t xml:space="preserve"> </w:t>
-      </w:r>
-      <w:r>
-        <w:t xml:space="preserve">and their difference is</w:t>
-      </w:r>
-      <w:r>
-        <w:t xml:space="preserve"> </w:t>
-      </w:r>
-      <w:r>
-        <w:t xml:space="preserve">$\mathord{\smash[b]{\underset{\raise.3ex\hbox{$\scriptstyle\sim$}}{v}}\vphantom{v}}$</w:t>
-      </w:r>
-      <w:r>
-        <w:t xml:space="preserve">.</w:t>
-      </w:r>
-      <w:r>
-        <w:t xml:space="preserve"> </w:t>
-      </w:r>
-      <w:r>
-        <w:t xml:space="preserve">So</w:t>
-      </w:r>
-      <w:r>
-        <w:t xml:space="preserve"> </w:t>
-      </w:r>
-      <w:r>
-        <w:t xml:space="preserve">$\mathord{\smash[b]{\underset{\raise.3ex\hbox{$\scriptstyle\sim$}}{v}}\vphantom{v}} \in D(\mathcal{H}^+)$</w:t>
-      </w:r>
-      <w:r>
-        <w:t xml:space="preserve">.</w:t>
-      </w:r>
-      <w:r>
-        <w:t xml:space="preserve"> </w:t>
-      </w:r>
-      <w:r>
-        <w:t xml:space="preserve">The whole space</w:t>
-      </w:r>
-      <w:r>
-        <w:t xml:space="preserve"> </w:t>
-      </w:r>
-      <m:oMath>
-        <m:sSup>
-          <m:e>
-            <m:r>
-              <m:rPr>
-                <m:scr m:val="double-struck"/>
-                <m:sty m:val="p"/>
-              </m:rPr>
-              <m:t>R</m:t>
-            </m:r>
-          </m:e>
-          <m:sup>
-            <m:r>
-              <m:t>p</m:t>
-            </m:r>
-          </m:sup>
-        </m:sSup>
-      </m:oMath>
-      <w:r>
-        <w:t xml:space="preserve"> </w:t>
-      </w:r>
-      <w:r>
-        <w:t xml:space="preserve">is a subspace of dimension</w:t>
-      </w:r>
-      <w:r>
-        <w:t xml:space="preserve"> </w:t>
-      </w:r>
-      <m:oMath>
-        <m:r>
-          <m:t>p</m:t>
-        </m:r>
-      </m:oMath>
-      <w:r>
-        <w:t xml:space="preserve"> </w:t>
-      </w:r>
-      <w:r>
-        <w:t xml:space="preserve">(</w:t>
-      </w:r>
-      <w:hyperlink r:id="rId54">
+        <w:t xml:space="preserve">By</w:t>
+      </w:r>
+      <w:r>
+        <w:t xml:space="preserve"> </w:t>
+      </w:r>
+      <w:hyperlink w:anchor="thm-hyperplane-graph">
         <w:r>
           <w:rPr>
             <w:rStyle w:val="Hyperlink"/>
           </w:rPr>
-          <w:t xml:space="preserve">Definition 9 in Subspaces and Rank</w:t>
+          <w:t xml:space="preserve">Theorem 15</w:t>
         </w:r>
       </w:hyperlink>
       <w:r>
-        <w:t xml:space="preserve">).</w:t>
-      </w:r>
-    </w:p>
-    <w:p>
-      <w:pPr>
-        <w:pStyle w:val="BodyText"/>
-      </w:pPr>
-      <w:r>
-        <w:t xml:space="preserve">The proof for</w:t>
-      </w:r>
-      <w:r>
-        <w:t xml:space="preserve"> </w:t>
-      </w:r>
-      <m:oMath>
-        <m:sSup>
-          <m:e>
-            <m:r>
-              <m:rPr>
-                <m:scr m:val="script"/>
-                <m:sty m:val="p"/>
-              </m:rPr>
-              <m:t>H</m:t>
-            </m:r>
-          </m:e>
-          <m:sup>
-            <m:r>
-              <m:rPr>
-                <m:sty m:val="p"/>
-              </m:rPr>
-              <m:t>−</m:t>
-            </m:r>
-          </m:sup>
-        </m:sSup>
-      </m:oMath>
-      <w:r>
-        <w:t xml:space="preserve"> </w:t>
-      </w:r>
-      <w:r>
-        <w:t xml:space="preserve">is the same with</w:t>
-      </w:r>
-      <w:r>
-        <w:t xml:space="preserve"> </w:t>
-      </w:r>
-      <w:r>
-        <w:t xml:space="preserve">$-\mathord{\smash[b]{\underset{\raise.3ex\hbox{$\scriptstyle\sim$}}{w}}\vphantom{w}}$</w:t>
-      </w:r>
-      <w:r>
-        <w:t xml:space="preserve"> </w:t>
-      </w:r>
-      <w:r>
-        <w:t xml:space="preserve">and</w:t>
-      </w:r>
-      <w:r>
-        <w:t xml:space="preserve"> </w:t>
-      </w:r>
-      <m:oMath>
-        <m:r>
-          <m:rPr>
-            <m:sty m:val="p"/>
-          </m:rPr>
-          <m:t>−</m:t>
-        </m:r>
-        <m:r>
-          <m:t>b</m:t>
-        </m:r>
-      </m:oMath>
-      <w:r>
-        <w:t xml:space="preserve"> </w:t>
-      </w:r>
-      <w:r>
-        <w:t xml:space="preserve">in place of</w:t>
-      </w:r>
-      <w:r>
-        <w:t xml:space="preserve"> </w:t>
-      </w:r>
-      <w:r>
-        <w:t xml:space="preserve">$\mathord{\smash[b]{\underset{\raise.3ex\hbox{$\scriptstyle\sim$}}{w}}\vphantom{w}}$</w:t>
-      </w:r>
-      <w:r>
-        <w:t xml:space="preserve"> </w:t>
-      </w:r>
-      <w:r>
-        <w:t xml:space="preserve">and</w:t>
-      </w:r>
-      <w:r>
-        <w:t xml:space="preserve"> </w:t>
-      </w:r>
-      <m:oMath>
-        <m:r>
-          <m:t>b</m:t>
-        </m:r>
-      </m:oMath>
-      <w:r>
-        <w:t xml:space="preserve">.</w:t>
-      </w:r>
-    </w:p>
-    <w:bookmarkStart w:id="106" w:name="exm-half-space-iris"/>
-    <w:p>
-      <w:pPr>
-        <w:pStyle w:val="BodyText"/>
-      </w:pPr>
-      <w:r>
-        <w:rPr>
-          <w:b/>
-          <w:bCs/>
-        </w:rPr>
-        <w:t xml:space="preserve">Example 25 (Two iris species on either side of a line)</w:t>
-      </w:r>
-      <w:r>
-        <w:t xml:space="preserve"> </w:t>
-      </w:r>
-      <w:r>
-        <w:t xml:space="preserve">The</w:t>
-      </w:r>
-      <w:r>
-        <w:t xml:space="preserve"> </w:t>
-      </w:r>
-      <w:r>
-        <w:rPr>
-          <w:rStyle w:val="VerbatimChar"/>
-        </w:rPr>
-        <w:t xml:space="preserve">iris</w:t>
-      </w:r>
-      <w:r>
-        <w:t xml:space="preserve"> </w:t>
-      </w:r>
-      <w:r>
-        <w:t xml:space="preserve">data set in R has the petal length and petal width, in centimeters, of 150 irises.</w:t>
-      </w:r>
-      <w:r>
-        <w:t xml:space="preserve"> </w:t>
-      </w:r>
-      <w:r>
-        <w:t xml:space="preserve">Take the 100 flowers of the species versicolor and virginica,</w:t>
-      </w:r>
-      <w:r>
-        <w:t xml:space="preserve"> </w:t>
-      </w:r>
-      <w:r>
-        <w:t xml:space="preserve">and let</w:t>
-      </w:r>
-      <w:r>
-        <w:t xml:space="preserve"> </w:t>
-      </w:r>
-      <w:r>
-        <w:t xml:space="preserve">$\mathord{\smash[b]{\underset{\raise.3ex\hbox{$\scriptstyle\sim$}}{x}}\vphantom{x}}= (x_1, x_2)$</w:t>
-      </w:r>
-      <w:r>
-        <w:t xml:space="preserve"> </w:t>
-      </w:r>
-      <w:r>
-        <w:t xml:space="preserve">be the petal length and petal width of one flower.</w:t>
-      </w:r>
-      <w:r>
-        <w:t xml:space="preserve"> </w:t>
-      </w:r>
-      <w:r>
-        <w:t xml:space="preserve">A logistic regression of the species on</w:t>
-      </w:r>
-      <w:r>
-        <w:t xml:space="preserve"> </w:t>
-      </w:r>
-      <w:r>
-        <w:t xml:space="preserve">$\mathord{\smash[b]{\underset{\raise.3ex\hbox{$\scriptstyle\sim$}}{x}}\vphantom{x}}$</w:t>
-      </w:r>
-      <w:r>
-        <w:t xml:space="preserve"> </w:t>
-      </w:r>
-      <w:r>
-        <w:t xml:space="preserve">gives a coefficient vector</w:t>
-      </w:r>
-      <w:r>
-        <w:t xml:space="preserve"> </w:t>
-      </w:r>
-      <w:r>
-        <w:t xml:space="preserve">$\mathord{\smash[b]{\underset{\raise.3ex\hbox{$\scriptstyle\sim$}}{w}}\vphantom{w}}$</w:t>
-      </w:r>
-      <w:r>
-        <w:t xml:space="preserve"> </w:t>
-      </w:r>
-      <w:r>
-        <w:t xml:space="preserve">and an intercept</w:t>
-      </w:r>
-      <w:r>
-        <w:t xml:space="preserve"> </w:t>
-      </w:r>
-      <m:oMath>
-        <m:r>
-          <m:t>b</m:t>
-        </m:r>
-      </m:oMath>
-      <w:r>
-        <w:t xml:space="preserve">.</w:t>
-      </w:r>
-      <w:r>
-        <w:t xml:space="preserve"> </w:t>
-      </w:r>
-      <w:r>
-        <w:t xml:space="preserve">The line</w:t>
-      </w:r>
-      <w:r>
-        <w:t xml:space="preserve"> </w:t>
-      </w:r>
-      <w:r>
-        <w:t xml:space="preserve">$\mathord{\smash[b]{\underset{\raise.3ex\hbox{$\scriptstyle\sim$}}{w}}\vphantom{w}} \cdot \mathord{\smash[b]{\underset{\raise.3ex\hbox{$\scriptstyle\sim$}}{x}}\vphantom{x}} + b = 0$</w:t>
-      </w:r>
-      <w:r>
-        <w:t xml:space="preserve"> </w:t>
-      </w:r>
-      <w:r>
-        <w:t xml:space="preserve">is a hyperplane in</w:t>
-      </w:r>
-      <w:r>
-        <w:t xml:space="preserve"> </w:t>
-      </w:r>
-      <m:oMath>
-        <m:sSup>
-          <m:e>
-            <m:r>
-              <m:rPr>
-                <m:scr m:val="double-struck"/>
-                <m:sty m:val="p"/>
-              </m:rPr>
-              <m:t>R</m:t>
-            </m:r>
-          </m:e>
-          <m:sup>
-            <m:r>
-              <m:t>2</m:t>
-            </m:r>
-          </m:sup>
-        </m:sSup>
-      </m:oMath>
-      <w:r>
-        <w:t xml:space="preserve"> </w:t>
-      </w:r>
-      <w:r>
-        <w:t xml:space="preserve">(</w:t>
-      </w:r>
-      <w:hyperlink r:id="rId87">
+        <w:t xml:space="preserve">, this is a</w:t>
+      </w:r>
+      <w:r>
+        <w:t xml:space="preserve"> </w:t>
+      </w:r>
+      <w:hyperlink r:id="rId99">
         <w:r>
           <w:rPr>
             <w:rStyle w:val="Hyperlink"/>
           </w:rPr>
-          <w:t xml:space="preserve">Definition 22 in Matrices</w:t>
+          <w:t xml:space="preserve">hyperplane</w:t>
         </w:r>
       </w:hyperlink>
       <w:r>
-        <w:t xml:space="preserve">),</w:t>
-      </w:r>
-      <w:r>
-        <w:t xml:space="preserve"> </w:t>
-      </w:r>
-      <w:r>
-        <w:t xml:space="preserve">and the two species mostly fall in its two open half-spaces (</w:t>
-      </w:r>
-      <w:hyperlink w:anchor="def-half-space">
+        <w:t xml:space="preserve"> </w:t>
+      </w:r>
+      <w:r>
+        <w:t xml:space="preserve">with</w:t>
+      </w:r>
+      <w:r>
+        <w:t xml:space="preserve"> </w:t>
+      </w:r>
+      <w:hyperlink r:id="rId100">
         <w:r>
           <w:rPr>
             <w:rStyle w:val="Hyperlink"/>
           </w:rPr>
-          <w:t xml:space="preserve">Definition 9</w:t>
+          <w:t xml:space="preserve">normal vector</w:t>
         </w:r>
       </w:hyperlink>
       <w:r>
-        <w:t xml:space="preserve">).</w:t>
-      </w:r>
-      <w:r>
-        <w:t xml:space="preserve"> </w:t>
-      </w:r>
-      <w:hyperlink w:anchor="fig-half-space-iris">
+        <w:t xml:space="preserve"> </w:t>
+      </w:r>
+      <m:oMath>
+        <m:r>
+          <m:rPr>
+            <m:sty m:val="p"/>
+          </m:rPr>
+          <m:t>(</m:t>
+        </m:r>
+        <m:r>
+          <m:t>2</m:t>
+        </m:r>
+        <m:r>
+          <m:rPr>
+            <m:sty m:val="p"/>
+          </m:rPr>
+          <m:t>,</m:t>
+        </m:r>
+        <m:r>
+          <m:rPr>
+            <m:sty m:val="p"/>
+          </m:rPr>
+          <m:t>−</m:t>
+        </m:r>
+        <m:r>
+          <m:t>1</m:t>
+        </m:r>
+        <m:r>
+          <m:rPr>
+            <m:sty m:val="p"/>
+          </m:rPr>
+          <m:t>)</m:t>
+        </m:r>
+      </m:oMath>
+      <w:r>
+        <w:t xml:space="preserve">.</w:t>
+      </w:r>
+      <w:r>
+        <w:t xml:space="preserve"> </w:t>
+      </w:r>
+      <w:r>
+        <w:t xml:space="preserve">The point</w:t>
+      </w:r>
+      <w:r>
+        <w:t xml:space="preserve"> </w:t>
+      </w:r>
+      <m:oMath>
+        <m:r>
+          <m:rPr>
+            <m:sty m:val="p"/>
+          </m:rPr>
+          <m:t>(</m:t>
+        </m:r>
+        <m:r>
+          <m:t>0</m:t>
+        </m:r>
+        <m:r>
+          <m:rPr>
+            <m:sty m:val="p"/>
+          </m:rPr>
+          <m:t>,</m:t>
+        </m:r>
+        <m:r>
+          <m:t>1</m:t>
+        </m:r>
+        <m:r>
+          <m:rPr>
+            <m:sty m:val="p"/>
+          </m:rPr>
+          <m:t>)</m:t>
+        </m:r>
+      </m:oMath>
+      <w:r>
+        <w:t xml:space="preserve"> </w:t>
+      </w:r>
+      <w:r>
+        <w:t xml:space="preserve">is on it,</w:t>
+      </w:r>
+      <w:r>
+        <w:t xml:space="preserve"> </w:t>
+      </w:r>
+      <w:r>
+        <w:t xml:space="preserve">since</w:t>
+      </w:r>
+      <w:r>
+        <w:t xml:space="preserve"> </w:t>
+      </w:r>
+      <m:oMath>
+        <m:r>
+          <m:t>2</m:t>
+        </m:r>
+        <m:r>
+          <m:rPr>
+            <m:sty m:val="p"/>
+          </m:rPr>
+          <m:t>⋅</m:t>
+        </m:r>
+        <m:r>
+          <m:t>0</m:t>
+        </m:r>
+        <m:r>
+          <m:rPr>
+            <m:sty m:val="p"/>
+          </m:rPr>
+          <m:t>−</m:t>
+        </m:r>
+        <m:r>
+          <m:t>1</m:t>
+        </m:r>
+        <m:r>
+          <m:rPr>
+            <m:sty m:val="p"/>
+          </m:rPr>
+          <m:t>+</m:t>
+        </m:r>
+        <m:r>
+          <m:t>1</m:t>
+        </m:r>
+        <m:r>
+          <m:rPr>
+            <m:sty m:val="p"/>
+          </m:rPr>
+          <m:t>=</m:t>
+        </m:r>
+        <m:r>
+          <m:t>0</m:t>
+        </m:r>
+      </m:oMath>
+      <w:r>
+        <w:t xml:space="preserve">.</w:t>
+      </w:r>
+      <w:r>
+        <w:t xml:space="preserve"> </w:t>
+      </w:r>
+      <w:r>
+        <w:t xml:space="preserve">The point</w:t>
+      </w:r>
+      <w:r>
+        <w:t xml:space="preserve"> </w:t>
+      </w:r>
+      <m:oMath>
+        <m:r>
+          <m:rPr>
+            <m:sty m:val="p"/>
+          </m:rPr>
+          <m:t>(</m:t>
+        </m:r>
+        <m:r>
+          <m:t>0</m:t>
+        </m:r>
+        <m:r>
+          <m:rPr>
+            <m:sty m:val="p"/>
+          </m:rPr>
+          <m:t>,</m:t>
+        </m:r>
+        <m:r>
+          <m:t>0</m:t>
+        </m:r>
+        <m:r>
+          <m:rPr>
+            <m:sty m:val="p"/>
+          </m:rPr>
+          <m:t>)</m:t>
+        </m:r>
+      </m:oMath>
+      <w:r>
+        <w:t xml:space="preserve"> </w:t>
+      </w:r>
+      <w:r>
+        <w:t xml:space="preserve">is off it,</w:t>
+      </w:r>
+      <w:r>
+        <w:t xml:space="preserve"> </w:t>
+      </w:r>
+      <w:r>
+        <w:t xml:space="preserve">since</w:t>
+      </w:r>
+      <w:r>
+        <w:t xml:space="preserve"> </w:t>
+      </w:r>
+      <m:oMath>
+        <m:r>
+          <m:t>2</m:t>
+        </m:r>
+        <m:r>
+          <m:rPr>
+            <m:sty m:val="p"/>
+          </m:rPr>
+          <m:t>⋅</m:t>
+        </m:r>
+        <m:r>
+          <m:t>0</m:t>
+        </m:r>
+        <m:r>
+          <m:rPr>
+            <m:sty m:val="p"/>
+          </m:rPr>
+          <m:t>−</m:t>
+        </m:r>
+        <m:r>
+          <m:t>0</m:t>
+        </m:r>
+        <m:r>
+          <m:rPr>
+            <m:sty m:val="p"/>
+          </m:rPr>
+          <m:t>+</m:t>
+        </m:r>
+        <m:r>
+          <m:t>1</m:t>
+        </m:r>
+        <m:r>
+          <m:rPr>
+            <m:sty m:val="p"/>
+          </m:rPr>
+          <m:t>=</m:t>
+        </m:r>
+        <m:r>
+          <m:t>1</m:t>
+        </m:r>
+        <m:r>
+          <m:rPr>
+            <m:sty m:val="p"/>
+          </m:rPr>
+          <m:t>≠</m:t>
+        </m:r>
+        <m:r>
+          <m:t>0</m:t>
+        </m:r>
+      </m:oMath>
+      <w:r>
+        <w:t xml:space="preserve">.</w:t>
+      </w:r>
+      <w:r>
+        <w:t xml:space="preserve"> </w:t>
+      </w:r>
+      <w:hyperlink w:anchor="fig-hyperplane-graph">
         <w:r>
           <w:rPr>
             <w:rStyle w:val="Hyperlink"/>
@@ -32331,7 +30479,39 @@
         <w:t xml:space="preserve"> </w:t>
       </w:r>
       <w:r>
-        <w:t xml:space="preserve">shows the line and the flowers.</w:t>
+        <w:t xml:space="preserve">shows the line, the two points, and the normal vector drawn from</w:t>
+      </w:r>
+      <w:r>
+        <w:t xml:space="preserve"> </w:t>
+      </w:r>
+      <m:oMath>
+        <m:r>
+          <m:rPr>
+            <m:sty m:val="p"/>
+          </m:rPr>
+          <m:t>(</m:t>
+        </m:r>
+        <m:r>
+          <m:t>0</m:t>
+        </m:r>
+        <m:r>
+          <m:rPr>
+            <m:sty m:val="p"/>
+          </m:rPr>
+          <m:t>,</m:t>
+        </m:r>
+        <m:r>
+          <m:t>1</m:t>
+        </m:r>
+        <m:r>
+          <m:rPr>
+            <m:sty m:val="p"/>
+          </m:rPr>
+          <m:t>)</m:t>
+        </m:r>
+      </m:oMath>
+      <w:r>
+        <w:t xml:space="preserve">.</w:t>
       </w:r>
     </w:p>
     <w:p>
@@ -32342,7 +30522,7 @@
         <w:rPr>
           <w:rStyle w:val="NormalTok"/>
         </w:rPr>
-        <w:t xml:space="preserve">two_species </w:t>
+        <w:t xml:space="preserve">arrow_length </w:t>
       </w:r>
       <w:r>
         <w:rPr>
@@ -32354,7 +30534,7 @@
         <w:rPr>
           <w:rStyle w:val="NormalTok"/>
         </w:rPr>
-        <w:t xml:space="preserve"> dplyr</w:t>
+        <w:t xml:space="preserve"> grid</w:t>
       </w:r>
       <w:r>
         <w:rPr>
@@ -32366,61 +30546,892 @@
         <w:rPr>
           <w:rStyle w:val="FunctionTok"/>
         </w:rPr>
-        <w:t xml:space="preserve">filter</w:t>
+        <w:t xml:space="preserve">unit</w:t>
       </w:r>
       <w:r>
         <w:rPr>
           <w:rStyle w:val="NormalTok"/>
         </w:rPr>
-        <w:t xml:space="preserve">(iris, Species </w:t>
+        <w:t xml:space="preserve">(</w:t>
+      </w:r>
+      <w:r>
+        <w:rPr>
+          <w:rStyle w:val="FloatTok"/>
+        </w:rPr>
+        <w:t xml:space="preserve">0.15</w:t>
+      </w:r>
+      <w:r>
+        <w:rPr>
+          <w:rStyle w:val="NormalTok"/>
+        </w:rPr>
+        <w:t xml:space="preserve">, </w:t>
+      </w:r>
+      <w:r>
+        <w:rPr>
+          <w:rStyle w:val="StringTok"/>
+        </w:rPr>
+        <w:t xml:space="preserve">"inches"</w:t>
+      </w:r>
+      <w:r>
+        <w:rPr>
+          <w:rStyle w:val="NormalTok"/>
+        </w:rPr>
+        <w:t xml:space="preserve">)</w:t>
+      </w:r>
+      <w:r>
+        <w:br/>
+      </w:r>
+      <w:r>
+        <w:rPr>
+          <w:rStyle w:val="NormalTok"/>
+        </w:rPr>
+        <w:t xml:space="preserve">normal_arrow </w:t>
+      </w:r>
+      <w:r>
+        <w:rPr>
+          <w:rStyle w:val="OtherTok"/>
+        </w:rPr>
+        <w:t xml:space="preserve">&lt;-</w:t>
+      </w:r>
+      <w:r>
+        <w:rPr>
+          <w:rStyle w:val="NormalTok"/>
+        </w:rPr>
+        <w:t xml:space="preserve"> grid</w:t>
       </w:r>
       <w:r>
         <w:rPr>
           <w:rStyle w:val="SpecialCharTok"/>
         </w:rPr>
-        <w:t xml:space="preserve">!=</w:t>
+        <w:t xml:space="preserve">::</w:t>
+      </w:r>
+      <w:r>
+        <w:rPr>
+          <w:rStyle w:val="FunctionTok"/>
+        </w:rPr>
+        <w:t xml:space="preserve">arrow</w:t>
       </w:r>
       <w:r>
         <w:rPr>
           <w:rStyle w:val="NormalTok"/>
         </w:rPr>
-        <w:t xml:space="preserve"> </w:t>
+        <w:t xml:space="preserve">(</w:t>
+      </w:r>
+      <w:r>
+        <w:rPr>
+          <w:rStyle w:val="AttributeTok"/>
+        </w:rPr>
+        <w:t xml:space="preserve">length =</w:t>
+      </w:r>
+      <w:r>
+        <w:rPr>
+          <w:rStyle w:val="NormalTok"/>
+        </w:rPr>
+        <w:t xml:space="preserve"> arrow_length)</w:t>
+      </w:r>
+      <w:r>
+        <w:br/>
+      </w:r>
+      <w:r>
+        <w:rPr>
+          <w:rStyle w:val="NormalTok"/>
+        </w:rPr>
+        <w:t xml:space="preserve">point_x </w:t>
+      </w:r>
+      <w:r>
+        <w:rPr>
+          <w:rStyle w:val="OtherTok"/>
+        </w:rPr>
+        <w:t xml:space="preserve">&lt;-</w:t>
+      </w:r>
+      <w:r>
+        <w:rPr>
+          <w:rStyle w:val="NormalTok"/>
+        </w:rPr>
+        <w:t xml:space="preserve"> </w:t>
+      </w:r>
+      <w:r>
+        <w:rPr>
+          <w:rStyle w:val="FunctionTok"/>
+        </w:rPr>
+        <w:t xml:space="preserve">c</w:t>
+      </w:r>
+      <w:r>
+        <w:rPr>
+          <w:rStyle w:val="NormalTok"/>
+        </w:rPr>
+        <w:t xml:space="preserve">(</w:t>
+      </w:r>
+      <w:r>
+        <w:rPr>
+          <w:rStyle w:val="DecValTok"/>
+        </w:rPr>
+        <w:t xml:space="preserve">0</w:t>
+      </w:r>
+      <w:r>
+        <w:rPr>
+          <w:rStyle w:val="NormalTok"/>
+        </w:rPr>
+        <w:t xml:space="preserve">, </w:t>
+      </w:r>
+      <w:r>
+        <w:rPr>
+          <w:rStyle w:val="DecValTok"/>
+        </w:rPr>
+        <w:t xml:space="preserve">0</w:t>
+      </w:r>
+      <w:r>
+        <w:rPr>
+          <w:rStyle w:val="NormalTok"/>
+        </w:rPr>
+        <w:t xml:space="preserve">)</w:t>
+      </w:r>
+      <w:r>
+        <w:br/>
+      </w:r>
+      <w:r>
+        <w:rPr>
+          <w:rStyle w:val="NormalTok"/>
+        </w:rPr>
+        <w:t xml:space="preserve">point_y </w:t>
+      </w:r>
+      <w:r>
+        <w:rPr>
+          <w:rStyle w:val="OtherTok"/>
+        </w:rPr>
+        <w:t xml:space="preserve">&lt;-</w:t>
+      </w:r>
+      <w:r>
+        <w:rPr>
+          <w:rStyle w:val="NormalTok"/>
+        </w:rPr>
+        <w:t xml:space="preserve"> </w:t>
+      </w:r>
+      <w:r>
+        <w:rPr>
+          <w:rStyle w:val="FunctionTok"/>
+        </w:rPr>
+        <w:t xml:space="preserve">c</w:t>
+      </w:r>
+      <w:r>
+        <w:rPr>
+          <w:rStyle w:val="NormalTok"/>
+        </w:rPr>
+        <w:t xml:space="preserve">(</w:t>
+      </w:r>
+      <w:r>
+        <w:rPr>
+          <w:rStyle w:val="DecValTok"/>
+        </w:rPr>
+        <w:t xml:space="preserve">1</w:t>
+      </w:r>
+      <w:r>
+        <w:rPr>
+          <w:rStyle w:val="NormalTok"/>
+        </w:rPr>
+        <w:t xml:space="preserve">, </w:t>
+      </w:r>
+      <w:r>
+        <w:rPr>
+          <w:rStyle w:val="DecValTok"/>
+        </w:rPr>
+        <w:t xml:space="preserve">0</w:t>
+      </w:r>
+      <w:r>
+        <w:rPr>
+          <w:rStyle w:val="NormalTok"/>
+        </w:rPr>
+        <w:t xml:space="preserve">)</w:t>
+      </w:r>
+      <w:r>
+        <w:br/>
+      </w:r>
+      <w:r>
+        <w:rPr>
+          <w:rStyle w:val="NormalTok"/>
+        </w:rPr>
+        <w:t xml:space="preserve">point_label </w:t>
+      </w:r>
+      <w:r>
+        <w:rPr>
+          <w:rStyle w:val="OtherTok"/>
+        </w:rPr>
+        <w:t xml:space="preserve">&lt;-</w:t>
+      </w:r>
+      <w:r>
+        <w:rPr>
+          <w:rStyle w:val="NormalTok"/>
+        </w:rPr>
+        <w:t xml:space="preserve"> </w:t>
+      </w:r>
+      <w:r>
+        <w:rPr>
+          <w:rStyle w:val="FunctionTok"/>
+        </w:rPr>
+        <w:t xml:space="preserve">c</w:t>
+      </w:r>
+      <w:r>
+        <w:rPr>
+          <w:rStyle w:val="NormalTok"/>
+        </w:rPr>
+        <w:t xml:space="preserve">(</w:t>
       </w:r>
       <w:r>
         <w:rPr>
           <w:rStyle w:val="StringTok"/>
         </w:rPr>
-        <w:t xml:space="preserve">"setosa"</w:t>
+        <w:t xml:space="preserve">"on the line"</w:t>
       </w:r>
       <w:r>
         <w:rPr>
           <w:rStyle w:val="NormalTok"/>
         </w:rPr>
+        <w:t xml:space="preserve">, </w:t>
+      </w:r>
+      <w:r>
+        <w:rPr>
+          <w:rStyle w:val="StringTok"/>
+        </w:rPr>
+        <w:t xml:space="preserve">"off the line"</w:t>
+      </w:r>
+      <w:r>
+        <w:rPr>
+          <w:rStyle w:val="NormalTok"/>
+        </w:rPr>
+        <w:t xml:space="preserve">)</w:t>
+      </w:r>
+      <w:r>
+        <w:br/>
+      </w:r>
+      <w:r>
+        <w:rPr>
+          <w:rStyle w:val="NormalTok"/>
+        </w:rPr>
+        <w:t xml:space="preserve">points </w:t>
+      </w:r>
+      <w:r>
+        <w:rPr>
+          <w:rStyle w:val="OtherTok"/>
+        </w:rPr>
+        <w:t xml:space="preserve">&lt;-</w:t>
+      </w:r>
+      <w:r>
+        <w:rPr>
+          <w:rStyle w:val="NormalTok"/>
+        </w:rPr>
+        <w:t xml:space="preserve"> tibble</w:t>
+      </w:r>
+      <w:r>
+        <w:rPr>
+          <w:rStyle w:val="SpecialCharTok"/>
+        </w:rPr>
+        <w:t xml:space="preserve">::</w:t>
+      </w:r>
+      <w:r>
+        <w:rPr>
+          <w:rStyle w:val="FunctionTok"/>
+        </w:rPr>
+        <w:t xml:space="preserve">tibble</w:t>
+      </w:r>
+      <w:r>
+        <w:rPr>
+          <w:rStyle w:val="NormalTok"/>
+        </w:rPr>
+        <w:t xml:space="preserve">(</w:t>
+      </w:r>
+      <w:r>
+        <w:rPr>
+          <w:rStyle w:val="AttributeTok"/>
+        </w:rPr>
+        <w:t xml:space="preserve">x =</w:t>
+      </w:r>
+      <w:r>
+        <w:rPr>
+          <w:rStyle w:val="NormalTok"/>
+        </w:rPr>
+        <w:t xml:space="preserve"> point_x, </w:t>
+      </w:r>
+      <w:r>
+        <w:rPr>
+          <w:rStyle w:val="AttributeTok"/>
+        </w:rPr>
+        <w:t xml:space="preserve">y =</w:t>
+      </w:r>
+      <w:r>
+        <w:rPr>
+          <w:rStyle w:val="NormalTok"/>
+        </w:rPr>
+        <w:t xml:space="preserve"> point_y, </w:t>
+      </w:r>
+      <w:r>
+        <w:rPr>
+          <w:rStyle w:val="AttributeTok"/>
+        </w:rPr>
+        <w:t xml:space="preserve">label =</w:t>
+      </w:r>
+      <w:r>
+        <w:rPr>
+          <w:rStyle w:val="NormalTok"/>
+        </w:rPr>
+        <w:t xml:space="preserve"> point_label)</w:t>
+      </w:r>
+      <w:r>
+        <w:br/>
+      </w:r>
+      <w:r>
+        <w:rPr>
+          <w:rStyle w:val="NormalTok"/>
+        </w:rPr>
+        <w:t xml:space="preserve">normal </w:t>
+      </w:r>
+      <w:r>
+        <w:rPr>
+          <w:rStyle w:val="OtherTok"/>
+        </w:rPr>
+        <w:t xml:space="preserve">&lt;-</w:t>
+      </w:r>
+      <w:r>
+        <w:rPr>
+          <w:rStyle w:val="NormalTok"/>
+        </w:rPr>
+        <w:t xml:space="preserve"> tibble</w:t>
+      </w:r>
+      <w:r>
+        <w:rPr>
+          <w:rStyle w:val="SpecialCharTok"/>
+        </w:rPr>
+        <w:t xml:space="preserve">::</w:t>
+      </w:r>
+      <w:r>
+        <w:rPr>
+          <w:rStyle w:val="FunctionTok"/>
+        </w:rPr>
+        <w:t xml:space="preserve">tibble</w:t>
+      </w:r>
+      <w:r>
+        <w:rPr>
+          <w:rStyle w:val="NormalTok"/>
+        </w:rPr>
+        <w:t xml:space="preserve">(</w:t>
+      </w:r>
+      <w:r>
+        <w:rPr>
+          <w:rStyle w:val="AttributeTok"/>
+        </w:rPr>
+        <w:t xml:space="preserve">x =</w:t>
+      </w:r>
+      <w:r>
+        <w:rPr>
+          <w:rStyle w:val="NormalTok"/>
+        </w:rPr>
+        <w:t xml:space="preserve"> </w:t>
+      </w:r>
+      <w:r>
+        <w:rPr>
+          <w:rStyle w:val="DecValTok"/>
+        </w:rPr>
+        <w:t xml:space="preserve">0</w:t>
+      </w:r>
+      <w:r>
+        <w:rPr>
+          <w:rStyle w:val="NormalTok"/>
+        </w:rPr>
+        <w:t xml:space="preserve">, </w:t>
+      </w:r>
+      <w:r>
+        <w:rPr>
+          <w:rStyle w:val="AttributeTok"/>
+        </w:rPr>
+        <w:t xml:space="preserve">y =</w:t>
+      </w:r>
+      <w:r>
+        <w:rPr>
+          <w:rStyle w:val="NormalTok"/>
+        </w:rPr>
+        <w:t xml:space="preserve"> </w:t>
+      </w:r>
+      <w:r>
+        <w:rPr>
+          <w:rStyle w:val="DecValTok"/>
+        </w:rPr>
+        <w:t xml:space="preserve">1</w:t>
+      </w:r>
+      <w:r>
+        <w:rPr>
+          <w:rStyle w:val="NormalTok"/>
+        </w:rPr>
+        <w:t xml:space="preserve">, </w:t>
+      </w:r>
+      <w:r>
+        <w:rPr>
+          <w:rStyle w:val="AttributeTok"/>
+        </w:rPr>
+        <w:t xml:space="preserve">xend =</w:t>
+      </w:r>
+      <w:r>
+        <w:rPr>
+          <w:rStyle w:val="NormalTok"/>
+        </w:rPr>
+        <w:t xml:space="preserve"> </w:t>
+      </w:r>
+      <w:r>
+        <w:rPr>
+          <w:rStyle w:val="DecValTok"/>
+        </w:rPr>
+        <w:t xml:space="preserve">2</w:t>
+      </w:r>
+      <w:r>
+        <w:rPr>
+          <w:rStyle w:val="NormalTok"/>
+        </w:rPr>
+        <w:t xml:space="preserve">, </w:t>
+      </w:r>
+      <w:r>
+        <w:rPr>
+          <w:rStyle w:val="AttributeTok"/>
+        </w:rPr>
+        <w:t xml:space="preserve">yend =</w:t>
+      </w:r>
+      <w:r>
+        <w:rPr>
+          <w:rStyle w:val="NormalTok"/>
+        </w:rPr>
+        <w:t xml:space="preserve"> </w:t>
+      </w:r>
+      <w:r>
+        <w:rPr>
+          <w:rStyle w:val="DecValTok"/>
+        </w:rPr>
+        <w:t xml:space="preserve">0</w:t>
+      </w:r>
+      <w:r>
+        <w:rPr>
+          <w:rStyle w:val="NormalTok"/>
+        </w:rPr>
+        <w:t xml:space="preserve">)</w:t>
+      </w:r>
+      <w:r>
+        <w:br/>
+      </w:r>
+      <w:r>
+        <w:rPr>
+          <w:rStyle w:val="NormalTok"/>
+        </w:rPr>
+        <w:t xml:space="preserve">normal_aes </w:t>
+      </w:r>
+      <w:r>
+        <w:rPr>
+          <w:rStyle w:val="OtherTok"/>
+        </w:rPr>
+        <w:t xml:space="preserve">&lt;-</w:t>
+      </w:r>
+      <w:r>
+        <w:rPr>
+          <w:rStyle w:val="NormalTok"/>
+        </w:rPr>
+        <w:t xml:space="preserve"> ggplot2</w:t>
+      </w:r>
+      <w:r>
+        <w:rPr>
+          <w:rStyle w:val="SpecialCharTok"/>
+        </w:rPr>
+        <w:t xml:space="preserve">::</w:t>
+      </w:r>
+      <w:r>
+        <w:rPr>
+          <w:rStyle w:val="FunctionTok"/>
+        </w:rPr>
+        <w:t xml:space="preserve">aes</w:t>
+      </w:r>
+      <w:r>
+        <w:rPr>
+          <w:rStyle w:val="NormalTok"/>
+        </w:rPr>
+        <w:t xml:space="preserve">(</w:t>
+      </w:r>
+      <w:r>
+        <w:rPr>
+          <w:rStyle w:val="AttributeTok"/>
+        </w:rPr>
+        <w:t xml:space="preserve">x =</w:t>
+      </w:r>
+      <w:r>
+        <w:rPr>
+          <w:rStyle w:val="NormalTok"/>
+        </w:rPr>
+        <w:t xml:space="preserve"> x, </w:t>
+      </w:r>
+      <w:r>
+        <w:rPr>
+          <w:rStyle w:val="AttributeTok"/>
+        </w:rPr>
+        <w:t xml:space="preserve">y =</w:t>
+      </w:r>
+      <w:r>
+        <w:rPr>
+          <w:rStyle w:val="NormalTok"/>
+        </w:rPr>
+        <w:t xml:space="preserve"> y, </w:t>
+      </w:r>
+      <w:r>
+        <w:rPr>
+          <w:rStyle w:val="AttributeTok"/>
+        </w:rPr>
+        <w:t xml:space="preserve">xend =</w:t>
+      </w:r>
+      <w:r>
+        <w:rPr>
+          <w:rStyle w:val="NormalTok"/>
+        </w:rPr>
+        <w:t xml:space="preserve"> xend, </w:t>
+      </w:r>
+      <w:r>
+        <w:rPr>
+          <w:rStyle w:val="AttributeTok"/>
+        </w:rPr>
+        <w:t xml:space="preserve">yend =</w:t>
+      </w:r>
+      <w:r>
+        <w:rPr>
+          <w:rStyle w:val="NormalTok"/>
+        </w:rPr>
+        <w:t xml:space="preserve"> yend)</w:t>
+      </w:r>
+      <w:r>
+        <w:br/>
+      </w:r>
+      <w:r>
+        <w:rPr>
+          <w:rStyle w:val="NormalTok"/>
+        </w:rPr>
+        <w:t xml:space="preserve">x_limits </w:t>
+      </w:r>
+      <w:r>
+        <w:rPr>
+          <w:rStyle w:val="OtherTok"/>
+        </w:rPr>
+        <w:t xml:space="preserve">&lt;-</w:t>
+      </w:r>
+      <w:r>
+        <w:rPr>
+          <w:rStyle w:val="NormalTok"/>
+        </w:rPr>
+        <w:t xml:space="preserve"> </w:t>
+      </w:r>
+      <w:r>
+        <w:rPr>
+          <w:rStyle w:val="FunctionTok"/>
+        </w:rPr>
+        <w:t xml:space="preserve">c</w:t>
+      </w:r>
+      <w:r>
+        <w:rPr>
+          <w:rStyle w:val="NormalTok"/>
+        </w:rPr>
+        <w:t xml:space="preserve">(</w:t>
+      </w:r>
+      <w:r>
+        <w:rPr>
+          <w:rStyle w:val="SpecialCharTok"/>
+        </w:rPr>
+        <w:t xml:space="preserve">-</w:t>
+      </w:r>
+      <w:r>
+        <w:rPr>
+          <w:rStyle w:val="DecValTok"/>
+        </w:rPr>
+        <w:t xml:space="preserve">2</w:t>
+      </w:r>
+      <w:r>
+        <w:rPr>
+          <w:rStyle w:val="NormalTok"/>
+        </w:rPr>
+        <w:t xml:space="preserve">, </w:t>
+      </w:r>
+      <w:r>
+        <w:rPr>
+          <w:rStyle w:val="DecValTok"/>
+        </w:rPr>
+        <w:t xml:space="preserve">3</w:t>
+      </w:r>
+      <w:r>
+        <w:rPr>
+          <w:rStyle w:val="NormalTok"/>
+        </w:rPr>
+        <w:t xml:space="preserve">)</w:t>
+      </w:r>
+      <w:r>
+        <w:br/>
+      </w:r>
+      <w:r>
+        <w:rPr>
+          <w:rStyle w:val="NormalTok"/>
+        </w:rPr>
+        <w:t xml:space="preserve">y_limits </w:t>
+      </w:r>
+      <w:r>
+        <w:rPr>
+          <w:rStyle w:val="OtherTok"/>
+        </w:rPr>
+        <w:t xml:space="preserve">&lt;-</w:t>
+      </w:r>
+      <w:r>
+        <w:rPr>
+          <w:rStyle w:val="NormalTok"/>
+        </w:rPr>
+        <w:t xml:space="preserve"> </w:t>
+      </w:r>
+      <w:r>
+        <w:rPr>
+          <w:rStyle w:val="FunctionTok"/>
+        </w:rPr>
+        <w:t xml:space="preserve">c</w:t>
+      </w:r>
+      <w:r>
+        <w:rPr>
+          <w:rStyle w:val="NormalTok"/>
+        </w:rPr>
+        <w:t xml:space="preserve">(</w:t>
+      </w:r>
+      <w:r>
+        <w:rPr>
+          <w:rStyle w:val="SpecialCharTok"/>
+        </w:rPr>
+        <w:t xml:space="preserve">-</w:t>
+      </w:r>
+      <w:r>
+        <w:rPr>
+          <w:rStyle w:val="DecValTok"/>
+        </w:rPr>
+        <w:t xml:space="preserve">2</w:t>
+      </w:r>
+      <w:r>
+        <w:rPr>
+          <w:rStyle w:val="NormalTok"/>
+        </w:rPr>
+        <w:t xml:space="preserve">, </w:t>
+      </w:r>
+      <w:r>
+        <w:rPr>
+          <w:rStyle w:val="DecValTok"/>
+        </w:rPr>
+        <w:t xml:space="preserve">4</w:t>
+      </w:r>
+      <w:r>
+        <w:rPr>
+          <w:rStyle w:val="NormalTok"/>
+        </w:rPr>
+        <w:t xml:space="preserve">)</w:t>
+      </w:r>
+      <w:r>
+        <w:br/>
+      </w:r>
+      <w:r>
+        <w:rPr>
+          <w:rStyle w:val="NormalTok"/>
+        </w:rPr>
+        <w:t xml:space="preserve">ggplot2</w:t>
+      </w:r>
+      <w:r>
+        <w:rPr>
+          <w:rStyle w:val="SpecialCharTok"/>
+        </w:rPr>
+        <w:t xml:space="preserve">::</w:t>
+      </w:r>
+      <w:r>
+        <w:rPr>
+          <w:rStyle w:val="FunctionTok"/>
+        </w:rPr>
+        <w:t xml:space="preserve">ggplot</w:t>
+      </w:r>
+      <w:r>
+        <w:rPr>
+          <w:rStyle w:val="NormalTok"/>
+        </w:rPr>
+        <w:t xml:space="preserve">(points) </w:t>
+      </w:r>
+      <w:r>
+        <w:rPr>
+          <w:rStyle w:val="SpecialCharTok"/>
+        </w:rPr>
+        <w:t xml:space="preserve">+</w:t>
+      </w:r>
+      <w:r>
+        <w:br/>
+      </w:r>
+      <w:r>
+        <w:rPr>
+          <w:rStyle w:val="NormalTok"/>
+        </w:rPr>
+        <w:t xml:space="preserve">  ggplot2</w:t>
+      </w:r>
+      <w:r>
+        <w:rPr>
+          <w:rStyle w:val="SpecialCharTok"/>
+        </w:rPr>
+        <w:t xml:space="preserve">::</w:t>
+      </w:r>
+      <w:r>
+        <w:rPr>
+          <w:rStyle w:val="FunctionTok"/>
+        </w:rPr>
+        <w:t xml:space="preserve">aes</w:t>
+      </w:r>
+      <w:r>
+        <w:rPr>
+          <w:rStyle w:val="NormalTok"/>
+        </w:rPr>
+        <w:t xml:space="preserve">(</w:t>
+      </w:r>
+      <w:r>
+        <w:rPr>
+          <w:rStyle w:val="AttributeTok"/>
+        </w:rPr>
+        <w:t xml:space="preserve">x =</w:t>
+      </w:r>
+      <w:r>
+        <w:rPr>
+          <w:rStyle w:val="NormalTok"/>
+        </w:rPr>
+        <w:t xml:space="preserve"> x, </w:t>
+      </w:r>
+      <w:r>
+        <w:rPr>
+          <w:rStyle w:val="AttributeTok"/>
+        </w:rPr>
+        <w:t xml:space="preserve">y =</w:t>
+      </w:r>
+      <w:r>
+        <w:rPr>
+          <w:rStyle w:val="NormalTok"/>
+        </w:rPr>
+        <w:t xml:space="preserve"> y, </w:t>
+      </w:r>
+      <w:r>
+        <w:rPr>
+          <w:rStyle w:val="AttributeTok"/>
+        </w:rPr>
+        <w:t xml:space="preserve">colour =</w:t>
+      </w:r>
+      <w:r>
+        <w:rPr>
+          <w:rStyle w:val="NormalTok"/>
+        </w:rPr>
+        <w:t xml:space="preserve"> label) </w:t>
+      </w:r>
+      <w:r>
+        <w:rPr>
+          <w:rStyle w:val="SpecialCharTok"/>
+        </w:rPr>
+        <w:t xml:space="preserve">+</w:t>
+      </w:r>
+      <w:r>
+        <w:br/>
+      </w:r>
+      <w:r>
+        <w:rPr>
+          <w:rStyle w:val="NormalTok"/>
+        </w:rPr>
+        <w:t xml:space="preserve">  ggplot2</w:t>
+      </w:r>
+      <w:r>
+        <w:rPr>
+          <w:rStyle w:val="SpecialCharTok"/>
+        </w:rPr>
+        <w:t xml:space="preserve">::</w:t>
+      </w:r>
+      <w:r>
+        <w:rPr>
+          <w:rStyle w:val="FunctionTok"/>
+        </w:rPr>
+        <w:t xml:space="preserve">geom_abline</w:t>
+      </w:r>
+      <w:r>
+        <w:rPr>
+          <w:rStyle w:val="NormalTok"/>
+        </w:rPr>
+        <w:t xml:space="preserve">(</w:t>
+      </w:r>
+      <w:r>
+        <w:rPr>
+          <w:rStyle w:val="AttributeTok"/>
+        </w:rPr>
+        <w:t xml:space="preserve">intercept =</w:t>
+      </w:r>
+      <w:r>
+        <w:rPr>
+          <w:rStyle w:val="NormalTok"/>
+        </w:rPr>
+        <w:t xml:space="preserve"> </w:t>
+      </w:r>
+      <w:r>
+        <w:rPr>
+          <w:rStyle w:val="DecValTok"/>
+        </w:rPr>
+        <w:t xml:space="preserve">1</w:t>
+      </w:r>
+      <w:r>
+        <w:rPr>
+          <w:rStyle w:val="NormalTok"/>
+        </w:rPr>
+        <w:t xml:space="preserve">, </w:t>
+      </w:r>
+      <w:r>
+        <w:rPr>
+          <w:rStyle w:val="AttributeTok"/>
+        </w:rPr>
+        <w:t xml:space="preserve">slope =</w:t>
+      </w:r>
+      <w:r>
+        <w:rPr>
+          <w:rStyle w:val="NormalTok"/>
+        </w:rPr>
+        <w:t xml:space="preserve"> </w:t>
+      </w:r>
+      <w:r>
+        <w:rPr>
+          <w:rStyle w:val="DecValTok"/>
+        </w:rPr>
+        <w:t xml:space="preserve">2</w:t>
+      </w:r>
+      <w:r>
+        <w:rPr>
+          <w:rStyle w:val="NormalTok"/>
+        </w:rPr>
         <w:t xml:space="preserve">) </w:t>
       </w:r>
       <w:r>
         <w:rPr>
           <w:rStyle w:val="SpecialCharTok"/>
         </w:rPr>
-        <w:t xml:space="preserve">|&gt;</w:t>
+        <w:t xml:space="preserve">+</w:t>
+      </w:r>
+      <w:r>
+        <w:br/>
       </w:r>
       <w:r>
         <w:rPr>
           <w:rStyle w:val="NormalTok"/>
         </w:rPr>
-        <w:t xml:space="preserve"> </w:t>
+        <w:t xml:space="preserve">  ggplot2</w:t>
+      </w:r>
+      <w:r>
+        <w:rPr>
+          <w:rStyle w:val="SpecialCharTok"/>
+        </w:rPr>
+        <w:t xml:space="preserve">::</w:t>
       </w:r>
       <w:r>
         <w:rPr>
           <w:rStyle w:val="FunctionTok"/>
         </w:rPr>
-        <w:t xml:space="preserve">droplevels</w:t>
+        <w:t xml:space="preserve">geom_segment</w:t>
       </w:r>
       <w:r>
         <w:rPr>
           <w:rStyle w:val="NormalTok"/>
         </w:rPr>
-        <w:t xml:space="preserve">()</w:t>
+        <w:t xml:space="preserve">(</w:t>
       </w:r>
       <w:r>
         <w:br/>
@@ -32429,25 +31440,124 @@
         <w:rPr>
           <w:rStyle w:val="NormalTok"/>
         </w:rPr>
-        <w:t xml:space="preserve">fit </w:t>
-      </w:r>
-      <w:r>
-        <w:rPr>
-          <w:rStyle w:val="OtherTok"/>
-        </w:rPr>
-        <w:t xml:space="preserve">&lt;-</w:t>
+        <w:t xml:space="preserve">    </w:t>
+      </w:r>
+      <w:r>
+        <w:rPr>
+          <w:rStyle w:val="AttributeTok"/>
+        </w:rPr>
+        <w:t xml:space="preserve">mapping =</w:t>
       </w:r>
       <w:r>
         <w:rPr>
           <w:rStyle w:val="NormalTok"/>
         </w:rPr>
-        <w:t xml:space="preserve"> </w:t>
+        <w:t xml:space="preserve"> normal_aes,</w:t>
+      </w:r>
+      <w:r>
+        <w:br/>
+      </w:r>
+      <w:r>
+        <w:rPr>
+          <w:rStyle w:val="NormalTok"/>
+        </w:rPr>
+        <w:t xml:space="preserve">    </w:t>
+      </w:r>
+      <w:r>
+        <w:rPr>
+          <w:rStyle w:val="AttributeTok"/>
+        </w:rPr>
+        <w:t xml:space="preserve">data =</w:t>
+      </w:r>
+      <w:r>
+        <w:rPr>
+          <w:rStyle w:val="NormalTok"/>
+        </w:rPr>
+        <w:t xml:space="preserve"> normal,</w:t>
+      </w:r>
+      <w:r>
+        <w:br/>
+      </w:r>
+      <w:r>
+        <w:rPr>
+          <w:rStyle w:val="NormalTok"/>
+        </w:rPr>
+        <w:t xml:space="preserve">    </w:t>
+      </w:r>
+      <w:r>
+        <w:rPr>
+          <w:rStyle w:val="AttributeTok"/>
+        </w:rPr>
+        <w:t xml:space="preserve">arrow =</w:t>
+      </w:r>
+      <w:r>
+        <w:rPr>
+          <w:rStyle w:val="NormalTok"/>
+        </w:rPr>
+        <w:t xml:space="preserve"> normal_arrow,</w:t>
+      </w:r>
+      <w:r>
+        <w:br/>
+      </w:r>
+      <w:r>
+        <w:rPr>
+          <w:rStyle w:val="NormalTok"/>
+        </w:rPr>
+        <w:t xml:space="preserve">    </w:t>
+      </w:r>
+      <w:r>
+        <w:rPr>
+          <w:rStyle w:val="AttributeTok"/>
+        </w:rPr>
+        <w:t xml:space="preserve">inherit.aes =</w:t>
+      </w:r>
+      <w:r>
+        <w:rPr>
+          <w:rStyle w:val="NormalTok"/>
+        </w:rPr>
+        <w:t xml:space="preserve"> </w:t>
+      </w:r>
+      <w:r>
+        <w:rPr>
+          <w:rStyle w:val="ConstantTok"/>
+        </w:rPr>
+        <w:t xml:space="preserve">FALSE</w:t>
+      </w:r>
+      <w:r>
+        <w:br/>
+      </w:r>
+      <w:r>
+        <w:rPr>
+          <w:rStyle w:val="NormalTok"/>
+        </w:rPr>
+        <w:t xml:space="preserve">  ) </w:t>
+      </w:r>
+      <w:r>
+        <w:rPr>
+          <w:rStyle w:val="SpecialCharTok"/>
+        </w:rPr>
+        <w:t xml:space="preserve">+</w:t>
+      </w:r>
+      <w:r>
+        <w:br/>
+      </w:r>
+      <w:r>
+        <w:rPr>
+          <w:rStyle w:val="NormalTok"/>
+        </w:rPr>
+        <w:t xml:space="preserve">  ggplot2</w:t>
+      </w:r>
+      <w:r>
+        <w:rPr>
+          <w:rStyle w:val="SpecialCharTok"/>
+        </w:rPr>
+        <w:t xml:space="preserve">::</w:t>
       </w:r>
       <w:r>
         <w:rPr>
           <w:rStyle w:val="FunctionTok"/>
         </w:rPr>
-        <w:t xml:space="preserve">glm</w:t>
+        <w:t xml:space="preserve">geom_point</w:t>
       </w:r>
       <w:r>
         <w:rPr>
@@ -32456,25 +31566,85 @@
         <w:t xml:space="preserve">(</w:t>
       </w:r>
       <w:r>
+        <w:rPr>
+          <w:rStyle w:val="AttributeTok"/>
+        </w:rPr>
+        <w:t xml:space="preserve">size =</w:t>
+      </w:r>
+      <w:r>
+        <w:rPr>
+          <w:rStyle w:val="NormalTok"/>
+        </w:rPr>
+        <w:t xml:space="preserve"> </w:t>
+      </w:r>
+      <w:r>
+        <w:rPr>
+          <w:rStyle w:val="DecValTok"/>
+        </w:rPr>
+        <w:t xml:space="preserve">3</w:t>
+      </w:r>
+      <w:r>
+        <w:rPr>
+          <w:rStyle w:val="NormalTok"/>
+        </w:rPr>
+        <w:t xml:space="preserve">) </w:t>
+      </w:r>
+      <w:r>
+        <w:rPr>
+          <w:rStyle w:val="SpecialCharTok"/>
+        </w:rPr>
+        <w:t xml:space="preserve">+</w:t>
+      </w:r>
+      <w:r>
         <w:br/>
       </w:r>
       <w:r>
         <w:rPr>
           <w:rStyle w:val="NormalTok"/>
         </w:rPr>
-        <w:t xml:space="preserve">  Species </w:t>
+        <w:t xml:space="preserve">  ggplot2</w:t>
       </w:r>
       <w:r>
         <w:rPr>
           <w:rStyle w:val="SpecialCharTok"/>
         </w:rPr>
-        <w:t xml:space="preserve">~</w:t>
+        <w:t xml:space="preserve">::</w:t>
+      </w:r>
+      <w:r>
+        <w:rPr>
+          <w:rStyle w:val="FunctionTok"/>
+        </w:rPr>
+        <w:t xml:space="preserve">coord_fixed</w:t>
       </w:r>
       <w:r>
         <w:rPr>
           <w:rStyle w:val="NormalTok"/>
         </w:rPr>
-        <w:t xml:space="preserve"> Petal.Length </w:t>
+        <w:t xml:space="preserve">(</w:t>
+      </w:r>
+      <w:r>
+        <w:rPr>
+          <w:rStyle w:val="AttributeTok"/>
+        </w:rPr>
+        <w:t xml:space="preserve">xlim =</w:t>
+      </w:r>
+      <w:r>
+        <w:rPr>
+          <w:rStyle w:val="NormalTok"/>
+        </w:rPr>
+        <w:t xml:space="preserve"> x_limits, </w:t>
+      </w:r>
+      <w:r>
+        <w:rPr>
+          <w:rStyle w:val="AttributeTok"/>
+        </w:rPr>
+        <w:t xml:space="preserve">ylim =</w:t>
+      </w:r>
+      <w:r>
+        <w:rPr>
+          <w:rStyle w:val="NormalTok"/>
+        </w:rPr>
+        <w:t xml:space="preserve"> y_limits) </w:t>
       </w:r>
       <w:r>
         <w:rPr>
@@ -32483,760 +31653,97 @@
         <w:t xml:space="preserve">+</w:t>
       </w:r>
       <w:r>
+        <w:br/>
+      </w:r>
+      <w:r>
         <w:rPr>
           <w:rStyle w:val="NormalTok"/>
         </w:rPr>
-        <w:t xml:space="preserve"> Petal.Width,</w:t>
-      </w:r>
-      <w:r>
-        <w:br/>
+        <w:t xml:space="preserve">  ggplot2</w:t>
+      </w:r>
+      <w:r>
+        <w:rPr>
+          <w:rStyle w:val="SpecialCharTok"/>
+        </w:rPr>
+        <w:t xml:space="preserve">::</w:t>
+      </w:r>
+      <w:r>
+        <w:rPr>
+          <w:rStyle w:val="FunctionTok"/>
+        </w:rPr>
+        <w:t xml:space="preserve">labs</w:t>
       </w:r>
       <w:r>
         <w:rPr>
           <w:rStyle w:val="NormalTok"/>
         </w:rPr>
-        <w:t xml:space="preserve">  </w:t>
+        <w:t xml:space="preserve">(</w:t>
       </w:r>
       <w:r>
         <w:rPr>
           <w:rStyle w:val="AttributeTok"/>
         </w:rPr>
-        <w:t xml:space="preserve">family =</w:t>
+        <w:t xml:space="preserve">x =</w:t>
       </w:r>
       <w:r>
         <w:rPr>
           <w:rStyle w:val="NormalTok"/>
         </w:rPr>
-        <w:t xml:space="preserve"> binomial,</w:t>
-      </w:r>
-      <w:r>
-        <w:br/>
+        <w:t xml:space="preserve"> </w:t>
+      </w:r>
+      <w:r>
+        <w:rPr>
+          <w:rStyle w:val="StringTok"/>
+        </w:rPr>
+        <w:t xml:space="preserve">"x"</w:t>
       </w:r>
       <w:r>
         <w:rPr>
           <w:rStyle w:val="NormalTok"/>
         </w:rPr>
-        <w:t xml:space="preserve">  </w:t>
+        <w:t xml:space="preserve">, </w:t>
       </w:r>
       <w:r>
         <w:rPr>
           <w:rStyle w:val="AttributeTok"/>
         </w:rPr>
-        <w:t xml:space="preserve">data =</w:t>
+        <w:t xml:space="preserve">y =</w:t>
       </w:r>
       <w:r>
         <w:rPr>
           <w:rStyle w:val="NormalTok"/>
         </w:rPr>
-        <w:t xml:space="preserve"> two_species</w:t>
-      </w:r>
-      <w:r>
-        <w:br/>
+        <w:t xml:space="preserve"> </w:t>
+      </w:r>
+      <w:r>
+        <w:rPr>
+          <w:rStyle w:val="StringTok"/>
+        </w:rPr>
+        <w:t xml:space="preserve">"y"</w:t>
       </w:r>
       <w:r>
         <w:rPr>
           <w:rStyle w:val="NormalTok"/>
         </w:rPr>
-        <w:t xml:space="preserve">)</w:t>
-      </w:r>
-      <w:r>
-        <w:br/>
+        <w:t xml:space="preserve">, </w:t>
+      </w:r>
+      <w:r>
+        <w:rPr>
+          <w:rStyle w:val="AttributeTok"/>
+        </w:rPr>
+        <w:t xml:space="preserve">colour =</w:t>
       </w:r>
       <w:r>
         <w:rPr>
           <w:rStyle w:val="NormalTok"/>
         </w:rPr>
-        <w:t xml:space="preserve">w </w:t>
-      </w:r>
-      <w:r>
-        <w:rPr>
-          <w:rStyle w:val="OtherTok"/>
-        </w:rPr>
-        <w:t xml:space="preserve">&lt;-</w:t>
-      </w:r>
-      <w:r>
-        <w:rPr>
-          <w:rStyle w:val="NormalTok"/>
-        </w:rPr>
-        <w:t xml:space="preserve"> </w:t>
-      </w:r>
-      <w:r>
-        <w:rPr>
-          <w:rStyle w:val="FunctionTok"/>
-        </w:rPr>
-        <w:t xml:space="preserve">coef</w:t>
-      </w:r>
-      <w:r>
-        <w:rPr>
-          <w:rStyle w:val="NormalTok"/>
-        </w:rPr>
-        <w:t xml:space="preserve">(fit)[</w:t>
-      </w:r>
-      <w:r>
-        <w:rPr>
-          <w:rStyle w:val="FunctionTok"/>
-        </w:rPr>
-        <w:t xml:space="preserve">c</w:t>
-      </w:r>
-      <w:r>
-        <w:rPr>
-          <w:rStyle w:val="NormalTok"/>
-        </w:rPr>
-        <w:t xml:space="preserve">(</w:t>
-      </w:r>
-      <w:r>
-        <w:rPr>
-          <w:rStyle w:val="StringTok"/>
-        </w:rPr>
-        <w:t xml:space="preserve">"Petal.Length"</w:t>
-      </w:r>
-      <w:r>
-        <w:rPr>
-          <w:rStyle w:val="NormalTok"/>
-        </w:rPr>
-        <w:t xml:space="preserve">, </w:t>
-      </w:r>
-      <w:r>
-        <w:rPr>
-          <w:rStyle w:val="StringTok"/>
-        </w:rPr>
-        <w:t xml:space="preserve">"Petal.Width"</w:t>
-      </w:r>
-      <w:r>
-        <w:rPr>
-          <w:rStyle w:val="NormalTok"/>
-        </w:rPr>
-        <w:t xml:space="preserve">)]</w:t>
-      </w:r>
-      <w:r>
-        <w:br/>
-      </w:r>
-      <w:r>
-        <w:rPr>
-          <w:rStyle w:val="NormalTok"/>
-        </w:rPr>
-        <w:t xml:space="preserve">b </w:t>
-      </w:r>
-      <w:r>
-        <w:rPr>
-          <w:rStyle w:val="OtherTok"/>
-        </w:rPr>
-        <w:t xml:space="preserve">&lt;-</w:t>
-      </w:r>
-      <w:r>
-        <w:rPr>
-          <w:rStyle w:val="NormalTok"/>
-        </w:rPr>
-        <w:t xml:space="preserve"> </w:t>
-      </w:r>
-      <w:r>
-        <w:rPr>
-          <w:rStyle w:val="FunctionTok"/>
-        </w:rPr>
-        <w:t xml:space="preserve">coef</w:t>
-      </w:r>
-      <w:r>
-        <w:rPr>
-          <w:rStyle w:val="NormalTok"/>
-        </w:rPr>
-        <w:t xml:space="preserve">(fit)[[</w:t>
-      </w:r>
-      <w:r>
-        <w:rPr>
-          <w:rStyle w:val="StringTok"/>
-        </w:rPr>
-        <w:t xml:space="preserve">"(Intercept)"</w:t>
-      </w:r>
-      <w:r>
-        <w:rPr>
-          <w:rStyle w:val="NormalTok"/>
-        </w:rPr>
-        <w:t xml:space="preserve">]]</w:t>
-      </w:r>
-      <w:r>
-        <w:br/>
-      </w:r>
-      <w:r>
-        <w:rPr>
-          <w:rStyle w:val="NormalTok"/>
-        </w:rPr>
-        <w:t xml:space="preserve">two_species</w:t>
-      </w:r>
-      <w:r>
-        <w:rPr>
-          <w:rStyle w:val="SpecialCharTok"/>
-        </w:rPr>
-        <w:t xml:space="preserve">$</w:t>
-      </w:r>
-      <w:r>
-        <w:rPr>
-          <w:rStyle w:val="NormalTok"/>
-        </w:rPr>
-        <w:t xml:space="preserve">score </w:t>
-      </w:r>
-      <w:r>
-        <w:rPr>
-          <w:rStyle w:val="OtherTok"/>
-        </w:rPr>
-        <w:t xml:space="preserve">&lt;-</w:t>
-      </w:r>
-      <w:r>
-        <w:rPr>
-          <w:rStyle w:val="NormalTok"/>
-        </w:rPr>
-        <w:t xml:space="preserve"> </w:t>
-      </w:r>
-      <w:r>
-        <w:rPr>
-          <w:rStyle w:val="FunctionTok"/>
-        </w:rPr>
-        <w:t xml:space="preserve">as.vector</w:t>
-      </w:r>
-      <w:r>
-        <w:rPr>
-          <w:rStyle w:val="NormalTok"/>
-        </w:rPr>
-        <w:t xml:space="preserve">(</w:t>
-      </w:r>
-      <w:r>
-        <w:br/>
-      </w:r>
-      <w:r>
-        <w:rPr>
-          <w:rStyle w:val="NormalTok"/>
-        </w:rPr>
-        <w:t xml:space="preserve">  </w:t>
-      </w:r>
-      <w:r>
-        <w:rPr>
-          <w:rStyle w:val="FunctionTok"/>
-        </w:rPr>
-        <w:t xml:space="preserve">as.matrix</w:t>
-      </w:r>
-      <w:r>
-        <w:rPr>
-          <w:rStyle w:val="NormalTok"/>
-        </w:rPr>
-        <w:t xml:space="preserve">(two_species[</w:t>
-      </w:r>
-      <w:r>
-        <w:rPr>
-          <w:rStyle w:val="FunctionTok"/>
-        </w:rPr>
-        <w:t xml:space="preserve">c</w:t>
-      </w:r>
-      <w:r>
-        <w:rPr>
-          <w:rStyle w:val="NormalTok"/>
-        </w:rPr>
-        <w:t xml:space="preserve">(</w:t>
-      </w:r>
-      <w:r>
-        <w:rPr>
-          <w:rStyle w:val="StringTok"/>
-        </w:rPr>
-        <w:t xml:space="preserve">"Petal.Length"</w:t>
-      </w:r>
-      <w:r>
-        <w:rPr>
-          <w:rStyle w:val="NormalTok"/>
-        </w:rPr>
-        <w:t xml:space="preserve">, </w:t>
-      </w:r>
-      <w:r>
-        <w:rPr>
-          <w:rStyle w:val="StringTok"/>
-        </w:rPr>
-        <w:t xml:space="preserve">"Petal.Width"</w:t>
-      </w:r>
-      <w:r>
-        <w:rPr>
-          <w:rStyle w:val="NormalTok"/>
-        </w:rPr>
-        <w:t xml:space="preserve">)]) </w:t>
-      </w:r>
-      <w:r>
-        <w:rPr>
-          <w:rStyle w:val="SpecialCharTok"/>
-        </w:rPr>
-        <w:t xml:space="preserve">%*%</w:t>
-      </w:r>
-      <w:r>
-        <w:rPr>
-          <w:rStyle w:val="NormalTok"/>
-        </w:rPr>
-        <w:t xml:space="preserve"> w </w:t>
-      </w:r>
-      <w:r>
-        <w:rPr>
-          <w:rStyle w:val="SpecialCharTok"/>
-        </w:rPr>
-        <w:t xml:space="preserve">+</w:t>
-      </w:r>
-      <w:r>
-        <w:rPr>
-          <w:rStyle w:val="NormalTok"/>
-        </w:rPr>
-        <w:t xml:space="preserve"> b</w:t>
-      </w:r>
-      <w:r>
-        <w:br/>
-      </w:r>
-      <w:r>
-        <w:rPr>
-          <w:rStyle w:val="NormalTok"/>
-        </w:rPr>
-        <w:t xml:space="preserve">)</w:t>
-      </w:r>
-      <w:r>
-        <w:br/>
-      </w:r>
-      <w:r>
-        <w:rPr>
-          <w:rStyle w:val="NormalTok"/>
-        </w:rPr>
-        <w:t xml:space="preserve">two_species</w:t>
-      </w:r>
-      <w:r>
-        <w:rPr>
-          <w:rStyle w:val="SpecialCharTok"/>
-        </w:rPr>
-        <w:t xml:space="preserve">$</w:t>
-      </w:r>
-      <w:r>
-        <w:rPr>
-          <w:rStyle w:val="NormalTok"/>
-        </w:rPr>
-        <w:t xml:space="preserve">side </w:t>
-      </w:r>
-      <w:r>
-        <w:rPr>
-          <w:rStyle w:val="OtherTok"/>
-        </w:rPr>
-        <w:t xml:space="preserve">&lt;-</w:t>
-      </w:r>
-      <w:r>
-        <w:rPr>
-          <w:rStyle w:val="NormalTok"/>
-        </w:rPr>
-        <w:t xml:space="preserve"> </w:t>
-      </w:r>
-      <w:r>
-        <w:rPr>
-          <w:rStyle w:val="FunctionTok"/>
-        </w:rPr>
-        <w:t xml:space="preserve">ifelse</w:t>
-      </w:r>
-      <w:r>
-        <w:rPr>
-          <w:rStyle w:val="NormalTok"/>
-        </w:rPr>
-        <w:t xml:space="preserve">(two_species</w:t>
-      </w:r>
-      <w:r>
-        <w:rPr>
-          <w:rStyle w:val="SpecialCharTok"/>
-        </w:rPr>
-        <w:t xml:space="preserve">$</w:t>
-      </w:r>
-      <w:r>
-        <w:rPr>
-          <w:rStyle w:val="NormalTok"/>
-        </w:rPr>
-        <w:t xml:space="preserve">score </w:t>
-      </w:r>
-      <w:r>
-        <w:rPr>
-          <w:rStyle w:val="SpecialCharTok"/>
-        </w:rPr>
-        <w:t xml:space="preserve">&gt;</w:t>
-      </w:r>
-      <w:r>
-        <w:rPr>
-          <w:rStyle w:val="NormalTok"/>
-        </w:rPr>
-        <w:t xml:space="preserve"> </w:t>
-      </w:r>
-      <w:r>
-        <w:rPr>
-          <w:rStyle w:val="DecValTok"/>
-        </w:rPr>
-        <w:t xml:space="preserve">0</w:t>
-      </w:r>
-      <w:r>
-        <w:rPr>
-          <w:rStyle w:val="NormalTok"/>
-        </w:rPr>
-        <w:t xml:space="preserve">, </w:t>
-      </w:r>
-      <w:r>
-        <w:rPr>
-          <w:rStyle w:val="StringTok"/>
-        </w:rPr>
-        <w:t xml:space="preserve">"positive"</w:t>
-      </w:r>
-      <w:r>
-        <w:rPr>
-          <w:rStyle w:val="NormalTok"/>
-        </w:rPr>
-        <w:t xml:space="preserve">, </w:t>
-      </w:r>
-      <w:r>
-        <w:rPr>
-          <w:rStyle w:val="StringTok"/>
-        </w:rPr>
-        <w:t xml:space="preserve">"negative"</w:t>
-      </w:r>
-      <w:r>
-        <w:rPr>
-          <w:rStyle w:val="NormalTok"/>
-        </w:rPr>
-        <w:t xml:space="preserve">)</w:t>
-      </w:r>
-      <w:r>
-        <w:br/>
-      </w:r>
-      <w:r>
-        <w:rPr>
-          <w:rStyle w:val="NormalTok"/>
-        </w:rPr>
-        <w:t xml:space="preserve">ggplot2</w:t>
-      </w:r>
-      <w:r>
-        <w:rPr>
-          <w:rStyle w:val="SpecialCharTok"/>
-        </w:rPr>
-        <w:t xml:space="preserve">::</w:t>
-      </w:r>
-      <w:r>
-        <w:rPr>
-          <w:rStyle w:val="FunctionTok"/>
-        </w:rPr>
-        <w:t xml:space="preserve">ggplot</w:t>
-      </w:r>
-      <w:r>
-        <w:rPr>
-          <w:rStyle w:val="NormalTok"/>
-        </w:rPr>
-        <w:t xml:space="preserve">(two_species) </w:t>
-      </w:r>
-      <w:r>
-        <w:rPr>
-          <w:rStyle w:val="SpecialCharTok"/>
-        </w:rPr>
-        <w:t xml:space="preserve">+</w:t>
-      </w:r>
-      <w:r>
-        <w:br/>
-      </w:r>
-      <w:r>
-        <w:rPr>
-          <w:rStyle w:val="NormalTok"/>
-        </w:rPr>
-        <w:t xml:space="preserve">  ggplot2</w:t>
-      </w:r>
-      <w:r>
-        <w:rPr>
-          <w:rStyle w:val="SpecialCharTok"/>
-        </w:rPr>
-        <w:t xml:space="preserve">::</w:t>
-      </w:r>
-      <w:r>
-        <w:rPr>
-          <w:rStyle w:val="FunctionTok"/>
-        </w:rPr>
-        <w:t xml:space="preserve">aes</w:t>
-      </w:r>
-      <w:r>
-        <w:rPr>
-          <w:rStyle w:val="NormalTok"/>
-        </w:rPr>
-        <w:t xml:space="preserve">(</w:t>
-      </w:r>
-      <w:r>
-        <w:rPr>
-          <w:rStyle w:val="AttributeTok"/>
-        </w:rPr>
-        <w:t xml:space="preserve">x =</w:t>
-      </w:r>
-      <w:r>
-        <w:rPr>
-          <w:rStyle w:val="NormalTok"/>
-        </w:rPr>
-        <w:t xml:space="preserve"> Petal.Length, </w:t>
-      </w:r>
-      <w:r>
-        <w:rPr>
-          <w:rStyle w:val="AttributeTok"/>
-        </w:rPr>
-        <w:t xml:space="preserve">y =</w:t>
-      </w:r>
-      <w:r>
-        <w:rPr>
-          <w:rStyle w:val="NormalTok"/>
-        </w:rPr>
-        <w:t xml:space="preserve"> Petal.Width, </w:t>
-      </w:r>
-      <w:r>
-        <w:rPr>
-          <w:rStyle w:val="AttributeTok"/>
-        </w:rPr>
-        <w:t xml:space="preserve">colour =</w:t>
-      </w:r>
-      <w:r>
-        <w:rPr>
-          <w:rStyle w:val="NormalTok"/>
-        </w:rPr>
-        <w:t xml:space="preserve"> Species) </w:t>
-      </w:r>
-      <w:r>
-        <w:rPr>
-          <w:rStyle w:val="SpecialCharTok"/>
-        </w:rPr>
-        <w:t xml:space="preserve">+</w:t>
-      </w:r>
-      <w:r>
-        <w:br/>
-      </w:r>
-      <w:r>
-        <w:rPr>
-          <w:rStyle w:val="NormalTok"/>
-        </w:rPr>
-        <w:t xml:space="preserve">  ggplot2</w:t>
-      </w:r>
-      <w:r>
-        <w:rPr>
-          <w:rStyle w:val="SpecialCharTok"/>
-        </w:rPr>
-        <w:t xml:space="preserve">::</w:t>
-      </w:r>
-      <w:r>
-        <w:rPr>
-          <w:rStyle w:val="FunctionTok"/>
-        </w:rPr>
-        <w:t xml:space="preserve">geom_point</w:t>
-      </w:r>
-      <w:r>
-        <w:rPr>
-          <w:rStyle w:val="NormalTok"/>
-        </w:rPr>
-        <w:t xml:space="preserve">() </w:t>
-      </w:r>
-      <w:r>
-        <w:rPr>
-          <w:rStyle w:val="SpecialCharTok"/>
-        </w:rPr>
-        <w:t xml:space="preserve">+</w:t>
-      </w:r>
-      <w:r>
-        <w:br/>
-      </w:r>
-      <w:r>
-        <w:rPr>
-          <w:rStyle w:val="NormalTok"/>
-        </w:rPr>
-        <w:t xml:space="preserve">  ggplot2</w:t>
-      </w:r>
-      <w:r>
-        <w:rPr>
-          <w:rStyle w:val="SpecialCharTok"/>
-        </w:rPr>
-        <w:t xml:space="preserve">::</w:t>
-      </w:r>
-      <w:r>
-        <w:rPr>
-          <w:rStyle w:val="FunctionTok"/>
-        </w:rPr>
-        <w:t xml:space="preserve">geom_abline</w:t>
-      </w:r>
-      <w:r>
-        <w:rPr>
-          <w:rStyle w:val="NormalTok"/>
-        </w:rPr>
-        <w:t xml:space="preserve">(</w:t>
-      </w:r>
-      <w:r>
-        <w:rPr>
-          <w:rStyle w:val="AttributeTok"/>
-        </w:rPr>
-        <w:t xml:space="preserve">intercept =</w:t>
-      </w:r>
-      <w:r>
-        <w:rPr>
-          <w:rStyle w:val="NormalTok"/>
-        </w:rPr>
-        <w:t xml:space="preserve"> </w:t>
-      </w:r>
-      <w:r>
-        <w:rPr>
-          <w:rStyle w:val="SpecialCharTok"/>
-        </w:rPr>
-        <w:t xml:space="preserve">-</w:t>
-      </w:r>
-      <w:r>
-        <w:rPr>
-          <w:rStyle w:val="NormalTok"/>
-        </w:rPr>
-        <w:t xml:space="preserve">b </w:t>
-      </w:r>
-      <w:r>
-        <w:rPr>
-          <w:rStyle w:val="SpecialCharTok"/>
-        </w:rPr>
-        <w:t xml:space="preserve">/</w:t>
-      </w:r>
-      <w:r>
-        <w:rPr>
-          <w:rStyle w:val="NormalTok"/>
-        </w:rPr>
-        <w:t xml:space="preserve"> w[[</w:t>
-      </w:r>
-      <w:r>
-        <w:rPr>
-          <w:rStyle w:val="DecValTok"/>
-        </w:rPr>
-        <w:t xml:space="preserve">2</w:t>
-      </w:r>
-      <w:r>
-        <w:rPr>
-          <w:rStyle w:val="NormalTok"/>
-        </w:rPr>
-        <w:t xml:space="preserve">]], </w:t>
-      </w:r>
-      <w:r>
-        <w:rPr>
-          <w:rStyle w:val="AttributeTok"/>
-        </w:rPr>
-        <w:t xml:space="preserve">slope =</w:t>
-      </w:r>
-      <w:r>
-        <w:rPr>
-          <w:rStyle w:val="NormalTok"/>
-        </w:rPr>
-        <w:t xml:space="preserve"> </w:t>
-      </w:r>
-      <w:r>
-        <w:rPr>
-          <w:rStyle w:val="SpecialCharTok"/>
-        </w:rPr>
-        <w:t xml:space="preserve">-</w:t>
-      </w:r>
-      <w:r>
-        <w:rPr>
-          <w:rStyle w:val="NormalTok"/>
-        </w:rPr>
-        <w:t xml:space="preserve">w[[</w:t>
-      </w:r>
-      <w:r>
-        <w:rPr>
-          <w:rStyle w:val="DecValTok"/>
-        </w:rPr>
-        <w:t xml:space="preserve">1</w:t>
-      </w:r>
-      <w:r>
-        <w:rPr>
-          <w:rStyle w:val="NormalTok"/>
-        </w:rPr>
-        <w:t xml:space="preserve">]] </w:t>
-      </w:r>
-      <w:r>
-        <w:rPr>
-          <w:rStyle w:val="SpecialCharTok"/>
-        </w:rPr>
-        <w:t xml:space="preserve">/</w:t>
-      </w:r>
-      <w:r>
-        <w:rPr>
-          <w:rStyle w:val="NormalTok"/>
-        </w:rPr>
-        <w:t xml:space="preserve"> w[[</w:t>
-      </w:r>
-      <w:r>
-        <w:rPr>
-          <w:rStyle w:val="DecValTok"/>
-        </w:rPr>
-        <w:t xml:space="preserve">2</w:t>
-      </w:r>
-      <w:r>
-        <w:rPr>
-          <w:rStyle w:val="NormalTok"/>
-        </w:rPr>
-        <w:t xml:space="preserve">]]) </w:t>
-      </w:r>
-      <w:r>
-        <w:rPr>
-          <w:rStyle w:val="SpecialCharTok"/>
-        </w:rPr>
-        <w:t xml:space="preserve">+</w:t>
-      </w:r>
-      <w:r>
-        <w:br/>
-      </w:r>
-      <w:r>
-        <w:rPr>
-          <w:rStyle w:val="NormalTok"/>
-        </w:rPr>
-        <w:t xml:space="preserve">  ggplot2</w:t>
-      </w:r>
-      <w:r>
-        <w:rPr>
-          <w:rStyle w:val="SpecialCharTok"/>
-        </w:rPr>
-        <w:t xml:space="preserve">::</w:t>
-      </w:r>
-      <w:r>
-        <w:rPr>
-          <w:rStyle w:val="FunctionTok"/>
-        </w:rPr>
-        <w:t xml:space="preserve">labs</w:t>
-      </w:r>
-      <w:r>
-        <w:rPr>
-          <w:rStyle w:val="NormalTok"/>
-        </w:rPr>
-        <w:t xml:space="preserve">(</w:t>
-      </w:r>
-      <w:r>
-        <w:rPr>
-          <w:rStyle w:val="AttributeTok"/>
-        </w:rPr>
-        <w:t xml:space="preserve">x =</w:t>
-      </w:r>
-      <w:r>
-        <w:rPr>
-          <w:rStyle w:val="NormalTok"/>
-        </w:rPr>
-        <w:t xml:space="preserve"> </w:t>
-      </w:r>
-      <w:r>
-        <w:rPr>
-          <w:rStyle w:val="StringTok"/>
-        </w:rPr>
-        <w:t xml:space="preserve">"Petal length (cm)"</w:t>
-      </w:r>
-      <w:r>
-        <w:rPr>
-          <w:rStyle w:val="NormalTok"/>
-        </w:rPr>
-        <w:t xml:space="preserve">, </w:t>
-      </w:r>
-      <w:r>
-        <w:rPr>
-          <w:rStyle w:val="AttributeTok"/>
-        </w:rPr>
-        <w:t xml:space="preserve">y =</w:t>
-      </w:r>
-      <w:r>
-        <w:rPr>
-          <w:rStyle w:val="NormalTok"/>
-        </w:rPr>
-        <w:t xml:space="preserve"> </w:t>
-      </w:r>
-      <w:r>
-        <w:rPr>
-          <w:rStyle w:val="StringTok"/>
-        </w:rPr>
-        <w:t xml:space="preserve">"Petal width (cm)"</w:t>
+        <w:t xml:space="preserve"> </w:t>
+      </w:r>
+      <w:r>
+        <w:rPr>
+          <w:rStyle w:val="ConstantTok"/>
+        </w:rPr>
+        <w:t xml:space="preserve">NULL</w:t>
       </w:r>
       <w:r>
         <w:rPr>
@@ -33258,7 +31765,7 @@
       <w:tr>
         <w:tc>
           <w:tcPr/>
-          <w:bookmarkStart w:id="105" w:name="fig-half-space-iris"/>
+          <w:bookmarkStart w:id="105" w:name="fig-hyperplane-graph"/>
           <w:p>
             <w:pPr>
               <w:pStyle w:val="Compact"/>
@@ -33274,7 +31781,7 @@
                     <a:graphicData uri="http://schemas.openxmlformats.org/drawingml/2006/picture">
                       <pic:pic>
                         <pic:nvPicPr>
-                          <pic:cNvPr descr="linear-algebra-rank-nullity_files/figure-docx/fig-half-space-iris-1.png" id="104" name="Picture"/>
+                          <pic:cNvPr descr="linear-algebra-rank-nullity_files/figure-docx/fig-hyperplane-graph-1.png" id="104" name="Picture"/>
                           <pic:cNvPicPr>
                             <a:picLocks noChangeArrowheads="1" noChangeAspect="1"/>
                           </pic:cNvPicPr>
@@ -33317,10 +31824,3884 @@
               <w:pStyle w:val="ImageCaption"/>
             </w:pPr>
             <w:r>
-              <w:t xml:space="preserve">Figure 1: Petal length and width of versicolor and virginica irises, with the line where a logistic regression is indifferent between the two species</w:t>
+              <w:t xml:space="preserve">Figure 1: The graph of</w:t>
+            </w:r>
+            <w:r>
+              <w:t xml:space="preserve"> </w:t>
+            </w:r>
+            <m:oMath>
+              <m:r>
+                <m:t>y</m:t>
+              </m:r>
+              <m:r>
+                <m:rPr>
+                  <m:sty m:val="p"/>
+                </m:rPr>
+                <m:t>=</m:t>
+              </m:r>
+              <m:r>
+                <m:t>2</m:t>
+              </m:r>
+              <m:r>
+                <m:t>x</m:t>
+              </m:r>
+              <m:r>
+                <m:rPr>
+                  <m:sty m:val="p"/>
+                </m:rPr>
+                <m:t>+</m:t>
+              </m:r>
+              <m:r>
+                <m:t>1</m:t>
+              </m:r>
+            </m:oMath>
+            <w:r>
+              <w:t xml:space="preserve">, a line in the plane, with its normal vector</w:t>
+            </w:r>
+            <w:r>
+              <w:t xml:space="preserve"> </w:t>
+            </w:r>
+            <m:oMath>
+              <m:r>
+                <m:rPr>
+                  <m:sty m:val="p"/>
+                </m:rPr>
+                <m:t>(</m:t>
+              </m:r>
+              <m:r>
+                <m:t>2</m:t>
+              </m:r>
+              <m:r>
+                <m:rPr>
+                  <m:sty m:val="p"/>
+                </m:rPr>
+                <m:t>,</m:t>
+              </m:r>
+              <m:r>
+                <m:rPr>
+                  <m:sty m:val="p"/>
+                </m:rPr>
+                <m:t>−</m:t>
+              </m:r>
+              <m:r>
+                <m:t>1</m:t>
+              </m:r>
+              <m:r>
+                <m:rPr>
+                  <m:sty m:val="p"/>
+                </m:rPr>
+                <m:t>)</m:t>
+              </m:r>
+            </m:oMath>
+            <w:r>
+              <w:t xml:space="preserve"> </w:t>
+            </w:r>
+            <w:r>
+              <w:t xml:space="preserve">drawn from the point</w:t>
+            </w:r>
+            <w:r>
+              <w:t xml:space="preserve"> </w:t>
+            </w:r>
+            <m:oMath>
+              <m:r>
+                <m:rPr>
+                  <m:sty m:val="p"/>
+                </m:rPr>
+                <m:t>(</m:t>
+              </m:r>
+              <m:r>
+                <m:t>0</m:t>
+              </m:r>
+              <m:r>
+                <m:rPr>
+                  <m:sty m:val="p"/>
+                </m:rPr>
+                <m:t>,</m:t>
+              </m:r>
+              <m:r>
+                <m:t>1</m:t>
+              </m:r>
+              <m:r>
+                <m:rPr>
+                  <m:sty m:val="p"/>
+                </m:rPr>
+                <m:t>)</m:t>
+              </m:r>
+            </m:oMath>
+            <w:r>
+              <w:t xml:space="preserve"> </w:t>
+            </w:r>
+            <w:r>
+              <w:t xml:space="preserve">on it and the point</w:t>
+            </w:r>
+            <w:r>
+              <w:t xml:space="preserve"> </w:t>
+            </w:r>
+            <m:oMath>
+              <m:r>
+                <m:rPr>
+                  <m:sty m:val="p"/>
+                </m:rPr>
+                <m:t>(</m:t>
+              </m:r>
+              <m:r>
+                <m:t>0</m:t>
+              </m:r>
+              <m:r>
+                <m:rPr>
+                  <m:sty m:val="p"/>
+                </m:rPr>
+                <m:t>,</m:t>
+              </m:r>
+              <m:r>
+                <m:t>0</m:t>
+              </m:r>
+              <m:r>
+                <m:rPr>
+                  <m:sty m:val="p"/>
+                </m:rPr>
+                <m:t>)</m:t>
+              </m:r>
+            </m:oMath>
+            <w:r>
+              <w:t xml:space="preserve"> </w:t>
+            </w:r>
+            <w:r>
+              <w:t xml:space="preserve">off it</w:t>
             </w:r>
           </w:p>
           <w:bookmarkEnd w:id="105"/>
+        </w:tc>
+      </w:tr>
+    </w:tbl>
+    <w:bookmarkEnd w:id="106"/>
+    <w:bookmarkStart w:id="108" w:name="def-half-space"/>
+    <w:p>
+      <w:pPr>
+        <w:pStyle w:val="BodyText"/>
+      </w:pPr>
+      <w:r>
+        <w:rPr>
+          <w:b/>
+          <w:bCs/>
+        </w:rPr>
+        <w:t xml:space="preserve">Definition 9 (Open half-space)</w:t>
+      </w:r>
+      <w:r>
+        <w:t xml:space="preserve"> </w:t>
+      </w:r>
+      <w:r>
+        <w:t xml:space="preserve">Let</w:t>
+      </w:r>
+      <w:r>
+        <w:t xml:space="preserve"> </w:t>
+      </w:r>
+      <w:r>
+        <w:t xml:space="preserve">$\mathcal{H} = \mathopen{}\left\{\mathord{\smash[b]{\underset{\raise.3ex\hbox{$\scriptstyle\sim$}}{x}}\vphantom{x}}\in \mathbb{R}^p : \mathord{\smash[b]{\underset{\raise.3ex\hbox{$\scriptstyle\sim$}}{w}}\vphantom{w}} \cdot \mathord{\smash[b]{\underset{\raise.3ex\hbox{$\scriptstyle\sim$}}{x}}\vphantom{x}} + b = 0\right\}\mathclose{}$</w:t>
+      </w:r>
+      <w:r>
+        <w:t xml:space="preserve"> </w:t>
+      </w:r>
+      <w:r>
+        <w:t xml:space="preserve">be a hyperplane (</w:t>
+      </w:r>
+      <w:hyperlink r:id="rId87">
+        <w:r>
+          <w:rPr>
+            <w:rStyle w:val="Hyperlink"/>
+          </w:rPr>
+          <w:t xml:space="preserve">Definition 22 in Matrices</w:t>
+        </w:r>
+      </w:hyperlink>
+      <w:r>
+        <w:t xml:space="preserve">).</w:t>
+      </w:r>
+      <w:r>
+        <w:t xml:space="preserve"> </w:t>
+      </w:r>
+      <w:r>
+        <w:t xml:space="preserve">The two</w:t>
+      </w:r>
+      <w:r>
+        <w:t xml:space="preserve"> </w:t>
+      </w:r>
+      <w:r>
+        <w:rPr>
+          <w:b/>
+          <w:bCs/>
+        </w:rPr>
+        <w:t xml:space="preserve">open half-spaces</w:t>
+      </w:r>
+      <w:r>
+        <w:t xml:space="preserve"> </w:t>
+      </w:r>
+      <w:r>
+        <w:t xml:space="preserve">[6]</w:t>
+      </w:r>
+      <w:r>
+        <w:t xml:space="preserve"> </w:t>
+      </w:r>
+      <w:r>
+        <w:t xml:space="preserve">of</w:t>
+      </w:r>
+      <w:r>
+        <w:t xml:space="preserve"> </w:t>
+      </w:r>
+      <m:oMath>
+        <m:r>
+          <m:rPr>
+            <m:scr m:val="script"/>
+            <m:sty m:val="p"/>
+          </m:rPr>
+          <m:t>H</m:t>
+        </m:r>
+      </m:oMath>
+      <w:r>
+        <w:t xml:space="preserve"> </w:t>
+      </w:r>
+      <w:r>
+        <w:t xml:space="preserve">are</w:t>
+      </w:r>
+    </w:p>
+    <w:p>
+      <w:pPr>
+        <w:pStyle w:val="BodyText"/>
+      </w:pPr>
+      <w:bookmarkStart w:id="107" w:name="eq-half-space"/>
+      <w:r>
+        <w:t xml:space="preserve">$$
+    \mathcal{H}^+ \stackrel{\text{def}}{=}\mathopen{}\left\{\mathord{\smash[b]{\underset{\raise.3ex\hbox{$\scriptstyle\sim$}}{x}}\vphantom{x}}\in \mathbb{R}^p : \mathord{\smash[b]{\underset{\raise.3ex\hbox{$\scriptstyle\sim$}}{w}}\vphantom{w}} \cdot \mathord{\smash[b]{\underset{\raise.3ex\hbox{$\scriptstyle\sim$}}{x}}\vphantom{x}} + b &gt; 0\right\}\mathclose{}
+    \quad \text{and} \quad
+    \mathcal{H}^- \stackrel{\text{def}}{=}\mathopen{}\left\{\mathord{\smash[b]{\underset{\raise.3ex\hbox{$\scriptstyle\sim$}}{x}}\vphantom{x}}\in \mathbb{R}^p : \mathord{\smash[b]{\underset{\raise.3ex\hbox{$\scriptstyle\sim$}}{w}}\vphantom{w}} \cdot \mathord{\smash[b]{\underset{\raise.3ex\hbox{$\scriptstyle\sim$}}{x}}\vphantom{x}} + b &lt; 0\right\}\mathclose{}.
+     \qquad(1)$$</w:t>
+      </w:r>
+      <w:bookmarkEnd w:id="107"/>
+    </w:p>
+    <w:bookmarkEnd w:id="108"/>
+    <w:bookmarkStart w:id="109" w:name="def-closed-half-space"/>
+    <w:p>
+      <w:pPr>
+        <w:pStyle w:val="FirstParagraph"/>
+      </w:pPr>
+      <w:r>
+        <w:rPr>
+          <w:b/>
+          <w:bCs/>
+        </w:rPr>
+        <w:t xml:space="preserve">Definition 10 (Closed half-space)</w:t>
+      </w:r>
+      <w:r>
+        <w:t xml:space="preserve"> </w:t>
+      </w:r>
+      <w:r>
+        <w:t xml:space="preserve">The</w:t>
+      </w:r>
+      <w:r>
+        <w:t xml:space="preserve"> </w:t>
+      </w:r>
+      <w:r>
+        <w:rPr>
+          <w:b/>
+          <w:bCs/>
+        </w:rPr>
+        <w:t xml:space="preserve">closed half-spaces</w:t>
+      </w:r>
+      <w:r>
+        <w:t xml:space="preserve"> </w:t>
+      </w:r>
+      <w:r>
+        <w:t xml:space="preserve">of the hyperplane</w:t>
+      </w:r>
+      <w:r>
+        <w:t xml:space="preserve"> </w:t>
+      </w:r>
+      <m:oMath>
+        <m:r>
+          <m:rPr>
+            <m:scr m:val="script"/>
+            <m:sty m:val="p"/>
+          </m:rPr>
+          <m:t>H</m:t>
+        </m:r>
+      </m:oMath>
+      <w:r>
+        <w:t xml:space="preserve"> </w:t>
+      </w:r>
+      <w:r>
+        <w:t xml:space="preserve">of</w:t>
+      </w:r>
+      <w:r>
+        <w:t xml:space="preserve"> </w:t>
+      </w:r>
+      <w:hyperlink w:anchor="def-half-space">
+        <w:r>
+          <w:rPr>
+            <w:rStyle w:val="Hyperlink"/>
+          </w:rPr>
+          <w:t xml:space="preserve">Definition 9</w:t>
+        </w:r>
+      </w:hyperlink>
+      <w:r>
+        <w:t xml:space="preserve"> </w:t>
+      </w:r>
+      <w:r>
+        <w:t xml:space="preserve">also include</w:t>
+      </w:r>
+      <w:r>
+        <w:t xml:space="preserve"> </w:t>
+      </w:r>
+      <m:oMath>
+        <m:r>
+          <m:rPr>
+            <m:scr m:val="script"/>
+            <m:sty m:val="p"/>
+          </m:rPr>
+          <m:t>H</m:t>
+        </m:r>
+      </m:oMath>
+      <w:r>
+        <w:t xml:space="preserve"> </w:t>
+      </w:r>
+      <w:r>
+        <w:t xml:space="preserve">itself:</w:t>
+      </w:r>
+      <w:r>
+        <w:t xml:space="preserve"> </w:t>
+      </w:r>
+      <m:oMath>
+        <m:sSup>
+          <m:e>
+            <m:r>
+              <m:rPr>
+                <m:scr m:val="script"/>
+                <m:sty m:val="p"/>
+              </m:rPr>
+              <m:t>H</m:t>
+            </m:r>
+          </m:e>
+          <m:sup>
+            <m:r>
+              <m:rPr>
+                <m:sty m:val="p"/>
+              </m:rPr>
+              <m:t>+</m:t>
+            </m:r>
+          </m:sup>
+        </m:sSup>
+        <m:r>
+          <m:rPr>
+            <m:sty m:val="p"/>
+          </m:rPr>
+          <m:t>∪</m:t>
+        </m:r>
+        <m:r>
+          <m:rPr>
+            <m:scr m:val="script"/>
+            <m:sty m:val="p"/>
+          </m:rPr>
+          <m:t>H</m:t>
+        </m:r>
+      </m:oMath>
+      <w:r>
+        <w:t xml:space="preserve"> </w:t>
+      </w:r>
+      <w:r>
+        <w:t xml:space="preserve">and</w:t>
+      </w:r>
+      <w:r>
+        <w:t xml:space="preserve"> </w:t>
+      </w:r>
+      <m:oMath>
+        <m:sSup>
+          <m:e>
+            <m:r>
+              <m:rPr>
+                <m:scr m:val="script"/>
+                <m:sty m:val="p"/>
+              </m:rPr>
+              <m:t>H</m:t>
+            </m:r>
+          </m:e>
+          <m:sup>
+            <m:r>
+              <m:rPr>
+                <m:sty m:val="p"/>
+              </m:rPr>
+              <m:t>−</m:t>
+            </m:r>
+          </m:sup>
+        </m:sSup>
+        <m:r>
+          <m:rPr>
+            <m:sty m:val="p"/>
+          </m:rPr>
+          <m:t>∪</m:t>
+        </m:r>
+        <m:r>
+          <m:rPr>
+            <m:scr m:val="script"/>
+            <m:sty m:val="p"/>
+          </m:rPr>
+          <m:t>H</m:t>
+        </m:r>
+      </m:oMath>
+      <w:r>
+        <w:t xml:space="preserve">.</w:t>
+      </w:r>
+    </w:p>
+    <w:bookmarkEnd w:id="109"/>
+    <w:p>
+      <w:pPr>
+        <w:pStyle w:val="BodyText"/>
+      </w:pPr>
+      <w:r>
+        <w:rPr>
+          <w:i/>
+          <w:iCs/>
+        </w:rPr>
+        <w:t xml:space="preserve">Remark</w:t>
+      </w:r>
+      <w:r>
+        <w:t xml:space="preserve">. </w:t>
+      </w:r>
+      <w:r>
+        <w:t xml:space="preserve">Replacing</w:t>
+      </w:r>
+      <w:r>
+        <w:t xml:space="preserve"> </w:t>
+      </w:r>
+      <w:r>
+        <w:t xml:space="preserve">$(\mathord{\smash[b]{\underset{\raise.3ex\hbox{$\scriptstyle\sim$}}{w}}\vphantom{w}}, b)$</w:t>
+      </w:r>
+      <w:r>
+        <w:t xml:space="preserve"> </w:t>
+      </w:r>
+      <w:r>
+        <w:t xml:space="preserve">by</w:t>
+      </w:r>
+      <w:r>
+        <w:t xml:space="preserve"> </w:t>
+      </w:r>
+      <w:r>
+        <w:t xml:space="preserve">$(-\mathord{\smash[b]{\underset{\raise.3ex\hbox{$\scriptstyle\sim$}}{w}}\vphantom{w}}, -b)$</w:t>
+      </w:r>
+      <w:r>
+        <w:t xml:space="preserve"> </w:t>
+      </w:r>
+      <w:r>
+        <w:t xml:space="preserve">describes the same hyperplane</w:t>
+      </w:r>
+      <w:r>
+        <w:t xml:space="preserve"> </w:t>
+      </w:r>
+      <w:r>
+        <w:t xml:space="preserve">but swaps the names</w:t>
+      </w:r>
+      <w:r>
+        <w:t xml:space="preserve"> </w:t>
+      </w:r>
+      <m:oMath>
+        <m:sSup>
+          <m:e>
+            <m:r>
+              <m:rPr>
+                <m:scr m:val="script"/>
+                <m:sty m:val="p"/>
+              </m:rPr>
+              <m:t>H</m:t>
+            </m:r>
+          </m:e>
+          <m:sup>
+            <m:r>
+              <m:rPr>
+                <m:sty m:val="p"/>
+              </m:rPr>
+              <m:t>+</m:t>
+            </m:r>
+          </m:sup>
+        </m:sSup>
+      </m:oMath>
+      <w:r>
+        <w:t xml:space="preserve"> </w:t>
+      </w:r>
+      <w:r>
+        <w:t xml:space="preserve">and</w:t>
+      </w:r>
+      <w:r>
+        <w:t xml:space="preserve"> </w:t>
+      </w:r>
+      <m:oMath>
+        <m:sSup>
+          <m:e>
+            <m:r>
+              <m:rPr>
+                <m:scr m:val="script"/>
+                <m:sty m:val="p"/>
+              </m:rPr>
+              <m:t>H</m:t>
+            </m:r>
+          </m:e>
+          <m:sup>
+            <m:r>
+              <m:rPr>
+                <m:sty m:val="p"/>
+              </m:rPr>
+              <m:t>−</m:t>
+            </m:r>
+          </m:sup>
+        </m:sSup>
+      </m:oMath>
+      <w:r>
+        <w:t xml:space="preserve">.</w:t>
+      </w:r>
+      <w:r>
+        <w:t xml:space="preserve"> </w:t>
+      </w:r>
+      <w:r>
+        <w:t xml:space="preserve">The sign of</w:t>
+      </w:r>
+      <w:r>
+        <w:t xml:space="preserve"> </w:t>
+      </w:r>
+      <w:r>
+        <w:t xml:space="preserve">$\mathord{\smash[b]{\underset{\raise.3ex\hbox{$\scriptstyle\sim$}}{w}}\vphantom{w}} \cdot \mathord{\smash[b]{\underset{\raise.3ex\hbox{$\scriptstyle\sim$}}{x}}\vphantom{x}} + b$</w:t>
+      </w:r>
+      <w:r>
+        <w:t xml:space="preserve"> </w:t>
+      </w:r>
+      <w:r>
+        <w:t xml:space="preserve">tells you which side of the hyperplane</w:t>
+      </w:r>
+      <w:r>
+        <w:t xml:space="preserve"> </w:t>
+      </w:r>
+      <w:r>
+        <w:t xml:space="preserve">$\mathord{\smash[b]{\underset{\raise.3ex\hbox{$\scriptstyle\sim$}}{x}}\vphantom{x}}$</w:t>
+      </w:r>
+      <w:r>
+        <w:t xml:space="preserve"> </w:t>
+      </w:r>
+      <w:r>
+        <w:t xml:space="preserve">is on.</w:t>
+      </w:r>
+      <w:r>
+        <w:t xml:space="preserve"> </w:t>
+      </w:r>
+      <w:r>
+        <w:t xml:space="preserve">A linear classifier uses this sign to assign one of two labels.</w:t>
+      </w:r>
+    </w:p>
+    <w:bookmarkStart w:id="110" w:name="exm-half-space-plane"/>
+    <w:p>
+      <w:pPr>
+        <w:pStyle w:val="BodyText"/>
+      </w:pPr>
+      <w:r>
+        <w:rPr>
+          <w:b/>
+          <w:bCs/>
+        </w:rPr>
+        <w:t xml:space="preserve">Example 25 (Half-spaces of a line in the plane)</w:t>
+      </w:r>
+      <w:r>
+        <w:t xml:space="preserve"> </w:t>
+      </w:r>
+      <w:r>
+        <w:t xml:space="preserve">Let</w:t>
+      </w:r>
+      <w:r>
+        <w:t xml:space="preserve"> </w:t>
+      </w:r>
+      <m:oMath>
+        <m:r>
+          <m:rPr>
+            <m:scr m:val="script"/>
+            <m:sty m:val="p"/>
+          </m:rPr>
+          <m:t>H</m:t>
+        </m:r>
+      </m:oMath>
+      <w:r>
+        <w:t xml:space="preserve"> </w:t>
+      </w:r>
+      <w:r>
+        <w:t xml:space="preserve">be the line in</w:t>
+      </w:r>
+      <w:r>
+        <w:t xml:space="preserve"> </w:t>
+      </w:r>
+      <m:oMath>
+        <m:sSup>
+          <m:e>
+            <m:r>
+              <m:rPr>
+                <m:scr m:val="double-struck"/>
+                <m:sty m:val="p"/>
+              </m:rPr>
+              <m:t>R</m:t>
+            </m:r>
+          </m:e>
+          <m:sup>
+            <m:r>
+              <m:t>2</m:t>
+            </m:r>
+          </m:sup>
+        </m:sSup>
+      </m:oMath>
+      <w:r>
+        <w:t xml:space="preserve"> </w:t>
+      </w:r>
+      <w:r>
+        <w:t xml:space="preserve">with</w:t>
+      </w:r>
+      <w:r>
+        <w:t xml:space="preserve"> </w:t>
+      </w:r>
+      <w:r>
+        <w:t xml:space="preserve">$\mathord{\smash[b]{\underset{\raise.3ex\hbox{$\scriptstyle\sim$}}{w}}\vphantom{w}} = (1, 2)$</w:t>
+      </w:r>
+      <w:r>
+        <w:t xml:space="preserve"> </w:t>
+      </w:r>
+      <w:r>
+        <w:t xml:space="preserve">and</w:t>
+      </w:r>
+      <w:r>
+        <w:t xml:space="preserve"> </w:t>
+      </w:r>
+      <m:oMath>
+        <m:r>
+          <m:t>b</m:t>
+        </m:r>
+        <m:r>
+          <m:rPr>
+            <m:sty m:val="p"/>
+          </m:rPr>
+          <m:t>=</m:t>
+        </m:r>
+        <m:r>
+          <m:rPr>
+            <m:sty m:val="p"/>
+          </m:rPr>
+          <m:t>−</m:t>
+        </m:r>
+        <m:r>
+          <m:t>2</m:t>
+        </m:r>
+      </m:oMath>
+      <w:r>
+        <w:t xml:space="preserve"> </w:t>
+      </w:r>
+      <w:r>
+        <w:t xml:space="preserve">(</w:t>
+      </w:r>
+      <w:hyperlink r:id="rId87">
+        <w:r>
+          <w:rPr>
+            <w:rStyle w:val="Hyperlink"/>
+          </w:rPr>
+          <w:t xml:space="preserve">Definition 22 in Matrices</w:t>
+        </w:r>
+      </w:hyperlink>
+      <w:r>
+        <w:t xml:space="preserve">),</w:t>
+      </w:r>
+      <w:r>
+        <w:t xml:space="preserve"> </w:t>
+      </w:r>
+      <w:r>
+        <w:t xml:space="preserve">so</w:t>
+      </w:r>
+      <w:r>
+        <w:t xml:space="preserve"> </w:t>
+      </w:r>
+      <w:r>
+        <w:t xml:space="preserve">$\mathcal{H} = \mathopen{}\left\{\mathord{\smash[b]{\underset{\raise.3ex\hbox{$\scriptstyle\sim$}}{x}}\vphantom{x}}: x_1 + 2 x_2 - 2 = 0\right\}\mathclose{}$</w:t>
+      </w:r>
+      <w:r>
+        <w:t xml:space="preserve">.</w:t>
+      </w:r>
+      <w:r>
+        <w:t xml:space="preserve"> </w:t>
+      </w:r>
+      <w:r>
+        <w:t xml:space="preserve">Evaluate</w:t>
+      </w:r>
+      <w:r>
+        <w:t xml:space="preserve"> </w:t>
+      </w:r>
+      <w:r>
+        <w:t xml:space="preserve">$\mathord{\smash[b]{\underset{\raise.3ex\hbox{$\scriptstyle\sim$}}{w}}\vphantom{w}} \cdot \mathord{\smash[b]{\underset{\raise.3ex\hbox{$\scriptstyle\sim$}}{x}}\vphantom{x}} + b$</w:t>
+      </w:r>
+      <w:r>
+        <w:t xml:space="preserve"> </w:t>
+      </w:r>
+      <w:r>
+        <w:t xml:space="preserve">at three points (</w:t>
+      </w:r>
+      <w:hyperlink w:anchor="def-half-space">
+        <w:r>
+          <w:rPr>
+            <w:rStyle w:val="Hyperlink"/>
+          </w:rPr>
+          <w:t xml:space="preserve">Definition 9</w:t>
+        </w:r>
+      </w:hyperlink>
+      <w:r>
+        <w:t xml:space="preserve">):</w:t>
+      </w:r>
+    </w:p>
+    <w:p>
+      <w:pPr>
+        <w:pStyle w:val="Compact"/>
+        <w:numPr>
+          <w:ilvl w:val="0"/>
+          <w:numId w:val="1008"/>
+        </w:numPr>
+      </w:pPr>
+      <w:r>
+        <w:t xml:space="preserve">At</w:t>
+      </w:r>
+      <w:r>
+        <w:t xml:space="preserve"> </w:t>
+      </w:r>
+      <m:oMath>
+        <m:r>
+          <m:rPr>
+            <m:sty m:val="p"/>
+          </m:rPr>
+          <m:t>(</m:t>
+        </m:r>
+        <m:r>
+          <m:t>0</m:t>
+        </m:r>
+        <m:r>
+          <m:rPr>
+            <m:sty m:val="p"/>
+          </m:rPr>
+          <m:t>,</m:t>
+        </m:r>
+        <m:r>
+          <m:t>0</m:t>
+        </m:r>
+        <m:r>
+          <m:rPr>
+            <m:sty m:val="p"/>
+          </m:rPr>
+          <m:t>)</m:t>
+        </m:r>
+      </m:oMath>
+      <w:r>
+        <w:t xml:space="preserve"> </w:t>
+      </w:r>
+      <w:r>
+        <w:t xml:space="preserve">it equals</w:t>
+      </w:r>
+      <w:r>
+        <w:t xml:space="preserve"> </w:t>
+      </w:r>
+      <m:oMath>
+        <m:r>
+          <m:t>0</m:t>
+        </m:r>
+        <m:r>
+          <m:rPr>
+            <m:sty m:val="p"/>
+          </m:rPr>
+          <m:t>+</m:t>
+        </m:r>
+        <m:r>
+          <m:t>0</m:t>
+        </m:r>
+        <m:r>
+          <m:rPr>
+            <m:sty m:val="p"/>
+          </m:rPr>
+          <m:t>−</m:t>
+        </m:r>
+        <m:r>
+          <m:t>2</m:t>
+        </m:r>
+        <m:r>
+          <m:rPr>
+            <m:sty m:val="p"/>
+          </m:rPr>
+          <m:t>=</m:t>
+        </m:r>
+        <m:r>
+          <m:rPr>
+            <m:sty m:val="p"/>
+          </m:rPr>
+          <m:t>−</m:t>
+        </m:r>
+        <m:r>
+          <m:t>2</m:t>
+        </m:r>
+        <m:r>
+          <m:rPr>
+            <m:sty m:val="p"/>
+          </m:rPr>
+          <m:t>&lt;</m:t>
+        </m:r>
+        <m:r>
+          <m:t>0</m:t>
+        </m:r>
+      </m:oMath>
+      <w:r>
+        <w:t xml:space="preserve">, so</w:t>
+      </w:r>
+      <w:r>
+        <w:t xml:space="preserve"> </w:t>
+      </w:r>
+      <m:oMath>
+        <m:r>
+          <m:rPr>
+            <m:sty m:val="p"/>
+          </m:rPr>
+          <m:t>(</m:t>
+        </m:r>
+        <m:r>
+          <m:t>0</m:t>
+        </m:r>
+        <m:r>
+          <m:rPr>
+            <m:sty m:val="p"/>
+          </m:rPr>
+          <m:t>,</m:t>
+        </m:r>
+        <m:r>
+          <m:t>0</m:t>
+        </m:r>
+        <m:r>
+          <m:rPr>
+            <m:sty m:val="p"/>
+          </m:rPr>
+          <m:t>)</m:t>
+        </m:r>
+        <m:r>
+          <m:rPr>
+            <m:sty m:val="p"/>
+          </m:rPr>
+          <m:t>∈</m:t>
+        </m:r>
+        <m:sSup>
+          <m:e>
+            <m:r>
+              <m:rPr>
+                <m:scr m:val="script"/>
+                <m:sty m:val="p"/>
+              </m:rPr>
+              <m:t>H</m:t>
+            </m:r>
+          </m:e>
+          <m:sup>
+            <m:r>
+              <m:rPr>
+                <m:sty m:val="p"/>
+              </m:rPr>
+              <m:t>−</m:t>
+            </m:r>
+          </m:sup>
+        </m:sSup>
+      </m:oMath>
+      <w:r>
+        <w:t xml:space="preserve">.</w:t>
+      </w:r>
+    </w:p>
+    <w:p>
+      <w:pPr>
+        <w:pStyle w:val="Compact"/>
+        <w:numPr>
+          <w:ilvl w:val="0"/>
+          <w:numId w:val="1008"/>
+        </w:numPr>
+      </w:pPr>
+      <w:r>
+        <w:t xml:space="preserve">At</w:t>
+      </w:r>
+      <w:r>
+        <w:t xml:space="preserve"> </w:t>
+      </w:r>
+      <m:oMath>
+        <m:r>
+          <m:rPr>
+            <m:sty m:val="p"/>
+          </m:rPr>
+          <m:t>(</m:t>
+        </m:r>
+        <m:r>
+          <m:t>2</m:t>
+        </m:r>
+        <m:r>
+          <m:rPr>
+            <m:sty m:val="p"/>
+          </m:rPr>
+          <m:t>,</m:t>
+        </m:r>
+        <m:r>
+          <m:t>0</m:t>
+        </m:r>
+        <m:r>
+          <m:rPr>
+            <m:sty m:val="p"/>
+          </m:rPr>
+          <m:t>)</m:t>
+        </m:r>
+      </m:oMath>
+      <w:r>
+        <w:t xml:space="preserve"> </w:t>
+      </w:r>
+      <w:r>
+        <w:t xml:space="preserve">it equals</w:t>
+      </w:r>
+      <w:r>
+        <w:t xml:space="preserve"> </w:t>
+      </w:r>
+      <m:oMath>
+        <m:r>
+          <m:t>2</m:t>
+        </m:r>
+        <m:r>
+          <m:rPr>
+            <m:sty m:val="p"/>
+          </m:rPr>
+          <m:t>+</m:t>
+        </m:r>
+        <m:r>
+          <m:t>0</m:t>
+        </m:r>
+        <m:r>
+          <m:rPr>
+            <m:sty m:val="p"/>
+          </m:rPr>
+          <m:t>−</m:t>
+        </m:r>
+        <m:r>
+          <m:t>2</m:t>
+        </m:r>
+        <m:r>
+          <m:rPr>
+            <m:sty m:val="p"/>
+          </m:rPr>
+          <m:t>=</m:t>
+        </m:r>
+        <m:r>
+          <m:t>0</m:t>
+        </m:r>
+      </m:oMath>
+      <w:r>
+        <w:t xml:space="preserve">, so</w:t>
+      </w:r>
+      <w:r>
+        <w:t xml:space="preserve"> </w:t>
+      </w:r>
+      <m:oMath>
+        <m:r>
+          <m:rPr>
+            <m:sty m:val="p"/>
+          </m:rPr>
+          <m:t>(</m:t>
+        </m:r>
+        <m:r>
+          <m:t>2</m:t>
+        </m:r>
+        <m:r>
+          <m:rPr>
+            <m:sty m:val="p"/>
+          </m:rPr>
+          <m:t>,</m:t>
+        </m:r>
+        <m:r>
+          <m:t>0</m:t>
+        </m:r>
+        <m:r>
+          <m:rPr>
+            <m:sty m:val="p"/>
+          </m:rPr>
+          <m:t>)</m:t>
+        </m:r>
+        <m:r>
+          <m:rPr>
+            <m:sty m:val="p"/>
+          </m:rPr>
+          <m:t>∈</m:t>
+        </m:r>
+        <m:r>
+          <m:rPr>
+            <m:scr m:val="script"/>
+            <m:sty m:val="p"/>
+          </m:rPr>
+          <m:t>H</m:t>
+        </m:r>
+      </m:oMath>
+      <w:r>
+        <w:t xml:space="preserve">.</w:t>
+      </w:r>
+    </w:p>
+    <w:p>
+      <w:pPr>
+        <w:pStyle w:val="Compact"/>
+        <w:numPr>
+          <w:ilvl w:val="0"/>
+          <w:numId w:val="1008"/>
+        </w:numPr>
+      </w:pPr>
+      <w:r>
+        <w:t xml:space="preserve">At</w:t>
+      </w:r>
+      <w:r>
+        <w:t xml:space="preserve"> </w:t>
+      </w:r>
+      <m:oMath>
+        <m:r>
+          <m:rPr>
+            <m:sty m:val="p"/>
+          </m:rPr>
+          <m:t>(</m:t>
+        </m:r>
+        <m:r>
+          <m:t>2</m:t>
+        </m:r>
+        <m:r>
+          <m:rPr>
+            <m:sty m:val="p"/>
+          </m:rPr>
+          <m:t>,</m:t>
+        </m:r>
+        <m:r>
+          <m:t>1</m:t>
+        </m:r>
+        <m:r>
+          <m:rPr>
+            <m:sty m:val="p"/>
+          </m:rPr>
+          <m:t>)</m:t>
+        </m:r>
+      </m:oMath>
+      <w:r>
+        <w:t xml:space="preserve"> </w:t>
+      </w:r>
+      <w:r>
+        <w:t xml:space="preserve">it equals</w:t>
+      </w:r>
+      <w:r>
+        <w:t xml:space="preserve"> </w:t>
+      </w:r>
+      <m:oMath>
+        <m:r>
+          <m:t>2</m:t>
+        </m:r>
+        <m:r>
+          <m:rPr>
+            <m:sty m:val="p"/>
+          </m:rPr>
+          <m:t>+</m:t>
+        </m:r>
+        <m:r>
+          <m:t>2</m:t>
+        </m:r>
+        <m:r>
+          <m:rPr>
+            <m:sty m:val="p"/>
+          </m:rPr>
+          <m:t>−</m:t>
+        </m:r>
+        <m:r>
+          <m:t>2</m:t>
+        </m:r>
+        <m:r>
+          <m:rPr>
+            <m:sty m:val="p"/>
+          </m:rPr>
+          <m:t>=</m:t>
+        </m:r>
+        <m:r>
+          <m:t>2</m:t>
+        </m:r>
+        <m:r>
+          <m:rPr>
+            <m:sty m:val="p"/>
+          </m:rPr>
+          <m:t>&gt;</m:t>
+        </m:r>
+        <m:r>
+          <m:t>0</m:t>
+        </m:r>
+      </m:oMath>
+      <w:r>
+        <w:t xml:space="preserve">, so</w:t>
+      </w:r>
+      <w:r>
+        <w:t xml:space="preserve"> </w:t>
+      </w:r>
+      <m:oMath>
+        <m:r>
+          <m:rPr>
+            <m:sty m:val="p"/>
+          </m:rPr>
+          <m:t>(</m:t>
+        </m:r>
+        <m:r>
+          <m:t>2</m:t>
+        </m:r>
+        <m:r>
+          <m:rPr>
+            <m:sty m:val="p"/>
+          </m:rPr>
+          <m:t>,</m:t>
+        </m:r>
+        <m:r>
+          <m:t>1</m:t>
+        </m:r>
+        <m:r>
+          <m:rPr>
+            <m:sty m:val="p"/>
+          </m:rPr>
+          <m:t>)</m:t>
+        </m:r>
+        <m:r>
+          <m:rPr>
+            <m:sty m:val="p"/>
+          </m:rPr>
+          <m:t>∈</m:t>
+        </m:r>
+        <m:sSup>
+          <m:e>
+            <m:r>
+              <m:rPr>
+                <m:scr m:val="script"/>
+                <m:sty m:val="p"/>
+              </m:rPr>
+              <m:t>H</m:t>
+            </m:r>
+          </m:e>
+          <m:sup>
+            <m:r>
+              <m:rPr>
+                <m:sty m:val="p"/>
+              </m:rPr>
+              <m:t>+</m:t>
+            </m:r>
+          </m:sup>
+        </m:sSup>
+      </m:oMath>
+      <w:r>
+        <w:t xml:space="preserve">.</w:t>
+      </w:r>
+    </w:p>
+    <w:p>
+      <w:pPr>
+        <w:pStyle w:val="FirstParagraph"/>
+      </w:pPr>
+      <w:r>
+        <w:t xml:space="preserve">Moving from</w:t>
+      </w:r>
+      <w:r>
+        <w:t xml:space="preserve"> </w:t>
+      </w:r>
+      <m:oMath>
+        <m:r>
+          <m:rPr>
+            <m:sty m:val="p"/>
+          </m:rPr>
+          <m:t>(</m:t>
+        </m:r>
+        <m:r>
+          <m:t>2</m:t>
+        </m:r>
+        <m:r>
+          <m:rPr>
+            <m:sty m:val="p"/>
+          </m:rPr>
+          <m:t>,</m:t>
+        </m:r>
+        <m:r>
+          <m:t>0</m:t>
+        </m:r>
+        <m:r>
+          <m:rPr>
+            <m:sty m:val="p"/>
+          </m:rPr>
+          <m:t>)</m:t>
+        </m:r>
+      </m:oMath>
+      <w:r>
+        <w:t xml:space="preserve"> </w:t>
+      </w:r>
+      <w:r>
+        <w:t xml:space="preserve">in the direction</w:t>
+      </w:r>
+      <w:r>
+        <w:t xml:space="preserve"> </w:t>
+      </w:r>
+      <w:r>
+        <w:t xml:space="preserve">$\mathord{\smash[b]{\underset{\raise.3ex\hbox{$\scriptstyle\sim$}}{w}}\vphantom{w}} = (1, 2)$</w:t>
+      </w:r>
+      <w:r>
+        <w:t xml:space="preserve"> </w:t>
+      </w:r>
+      <w:r>
+        <w:t xml:space="preserve">gives</w:t>
+      </w:r>
+      <w:r>
+        <w:t xml:space="preserve"> </w:t>
+      </w:r>
+      <m:oMath>
+        <m:r>
+          <m:rPr>
+            <m:sty m:val="p"/>
+          </m:rPr>
+          <m:t>(</m:t>
+        </m:r>
+        <m:r>
+          <m:t>3</m:t>
+        </m:r>
+        <m:r>
+          <m:rPr>
+            <m:sty m:val="p"/>
+          </m:rPr>
+          <m:t>,</m:t>
+        </m:r>
+        <m:r>
+          <m:t>2</m:t>
+        </m:r>
+        <m:r>
+          <m:rPr>
+            <m:sty m:val="p"/>
+          </m:rPr>
+          <m:t>)</m:t>
+        </m:r>
+      </m:oMath>
+      <w:r>
+        <w:t xml:space="preserve">,</w:t>
+      </w:r>
+      <w:r>
+        <w:t xml:space="preserve"> </w:t>
+      </w:r>
+      <w:r>
+        <w:t xml:space="preserve">where the value is</w:t>
+      </w:r>
+      <w:r>
+        <w:t xml:space="preserve"> </w:t>
+      </w:r>
+      <m:oMath>
+        <m:r>
+          <m:t>3</m:t>
+        </m:r>
+        <m:r>
+          <m:rPr>
+            <m:sty m:val="p"/>
+          </m:rPr>
+          <m:t>+</m:t>
+        </m:r>
+        <m:r>
+          <m:t>4</m:t>
+        </m:r>
+        <m:r>
+          <m:rPr>
+            <m:sty m:val="p"/>
+          </m:rPr>
+          <m:t>−</m:t>
+        </m:r>
+        <m:r>
+          <m:t>2</m:t>
+        </m:r>
+        <m:r>
+          <m:rPr>
+            <m:sty m:val="p"/>
+          </m:rPr>
+          <m:t>=</m:t>
+        </m:r>
+        <m:r>
+          <m:t>5</m:t>
+        </m:r>
+        <m:r>
+          <m:rPr>
+            <m:sty m:val="p"/>
+          </m:rPr>
+          <m:t>&gt;</m:t>
+        </m:r>
+        <m:r>
+          <m:t>0</m:t>
+        </m:r>
+      </m:oMath>
+      <w:r>
+        <w:t xml:space="preserve">.</w:t>
+      </w:r>
+      <w:r>
+        <w:t xml:space="preserve"> </w:t>
+      </w:r>
+      <w:r>
+        <w:t xml:space="preserve">So the direction</w:t>
+      </w:r>
+      <w:r>
+        <w:t xml:space="preserve"> </w:t>
+      </w:r>
+      <w:r>
+        <w:t xml:space="preserve">$\mathord{\smash[b]{\underset{\raise.3ex\hbox{$\scriptstyle\sim$}}{w}}\vphantom{w}}$</w:t>
+      </w:r>
+      <w:r>
+        <w:t xml:space="preserve"> </w:t>
+      </w:r>
+      <w:r>
+        <w:t xml:space="preserve">leads into</w:t>
+      </w:r>
+      <w:r>
+        <w:t xml:space="preserve"> </w:t>
+      </w:r>
+      <m:oMath>
+        <m:sSup>
+          <m:e>
+            <m:r>
+              <m:rPr>
+                <m:scr m:val="script"/>
+                <m:sty m:val="p"/>
+              </m:rPr>
+              <m:t>H</m:t>
+            </m:r>
+          </m:e>
+          <m:sup>
+            <m:r>
+              <m:rPr>
+                <m:sty m:val="p"/>
+              </m:rPr>
+              <m:t>+</m:t>
+            </m:r>
+          </m:sup>
+        </m:sSup>
+      </m:oMath>
+      <w:r>
+        <w:t xml:space="preserve">.</w:t>
+      </w:r>
+    </w:p>
+    <w:bookmarkEnd w:id="110"/>
+    <w:bookmarkStart w:id="111" w:name="rem-half-space-sides"/>
+    <w:p>
+      <w:pPr>
+        <w:pStyle w:val="BodyText"/>
+      </w:pPr>
+      <w:r>
+        <w:rPr>
+          <w:i/>
+          <w:iCs/>
+        </w:rPr>
+        <w:t xml:space="preserve">Remark 1</w:t>
+      </w:r>
+      <w:r>
+        <w:t xml:space="preserve"> (The two sides of a hyperplane). </w:t>
+      </w:r>
+      <w:r>
+        <w:t xml:space="preserve">Every point of</w:t>
+      </w:r>
+      <w:r>
+        <w:t xml:space="preserve"> </w:t>
+      </w:r>
+      <m:oMath>
+        <m:sSup>
+          <m:e>
+            <m:r>
+              <m:rPr>
+                <m:scr m:val="double-struck"/>
+                <m:sty m:val="p"/>
+              </m:rPr>
+              <m:t>R</m:t>
+            </m:r>
+          </m:e>
+          <m:sup>
+            <m:r>
+              <m:t>p</m:t>
+            </m:r>
+          </m:sup>
+        </m:sSup>
+      </m:oMath>
+      <w:r>
+        <w:t xml:space="preserve"> </w:t>
+      </w:r>
+      <w:r>
+        <w:t xml:space="preserve">is in exactly one of</w:t>
+      </w:r>
+      <w:r>
+        <w:t xml:space="preserve"> </w:t>
+      </w:r>
+      <m:oMath>
+        <m:sSup>
+          <m:e>
+            <m:r>
+              <m:rPr>
+                <m:scr m:val="script"/>
+                <m:sty m:val="p"/>
+              </m:rPr>
+              <m:t>H</m:t>
+            </m:r>
+          </m:e>
+          <m:sup>
+            <m:r>
+              <m:rPr>
+                <m:sty m:val="p"/>
+              </m:rPr>
+              <m:t>+</m:t>
+            </m:r>
+          </m:sup>
+        </m:sSup>
+      </m:oMath>
+      <w:r>
+        <w:t xml:space="preserve">,</w:t>
+      </w:r>
+      <w:r>
+        <w:t xml:space="preserve"> </w:t>
+      </w:r>
+      <m:oMath>
+        <m:r>
+          <m:rPr>
+            <m:scr m:val="script"/>
+            <m:sty m:val="p"/>
+          </m:rPr>
+          <m:t>H</m:t>
+        </m:r>
+      </m:oMath>
+      <w:r>
+        <w:t xml:space="preserve"> </w:t>
+      </w:r>
+      <w:r>
+        <w:t xml:space="preserve">and</w:t>
+      </w:r>
+      <w:r>
+        <w:t xml:space="preserve"> </w:t>
+      </w:r>
+      <m:oMath>
+        <m:sSup>
+          <m:e>
+            <m:r>
+              <m:rPr>
+                <m:scr m:val="script"/>
+                <m:sty m:val="p"/>
+              </m:rPr>
+              <m:t>H</m:t>
+            </m:r>
+          </m:e>
+          <m:sup>
+            <m:r>
+              <m:rPr>
+                <m:sty m:val="p"/>
+              </m:rPr>
+              <m:t>−</m:t>
+            </m:r>
+          </m:sup>
+        </m:sSup>
+      </m:oMath>
+      <w:r>
+        <w:t xml:space="preserve">,</w:t>
+      </w:r>
+      <w:r>
+        <w:t xml:space="preserve"> </w:t>
+      </w:r>
+      <w:r>
+        <w:t xml:space="preserve">because the number</w:t>
+      </w:r>
+      <w:r>
+        <w:t xml:space="preserve"> </w:t>
+      </w:r>
+      <w:r>
+        <w:t xml:space="preserve">$\mathord{\smash[b]{\underset{\raise.3ex\hbox{$\scriptstyle\sim$}}{w}}\vphantom{w}} \cdot \mathord{\smash[b]{\underset{\raise.3ex\hbox{$\scriptstyle\sim$}}{x}}\vphantom{x}} + b$</w:t>
+      </w:r>
+      <w:r>
+        <w:t xml:space="preserve"> </w:t>
+      </w:r>
+      <w:r>
+        <w:t xml:space="preserve">is positive, zero or negative.</w:t>
+      </w:r>
+      <w:r>
+        <w:t xml:space="preserve"> </w:t>
+      </w:r>
+      <w:r>
+        <w:t xml:space="preserve">The vector</w:t>
+      </w:r>
+      <w:r>
+        <w:t xml:space="preserve"> </w:t>
+      </w:r>
+      <w:r>
+        <w:t xml:space="preserve">$\mathord{\smash[b]{\underset{\raise.3ex\hbox{$\scriptstyle\sim$}}{w}}\vphantom{w}}$</w:t>
+      </w:r>
+      <w:r>
+        <w:t xml:space="preserve"> </w:t>
+      </w:r>
+      <w:r>
+        <w:t xml:space="preserve">points into</w:t>
+      </w:r>
+      <w:r>
+        <w:t xml:space="preserve"> </w:t>
+      </w:r>
+      <m:oMath>
+        <m:sSup>
+          <m:e>
+            <m:r>
+              <m:rPr>
+                <m:scr m:val="script"/>
+                <m:sty m:val="p"/>
+              </m:rPr>
+              <m:t>H</m:t>
+            </m:r>
+          </m:e>
+          <m:sup>
+            <m:r>
+              <m:rPr>
+                <m:sty m:val="p"/>
+              </m:rPr>
+              <m:t>+</m:t>
+            </m:r>
+          </m:sup>
+        </m:sSup>
+      </m:oMath>
+      <w:r>
+        <w:t xml:space="preserve">:</w:t>
+      </w:r>
+      <w:r>
+        <w:t xml:space="preserve"> </w:t>
+      </w:r>
+      <w:r>
+        <w:t xml:space="preserve">the number</w:t>
+      </w:r>
+      <w:r>
+        <w:t xml:space="preserve"> </w:t>
+      </w:r>
+      <w:r>
+        <w:t xml:space="preserve">$\mathord{\smash[b]{\underset{\raise.3ex\hbox{$\scriptstyle\sim$}}{w}}\vphantom{w}} \cdot \mathord{\smash[b]{\underset{\raise.3ex\hbox{$\scriptstyle\sim$}}{x}}\vphantom{x}} + b$</w:t>
+      </w:r>
+      <w:r>
+        <w:t xml:space="preserve"> </w:t>
+      </w:r>
+      <w:r>
+        <w:t xml:space="preserve">goes up when</w:t>
+      </w:r>
+      <w:r>
+        <w:t xml:space="preserve"> </w:t>
+      </w:r>
+      <w:r>
+        <w:t xml:space="preserve">$\mathord{\smash[b]{\underset{\raise.3ex\hbox{$\scriptstyle\sim$}}{x}}\vphantom{x}}$</w:t>
+      </w:r>
+      <w:r>
+        <w:t xml:space="preserve"> </w:t>
+      </w:r>
+      <w:r>
+        <w:t xml:space="preserve">moves in the direction</w:t>
+      </w:r>
+      <w:r>
+        <w:t xml:space="preserve"> </w:t>
+      </w:r>
+      <w:r>
+        <w:t xml:space="preserve">$\mathord{\smash[b]{\underset{\raise.3ex\hbox{$\scriptstyle\sim$}}{w}}\vphantom{w}}$</w:t>
+      </w:r>
+      <w:r>
+        <w:t xml:space="preserve">.</w:t>
+      </w:r>
+    </w:p>
+    <w:bookmarkEnd w:id="111"/>
+    <w:bookmarkStart w:id="112" w:name="thm-half-space-dimension"/>
+    <w:p>
+      <w:pPr>
+        <w:pStyle w:val="BodyText"/>
+      </w:pPr>
+      <w:r>
+        <w:rPr>
+          <w:b/>
+          <w:bCs/>
+        </w:rPr>
+        <w:t xml:space="preserve">Theorem 16 (Differences of points in a hyperplane and in a half-space)</w:t>
+      </w:r>
+      <w:r>
+        <w:t xml:space="preserve"> </w:t>
+      </w:r>
+      <w:r>
+        <w:t xml:space="preserve">Let</w:t>
+      </w:r>
+      <w:r>
+        <w:t xml:space="preserve"> </w:t>
+      </w:r>
+      <w:r>
+        <w:t xml:space="preserve">$\mathord{\smash[b]{\underset{\raise.3ex\hbox{$\scriptstyle\sim$}}{w}}\vphantom{w}} \in \mathbb{R}^p$</w:t>
+      </w:r>
+      <w:r>
+        <w:t xml:space="preserve"> </w:t>
+      </w:r>
+      <w:r>
+        <w:t xml:space="preserve">be nonzero, let</w:t>
+      </w:r>
+      <w:r>
+        <w:t xml:space="preserve"> </w:t>
+      </w:r>
+      <m:oMath>
+        <m:r>
+          <m:t>b</m:t>
+        </m:r>
+        <m:r>
+          <m:rPr>
+            <m:sty m:val="p"/>
+          </m:rPr>
+          <m:t>∈</m:t>
+        </m:r>
+        <m:r>
+          <m:rPr>
+            <m:scr m:val="double-struck"/>
+            <m:sty m:val="p"/>
+          </m:rPr>
+          <m:t>R</m:t>
+        </m:r>
+      </m:oMath>
+      <w:r>
+        <w:t xml:space="preserve">,</w:t>
+      </w:r>
+      <w:r>
+        <w:t xml:space="preserve"> </w:t>
+      </w:r>
+      <w:r>
+        <w:t xml:space="preserve">and let</w:t>
+      </w:r>
+      <w:r>
+        <w:t xml:space="preserve"> </w:t>
+      </w:r>
+      <m:oMath>
+        <m:r>
+          <m:rPr>
+            <m:scr m:val="script"/>
+            <m:sty m:val="p"/>
+          </m:rPr>
+          <m:t>H</m:t>
+        </m:r>
+      </m:oMath>
+      <w:r>
+        <w:t xml:space="preserve">,</w:t>
+      </w:r>
+      <w:r>
+        <w:t xml:space="preserve"> </w:t>
+      </w:r>
+      <m:oMath>
+        <m:sSup>
+          <m:e>
+            <m:r>
+              <m:rPr>
+                <m:scr m:val="script"/>
+                <m:sty m:val="p"/>
+              </m:rPr>
+              <m:t>H</m:t>
+            </m:r>
+          </m:e>
+          <m:sup>
+            <m:r>
+              <m:rPr>
+                <m:sty m:val="p"/>
+              </m:rPr>
+              <m:t>+</m:t>
+            </m:r>
+          </m:sup>
+        </m:sSup>
+      </m:oMath>
+      <w:r>
+        <w:t xml:space="preserve"> </w:t>
+      </w:r>
+      <w:r>
+        <w:t xml:space="preserve">be the hyperplane and open half-space of</w:t>
+      </w:r>
+      <w:r>
+        <w:t xml:space="preserve"> </w:t>
+      </w:r>
+      <w:hyperlink w:anchor="def-half-space">
+        <w:r>
+          <w:rPr>
+            <w:rStyle w:val="Hyperlink"/>
+          </w:rPr>
+          <w:t xml:space="preserve">Definition 9</w:t>
+        </w:r>
+      </w:hyperlink>
+      <w:r>
+        <w:t xml:space="preserve">.</w:t>
+      </w:r>
+      <w:r>
+        <w:t xml:space="preserve"> </w:t>
+      </w:r>
+      <w:r>
+        <w:t xml:space="preserve">For a set</w:t>
+      </w:r>
+      <w:r>
+        <w:t xml:space="preserve"> </w:t>
+      </w:r>
+      <m:oMath>
+        <m:r>
+          <m:t>S</m:t>
+        </m:r>
+        <m:r>
+          <m:rPr>
+            <m:sty m:val="p"/>
+          </m:rPr>
+          <m:t>⊆</m:t>
+        </m:r>
+        <m:sSup>
+          <m:e>
+            <m:r>
+              <m:rPr>
+                <m:scr m:val="double-struck"/>
+                <m:sty m:val="p"/>
+              </m:rPr>
+              <m:t>R</m:t>
+            </m:r>
+          </m:e>
+          <m:sup>
+            <m:r>
+              <m:t>p</m:t>
+            </m:r>
+          </m:sup>
+        </m:sSup>
+      </m:oMath>
+      <w:r>
+        <w:t xml:space="preserve">, let</w:t>
+      </w:r>
+      <w:r>
+        <w:t xml:space="preserve"> </w:t>
+      </w:r>
+      <w:r>
+        <w:t xml:space="preserve">$D(S) \stackrel{\text{def}}{=}\mathopen{}\left\{\mathord{\smash[b]{\underset{\raise.3ex\hbox{$\scriptstyle\sim$}}{y}}\vphantom{y}}- \mathord{\smash[b]{\underset{\raise.3ex\hbox{$\scriptstyle\sim$}}{x}}\vphantom{x}}: \mathord{\smash[b]{\underset{\raise.3ex\hbox{$\scriptstyle\sim$}}{x}}\vphantom{x}}, \mathord{\smash[b]{\underset{\raise.3ex\hbox{$\scriptstyle\sim$}}{y}}\vphantom{y}}\in S\right\}\mathclose{}$</w:t>
+      </w:r>
+      <w:r>
+        <w:t xml:space="preserve"> </w:t>
+      </w:r>
+      <w:r>
+        <w:t xml:space="preserve">be the set of differences of its points.</w:t>
+      </w:r>
+    </w:p>
+    <w:p>
+      <w:pPr>
+        <w:pStyle w:val="Compact"/>
+        <w:numPr>
+          <w:ilvl w:val="0"/>
+          <w:numId w:val="1009"/>
+        </w:numPr>
+      </w:pPr>
+      <w:r>
+        <w:t xml:space="preserve">$D(\mathcal{H}) = \mathopen{}\left\{\mathord{\smash[b]{\underset{\raise.3ex\hbox{$\scriptstyle\sim$}}{s}}\vphantom{s}} : \mathord{\smash[b]{\underset{\raise.3ex\hbox{$\scriptstyle\sim$}}{w}}\vphantom{w}} \cdot \mathord{\smash[b]{\underset{\raise.3ex\hbox{$\scriptstyle\sim$}}{s}}\vphantom{s}} = 0\right\}\mathclose{}$</w:t>
+      </w:r>
+      <w:r>
+        <w:t xml:space="preserve">,</w:t>
+      </w:r>
+      <w:r>
+        <w:t xml:space="preserve"> </w:t>
+      </w:r>
+      <w:r>
+        <w:t xml:space="preserve">a subspace of dimension</w:t>
+      </w:r>
+      <w:r>
+        <w:t xml:space="preserve"> </w:t>
+      </w:r>
+      <m:oMath>
+        <m:r>
+          <m:t>p</m:t>
+        </m:r>
+        <m:r>
+          <m:rPr>
+            <m:sty m:val="p"/>
+          </m:rPr>
+          <m:t>−</m:t>
+        </m:r>
+        <m:r>
+          <m:t>1</m:t>
+        </m:r>
+      </m:oMath>
+      <w:r>
+        <w:t xml:space="preserve">.</w:t>
+      </w:r>
+    </w:p>
+    <w:p>
+      <w:pPr>
+        <w:pStyle w:val="Compact"/>
+        <w:numPr>
+          <w:ilvl w:val="0"/>
+          <w:numId w:val="1009"/>
+        </w:numPr>
+      </w:pPr>
+      <m:oMath>
+        <m:r>
+          <m:t>D</m:t>
+        </m:r>
+        <m:r>
+          <m:rPr>
+            <m:sty m:val="p"/>
+          </m:rPr>
+          <m:t>(</m:t>
+        </m:r>
+        <m:sSup>
+          <m:e>
+            <m:r>
+              <m:rPr>
+                <m:scr m:val="script"/>
+                <m:sty m:val="p"/>
+              </m:rPr>
+              <m:t>H</m:t>
+            </m:r>
+          </m:e>
+          <m:sup>
+            <m:r>
+              <m:rPr>
+                <m:sty m:val="p"/>
+              </m:rPr>
+              <m:t>+</m:t>
+            </m:r>
+          </m:sup>
+        </m:sSup>
+        <m:r>
+          <m:rPr>
+            <m:sty m:val="p"/>
+          </m:rPr>
+          <m:t>)</m:t>
+        </m:r>
+        <m:r>
+          <m:rPr>
+            <m:sty m:val="p"/>
+          </m:rPr>
+          <m:t>=</m:t>
+        </m:r>
+        <m:sSup>
+          <m:e>
+            <m:r>
+              <m:rPr>
+                <m:scr m:val="double-struck"/>
+                <m:sty m:val="p"/>
+              </m:rPr>
+              <m:t>R</m:t>
+            </m:r>
+          </m:e>
+          <m:sup>
+            <m:r>
+              <m:t>p</m:t>
+            </m:r>
+          </m:sup>
+        </m:sSup>
+      </m:oMath>
+      <w:r>
+        <w:t xml:space="preserve">, a subspace of dimension</w:t>
+      </w:r>
+      <w:r>
+        <w:t xml:space="preserve"> </w:t>
+      </w:r>
+      <m:oMath>
+        <m:r>
+          <m:t>p</m:t>
+        </m:r>
+      </m:oMath>
+      <w:r>
+        <w:t xml:space="preserve">.</w:t>
+      </w:r>
+    </w:p>
+    <w:p>
+      <w:pPr>
+        <w:pStyle w:val="FirstParagraph"/>
+      </w:pPr>
+      <w:r>
+        <w:t xml:space="preserve">The same holds for</w:t>
+      </w:r>
+      <w:r>
+        <w:t xml:space="preserve"> </w:t>
+      </w:r>
+      <m:oMath>
+        <m:sSup>
+          <m:e>
+            <m:r>
+              <m:rPr>
+                <m:scr m:val="script"/>
+                <m:sty m:val="p"/>
+              </m:rPr>
+              <m:t>H</m:t>
+            </m:r>
+          </m:e>
+          <m:sup>
+            <m:r>
+              <m:rPr>
+                <m:sty m:val="p"/>
+              </m:rPr>
+              <m:t>−</m:t>
+            </m:r>
+          </m:sup>
+        </m:sSup>
+      </m:oMath>
+      <w:r>
+        <w:t xml:space="preserve">.</w:t>
+      </w:r>
+    </w:p>
+    <w:bookmarkEnd w:id="112"/>
+    <w:p>
+      <w:pPr>
+        <w:pStyle w:val="BodyText"/>
+      </w:pPr>
+      <w:r>
+        <w:rPr>
+          <w:i/>
+          <w:iCs/>
+        </w:rPr>
+        <w:t xml:space="preserve">Proof</w:t>
+      </w:r>
+      <w:r>
+        <w:t xml:space="preserve">. </w:t>
+      </w:r>
+      <w:r>
+        <w:rPr>
+          <w:b/>
+          <w:bCs/>
+        </w:rPr>
+        <w:t xml:space="preserve">Part 1.</w:t>
+      </w:r>
+      <w:r>
+        <w:t xml:space="preserve"> </w:t>
+      </w:r>
+      <w:r>
+        <w:t xml:space="preserve">Let</w:t>
+      </w:r>
+      <w:r>
+        <w:t xml:space="preserve"> </w:t>
+      </w:r>
+      <w:r>
+        <w:t xml:space="preserve">$\mathord{\smash[b]{\underset{\raise.3ex\hbox{$\scriptstyle\sim$}}{x}}\vphantom{x}}, \mathord{\smash[b]{\underset{\raise.3ex\hbox{$\scriptstyle\sim$}}{y}}\vphantom{y}}\in \mathcal{H}$</w:t>
+      </w:r>
+      <w:r>
+        <w:t xml:space="preserve">.</w:t>
+      </w:r>
+      <w:r>
+        <w:t xml:space="preserve"> </w:t>
+      </w:r>
+      <w:r>
+        <w:t xml:space="preserve">By</w:t>
+      </w:r>
+      <w:r>
+        <w:t xml:space="preserve"> </w:t>
+      </w:r>
+      <w:hyperlink w:anchor="thm-hyperplane-subspace">
+        <w:r>
+          <w:rPr>
+            <w:rStyle w:val="Hyperlink"/>
+          </w:rPr>
+          <w:t xml:space="preserve">Theorem 13</w:t>
+        </w:r>
+      </w:hyperlink>
+      <w:r>
+        <w:t xml:space="preserve"> </w:t>
+      </w:r>
+      <w:r>
+        <w:t xml:space="preserve">part 3,</w:t>
+      </w:r>
+      <w:r>
+        <w:t xml:space="preserve"> </w:t>
+      </w:r>
+      <w:r>
+        <w:t xml:space="preserve">$\mathord{\smash[b]{\underset{\raise.3ex\hbox{$\scriptstyle\sim$}}{w}}\vphantom{w}} \cdot (\mathord{\smash[b]{\underset{\raise.3ex\hbox{$\scriptstyle\sim$}}{y}}\vphantom{y}}- \mathord{\smash[b]{\underset{\raise.3ex\hbox{$\scriptstyle\sim$}}{x}}\vphantom{x}}) = 0$</w:t>
+      </w:r>
+      <w:r>
+        <w:t xml:space="preserve">,</w:t>
+      </w:r>
+      <w:r>
+        <w:t xml:space="preserve"> </w:t>
+      </w:r>
+      <w:r>
+        <w:t xml:space="preserve">so</w:t>
+      </w:r>
+      <w:r>
+        <w:t xml:space="preserve"> </w:t>
+      </w:r>
+      <w:r>
+        <w:t xml:space="preserve">$\mathord{\smash[b]{\underset{\raise.3ex\hbox{$\scriptstyle\sim$}}{y}}\vphantom{y}}- \mathord{\smash[b]{\underset{\raise.3ex\hbox{$\scriptstyle\sim$}}{x}}\vphantom{x}}\in \mathcal{H}_0 = \mathopen{}\left\{\mathord{\smash[b]{\underset{\raise.3ex\hbox{$\scriptstyle\sim$}}{s}}\vphantom{s}} : \mathord{\smash[b]{\underset{\raise.3ex\hbox{$\scriptstyle\sim$}}{w}}\vphantom{w}} \cdot \mathord{\smash[b]{\underset{\raise.3ex\hbox{$\scriptstyle\sim$}}{s}}\vphantom{s}} = 0\right\}\mathclose{}$</w:t>
+      </w:r>
+      <w:r>
+        <w:t xml:space="preserve">.</w:t>
+      </w:r>
+      <w:r>
+        <w:t xml:space="preserve"> </w:t>
+      </w:r>
+      <w:r>
+        <w:t xml:space="preserve">Conversely, take any</w:t>
+      </w:r>
+      <w:r>
+        <w:t xml:space="preserve"> </w:t>
+      </w:r>
+      <w:r>
+        <w:t xml:space="preserve">$\mathord{\smash[b]{\underset{\raise.3ex\hbox{$\scriptstyle\sim$}}{x}}\vphantom{x}}_0 \in \mathcal{H}$</w:t>
+      </w:r>
+      <w:r>
+        <w:t xml:space="preserve"> </w:t>
+      </w:r>
+      <w:r>
+        <w:t xml:space="preserve">(</w:t>
+      </w:r>
+      <w:hyperlink w:anchor="thm-hyperplane-subspace">
+        <w:r>
+          <w:rPr>
+            <w:rStyle w:val="Hyperlink"/>
+          </w:rPr>
+          <w:t xml:space="preserve">Theorem 13</w:t>
+        </w:r>
+      </w:hyperlink>
+      <w:r>
+        <w:t xml:space="preserve"> </w:t>
+      </w:r>
+      <w:r>
+        <w:t xml:space="preserve">part 2 gives such a point).</w:t>
+      </w:r>
+      <w:r>
+        <w:t xml:space="preserve"> </w:t>
+      </w:r>
+      <w:r>
+        <w:t xml:space="preserve">For any</w:t>
+      </w:r>
+      <w:r>
+        <w:t xml:space="preserve"> </w:t>
+      </w:r>
+      <w:r>
+        <w:t xml:space="preserve">$\mathord{\smash[b]{\underset{\raise.3ex\hbox{$\scriptstyle\sim$}}{s}}\vphantom{s}} \in \mathcal{H}_0$</w:t>
+      </w:r>
+      <w:r>
+        <w:t xml:space="preserve">, the point</w:t>
+      </w:r>
+      <w:r>
+        <w:t xml:space="preserve"> </w:t>
+      </w:r>
+      <w:r>
+        <w:t xml:space="preserve">$\mathord{\smash[b]{\underset{\raise.3ex\hbox{$\scriptstyle\sim$}}{x}}\vphantom{x}}_0 + \mathord{\smash[b]{\underset{\raise.3ex\hbox{$\scriptstyle\sim$}}{s}}\vphantom{s}}$</w:t>
+      </w:r>
+      <w:r>
+        <w:t xml:space="preserve"> </w:t>
+      </w:r>
+      <w:r>
+        <w:t xml:space="preserve">is in</w:t>
+      </w:r>
+      <w:r>
+        <w:t xml:space="preserve"> </w:t>
+      </w:r>
+      <m:oMath>
+        <m:r>
+          <m:rPr>
+            <m:scr m:val="script"/>
+            <m:sty m:val="p"/>
+          </m:rPr>
+          <m:t>H</m:t>
+        </m:r>
+      </m:oMath>
+      <w:r>
+        <w:t xml:space="preserve"> </w:t>
+      </w:r>
+      <w:r>
+        <w:t xml:space="preserve">by the same part,</w:t>
+      </w:r>
+      <w:r>
+        <w:t xml:space="preserve"> </w:t>
+      </w:r>
+      <w:r>
+        <w:t xml:space="preserve">and</w:t>
+      </w:r>
+      <w:r>
+        <w:t xml:space="preserve"> </w:t>
+      </w:r>
+      <w:r>
+        <w:t xml:space="preserve">$(\mathord{\smash[b]{\underset{\raise.3ex\hbox{$\scriptstyle\sim$}}{x}}\vphantom{x}}_0 + \mathord{\smash[b]{\underset{\raise.3ex\hbox{$\scriptstyle\sim$}}{s}}\vphantom{s}}) - \mathord{\smash[b]{\underset{\raise.3ex\hbox{$\scriptstyle\sim$}}{x}}\vphantom{x}}_0 = \mathord{\smash[b]{\underset{\raise.3ex\hbox{$\scriptstyle\sim$}}{s}}\vphantom{s}}$</w:t>
+      </w:r>
+      <w:r>
+        <w:t xml:space="preserve">.</w:t>
+      </w:r>
+      <w:r>
+        <w:t xml:space="preserve"> </w:t>
+      </w:r>
+      <w:r>
+        <w:t xml:space="preserve">So</w:t>
+      </w:r>
+      <w:r>
+        <w:t xml:space="preserve"> </w:t>
+      </w:r>
+      <m:oMath>
+        <m:r>
+          <m:t>D</m:t>
+        </m:r>
+        <m:r>
+          <m:rPr>
+            <m:sty m:val="p"/>
+          </m:rPr>
+          <m:t>(</m:t>
+        </m:r>
+        <m:r>
+          <m:rPr>
+            <m:scr m:val="script"/>
+            <m:sty m:val="p"/>
+          </m:rPr>
+          <m:t>H</m:t>
+        </m:r>
+        <m:r>
+          <m:rPr>
+            <m:sty m:val="p"/>
+          </m:rPr>
+          <m:t>)</m:t>
+        </m:r>
+        <m:r>
+          <m:rPr>
+            <m:sty m:val="p"/>
+          </m:rPr>
+          <m:t>=</m:t>
+        </m:r>
+        <m:sSub>
+          <m:e>
+            <m:r>
+              <m:rPr>
+                <m:scr m:val="script"/>
+                <m:sty m:val="p"/>
+              </m:rPr>
+              <m:t>H</m:t>
+            </m:r>
+          </m:e>
+          <m:sub>
+            <m:r>
+              <m:t>0</m:t>
+            </m:r>
+          </m:sub>
+        </m:sSub>
+      </m:oMath>
+      <w:r>
+        <w:t xml:space="preserve">, which has dimension</w:t>
+      </w:r>
+      <w:r>
+        <w:t xml:space="preserve"> </w:t>
+      </w:r>
+      <m:oMath>
+        <m:r>
+          <m:t>p</m:t>
+        </m:r>
+        <m:r>
+          <m:rPr>
+            <m:sty m:val="p"/>
+          </m:rPr>
+          <m:t>−</m:t>
+        </m:r>
+        <m:r>
+          <m:t>1</m:t>
+        </m:r>
+      </m:oMath>
+      <w:r>
+        <w:t xml:space="preserve"> </w:t>
+      </w:r>
+      <w:r>
+        <w:t xml:space="preserve">by</w:t>
+      </w:r>
+      <w:r>
+        <w:t xml:space="preserve"> </w:t>
+      </w:r>
+      <w:hyperlink w:anchor="thm-hyperplane-subspace">
+        <w:r>
+          <w:rPr>
+            <w:rStyle w:val="Hyperlink"/>
+          </w:rPr>
+          <w:t xml:space="preserve">Theorem 13</w:t>
+        </w:r>
+      </w:hyperlink>
+      <w:r>
+        <w:t xml:space="preserve"> </w:t>
+      </w:r>
+      <w:r>
+        <w:t xml:space="preserve">part 1.</w:t>
+      </w:r>
+    </w:p>
+    <w:p>
+      <w:pPr>
+        <w:pStyle w:val="BodyText"/>
+      </w:pPr>
+      <w:r>
+        <w:rPr>
+          <w:b/>
+          <w:bCs/>
+        </w:rPr>
+        <w:t xml:space="preserve">Part 2.</w:t>
+      </w:r>
+      <w:r>
+        <w:t xml:space="preserve"> </w:t>
+      </w:r>
+      <w:r>
+        <w:t xml:space="preserve">Every difference is in</w:t>
+      </w:r>
+      <w:r>
+        <w:t xml:space="preserve"> </w:t>
+      </w:r>
+      <m:oMath>
+        <m:sSup>
+          <m:e>
+            <m:r>
+              <m:rPr>
+                <m:scr m:val="double-struck"/>
+                <m:sty m:val="p"/>
+              </m:rPr>
+              <m:t>R</m:t>
+            </m:r>
+          </m:e>
+          <m:sup>
+            <m:r>
+              <m:t>p</m:t>
+            </m:r>
+          </m:sup>
+        </m:sSup>
+      </m:oMath>
+      <w:r>
+        <w:t xml:space="preserve">, so</w:t>
+      </w:r>
+      <w:r>
+        <w:t xml:space="preserve"> </w:t>
+      </w:r>
+      <m:oMath>
+        <m:r>
+          <m:t>D</m:t>
+        </m:r>
+        <m:r>
+          <m:rPr>
+            <m:sty m:val="p"/>
+          </m:rPr>
+          <m:t>(</m:t>
+        </m:r>
+        <m:sSup>
+          <m:e>
+            <m:r>
+              <m:rPr>
+                <m:scr m:val="script"/>
+                <m:sty m:val="p"/>
+              </m:rPr>
+              <m:t>H</m:t>
+            </m:r>
+          </m:e>
+          <m:sup>
+            <m:r>
+              <m:rPr>
+                <m:sty m:val="p"/>
+              </m:rPr>
+              <m:t>+</m:t>
+            </m:r>
+          </m:sup>
+        </m:sSup>
+        <m:r>
+          <m:rPr>
+            <m:sty m:val="p"/>
+          </m:rPr>
+          <m:t>)</m:t>
+        </m:r>
+        <m:r>
+          <m:rPr>
+            <m:sty m:val="p"/>
+          </m:rPr>
+          <m:t>⊆</m:t>
+        </m:r>
+        <m:sSup>
+          <m:e>
+            <m:r>
+              <m:rPr>
+                <m:scr m:val="double-struck"/>
+                <m:sty m:val="p"/>
+              </m:rPr>
+              <m:t>R</m:t>
+            </m:r>
+          </m:e>
+          <m:sup>
+            <m:r>
+              <m:t>p</m:t>
+            </m:r>
+          </m:sup>
+        </m:sSup>
+      </m:oMath>
+      <w:r>
+        <w:t xml:space="preserve">.</w:t>
+      </w:r>
+      <w:r>
+        <w:t xml:space="preserve"> </w:t>
+      </w:r>
+      <w:r>
+        <w:t xml:space="preserve">For the reverse inclusion, take any</w:t>
+      </w:r>
+      <w:r>
+        <w:t xml:space="preserve"> </w:t>
+      </w:r>
+      <w:r>
+        <w:t xml:space="preserve">$\mathord{\smash[b]{\underset{\raise.3ex\hbox{$\scriptstyle\sim$}}{x}}\vphantom{x}}_0 \in \mathcal{H}$</w:t>
+      </w:r>
+      <w:r>
+        <w:t xml:space="preserve">.</w:t>
+      </w:r>
+      <w:r>
+        <w:t xml:space="preserve"> </w:t>
+      </w:r>
+      <w:r>
+        <w:t xml:space="preserve">Take any</w:t>
+      </w:r>
+      <w:r>
+        <w:t xml:space="preserve"> </w:t>
+      </w:r>
+      <w:r>
+        <w:t xml:space="preserve">$\mathord{\smash[b]{\underset{\raise.3ex\hbox{$\scriptstyle\sim$}}{v}}\vphantom{v}} \in \mathbb{R}^p$</w:t>
+      </w:r>
+      <w:r>
+        <w:t xml:space="preserve">.</w:t>
+      </w:r>
+      <w:r>
+        <w:t xml:space="preserve"> </w:t>
+      </w:r>
+      <w:r>
+        <w:t xml:space="preserve">For a number</w:t>
+      </w:r>
+      <w:r>
+        <w:t xml:space="preserve"> </w:t>
+      </w:r>
+      <m:oMath>
+        <m:r>
+          <m:t>t</m:t>
+        </m:r>
+        <m:r>
+          <m:rPr>
+            <m:sty m:val="p"/>
+          </m:rPr>
+          <m:t>&gt;</m:t>
+        </m:r>
+        <m:r>
+          <m:t>0</m:t>
+        </m:r>
+      </m:oMath>
+      <w:r>
+        <w:t xml:space="preserve"> </w:t>
+      </w:r>
+      <w:r>
+        <w:t xml:space="preserve">to be chosen, let</w:t>
+      </w:r>
+      <w:r>
+        <w:t xml:space="preserve"> </w:t>
+      </w:r>
+      <w:r>
+        <w:t xml:space="preserve">$\mathord{\smash[b]{\underset{\raise.3ex\hbox{$\scriptstyle\sim$}}{x}}\vphantom{x}}_t \stackrel{\text{def}}{=}\mathord{\smash[b]{\underset{\raise.3ex\hbox{$\scriptstyle\sim$}}{x}}\vphantom{x}}_0 + t\,\mathord{\smash[b]{\underset{\raise.3ex\hbox{$\scriptstyle\sim$}}{w}}\vphantom{w}}$</w:t>
+      </w:r>
+      <w:r>
+        <w:t xml:space="preserve">.</w:t>
+      </w:r>
+      <w:r>
+        <w:t xml:space="preserve"> </w:t>
+      </w:r>
+      <w:r>
+        <w:t xml:space="preserve">Then</w:t>
+      </w:r>
+    </w:p>
+    <w:p>
+      <w:pPr>
+        <w:pStyle w:val="BodyText"/>
+      </w:pPr>
+      <w:r>
+        <w:t xml:space="preserve">$$
+    \begin{aligned}
+    \mathord{\smash[b]{\underset{\raise.3ex\hbox{$\scriptstyle\sim$}}{w}}\vphantom{w}} \cdot \mathord{\smash[b]{\underset{\raise.3ex\hbox{$\scriptstyle\sim$}}{x}}\vphantom{x}}_t + b
+    &amp;= \mathopen{}\left(\mathord{\smash[b]{\underset{\raise.3ex\hbox{$\scriptstyle\sim$}}{w}}\vphantom{w}} \cdot \mathord{\smash[b]{\underset{\raise.3ex\hbox{$\scriptstyle\sim$}}{x}}\vphantom{x}}_0 + b\right)\mathclose{} + t\,\mathord{\smash[b]{\underset{\raise.3ex\hbox{$\scriptstyle\sim$}}{w}}\vphantom{w}} \cdot \mathord{\smash[b]{\underset{\raise.3ex\hbox{$\scriptstyle\sim$}}{w}}\vphantom{w}}
+    &amp;&amp; \text{(linearity of } \mathord{\smash[b]{\underset{\raise.3ex\hbox{$\scriptstyle\sim$}}{x}}\vphantom{x}}\mapsto \mathord{\smash[b]{\underset{\raise.3ex\hbox{$\scriptstyle\sim$}}{w}}\vphantom{w}} \cdot \mathord{\smash[b]{\underset{\raise.3ex\hbox{$\scriptstyle\sim$}}{x}}\vphantom{x}} \text{)}
+    \\
+    &amp;= t\,\mathord{\smash[b]{\underset{\raise.3ex\hbox{$\scriptstyle\sim$}}{w}}\vphantom{w}} \cdot \mathord{\smash[b]{\underset{\raise.3ex\hbox{$\scriptstyle\sim$}}{w}}\vphantom{w}},
+    &amp;&amp; \text{(} \mathord{\smash[b]{\underset{\raise.3ex\hbox{$\scriptstyle\sim$}}{x}}\vphantom{x}}_0 \in \mathcal{H} \text{)}
+    \end{aligned}
+    $$</w:t>
+      </w:r>
+    </w:p>
+    <w:p>
+      <w:pPr>
+        <w:pStyle w:val="FirstParagraph"/>
+      </w:pPr>
+      <w:r>
+        <w:t xml:space="preserve">which is positive, so</w:t>
+      </w:r>
+      <w:r>
+        <w:t xml:space="preserve"> </w:t>
+      </w:r>
+      <w:r>
+        <w:t xml:space="preserve">$\mathord{\smash[b]{\underset{\raise.3ex\hbox{$\scriptstyle\sim$}}{x}}\vphantom{x}}_t \in \mathcal{H}^+$</w:t>
+      </w:r>
+      <w:r>
+        <w:t xml:space="preserve">.</w:t>
+      </w:r>
+      <w:r>
+        <w:t xml:space="preserve"> </w:t>
+      </w:r>
+      <w:r>
+        <w:t xml:space="preserve">Next,</w:t>
+      </w:r>
+    </w:p>
+    <w:p>
+      <w:pPr>
+        <w:pStyle w:val="BodyText"/>
+      </w:pPr>
+      <w:r>
+        <w:t xml:space="preserve">$$
+    \begin{aligned}
+    \mathord{\smash[b]{\underset{\raise.3ex\hbox{$\scriptstyle\sim$}}{w}}\vphantom{w}} \cdot (\mathord{\smash[b]{\underset{\raise.3ex\hbox{$\scriptstyle\sim$}}{x}}\vphantom{x}}_t + \mathord{\smash[b]{\underset{\raise.3ex\hbox{$\scriptstyle\sim$}}{v}}\vphantom{v}}) + b
+    &amp;= \mathopen{}\left(\mathord{\smash[b]{\underset{\raise.3ex\hbox{$\scriptstyle\sim$}}{w}}\vphantom{w}} \cdot \mathord{\smash[b]{\underset{\raise.3ex\hbox{$\scriptstyle\sim$}}{x}}\vphantom{x}}_t + b\right)\mathclose{} + \mathord{\smash[b]{\underset{\raise.3ex\hbox{$\scriptstyle\sim$}}{w}}\vphantom{w}} \cdot \mathord{\smash[b]{\underset{\raise.3ex\hbox{$\scriptstyle\sim$}}{v}}\vphantom{v}}
+    &amp;&amp; \text{(linearity of } \mathord{\smash[b]{\underset{\raise.3ex\hbox{$\scriptstyle\sim$}}{x}}\vphantom{x}}\mapsto \mathord{\smash[b]{\underset{\raise.3ex\hbox{$\scriptstyle\sim$}}{w}}\vphantom{w}} \cdot \mathord{\smash[b]{\underset{\raise.3ex\hbox{$\scriptstyle\sim$}}{x}}\vphantom{x}} \text{)}
+    \\
+    &amp;= t\,\mathord{\smash[b]{\underset{\raise.3ex\hbox{$\scriptstyle\sim$}}{w}}\vphantom{w}} \cdot \mathord{\smash[b]{\underset{\raise.3ex\hbox{$\scriptstyle\sim$}}{w}}\vphantom{w}} + \mathord{\smash[b]{\underset{\raise.3ex\hbox{$\scriptstyle\sim$}}{w}}\vphantom{w}} \cdot \mathord{\smash[b]{\underset{\raise.3ex\hbox{$\scriptstyle\sim$}}{v}}\vphantom{v}}.
+    &amp;&amp; \text{(the display above)}
+    \end{aligned}
+    $$</w:t>
+      </w:r>
+    </w:p>
+    <w:p>
+      <w:pPr>
+        <w:pStyle w:val="FirstParagraph"/>
+      </w:pPr>
+      <w:r>
+        <w:t xml:space="preserve">Because</w:t>
+      </w:r>
+      <w:r>
+        <w:t xml:space="preserve"> </w:t>
+      </w:r>
+      <w:r>
+        <w:t xml:space="preserve">$\mathord{\smash[b]{\underset{\raise.3ex\hbox{$\scriptstyle\sim$}}{w}}\vphantom{w}} \cdot \mathord{\smash[b]{\underset{\raise.3ex\hbox{$\scriptstyle\sim$}}{w}}\vphantom{w}} &gt; 0$</w:t>
+      </w:r>
+      <w:r>
+        <w:t xml:space="preserve">, this is positive once</w:t>
+      </w:r>
+      <w:r>
+        <w:t xml:space="preserve"> </w:t>
+      </w:r>
+      <w:r>
+        <w:t xml:space="preserve">$t &gt; -\mathord{\smash[b]{\underset{\raise.3ex\hbox{$\scriptstyle\sim$}}{w}}\vphantom{w}} \cdot \mathord{\smash[b]{\underset{\raise.3ex\hbox{$\scriptstyle\sim$}}{v}}\vphantom{v}} / \mathord{\smash[b]{\underset{\raise.3ex\hbox{$\scriptstyle\sim$}}{w}}\vphantom{w}} \cdot \mathord{\smash[b]{\underset{\raise.3ex\hbox{$\scriptstyle\sim$}}{w}}\vphantom{w}}$</w:t>
+      </w:r>
+      <w:r>
+        <w:t xml:space="preserve">.</w:t>
+      </w:r>
+      <w:r>
+        <w:t xml:space="preserve"> </w:t>
+      </w:r>
+      <w:r>
+        <w:t xml:space="preserve">Choose such a</w:t>
+      </w:r>
+      <w:r>
+        <w:t xml:space="preserve"> </w:t>
+      </w:r>
+      <m:oMath>
+        <m:r>
+          <m:t>t</m:t>
+        </m:r>
+        <m:r>
+          <m:rPr>
+            <m:sty m:val="p"/>
+          </m:rPr>
+          <m:t>&gt;</m:t>
+        </m:r>
+        <m:r>
+          <m:t>0</m:t>
+        </m:r>
+      </m:oMath>
+      <w:r>
+        <w:t xml:space="preserve">.</w:t>
+      </w:r>
+      <w:r>
+        <w:t xml:space="preserve"> </w:t>
+      </w:r>
+      <w:r>
+        <w:t xml:space="preserve">Then</w:t>
+      </w:r>
+      <w:r>
+        <w:t xml:space="preserve"> </w:t>
+      </w:r>
+      <w:r>
+        <w:t xml:space="preserve">$\mathord{\smash[b]{\underset{\raise.3ex\hbox{$\scriptstyle\sim$}}{x}}\vphantom{x}}_t$</w:t>
+      </w:r>
+      <w:r>
+        <w:t xml:space="preserve"> </w:t>
+      </w:r>
+      <w:r>
+        <w:t xml:space="preserve">and</w:t>
+      </w:r>
+      <w:r>
+        <w:t xml:space="preserve"> </w:t>
+      </w:r>
+      <w:r>
+        <w:t xml:space="preserve">$\mathord{\smash[b]{\underset{\raise.3ex\hbox{$\scriptstyle\sim$}}{x}}\vphantom{x}}_t + \mathord{\smash[b]{\underset{\raise.3ex\hbox{$\scriptstyle\sim$}}{v}}\vphantom{v}}$</w:t>
+      </w:r>
+      <w:r>
+        <w:t xml:space="preserve"> </w:t>
+      </w:r>
+      <w:r>
+        <w:t xml:space="preserve">are both in</w:t>
+      </w:r>
+      <w:r>
+        <w:t xml:space="preserve"> </w:t>
+      </w:r>
+      <m:oMath>
+        <m:sSup>
+          <m:e>
+            <m:r>
+              <m:rPr>
+                <m:scr m:val="script"/>
+                <m:sty m:val="p"/>
+              </m:rPr>
+              <m:t>H</m:t>
+            </m:r>
+          </m:e>
+          <m:sup>
+            <m:r>
+              <m:rPr>
+                <m:sty m:val="p"/>
+              </m:rPr>
+              <m:t>+</m:t>
+            </m:r>
+          </m:sup>
+        </m:sSup>
+      </m:oMath>
+      <w:r>
+        <w:t xml:space="preserve">,</w:t>
+      </w:r>
+      <w:r>
+        <w:t xml:space="preserve"> </w:t>
+      </w:r>
+      <w:r>
+        <w:t xml:space="preserve">and their difference is</w:t>
+      </w:r>
+      <w:r>
+        <w:t xml:space="preserve"> </w:t>
+      </w:r>
+      <w:r>
+        <w:t xml:space="preserve">$\mathord{\smash[b]{\underset{\raise.3ex\hbox{$\scriptstyle\sim$}}{v}}\vphantom{v}}$</w:t>
+      </w:r>
+      <w:r>
+        <w:t xml:space="preserve">.</w:t>
+      </w:r>
+      <w:r>
+        <w:t xml:space="preserve"> </w:t>
+      </w:r>
+      <w:r>
+        <w:t xml:space="preserve">So</w:t>
+      </w:r>
+      <w:r>
+        <w:t xml:space="preserve"> </w:t>
+      </w:r>
+      <w:r>
+        <w:t xml:space="preserve">$\mathord{\smash[b]{\underset{\raise.3ex\hbox{$\scriptstyle\sim$}}{v}}\vphantom{v}} \in D(\mathcal{H}^+)$</w:t>
+      </w:r>
+      <w:r>
+        <w:t xml:space="preserve">.</w:t>
+      </w:r>
+      <w:r>
+        <w:t xml:space="preserve"> </w:t>
+      </w:r>
+      <w:r>
+        <w:t xml:space="preserve">The whole space</w:t>
+      </w:r>
+      <w:r>
+        <w:t xml:space="preserve"> </w:t>
+      </w:r>
+      <m:oMath>
+        <m:sSup>
+          <m:e>
+            <m:r>
+              <m:rPr>
+                <m:scr m:val="double-struck"/>
+                <m:sty m:val="p"/>
+              </m:rPr>
+              <m:t>R</m:t>
+            </m:r>
+          </m:e>
+          <m:sup>
+            <m:r>
+              <m:t>p</m:t>
+            </m:r>
+          </m:sup>
+        </m:sSup>
+      </m:oMath>
+      <w:r>
+        <w:t xml:space="preserve"> </w:t>
+      </w:r>
+      <w:r>
+        <w:t xml:space="preserve">is a subspace of dimension</w:t>
+      </w:r>
+      <w:r>
+        <w:t xml:space="preserve"> </w:t>
+      </w:r>
+      <m:oMath>
+        <m:r>
+          <m:t>p</m:t>
+        </m:r>
+      </m:oMath>
+      <w:r>
+        <w:t xml:space="preserve"> </w:t>
+      </w:r>
+      <w:r>
+        <w:t xml:space="preserve">(</w:t>
+      </w:r>
+      <w:hyperlink r:id="rId54">
+        <w:r>
+          <w:rPr>
+            <w:rStyle w:val="Hyperlink"/>
+          </w:rPr>
+          <w:t xml:space="preserve">Definition 9 in Subspaces and Rank</w:t>
+        </w:r>
+      </w:hyperlink>
+      <w:r>
+        <w:t xml:space="preserve">).</w:t>
+      </w:r>
+    </w:p>
+    <w:p>
+      <w:pPr>
+        <w:pStyle w:val="BodyText"/>
+      </w:pPr>
+      <w:r>
+        <w:t xml:space="preserve">The proof for</w:t>
+      </w:r>
+      <w:r>
+        <w:t xml:space="preserve"> </w:t>
+      </w:r>
+      <m:oMath>
+        <m:sSup>
+          <m:e>
+            <m:r>
+              <m:rPr>
+                <m:scr m:val="script"/>
+                <m:sty m:val="p"/>
+              </m:rPr>
+              <m:t>H</m:t>
+            </m:r>
+          </m:e>
+          <m:sup>
+            <m:r>
+              <m:rPr>
+                <m:sty m:val="p"/>
+              </m:rPr>
+              <m:t>−</m:t>
+            </m:r>
+          </m:sup>
+        </m:sSup>
+      </m:oMath>
+      <w:r>
+        <w:t xml:space="preserve"> </w:t>
+      </w:r>
+      <w:r>
+        <w:t xml:space="preserve">is the same with</w:t>
+      </w:r>
+      <w:r>
+        <w:t xml:space="preserve"> </w:t>
+      </w:r>
+      <w:r>
+        <w:t xml:space="preserve">$-\mathord{\smash[b]{\underset{\raise.3ex\hbox{$\scriptstyle\sim$}}{w}}\vphantom{w}}$</w:t>
+      </w:r>
+      <w:r>
+        <w:t xml:space="preserve"> </w:t>
+      </w:r>
+      <w:r>
+        <w:t xml:space="preserve">and</w:t>
+      </w:r>
+      <w:r>
+        <w:t xml:space="preserve"> </w:t>
+      </w:r>
+      <m:oMath>
+        <m:r>
+          <m:rPr>
+            <m:sty m:val="p"/>
+          </m:rPr>
+          <m:t>−</m:t>
+        </m:r>
+        <m:r>
+          <m:t>b</m:t>
+        </m:r>
+      </m:oMath>
+      <w:r>
+        <w:t xml:space="preserve"> </w:t>
+      </w:r>
+      <w:r>
+        <w:t xml:space="preserve">in place of</w:t>
+      </w:r>
+      <w:r>
+        <w:t xml:space="preserve"> </w:t>
+      </w:r>
+      <w:r>
+        <w:t xml:space="preserve">$\mathord{\smash[b]{\underset{\raise.3ex\hbox{$\scriptstyle\sim$}}{w}}\vphantom{w}}$</w:t>
+      </w:r>
+      <w:r>
+        <w:t xml:space="preserve"> </w:t>
+      </w:r>
+      <w:r>
+        <w:t xml:space="preserve">and</w:t>
+      </w:r>
+      <w:r>
+        <w:t xml:space="preserve"> </w:t>
+      </w:r>
+      <m:oMath>
+        <m:r>
+          <m:t>b</m:t>
+        </m:r>
+      </m:oMath>
+      <w:r>
+        <w:t xml:space="preserve">.</w:t>
+      </w:r>
+    </w:p>
+    <w:bookmarkStart w:id="117" w:name="exm-half-space-iris"/>
+    <w:p>
+      <w:pPr>
+        <w:pStyle w:val="BodyText"/>
+      </w:pPr>
+      <w:r>
+        <w:rPr>
+          <w:b/>
+          <w:bCs/>
+        </w:rPr>
+        <w:t xml:space="preserve">Example 26 (Two iris species on either side of a line)</w:t>
+      </w:r>
+      <w:r>
+        <w:t xml:space="preserve"> </w:t>
+      </w:r>
+      <w:r>
+        <w:t xml:space="preserve">The</w:t>
+      </w:r>
+      <w:r>
+        <w:t xml:space="preserve"> </w:t>
+      </w:r>
+      <w:r>
+        <w:rPr>
+          <w:rStyle w:val="VerbatimChar"/>
+        </w:rPr>
+        <w:t xml:space="preserve">iris</w:t>
+      </w:r>
+      <w:r>
+        <w:t xml:space="preserve"> </w:t>
+      </w:r>
+      <w:r>
+        <w:t xml:space="preserve">data set in R has the petal length and petal width, in centimeters, of 150 irises.</w:t>
+      </w:r>
+      <w:r>
+        <w:t xml:space="preserve"> </w:t>
+      </w:r>
+      <w:r>
+        <w:t xml:space="preserve">Take the 100 flowers of the species versicolor and virginica,</w:t>
+      </w:r>
+      <w:r>
+        <w:t xml:space="preserve"> </w:t>
+      </w:r>
+      <w:r>
+        <w:t xml:space="preserve">and let</w:t>
+      </w:r>
+      <w:r>
+        <w:t xml:space="preserve"> </w:t>
+      </w:r>
+      <w:r>
+        <w:t xml:space="preserve">$\mathord{\smash[b]{\underset{\raise.3ex\hbox{$\scriptstyle\sim$}}{x}}\vphantom{x}}= (x_1, x_2)$</w:t>
+      </w:r>
+      <w:r>
+        <w:t xml:space="preserve"> </w:t>
+      </w:r>
+      <w:r>
+        <w:t xml:space="preserve">be the petal length and petal width of one flower.</w:t>
+      </w:r>
+      <w:r>
+        <w:t xml:space="preserve"> </w:t>
+      </w:r>
+      <w:r>
+        <w:t xml:space="preserve">A logistic regression of the species on</w:t>
+      </w:r>
+      <w:r>
+        <w:t xml:space="preserve"> </w:t>
+      </w:r>
+      <w:r>
+        <w:t xml:space="preserve">$\mathord{\smash[b]{\underset{\raise.3ex\hbox{$\scriptstyle\sim$}}{x}}\vphantom{x}}$</w:t>
+      </w:r>
+      <w:r>
+        <w:t xml:space="preserve"> </w:t>
+      </w:r>
+      <w:r>
+        <w:t xml:space="preserve">gives a coefficient vector</w:t>
+      </w:r>
+      <w:r>
+        <w:t xml:space="preserve"> </w:t>
+      </w:r>
+      <w:r>
+        <w:t xml:space="preserve">$\mathord{\smash[b]{\underset{\raise.3ex\hbox{$\scriptstyle\sim$}}{w}}\vphantom{w}}$</w:t>
+      </w:r>
+      <w:r>
+        <w:t xml:space="preserve"> </w:t>
+      </w:r>
+      <w:r>
+        <w:t xml:space="preserve">and an intercept</w:t>
+      </w:r>
+      <w:r>
+        <w:t xml:space="preserve"> </w:t>
+      </w:r>
+      <m:oMath>
+        <m:r>
+          <m:t>b</m:t>
+        </m:r>
+      </m:oMath>
+      <w:r>
+        <w:t xml:space="preserve">.</w:t>
+      </w:r>
+      <w:r>
+        <w:t xml:space="preserve"> </w:t>
+      </w:r>
+      <w:r>
+        <w:t xml:space="preserve">The line</w:t>
+      </w:r>
+      <w:r>
+        <w:t xml:space="preserve"> </w:t>
+      </w:r>
+      <w:r>
+        <w:t xml:space="preserve">$\mathord{\smash[b]{\underset{\raise.3ex\hbox{$\scriptstyle\sim$}}{w}}\vphantom{w}} \cdot \mathord{\smash[b]{\underset{\raise.3ex\hbox{$\scriptstyle\sim$}}{x}}\vphantom{x}} + b = 0$</w:t>
+      </w:r>
+      <w:r>
+        <w:t xml:space="preserve"> </w:t>
+      </w:r>
+      <w:r>
+        <w:t xml:space="preserve">is a hyperplane in</w:t>
+      </w:r>
+      <w:r>
+        <w:t xml:space="preserve"> </w:t>
+      </w:r>
+      <m:oMath>
+        <m:sSup>
+          <m:e>
+            <m:r>
+              <m:rPr>
+                <m:scr m:val="double-struck"/>
+                <m:sty m:val="p"/>
+              </m:rPr>
+              <m:t>R</m:t>
+            </m:r>
+          </m:e>
+          <m:sup>
+            <m:r>
+              <m:t>2</m:t>
+            </m:r>
+          </m:sup>
+        </m:sSup>
+      </m:oMath>
+      <w:r>
+        <w:t xml:space="preserve"> </w:t>
+      </w:r>
+      <w:r>
+        <w:t xml:space="preserve">(</w:t>
+      </w:r>
+      <w:hyperlink r:id="rId87">
+        <w:r>
+          <w:rPr>
+            <w:rStyle w:val="Hyperlink"/>
+          </w:rPr>
+          <w:t xml:space="preserve">Definition 22 in Matrices</w:t>
+        </w:r>
+      </w:hyperlink>
+      <w:r>
+        <w:t xml:space="preserve">),</w:t>
+      </w:r>
+      <w:r>
+        <w:t xml:space="preserve"> </w:t>
+      </w:r>
+      <w:r>
+        <w:t xml:space="preserve">and the two species mostly fall in its two open half-spaces (</w:t>
+      </w:r>
+      <w:hyperlink w:anchor="def-half-space">
+        <w:r>
+          <w:rPr>
+            <w:rStyle w:val="Hyperlink"/>
+          </w:rPr>
+          <w:t xml:space="preserve">Definition 9</w:t>
+        </w:r>
+      </w:hyperlink>
+      <w:r>
+        <w:t xml:space="preserve">).</w:t>
+      </w:r>
+      <w:r>
+        <w:t xml:space="preserve"> </w:t>
+      </w:r>
+      <w:hyperlink w:anchor="fig-half-space-iris">
+        <w:r>
+          <w:rPr>
+            <w:rStyle w:val="Hyperlink"/>
+          </w:rPr>
+          <w:t xml:space="preserve">Figure 2</w:t>
+        </w:r>
+      </w:hyperlink>
+      <w:r>
+        <w:t xml:space="preserve"> </w:t>
+      </w:r>
+      <w:r>
+        <w:t xml:space="preserve">shows the line and the flowers.</w:t>
+      </w:r>
+    </w:p>
+    <w:p>
+      <w:pPr>
+        <w:pStyle w:val="SourceCode"/>
+      </w:pPr>
+      <w:r>
+        <w:rPr>
+          <w:rStyle w:val="NormalTok"/>
+        </w:rPr>
+        <w:t xml:space="preserve">two_species </w:t>
+      </w:r>
+      <w:r>
+        <w:rPr>
+          <w:rStyle w:val="OtherTok"/>
+        </w:rPr>
+        <w:t xml:space="preserve">&lt;-</w:t>
+      </w:r>
+      <w:r>
+        <w:rPr>
+          <w:rStyle w:val="NormalTok"/>
+        </w:rPr>
+        <w:t xml:space="preserve"> dplyr</w:t>
+      </w:r>
+      <w:r>
+        <w:rPr>
+          <w:rStyle w:val="SpecialCharTok"/>
+        </w:rPr>
+        <w:t xml:space="preserve">::</w:t>
+      </w:r>
+      <w:r>
+        <w:rPr>
+          <w:rStyle w:val="FunctionTok"/>
+        </w:rPr>
+        <w:t xml:space="preserve">filter</w:t>
+      </w:r>
+      <w:r>
+        <w:rPr>
+          <w:rStyle w:val="NormalTok"/>
+        </w:rPr>
+        <w:t xml:space="preserve">(iris, Species </w:t>
+      </w:r>
+      <w:r>
+        <w:rPr>
+          <w:rStyle w:val="SpecialCharTok"/>
+        </w:rPr>
+        <w:t xml:space="preserve">!=</w:t>
+      </w:r>
+      <w:r>
+        <w:rPr>
+          <w:rStyle w:val="NormalTok"/>
+        </w:rPr>
+        <w:t xml:space="preserve"> </w:t>
+      </w:r>
+      <w:r>
+        <w:rPr>
+          <w:rStyle w:val="StringTok"/>
+        </w:rPr>
+        <w:t xml:space="preserve">"setosa"</w:t>
+      </w:r>
+      <w:r>
+        <w:rPr>
+          <w:rStyle w:val="NormalTok"/>
+        </w:rPr>
+        <w:t xml:space="preserve">) </w:t>
+      </w:r>
+      <w:r>
+        <w:rPr>
+          <w:rStyle w:val="SpecialCharTok"/>
+        </w:rPr>
+        <w:t xml:space="preserve">|&gt;</w:t>
+      </w:r>
+      <w:r>
+        <w:rPr>
+          <w:rStyle w:val="NormalTok"/>
+        </w:rPr>
+        <w:t xml:space="preserve"> </w:t>
+      </w:r>
+      <w:r>
+        <w:rPr>
+          <w:rStyle w:val="FunctionTok"/>
+        </w:rPr>
+        <w:t xml:space="preserve">droplevels</w:t>
+      </w:r>
+      <w:r>
+        <w:rPr>
+          <w:rStyle w:val="NormalTok"/>
+        </w:rPr>
+        <w:t xml:space="preserve">()</w:t>
+      </w:r>
+      <w:r>
+        <w:br/>
+      </w:r>
+      <w:r>
+        <w:rPr>
+          <w:rStyle w:val="NormalTok"/>
+        </w:rPr>
+        <w:t xml:space="preserve">fit </w:t>
+      </w:r>
+      <w:r>
+        <w:rPr>
+          <w:rStyle w:val="OtherTok"/>
+        </w:rPr>
+        <w:t xml:space="preserve">&lt;-</w:t>
+      </w:r>
+      <w:r>
+        <w:rPr>
+          <w:rStyle w:val="NormalTok"/>
+        </w:rPr>
+        <w:t xml:space="preserve"> </w:t>
+      </w:r>
+      <w:r>
+        <w:rPr>
+          <w:rStyle w:val="FunctionTok"/>
+        </w:rPr>
+        <w:t xml:space="preserve">glm</w:t>
+      </w:r>
+      <w:r>
+        <w:rPr>
+          <w:rStyle w:val="NormalTok"/>
+        </w:rPr>
+        <w:t xml:space="preserve">(</w:t>
+      </w:r>
+      <w:r>
+        <w:br/>
+      </w:r>
+      <w:r>
+        <w:rPr>
+          <w:rStyle w:val="NormalTok"/>
+        </w:rPr>
+        <w:t xml:space="preserve">  Species </w:t>
+      </w:r>
+      <w:r>
+        <w:rPr>
+          <w:rStyle w:val="SpecialCharTok"/>
+        </w:rPr>
+        <w:t xml:space="preserve">~</w:t>
+      </w:r>
+      <w:r>
+        <w:rPr>
+          <w:rStyle w:val="NormalTok"/>
+        </w:rPr>
+        <w:t xml:space="preserve"> Petal.Length </w:t>
+      </w:r>
+      <w:r>
+        <w:rPr>
+          <w:rStyle w:val="SpecialCharTok"/>
+        </w:rPr>
+        <w:t xml:space="preserve">+</w:t>
+      </w:r>
+      <w:r>
+        <w:rPr>
+          <w:rStyle w:val="NormalTok"/>
+        </w:rPr>
+        <w:t xml:space="preserve"> Petal.Width,</w:t>
+      </w:r>
+      <w:r>
+        <w:br/>
+      </w:r>
+      <w:r>
+        <w:rPr>
+          <w:rStyle w:val="NormalTok"/>
+        </w:rPr>
+        <w:t xml:space="preserve">  </w:t>
+      </w:r>
+      <w:r>
+        <w:rPr>
+          <w:rStyle w:val="AttributeTok"/>
+        </w:rPr>
+        <w:t xml:space="preserve">family =</w:t>
+      </w:r>
+      <w:r>
+        <w:rPr>
+          <w:rStyle w:val="NormalTok"/>
+        </w:rPr>
+        <w:t xml:space="preserve"> binomial,</w:t>
+      </w:r>
+      <w:r>
+        <w:br/>
+      </w:r>
+      <w:r>
+        <w:rPr>
+          <w:rStyle w:val="NormalTok"/>
+        </w:rPr>
+        <w:t xml:space="preserve">  </w:t>
+      </w:r>
+      <w:r>
+        <w:rPr>
+          <w:rStyle w:val="AttributeTok"/>
+        </w:rPr>
+        <w:t xml:space="preserve">data =</w:t>
+      </w:r>
+      <w:r>
+        <w:rPr>
+          <w:rStyle w:val="NormalTok"/>
+        </w:rPr>
+        <w:t xml:space="preserve"> two_species</w:t>
+      </w:r>
+      <w:r>
+        <w:br/>
+      </w:r>
+      <w:r>
+        <w:rPr>
+          <w:rStyle w:val="NormalTok"/>
+        </w:rPr>
+        <w:t xml:space="preserve">)</w:t>
+      </w:r>
+      <w:r>
+        <w:br/>
+      </w:r>
+      <w:r>
+        <w:rPr>
+          <w:rStyle w:val="NormalTok"/>
+        </w:rPr>
+        <w:t xml:space="preserve">w </w:t>
+      </w:r>
+      <w:r>
+        <w:rPr>
+          <w:rStyle w:val="OtherTok"/>
+        </w:rPr>
+        <w:t xml:space="preserve">&lt;-</w:t>
+      </w:r>
+      <w:r>
+        <w:rPr>
+          <w:rStyle w:val="NormalTok"/>
+        </w:rPr>
+        <w:t xml:space="preserve"> </w:t>
+      </w:r>
+      <w:r>
+        <w:rPr>
+          <w:rStyle w:val="FunctionTok"/>
+        </w:rPr>
+        <w:t xml:space="preserve">coef</w:t>
+      </w:r>
+      <w:r>
+        <w:rPr>
+          <w:rStyle w:val="NormalTok"/>
+        </w:rPr>
+        <w:t xml:space="preserve">(fit)[</w:t>
+      </w:r>
+      <w:r>
+        <w:rPr>
+          <w:rStyle w:val="FunctionTok"/>
+        </w:rPr>
+        <w:t xml:space="preserve">c</w:t>
+      </w:r>
+      <w:r>
+        <w:rPr>
+          <w:rStyle w:val="NormalTok"/>
+        </w:rPr>
+        <w:t xml:space="preserve">(</w:t>
+      </w:r>
+      <w:r>
+        <w:rPr>
+          <w:rStyle w:val="StringTok"/>
+        </w:rPr>
+        <w:t xml:space="preserve">"Petal.Length"</w:t>
+      </w:r>
+      <w:r>
+        <w:rPr>
+          <w:rStyle w:val="NormalTok"/>
+        </w:rPr>
+        <w:t xml:space="preserve">, </w:t>
+      </w:r>
+      <w:r>
+        <w:rPr>
+          <w:rStyle w:val="StringTok"/>
+        </w:rPr>
+        <w:t xml:space="preserve">"Petal.Width"</w:t>
+      </w:r>
+      <w:r>
+        <w:rPr>
+          <w:rStyle w:val="NormalTok"/>
+        </w:rPr>
+        <w:t xml:space="preserve">)]</w:t>
+      </w:r>
+      <w:r>
+        <w:br/>
+      </w:r>
+      <w:r>
+        <w:rPr>
+          <w:rStyle w:val="NormalTok"/>
+        </w:rPr>
+        <w:t xml:space="preserve">b </w:t>
+      </w:r>
+      <w:r>
+        <w:rPr>
+          <w:rStyle w:val="OtherTok"/>
+        </w:rPr>
+        <w:t xml:space="preserve">&lt;-</w:t>
+      </w:r>
+      <w:r>
+        <w:rPr>
+          <w:rStyle w:val="NormalTok"/>
+        </w:rPr>
+        <w:t xml:space="preserve"> </w:t>
+      </w:r>
+      <w:r>
+        <w:rPr>
+          <w:rStyle w:val="FunctionTok"/>
+        </w:rPr>
+        <w:t xml:space="preserve">coef</w:t>
+      </w:r>
+      <w:r>
+        <w:rPr>
+          <w:rStyle w:val="NormalTok"/>
+        </w:rPr>
+        <w:t xml:space="preserve">(fit)[[</w:t>
+      </w:r>
+      <w:r>
+        <w:rPr>
+          <w:rStyle w:val="StringTok"/>
+        </w:rPr>
+        <w:t xml:space="preserve">"(Intercept)"</w:t>
+      </w:r>
+      <w:r>
+        <w:rPr>
+          <w:rStyle w:val="NormalTok"/>
+        </w:rPr>
+        <w:t xml:space="preserve">]]</w:t>
+      </w:r>
+      <w:r>
+        <w:br/>
+      </w:r>
+      <w:r>
+        <w:rPr>
+          <w:rStyle w:val="NormalTok"/>
+        </w:rPr>
+        <w:t xml:space="preserve">two_species</w:t>
+      </w:r>
+      <w:r>
+        <w:rPr>
+          <w:rStyle w:val="SpecialCharTok"/>
+        </w:rPr>
+        <w:t xml:space="preserve">$</w:t>
+      </w:r>
+      <w:r>
+        <w:rPr>
+          <w:rStyle w:val="NormalTok"/>
+        </w:rPr>
+        <w:t xml:space="preserve">score </w:t>
+      </w:r>
+      <w:r>
+        <w:rPr>
+          <w:rStyle w:val="OtherTok"/>
+        </w:rPr>
+        <w:t xml:space="preserve">&lt;-</w:t>
+      </w:r>
+      <w:r>
+        <w:rPr>
+          <w:rStyle w:val="NormalTok"/>
+        </w:rPr>
+        <w:t xml:space="preserve"> </w:t>
+      </w:r>
+      <w:r>
+        <w:rPr>
+          <w:rStyle w:val="FunctionTok"/>
+        </w:rPr>
+        <w:t xml:space="preserve">as.vector</w:t>
+      </w:r>
+      <w:r>
+        <w:rPr>
+          <w:rStyle w:val="NormalTok"/>
+        </w:rPr>
+        <w:t xml:space="preserve">(</w:t>
+      </w:r>
+      <w:r>
+        <w:br/>
+      </w:r>
+      <w:r>
+        <w:rPr>
+          <w:rStyle w:val="NormalTok"/>
+        </w:rPr>
+        <w:t xml:space="preserve">  </w:t>
+      </w:r>
+      <w:r>
+        <w:rPr>
+          <w:rStyle w:val="FunctionTok"/>
+        </w:rPr>
+        <w:t xml:space="preserve">as.matrix</w:t>
+      </w:r>
+      <w:r>
+        <w:rPr>
+          <w:rStyle w:val="NormalTok"/>
+        </w:rPr>
+        <w:t xml:space="preserve">(two_species[</w:t>
+      </w:r>
+      <w:r>
+        <w:rPr>
+          <w:rStyle w:val="FunctionTok"/>
+        </w:rPr>
+        <w:t xml:space="preserve">c</w:t>
+      </w:r>
+      <w:r>
+        <w:rPr>
+          <w:rStyle w:val="NormalTok"/>
+        </w:rPr>
+        <w:t xml:space="preserve">(</w:t>
+      </w:r>
+      <w:r>
+        <w:rPr>
+          <w:rStyle w:val="StringTok"/>
+        </w:rPr>
+        <w:t xml:space="preserve">"Petal.Length"</w:t>
+      </w:r>
+      <w:r>
+        <w:rPr>
+          <w:rStyle w:val="NormalTok"/>
+        </w:rPr>
+        <w:t xml:space="preserve">, </w:t>
+      </w:r>
+      <w:r>
+        <w:rPr>
+          <w:rStyle w:val="StringTok"/>
+        </w:rPr>
+        <w:t xml:space="preserve">"Petal.Width"</w:t>
+      </w:r>
+      <w:r>
+        <w:rPr>
+          <w:rStyle w:val="NormalTok"/>
+        </w:rPr>
+        <w:t xml:space="preserve">)]) </w:t>
+      </w:r>
+      <w:r>
+        <w:rPr>
+          <w:rStyle w:val="SpecialCharTok"/>
+        </w:rPr>
+        <w:t xml:space="preserve">%*%</w:t>
+      </w:r>
+      <w:r>
+        <w:rPr>
+          <w:rStyle w:val="NormalTok"/>
+        </w:rPr>
+        <w:t xml:space="preserve"> w </w:t>
+      </w:r>
+      <w:r>
+        <w:rPr>
+          <w:rStyle w:val="SpecialCharTok"/>
+        </w:rPr>
+        <w:t xml:space="preserve">+</w:t>
+      </w:r>
+      <w:r>
+        <w:rPr>
+          <w:rStyle w:val="NormalTok"/>
+        </w:rPr>
+        <w:t xml:space="preserve"> b</w:t>
+      </w:r>
+      <w:r>
+        <w:br/>
+      </w:r>
+      <w:r>
+        <w:rPr>
+          <w:rStyle w:val="NormalTok"/>
+        </w:rPr>
+        <w:t xml:space="preserve">)</w:t>
+      </w:r>
+      <w:r>
+        <w:br/>
+      </w:r>
+      <w:r>
+        <w:rPr>
+          <w:rStyle w:val="NormalTok"/>
+        </w:rPr>
+        <w:t xml:space="preserve">two_species</w:t>
+      </w:r>
+      <w:r>
+        <w:rPr>
+          <w:rStyle w:val="SpecialCharTok"/>
+        </w:rPr>
+        <w:t xml:space="preserve">$</w:t>
+      </w:r>
+      <w:r>
+        <w:rPr>
+          <w:rStyle w:val="NormalTok"/>
+        </w:rPr>
+        <w:t xml:space="preserve">side </w:t>
+      </w:r>
+      <w:r>
+        <w:rPr>
+          <w:rStyle w:val="OtherTok"/>
+        </w:rPr>
+        <w:t xml:space="preserve">&lt;-</w:t>
+      </w:r>
+      <w:r>
+        <w:rPr>
+          <w:rStyle w:val="NormalTok"/>
+        </w:rPr>
+        <w:t xml:space="preserve"> </w:t>
+      </w:r>
+      <w:r>
+        <w:rPr>
+          <w:rStyle w:val="FunctionTok"/>
+        </w:rPr>
+        <w:t xml:space="preserve">ifelse</w:t>
+      </w:r>
+      <w:r>
+        <w:rPr>
+          <w:rStyle w:val="NormalTok"/>
+        </w:rPr>
+        <w:t xml:space="preserve">(two_species</w:t>
+      </w:r>
+      <w:r>
+        <w:rPr>
+          <w:rStyle w:val="SpecialCharTok"/>
+        </w:rPr>
+        <w:t xml:space="preserve">$</w:t>
+      </w:r>
+      <w:r>
+        <w:rPr>
+          <w:rStyle w:val="NormalTok"/>
+        </w:rPr>
+        <w:t xml:space="preserve">score </w:t>
+      </w:r>
+      <w:r>
+        <w:rPr>
+          <w:rStyle w:val="SpecialCharTok"/>
+        </w:rPr>
+        <w:t xml:space="preserve">&gt;</w:t>
+      </w:r>
+      <w:r>
+        <w:rPr>
+          <w:rStyle w:val="NormalTok"/>
+        </w:rPr>
+        <w:t xml:space="preserve"> </w:t>
+      </w:r>
+      <w:r>
+        <w:rPr>
+          <w:rStyle w:val="DecValTok"/>
+        </w:rPr>
+        <w:t xml:space="preserve">0</w:t>
+      </w:r>
+      <w:r>
+        <w:rPr>
+          <w:rStyle w:val="NormalTok"/>
+        </w:rPr>
+        <w:t xml:space="preserve">, </w:t>
+      </w:r>
+      <w:r>
+        <w:rPr>
+          <w:rStyle w:val="StringTok"/>
+        </w:rPr>
+        <w:t xml:space="preserve">"positive"</w:t>
+      </w:r>
+      <w:r>
+        <w:rPr>
+          <w:rStyle w:val="NormalTok"/>
+        </w:rPr>
+        <w:t xml:space="preserve">, </w:t>
+      </w:r>
+      <w:r>
+        <w:rPr>
+          <w:rStyle w:val="StringTok"/>
+        </w:rPr>
+        <w:t xml:space="preserve">"negative"</w:t>
+      </w:r>
+      <w:r>
+        <w:rPr>
+          <w:rStyle w:val="NormalTok"/>
+        </w:rPr>
+        <w:t xml:space="preserve">)</w:t>
+      </w:r>
+      <w:r>
+        <w:br/>
+      </w:r>
+      <w:r>
+        <w:rPr>
+          <w:rStyle w:val="NormalTok"/>
+        </w:rPr>
+        <w:t xml:space="preserve">ggplot2</w:t>
+      </w:r>
+      <w:r>
+        <w:rPr>
+          <w:rStyle w:val="SpecialCharTok"/>
+        </w:rPr>
+        <w:t xml:space="preserve">::</w:t>
+      </w:r>
+      <w:r>
+        <w:rPr>
+          <w:rStyle w:val="FunctionTok"/>
+        </w:rPr>
+        <w:t xml:space="preserve">ggplot</w:t>
+      </w:r>
+      <w:r>
+        <w:rPr>
+          <w:rStyle w:val="NormalTok"/>
+        </w:rPr>
+        <w:t xml:space="preserve">(two_species) </w:t>
+      </w:r>
+      <w:r>
+        <w:rPr>
+          <w:rStyle w:val="SpecialCharTok"/>
+        </w:rPr>
+        <w:t xml:space="preserve">+</w:t>
+      </w:r>
+      <w:r>
+        <w:br/>
+      </w:r>
+      <w:r>
+        <w:rPr>
+          <w:rStyle w:val="NormalTok"/>
+        </w:rPr>
+        <w:t xml:space="preserve">  ggplot2</w:t>
+      </w:r>
+      <w:r>
+        <w:rPr>
+          <w:rStyle w:val="SpecialCharTok"/>
+        </w:rPr>
+        <w:t xml:space="preserve">::</w:t>
+      </w:r>
+      <w:r>
+        <w:rPr>
+          <w:rStyle w:val="FunctionTok"/>
+        </w:rPr>
+        <w:t xml:space="preserve">aes</w:t>
+      </w:r>
+      <w:r>
+        <w:rPr>
+          <w:rStyle w:val="NormalTok"/>
+        </w:rPr>
+        <w:t xml:space="preserve">(</w:t>
+      </w:r>
+      <w:r>
+        <w:rPr>
+          <w:rStyle w:val="AttributeTok"/>
+        </w:rPr>
+        <w:t xml:space="preserve">x =</w:t>
+      </w:r>
+      <w:r>
+        <w:rPr>
+          <w:rStyle w:val="NormalTok"/>
+        </w:rPr>
+        <w:t xml:space="preserve"> Petal.Length, </w:t>
+      </w:r>
+      <w:r>
+        <w:rPr>
+          <w:rStyle w:val="AttributeTok"/>
+        </w:rPr>
+        <w:t xml:space="preserve">y =</w:t>
+      </w:r>
+      <w:r>
+        <w:rPr>
+          <w:rStyle w:val="NormalTok"/>
+        </w:rPr>
+        <w:t xml:space="preserve"> Petal.Width, </w:t>
+      </w:r>
+      <w:r>
+        <w:rPr>
+          <w:rStyle w:val="AttributeTok"/>
+        </w:rPr>
+        <w:t xml:space="preserve">colour =</w:t>
+      </w:r>
+      <w:r>
+        <w:rPr>
+          <w:rStyle w:val="NormalTok"/>
+        </w:rPr>
+        <w:t xml:space="preserve"> Species) </w:t>
+      </w:r>
+      <w:r>
+        <w:rPr>
+          <w:rStyle w:val="SpecialCharTok"/>
+        </w:rPr>
+        <w:t xml:space="preserve">+</w:t>
+      </w:r>
+      <w:r>
+        <w:br/>
+      </w:r>
+      <w:r>
+        <w:rPr>
+          <w:rStyle w:val="NormalTok"/>
+        </w:rPr>
+        <w:t xml:space="preserve">  ggplot2</w:t>
+      </w:r>
+      <w:r>
+        <w:rPr>
+          <w:rStyle w:val="SpecialCharTok"/>
+        </w:rPr>
+        <w:t xml:space="preserve">::</w:t>
+      </w:r>
+      <w:r>
+        <w:rPr>
+          <w:rStyle w:val="FunctionTok"/>
+        </w:rPr>
+        <w:t xml:space="preserve">geom_point</w:t>
+      </w:r>
+      <w:r>
+        <w:rPr>
+          <w:rStyle w:val="NormalTok"/>
+        </w:rPr>
+        <w:t xml:space="preserve">() </w:t>
+      </w:r>
+      <w:r>
+        <w:rPr>
+          <w:rStyle w:val="SpecialCharTok"/>
+        </w:rPr>
+        <w:t xml:space="preserve">+</w:t>
+      </w:r>
+      <w:r>
+        <w:br/>
+      </w:r>
+      <w:r>
+        <w:rPr>
+          <w:rStyle w:val="NormalTok"/>
+        </w:rPr>
+        <w:t xml:space="preserve">  ggplot2</w:t>
+      </w:r>
+      <w:r>
+        <w:rPr>
+          <w:rStyle w:val="SpecialCharTok"/>
+        </w:rPr>
+        <w:t xml:space="preserve">::</w:t>
+      </w:r>
+      <w:r>
+        <w:rPr>
+          <w:rStyle w:val="FunctionTok"/>
+        </w:rPr>
+        <w:t xml:space="preserve">geom_abline</w:t>
+      </w:r>
+      <w:r>
+        <w:rPr>
+          <w:rStyle w:val="NormalTok"/>
+        </w:rPr>
+        <w:t xml:space="preserve">(</w:t>
+      </w:r>
+      <w:r>
+        <w:rPr>
+          <w:rStyle w:val="AttributeTok"/>
+        </w:rPr>
+        <w:t xml:space="preserve">intercept =</w:t>
+      </w:r>
+      <w:r>
+        <w:rPr>
+          <w:rStyle w:val="NormalTok"/>
+        </w:rPr>
+        <w:t xml:space="preserve"> </w:t>
+      </w:r>
+      <w:r>
+        <w:rPr>
+          <w:rStyle w:val="SpecialCharTok"/>
+        </w:rPr>
+        <w:t xml:space="preserve">-</w:t>
+      </w:r>
+      <w:r>
+        <w:rPr>
+          <w:rStyle w:val="NormalTok"/>
+        </w:rPr>
+        <w:t xml:space="preserve">b </w:t>
+      </w:r>
+      <w:r>
+        <w:rPr>
+          <w:rStyle w:val="SpecialCharTok"/>
+        </w:rPr>
+        <w:t xml:space="preserve">/</w:t>
+      </w:r>
+      <w:r>
+        <w:rPr>
+          <w:rStyle w:val="NormalTok"/>
+        </w:rPr>
+        <w:t xml:space="preserve"> w[[</w:t>
+      </w:r>
+      <w:r>
+        <w:rPr>
+          <w:rStyle w:val="DecValTok"/>
+        </w:rPr>
+        <w:t xml:space="preserve">2</w:t>
+      </w:r>
+      <w:r>
+        <w:rPr>
+          <w:rStyle w:val="NormalTok"/>
+        </w:rPr>
+        <w:t xml:space="preserve">]], </w:t>
+      </w:r>
+      <w:r>
+        <w:rPr>
+          <w:rStyle w:val="AttributeTok"/>
+        </w:rPr>
+        <w:t xml:space="preserve">slope =</w:t>
+      </w:r>
+      <w:r>
+        <w:rPr>
+          <w:rStyle w:val="NormalTok"/>
+        </w:rPr>
+        <w:t xml:space="preserve"> </w:t>
+      </w:r>
+      <w:r>
+        <w:rPr>
+          <w:rStyle w:val="SpecialCharTok"/>
+        </w:rPr>
+        <w:t xml:space="preserve">-</w:t>
+      </w:r>
+      <w:r>
+        <w:rPr>
+          <w:rStyle w:val="NormalTok"/>
+        </w:rPr>
+        <w:t xml:space="preserve">w[[</w:t>
+      </w:r>
+      <w:r>
+        <w:rPr>
+          <w:rStyle w:val="DecValTok"/>
+        </w:rPr>
+        <w:t xml:space="preserve">1</w:t>
+      </w:r>
+      <w:r>
+        <w:rPr>
+          <w:rStyle w:val="NormalTok"/>
+        </w:rPr>
+        <w:t xml:space="preserve">]] </w:t>
+      </w:r>
+      <w:r>
+        <w:rPr>
+          <w:rStyle w:val="SpecialCharTok"/>
+        </w:rPr>
+        <w:t xml:space="preserve">/</w:t>
+      </w:r>
+      <w:r>
+        <w:rPr>
+          <w:rStyle w:val="NormalTok"/>
+        </w:rPr>
+        <w:t xml:space="preserve"> w[[</w:t>
+      </w:r>
+      <w:r>
+        <w:rPr>
+          <w:rStyle w:val="DecValTok"/>
+        </w:rPr>
+        <w:t xml:space="preserve">2</w:t>
+      </w:r>
+      <w:r>
+        <w:rPr>
+          <w:rStyle w:val="NormalTok"/>
+        </w:rPr>
+        <w:t xml:space="preserve">]]) </w:t>
+      </w:r>
+      <w:r>
+        <w:rPr>
+          <w:rStyle w:val="SpecialCharTok"/>
+        </w:rPr>
+        <w:t xml:space="preserve">+</w:t>
+      </w:r>
+      <w:r>
+        <w:br/>
+      </w:r>
+      <w:r>
+        <w:rPr>
+          <w:rStyle w:val="NormalTok"/>
+        </w:rPr>
+        <w:t xml:space="preserve">  ggplot2</w:t>
+      </w:r>
+      <w:r>
+        <w:rPr>
+          <w:rStyle w:val="SpecialCharTok"/>
+        </w:rPr>
+        <w:t xml:space="preserve">::</w:t>
+      </w:r>
+      <w:r>
+        <w:rPr>
+          <w:rStyle w:val="FunctionTok"/>
+        </w:rPr>
+        <w:t xml:space="preserve">labs</w:t>
+      </w:r>
+      <w:r>
+        <w:rPr>
+          <w:rStyle w:val="NormalTok"/>
+        </w:rPr>
+        <w:t xml:space="preserve">(</w:t>
+      </w:r>
+      <w:r>
+        <w:rPr>
+          <w:rStyle w:val="AttributeTok"/>
+        </w:rPr>
+        <w:t xml:space="preserve">x =</w:t>
+      </w:r>
+      <w:r>
+        <w:rPr>
+          <w:rStyle w:val="NormalTok"/>
+        </w:rPr>
+        <w:t xml:space="preserve"> </w:t>
+      </w:r>
+      <w:r>
+        <w:rPr>
+          <w:rStyle w:val="StringTok"/>
+        </w:rPr>
+        <w:t xml:space="preserve">"Petal length (cm)"</w:t>
+      </w:r>
+      <w:r>
+        <w:rPr>
+          <w:rStyle w:val="NormalTok"/>
+        </w:rPr>
+        <w:t xml:space="preserve">, </w:t>
+      </w:r>
+      <w:r>
+        <w:rPr>
+          <w:rStyle w:val="AttributeTok"/>
+        </w:rPr>
+        <w:t xml:space="preserve">y =</w:t>
+      </w:r>
+      <w:r>
+        <w:rPr>
+          <w:rStyle w:val="NormalTok"/>
+        </w:rPr>
+        <w:t xml:space="preserve"> </w:t>
+      </w:r>
+      <w:r>
+        <w:rPr>
+          <w:rStyle w:val="StringTok"/>
+        </w:rPr>
+        <w:t xml:space="preserve">"Petal width (cm)"</w:t>
+      </w:r>
+      <w:r>
+        <w:rPr>
+          <w:rStyle w:val="NormalTok"/>
+        </w:rPr>
+        <w:t xml:space="preserve">)</w:t>
+      </w:r>
+    </w:p>
+    <w:tbl>
+      <w:tblPr>
+        <w:tblStyle w:val="Table"/>
+        <w:tblW w:type="pct" w:w="5000"/>
+        <w:tblLayout w:type="fixed"/>
+        <w:tblLook w:firstRow="0" w:lastRow="0" w:firstColumn="0" w:lastColumn="0" w:noHBand="0" w:noVBand="0" w:val="0000"/>
+      </w:tblPr>
+      <w:tblGrid>
+        <w:gridCol w:w="7920"/>
+      </w:tblGrid>
+      <w:tr>
+        <w:tc>
+          <w:tcPr/>
+          <w:bookmarkStart w:id="116" w:name="fig-half-space-iris"/>
+          <w:p>
+            <w:pPr>
+              <w:pStyle w:val="Compact"/>
+              <w:jc w:val="center"/>
+            </w:pPr>
+            <w:r>
+              <w:drawing>
+                <wp:inline>
+                  <wp:extent cx="4620126" cy="3696101"/>
+                  <wp:effectExtent b="0" l="0" r="0" t="0"/>
+                  <wp:docPr descr="" title="" id="114" name="Picture"/>
+                  <a:graphic>
+                    <a:graphicData uri="http://schemas.openxmlformats.org/drawingml/2006/picture">
+                      <pic:pic>
+                        <pic:nvPicPr>
+                          <pic:cNvPr descr="linear-algebra-rank-nullity_files/figure-docx/fig-half-space-iris-1.png" id="115" name="Picture"/>
+                          <pic:cNvPicPr>
+                            <a:picLocks noChangeArrowheads="1" noChangeAspect="1"/>
+                          </pic:cNvPicPr>
+                        </pic:nvPicPr>
+                        <pic:blipFill>
+                          <a:blip r:embed="rId113"/>
+                          <a:stretch>
+                            <a:fillRect/>
+                          </a:stretch>
+                        </pic:blipFill>
+                        <pic:spPr bwMode="auto">
+                          <a:xfrm>
+                            <a:off x="0" y="0"/>
+                            <a:ext cx="4620126" cy="3696101"/>
+                          </a:xfrm>
+                          <a:prstGeom prst="rect">
+                            <a:avLst/>
+                          </a:prstGeom>
+                          <a:noFill/>
+                          <a:ln w="9525">
+                            <a:noFill/>
+                            <a:headEnd/>
+                            <a:tailEnd/>
+                          </a:ln>
+                        </pic:spPr>
+                      </pic:pic>
+                    </a:graphicData>
+                  </a:graphic>
+                </wp:inline>
+              </w:drawing>
+            </w:r>
+          </w:p>
+          <w:p>
+            <w:pPr>
+              <w:jc w:val="center"/>
+            </w:pPr>
+            <w:pPr>
+              <w:jc w:val="left"/>
+              <w:spacing w:before="200"/>
+              <w:pStyle w:val="ImageCaption"/>
+            </w:pPr>
+            <w:r>
+              <w:t xml:space="preserve">Figure 2: Petal length and width of versicolor and virginica irises, with the line where a logistic regression is indifferent between the two species</w:t>
+            </w:r>
+          </w:p>
+          <w:bookmarkEnd w:id="116"/>
         </w:tc>
       </w:tr>
     </w:tbl>
@@ -33537,15 +35918,15 @@
           <w:rPr>
             <w:rStyle w:val="Hyperlink"/>
           </w:rPr>
-          <w:t xml:space="preserve">Theorem 15</w:t>
+          <w:t xml:space="preserve">Theorem 16</w:t>
         </w:r>
       </w:hyperlink>
       <w:r>
         <w:t xml:space="preserve">).</w:t>
       </w:r>
     </w:p>
-    <w:bookmarkEnd w:id="106"/>
-    <w:bookmarkStart w:id="107" w:name="exr-half-space-sides"/>
+    <w:bookmarkEnd w:id="117"/>
+    <w:bookmarkStart w:id="118" w:name="exr-half-space-sides"/>
     <w:p>
       <w:pPr>
         <w:pStyle w:val="BodyText"/>
@@ -34026,15 +36407,15 @@
           <w:rPr>
             <w:rStyle w:val="Hyperlink"/>
           </w:rPr>
-          <w:t xml:space="preserve">Theorem 15</w:t>
+          <w:t xml:space="preserve">Theorem 16</w:t>
         </w:r>
       </w:hyperlink>
       <w:r>
         <w:t xml:space="preserve">).</w:t>
       </w:r>
     </w:p>
-    <w:bookmarkEnd w:id="107"/>
-    <w:bookmarkStart w:id="108" w:name="sol-half-space-sides"/>
+    <w:bookmarkEnd w:id="118"/>
+    <w:bookmarkStart w:id="119" w:name="sol-half-space-sides"/>
     <w:p>
       <w:pPr>
         <w:pStyle w:val="FirstParagraph"/>
@@ -35088,8 +37469,8 @@
         <w:t xml:space="preserve">.</w:t>
       </w:r>
     </w:p>
-    <w:bookmarkEnd w:id="108"/>
-    <w:bookmarkStart w:id="109" w:name="def-rank-factorization"/>
+    <w:bookmarkEnd w:id="119"/>
+    <w:bookmarkStart w:id="120" w:name="def-rank-factorization"/>
     <w:p>
       <w:pPr>
         <w:pStyle w:val="FirstParagraph"/>
@@ -35378,8 +37759,8 @@
         </m:oMath>
       </m:oMathPara>
     </w:p>
-    <w:bookmarkEnd w:id="109"/>
-    <w:bookmarkStart w:id="110" w:name="exm-rank-factorization"/>
+    <w:bookmarkEnd w:id="120"/>
+    <w:bookmarkStart w:id="121" w:name="exm-rank-factorization"/>
     <w:p>
       <w:pPr>
         <w:pStyle w:val="FirstParagraph"/>
@@ -35389,7 +37770,7 @@
           <w:b/>
           <w:bCs/>
         </w:rPr>
-        <w:t xml:space="preserve">Example 26 (A rank factorization of a rank-one matrix)</w:t>
+        <w:t xml:space="preserve">Example 27 (A rank factorization of a rank-one matrix)</w:t>
       </w:r>
       <w:r>
         <w:t xml:space="preserve"> </w:t>
@@ -36392,8 +38773,8 @@
         <w:t xml:space="preserve">.</w:t>
       </w:r>
     </w:p>
-    <w:bookmarkEnd w:id="110"/>
-    <w:bookmarkStart w:id="111" w:name="thm-rank-factorization"/>
+    <w:bookmarkEnd w:id="121"/>
+    <w:bookmarkStart w:id="122" w:name="thm-rank-factorization"/>
     <w:p>
       <w:pPr>
         <w:pStyle w:val="BodyText"/>
@@ -36403,7 +38784,7 @@
           <w:b/>
           <w:bCs/>
         </w:rPr>
-        <w:t xml:space="preserve">Theorem 16 (Every nonzero matrix has a rank factorization)</w:t>
+        <w:t xml:space="preserve">Theorem 17 (Every nonzero matrix has a rank factorization)</w:t>
       </w:r>
       <w:r>
         <w:t xml:space="preserve"> </w:t>
@@ -36572,7 +38953,7 @@
         <w:t xml:space="preserve">.</w:t>
       </w:r>
     </w:p>
-    <w:bookmarkEnd w:id="111"/>
+    <w:bookmarkEnd w:id="122"/>
     <w:p>
       <w:pPr>
         <w:pStyle w:val="BodyText"/>
@@ -37067,7 +39448,7 @@
         <w:t xml:space="preserve">.</w:t>
       </w:r>
     </w:p>
-    <w:bookmarkStart w:id="112" w:name="exm-rank-factorization-construct"/>
+    <w:bookmarkStart w:id="123" w:name="exm-rank-factorization-construct"/>
     <w:p>
       <w:pPr>
         <w:pStyle w:val="BodyText"/>
@@ -37077,7 +39458,7 @@
           <w:b/>
           <w:bCs/>
         </w:rPr>
-        <w:t xml:space="preserve">Example 27 (Building a rank factorization from a basis)</w:t>
+        <w:t xml:space="preserve">Example 28 (Building a rank factorization from a basis)</w:t>
       </w:r>
       <w:r>
         <w:t xml:space="preserve"> </w:t>
@@ -37567,7 +39948,7 @@
           <w:rPr>
             <w:rStyle w:val="Hyperlink"/>
           </w:rPr>
-          <w:t xml:space="preserve">Theorem 16</w:t>
+          <w:t xml:space="preserve">Theorem 17</w:t>
         </w:r>
       </w:hyperlink>
       <w:r>
@@ -37736,16 +40117,16 @@
           <w:rPr>
             <w:rStyle w:val="Hyperlink"/>
           </w:rPr>
-          <w:t xml:space="preserve">Example 26</w:t>
+          <w:t xml:space="preserve">Example 27</w:t>
         </w:r>
       </w:hyperlink>
       <w:r>
         <w:t xml:space="preserve">.</w:t>
       </w:r>
     </w:p>
-    <w:bookmarkEnd w:id="112"/>
-    <w:bookmarkStart w:id="127" w:name="refs"/>
-    <w:bookmarkStart w:id="114" w:name="ref-wikipedia_row_and_column_spaces"/>
+    <w:bookmarkEnd w:id="123"/>
+    <w:bookmarkStart w:id="138" w:name="refs"/>
+    <w:bookmarkStart w:id="125" w:name="ref-wikipedia_row_and_column_spaces"/>
     <w:p>
       <w:pPr>
         <w:pStyle w:val="Bibliography"/>
@@ -37792,7 +40173,7 @@
       <w:r>
         <w:t xml:space="preserve"> </w:t>
       </w:r>
-      <w:hyperlink r:id="rId113">
+      <w:hyperlink r:id="rId124">
         <w:r>
           <w:rPr>
             <w:rStyle w:val="Hyperlink"/>
@@ -37801,8 +40182,8 @@
         </w:r>
       </w:hyperlink>
     </w:p>
-    <w:bookmarkEnd w:id="114"/>
-    <w:bookmarkStart w:id="116" w:name="ref-wikipedia_gram_matrix"/>
+    <w:bookmarkEnd w:id="125"/>
+    <w:bookmarkStart w:id="127" w:name="ref-wikipedia_gram_matrix"/>
     <w:p>
       <w:pPr>
         <w:pStyle w:val="Bibliography"/>
@@ -37849,7 +40230,7 @@
       <w:r>
         <w:t xml:space="preserve"> </w:t>
       </w:r>
-      <w:hyperlink r:id="rId115">
+      <w:hyperlink r:id="rId126">
         <w:r>
           <w:rPr>
             <w:rStyle w:val="Hyperlink"/>
@@ -37858,8 +40239,8 @@
         </w:r>
       </w:hyperlink>
     </w:p>
-    <w:bookmarkEnd w:id="116"/>
-    <w:bookmarkStart w:id="118" w:name="ref-zhou2024rank"/>
+    <w:bookmarkEnd w:id="127"/>
+    <w:bookmarkStart w:id="129" w:name="ref-zhou2024rank"/>
     <w:p>
       <w:pPr>
         <w:pStyle w:val="Bibliography"/>
@@ -37891,7 +40272,7 @@
       <w:r>
         <w:t xml:space="preserve"> </w:t>
       </w:r>
-      <w:hyperlink r:id="rId117">
+      <w:hyperlink r:id="rId128">
         <w:r>
           <w:rPr>
             <w:rStyle w:val="Hyperlink"/>
@@ -37900,8 +40281,8 @@
         </w:r>
       </w:hyperlink>
     </w:p>
-    <w:bookmarkEnd w:id="118"/>
-    <w:bookmarkStart w:id="120" w:name="ref-wikipedia_rank_nullity_theorem"/>
+    <w:bookmarkEnd w:id="129"/>
+    <w:bookmarkStart w:id="131" w:name="ref-wikipedia_rank_nullity_theorem"/>
     <w:p>
       <w:pPr>
         <w:pStyle w:val="Bibliography"/>
@@ -37948,7 +40329,7 @@
       <w:r>
         <w:t xml:space="preserve"> </w:t>
       </w:r>
-      <w:hyperlink r:id="rId119">
+      <w:hyperlink r:id="rId130">
         <w:r>
           <w:rPr>
             <w:rStyle w:val="Hyperlink"/>
@@ -37957,8 +40338,8 @@
         </w:r>
       </w:hyperlink>
     </w:p>
-    <w:bookmarkEnd w:id="120"/>
-    <w:bookmarkStart w:id="122" w:name="ref-wikipedia_affine_space"/>
+    <w:bookmarkEnd w:id="131"/>
+    <w:bookmarkStart w:id="133" w:name="ref-wikipedia_affine_space"/>
     <w:p>
       <w:pPr>
         <w:pStyle w:val="Bibliography"/>
@@ -38005,7 +40386,7 @@
       <w:r>
         <w:t xml:space="preserve"> </w:t>
       </w:r>
-      <w:hyperlink r:id="rId121">
+      <w:hyperlink r:id="rId132">
         <w:r>
           <w:rPr>
             <w:rStyle w:val="Hyperlink"/>
@@ -38014,8 +40395,8 @@
         </w:r>
       </w:hyperlink>
     </w:p>
-    <w:bookmarkEnd w:id="122"/>
-    <w:bookmarkStart w:id="124" w:name="ref-wikipedia_half_space_geometry"/>
+    <w:bookmarkEnd w:id="133"/>
+    <w:bookmarkStart w:id="135" w:name="ref-wikipedia_half_space_geometry"/>
     <w:p>
       <w:pPr>
         <w:pStyle w:val="Bibliography"/>
@@ -38062,7 +40443,7 @@
       <w:r>
         <w:t xml:space="preserve"> </w:t>
       </w:r>
-      <w:hyperlink r:id="rId123">
+      <w:hyperlink r:id="rId134">
         <w:r>
           <w:rPr>
             <w:rStyle w:val="Hyperlink"/>
@@ -38071,8 +40452,8 @@
         </w:r>
       </w:hyperlink>
     </w:p>
-    <w:bookmarkEnd w:id="124"/>
-    <w:bookmarkStart w:id="126" w:name="ref-wikipedia_rank_factorization"/>
+    <w:bookmarkEnd w:id="135"/>
+    <w:bookmarkStart w:id="137" w:name="ref-wikipedia_rank_factorization"/>
     <w:p>
       <w:pPr>
         <w:pStyle w:val="Bibliography"/>
@@ -38119,7 +40500,7 @@
       <w:r>
         <w:t xml:space="preserve"> </w:t>
       </w:r>
-      <w:hyperlink r:id="rId125">
+      <w:hyperlink r:id="rId136">
         <w:r>
           <w:rPr>
             <w:rStyle w:val="Hyperlink"/>
@@ -38128,9 +40509,9 @@
         </w:r>
       </w:hyperlink>
     </w:p>
-    <w:bookmarkEnd w:id="126"/>
-    <w:bookmarkEnd w:id="127"/>
-    <w:bookmarkEnd w:id="128"/>
+    <w:bookmarkEnd w:id="137"/>
+    <w:bookmarkEnd w:id="138"/>
+    <w:bookmarkEnd w:id="139"/>
     <w:sectPr>
       <w:footnotePr>
         <w:numRestart w:val="eachSect"/>

--- a/linear-algebra-rank-nullity.docx
+++ b/linear-algebra-rank-nullity.docx
@@ -15,7 +15,7 @@
         <w:pStyle w:val="Date"/>
       </w:pPr>
       <w:r>
-        <w:t xml:space="preserve">Last modified: 2026-10-30 12:07:09 (PDT)</w:t>
+        <w:t xml:space="preserve">Last modified: 2026-10-30 13:54:56 (PDT)</w:t>
       </w:r>
     </w:p>
     <w:bookmarkStart w:id="44" w:name="sec-column-null-space"/>

--- a/linear-algebra-rank-nullity.docx
+++ b/linear-algebra-rank-nullity.docx
@@ -15,7 +15,7 @@
         <w:pStyle w:val="Date"/>
       </w:pPr>
       <w:r>
-        <w:t xml:space="preserve">Last modified: 2026-10-30 13:54:56 (PDT)</w:t>
+        <w:t xml:space="preserve">Last modified: 2026-10-30 15:46:06 (PDT)</w:t>
       </w:r>
     </w:p>
     <w:bookmarkStart w:id="44" w:name="sec-column-null-space"/>

--- a/linear-algebra-rank-nullity.docx
+++ b/linear-algebra-rank-nullity.docx
@@ -15,7 +15,7 @@
         <w:pStyle w:val="Date"/>
       </w:pPr>
       <w:r>
-        <w:t xml:space="preserve">Last modified: 2026-10-30 15:46:06 (PDT)</w:t>
+        <w:t xml:space="preserve">Last modified: 2026-10-30 17:15:43 (PDT)</w:t>
       </w:r>
     </w:p>
     <w:bookmarkStart w:id="44" w:name="sec-column-null-space"/>

--- a/linear-algebra-rank-nullity.docx
+++ b/linear-algebra-rank-nullity.docx
@@ -15,7 +15,7 @@
         <w:pStyle w:val="Date"/>
       </w:pPr>
       <w:r>
-        <w:t xml:space="preserve">Last modified: 2026-10-30 17:15:43 (PDT)</w:t>
+        <w:t xml:space="preserve">Last modified: 2026-10-30 18:45:42 (PDT)</w:t>
       </w:r>
     </w:p>
     <w:bookmarkStart w:id="44" w:name="sec-column-null-space"/>

--- a/linear-algebra-rank-nullity.docx
+++ b/linear-algebra-rank-nullity.docx
@@ -15,7 +15,7 @@
         <w:pStyle w:val="Date"/>
       </w:pPr>
       <w:r>
-        <w:t xml:space="preserve">Last modified: 2026-10-30 18:45:42 (PDT)</w:t>
+        <w:t xml:space="preserve">Last modified: 2026-10-30 21:18:12 (PDT)</w:t>
       </w:r>
     </w:p>
     <w:bookmarkStart w:id="44" w:name="sec-column-null-space"/>

--- a/linear-algebra-rank-nullity.docx
+++ b/linear-algebra-rank-nullity.docx
@@ -15,7 +15,7 @@
         <w:pStyle w:val="Date"/>
       </w:pPr>
       <w:r>
-        <w:t xml:space="preserve">Last modified: 2026-10-30 21:18:12 (PDT)</w:t>
+        <w:t xml:space="preserve">Last modified: 2026-10-31 00:08:50 (PDT)</w:t>
       </w:r>
     </w:p>
     <w:bookmarkStart w:id="44" w:name="sec-column-null-space"/>

--- a/linear-algebra-rank-nullity.docx
+++ b/linear-algebra-rank-nullity.docx
@@ -15,7 +15,7 @@
         <w:pStyle w:val="Date"/>
       </w:pPr>
       <w:r>
-        <w:t xml:space="preserve">Last modified: 2026-10-31 00:08:50 (PDT)</w:t>
+        <w:t xml:space="preserve">Last modified: 2026-10-31 06:43:52 (PDT)</w:t>
       </w:r>
     </w:p>
     <w:bookmarkStart w:id="44" w:name="sec-column-null-space"/>
